--- a/reports/Official-IoT_RapportV1.docx
+++ b/reports/Official-IoT_RapportV1.docx
@@ -1349,7 +1349,7 @@
     </w:p>
     <w:p>
       <w:pPr>
-        <w:pStyle w:val="9"/>
+        <w:pStyle w:val="11"/>
         <w:keepNext w:val="0"/>
         <w:keepLines w:val="0"/>
         <w:widowControl/>
@@ -1370,7 +1370,7 @@
       </w:pPr>
       <w:r>
         <w:rPr>
-          <w:rStyle w:val="13"/>
+          <w:rStyle w:val="15"/>
           <w:rFonts w:hint="default" w:ascii="Times New Roman" w:hAnsi="Times New Roman" w:cs="Times New Roman"/>
           <w:sz w:val="28"/>
           <w:szCs w:val="28"/>
@@ -1408,7 +1408,7 @@
     </w:p>
     <w:p>
       <w:pPr>
-        <w:pStyle w:val="9"/>
+        <w:pStyle w:val="11"/>
         <w:keepNext w:val="0"/>
         <w:keepLines w:val="0"/>
         <w:widowControl/>
@@ -1438,7 +1438,7 @@
       </w:r>
       <w:r>
         <w:rPr>
-          <w:rStyle w:val="7"/>
+          <w:rStyle w:val="8"/>
           <w:rFonts w:hint="default" w:ascii="Times New Roman" w:hAnsi="Times New Roman" w:eastAsia="Segoe UI" w:cs="Times New Roman"/>
           <w:b/>
           <w:bCs/>
@@ -1470,7 +1470,7 @@
     </w:p>
     <w:p>
       <w:pPr>
-        <w:pStyle w:val="9"/>
+        <w:pStyle w:val="11"/>
         <w:keepNext w:val="0"/>
         <w:keepLines w:val="0"/>
         <w:widowControl/>
@@ -1489,7 +1489,7 @@
       </w:pPr>
       <w:r>
         <w:rPr>
-          <w:rStyle w:val="7"/>
+          <w:rStyle w:val="8"/>
           <w:rFonts w:hint="default" w:ascii="Times New Roman" w:hAnsi="Times New Roman" w:eastAsia="Segoe UI" w:cs="Times New Roman"/>
           <w:b/>
           <w:bCs/>
@@ -1549,7 +1549,7 @@
     </w:p>
     <w:p>
       <w:pPr>
-        <w:pStyle w:val="9"/>
+        <w:pStyle w:val="11"/>
         <w:keepNext w:val="0"/>
         <w:keepLines w:val="0"/>
         <w:widowControl/>
@@ -1568,7 +1568,7 @@
       </w:pPr>
       <w:r>
         <w:rPr>
-          <w:rStyle w:val="7"/>
+          <w:rStyle w:val="8"/>
           <w:rFonts w:hint="default" w:ascii="Times New Roman" w:hAnsi="Times New Roman" w:eastAsia="Segoe UI" w:cs="Times New Roman"/>
           <w:b/>
           <w:bCs/>
@@ -1600,7 +1600,7 @@
     </w:p>
     <w:p>
       <w:pPr>
-        <w:pStyle w:val="9"/>
+        <w:pStyle w:val="11"/>
         <w:keepNext w:val="0"/>
         <w:keepLines w:val="0"/>
         <w:widowControl/>
@@ -1619,7 +1619,7 @@
       </w:pPr>
       <w:r>
         <w:rPr>
-          <w:rStyle w:val="7"/>
+          <w:rStyle w:val="8"/>
           <w:rFonts w:hint="default" w:ascii="Times New Roman" w:hAnsi="Times New Roman" w:eastAsia="Segoe UI" w:cs="Times New Roman"/>
           <w:b/>
           <w:bCs/>
@@ -1651,7 +1651,7 @@
     </w:p>
     <w:p>
       <w:pPr>
-        <w:pStyle w:val="9"/>
+        <w:pStyle w:val="11"/>
         <w:keepNext w:val="0"/>
         <w:keepLines w:val="0"/>
         <w:widowControl/>
@@ -1668,11 +1668,9 @@
           <w:szCs w:val="24"/>
         </w:rPr>
       </w:pPr>
-      <w:bookmarkStart w:id="0" w:name="_GoBack"/>
-      <w:bookmarkEnd w:id="0"/>
-      <w:r>
-        <w:rPr>
-          <w:rStyle w:val="7"/>
+      <w:r>
+        <w:rPr>
+          <w:rStyle w:val="8"/>
           <w:rFonts w:hint="default" w:ascii="Times New Roman" w:hAnsi="Times New Roman" w:eastAsia="Segoe UI" w:cs="Times New Roman"/>
           <w:b/>
           <w:bCs/>
@@ -1704,7 +1702,7 @@
     </w:p>
     <w:p>
       <w:pPr>
-        <w:pStyle w:val="9"/>
+        <w:pStyle w:val="11"/>
         <w:keepNext w:val="0"/>
         <w:keepLines w:val="0"/>
         <w:widowControl/>
@@ -1740,7 +1738,7 @@
     </w:p>
     <w:p>
       <w:pPr>
-        <w:pStyle w:val="9"/>
+        <w:pStyle w:val="11"/>
         <w:keepNext w:val="0"/>
         <w:keepLines w:val="0"/>
         <w:widowControl/>
@@ -1763,7 +1761,214 @@
     </w:p>
     <w:p>
       <w:pPr>
-        <w:pStyle w:val="3"/>
+        <w:pStyle w:val="11"/>
+        <w:keepNext w:val="0"/>
+        <w:keepLines w:val="0"/>
+        <w:widowControl/>
+        <w:suppressLineNumbers w:val="0"/>
+        <w:shd w:val="clear" w:fill="FFFFFF"/>
+        <w:spacing w:before="160" w:beforeAutospacing="0" w:after="160" w:afterAutospacing="0"/>
+        <w:ind w:left="0" w:right="0" w:firstLine="0"/>
+        <w:rPr>
+          <w:rFonts w:hint="default" w:ascii="Times New Roman" w:hAnsi="Times New Roman" w:eastAsia="Segoe UI" w:cs="Times New Roman"/>
+          <w:i w:val="0"/>
+          <w:iCs w:val="0"/>
+          <w:caps w:val="0"/>
+          <w:color w:val="0F1115"/>
+          <w:spacing w:val="0"/>
+          <w:sz w:val="24"/>
+          <w:szCs w:val="24"/>
+          <w:shd w:val="clear" w:fill="FFFFFF"/>
+        </w:rPr>
+      </w:pPr>
+    </w:p>
+    <w:p>
+      <w:pPr>
+        <w:pStyle w:val="11"/>
+        <w:keepNext w:val="0"/>
+        <w:keepLines w:val="0"/>
+        <w:widowControl/>
+        <w:suppressLineNumbers w:val="0"/>
+        <w:shd w:val="clear" w:fill="FFFFFF"/>
+        <w:spacing w:before="160" w:beforeAutospacing="0" w:after="160" w:afterAutospacing="0"/>
+        <w:ind w:left="0" w:right="0" w:firstLine="0"/>
+        <w:rPr>
+          <w:rFonts w:hint="default" w:ascii="Times New Roman" w:hAnsi="Times New Roman" w:eastAsia="Segoe UI" w:cs="Times New Roman"/>
+          <w:i w:val="0"/>
+          <w:iCs w:val="0"/>
+          <w:caps w:val="0"/>
+          <w:color w:val="0F1115"/>
+          <w:spacing w:val="0"/>
+          <w:sz w:val="24"/>
+          <w:szCs w:val="24"/>
+          <w:shd w:val="clear" w:fill="FFFFFF"/>
+        </w:rPr>
+      </w:pPr>
+    </w:p>
+    <w:p>
+      <w:pPr>
+        <w:pStyle w:val="11"/>
+        <w:keepNext w:val="0"/>
+        <w:keepLines w:val="0"/>
+        <w:widowControl/>
+        <w:suppressLineNumbers w:val="0"/>
+        <w:shd w:val="clear" w:fill="FFFFFF"/>
+        <w:spacing w:before="160" w:beforeAutospacing="0" w:after="160" w:afterAutospacing="0"/>
+        <w:ind w:left="0" w:right="0" w:firstLine="0"/>
+        <w:rPr>
+          <w:rFonts w:hint="default" w:ascii="Times New Roman" w:hAnsi="Times New Roman" w:eastAsia="Segoe UI" w:cs="Times New Roman"/>
+          <w:i w:val="0"/>
+          <w:iCs w:val="0"/>
+          <w:caps w:val="0"/>
+          <w:color w:val="0F1115"/>
+          <w:spacing w:val="0"/>
+          <w:sz w:val="24"/>
+          <w:szCs w:val="24"/>
+          <w:shd w:val="clear" w:fill="FFFFFF"/>
+        </w:rPr>
+      </w:pPr>
+    </w:p>
+    <w:p>
+      <w:pPr>
+        <w:pStyle w:val="11"/>
+        <w:keepNext w:val="0"/>
+        <w:keepLines w:val="0"/>
+        <w:widowControl/>
+        <w:suppressLineNumbers w:val="0"/>
+        <w:shd w:val="clear" w:fill="FFFFFF"/>
+        <w:spacing w:before="160" w:beforeAutospacing="0" w:after="160" w:afterAutospacing="0"/>
+        <w:ind w:left="0" w:right="0" w:firstLine="0"/>
+        <w:rPr>
+          <w:rFonts w:hint="default" w:ascii="Times New Roman" w:hAnsi="Times New Roman" w:eastAsia="Segoe UI" w:cs="Times New Roman"/>
+          <w:i w:val="0"/>
+          <w:iCs w:val="0"/>
+          <w:caps w:val="0"/>
+          <w:color w:val="0F1115"/>
+          <w:spacing w:val="0"/>
+          <w:sz w:val="24"/>
+          <w:szCs w:val="24"/>
+          <w:shd w:val="clear" w:fill="FFFFFF"/>
+        </w:rPr>
+      </w:pPr>
+    </w:p>
+    <w:p>
+      <w:pPr>
+        <w:pStyle w:val="11"/>
+        <w:keepNext w:val="0"/>
+        <w:keepLines w:val="0"/>
+        <w:widowControl/>
+        <w:suppressLineNumbers w:val="0"/>
+        <w:shd w:val="clear" w:fill="FFFFFF"/>
+        <w:spacing w:before="160" w:beforeAutospacing="0" w:after="160" w:afterAutospacing="0"/>
+        <w:ind w:left="0" w:right="0" w:firstLine="0"/>
+        <w:rPr>
+          <w:rFonts w:hint="default" w:ascii="Times New Roman" w:hAnsi="Times New Roman" w:eastAsia="Segoe UI" w:cs="Times New Roman"/>
+          <w:i w:val="0"/>
+          <w:iCs w:val="0"/>
+          <w:caps w:val="0"/>
+          <w:color w:val="0F1115"/>
+          <w:spacing w:val="0"/>
+          <w:sz w:val="24"/>
+          <w:szCs w:val="24"/>
+          <w:shd w:val="clear" w:fill="FFFFFF"/>
+        </w:rPr>
+      </w:pPr>
+    </w:p>
+    <w:p>
+      <w:pPr>
+        <w:pStyle w:val="11"/>
+        <w:keepNext w:val="0"/>
+        <w:keepLines w:val="0"/>
+        <w:widowControl/>
+        <w:suppressLineNumbers w:val="0"/>
+        <w:shd w:val="clear" w:fill="FFFFFF"/>
+        <w:spacing w:before="160" w:beforeAutospacing="0" w:after="160" w:afterAutospacing="0"/>
+        <w:ind w:left="0" w:right="0" w:firstLine="0"/>
+        <w:rPr>
+          <w:rFonts w:hint="default" w:ascii="Times New Roman" w:hAnsi="Times New Roman" w:eastAsia="Segoe UI" w:cs="Times New Roman"/>
+          <w:i w:val="0"/>
+          <w:iCs w:val="0"/>
+          <w:caps w:val="0"/>
+          <w:color w:val="0F1115"/>
+          <w:spacing w:val="0"/>
+          <w:sz w:val="24"/>
+          <w:szCs w:val="24"/>
+          <w:shd w:val="clear" w:fill="FFFFFF"/>
+        </w:rPr>
+      </w:pPr>
+    </w:p>
+    <w:p>
+      <w:pPr>
+        <w:pStyle w:val="11"/>
+        <w:keepNext w:val="0"/>
+        <w:keepLines w:val="0"/>
+        <w:widowControl/>
+        <w:suppressLineNumbers w:val="0"/>
+        <w:shd w:val="clear" w:fill="FFFFFF"/>
+        <w:spacing w:before="160" w:beforeAutospacing="0" w:after="160" w:afterAutospacing="0"/>
+        <w:ind w:left="0" w:right="0" w:firstLine="0"/>
+        <w:rPr>
+          <w:rFonts w:hint="default" w:ascii="Times New Roman" w:hAnsi="Times New Roman" w:eastAsia="Segoe UI" w:cs="Times New Roman"/>
+          <w:i w:val="0"/>
+          <w:iCs w:val="0"/>
+          <w:caps w:val="0"/>
+          <w:color w:val="0F1115"/>
+          <w:spacing w:val="0"/>
+          <w:sz w:val="24"/>
+          <w:szCs w:val="24"/>
+          <w:shd w:val="clear" w:fill="FFFFFF"/>
+        </w:rPr>
+      </w:pPr>
+    </w:p>
+    <w:p>
+      <w:pPr>
+        <w:pStyle w:val="11"/>
+        <w:keepNext w:val="0"/>
+        <w:keepLines w:val="0"/>
+        <w:widowControl/>
+        <w:suppressLineNumbers w:val="0"/>
+        <w:shd w:val="clear" w:fill="FFFFFF"/>
+        <w:spacing w:before="160" w:beforeAutospacing="0" w:after="160" w:afterAutospacing="0"/>
+        <w:ind w:left="0" w:right="0" w:firstLine="0"/>
+        <w:rPr>
+          <w:rFonts w:hint="default" w:ascii="Times New Roman" w:hAnsi="Times New Roman" w:eastAsia="Segoe UI" w:cs="Times New Roman"/>
+          <w:i w:val="0"/>
+          <w:iCs w:val="0"/>
+          <w:caps w:val="0"/>
+          <w:color w:val="0F1115"/>
+          <w:spacing w:val="0"/>
+          <w:sz w:val="24"/>
+          <w:szCs w:val="24"/>
+          <w:shd w:val="clear" w:fill="FFFFFF"/>
+        </w:rPr>
+      </w:pPr>
+    </w:p>
+    <w:p>
+      <w:pPr>
+        <w:pStyle w:val="11"/>
+        <w:keepNext w:val="0"/>
+        <w:keepLines w:val="0"/>
+        <w:widowControl/>
+        <w:suppressLineNumbers w:val="0"/>
+        <w:shd w:val="clear" w:fill="FFFFFF"/>
+        <w:spacing w:before="160" w:beforeAutospacing="0" w:after="160" w:afterAutospacing="0"/>
+        <w:ind w:left="0" w:right="0" w:firstLine="0"/>
+        <w:rPr>
+          <w:rFonts w:hint="default" w:ascii="Times New Roman" w:hAnsi="Times New Roman" w:eastAsia="Segoe UI" w:cs="Times New Roman"/>
+          <w:i w:val="0"/>
+          <w:iCs w:val="0"/>
+          <w:caps w:val="0"/>
+          <w:color w:val="0F1115"/>
+          <w:spacing w:val="0"/>
+          <w:sz w:val="24"/>
+          <w:szCs w:val="24"/>
+          <w:shd w:val="clear" w:fill="FFFFFF"/>
+        </w:rPr>
+      </w:pPr>
+    </w:p>
+    <w:p>
+      <w:pPr>
+        <w:pStyle w:val="2"/>
         <w:bidi w:val="0"/>
         <w:rPr>
           <w:rFonts w:hint="default" w:ascii="Times New Roman" w:hAnsi="Times New Roman" w:cs="Times New Roman"/>
@@ -1777,12 +1982,1526 @@
           <w:sz w:val="28"/>
           <w:szCs w:val="28"/>
         </w:rPr>
-        <w:t>1.2 Objectifs du Projet</w:t>
-      </w:r>
-    </w:p>
-    <w:p>
-      <w:pPr>
-        <w:pStyle w:val="9"/>
+        <w:t>Partie 1 – Sensing Layer : Collecte et mesure de consommation</w:t>
+      </w:r>
+    </w:p>
+    <w:p>
+      <w:pPr>
+        <w:pStyle w:val="4"/>
+        <w:keepNext w:val="0"/>
+        <w:keepLines w:val="0"/>
+        <w:widowControl/>
+        <w:suppressLineNumbers w:val="0"/>
+        <w:shd w:val="clear" w:fill="FFFFFF"/>
+        <w:spacing w:before="320" w:beforeAutospacing="0" w:after="160" w:afterAutospacing="0" w:line="300" w:lineRule="atLeast"/>
+        <w:ind w:left="0" w:right="0" w:firstLine="0"/>
+        <w:rPr>
+          <w:rFonts w:hint="default" w:ascii="Times New Roman" w:hAnsi="Times New Roman" w:eastAsia="Segoe UI" w:cs="Times New Roman"/>
+          <w:b/>
+          <w:bCs/>
+          <w:caps w:val="0"/>
+          <w:color w:val="0F1115"/>
+          <w:spacing w:val="0"/>
+          <w:sz w:val="24"/>
+          <w:szCs w:val="24"/>
+        </w:rPr>
+      </w:pPr>
+      <w:r>
+        <w:rPr>
+          <w:rFonts w:hint="default" w:ascii="Times New Roman" w:hAnsi="Times New Roman" w:eastAsia="Segoe UI" w:cs="Times New Roman"/>
+          <w:b/>
+          <w:bCs/>
+          <w:caps w:val="0"/>
+          <w:color w:val="0F1115"/>
+          <w:spacing w:val="0"/>
+          <w:sz w:val="24"/>
+          <w:szCs w:val="24"/>
+          <w:shd w:val="clear" w:fill="FFFFFF"/>
+        </w:rPr>
+        <w:t>1.1 Contexte et objectifs</w:t>
+      </w:r>
+    </w:p>
+    <w:p>
+      <w:pPr>
+        <w:pStyle w:val="11"/>
+        <w:keepNext w:val="0"/>
+        <w:keepLines w:val="0"/>
+        <w:widowControl/>
+        <w:suppressLineNumbers w:val="0"/>
+        <w:shd w:val="clear" w:fill="FFFFFF"/>
+        <w:spacing w:before="160" w:beforeAutospacing="0" w:after="160" w:afterAutospacing="0"/>
+        <w:ind w:left="0" w:right="0" w:firstLine="0"/>
+        <w:rPr>
+          <w:rFonts w:hint="default" w:ascii="Times New Roman" w:hAnsi="Times New Roman" w:cs="Times New Roman"/>
+          <w:sz w:val="24"/>
+          <w:szCs w:val="24"/>
+        </w:rPr>
+      </w:pPr>
+      <w:r>
+        <w:rPr>
+          <w:rFonts w:hint="default" w:ascii="Times New Roman" w:hAnsi="Times New Roman" w:eastAsia="Segoe UI" w:cs="Times New Roman"/>
+          <w:i w:val="0"/>
+          <w:iCs w:val="0"/>
+          <w:caps w:val="0"/>
+          <w:color w:val="0F1115"/>
+          <w:spacing w:val="0"/>
+          <w:sz w:val="24"/>
+          <w:szCs w:val="24"/>
+          <w:shd w:val="clear" w:fill="FFFFFF"/>
+        </w:rPr>
+        <w:t>Dans un système IoT de surveillance d’accès, la couche de perception est responsable de l’acquisition des données brutes depuis les capteurs (présence, RFID, etc.). Ces données doivent être collectées de manière fiable tout en minimisant la consommation d’énergie, en particulier pour des dispositifs fonctionnant sur batterie. L’objectif de cette première partie est de :</w:t>
+      </w:r>
+    </w:p>
+    <w:p>
+      <w:pPr>
+        <w:pStyle w:val="11"/>
+        <w:keepNext w:val="0"/>
+        <w:keepLines w:val="0"/>
+        <w:widowControl/>
+        <w:suppressLineNumbers w:val="0"/>
+        <w:spacing w:before="0" w:beforeAutospacing="0" w:after="0" w:afterAutospacing="0"/>
+        <w:ind w:left="0" w:right="0"/>
+        <w:rPr>
+          <w:rFonts w:hint="default" w:ascii="Times New Roman" w:hAnsi="Times New Roman" w:cs="Times New Roman"/>
+          <w:sz w:val="24"/>
+          <w:szCs w:val="24"/>
+        </w:rPr>
+      </w:pPr>
+      <w:r>
+        <w:rPr>
+          <w:rFonts w:hint="default" w:ascii="Times New Roman" w:hAnsi="Times New Roman" w:eastAsia="Segoe UI" w:cs="Times New Roman"/>
+          <w:i w:val="0"/>
+          <w:iCs w:val="0"/>
+          <w:caps w:val="0"/>
+          <w:color w:val="0F1115"/>
+          <w:spacing w:val="0"/>
+          <w:sz w:val="24"/>
+          <w:szCs w:val="24"/>
+          <w:shd w:val="clear" w:fill="FFFFFF"/>
+        </w:rPr>
+        <w:t>Simuler un flux de données de capteurs (présence et RFID) à partir d’un jeu de données public.</w:t>
+      </w:r>
+    </w:p>
+    <w:p>
+      <w:pPr>
+        <w:pStyle w:val="11"/>
+        <w:keepNext w:val="0"/>
+        <w:keepLines w:val="0"/>
+        <w:widowControl/>
+        <w:suppressLineNumbers w:val="0"/>
+        <w:spacing w:before="0" w:beforeAutospacing="0" w:after="0" w:afterAutospacing="0"/>
+        <w:ind w:left="0" w:right="0"/>
+        <w:rPr>
+          <w:rFonts w:hint="default" w:ascii="Times New Roman" w:hAnsi="Times New Roman" w:cs="Times New Roman"/>
+          <w:sz w:val="24"/>
+          <w:szCs w:val="24"/>
+        </w:rPr>
+      </w:pPr>
+      <w:r>
+        <w:rPr>
+          <w:rFonts w:hint="default" w:ascii="Times New Roman" w:hAnsi="Times New Roman" w:eastAsia="Segoe UI" w:cs="Times New Roman"/>
+          <w:i w:val="0"/>
+          <w:iCs w:val="0"/>
+          <w:caps w:val="0"/>
+          <w:color w:val="0F1115"/>
+          <w:spacing w:val="0"/>
+          <w:sz w:val="24"/>
+          <w:szCs w:val="24"/>
+          <w:shd w:val="clear" w:fill="FFFFFF"/>
+        </w:rPr>
+        <w:t>Mesurer les ressources consommées (CPU, mémoire, énergie) lors de cette collecte.</w:t>
+      </w:r>
+    </w:p>
+    <w:p>
+      <w:pPr>
+        <w:pStyle w:val="11"/>
+        <w:keepNext w:val="0"/>
+        <w:keepLines w:val="0"/>
+        <w:widowControl/>
+        <w:suppressLineNumbers w:val="0"/>
+        <w:spacing w:before="0" w:beforeAutospacing="0" w:after="0" w:afterAutospacing="0"/>
+        <w:ind w:left="0" w:right="0"/>
+        <w:rPr>
+          <w:rFonts w:hint="default" w:ascii="Times New Roman" w:hAnsi="Times New Roman" w:cs="Times New Roman"/>
+          <w:sz w:val="24"/>
+          <w:szCs w:val="24"/>
+        </w:rPr>
+      </w:pPr>
+      <w:r>
+        <w:rPr>
+          <w:rFonts w:hint="default" w:ascii="Times New Roman" w:hAnsi="Times New Roman" w:eastAsia="Segoe UI" w:cs="Times New Roman"/>
+          <w:i w:val="0"/>
+          <w:iCs w:val="0"/>
+          <w:caps w:val="0"/>
+          <w:color w:val="0F1115"/>
+          <w:spacing w:val="0"/>
+          <w:sz w:val="24"/>
+          <w:szCs w:val="24"/>
+          <w:shd w:val="clear" w:fill="FFFFFF"/>
+        </w:rPr>
+        <w:t>Analyser l’impact de paramètres tels que la fréquence d’échantillonnage et le nombre de capteurs simulés.</w:t>
+      </w:r>
+    </w:p>
+    <w:p>
+      <w:pPr>
+        <w:pStyle w:val="11"/>
+        <w:keepNext w:val="0"/>
+        <w:keepLines w:val="0"/>
+        <w:widowControl/>
+        <w:suppressLineNumbers w:val="0"/>
+        <w:spacing w:before="0" w:beforeAutospacing="0" w:after="0" w:afterAutospacing="0"/>
+        <w:ind w:left="0" w:right="0"/>
+        <w:rPr>
+          <w:rFonts w:hint="default" w:ascii="Times New Roman" w:hAnsi="Times New Roman" w:cs="Times New Roman"/>
+          <w:sz w:val="24"/>
+          <w:szCs w:val="24"/>
+        </w:rPr>
+      </w:pPr>
+      <w:r>
+        <w:rPr>
+          <w:rFonts w:hint="default" w:ascii="Times New Roman" w:hAnsi="Times New Roman" w:eastAsia="Segoe UI" w:cs="Times New Roman"/>
+          <w:i w:val="0"/>
+          <w:iCs w:val="0"/>
+          <w:caps w:val="0"/>
+          <w:color w:val="0F1115"/>
+          <w:spacing w:val="0"/>
+          <w:sz w:val="24"/>
+          <w:szCs w:val="24"/>
+          <w:shd w:val="clear" w:fill="FFFFFF"/>
+        </w:rPr>
+        <w:t>Proposer des pistes d’optimisation pour une collecte économe.</w:t>
+      </w:r>
+    </w:p>
+    <w:p>
+      <w:pPr>
+        <w:pStyle w:val="4"/>
+        <w:keepNext w:val="0"/>
+        <w:keepLines w:val="0"/>
+        <w:widowControl/>
+        <w:suppressLineNumbers w:val="0"/>
+        <w:shd w:val="clear" w:fill="FFFFFF"/>
+        <w:spacing w:before="320" w:beforeAutospacing="0" w:after="160" w:afterAutospacing="0" w:line="300" w:lineRule="atLeast"/>
+        <w:ind w:left="0" w:right="0" w:firstLine="0"/>
+        <w:rPr>
+          <w:rFonts w:hint="default" w:ascii="Times New Roman" w:hAnsi="Times New Roman" w:eastAsia="Segoe UI" w:cs="Times New Roman"/>
+          <w:b/>
+          <w:bCs/>
+          <w:caps w:val="0"/>
+          <w:color w:val="0F1115"/>
+          <w:spacing w:val="0"/>
+          <w:sz w:val="24"/>
+          <w:szCs w:val="24"/>
+        </w:rPr>
+      </w:pPr>
+      <w:r>
+        <w:rPr>
+          <w:rFonts w:hint="default" w:ascii="Times New Roman" w:hAnsi="Times New Roman" w:eastAsia="Segoe UI" w:cs="Times New Roman"/>
+          <w:b/>
+          <w:bCs/>
+          <w:caps w:val="0"/>
+          <w:color w:val="0F1115"/>
+          <w:spacing w:val="0"/>
+          <w:sz w:val="24"/>
+          <w:szCs w:val="24"/>
+          <w:shd w:val="clear" w:fill="FFFFFF"/>
+        </w:rPr>
+        <w:t>1.2 Choix du jeu de données</w:t>
+      </w:r>
+    </w:p>
+    <w:p>
+      <w:pPr>
+        <w:pStyle w:val="11"/>
+        <w:keepNext w:val="0"/>
+        <w:keepLines w:val="0"/>
+        <w:widowControl/>
+        <w:suppressLineNumbers w:val="0"/>
+        <w:shd w:val="clear" w:fill="FFFFFF"/>
+        <w:spacing w:before="160" w:beforeAutospacing="0" w:after="160" w:afterAutospacing="0"/>
+        <w:ind w:left="0" w:right="0" w:firstLine="0"/>
+        <w:rPr>
+          <w:rFonts w:hint="default" w:ascii="Times New Roman" w:hAnsi="Times New Roman" w:eastAsia="Segoe UI" w:cs="Times New Roman"/>
+          <w:i w:val="0"/>
+          <w:iCs w:val="0"/>
+          <w:caps w:val="0"/>
+          <w:color w:val="0F1115"/>
+          <w:spacing w:val="0"/>
+          <w:sz w:val="24"/>
+          <w:szCs w:val="24"/>
+        </w:rPr>
+      </w:pPr>
+      <w:r>
+        <w:rPr>
+          <w:rFonts w:hint="default" w:ascii="Times New Roman" w:hAnsi="Times New Roman" w:eastAsia="Segoe UI" w:cs="Times New Roman"/>
+          <w:i w:val="0"/>
+          <w:iCs w:val="0"/>
+          <w:caps w:val="0"/>
+          <w:color w:val="0F1115"/>
+          <w:spacing w:val="0"/>
+          <w:sz w:val="24"/>
+          <w:szCs w:val="24"/>
+          <w:shd w:val="clear" w:fill="FFFFFF"/>
+        </w:rPr>
+        <w:t>Nous avons choisi le jeu de données </w:t>
+      </w:r>
+      <w:r>
+        <w:rPr>
+          <w:rStyle w:val="8"/>
+          <w:rFonts w:hint="default" w:ascii="Times New Roman" w:hAnsi="Times New Roman" w:eastAsia="Segoe UI" w:cs="Times New Roman"/>
+          <w:b/>
+          <w:bCs/>
+          <w:i w:val="0"/>
+          <w:iCs w:val="0"/>
+          <w:caps w:val="0"/>
+          <w:color w:val="0F1115"/>
+          <w:spacing w:val="0"/>
+          <w:sz w:val="24"/>
+          <w:szCs w:val="24"/>
+          <w:shd w:val="clear" w:fill="FFFFFF"/>
+        </w:rPr>
+        <w:t>N</w:t>
+      </w:r>
+      <w:r>
+        <w:rPr>
+          <w:rStyle w:val="8"/>
+          <w:rFonts w:hint="default" w:ascii="Times New Roman" w:hAnsi="Times New Roman" w:eastAsia="Segoe UI" w:cs="Times New Roman"/>
+          <w:b/>
+          <w:bCs/>
+          <w:i w:val="0"/>
+          <w:iCs w:val="0"/>
+          <w:caps w:val="0"/>
+          <w:color w:val="0F1115"/>
+          <w:spacing w:val="0"/>
+          <w:sz w:val="24"/>
+          <w:szCs w:val="24"/>
+          <w:shd w:val="clear" w:fill="FFFFFF"/>
+        </w:rPr>
+        <w:noBreakHyphen/>
+      </w:r>
+      <w:r>
+        <w:rPr>
+          <w:rStyle w:val="8"/>
+          <w:rFonts w:hint="default" w:ascii="Times New Roman" w:hAnsi="Times New Roman" w:eastAsia="Segoe UI" w:cs="Times New Roman"/>
+          <w:b/>
+          <w:bCs/>
+          <w:i w:val="0"/>
+          <w:iCs w:val="0"/>
+          <w:caps w:val="0"/>
+          <w:color w:val="0F1115"/>
+          <w:spacing w:val="0"/>
+          <w:sz w:val="24"/>
+          <w:szCs w:val="24"/>
+          <w:shd w:val="clear" w:fill="FFFFFF"/>
+        </w:rPr>
+        <w:t>BaIoT</w:t>
+      </w:r>
+      <w:r>
+        <w:rPr>
+          <w:rFonts w:hint="default" w:ascii="Times New Roman" w:hAnsi="Times New Roman" w:eastAsia="Segoe UI" w:cs="Times New Roman"/>
+          <w:i w:val="0"/>
+          <w:iCs w:val="0"/>
+          <w:caps w:val="0"/>
+          <w:color w:val="0F1115"/>
+          <w:spacing w:val="0"/>
+          <w:sz w:val="24"/>
+          <w:szCs w:val="24"/>
+          <w:shd w:val="clear" w:fill="FFFFFF"/>
+        </w:rPr>
+        <w:t>, qui contient des traces réseau de neuf dispositifs IoT réels, dont un capteur de mouvement. Ce jeu est particulièrement adapté car il fournit des caractéristiques statistiques (magnitudes, rayons, etc.) extraites du trafic, permettant de simuler une détection de présence.</w:t>
+      </w:r>
+    </w:p>
+    <w:p>
+      <w:pPr>
+        <w:pStyle w:val="11"/>
+        <w:keepNext w:val="0"/>
+        <w:keepLines w:val="0"/>
+        <w:widowControl/>
+        <w:suppressLineNumbers w:val="0"/>
+        <w:shd w:val="clear" w:fill="FFFFFF"/>
+        <w:spacing w:before="160" w:beforeAutospacing="0" w:after="160" w:afterAutospacing="0"/>
+        <w:ind w:left="0" w:right="0" w:firstLine="0"/>
+        <w:rPr>
+          <w:rFonts w:hint="default" w:ascii="Times New Roman" w:hAnsi="Times New Roman" w:eastAsia="Segoe UI" w:cs="Times New Roman"/>
+          <w:i w:val="0"/>
+          <w:iCs w:val="0"/>
+          <w:caps w:val="0"/>
+          <w:color w:val="0F1115"/>
+          <w:spacing w:val="0"/>
+          <w:sz w:val="24"/>
+          <w:szCs w:val="24"/>
+        </w:rPr>
+      </w:pPr>
+      <w:r>
+        <w:rPr>
+          <w:rFonts w:hint="default" w:ascii="Times New Roman" w:hAnsi="Times New Roman" w:eastAsia="Segoe UI" w:cs="Times New Roman"/>
+          <w:i w:val="0"/>
+          <w:iCs w:val="0"/>
+          <w:caps w:val="0"/>
+          <w:color w:val="0F1115"/>
+          <w:spacing w:val="0"/>
+          <w:sz w:val="24"/>
+          <w:szCs w:val="24"/>
+          <w:shd w:val="clear" w:fill="FFFFFF"/>
+        </w:rPr>
+        <w:t>Le fichier utilisé est </w:t>
+      </w:r>
+      <w:r>
+        <w:rPr>
+          <w:rStyle w:val="7"/>
+          <w:rFonts w:hint="default" w:ascii="Times New Roman" w:hAnsi="Times New Roman" w:eastAsia="Consolas" w:cs="Times New Roman"/>
+          <w:i w:val="0"/>
+          <w:iCs w:val="0"/>
+          <w:caps w:val="0"/>
+          <w:color w:val="0F1115"/>
+          <w:spacing w:val="0"/>
+          <w:sz w:val="24"/>
+          <w:szCs w:val="24"/>
+          <w:bdr w:val="none" w:color="auto" w:sz="0" w:space="0"/>
+          <w:shd w:val="clear" w:fill="EBEEF2"/>
+        </w:rPr>
+        <w:t>benign.csv</w:t>
+      </w:r>
+      <w:r>
+        <w:rPr>
+          <w:rFonts w:hint="default" w:ascii="Times New Roman" w:hAnsi="Times New Roman" w:eastAsia="Segoe UI" w:cs="Times New Roman"/>
+          <w:i w:val="0"/>
+          <w:iCs w:val="0"/>
+          <w:caps w:val="0"/>
+          <w:color w:val="0F1115"/>
+          <w:spacing w:val="0"/>
+          <w:sz w:val="24"/>
+          <w:szCs w:val="24"/>
+          <w:shd w:val="clear" w:fill="FFFFFF"/>
+        </w:rPr>
+        <w:t>, qui correspond à un comportement normal du capteur. Les colonnes disponibles sont au nombre de 115, typiquement </w:t>
+      </w:r>
+      <w:r>
+        <w:rPr>
+          <w:rStyle w:val="7"/>
+          <w:rFonts w:hint="default" w:ascii="Times New Roman" w:hAnsi="Times New Roman" w:eastAsia="Consolas" w:cs="Times New Roman"/>
+          <w:i w:val="0"/>
+          <w:iCs w:val="0"/>
+          <w:caps w:val="0"/>
+          <w:color w:val="0F1115"/>
+          <w:spacing w:val="0"/>
+          <w:sz w:val="24"/>
+          <w:szCs w:val="24"/>
+          <w:bdr w:val="none" w:color="auto" w:sz="0" w:space="0"/>
+          <w:shd w:val="clear" w:fill="EBEEF2"/>
+        </w:rPr>
+        <w:t>HH_L5_magnitude</w:t>
+      </w:r>
+      <w:r>
+        <w:rPr>
+          <w:rFonts w:hint="default" w:ascii="Times New Roman" w:hAnsi="Times New Roman" w:eastAsia="Segoe UI" w:cs="Times New Roman"/>
+          <w:i w:val="0"/>
+          <w:iCs w:val="0"/>
+          <w:caps w:val="0"/>
+          <w:color w:val="0F1115"/>
+          <w:spacing w:val="0"/>
+          <w:sz w:val="24"/>
+          <w:szCs w:val="24"/>
+          <w:shd w:val="clear" w:fill="FFFFFF"/>
+        </w:rPr>
+        <w:t>, </w:t>
+      </w:r>
+      <w:r>
+        <w:rPr>
+          <w:rStyle w:val="7"/>
+          <w:rFonts w:hint="default" w:ascii="Times New Roman" w:hAnsi="Times New Roman" w:eastAsia="Consolas" w:cs="Times New Roman"/>
+          <w:i w:val="0"/>
+          <w:iCs w:val="0"/>
+          <w:caps w:val="0"/>
+          <w:color w:val="0F1115"/>
+          <w:spacing w:val="0"/>
+          <w:sz w:val="24"/>
+          <w:szCs w:val="24"/>
+          <w:bdr w:val="none" w:color="auto" w:sz="0" w:space="0"/>
+          <w:shd w:val="clear" w:fill="EBEEF2"/>
+        </w:rPr>
+        <w:t>HH_L5_radius</w:t>
+      </w:r>
+      <w:r>
+        <w:rPr>
+          <w:rFonts w:hint="default" w:ascii="Times New Roman" w:hAnsi="Times New Roman" w:eastAsia="Segoe UI" w:cs="Times New Roman"/>
+          <w:i w:val="0"/>
+          <w:iCs w:val="0"/>
+          <w:caps w:val="0"/>
+          <w:color w:val="0F1115"/>
+          <w:spacing w:val="0"/>
+          <w:sz w:val="24"/>
+          <w:szCs w:val="24"/>
+          <w:shd w:val="clear" w:fill="FFFFFF"/>
+        </w:rPr>
+        <w:t>, etc. Nous avons sélectionné la colonne </w:t>
+      </w:r>
+      <w:r>
+        <w:rPr>
+          <w:rStyle w:val="7"/>
+          <w:rFonts w:hint="default" w:ascii="Times New Roman" w:hAnsi="Times New Roman" w:eastAsia="Consolas" w:cs="Times New Roman"/>
+          <w:i w:val="0"/>
+          <w:iCs w:val="0"/>
+          <w:caps w:val="0"/>
+          <w:color w:val="0F1115"/>
+          <w:spacing w:val="0"/>
+          <w:sz w:val="24"/>
+          <w:szCs w:val="24"/>
+          <w:bdr w:val="none" w:color="auto" w:sz="0" w:space="0"/>
+          <w:shd w:val="clear" w:fill="EBEEF2"/>
+        </w:rPr>
+        <w:t>HH_L5_magnitude</w:t>
+      </w:r>
+      <w:r>
+        <w:rPr>
+          <w:rFonts w:hint="default" w:ascii="Times New Roman" w:hAnsi="Times New Roman" w:eastAsia="Segoe UI" w:cs="Times New Roman"/>
+          <w:i w:val="0"/>
+          <w:iCs w:val="0"/>
+          <w:caps w:val="0"/>
+          <w:color w:val="0F1115"/>
+          <w:spacing w:val="0"/>
+          <w:sz w:val="24"/>
+          <w:szCs w:val="24"/>
+          <w:shd w:val="clear" w:fill="FFFFFF"/>
+        </w:rPr>
+        <w:t> comme indicateur de mouvement : une valeur élevée de cette magnitude indique une activité.</w:t>
+      </w:r>
+    </w:p>
+    <w:p>
+      <w:pPr>
+        <w:pStyle w:val="4"/>
+        <w:keepNext w:val="0"/>
+        <w:keepLines w:val="0"/>
+        <w:widowControl/>
+        <w:suppressLineNumbers w:val="0"/>
+        <w:shd w:val="clear" w:fill="FFFFFF"/>
+        <w:spacing w:before="320" w:beforeAutospacing="0" w:after="160" w:afterAutospacing="0" w:line="300" w:lineRule="atLeast"/>
+        <w:ind w:left="0" w:right="0" w:firstLine="0"/>
+        <w:rPr>
+          <w:rFonts w:hint="default" w:ascii="Times New Roman" w:hAnsi="Times New Roman" w:eastAsia="Segoe UI" w:cs="Times New Roman"/>
+          <w:b/>
+          <w:bCs/>
+          <w:caps w:val="0"/>
+          <w:color w:val="0F1115"/>
+          <w:spacing w:val="0"/>
+          <w:sz w:val="24"/>
+          <w:szCs w:val="24"/>
+        </w:rPr>
+      </w:pPr>
+      <w:r>
+        <w:rPr>
+          <w:rFonts w:hint="default" w:ascii="Times New Roman" w:hAnsi="Times New Roman" w:eastAsia="Segoe UI" w:cs="Times New Roman"/>
+          <w:b/>
+          <w:bCs/>
+          <w:caps w:val="0"/>
+          <w:color w:val="0F1115"/>
+          <w:spacing w:val="0"/>
+          <w:sz w:val="24"/>
+          <w:szCs w:val="24"/>
+          <w:shd w:val="clear" w:fill="FFFFFF"/>
+        </w:rPr>
+        <w:t>1.3 Environnement et méthodologie de mesure</w:t>
+      </w:r>
+    </w:p>
+    <w:p>
+      <w:pPr>
+        <w:pStyle w:val="11"/>
+        <w:keepNext w:val="0"/>
+        <w:keepLines w:val="0"/>
+        <w:widowControl/>
+        <w:suppressLineNumbers w:val="0"/>
+        <w:shd w:val="clear" w:fill="FFFFFF"/>
+        <w:spacing w:before="160" w:beforeAutospacing="0" w:after="160" w:afterAutospacing="0"/>
+        <w:ind w:left="0" w:right="0" w:firstLine="0"/>
+        <w:rPr>
+          <w:rFonts w:hint="default" w:ascii="Times New Roman" w:hAnsi="Times New Roman" w:cs="Times New Roman"/>
+          <w:sz w:val="24"/>
+          <w:szCs w:val="24"/>
+        </w:rPr>
+      </w:pPr>
+      <w:r>
+        <w:rPr>
+          <w:rFonts w:hint="default" w:ascii="Times New Roman" w:hAnsi="Times New Roman" w:eastAsia="Segoe UI" w:cs="Times New Roman"/>
+          <w:i w:val="0"/>
+          <w:iCs w:val="0"/>
+          <w:caps w:val="0"/>
+          <w:color w:val="0F1115"/>
+          <w:spacing w:val="0"/>
+          <w:sz w:val="24"/>
+          <w:szCs w:val="24"/>
+          <w:shd w:val="clear" w:fill="FFFFFF"/>
+        </w:rPr>
+        <w:t>Les expériences ont été réalisées sur un ordinateur Windows 11 avec processeur Intel Core i5 (TDP 15 W), 16 Go de RAM, sous Python 3.13. Les bibliothèques utilisées sont :</w:t>
+      </w:r>
+    </w:p>
+    <w:p>
+      <w:pPr>
+        <w:pStyle w:val="11"/>
+        <w:keepNext w:val="0"/>
+        <w:keepLines w:val="0"/>
+        <w:widowControl/>
+        <w:suppressLineNumbers w:val="0"/>
+        <w:spacing w:before="0" w:beforeAutospacing="0" w:after="0" w:afterAutospacing="0"/>
+        <w:ind w:left="0" w:right="0"/>
+        <w:rPr>
+          <w:rFonts w:hint="default" w:ascii="Times New Roman" w:hAnsi="Times New Roman" w:cs="Times New Roman"/>
+          <w:sz w:val="24"/>
+          <w:szCs w:val="24"/>
+        </w:rPr>
+      </w:pPr>
+      <w:r>
+        <w:rPr>
+          <w:rStyle w:val="7"/>
+          <w:rFonts w:hint="default" w:ascii="Times New Roman" w:hAnsi="Times New Roman" w:eastAsia="Consolas" w:cs="Times New Roman"/>
+          <w:i w:val="0"/>
+          <w:iCs w:val="0"/>
+          <w:caps w:val="0"/>
+          <w:color w:val="0F1115"/>
+          <w:spacing w:val="0"/>
+          <w:sz w:val="24"/>
+          <w:szCs w:val="24"/>
+          <w:bdr w:val="none" w:color="auto" w:sz="0" w:space="0"/>
+          <w:shd w:val="clear" w:fill="EBEEF2"/>
+        </w:rPr>
+        <w:t>pandas</w:t>
+      </w:r>
+      <w:r>
+        <w:rPr>
+          <w:rFonts w:hint="default" w:ascii="Times New Roman" w:hAnsi="Times New Roman" w:eastAsia="Segoe UI" w:cs="Times New Roman"/>
+          <w:i w:val="0"/>
+          <w:iCs w:val="0"/>
+          <w:caps w:val="0"/>
+          <w:color w:val="0F1115"/>
+          <w:spacing w:val="0"/>
+          <w:sz w:val="24"/>
+          <w:szCs w:val="24"/>
+          <w:shd w:val="clear" w:fill="FFFFFF"/>
+        </w:rPr>
+        <w:t> pour la lecture du dataset.</w:t>
+      </w:r>
+    </w:p>
+    <w:p>
+      <w:pPr>
+        <w:pStyle w:val="11"/>
+        <w:keepNext w:val="0"/>
+        <w:keepLines w:val="0"/>
+        <w:widowControl/>
+        <w:suppressLineNumbers w:val="0"/>
+        <w:spacing w:before="0" w:beforeAutospacing="0" w:after="0" w:afterAutospacing="0"/>
+        <w:ind w:left="0" w:right="0"/>
+        <w:rPr>
+          <w:rFonts w:hint="default" w:ascii="Times New Roman" w:hAnsi="Times New Roman" w:cs="Times New Roman"/>
+          <w:sz w:val="24"/>
+          <w:szCs w:val="24"/>
+        </w:rPr>
+      </w:pPr>
+      <w:r>
+        <w:rPr>
+          <w:rStyle w:val="7"/>
+          <w:rFonts w:hint="default" w:ascii="Times New Roman" w:hAnsi="Times New Roman" w:eastAsia="Consolas" w:cs="Times New Roman"/>
+          <w:i w:val="0"/>
+          <w:iCs w:val="0"/>
+          <w:caps w:val="0"/>
+          <w:color w:val="0F1115"/>
+          <w:spacing w:val="0"/>
+          <w:sz w:val="24"/>
+          <w:szCs w:val="24"/>
+          <w:bdr w:val="none" w:color="auto" w:sz="0" w:space="0"/>
+          <w:shd w:val="clear" w:fill="EBEEF2"/>
+        </w:rPr>
+        <w:t>psutil</w:t>
+      </w:r>
+      <w:r>
+        <w:rPr>
+          <w:rFonts w:hint="default" w:ascii="Times New Roman" w:hAnsi="Times New Roman" w:eastAsia="Segoe UI" w:cs="Times New Roman"/>
+          <w:i w:val="0"/>
+          <w:iCs w:val="0"/>
+          <w:caps w:val="0"/>
+          <w:color w:val="0F1115"/>
+          <w:spacing w:val="0"/>
+          <w:sz w:val="24"/>
+          <w:szCs w:val="24"/>
+          <w:shd w:val="clear" w:fill="FFFFFF"/>
+        </w:rPr>
+        <w:t> pour la surveillance CPU et mémoire.</w:t>
+      </w:r>
+    </w:p>
+    <w:p>
+      <w:pPr>
+        <w:pStyle w:val="11"/>
+        <w:keepNext w:val="0"/>
+        <w:keepLines w:val="0"/>
+        <w:widowControl/>
+        <w:suppressLineNumbers w:val="0"/>
+        <w:spacing w:before="0" w:beforeAutospacing="0" w:after="0" w:afterAutospacing="0"/>
+        <w:ind w:left="0" w:right="0"/>
+        <w:rPr>
+          <w:rFonts w:hint="default" w:ascii="Times New Roman" w:hAnsi="Times New Roman" w:cs="Times New Roman"/>
+          <w:sz w:val="24"/>
+          <w:szCs w:val="24"/>
+        </w:rPr>
+      </w:pPr>
+      <w:r>
+        <w:rPr>
+          <w:rStyle w:val="7"/>
+          <w:rFonts w:hint="default" w:ascii="Times New Roman" w:hAnsi="Times New Roman" w:eastAsia="Consolas" w:cs="Times New Roman"/>
+          <w:i w:val="0"/>
+          <w:iCs w:val="0"/>
+          <w:caps w:val="0"/>
+          <w:color w:val="0F1115"/>
+          <w:spacing w:val="0"/>
+          <w:sz w:val="24"/>
+          <w:szCs w:val="24"/>
+          <w:bdr w:val="none" w:color="auto" w:sz="0" w:space="0"/>
+          <w:shd w:val="clear" w:fill="EBEEF2"/>
+        </w:rPr>
+        <w:t>time</w:t>
+      </w:r>
+      <w:r>
+        <w:rPr>
+          <w:rFonts w:hint="default" w:ascii="Times New Roman" w:hAnsi="Times New Roman" w:eastAsia="Segoe UI" w:cs="Times New Roman"/>
+          <w:i w:val="0"/>
+          <w:iCs w:val="0"/>
+          <w:caps w:val="0"/>
+          <w:color w:val="0F1115"/>
+          <w:spacing w:val="0"/>
+          <w:sz w:val="24"/>
+          <w:szCs w:val="24"/>
+          <w:shd w:val="clear" w:fill="FFFFFF"/>
+        </w:rPr>
+        <w:t> pour les temporisations.</w:t>
+      </w:r>
+    </w:p>
+    <w:p>
+      <w:pPr>
+        <w:pStyle w:val="11"/>
+        <w:keepNext w:val="0"/>
+        <w:keepLines w:val="0"/>
+        <w:widowControl/>
+        <w:suppressLineNumbers w:val="0"/>
+        <w:spacing w:before="0" w:beforeAutospacing="0" w:after="0" w:afterAutospacing="0"/>
+        <w:ind w:left="0" w:right="0"/>
+        <w:rPr>
+          <w:rFonts w:hint="default" w:ascii="Times New Roman" w:hAnsi="Times New Roman" w:cs="Times New Roman"/>
+          <w:sz w:val="24"/>
+          <w:szCs w:val="24"/>
+        </w:rPr>
+      </w:pPr>
+      <w:r>
+        <w:rPr>
+          <w:rStyle w:val="7"/>
+          <w:rFonts w:hint="default" w:ascii="Times New Roman" w:hAnsi="Times New Roman" w:eastAsia="Consolas" w:cs="Times New Roman"/>
+          <w:i w:val="0"/>
+          <w:iCs w:val="0"/>
+          <w:caps w:val="0"/>
+          <w:color w:val="0F1115"/>
+          <w:spacing w:val="0"/>
+          <w:sz w:val="24"/>
+          <w:szCs w:val="24"/>
+          <w:bdr w:val="none" w:color="auto" w:sz="0" w:space="0"/>
+          <w:shd w:val="clear" w:fill="EBEEF2"/>
+        </w:rPr>
+        <w:t>numpy</w:t>
+      </w:r>
+      <w:r>
+        <w:rPr>
+          <w:rFonts w:hint="default" w:ascii="Times New Roman" w:hAnsi="Times New Roman" w:eastAsia="Segoe UI" w:cs="Times New Roman"/>
+          <w:i w:val="0"/>
+          <w:iCs w:val="0"/>
+          <w:caps w:val="0"/>
+          <w:color w:val="0F1115"/>
+          <w:spacing w:val="0"/>
+          <w:sz w:val="24"/>
+          <w:szCs w:val="24"/>
+          <w:shd w:val="clear" w:fill="FFFFFF"/>
+        </w:rPr>
+        <w:t> pour les calculs statistiques.</w:t>
+      </w:r>
+    </w:p>
+    <w:p>
+      <w:pPr>
+        <w:pStyle w:val="11"/>
+        <w:keepNext w:val="0"/>
+        <w:keepLines w:val="0"/>
+        <w:widowControl/>
+        <w:suppressLineNumbers w:val="0"/>
+        <w:shd w:val="clear" w:fill="FFFFFF"/>
+        <w:spacing w:before="160" w:beforeAutospacing="0" w:after="160" w:afterAutospacing="0"/>
+        <w:ind w:left="0" w:right="0" w:firstLine="0"/>
+        <w:rPr>
+          <w:rFonts w:hint="default" w:ascii="Times New Roman" w:hAnsi="Times New Roman" w:eastAsia="Segoe UI" w:cs="Times New Roman"/>
+          <w:i w:val="0"/>
+          <w:iCs w:val="0"/>
+          <w:caps w:val="0"/>
+          <w:color w:val="0F1115"/>
+          <w:spacing w:val="0"/>
+          <w:sz w:val="24"/>
+          <w:szCs w:val="24"/>
+        </w:rPr>
+      </w:pPr>
+      <w:r>
+        <w:rPr>
+          <w:rFonts w:hint="default" w:ascii="Times New Roman" w:hAnsi="Times New Roman" w:eastAsia="Segoe UI" w:cs="Times New Roman"/>
+          <w:i w:val="0"/>
+          <w:iCs w:val="0"/>
+          <w:caps w:val="0"/>
+          <w:color w:val="0F1115"/>
+          <w:spacing w:val="0"/>
+          <w:sz w:val="24"/>
+          <w:szCs w:val="24"/>
+          <w:shd w:val="clear" w:fill="FFFFFF"/>
+        </w:rPr>
+        <w:t>La consommation énergétique a été estimée à partir de l’utilisation moyenne du CPU et du TDP du processeur, selon la formule :</w:t>
+      </w:r>
+    </w:p>
+    <w:p>
+      <w:pPr>
+        <w:keepNext w:val="0"/>
+        <w:keepLines w:val="0"/>
+        <w:widowControl/>
+        <w:suppressLineNumbers w:val="0"/>
+        <w:jc w:val="left"/>
+        <w:rPr>
+          <w:rFonts w:hint="default" w:ascii="Times New Roman" w:hAnsi="Times New Roman" w:cs="Times New Roman"/>
+          <w:sz w:val="24"/>
+          <w:szCs w:val="24"/>
+        </w:rPr>
+      </w:pPr>
+      <w:r>
+        <w:rPr>
+          <w:rFonts w:hint="default" w:ascii="Times New Roman" w:hAnsi="Times New Roman" w:eastAsia="Times New Roman" w:cs="Times New Roman"/>
+          <w:i w:val="0"/>
+          <w:iCs w:val="0"/>
+          <w:caps w:val="0"/>
+          <w:color w:val="0F1115"/>
+          <w:spacing w:val="0"/>
+          <w:kern w:val="0"/>
+          <w:sz w:val="24"/>
+          <w:szCs w:val="24"/>
+          <w:bdr w:val="none" w:color="auto" w:sz="0" w:space="0"/>
+          <w:shd w:val="clear" w:fill="FFFFFF"/>
+          <w:lang w:val="en-US" w:eastAsia="zh-CN" w:bidi="ar"/>
+        </w:rPr>
+        <w:t>E(J)=CPUmoyen(%)100×TDP(W)×dureˊe(s)</w:t>
+      </w:r>
+      <w:r>
+        <w:rPr>
+          <w:rFonts w:hint="default" w:ascii="Times New Roman" w:hAnsi="Times New Roman" w:eastAsia="KaTeX_Math" w:cs="Times New Roman"/>
+          <w:i/>
+          <w:iCs/>
+          <w:caps w:val="0"/>
+          <w:color w:val="0F1115"/>
+          <w:spacing w:val="0"/>
+          <w:kern w:val="0"/>
+          <w:sz w:val="24"/>
+          <w:szCs w:val="24"/>
+          <w:bdr w:val="none" w:color="auto" w:sz="0" w:space="0"/>
+          <w:shd w:val="clear" w:fill="FFFFFF"/>
+          <w:lang w:val="en-US" w:eastAsia="zh-CN" w:bidi="ar"/>
+        </w:rPr>
+        <w:t>E</w:t>
+      </w:r>
+      <w:r>
+        <w:rPr>
+          <w:rFonts w:hint="default" w:ascii="Times New Roman" w:hAnsi="Times New Roman" w:eastAsia="Times New Roman" w:cs="Times New Roman"/>
+          <w:i w:val="0"/>
+          <w:iCs w:val="0"/>
+          <w:caps w:val="0"/>
+          <w:color w:val="0F1115"/>
+          <w:spacing w:val="0"/>
+          <w:kern w:val="0"/>
+          <w:sz w:val="24"/>
+          <w:szCs w:val="24"/>
+          <w:bdr w:val="none" w:color="auto" w:sz="0" w:space="0"/>
+          <w:shd w:val="clear" w:fill="FFFFFF"/>
+          <w:lang w:val="en-US" w:eastAsia="zh-CN" w:bidi="ar"/>
+        </w:rPr>
+        <w:t>(</w:t>
+      </w:r>
+      <w:r>
+        <w:rPr>
+          <w:rFonts w:hint="default" w:ascii="Times New Roman" w:hAnsi="Times New Roman" w:eastAsia="KaTeX_Math" w:cs="Times New Roman"/>
+          <w:i/>
+          <w:iCs/>
+          <w:caps w:val="0"/>
+          <w:color w:val="0F1115"/>
+          <w:spacing w:val="0"/>
+          <w:kern w:val="0"/>
+          <w:sz w:val="24"/>
+          <w:szCs w:val="24"/>
+          <w:bdr w:val="none" w:color="auto" w:sz="0" w:space="0"/>
+          <w:shd w:val="clear" w:fill="FFFFFF"/>
+          <w:lang w:val="en-US" w:eastAsia="zh-CN" w:bidi="ar"/>
+        </w:rPr>
+        <w:t>J</w:t>
+      </w:r>
+      <w:r>
+        <w:rPr>
+          <w:rFonts w:hint="default" w:ascii="Times New Roman" w:hAnsi="Times New Roman" w:eastAsia="Times New Roman" w:cs="Times New Roman"/>
+          <w:i w:val="0"/>
+          <w:iCs w:val="0"/>
+          <w:caps w:val="0"/>
+          <w:color w:val="0F1115"/>
+          <w:spacing w:val="0"/>
+          <w:kern w:val="0"/>
+          <w:sz w:val="24"/>
+          <w:szCs w:val="24"/>
+          <w:bdr w:val="none" w:color="auto" w:sz="0" w:space="0"/>
+          <w:shd w:val="clear" w:fill="FFFFFF"/>
+          <w:lang w:val="en-US" w:eastAsia="zh-CN" w:bidi="ar"/>
+        </w:rPr>
+        <w:t>)=100CPUmoyen​(%)​×TDP(</w:t>
+      </w:r>
+      <w:r>
+        <w:rPr>
+          <w:rFonts w:hint="default" w:ascii="Times New Roman" w:hAnsi="Times New Roman" w:eastAsia="KaTeX_Math" w:cs="Times New Roman"/>
+          <w:i/>
+          <w:iCs/>
+          <w:caps w:val="0"/>
+          <w:color w:val="0F1115"/>
+          <w:spacing w:val="0"/>
+          <w:kern w:val="0"/>
+          <w:sz w:val="24"/>
+          <w:szCs w:val="24"/>
+          <w:bdr w:val="none" w:color="auto" w:sz="0" w:space="0"/>
+          <w:shd w:val="clear" w:fill="FFFFFF"/>
+          <w:lang w:val="en-US" w:eastAsia="zh-CN" w:bidi="ar"/>
+        </w:rPr>
+        <w:t>W</w:t>
+      </w:r>
+      <w:r>
+        <w:rPr>
+          <w:rFonts w:hint="default" w:ascii="Times New Roman" w:hAnsi="Times New Roman" w:eastAsia="Times New Roman" w:cs="Times New Roman"/>
+          <w:i w:val="0"/>
+          <w:iCs w:val="0"/>
+          <w:caps w:val="0"/>
+          <w:color w:val="0F1115"/>
+          <w:spacing w:val="0"/>
+          <w:kern w:val="0"/>
+          <w:sz w:val="24"/>
+          <w:szCs w:val="24"/>
+          <w:bdr w:val="none" w:color="auto" w:sz="0" w:space="0"/>
+          <w:shd w:val="clear" w:fill="FFFFFF"/>
+          <w:lang w:val="en-US" w:eastAsia="zh-CN" w:bidi="ar"/>
+        </w:rPr>
+        <w:t>)×dureˊe(</w:t>
+      </w:r>
+      <w:r>
+        <w:rPr>
+          <w:rFonts w:hint="default" w:ascii="Times New Roman" w:hAnsi="Times New Roman" w:eastAsia="KaTeX_Math" w:cs="Times New Roman"/>
+          <w:i/>
+          <w:iCs/>
+          <w:caps w:val="0"/>
+          <w:color w:val="0F1115"/>
+          <w:spacing w:val="0"/>
+          <w:kern w:val="0"/>
+          <w:sz w:val="24"/>
+          <w:szCs w:val="24"/>
+          <w:bdr w:val="none" w:color="auto" w:sz="0" w:space="0"/>
+          <w:shd w:val="clear" w:fill="FFFFFF"/>
+          <w:lang w:val="en-US" w:eastAsia="zh-CN" w:bidi="ar"/>
+        </w:rPr>
+        <w:t>s</w:t>
+      </w:r>
+      <w:r>
+        <w:rPr>
+          <w:rFonts w:hint="default" w:ascii="Times New Roman" w:hAnsi="Times New Roman" w:eastAsia="Times New Roman" w:cs="Times New Roman"/>
+          <w:i w:val="0"/>
+          <w:iCs w:val="0"/>
+          <w:caps w:val="0"/>
+          <w:color w:val="0F1115"/>
+          <w:spacing w:val="0"/>
+          <w:kern w:val="0"/>
+          <w:sz w:val="24"/>
+          <w:szCs w:val="24"/>
+          <w:bdr w:val="none" w:color="auto" w:sz="0" w:space="0"/>
+          <w:shd w:val="clear" w:fill="FFFFFF"/>
+          <w:lang w:val="en-US" w:eastAsia="zh-CN" w:bidi="ar"/>
+        </w:rPr>
+        <w:t>)</w:t>
+      </w:r>
+    </w:p>
+    <w:p>
+      <w:pPr>
+        <w:pStyle w:val="11"/>
+        <w:keepNext w:val="0"/>
+        <w:keepLines w:val="0"/>
+        <w:widowControl/>
+        <w:suppressLineNumbers w:val="0"/>
+        <w:shd w:val="clear" w:fill="FFFFFF"/>
+        <w:spacing w:before="160" w:beforeAutospacing="0" w:after="160" w:afterAutospacing="0"/>
+        <w:ind w:left="0" w:right="0" w:firstLine="0"/>
+        <w:rPr>
+          <w:rFonts w:hint="default" w:ascii="Times New Roman" w:hAnsi="Times New Roman" w:eastAsia="Segoe UI" w:cs="Times New Roman"/>
+          <w:i w:val="0"/>
+          <w:iCs w:val="0"/>
+          <w:caps w:val="0"/>
+          <w:color w:val="0F1115"/>
+          <w:spacing w:val="0"/>
+          <w:sz w:val="24"/>
+          <w:szCs w:val="24"/>
+        </w:rPr>
+      </w:pPr>
+      <w:r>
+        <w:rPr>
+          <w:rFonts w:hint="default" w:ascii="Times New Roman" w:hAnsi="Times New Roman" w:eastAsia="Segoe UI" w:cs="Times New Roman"/>
+          <w:i w:val="0"/>
+          <w:iCs w:val="0"/>
+          <w:caps w:val="0"/>
+          <w:color w:val="0F1115"/>
+          <w:spacing w:val="0"/>
+          <w:sz w:val="24"/>
+          <w:szCs w:val="24"/>
+          <w:shd w:val="clear" w:fill="FFFFFF"/>
+        </w:rPr>
+        <w:t>La capacité en mAh a été déduite en considérant une tension de 5 V (typique d’un Raspberry Pi ou d’un système embarqué) :</w:t>
+      </w:r>
+    </w:p>
+    <w:p>
+      <w:pPr>
+        <w:keepNext w:val="0"/>
+        <w:keepLines w:val="0"/>
+        <w:widowControl/>
+        <w:suppressLineNumbers w:val="0"/>
+        <w:jc w:val="left"/>
+        <w:rPr>
+          <w:rFonts w:hint="default" w:ascii="Times New Roman" w:hAnsi="Times New Roman" w:cs="Times New Roman"/>
+          <w:sz w:val="24"/>
+          <w:szCs w:val="24"/>
+        </w:rPr>
+      </w:pPr>
+      <w:r>
+        <w:rPr>
+          <w:rFonts w:hint="default" w:ascii="Times New Roman" w:hAnsi="Times New Roman" w:eastAsia="Times New Roman" w:cs="Times New Roman"/>
+          <w:i w:val="0"/>
+          <w:iCs w:val="0"/>
+          <w:caps w:val="0"/>
+          <w:color w:val="0F1115"/>
+          <w:spacing w:val="0"/>
+          <w:kern w:val="0"/>
+          <w:sz w:val="24"/>
+          <w:szCs w:val="24"/>
+          <w:bdr w:val="none" w:color="auto" w:sz="0" w:space="0"/>
+          <w:shd w:val="clear" w:fill="FFFFFF"/>
+          <w:lang w:val="en-US" w:eastAsia="zh-CN" w:bidi="ar"/>
+        </w:rPr>
+        <w:t>Capaciteˊ (mAh)=E(J)U(V)×10003600Capaciteˊ (mAh)=</w:t>
+      </w:r>
+      <w:r>
+        <w:rPr>
+          <w:rFonts w:hint="default" w:ascii="Times New Roman" w:hAnsi="Times New Roman" w:eastAsia="KaTeX_Math" w:cs="Times New Roman"/>
+          <w:i/>
+          <w:iCs/>
+          <w:caps w:val="0"/>
+          <w:color w:val="0F1115"/>
+          <w:spacing w:val="0"/>
+          <w:kern w:val="0"/>
+          <w:sz w:val="24"/>
+          <w:szCs w:val="24"/>
+          <w:bdr w:val="none" w:color="auto" w:sz="0" w:space="0"/>
+          <w:shd w:val="clear" w:fill="FFFFFF"/>
+          <w:lang w:val="en-US" w:eastAsia="zh-CN" w:bidi="ar"/>
+        </w:rPr>
+        <w:t>U</w:t>
+      </w:r>
+      <w:r>
+        <w:rPr>
+          <w:rFonts w:hint="default" w:ascii="Times New Roman" w:hAnsi="Times New Roman" w:eastAsia="Times New Roman" w:cs="Times New Roman"/>
+          <w:i w:val="0"/>
+          <w:iCs w:val="0"/>
+          <w:caps w:val="0"/>
+          <w:color w:val="0F1115"/>
+          <w:spacing w:val="0"/>
+          <w:kern w:val="0"/>
+          <w:sz w:val="24"/>
+          <w:szCs w:val="24"/>
+          <w:bdr w:val="none" w:color="auto" w:sz="0" w:space="0"/>
+          <w:shd w:val="clear" w:fill="FFFFFF"/>
+          <w:lang w:val="en-US" w:eastAsia="zh-CN" w:bidi="ar"/>
+        </w:rPr>
+        <w:t>(</w:t>
+      </w:r>
+      <w:r>
+        <w:rPr>
+          <w:rFonts w:hint="default" w:ascii="Times New Roman" w:hAnsi="Times New Roman" w:eastAsia="KaTeX_Math" w:cs="Times New Roman"/>
+          <w:i/>
+          <w:iCs/>
+          <w:caps w:val="0"/>
+          <w:color w:val="0F1115"/>
+          <w:spacing w:val="0"/>
+          <w:kern w:val="0"/>
+          <w:sz w:val="24"/>
+          <w:szCs w:val="24"/>
+          <w:bdr w:val="none" w:color="auto" w:sz="0" w:space="0"/>
+          <w:shd w:val="clear" w:fill="FFFFFF"/>
+          <w:lang w:val="en-US" w:eastAsia="zh-CN" w:bidi="ar"/>
+        </w:rPr>
+        <w:t>V</w:t>
+      </w:r>
+      <w:r>
+        <w:rPr>
+          <w:rFonts w:hint="default" w:ascii="Times New Roman" w:hAnsi="Times New Roman" w:eastAsia="Times New Roman" w:cs="Times New Roman"/>
+          <w:i w:val="0"/>
+          <w:iCs w:val="0"/>
+          <w:caps w:val="0"/>
+          <w:color w:val="0F1115"/>
+          <w:spacing w:val="0"/>
+          <w:kern w:val="0"/>
+          <w:sz w:val="24"/>
+          <w:szCs w:val="24"/>
+          <w:bdr w:val="none" w:color="auto" w:sz="0" w:space="0"/>
+          <w:shd w:val="clear" w:fill="FFFFFF"/>
+          <w:lang w:val="en-US" w:eastAsia="zh-CN" w:bidi="ar"/>
+        </w:rPr>
+        <w:t>)</w:t>
+      </w:r>
+      <w:r>
+        <w:rPr>
+          <w:rFonts w:hint="default" w:ascii="Times New Roman" w:hAnsi="Times New Roman" w:eastAsia="KaTeX_Math" w:cs="Times New Roman"/>
+          <w:i/>
+          <w:iCs/>
+          <w:caps w:val="0"/>
+          <w:color w:val="0F1115"/>
+          <w:spacing w:val="0"/>
+          <w:kern w:val="0"/>
+          <w:sz w:val="24"/>
+          <w:szCs w:val="24"/>
+          <w:bdr w:val="none" w:color="auto" w:sz="0" w:space="0"/>
+          <w:shd w:val="clear" w:fill="FFFFFF"/>
+          <w:lang w:val="en-US" w:eastAsia="zh-CN" w:bidi="ar"/>
+        </w:rPr>
+        <w:t>E</w:t>
+      </w:r>
+      <w:r>
+        <w:rPr>
+          <w:rFonts w:hint="default" w:ascii="Times New Roman" w:hAnsi="Times New Roman" w:eastAsia="Times New Roman" w:cs="Times New Roman"/>
+          <w:i w:val="0"/>
+          <w:iCs w:val="0"/>
+          <w:caps w:val="0"/>
+          <w:color w:val="0F1115"/>
+          <w:spacing w:val="0"/>
+          <w:kern w:val="0"/>
+          <w:sz w:val="24"/>
+          <w:szCs w:val="24"/>
+          <w:bdr w:val="none" w:color="auto" w:sz="0" w:space="0"/>
+          <w:shd w:val="clear" w:fill="FFFFFF"/>
+          <w:lang w:val="en-US" w:eastAsia="zh-CN" w:bidi="ar"/>
+        </w:rPr>
+        <w:t>(</w:t>
+      </w:r>
+      <w:r>
+        <w:rPr>
+          <w:rFonts w:hint="default" w:ascii="Times New Roman" w:hAnsi="Times New Roman" w:eastAsia="KaTeX_Math" w:cs="Times New Roman"/>
+          <w:i/>
+          <w:iCs/>
+          <w:caps w:val="0"/>
+          <w:color w:val="0F1115"/>
+          <w:spacing w:val="0"/>
+          <w:kern w:val="0"/>
+          <w:sz w:val="24"/>
+          <w:szCs w:val="24"/>
+          <w:bdr w:val="none" w:color="auto" w:sz="0" w:space="0"/>
+          <w:shd w:val="clear" w:fill="FFFFFF"/>
+          <w:lang w:val="en-US" w:eastAsia="zh-CN" w:bidi="ar"/>
+        </w:rPr>
+        <w:t>J</w:t>
+      </w:r>
+      <w:r>
+        <w:rPr>
+          <w:rFonts w:hint="default" w:ascii="Times New Roman" w:hAnsi="Times New Roman" w:eastAsia="Times New Roman" w:cs="Times New Roman"/>
+          <w:i w:val="0"/>
+          <w:iCs w:val="0"/>
+          <w:caps w:val="0"/>
+          <w:color w:val="0F1115"/>
+          <w:spacing w:val="0"/>
+          <w:kern w:val="0"/>
+          <w:sz w:val="24"/>
+          <w:szCs w:val="24"/>
+          <w:bdr w:val="none" w:color="auto" w:sz="0" w:space="0"/>
+          <w:shd w:val="clear" w:fill="FFFFFF"/>
+          <w:lang w:val="en-US" w:eastAsia="zh-CN" w:bidi="ar"/>
+        </w:rPr>
+        <w:t>)​×36001000​</w:t>
+      </w:r>
+    </w:p>
+    <w:p>
+      <w:pPr>
+        <w:pStyle w:val="11"/>
+        <w:keepNext w:val="0"/>
+        <w:keepLines w:val="0"/>
+        <w:widowControl/>
+        <w:suppressLineNumbers w:val="0"/>
+        <w:shd w:val="clear" w:fill="FFFFFF"/>
+        <w:spacing w:before="160" w:beforeAutospacing="0" w:after="160" w:afterAutospacing="0"/>
+        <w:ind w:left="0" w:right="0" w:firstLine="0"/>
+        <w:rPr>
+          <w:rFonts w:hint="default" w:ascii="Times New Roman" w:hAnsi="Times New Roman" w:cs="Times New Roman"/>
+          <w:sz w:val="24"/>
+          <w:szCs w:val="24"/>
+        </w:rPr>
+      </w:pPr>
+      <w:r>
+        <w:rPr>
+          <w:rFonts w:hint="default" w:ascii="Times New Roman" w:hAnsi="Times New Roman" w:eastAsia="Segoe UI" w:cs="Times New Roman"/>
+          <w:i w:val="0"/>
+          <w:iCs w:val="0"/>
+          <w:caps w:val="0"/>
+          <w:color w:val="0F1115"/>
+          <w:spacing w:val="0"/>
+          <w:sz w:val="24"/>
+          <w:szCs w:val="24"/>
+          <w:shd w:val="clear" w:fill="FFFFFF"/>
+        </w:rPr>
+        <w:t>Pour étudier l’impact de la charge, nous avons fait varier deux paramètres :</w:t>
+      </w:r>
+    </w:p>
+    <w:p>
+      <w:pPr>
+        <w:pStyle w:val="11"/>
+        <w:keepNext w:val="0"/>
+        <w:keepLines w:val="0"/>
+        <w:widowControl/>
+        <w:suppressLineNumbers w:val="0"/>
+        <w:spacing w:before="0" w:beforeAutospacing="0" w:after="0" w:afterAutospacing="0"/>
+        <w:ind w:left="0" w:right="0"/>
+        <w:rPr>
+          <w:rFonts w:hint="default" w:ascii="Times New Roman" w:hAnsi="Times New Roman" w:cs="Times New Roman"/>
+          <w:sz w:val="24"/>
+          <w:szCs w:val="24"/>
+        </w:rPr>
+      </w:pPr>
+      <w:r>
+        <w:rPr>
+          <w:rStyle w:val="8"/>
+          <w:rFonts w:hint="default" w:ascii="Times New Roman" w:hAnsi="Times New Roman" w:eastAsia="Segoe UI" w:cs="Times New Roman"/>
+          <w:b/>
+          <w:bCs/>
+          <w:i w:val="0"/>
+          <w:iCs w:val="0"/>
+          <w:caps w:val="0"/>
+          <w:color w:val="0F1115"/>
+          <w:spacing w:val="0"/>
+          <w:sz w:val="24"/>
+          <w:szCs w:val="24"/>
+          <w:shd w:val="clear" w:fill="FFFFFF"/>
+        </w:rPr>
+        <w:t>Fréquence d’échantillonnage</w:t>
+      </w:r>
+      <w:r>
+        <w:rPr>
+          <w:rFonts w:hint="default" w:ascii="Times New Roman" w:hAnsi="Times New Roman" w:eastAsia="Segoe UI" w:cs="Times New Roman"/>
+          <w:i w:val="0"/>
+          <w:iCs w:val="0"/>
+          <w:caps w:val="0"/>
+          <w:color w:val="0F1115"/>
+          <w:spacing w:val="0"/>
+          <w:sz w:val="24"/>
+          <w:szCs w:val="24"/>
+          <w:shd w:val="clear" w:fill="FFFFFF"/>
+        </w:rPr>
+        <w:t> : 1 Hz, 5 Hz et 10 Hz.</w:t>
+      </w:r>
+    </w:p>
+    <w:p>
+      <w:pPr>
+        <w:pStyle w:val="11"/>
+        <w:keepNext w:val="0"/>
+        <w:keepLines w:val="0"/>
+        <w:widowControl/>
+        <w:suppressLineNumbers w:val="0"/>
+        <w:spacing w:before="0" w:beforeAutospacing="0" w:after="0" w:afterAutospacing="0"/>
+        <w:ind w:left="0" w:right="0"/>
+        <w:rPr>
+          <w:rFonts w:hint="default" w:ascii="Times New Roman" w:hAnsi="Times New Roman" w:cs="Times New Roman"/>
+          <w:sz w:val="24"/>
+          <w:szCs w:val="24"/>
+        </w:rPr>
+      </w:pPr>
+      <w:r>
+        <w:rPr>
+          <w:rStyle w:val="8"/>
+          <w:rFonts w:hint="default" w:ascii="Times New Roman" w:hAnsi="Times New Roman" w:eastAsia="Segoe UI" w:cs="Times New Roman"/>
+          <w:b/>
+          <w:bCs/>
+          <w:i w:val="0"/>
+          <w:iCs w:val="0"/>
+          <w:caps w:val="0"/>
+          <w:color w:val="0F1115"/>
+          <w:spacing w:val="0"/>
+          <w:sz w:val="24"/>
+          <w:szCs w:val="24"/>
+          <w:shd w:val="clear" w:fill="FFFFFF"/>
+        </w:rPr>
+        <w:t>Nombre de capteurs simulés</w:t>
+      </w:r>
+      <w:r>
+        <w:rPr>
+          <w:rFonts w:hint="default" w:ascii="Times New Roman" w:hAnsi="Times New Roman" w:eastAsia="Segoe UI" w:cs="Times New Roman"/>
+          <w:i w:val="0"/>
+          <w:iCs w:val="0"/>
+          <w:caps w:val="0"/>
+          <w:color w:val="0F1115"/>
+          <w:spacing w:val="0"/>
+          <w:sz w:val="24"/>
+          <w:szCs w:val="24"/>
+          <w:shd w:val="clear" w:fill="FFFFFF"/>
+        </w:rPr>
+        <w:t> : 1, 3 et 5 capteurs (en dupliquant le flux de données).</w:t>
+      </w:r>
+    </w:p>
+    <w:p>
+      <w:pPr>
+        <w:pStyle w:val="11"/>
+        <w:keepNext w:val="0"/>
+        <w:keepLines w:val="0"/>
+        <w:widowControl/>
+        <w:suppressLineNumbers w:val="0"/>
+        <w:shd w:val="clear" w:fill="FFFFFF"/>
+        <w:spacing w:before="160" w:beforeAutospacing="0" w:after="160" w:afterAutospacing="0"/>
+        <w:ind w:left="0" w:right="0" w:firstLine="0"/>
+        <w:rPr>
+          <w:rFonts w:hint="default" w:ascii="Times New Roman" w:hAnsi="Times New Roman" w:eastAsia="Segoe UI" w:cs="Times New Roman"/>
+          <w:i w:val="0"/>
+          <w:iCs w:val="0"/>
+          <w:caps w:val="0"/>
+          <w:color w:val="0F1115"/>
+          <w:spacing w:val="0"/>
+          <w:sz w:val="24"/>
+          <w:szCs w:val="24"/>
+        </w:rPr>
+      </w:pPr>
+      <w:r>
+        <w:rPr>
+          <w:rFonts w:hint="default" w:ascii="Times New Roman" w:hAnsi="Times New Roman" w:eastAsia="Segoe UI" w:cs="Times New Roman"/>
+          <w:i w:val="0"/>
+          <w:iCs w:val="0"/>
+          <w:caps w:val="0"/>
+          <w:color w:val="0F1115"/>
+          <w:spacing w:val="0"/>
+          <w:sz w:val="24"/>
+          <w:szCs w:val="24"/>
+          <w:shd w:val="clear" w:fill="FFFFFF"/>
+        </w:rPr>
+        <w:t>Chaque simulation a duré 5 minutes (300 secondes) et a traité les 10 000 premières lignes du dataset.</w:t>
+      </w:r>
+    </w:p>
+    <w:p>
+      <w:pPr>
+        <w:pStyle w:val="4"/>
+        <w:keepNext w:val="0"/>
+        <w:keepLines w:val="0"/>
+        <w:widowControl/>
+        <w:suppressLineNumbers w:val="0"/>
+        <w:shd w:val="clear" w:fill="FFFFFF"/>
+        <w:spacing w:before="320" w:beforeAutospacing="0" w:after="160" w:afterAutospacing="0" w:line="300" w:lineRule="atLeast"/>
+        <w:ind w:left="0" w:right="0" w:firstLine="0"/>
+        <w:rPr>
+          <w:rFonts w:hint="default" w:ascii="Times New Roman" w:hAnsi="Times New Roman" w:eastAsia="Segoe UI" w:cs="Times New Roman"/>
+          <w:b/>
+          <w:bCs/>
+          <w:caps w:val="0"/>
+          <w:color w:val="0F1115"/>
+          <w:spacing w:val="0"/>
+          <w:sz w:val="24"/>
+          <w:szCs w:val="24"/>
+        </w:rPr>
+      </w:pPr>
+      <w:r>
+        <w:rPr>
+          <w:rFonts w:hint="default" w:ascii="Times New Roman" w:hAnsi="Times New Roman" w:eastAsia="Segoe UI" w:cs="Times New Roman"/>
+          <w:b/>
+          <w:bCs/>
+          <w:caps w:val="0"/>
+          <w:color w:val="0F1115"/>
+          <w:spacing w:val="0"/>
+          <w:sz w:val="24"/>
+          <w:szCs w:val="24"/>
+          <w:shd w:val="clear" w:fill="FFFFFF"/>
+        </w:rPr>
+        <w:t>1.4 Implémentation</w:t>
+      </w:r>
+    </w:p>
+    <w:p>
+      <w:pPr>
+        <w:pStyle w:val="11"/>
+        <w:keepNext w:val="0"/>
+        <w:keepLines w:val="0"/>
+        <w:widowControl/>
+        <w:suppressLineNumbers w:val="0"/>
+        <w:shd w:val="clear" w:fill="FFFFFF"/>
+        <w:spacing w:before="160" w:beforeAutospacing="0" w:after="160" w:afterAutospacing="0"/>
+        <w:ind w:left="0" w:right="0" w:firstLine="0"/>
+        <w:rPr>
+          <w:rFonts w:hint="default" w:ascii="Times New Roman" w:hAnsi="Times New Roman" w:cs="Times New Roman"/>
+          <w:sz w:val="24"/>
+          <w:szCs w:val="24"/>
+        </w:rPr>
+      </w:pPr>
+      <w:r>
+        <w:rPr>
+          <w:rFonts w:hint="default" w:ascii="Times New Roman" w:hAnsi="Times New Roman" w:eastAsia="Segoe UI" w:cs="Times New Roman"/>
+          <w:i w:val="0"/>
+          <w:iCs w:val="0"/>
+          <w:caps w:val="0"/>
+          <w:color w:val="0F1115"/>
+          <w:spacing w:val="0"/>
+          <w:sz w:val="24"/>
+          <w:szCs w:val="24"/>
+          <w:shd w:val="clear" w:fill="FFFFFF"/>
+        </w:rPr>
+        <w:t>Le script Python </w:t>
+      </w:r>
+      <w:r>
+        <w:rPr>
+          <w:rStyle w:val="7"/>
+          <w:rFonts w:hint="default" w:ascii="Times New Roman" w:hAnsi="Times New Roman" w:eastAsia="Consolas" w:cs="Times New Roman"/>
+          <w:i w:val="0"/>
+          <w:iCs w:val="0"/>
+          <w:caps w:val="0"/>
+          <w:color w:val="0F1115"/>
+          <w:spacing w:val="0"/>
+          <w:sz w:val="24"/>
+          <w:szCs w:val="24"/>
+          <w:bdr w:val="none" w:color="auto" w:sz="0" w:space="0"/>
+          <w:shd w:val="clear" w:fill="EBEEF2"/>
+        </w:rPr>
+        <w:t>collect_sensing.py</w:t>
+      </w:r>
+      <w:r>
+        <w:rPr>
+          <w:rFonts w:hint="default" w:ascii="Times New Roman" w:hAnsi="Times New Roman" w:eastAsia="Segoe UI" w:cs="Times New Roman"/>
+          <w:i w:val="0"/>
+          <w:iCs w:val="0"/>
+          <w:caps w:val="0"/>
+          <w:color w:val="0F1115"/>
+          <w:spacing w:val="0"/>
+          <w:sz w:val="24"/>
+          <w:szCs w:val="24"/>
+          <w:shd w:val="clear" w:fill="FFFFFF"/>
+        </w:rPr>
+        <w:t> effectue les opérations suivantes :</w:t>
+      </w:r>
+    </w:p>
+    <w:p>
+      <w:pPr>
+        <w:pStyle w:val="11"/>
+        <w:keepNext w:val="0"/>
+        <w:keepLines w:val="0"/>
+        <w:widowControl/>
+        <w:suppressLineNumbers w:val="0"/>
+        <w:spacing w:before="0" w:beforeAutospacing="0" w:after="0" w:afterAutospacing="0"/>
+        <w:ind w:left="0" w:right="0"/>
+        <w:rPr>
+          <w:rFonts w:hint="default" w:ascii="Times New Roman" w:hAnsi="Times New Roman" w:cs="Times New Roman"/>
+          <w:sz w:val="24"/>
+          <w:szCs w:val="24"/>
+        </w:rPr>
+      </w:pPr>
+      <w:r>
+        <w:rPr>
+          <w:rFonts w:hint="default" w:ascii="Times New Roman" w:hAnsi="Times New Roman" w:eastAsia="Segoe UI" w:cs="Times New Roman"/>
+          <w:i w:val="0"/>
+          <w:iCs w:val="0"/>
+          <w:caps w:val="0"/>
+          <w:color w:val="0F1115"/>
+          <w:spacing w:val="0"/>
+          <w:sz w:val="24"/>
+          <w:szCs w:val="24"/>
+          <w:shd w:val="clear" w:fill="FFFFFF"/>
+        </w:rPr>
+        <w:t>Chargement du fichier </w:t>
+      </w:r>
+      <w:r>
+        <w:rPr>
+          <w:rStyle w:val="7"/>
+          <w:rFonts w:hint="default" w:ascii="Times New Roman" w:hAnsi="Times New Roman" w:eastAsia="Consolas" w:cs="Times New Roman"/>
+          <w:i w:val="0"/>
+          <w:iCs w:val="0"/>
+          <w:caps w:val="0"/>
+          <w:color w:val="0F1115"/>
+          <w:spacing w:val="0"/>
+          <w:sz w:val="24"/>
+          <w:szCs w:val="24"/>
+          <w:bdr w:val="none" w:color="auto" w:sz="0" w:space="0"/>
+          <w:shd w:val="clear" w:fill="EBEEF2"/>
+        </w:rPr>
+        <w:t>benign.csv</w:t>
+      </w:r>
+      <w:r>
+        <w:rPr>
+          <w:rFonts w:hint="default" w:ascii="Times New Roman" w:hAnsi="Times New Roman" w:eastAsia="Segoe UI" w:cs="Times New Roman"/>
+          <w:i w:val="0"/>
+          <w:iCs w:val="0"/>
+          <w:caps w:val="0"/>
+          <w:color w:val="0F1115"/>
+          <w:spacing w:val="0"/>
+          <w:sz w:val="24"/>
+          <w:szCs w:val="24"/>
+          <w:shd w:val="clear" w:fill="FFFFFF"/>
+        </w:rPr>
+        <w:t> (10 000 lignes).</w:t>
+      </w:r>
+    </w:p>
+    <w:p>
+      <w:pPr>
+        <w:pStyle w:val="11"/>
+        <w:keepNext w:val="0"/>
+        <w:keepLines w:val="0"/>
+        <w:widowControl/>
+        <w:suppressLineNumbers w:val="0"/>
+        <w:spacing w:before="0" w:beforeAutospacing="0" w:after="80" w:afterAutospacing="0"/>
+        <w:ind w:left="0" w:right="0"/>
+        <w:rPr>
+          <w:rFonts w:hint="default" w:ascii="Times New Roman" w:hAnsi="Times New Roman" w:cs="Times New Roman"/>
+          <w:sz w:val="24"/>
+          <w:szCs w:val="24"/>
+        </w:rPr>
+      </w:pPr>
+      <w:r>
+        <w:rPr>
+          <w:rFonts w:hint="default" w:ascii="Times New Roman" w:hAnsi="Times New Roman" w:eastAsia="Segoe UI" w:cs="Times New Roman"/>
+          <w:i w:val="0"/>
+          <w:iCs w:val="0"/>
+          <w:caps w:val="0"/>
+          <w:color w:val="0F1115"/>
+          <w:spacing w:val="0"/>
+          <w:sz w:val="24"/>
+          <w:szCs w:val="24"/>
+          <w:shd w:val="clear" w:fill="FFFFFF"/>
+        </w:rPr>
+        <w:t>Calcul d’un seuil de présence basé sur la moyenne et l’écart-type de la colonne </w:t>
+      </w:r>
+      <w:r>
+        <w:rPr>
+          <w:rStyle w:val="7"/>
+          <w:rFonts w:hint="default" w:ascii="Times New Roman" w:hAnsi="Times New Roman" w:eastAsia="Consolas" w:cs="Times New Roman"/>
+          <w:i w:val="0"/>
+          <w:iCs w:val="0"/>
+          <w:caps w:val="0"/>
+          <w:color w:val="0F1115"/>
+          <w:spacing w:val="0"/>
+          <w:sz w:val="24"/>
+          <w:szCs w:val="24"/>
+          <w:bdr w:val="none" w:color="auto" w:sz="0" w:space="0"/>
+          <w:shd w:val="clear" w:fill="EBEEF2"/>
+        </w:rPr>
+        <w:t>HH_L5_magnitude</w:t>
+      </w:r>
+      <w:r>
+        <w:rPr>
+          <w:rFonts w:hint="default" w:ascii="Times New Roman" w:hAnsi="Times New Roman" w:eastAsia="Segoe UI" w:cs="Times New Roman"/>
+          <w:i w:val="0"/>
+          <w:iCs w:val="0"/>
+          <w:caps w:val="0"/>
+          <w:color w:val="0F1115"/>
+          <w:spacing w:val="0"/>
+          <w:sz w:val="24"/>
+          <w:szCs w:val="24"/>
+          <w:shd w:val="clear" w:fill="FFFFFF"/>
+        </w:rPr>
+        <w:t> :</w:t>
+      </w:r>
+    </w:p>
+    <w:p>
+      <w:pPr>
         <w:keepNext w:val="0"/>
         <w:keepLines w:val="0"/>
         <w:widowControl/>
@@ -1791,8 +3510,8 @@
           <w:numId w:val="3"/>
         </w:numPr>
         <w:suppressLineNumbers w:val="0"/>
-        <w:spacing w:before="0" w:beforeAutospacing="0" w:after="0" w:afterAutospacing="0" w:line="360" w:lineRule="auto"/>
-        <w:ind w:left="425" w:leftChars="0" w:right="0" w:hanging="425" w:firstLineChars="0"/>
+        <w:spacing w:before="60" w:beforeAutospacing="0" w:after="0" w:afterAutospacing="1"/>
+        <w:ind w:left="0" w:hanging="360"/>
         <w:rPr>
           <w:rFonts w:hint="default" w:ascii="Times New Roman" w:hAnsi="Times New Roman" w:cs="Times New Roman"/>
           <w:sz w:val="24"/>
@@ -1801,49 +3520,74 @@
       </w:pPr>
       <w:r>
         <w:rPr>
-          <w:rStyle w:val="7"/>
-          <w:rFonts w:hint="default" w:ascii="Times New Roman" w:hAnsi="Times New Roman" w:eastAsia="Segoe UI" w:cs="Times New Roman"/>
-          <w:b/>
-          <w:bCs/>
-          <w:i w:val="0"/>
-          <w:iCs w:val="0"/>
-          <w:caps w:val="0"/>
-          <w:color w:val="0F1115"/>
-          <w:spacing w:val="0"/>
-          <w:sz w:val="24"/>
-          <w:szCs w:val="24"/>
-          <w:shd w:val="clear" w:fill="FFFFFF"/>
-        </w:rPr>
-        <w:t>Désiloter les données :</w:t>
-      </w:r>
-      <w:r>
-        <w:rPr>
-          <w:rFonts w:hint="default" w:ascii="Times New Roman" w:hAnsi="Times New Roman" w:eastAsia="Segoe UI" w:cs="Times New Roman"/>
-          <w:i w:val="0"/>
-          <w:iCs w:val="0"/>
-          <w:caps w:val="0"/>
-          <w:color w:val="0F1115"/>
-          <w:spacing w:val="0"/>
-          <w:sz w:val="24"/>
-          <w:szCs w:val="24"/>
-          <w:shd w:val="clear" w:fill="FFFFFF"/>
-        </w:rPr>
-        <w:t> Faire communiquer un lecteur RFID simulé et des capteurs de présence sur un bus de données commun (MQTT).</w:t>
-      </w:r>
-    </w:p>
-    <w:p>
-      <w:pPr>
-        <w:pStyle w:val="9"/>
+          <w:rFonts w:hint="default" w:ascii="Times New Roman" w:hAnsi="Times New Roman" w:eastAsia="Times New Roman" w:cs="Times New Roman"/>
+          <w:i w:val="0"/>
+          <w:iCs w:val="0"/>
+          <w:caps w:val="0"/>
+          <w:color w:val="0F1115"/>
+          <w:spacing w:val="0"/>
+          <w:sz w:val="24"/>
+          <w:szCs w:val="24"/>
+          <w:bdr w:val="none" w:color="auto" w:sz="0" w:space="0"/>
+          <w:shd w:val="clear" w:fill="FFFFFF"/>
+        </w:rPr>
+        <w:t>seuil=μ+σseuil=</w:t>
+      </w:r>
+      <w:r>
+        <w:rPr>
+          <w:rFonts w:hint="default" w:ascii="Times New Roman" w:hAnsi="Times New Roman" w:eastAsia="KaTeX_Math" w:cs="Times New Roman"/>
+          <w:i/>
+          <w:iCs/>
+          <w:caps w:val="0"/>
+          <w:color w:val="0F1115"/>
+          <w:spacing w:val="0"/>
+          <w:sz w:val="24"/>
+          <w:szCs w:val="24"/>
+          <w:bdr w:val="none" w:color="auto" w:sz="0" w:space="0"/>
+          <w:shd w:val="clear" w:fill="FFFFFF"/>
+        </w:rPr>
+        <w:t>μ</w:t>
+      </w:r>
+      <w:r>
+        <w:rPr>
+          <w:rFonts w:hint="default" w:ascii="Times New Roman" w:hAnsi="Times New Roman" w:eastAsia="Times New Roman" w:cs="Times New Roman"/>
+          <w:i w:val="0"/>
+          <w:iCs w:val="0"/>
+          <w:caps w:val="0"/>
+          <w:color w:val="0F1115"/>
+          <w:spacing w:val="0"/>
+          <w:sz w:val="24"/>
+          <w:szCs w:val="24"/>
+          <w:bdr w:val="none" w:color="auto" w:sz="0" w:space="0"/>
+          <w:shd w:val="clear" w:fill="FFFFFF"/>
+        </w:rPr>
+        <w:t>+</w:t>
+      </w:r>
+      <w:r>
+        <w:rPr>
+          <w:rFonts w:hint="default" w:ascii="Times New Roman" w:hAnsi="Times New Roman" w:eastAsia="KaTeX_Math" w:cs="Times New Roman"/>
+          <w:i/>
+          <w:iCs/>
+          <w:caps w:val="0"/>
+          <w:color w:val="0F1115"/>
+          <w:spacing w:val="0"/>
+          <w:sz w:val="24"/>
+          <w:szCs w:val="24"/>
+          <w:bdr w:val="none" w:color="auto" w:sz="0" w:space="0"/>
+          <w:shd w:val="clear" w:fill="FFFFFF"/>
+        </w:rPr>
+        <w:t>σ</w:t>
+      </w:r>
+    </w:p>
+    <w:p>
+      <w:pPr>
+        <w:pStyle w:val="11"/>
         <w:keepNext w:val="0"/>
         <w:keepLines w:val="0"/>
         <w:widowControl/>
-        <w:numPr>
-          <w:ilvl w:val="0"/>
-          <w:numId w:val="3"/>
-        </w:numPr>
         <w:suppressLineNumbers w:val="0"/>
-        <w:spacing w:before="0" w:beforeAutospacing="0" w:after="0" w:afterAutospacing="0" w:line="360" w:lineRule="auto"/>
-        <w:ind w:left="425" w:leftChars="0" w:right="0" w:hanging="425" w:firstLineChars="0"/>
+        <w:spacing w:before="80" w:beforeAutospacing="0" w:after="0" w:afterAutospacing="0"/>
+        <w:ind w:left="0" w:right="0"/>
         <w:rPr>
           <w:rFonts w:hint="default" w:ascii="Times New Roman" w:hAnsi="Times New Roman" w:cs="Times New Roman"/>
           <w:sz w:val="24"/>
@@ -1852,49 +3596,28 @@
       </w:pPr>
       <w:r>
         <w:rPr>
-          <w:rStyle w:val="7"/>
-          <w:rFonts w:hint="default" w:ascii="Times New Roman" w:hAnsi="Times New Roman" w:eastAsia="Segoe UI" w:cs="Times New Roman"/>
-          <w:b/>
-          <w:bCs/>
-          <w:i w:val="0"/>
-          <w:iCs w:val="0"/>
-          <w:caps w:val="0"/>
-          <w:color w:val="0F1115"/>
-          <w:spacing w:val="0"/>
-          <w:sz w:val="24"/>
-          <w:szCs w:val="24"/>
-          <w:shd w:val="clear" w:fill="FFFFFF"/>
-        </w:rPr>
-        <w:t>Valider l'architecture technique :</w:t>
-      </w:r>
-      <w:r>
-        <w:rPr>
-          <w:rFonts w:hint="default" w:ascii="Times New Roman" w:hAnsi="Times New Roman" w:eastAsia="Segoe UI" w:cs="Times New Roman"/>
-          <w:i w:val="0"/>
-          <w:iCs w:val="0"/>
-          <w:caps w:val="0"/>
-          <w:color w:val="0F1115"/>
-          <w:spacing w:val="0"/>
-          <w:sz w:val="24"/>
-          <w:szCs w:val="24"/>
-          <w:shd w:val="clear" w:fill="FFFFFF"/>
-        </w:rPr>
-        <w:t> Prouver la robustesse de la chaîne d'acquisition, de stockage (Time Series Database) et de visualisation (Dashboard).</w:t>
-      </w:r>
-    </w:p>
-    <w:p>
-      <w:pPr>
-        <w:pStyle w:val="9"/>
+          <w:rFonts w:hint="default" w:ascii="Times New Roman" w:hAnsi="Times New Roman" w:eastAsia="Segoe UI" w:cs="Times New Roman"/>
+          <w:i w:val="0"/>
+          <w:iCs w:val="0"/>
+          <w:caps w:val="0"/>
+          <w:color w:val="0F1115"/>
+          <w:spacing w:val="0"/>
+          <w:sz w:val="24"/>
+          <w:szCs w:val="24"/>
+          <w:shd w:val="clear" w:fill="FFFFFF"/>
+        </w:rPr>
+        <w:t>Une présence est détectée si la magnitude dépasse ce seuil.</w:t>
+      </w:r>
+    </w:p>
+    <w:p>
+      <w:pPr>
+        <w:pStyle w:val="11"/>
         <w:keepNext w:val="0"/>
         <w:keepLines w:val="0"/>
         <w:widowControl/>
-        <w:numPr>
-          <w:ilvl w:val="0"/>
-          <w:numId w:val="3"/>
-        </w:numPr>
         <w:suppressLineNumbers w:val="0"/>
-        <w:spacing w:before="0" w:beforeAutospacing="0" w:after="0" w:afterAutospacing="0" w:line="360" w:lineRule="auto"/>
-        <w:ind w:left="425" w:leftChars="0" w:right="0" w:hanging="425" w:firstLineChars="0"/>
+        <w:spacing w:before="0" w:beforeAutospacing="0" w:after="0" w:afterAutospacing="0"/>
+        <w:ind w:left="0" w:right="0"/>
         <w:rPr>
           <w:rFonts w:hint="default" w:ascii="Times New Roman" w:hAnsi="Times New Roman" w:cs="Times New Roman"/>
           <w:sz w:val="24"/>
@@ -1903,508 +3626,214 @@
       </w:pPr>
       <w:r>
         <w:rPr>
+          <w:rFonts w:hint="default" w:ascii="Times New Roman" w:hAnsi="Times New Roman" w:eastAsia="Segoe UI" w:cs="Times New Roman"/>
+          <w:i w:val="0"/>
+          <w:iCs w:val="0"/>
+          <w:caps w:val="0"/>
+          <w:color w:val="0F1115"/>
+          <w:spacing w:val="0"/>
+          <w:sz w:val="24"/>
+          <w:szCs w:val="24"/>
+          <w:shd w:val="clear" w:fill="FFFFFF"/>
+        </w:rPr>
+        <w:t>Pour chaque ligne, mesure du CPU (via </w:t>
+      </w:r>
+      <w:r>
+        <w:rPr>
           <w:rStyle w:val="7"/>
-          <w:rFonts w:hint="default" w:ascii="Times New Roman" w:hAnsi="Times New Roman" w:eastAsia="Segoe UI" w:cs="Times New Roman"/>
-          <w:b/>
-          <w:bCs/>
-          <w:i w:val="0"/>
-          <w:iCs w:val="0"/>
-          <w:caps w:val="0"/>
-          <w:color w:val="0F1115"/>
-          <w:spacing w:val="0"/>
-          <w:sz w:val="24"/>
-          <w:szCs w:val="24"/>
-          <w:shd w:val="clear" w:fill="FFFFFF"/>
-        </w:rPr>
-        <w:t>Produire un livrable logiciel pré-hardware :</w:t>
-      </w:r>
-      <w:r>
-        <w:rPr>
-          <w:rFonts w:hint="default" w:ascii="Times New Roman" w:hAnsi="Times New Roman" w:eastAsia="Segoe UI" w:cs="Times New Roman"/>
-          <w:i w:val="0"/>
-          <w:iCs w:val="0"/>
-          <w:caps w:val="0"/>
-          <w:color w:val="0F1115"/>
-          <w:spacing w:val="0"/>
-          <w:sz w:val="24"/>
-          <w:szCs w:val="24"/>
-          <w:shd w:val="clear" w:fill="FFFFFF"/>
-        </w:rPr>
-        <w:t> Développer et tester 80% de la logique métier (détection d'intrusion, comptage, alertes) en avance de phase, en utilisant des jeux de données synthétiques et publics.</w:t>
-      </w:r>
-    </w:p>
-    <w:p>
-      <w:pPr>
-        <w:pStyle w:val="9"/>
+          <w:rFonts w:hint="default" w:ascii="Times New Roman" w:hAnsi="Times New Roman" w:eastAsia="Consolas" w:cs="Times New Roman"/>
+          <w:i w:val="0"/>
+          <w:iCs w:val="0"/>
+          <w:caps w:val="0"/>
+          <w:color w:val="0F1115"/>
+          <w:spacing w:val="0"/>
+          <w:sz w:val="24"/>
+          <w:szCs w:val="24"/>
+          <w:bdr w:val="none" w:color="auto" w:sz="0" w:space="0"/>
+          <w:shd w:val="clear" w:fill="EBEEF2"/>
+        </w:rPr>
+        <w:t>psutil.cpu_percent()</w:t>
+      </w:r>
+      <w:r>
+        <w:rPr>
+          <w:rFonts w:hint="default" w:ascii="Times New Roman" w:hAnsi="Times New Roman" w:eastAsia="Segoe UI" w:cs="Times New Roman"/>
+          <w:i w:val="0"/>
+          <w:iCs w:val="0"/>
+          <w:caps w:val="0"/>
+          <w:color w:val="0F1115"/>
+          <w:spacing w:val="0"/>
+          <w:sz w:val="24"/>
+          <w:szCs w:val="24"/>
+          <w:shd w:val="clear" w:fill="FFFFFF"/>
+        </w:rPr>
+        <w:t>) et de la mémoire (RSS) avant l’appel à la fonction </w:t>
+      </w:r>
+      <w:r>
+        <w:rPr>
+          <w:rStyle w:val="7"/>
+          <w:rFonts w:hint="default" w:ascii="Times New Roman" w:hAnsi="Times New Roman" w:eastAsia="Consolas" w:cs="Times New Roman"/>
+          <w:i w:val="0"/>
+          <w:iCs w:val="0"/>
+          <w:caps w:val="0"/>
+          <w:color w:val="0F1115"/>
+          <w:spacing w:val="0"/>
+          <w:sz w:val="24"/>
+          <w:szCs w:val="24"/>
+          <w:bdr w:val="none" w:color="auto" w:sz="0" w:space="0"/>
+          <w:shd w:val="clear" w:fill="EBEEF2"/>
+        </w:rPr>
+        <w:t>collect_row</w:t>
+      </w:r>
+      <w:r>
+        <w:rPr>
+          <w:rFonts w:hint="default" w:ascii="Times New Roman" w:hAnsi="Times New Roman" w:eastAsia="Segoe UI" w:cs="Times New Roman"/>
+          <w:i w:val="0"/>
+          <w:iCs w:val="0"/>
+          <w:caps w:val="0"/>
+          <w:color w:val="0F1115"/>
+          <w:spacing w:val="0"/>
+          <w:sz w:val="24"/>
+          <w:szCs w:val="24"/>
+          <w:shd w:val="clear" w:fill="FFFFFF"/>
+        </w:rPr>
+        <w:t>, qui simule la lecture du capteur et génère un identifiant RFID.</w:t>
+      </w:r>
+    </w:p>
+    <w:p>
+      <w:pPr>
+        <w:pStyle w:val="11"/>
         <w:keepNext w:val="0"/>
         <w:keepLines w:val="0"/>
         <w:widowControl/>
-        <w:numPr>
-          <w:ilvl w:val="0"/>
-          <w:numId w:val="3"/>
-        </w:numPr>
         <w:suppressLineNumbers w:val="0"/>
-        <w:spacing w:before="0" w:beforeAutospacing="0" w:after="0" w:afterAutospacing="0" w:line="360" w:lineRule="auto"/>
-        <w:ind w:left="425" w:leftChars="0" w:right="0" w:hanging="425" w:firstLineChars="0"/>
-        <w:rPr>
-          <w:rFonts w:hint="default" w:ascii="Times New Roman" w:hAnsi="Times New Roman" w:eastAsia="Segoe UI" w:cs="Times New Roman"/>
-          <w:i w:val="0"/>
-          <w:iCs w:val="0"/>
-          <w:caps w:val="0"/>
-          <w:color w:val="0F1115"/>
-          <w:spacing w:val="0"/>
-          <w:sz w:val="24"/>
-          <w:szCs w:val="24"/>
-          <w:shd w:val="clear" w:fill="FFFFFF"/>
-        </w:rPr>
-      </w:pPr>
-      <w:r>
-        <w:rPr>
-          <w:rStyle w:val="7"/>
-          <w:rFonts w:hint="default" w:ascii="Times New Roman" w:hAnsi="Times New Roman" w:eastAsia="Segoe UI" w:cs="Times New Roman"/>
-          <w:b/>
-          <w:bCs/>
-          <w:i w:val="0"/>
-          <w:iCs w:val="0"/>
-          <w:caps w:val="0"/>
-          <w:color w:val="0F1115"/>
-          <w:spacing w:val="0"/>
-          <w:sz w:val="24"/>
-          <w:szCs w:val="24"/>
-          <w:shd w:val="clear" w:fill="FFFFFF"/>
-        </w:rPr>
-        <w:t>Réduire les risques d'intégration :</w:t>
-      </w:r>
-      <w:r>
-        <w:rPr>
-          <w:rFonts w:hint="default" w:ascii="Times New Roman" w:hAnsi="Times New Roman" w:eastAsia="Segoe UI" w:cs="Times New Roman"/>
-          <w:i w:val="0"/>
-          <w:iCs w:val="0"/>
-          <w:caps w:val="0"/>
-          <w:color w:val="0F1115"/>
-          <w:spacing w:val="0"/>
-          <w:sz w:val="24"/>
-          <w:szCs w:val="24"/>
-          <w:shd w:val="clear" w:fill="FFFFFF"/>
-        </w:rPr>
-        <w:t> Garantir que lorsque le hardware (ESP32, capteurs PIR, modules RC522) sera livré, son intégration se limitera à un branchement réseau et non à un débogage algorithmique.</w:t>
-      </w:r>
-    </w:p>
-    <w:p>
-      <w:pPr>
-        <w:pStyle w:val="3"/>
-        <w:bidi w:val="0"/>
+        <w:spacing w:before="0" w:beforeAutospacing="0" w:after="0" w:afterAutospacing="0"/>
+        <w:ind w:left="0" w:right="0"/>
         <w:rPr>
           <w:rFonts w:hint="default" w:ascii="Times New Roman" w:hAnsi="Times New Roman" w:cs="Times New Roman"/>
-          <w:sz w:val="28"/>
-          <w:szCs w:val="28"/>
-          <w:lang w:val="fr-FR"/>
-        </w:rPr>
-      </w:pPr>
-      <w:r>
+          <w:sz w:val="24"/>
+          <w:szCs w:val="24"/>
+        </w:rPr>
+      </w:pPr>
+      <w:r>
+        <w:rPr>
+          <w:rFonts w:hint="default" w:ascii="Times New Roman" w:hAnsi="Times New Roman" w:eastAsia="Segoe UI" w:cs="Times New Roman"/>
+          <w:i w:val="0"/>
+          <w:iCs w:val="0"/>
+          <w:caps w:val="0"/>
+          <w:color w:val="0F1115"/>
+          <w:spacing w:val="0"/>
+          <w:sz w:val="24"/>
+          <w:szCs w:val="24"/>
+          <w:shd w:val="clear" w:fill="FFFFFF"/>
+        </w:rPr>
+        <w:t>Enregistrement des métriques toutes les 100 lignes.</w:t>
+      </w:r>
+    </w:p>
+    <w:p>
+      <w:pPr>
+        <w:pStyle w:val="11"/>
+        <w:keepNext w:val="0"/>
+        <w:keepLines w:val="0"/>
+        <w:widowControl/>
+        <w:suppressLineNumbers w:val="0"/>
+        <w:spacing w:before="0" w:beforeAutospacing="0" w:after="0" w:afterAutospacing="0"/>
+        <w:ind w:left="0" w:right="0"/>
         <w:rPr>
           <w:rFonts w:hint="default" w:ascii="Times New Roman" w:hAnsi="Times New Roman" w:cs="Times New Roman"/>
-          <w:sz w:val="28"/>
-          <w:szCs w:val="28"/>
-          <w:lang w:val="fr-FR"/>
-        </w:rPr>
-        <w:t xml:space="preserve">1.3 </w:t>
-      </w:r>
-      <w:r>
-        <w:rPr>
-          <w:rFonts w:hint="default" w:ascii="Times New Roman" w:hAnsi="Times New Roman" w:cs="Times New Roman"/>
-          <w:sz w:val="28"/>
-          <w:szCs w:val="28"/>
-        </w:rPr>
-        <w:t>Périmètre Fonctionnel (MVP)</w:t>
-      </w:r>
-    </w:p>
-    <w:p>
-      <w:pPr>
-        <w:pStyle w:val="9"/>
+          <w:sz w:val="24"/>
+          <w:szCs w:val="24"/>
+        </w:rPr>
+      </w:pPr>
+      <w:r>
+        <w:rPr>
+          <w:rFonts w:hint="default" w:ascii="Times New Roman" w:hAnsi="Times New Roman" w:eastAsia="Segoe UI" w:cs="Times New Roman"/>
+          <w:i w:val="0"/>
+          <w:iCs w:val="0"/>
+          <w:caps w:val="0"/>
+          <w:color w:val="0F1115"/>
+          <w:spacing w:val="0"/>
+          <w:sz w:val="24"/>
+          <w:szCs w:val="24"/>
+          <w:shd w:val="clear" w:fill="FFFFFF"/>
+        </w:rPr>
+        <w:t>Calcul des moyennes, maximums et durée totale.</w:t>
+      </w:r>
+    </w:p>
+    <w:p>
+      <w:pPr>
+        <w:pStyle w:val="4"/>
         <w:keepNext w:val="0"/>
         <w:keepLines w:val="0"/>
         <w:widowControl/>
         <w:suppressLineNumbers w:val="0"/>
         <w:shd w:val="clear" w:fill="FFFFFF"/>
-        <w:spacing w:before="160" w:beforeAutospacing="0" w:after="160" w:afterAutospacing="0" w:line="360" w:lineRule="auto"/>
+        <w:spacing w:before="320" w:beforeAutospacing="0" w:after="160" w:afterAutospacing="0" w:line="300" w:lineRule="atLeast"/>
         <w:ind w:left="0" w:right="0" w:firstLine="0"/>
-      </w:pPr>
-      <w:r>
-        <w:rPr>
-          <w:rFonts w:hint="default" w:ascii="Times New Roman" w:hAnsi="Times New Roman" w:eastAsia="Segoe UI" w:cs="Times New Roman"/>
-          <w:i w:val="0"/>
-          <w:iCs w:val="0"/>
-          <w:caps w:val="0"/>
-          <w:color w:val="0F1115"/>
-          <w:spacing w:val="0"/>
-          <w:sz w:val="24"/>
-          <w:szCs w:val="24"/>
-          <w:shd w:val="clear" w:fill="FFFFFF"/>
-        </w:rPr>
-        <w:t>Notre approche consiste à implémenter une solution de bout en bout, centrée sur les données. L'architecture reposera sur :</w:t>
-      </w:r>
-    </w:p>
-    <w:p>
-      <w:pPr>
-        <w:pStyle w:val="9"/>
-        <w:keepNext w:val="0"/>
-        <w:keepLines w:val="0"/>
-        <w:widowControl/>
-        <w:numPr>
-          <w:ilvl w:val="0"/>
-          <w:numId w:val="4"/>
-        </w:numPr>
-        <w:suppressLineNumbers w:val="0"/>
-        <w:spacing w:before="0" w:beforeAutospacing="0" w:after="0" w:afterAutospacing="0" w:line="360" w:lineRule="auto"/>
-        <w:ind w:left="420" w:leftChars="0" w:right="0" w:hanging="420" w:firstLineChars="0"/>
-        <w:rPr>
-          <w:rFonts w:hint="default" w:ascii="Times New Roman" w:hAnsi="Times New Roman" w:cs="Times New Roman"/>
-          <w:sz w:val="24"/>
-          <w:szCs w:val="24"/>
-        </w:rPr>
-      </w:pPr>
-      <w:r>
-        <w:rPr>
-          <w:rStyle w:val="7"/>
+        <w:rPr>
           <w:rFonts w:hint="default" w:ascii="Times New Roman" w:hAnsi="Times New Roman" w:eastAsia="Segoe UI" w:cs="Times New Roman"/>
           <w:b/>
           <w:bCs/>
-          <w:i w:val="0"/>
-          <w:iCs w:val="0"/>
-          <w:caps w:val="0"/>
-          <w:color w:val="0F1115"/>
-          <w:spacing w:val="0"/>
-          <w:sz w:val="24"/>
-          <w:szCs w:val="24"/>
-          <w:shd w:val="clear" w:fill="FFFFFF"/>
-        </w:rPr>
-        <w:t>Acquisition :</w:t>
-      </w:r>
-      <w:r>
-        <w:rPr>
-          <w:rFonts w:hint="default" w:ascii="Times New Roman" w:hAnsi="Times New Roman" w:eastAsia="Segoe UI" w:cs="Times New Roman"/>
-          <w:i w:val="0"/>
-          <w:iCs w:val="0"/>
-          <w:caps w:val="0"/>
-          <w:color w:val="0F1115"/>
-          <w:spacing w:val="0"/>
-          <w:sz w:val="24"/>
-          <w:szCs w:val="24"/>
-          <w:shd w:val="clear" w:fill="FFFFFF"/>
-        </w:rPr>
-        <w:t> Simulation d'un flux de données RFID (ID badge, zone, timestamp) et PIR (zone, état HAUT/BAS).</w:t>
-      </w:r>
-    </w:p>
-    <w:p>
-      <w:pPr>
-        <w:pStyle w:val="9"/>
-        <w:keepNext w:val="0"/>
-        <w:keepLines w:val="0"/>
-        <w:widowControl/>
-        <w:numPr>
-          <w:ilvl w:val="0"/>
-          <w:numId w:val="4"/>
-        </w:numPr>
-        <w:suppressLineNumbers w:val="0"/>
-        <w:spacing w:before="0" w:beforeAutospacing="0" w:after="0" w:afterAutospacing="0" w:line="360" w:lineRule="auto"/>
-        <w:ind w:left="420" w:leftChars="0" w:right="0" w:hanging="420" w:firstLineChars="0"/>
-        <w:rPr>
-          <w:rFonts w:hint="default" w:ascii="Times New Roman" w:hAnsi="Times New Roman" w:cs="Times New Roman"/>
-          <w:sz w:val="24"/>
-          <w:szCs w:val="24"/>
-        </w:rPr>
-      </w:pPr>
-      <w:r>
-        <w:rPr>
-          <w:rStyle w:val="7"/>
+          <w:caps w:val="0"/>
+          <w:color w:val="0F1115"/>
+          <w:spacing w:val="0"/>
+          <w:sz w:val="24"/>
+          <w:szCs w:val="24"/>
+        </w:rPr>
+      </w:pPr>
+      <w:r>
+        <w:rPr>
           <w:rFonts w:hint="default" w:ascii="Times New Roman" w:hAnsi="Times New Roman" w:eastAsia="Segoe UI" w:cs="Times New Roman"/>
           <w:b/>
           <w:bCs/>
-          <w:i w:val="0"/>
-          <w:iCs w:val="0"/>
-          <w:caps w:val="0"/>
-          <w:color w:val="0F1115"/>
-          <w:spacing w:val="0"/>
-          <w:sz w:val="24"/>
-          <w:szCs w:val="24"/>
-          <w:shd w:val="clear" w:fill="FFFFFF"/>
-        </w:rPr>
-        <w:t>Traitement :</w:t>
-      </w:r>
-      <w:r>
-        <w:rPr>
-          <w:rFonts w:hint="default" w:ascii="Times New Roman" w:hAnsi="Times New Roman" w:eastAsia="Segoe UI" w:cs="Times New Roman"/>
-          <w:i w:val="0"/>
-          <w:iCs w:val="0"/>
-          <w:caps w:val="0"/>
-          <w:color w:val="0F1115"/>
-          <w:spacing w:val="0"/>
-          <w:sz w:val="24"/>
-          <w:szCs w:val="24"/>
-          <w:shd w:val="clear" w:fill="FFFFFF"/>
-        </w:rPr>
-        <w:t> Corrélation simple (ex: "Mouvement détecté dans la zone A sans badge valide dans les 10 secondes précédentes" = alerte intrusion).</w:t>
-      </w:r>
-    </w:p>
-    <w:p>
-      <w:pPr>
-        <w:pStyle w:val="9"/>
-        <w:keepNext w:val="0"/>
-        <w:keepLines w:val="0"/>
-        <w:widowControl/>
-        <w:numPr>
-          <w:ilvl w:val="0"/>
-          <w:numId w:val="4"/>
-        </w:numPr>
-        <w:suppressLineNumbers w:val="0"/>
-        <w:spacing w:before="0" w:beforeAutospacing="0" w:after="0" w:afterAutospacing="0" w:line="360" w:lineRule="auto"/>
-        <w:ind w:left="420" w:leftChars="0" w:right="0" w:hanging="420" w:firstLineChars="0"/>
-        <w:rPr>
-          <w:rFonts w:hint="default" w:ascii="Times New Roman" w:hAnsi="Times New Roman" w:cs="Times New Roman"/>
-          <w:sz w:val="24"/>
-          <w:szCs w:val="24"/>
-        </w:rPr>
-      </w:pPr>
-      <w:r>
-        <w:rPr>
-          <w:rStyle w:val="7"/>
-          <w:rFonts w:hint="default" w:ascii="Times New Roman" w:hAnsi="Times New Roman" w:eastAsia="Segoe UI" w:cs="Times New Roman"/>
-          <w:b/>
-          <w:bCs/>
-          <w:i w:val="0"/>
-          <w:iCs w:val="0"/>
-          <w:caps w:val="0"/>
-          <w:color w:val="0F1115"/>
-          <w:spacing w:val="0"/>
-          <w:sz w:val="24"/>
-          <w:szCs w:val="24"/>
-          <w:shd w:val="clear" w:fill="FFFFFF"/>
-        </w:rPr>
-        <w:t>Stockage :</w:t>
-      </w:r>
-      <w:r>
-        <w:rPr>
-          <w:rFonts w:hint="default" w:ascii="Times New Roman" w:hAnsi="Times New Roman" w:eastAsia="Segoe UI" w:cs="Times New Roman"/>
-          <w:i w:val="0"/>
-          <w:iCs w:val="0"/>
-          <w:caps w:val="0"/>
-          <w:color w:val="0F1115"/>
-          <w:spacing w:val="0"/>
-          <w:sz w:val="24"/>
-          <w:szCs w:val="24"/>
-          <w:shd w:val="clear" w:fill="FFFFFF"/>
-        </w:rPr>
-        <w:t> Toutes les données brutes et événements corrélés horodatés.</w:t>
-      </w:r>
-    </w:p>
-    <w:p>
-      <w:pPr>
-        <w:pStyle w:val="9"/>
-        <w:keepNext w:val="0"/>
-        <w:keepLines w:val="0"/>
-        <w:widowControl/>
-        <w:numPr>
-          <w:ilvl w:val="0"/>
-          <w:numId w:val="4"/>
-        </w:numPr>
-        <w:suppressLineNumbers w:val="0"/>
-        <w:spacing w:before="0" w:beforeAutospacing="0" w:after="0" w:afterAutospacing="0" w:line="360" w:lineRule="auto"/>
-        <w:ind w:left="420" w:leftChars="0" w:right="0" w:hanging="420" w:firstLineChars="0"/>
-        <w:rPr>
-          <w:rFonts w:hint="default" w:ascii="Times New Roman" w:hAnsi="Times New Roman" w:cs="Times New Roman"/>
-          <w:sz w:val="24"/>
-          <w:szCs w:val="24"/>
-        </w:rPr>
-      </w:pPr>
-      <w:r>
-        <w:rPr>
-          <w:rStyle w:val="7"/>
-          <w:rFonts w:hint="default" w:ascii="Times New Roman" w:hAnsi="Times New Roman" w:eastAsia="Segoe UI" w:cs="Times New Roman"/>
-          <w:b/>
-          <w:bCs/>
-          <w:i w:val="0"/>
-          <w:iCs w:val="0"/>
-          <w:caps w:val="0"/>
-          <w:color w:val="0F1115"/>
-          <w:spacing w:val="0"/>
-          <w:sz w:val="24"/>
-          <w:szCs w:val="24"/>
-          <w:shd w:val="clear" w:fill="FFFFFF"/>
-        </w:rPr>
-        <w:t>Restitution :</w:t>
-      </w:r>
-      <w:r>
-        <w:rPr>
-          <w:rFonts w:hint="default" w:ascii="Times New Roman" w:hAnsi="Times New Roman" w:eastAsia="Segoe UI" w:cs="Times New Roman"/>
-          <w:i w:val="0"/>
-          <w:iCs w:val="0"/>
-          <w:caps w:val="0"/>
-          <w:color w:val="0F1115"/>
-          <w:spacing w:val="0"/>
-          <w:sz w:val="24"/>
-          <w:szCs w:val="24"/>
-          <w:shd w:val="clear" w:fill="FFFFFF"/>
-        </w:rPr>
-        <w:t> Dashboard temps réel avec historique des passages, état actuel des zones, et flux d'alertes.</w:t>
-      </w:r>
-    </w:p>
-    <w:p>
-      <w:pPr>
-        <w:pStyle w:val="9"/>
+          <w:caps w:val="0"/>
+          <w:color w:val="0F1115"/>
+          <w:spacing w:val="0"/>
+          <w:sz w:val="24"/>
+          <w:szCs w:val="24"/>
+          <w:shd w:val="clear" w:fill="FFFFFF"/>
+        </w:rPr>
+        <w:t>1.5 Résultats et interprétation</w:t>
+      </w:r>
+    </w:p>
+    <w:p>
+      <w:pPr>
+        <w:pStyle w:val="5"/>
         <w:keepNext w:val="0"/>
         <w:keepLines w:val="0"/>
         <w:widowControl/>
         <w:suppressLineNumbers w:val="0"/>
         <w:shd w:val="clear" w:fill="FFFFFF"/>
-        <w:spacing w:before="160" w:beforeAutospacing="0" w:after="160" w:afterAutospacing="0" w:line="360" w:lineRule="auto"/>
+        <w:spacing w:before="160" w:beforeAutospacing="0" w:after="160" w:afterAutospacing="0" w:line="280" w:lineRule="atLeast"/>
         <w:ind w:left="0" w:right="0" w:firstLine="0"/>
         <w:rPr>
           <w:rFonts w:hint="default" w:ascii="Times New Roman" w:hAnsi="Times New Roman" w:eastAsia="Segoe UI" w:cs="Times New Roman"/>
-          <w:i w:val="0"/>
-          <w:iCs w:val="0"/>
-          <w:caps w:val="0"/>
-          <w:color w:val="0F1115"/>
-          <w:spacing w:val="0"/>
-          <w:sz w:val="24"/>
-          <w:szCs w:val="24"/>
-          <w:shd w:val="clear" w:fill="FFFFFF"/>
-        </w:rPr>
-      </w:pPr>
-      <w:r>
-        <w:rPr>
-          <w:rFonts w:hint="default" w:ascii="Times New Roman" w:hAnsi="Times New Roman" w:eastAsia="Segoe UI" w:cs="Times New Roman"/>
-          <w:i w:val="0"/>
-          <w:iCs w:val="0"/>
-          <w:caps w:val="0"/>
-          <w:color w:val="0F1115"/>
-          <w:spacing w:val="0"/>
-          <w:sz w:val="24"/>
-          <w:szCs w:val="24"/>
-          <w:shd w:val="clear" w:fill="FFFFFF"/>
-        </w:rPr>
-        <w:t>La phase initiale, objet de la présente demande, consiste à valider la chaîne de traitement logicielle via l'utilisation de jeux de données synthétiques ou publics, en parallèle de la conception du hardware.</w:t>
-      </w:r>
-    </w:p>
-    <w:p>
-      <w:pPr>
-        <w:pStyle w:val="2"/>
-        <w:bidi w:val="0"/>
-        <w:rPr>
-          <w:rFonts w:hint="default" w:ascii="Times New Roman" w:hAnsi="Times New Roman" w:cs="Times New Roman"/>
-          <w:sz w:val="32"/>
-          <w:szCs w:val="32"/>
-        </w:rPr>
-      </w:pPr>
-      <w:r>
-        <w:rPr>
-          <w:rFonts w:hint="default" w:ascii="Times New Roman" w:hAnsi="Times New Roman" w:cs="Times New Roman"/>
-          <w:sz w:val="32"/>
-          <w:szCs w:val="32"/>
-        </w:rPr>
-        <w:t>2. ARCHITECTURE TECHNIQUE PRÉVISIONNELLE</w:t>
-      </w:r>
-    </w:p>
-    <w:p>
-      <w:pPr>
-        <w:pStyle w:val="9"/>
-        <w:keepNext w:val="0"/>
-        <w:keepLines w:val="0"/>
-        <w:widowControl/>
-        <w:suppressLineNumbers w:val="0"/>
-        <w:shd w:val="clear" w:fill="FFFFFF"/>
-        <w:spacing w:before="160" w:beforeAutospacing="0" w:after="160" w:afterAutospacing="0" w:line="360" w:lineRule="auto"/>
-        <w:ind w:left="0" w:right="0" w:firstLine="0"/>
-        <w:rPr>
-          <w:rFonts w:hint="default" w:ascii="Times New Roman" w:hAnsi="Times New Roman" w:eastAsia="Segoe UI" w:cs="Times New Roman"/>
-          <w:i w:val="0"/>
-          <w:iCs w:val="0"/>
-          <w:caps w:val="0"/>
-          <w:color w:val="0F1115"/>
-          <w:spacing w:val="0"/>
-          <w:sz w:val="24"/>
-          <w:szCs w:val="24"/>
-          <w:shd w:val="clear" w:fill="FFFFFF"/>
-          <w:lang w:val="fr-FR"/>
-        </w:rPr>
-      </w:pPr>
-      <w:r>
-        <w:rPr>
-          <w:rFonts w:hint="default" w:ascii="Times New Roman" w:hAnsi="Times New Roman" w:eastAsia="Segoe UI" w:cs="Times New Roman"/>
-          <w:i w:val="0"/>
-          <w:iCs w:val="0"/>
-          <w:caps w:val="0"/>
-          <w:color w:val="0F1115"/>
-          <w:spacing w:val="0"/>
-          <w:sz w:val="24"/>
-          <w:szCs w:val="24"/>
-          <w:shd w:val="clear" w:fill="FFFFFF"/>
-          <w:lang w:val="fr-FR"/>
-        </w:rPr>
-        <w:drawing>
-          <wp:inline distT="0" distB="0" distL="114300" distR="114300">
-            <wp:extent cx="6240780" cy="1835150"/>
-            <wp:effectExtent l="0" t="0" r="7620" b="6350"/>
-            <wp:docPr id="2" name="Image 2" descr="deepseek_mermaid_20260308_bbbf84"/>
-            <wp:cNvGraphicFramePr>
-              <a:graphicFrameLocks xmlns:a="http://schemas.openxmlformats.org/drawingml/2006/main" noChangeAspect="1"/>
-            </wp:cNvGraphicFramePr>
-            <a:graphic xmlns:a="http://schemas.openxmlformats.org/drawingml/2006/main">
-              <a:graphicData uri="http://schemas.openxmlformats.org/drawingml/2006/picture">
-                <pic:pic xmlns:pic="http://schemas.openxmlformats.org/drawingml/2006/picture">
-                  <pic:nvPicPr>
-                    <pic:cNvPr id="2" name="Image 2" descr="deepseek_mermaid_20260308_bbbf84"/>
-                    <pic:cNvPicPr>
-                      <a:picLocks noChangeAspect="1"/>
-                    </pic:cNvPicPr>
-                  </pic:nvPicPr>
-                  <pic:blipFill>
-                    <a:blip r:embed="rId6"/>
-                    <a:stretch>
-                      <a:fillRect/>
-                    </a:stretch>
-                  </pic:blipFill>
-                  <pic:spPr>
-                    <a:xfrm>
-                      <a:off x="0" y="0"/>
-                      <a:ext cx="6240780" cy="1835150"/>
-                    </a:xfrm>
-                    <a:prstGeom prst="rect">
-                      <a:avLst/>
-                    </a:prstGeom>
-                  </pic:spPr>
-                </pic:pic>
-              </a:graphicData>
-            </a:graphic>
-          </wp:inline>
-        </w:drawing>
-      </w:r>
-    </w:p>
-    <w:p>
-      <w:pPr>
-        <w:bidi w:val="0"/>
-        <w:spacing w:line="360" w:lineRule="auto"/>
-        <w:jc w:val="center"/>
-        <w:rPr>
-          <w:rFonts w:hint="default" w:ascii="Times New Roman" w:hAnsi="Times New Roman" w:cs="Times New Roman"/>
-          <w:sz w:val="24"/>
-          <w:szCs w:val="24"/>
-          <w:lang w:val="fr-FR"/>
-        </w:rPr>
-      </w:pPr>
-      <w:r>
-        <w:rPr>
-          <w:rFonts w:hint="default" w:ascii="Times New Roman" w:hAnsi="Times New Roman" w:cs="Times New Roman"/>
-          <w:sz w:val="24"/>
-          <w:szCs w:val="24"/>
-          <w:lang w:val="fr-FR"/>
-        </w:rPr>
-        <w:t>Figure 1 : Schéma de l’archtecture complète du projet</w:t>
-      </w:r>
-    </w:p>
-    <w:p>
-      <w:pPr>
-        <w:pStyle w:val="9"/>
+          <w:b/>
+          <w:bCs/>
+          <w:caps w:val="0"/>
+          <w:color w:val="0F1115"/>
+          <w:spacing w:val="0"/>
+          <w:sz w:val="24"/>
+          <w:szCs w:val="24"/>
+        </w:rPr>
+      </w:pPr>
+      <w:r>
+        <w:rPr>
+          <w:rFonts w:hint="default" w:ascii="Times New Roman" w:hAnsi="Times New Roman" w:eastAsia="Segoe UI" w:cs="Times New Roman"/>
+          <w:b/>
+          <w:bCs/>
+          <w:caps w:val="0"/>
+          <w:color w:val="0F1115"/>
+          <w:spacing w:val="0"/>
+          <w:sz w:val="24"/>
+          <w:szCs w:val="24"/>
+          <w:shd w:val="clear" w:fill="FFFFFF"/>
+        </w:rPr>
+        <w:t>1.5.1 Consommation CPU</w:t>
+      </w:r>
+    </w:p>
+    <w:p>
+      <w:pPr>
+        <w:pStyle w:val="11"/>
         <w:keepNext w:val="0"/>
         <w:keepLines w:val="0"/>
         <w:widowControl/>
@@ -2425,255 +3854,1902 @@
       </w:pPr>
       <w:r>
         <w:rPr>
-          <w:rStyle w:val="7"/>
-          <w:rFonts w:hint="default" w:ascii="Times New Roman" w:hAnsi="Times New Roman" w:eastAsia="Segoe UI" w:cs="Times New Roman"/>
-          <w:b/>
-          <w:bCs/>
-          <w:i w:val="0"/>
-          <w:iCs w:val="0"/>
-          <w:caps w:val="0"/>
-          <w:color w:val="0F1115"/>
-          <w:spacing w:val="0"/>
-          <w:sz w:val="24"/>
-          <w:szCs w:val="24"/>
-          <w:shd w:val="clear" w:fill="FFFFFF"/>
-        </w:rPr>
-        <w:t>Choix technologiques justifiés :</w:t>
-      </w:r>
-    </w:p>
-    <w:p>
-      <w:pPr>
-        <w:pStyle w:val="9"/>
+          <w:rFonts w:hint="default" w:ascii="Times New Roman" w:hAnsi="Times New Roman" w:eastAsia="Segoe UI" w:cs="Times New Roman"/>
+          <w:i w:val="0"/>
+          <w:iCs w:val="0"/>
+          <w:caps w:val="0"/>
+          <w:color w:val="0F1115"/>
+          <w:spacing w:val="0"/>
+          <w:sz w:val="24"/>
+          <w:szCs w:val="24"/>
+          <w:shd w:val="clear" w:fill="FFFFFF"/>
+        </w:rPr>
+        <w:t>Le tableau suivant présente le CPU moyen pour différentes configurations (fréquence et nombre de capteurs). Les valeurs sont issues des mesures réalisées.</w:t>
+      </w:r>
+    </w:p>
+    <w:tbl>
+      <w:tblPr>
+        <w:tblW w:w="0" w:type="auto"/>
+        <w:tblInd w:w="0" w:type="dxa"/>
+        <w:tblBorders>
+          <w:top w:val="none" w:color="auto" w:sz="0" w:space="0"/>
+          <w:left w:val="none" w:color="auto" w:sz="0" w:space="0"/>
+          <w:bottom w:val="none" w:color="auto" w:sz="0" w:space="0"/>
+          <w:right w:val="none" w:color="auto" w:sz="0" w:space="0"/>
+          <w:insideH w:val="none" w:color="auto" w:sz="0" w:space="0"/>
+          <w:insideV w:val="none" w:color="auto" w:sz="0" w:space="0"/>
+        </w:tblBorders>
+        <w:shd w:val="clear"/>
+        <w:tblLayout w:type="autofit"/>
+        <w:tblCellMar>
+          <w:top w:w="15" w:type="dxa"/>
+          <w:left w:w="15" w:type="dxa"/>
+          <w:bottom w:w="15" w:type="dxa"/>
+          <w:right w:w="15" w:type="dxa"/>
+        </w:tblCellMar>
+      </w:tblPr>
+      <w:tblGrid>
+        <w:gridCol w:w="1160"/>
+        <w:gridCol w:w="1626"/>
+        <w:gridCol w:w="1720"/>
+        <w:gridCol w:w="1867"/>
+      </w:tblGrid>
+      <w:tr>
+        <w:tblPrEx>
+          <w:tblBorders>
+            <w:top w:val="none" w:color="auto" w:sz="0" w:space="0"/>
+            <w:left w:val="none" w:color="auto" w:sz="0" w:space="0"/>
+            <w:bottom w:val="none" w:color="auto" w:sz="0" w:space="0"/>
+            <w:right w:val="none" w:color="auto" w:sz="0" w:space="0"/>
+            <w:insideH w:val="none" w:color="auto" w:sz="0" w:space="0"/>
+            <w:insideV w:val="none" w:color="auto" w:sz="0" w:space="0"/>
+          </w:tblBorders>
+          <w:tblCellMar>
+            <w:top w:w="15" w:type="dxa"/>
+            <w:left w:w="15" w:type="dxa"/>
+            <w:bottom w:w="15" w:type="dxa"/>
+            <w:right w:w="15" w:type="dxa"/>
+          </w:tblCellMar>
+        </w:tblPrEx>
+        <w:trPr>
+          <w:tblHeader/>
+        </w:trPr>
+        <w:tc>
+          <w:tcPr>
+            <w:tcW w:w="0" w:type="auto"/>
+            <w:tcBorders>
+              <w:top w:val="nil"/>
+            </w:tcBorders>
+            <w:shd w:val="clear"/>
+            <w:tcMar>
+              <w:top w:w="100" w:type="dxa"/>
+              <w:left w:w="0" w:type="dxa"/>
+              <w:bottom w:w="100" w:type="dxa"/>
+              <w:right w:w="160" w:type="dxa"/>
+            </w:tcMar>
+            <w:vAlign w:val="center"/>
+          </w:tcPr>
+          <w:p>
+            <w:pPr>
+              <w:keepNext w:val="0"/>
+              <w:keepLines w:val="0"/>
+              <w:widowControl/>
+              <w:suppressLineNumbers w:val="0"/>
+              <w:spacing w:line="250" w:lineRule="atLeast"/>
+              <w:jc w:val="left"/>
+              <w:rPr>
+                <w:rFonts w:hint="default" w:ascii="Times New Roman" w:hAnsi="Times New Roman" w:eastAsia="Segoe UI" w:cs="Times New Roman"/>
+                <w:sz w:val="24"/>
+                <w:szCs w:val="24"/>
+              </w:rPr>
+            </w:pPr>
+            <w:r>
+              <w:rPr>
+                <w:rFonts w:hint="default" w:ascii="Times New Roman" w:hAnsi="Times New Roman" w:eastAsia="Segoe UI" w:cs="Times New Roman"/>
+                <w:kern w:val="0"/>
+                <w:sz w:val="24"/>
+                <w:szCs w:val="24"/>
+                <w:bdr w:val="none" w:color="auto" w:sz="0" w:space="0"/>
+                <w:lang w:val="en-US" w:eastAsia="zh-CN" w:bidi="ar"/>
+              </w:rPr>
+              <w:t>Fréquence</w:t>
+            </w:r>
+          </w:p>
+        </w:tc>
+        <w:tc>
+          <w:tcPr>
+            <w:tcW w:w="0" w:type="auto"/>
+            <w:tcBorders>
+              <w:top w:val="nil"/>
+            </w:tcBorders>
+            <w:shd w:val="clear"/>
+            <w:tcMar>
+              <w:top w:w="100" w:type="dxa"/>
+              <w:left w:w="160" w:type="dxa"/>
+              <w:bottom w:w="100" w:type="dxa"/>
+              <w:right w:w="160" w:type="dxa"/>
+            </w:tcMar>
+            <w:vAlign w:val="center"/>
+          </w:tcPr>
+          <w:p>
+            <w:pPr>
+              <w:keepNext w:val="0"/>
+              <w:keepLines w:val="0"/>
+              <w:widowControl/>
+              <w:suppressLineNumbers w:val="0"/>
+              <w:spacing w:line="250" w:lineRule="atLeast"/>
+              <w:jc w:val="left"/>
+              <w:rPr>
+                <w:rFonts w:hint="default" w:ascii="Times New Roman" w:hAnsi="Times New Roman" w:eastAsia="Segoe UI" w:cs="Times New Roman"/>
+                <w:sz w:val="24"/>
+                <w:szCs w:val="24"/>
+              </w:rPr>
+            </w:pPr>
+            <w:r>
+              <w:rPr>
+                <w:rFonts w:hint="default" w:ascii="Times New Roman" w:hAnsi="Times New Roman" w:eastAsia="Segoe UI" w:cs="Times New Roman"/>
+                <w:kern w:val="0"/>
+                <w:sz w:val="24"/>
+                <w:szCs w:val="24"/>
+                <w:bdr w:val="none" w:color="auto" w:sz="0" w:space="0"/>
+                <w:lang w:val="en-US" w:eastAsia="zh-CN" w:bidi="ar"/>
+              </w:rPr>
+              <w:t>1 capteur (%)</w:t>
+            </w:r>
+          </w:p>
+        </w:tc>
+        <w:tc>
+          <w:tcPr>
+            <w:tcW w:w="0" w:type="auto"/>
+            <w:tcBorders>
+              <w:top w:val="nil"/>
+            </w:tcBorders>
+            <w:shd w:val="clear"/>
+            <w:tcMar>
+              <w:top w:w="100" w:type="dxa"/>
+              <w:left w:w="160" w:type="dxa"/>
+              <w:bottom w:w="100" w:type="dxa"/>
+              <w:right w:w="160" w:type="dxa"/>
+            </w:tcMar>
+            <w:vAlign w:val="center"/>
+          </w:tcPr>
+          <w:p>
+            <w:pPr>
+              <w:keepNext w:val="0"/>
+              <w:keepLines w:val="0"/>
+              <w:widowControl/>
+              <w:suppressLineNumbers w:val="0"/>
+              <w:spacing w:line="250" w:lineRule="atLeast"/>
+              <w:jc w:val="left"/>
+              <w:rPr>
+                <w:rFonts w:hint="default" w:ascii="Times New Roman" w:hAnsi="Times New Roman" w:eastAsia="Segoe UI" w:cs="Times New Roman"/>
+                <w:sz w:val="24"/>
+                <w:szCs w:val="24"/>
+              </w:rPr>
+            </w:pPr>
+            <w:r>
+              <w:rPr>
+                <w:rFonts w:hint="default" w:ascii="Times New Roman" w:hAnsi="Times New Roman" w:eastAsia="Segoe UI" w:cs="Times New Roman"/>
+                <w:kern w:val="0"/>
+                <w:sz w:val="24"/>
+                <w:szCs w:val="24"/>
+                <w:bdr w:val="none" w:color="auto" w:sz="0" w:space="0"/>
+                <w:lang w:val="en-US" w:eastAsia="zh-CN" w:bidi="ar"/>
+              </w:rPr>
+              <w:t>3 capteurs (%)</w:t>
+            </w:r>
+          </w:p>
+        </w:tc>
+        <w:tc>
+          <w:tcPr>
+            <w:tcW w:w="0" w:type="auto"/>
+            <w:tcBorders>
+              <w:top w:val="nil"/>
+            </w:tcBorders>
+            <w:shd w:val="clear"/>
+            <w:tcMar>
+              <w:top w:w="100" w:type="dxa"/>
+              <w:left w:w="160" w:type="dxa"/>
+              <w:bottom w:w="100" w:type="dxa"/>
+              <w:right w:w="160" w:type="dxa"/>
+            </w:tcMar>
+            <w:vAlign w:val="center"/>
+          </w:tcPr>
+          <w:p>
+            <w:pPr>
+              <w:keepNext w:val="0"/>
+              <w:keepLines w:val="0"/>
+              <w:widowControl/>
+              <w:suppressLineNumbers w:val="0"/>
+              <w:spacing w:line="250" w:lineRule="atLeast"/>
+              <w:jc w:val="left"/>
+              <w:rPr>
+                <w:rFonts w:hint="default" w:ascii="Times New Roman" w:hAnsi="Times New Roman" w:eastAsia="Segoe UI" w:cs="Times New Roman"/>
+                <w:sz w:val="24"/>
+                <w:szCs w:val="24"/>
+              </w:rPr>
+            </w:pPr>
+            <w:r>
+              <w:rPr>
+                <w:rFonts w:hint="default" w:ascii="Times New Roman" w:hAnsi="Times New Roman" w:eastAsia="Segoe UI" w:cs="Times New Roman"/>
+                <w:kern w:val="0"/>
+                <w:sz w:val="24"/>
+                <w:szCs w:val="24"/>
+                <w:bdr w:val="none" w:color="auto" w:sz="0" w:space="0"/>
+                <w:lang w:val="en-US" w:eastAsia="zh-CN" w:bidi="ar"/>
+              </w:rPr>
+              <w:t>5 capteurs (%)</w:t>
+            </w:r>
+          </w:p>
+        </w:tc>
+      </w:tr>
+      <w:tr>
+        <w:tblPrEx>
+          <w:tblBorders>
+            <w:top w:val="none" w:color="auto" w:sz="0" w:space="0"/>
+            <w:left w:val="none" w:color="auto" w:sz="0" w:space="0"/>
+            <w:bottom w:val="none" w:color="auto" w:sz="0" w:space="0"/>
+            <w:right w:val="none" w:color="auto" w:sz="0" w:space="0"/>
+            <w:insideH w:val="none" w:color="auto" w:sz="0" w:space="0"/>
+            <w:insideV w:val="none" w:color="auto" w:sz="0" w:space="0"/>
+          </w:tblBorders>
+          <w:tblCellMar>
+            <w:top w:w="15" w:type="dxa"/>
+            <w:left w:w="15" w:type="dxa"/>
+            <w:bottom w:w="15" w:type="dxa"/>
+            <w:right w:w="15" w:type="dxa"/>
+          </w:tblCellMar>
+        </w:tblPrEx>
+        <w:tc>
+          <w:tcPr>
+            <w:tcW w:w="0" w:type="auto"/>
+            <w:shd w:val="clear"/>
+            <w:tcMar>
+              <w:top w:w="100" w:type="dxa"/>
+              <w:left w:w="0" w:type="dxa"/>
+              <w:bottom w:w="100" w:type="dxa"/>
+              <w:right w:w="160" w:type="dxa"/>
+            </w:tcMar>
+            <w:vAlign w:val="center"/>
+          </w:tcPr>
+          <w:p>
+            <w:pPr>
+              <w:keepNext w:val="0"/>
+              <w:keepLines w:val="0"/>
+              <w:widowControl/>
+              <w:suppressLineNumbers w:val="0"/>
+              <w:spacing w:line="250" w:lineRule="atLeast"/>
+              <w:jc w:val="left"/>
+              <w:rPr>
+                <w:rFonts w:hint="default" w:ascii="Times New Roman" w:hAnsi="Times New Roman" w:eastAsia="Segoe UI" w:cs="Times New Roman"/>
+                <w:sz w:val="24"/>
+                <w:szCs w:val="24"/>
+              </w:rPr>
+            </w:pPr>
+            <w:r>
+              <w:rPr>
+                <w:rFonts w:hint="default" w:ascii="Times New Roman" w:hAnsi="Times New Roman" w:eastAsia="Segoe UI" w:cs="Times New Roman"/>
+                <w:kern w:val="0"/>
+                <w:sz w:val="24"/>
+                <w:szCs w:val="24"/>
+                <w:bdr w:val="none" w:color="auto" w:sz="0" w:space="0"/>
+                <w:lang w:val="en-US" w:eastAsia="zh-CN" w:bidi="ar"/>
+              </w:rPr>
+              <w:t>1 Hz</w:t>
+            </w:r>
+          </w:p>
+        </w:tc>
+        <w:tc>
+          <w:tcPr>
+            <w:tcW w:w="0" w:type="auto"/>
+            <w:shd w:val="clear"/>
+            <w:tcMar>
+              <w:top w:w="100" w:type="dxa"/>
+              <w:left w:w="160" w:type="dxa"/>
+              <w:bottom w:w="100" w:type="dxa"/>
+              <w:right w:w="160" w:type="dxa"/>
+            </w:tcMar>
+            <w:vAlign w:val="center"/>
+          </w:tcPr>
+          <w:p>
+            <w:pPr>
+              <w:keepNext w:val="0"/>
+              <w:keepLines w:val="0"/>
+              <w:widowControl/>
+              <w:suppressLineNumbers w:val="0"/>
+              <w:spacing w:line="250" w:lineRule="atLeast"/>
+              <w:jc w:val="left"/>
+              <w:rPr>
+                <w:rFonts w:hint="default" w:ascii="Times New Roman" w:hAnsi="Times New Roman" w:eastAsia="Segoe UI" w:cs="Times New Roman"/>
+                <w:sz w:val="24"/>
+                <w:szCs w:val="24"/>
+              </w:rPr>
+            </w:pPr>
+            <w:r>
+              <w:rPr>
+                <w:rFonts w:hint="default" w:ascii="Times New Roman" w:hAnsi="Times New Roman" w:eastAsia="Segoe UI" w:cs="Times New Roman"/>
+                <w:kern w:val="0"/>
+                <w:sz w:val="24"/>
+                <w:szCs w:val="24"/>
+                <w:bdr w:val="none" w:color="auto" w:sz="0" w:space="0"/>
+                <w:lang w:val="en-US" w:eastAsia="zh-CN" w:bidi="ar"/>
+              </w:rPr>
+              <w:t>4,2</w:t>
+            </w:r>
+          </w:p>
+        </w:tc>
+        <w:tc>
+          <w:tcPr>
+            <w:tcW w:w="0" w:type="auto"/>
+            <w:shd w:val="clear"/>
+            <w:tcMar>
+              <w:top w:w="100" w:type="dxa"/>
+              <w:left w:w="160" w:type="dxa"/>
+              <w:bottom w:w="100" w:type="dxa"/>
+              <w:right w:w="160" w:type="dxa"/>
+            </w:tcMar>
+            <w:vAlign w:val="center"/>
+          </w:tcPr>
+          <w:p>
+            <w:pPr>
+              <w:keepNext w:val="0"/>
+              <w:keepLines w:val="0"/>
+              <w:widowControl/>
+              <w:suppressLineNumbers w:val="0"/>
+              <w:spacing w:line="250" w:lineRule="atLeast"/>
+              <w:jc w:val="left"/>
+              <w:rPr>
+                <w:rFonts w:hint="default" w:ascii="Times New Roman" w:hAnsi="Times New Roman" w:eastAsia="Segoe UI" w:cs="Times New Roman"/>
+                <w:sz w:val="24"/>
+                <w:szCs w:val="24"/>
+              </w:rPr>
+            </w:pPr>
+            <w:r>
+              <w:rPr>
+                <w:rFonts w:hint="default" w:ascii="Times New Roman" w:hAnsi="Times New Roman" w:eastAsia="Segoe UI" w:cs="Times New Roman"/>
+                <w:kern w:val="0"/>
+                <w:sz w:val="24"/>
+                <w:szCs w:val="24"/>
+                <w:bdr w:val="none" w:color="auto" w:sz="0" w:space="0"/>
+                <w:lang w:val="en-US" w:eastAsia="zh-CN" w:bidi="ar"/>
+              </w:rPr>
+              <w:t>11,8</w:t>
+            </w:r>
+          </w:p>
+        </w:tc>
+        <w:tc>
+          <w:tcPr>
+            <w:tcW w:w="0" w:type="auto"/>
+            <w:shd w:val="clear"/>
+            <w:tcMar>
+              <w:top w:w="100" w:type="dxa"/>
+              <w:left w:w="160" w:type="dxa"/>
+              <w:bottom w:w="100" w:type="dxa"/>
+              <w:right w:w="0" w:type="dxa"/>
+            </w:tcMar>
+            <w:vAlign w:val="center"/>
+          </w:tcPr>
+          <w:p>
+            <w:pPr>
+              <w:keepNext w:val="0"/>
+              <w:keepLines w:val="0"/>
+              <w:widowControl/>
+              <w:suppressLineNumbers w:val="0"/>
+              <w:spacing w:line="250" w:lineRule="atLeast"/>
+              <w:jc w:val="left"/>
+              <w:rPr>
+                <w:rFonts w:hint="default" w:ascii="Times New Roman" w:hAnsi="Times New Roman" w:eastAsia="Segoe UI" w:cs="Times New Roman"/>
+                <w:sz w:val="24"/>
+                <w:szCs w:val="24"/>
+              </w:rPr>
+            </w:pPr>
+            <w:r>
+              <w:rPr>
+                <w:rFonts w:hint="default" w:ascii="Times New Roman" w:hAnsi="Times New Roman" w:eastAsia="Segoe UI" w:cs="Times New Roman"/>
+                <w:kern w:val="0"/>
+                <w:sz w:val="24"/>
+                <w:szCs w:val="24"/>
+                <w:bdr w:val="none" w:color="auto" w:sz="0" w:space="0"/>
+                <w:lang w:val="en-US" w:eastAsia="zh-CN" w:bidi="ar"/>
+              </w:rPr>
+              <w:t>19,5</w:t>
+            </w:r>
+          </w:p>
+        </w:tc>
+      </w:tr>
+      <w:tr>
+        <w:tblPrEx>
+          <w:tblBorders>
+            <w:top w:val="none" w:color="auto" w:sz="0" w:space="0"/>
+            <w:left w:val="none" w:color="auto" w:sz="0" w:space="0"/>
+            <w:bottom w:val="none" w:color="auto" w:sz="0" w:space="0"/>
+            <w:right w:val="none" w:color="auto" w:sz="0" w:space="0"/>
+            <w:insideH w:val="none" w:color="auto" w:sz="0" w:space="0"/>
+            <w:insideV w:val="none" w:color="auto" w:sz="0" w:space="0"/>
+          </w:tblBorders>
+          <w:tblCellMar>
+            <w:top w:w="15" w:type="dxa"/>
+            <w:left w:w="15" w:type="dxa"/>
+            <w:bottom w:w="15" w:type="dxa"/>
+            <w:right w:w="15" w:type="dxa"/>
+          </w:tblCellMar>
+        </w:tblPrEx>
+        <w:tc>
+          <w:tcPr>
+            <w:tcW w:w="0" w:type="auto"/>
+            <w:shd w:val="clear"/>
+            <w:tcMar>
+              <w:top w:w="100" w:type="dxa"/>
+              <w:left w:w="0" w:type="dxa"/>
+              <w:bottom w:w="100" w:type="dxa"/>
+              <w:right w:w="160" w:type="dxa"/>
+            </w:tcMar>
+            <w:vAlign w:val="center"/>
+          </w:tcPr>
+          <w:p>
+            <w:pPr>
+              <w:keepNext w:val="0"/>
+              <w:keepLines w:val="0"/>
+              <w:widowControl/>
+              <w:suppressLineNumbers w:val="0"/>
+              <w:spacing w:line="250" w:lineRule="atLeast"/>
+              <w:jc w:val="left"/>
+              <w:rPr>
+                <w:rFonts w:hint="default" w:ascii="Times New Roman" w:hAnsi="Times New Roman" w:eastAsia="Segoe UI" w:cs="Times New Roman"/>
+                <w:sz w:val="24"/>
+                <w:szCs w:val="24"/>
+              </w:rPr>
+            </w:pPr>
+            <w:r>
+              <w:rPr>
+                <w:rFonts w:hint="default" w:ascii="Times New Roman" w:hAnsi="Times New Roman" w:eastAsia="Segoe UI" w:cs="Times New Roman"/>
+                <w:kern w:val="0"/>
+                <w:sz w:val="24"/>
+                <w:szCs w:val="24"/>
+                <w:bdr w:val="none" w:color="auto" w:sz="0" w:space="0"/>
+                <w:lang w:val="en-US" w:eastAsia="zh-CN" w:bidi="ar"/>
+              </w:rPr>
+              <w:t>5 Hz</w:t>
+            </w:r>
+          </w:p>
+        </w:tc>
+        <w:tc>
+          <w:tcPr>
+            <w:tcW w:w="0" w:type="auto"/>
+            <w:shd w:val="clear"/>
+            <w:tcMar>
+              <w:top w:w="100" w:type="dxa"/>
+              <w:left w:w="160" w:type="dxa"/>
+              <w:bottom w:w="100" w:type="dxa"/>
+              <w:right w:w="160" w:type="dxa"/>
+            </w:tcMar>
+            <w:vAlign w:val="center"/>
+          </w:tcPr>
+          <w:p>
+            <w:pPr>
+              <w:keepNext w:val="0"/>
+              <w:keepLines w:val="0"/>
+              <w:widowControl/>
+              <w:suppressLineNumbers w:val="0"/>
+              <w:spacing w:line="250" w:lineRule="atLeast"/>
+              <w:jc w:val="left"/>
+              <w:rPr>
+                <w:rFonts w:hint="default" w:ascii="Times New Roman" w:hAnsi="Times New Roman" w:eastAsia="Segoe UI" w:cs="Times New Roman"/>
+                <w:sz w:val="24"/>
+                <w:szCs w:val="24"/>
+              </w:rPr>
+            </w:pPr>
+            <w:r>
+              <w:rPr>
+                <w:rFonts w:hint="default" w:ascii="Times New Roman" w:hAnsi="Times New Roman" w:eastAsia="Segoe UI" w:cs="Times New Roman"/>
+                <w:kern w:val="0"/>
+                <w:sz w:val="24"/>
+                <w:szCs w:val="24"/>
+                <w:bdr w:val="none" w:color="auto" w:sz="0" w:space="0"/>
+                <w:lang w:val="en-US" w:eastAsia="zh-CN" w:bidi="ar"/>
+              </w:rPr>
+              <w:t>18,5</w:t>
+            </w:r>
+          </w:p>
+        </w:tc>
+        <w:tc>
+          <w:tcPr>
+            <w:tcW w:w="0" w:type="auto"/>
+            <w:shd w:val="clear"/>
+            <w:tcMar>
+              <w:top w:w="100" w:type="dxa"/>
+              <w:left w:w="160" w:type="dxa"/>
+              <w:bottom w:w="100" w:type="dxa"/>
+              <w:right w:w="160" w:type="dxa"/>
+            </w:tcMar>
+            <w:vAlign w:val="center"/>
+          </w:tcPr>
+          <w:p>
+            <w:pPr>
+              <w:keepNext w:val="0"/>
+              <w:keepLines w:val="0"/>
+              <w:widowControl/>
+              <w:suppressLineNumbers w:val="0"/>
+              <w:spacing w:line="250" w:lineRule="atLeast"/>
+              <w:jc w:val="left"/>
+              <w:rPr>
+                <w:rFonts w:hint="default" w:ascii="Times New Roman" w:hAnsi="Times New Roman" w:eastAsia="Segoe UI" w:cs="Times New Roman"/>
+                <w:sz w:val="24"/>
+                <w:szCs w:val="24"/>
+              </w:rPr>
+            </w:pPr>
+            <w:r>
+              <w:rPr>
+                <w:rFonts w:hint="default" w:ascii="Times New Roman" w:hAnsi="Times New Roman" w:eastAsia="Segoe UI" w:cs="Times New Roman"/>
+                <w:kern w:val="0"/>
+                <w:sz w:val="24"/>
+                <w:szCs w:val="24"/>
+                <w:bdr w:val="none" w:color="auto" w:sz="0" w:space="0"/>
+                <w:lang w:val="en-US" w:eastAsia="zh-CN" w:bidi="ar"/>
+              </w:rPr>
+              <w:t>49,3</w:t>
+            </w:r>
+          </w:p>
+        </w:tc>
+        <w:tc>
+          <w:tcPr>
+            <w:tcW w:w="0" w:type="auto"/>
+            <w:shd w:val="clear"/>
+            <w:tcMar>
+              <w:top w:w="100" w:type="dxa"/>
+              <w:left w:w="160" w:type="dxa"/>
+              <w:bottom w:w="100" w:type="dxa"/>
+              <w:right w:w="0" w:type="dxa"/>
+            </w:tcMar>
+            <w:vAlign w:val="center"/>
+          </w:tcPr>
+          <w:p>
+            <w:pPr>
+              <w:keepNext w:val="0"/>
+              <w:keepLines w:val="0"/>
+              <w:widowControl/>
+              <w:suppressLineNumbers w:val="0"/>
+              <w:spacing w:line="250" w:lineRule="atLeast"/>
+              <w:jc w:val="left"/>
+              <w:rPr>
+                <w:rFonts w:hint="default" w:ascii="Times New Roman" w:hAnsi="Times New Roman" w:eastAsia="Segoe UI" w:cs="Times New Roman"/>
+                <w:sz w:val="24"/>
+                <w:szCs w:val="24"/>
+              </w:rPr>
+            </w:pPr>
+            <w:r>
+              <w:rPr>
+                <w:rFonts w:hint="default" w:ascii="Times New Roman" w:hAnsi="Times New Roman" w:eastAsia="Segoe UI" w:cs="Times New Roman"/>
+                <w:kern w:val="0"/>
+                <w:sz w:val="24"/>
+                <w:szCs w:val="24"/>
+                <w:bdr w:val="none" w:color="auto" w:sz="0" w:space="0"/>
+                <w:lang w:val="en-US" w:eastAsia="zh-CN" w:bidi="ar"/>
+              </w:rPr>
+              <w:t>78,1</w:t>
+            </w:r>
+          </w:p>
+        </w:tc>
+      </w:tr>
+      <w:tr>
+        <w:tblPrEx>
+          <w:tblBorders>
+            <w:top w:val="none" w:color="auto" w:sz="0" w:space="0"/>
+            <w:left w:val="none" w:color="auto" w:sz="0" w:space="0"/>
+            <w:bottom w:val="none" w:color="auto" w:sz="0" w:space="0"/>
+            <w:right w:val="none" w:color="auto" w:sz="0" w:space="0"/>
+            <w:insideH w:val="none" w:color="auto" w:sz="0" w:space="0"/>
+            <w:insideV w:val="none" w:color="auto" w:sz="0" w:space="0"/>
+          </w:tblBorders>
+          <w:tblCellMar>
+            <w:top w:w="15" w:type="dxa"/>
+            <w:left w:w="15" w:type="dxa"/>
+            <w:bottom w:w="15" w:type="dxa"/>
+            <w:right w:w="15" w:type="dxa"/>
+          </w:tblCellMar>
+        </w:tblPrEx>
+        <w:tc>
+          <w:tcPr>
+            <w:tcW w:w="0" w:type="auto"/>
+            <w:shd w:val="clear"/>
+            <w:tcMar>
+              <w:top w:w="100" w:type="dxa"/>
+              <w:left w:w="0" w:type="dxa"/>
+              <w:bottom w:w="100" w:type="dxa"/>
+              <w:right w:w="160" w:type="dxa"/>
+            </w:tcMar>
+            <w:vAlign w:val="center"/>
+          </w:tcPr>
+          <w:p>
+            <w:pPr>
+              <w:keepNext w:val="0"/>
+              <w:keepLines w:val="0"/>
+              <w:widowControl/>
+              <w:suppressLineNumbers w:val="0"/>
+              <w:spacing w:line="250" w:lineRule="atLeast"/>
+              <w:jc w:val="left"/>
+              <w:rPr>
+                <w:rFonts w:hint="default" w:ascii="Times New Roman" w:hAnsi="Times New Roman" w:eastAsia="Segoe UI" w:cs="Times New Roman"/>
+                <w:sz w:val="24"/>
+                <w:szCs w:val="24"/>
+              </w:rPr>
+            </w:pPr>
+            <w:r>
+              <w:rPr>
+                <w:rFonts w:hint="default" w:ascii="Times New Roman" w:hAnsi="Times New Roman" w:eastAsia="Segoe UI" w:cs="Times New Roman"/>
+                <w:kern w:val="0"/>
+                <w:sz w:val="24"/>
+                <w:szCs w:val="24"/>
+                <w:bdr w:val="none" w:color="auto" w:sz="0" w:space="0"/>
+                <w:lang w:val="en-US" w:eastAsia="zh-CN" w:bidi="ar"/>
+              </w:rPr>
+              <w:t>10 Hz</w:t>
+            </w:r>
+          </w:p>
+        </w:tc>
+        <w:tc>
+          <w:tcPr>
+            <w:tcW w:w="0" w:type="auto"/>
+            <w:shd w:val="clear"/>
+            <w:tcMar>
+              <w:top w:w="100" w:type="dxa"/>
+              <w:left w:w="160" w:type="dxa"/>
+              <w:bottom w:w="100" w:type="dxa"/>
+              <w:right w:w="160" w:type="dxa"/>
+            </w:tcMar>
+            <w:vAlign w:val="center"/>
+          </w:tcPr>
+          <w:p>
+            <w:pPr>
+              <w:keepNext w:val="0"/>
+              <w:keepLines w:val="0"/>
+              <w:widowControl/>
+              <w:suppressLineNumbers w:val="0"/>
+              <w:spacing w:line="250" w:lineRule="atLeast"/>
+              <w:jc w:val="left"/>
+              <w:rPr>
+                <w:rFonts w:hint="default" w:ascii="Times New Roman" w:hAnsi="Times New Roman" w:eastAsia="Segoe UI" w:cs="Times New Roman"/>
+                <w:sz w:val="24"/>
+                <w:szCs w:val="24"/>
+              </w:rPr>
+            </w:pPr>
+            <w:r>
+              <w:rPr>
+                <w:rFonts w:hint="default" w:ascii="Times New Roman" w:hAnsi="Times New Roman" w:eastAsia="Segoe UI" w:cs="Times New Roman"/>
+                <w:kern w:val="0"/>
+                <w:sz w:val="24"/>
+                <w:szCs w:val="24"/>
+                <w:bdr w:val="none" w:color="auto" w:sz="0" w:space="0"/>
+                <w:lang w:val="en-US" w:eastAsia="zh-CN" w:bidi="ar"/>
+              </w:rPr>
+              <w:t>35,1</w:t>
+            </w:r>
+          </w:p>
+        </w:tc>
+        <w:tc>
+          <w:tcPr>
+            <w:tcW w:w="0" w:type="auto"/>
+            <w:shd w:val="clear"/>
+            <w:tcMar>
+              <w:top w:w="100" w:type="dxa"/>
+              <w:left w:w="160" w:type="dxa"/>
+              <w:bottom w:w="100" w:type="dxa"/>
+              <w:right w:w="160" w:type="dxa"/>
+            </w:tcMar>
+            <w:vAlign w:val="center"/>
+          </w:tcPr>
+          <w:p>
+            <w:pPr>
+              <w:keepNext w:val="0"/>
+              <w:keepLines w:val="0"/>
+              <w:widowControl/>
+              <w:suppressLineNumbers w:val="0"/>
+              <w:spacing w:line="250" w:lineRule="atLeast"/>
+              <w:jc w:val="left"/>
+              <w:rPr>
+                <w:rFonts w:hint="default" w:ascii="Times New Roman" w:hAnsi="Times New Roman" w:eastAsia="Segoe UI" w:cs="Times New Roman"/>
+                <w:sz w:val="24"/>
+                <w:szCs w:val="24"/>
+              </w:rPr>
+            </w:pPr>
+            <w:r>
+              <w:rPr>
+                <w:rFonts w:hint="default" w:ascii="Times New Roman" w:hAnsi="Times New Roman" w:eastAsia="Segoe UI" w:cs="Times New Roman"/>
+                <w:kern w:val="0"/>
+                <w:sz w:val="24"/>
+                <w:szCs w:val="24"/>
+                <w:bdr w:val="none" w:color="auto" w:sz="0" w:space="0"/>
+                <w:lang w:val="en-US" w:eastAsia="zh-CN" w:bidi="ar"/>
+              </w:rPr>
+              <w:t>87,2</w:t>
+            </w:r>
+          </w:p>
+        </w:tc>
+        <w:tc>
+          <w:tcPr>
+            <w:tcW w:w="0" w:type="auto"/>
+            <w:shd w:val="clear"/>
+            <w:tcMar>
+              <w:top w:w="100" w:type="dxa"/>
+              <w:left w:w="160" w:type="dxa"/>
+              <w:bottom w:w="100" w:type="dxa"/>
+              <w:right w:w="0" w:type="dxa"/>
+            </w:tcMar>
+            <w:vAlign w:val="center"/>
+          </w:tcPr>
+          <w:p>
+            <w:pPr>
+              <w:keepNext w:val="0"/>
+              <w:keepLines w:val="0"/>
+              <w:widowControl/>
+              <w:suppressLineNumbers w:val="0"/>
+              <w:spacing w:line="250" w:lineRule="atLeast"/>
+              <w:jc w:val="left"/>
+              <w:rPr>
+                <w:rFonts w:hint="default" w:ascii="Times New Roman" w:hAnsi="Times New Roman" w:eastAsia="Segoe UI" w:cs="Times New Roman"/>
+                <w:sz w:val="24"/>
+                <w:szCs w:val="24"/>
+              </w:rPr>
+            </w:pPr>
+            <w:r>
+              <w:rPr>
+                <w:rFonts w:hint="default" w:ascii="Times New Roman" w:hAnsi="Times New Roman" w:eastAsia="Segoe UI" w:cs="Times New Roman"/>
+                <w:kern w:val="0"/>
+                <w:sz w:val="24"/>
+                <w:szCs w:val="24"/>
+                <w:bdr w:val="none" w:color="auto" w:sz="0" w:space="0"/>
+                <w:lang w:val="en-US" w:eastAsia="zh-CN" w:bidi="ar"/>
+              </w:rPr>
+              <w:t>145,3 (saturation)</w:t>
+            </w:r>
+          </w:p>
+        </w:tc>
+      </w:tr>
+    </w:tbl>
+    <w:p>
+      <w:pPr>
+        <w:pStyle w:val="11"/>
         <w:keepNext w:val="0"/>
         <w:keepLines w:val="0"/>
         <w:widowControl/>
-        <w:numPr>
-          <w:ilvl w:val="0"/>
-          <w:numId w:val="5"/>
-        </w:numPr>
         <w:suppressLineNumbers w:val="0"/>
-        <w:spacing w:before="0" w:beforeAutospacing="0" w:after="0" w:afterAutospacing="0" w:line="360" w:lineRule="auto"/>
-        <w:ind w:left="420" w:leftChars="0" w:right="0" w:hanging="420" w:firstLineChars="0"/>
-        <w:rPr>
-          <w:rFonts w:hint="default" w:ascii="Times New Roman" w:hAnsi="Times New Roman" w:cs="Times New Roman"/>
-          <w:sz w:val="24"/>
-          <w:szCs w:val="24"/>
-        </w:rPr>
-      </w:pPr>
-      <w:r>
-        <w:rPr>
-          <w:rStyle w:val="7"/>
-          <w:rFonts w:hint="default" w:ascii="Times New Roman" w:hAnsi="Times New Roman" w:eastAsia="Segoe UI" w:cs="Times New Roman"/>
-          <w:b/>
-          <w:bCs/>
-          <w:i w:val="0"/>
-          <w:iCs w:val="0"/>
-          <w:caps w:val="0"/>
-          <w:color w:val="0F1115"/>
-          <w:spacing w:val="0"/>
-          <w:sz w:val="24"/>
-          <w:szCs w:val="24"/>
-          <w:shd w:val="clear" w:fill="FFFFFF"/>
-        </w:rPr>
-        <w:t>Broker MQTT (Mosquitto) :</w:t>
-      </w:r>
-      <w:r>
-        <w:rPr>
-          <w:rFonts w:hint="default" w:ascii="Times New Roman" w:hAnsi="Times New Roman" w:eastAsia="Segoe UI" w:cs="Times New Roman"/>
-          <w:i w:val="0"/>
-          <w:iCs w:val="0"/>
-          <w:caps w:val="0"/>
-          <w:color w:val="0F1115"/>
-          <w:spacing w:val="0"/>
-          <w:sz w:val="24"/>
-          <w:szCs w:val="24"/>
-          <w:shd w:val="clear" w:fill="FFFFFF"/>
-        </w:rPr>
-        <w:t> Standard de l'industrie pour l'IoT, léger, parfait pour les événements asynchrones.</w:t>
-      </w:r>
-    </w:p>
-    <w:p>
-      <w:pPr>
-        <w:pStyle w:val="9"/>
+        <w:shd w:val="clear" w:fill="FFFFFF"/>
+        <w:spacing w:before="160" w:beforeAutospacing="0" w:after="160" w:afterAutospacing="0"/>
+        <w:ind w:left="0" w:right="0" w:firstLine="0"/>
+        <w:rPr>
+          <w:rFonts w:hint="default" w:ascii="Times New Roman" w:hAnsi="Times New Roman" w:eastAsia="Segoe UI" w:cs="Times New Roman"/>
+          <w:i w:val="0"/>
+          <w:iCs w:val="0"/>
+          <w:caps w:val="0"/>
+          <w:color w:val="0F1115"/>
+          <w:spacing w:val="0"/>
+          <w:sz w:val="24"/>
+          <w:szCs w:val="24"/>
+        </w:rPr>
+      </w:pPr>
+      <w:r>
+        <w:rPr>
+          <w:rFonts w:hint="default" w:ascii="Times New Roman" w:hAnsi="Times New Roman" w:eastAsia="Segoe UI" w:cs="Times New Roman"/>
+          <w:i w:val="0"/>
+          <w:iCs w:val="0"/>
+          <w:caps w:val="0"/>
+          <w:color w:val="0F1115"/>
+          <w:spacing w:val="0"/>
+          <w:sz w:val="24"/>
+          <w:szCs w:val="24"/>
+          <w:shd w:val="clear" w:fill="FFFFFF"/>
+        </w:rPr>
+        <w:t>On observe une croissance quasi linéaire avec la fréquence et le nombre de capteurs. À 10 Hz avec 5 capteurs, le CPU dépasse 100 % (multi</w:t>
+      </w:r>
+      <w:r>
+        <w:rPr>
+          <w:rFonts w:hint="default" w:ascii="Times New Roman" w:hAnsi="Times New Roman" w:eastAsia="Segoe UI" w:cs="Times New Roman"/>
+          <w:i w:val="0"/>
+          <w:iCs w:val="0"/>
+          <w:caps w:val="0"/>
+          <w:color w:val="0F1115"/>
+          <w:spacing w:val="0"/>
+          <w:sz w:val="24"/>
+          <w:szCs w:val="24"/>
+          <w:shd w:val="clear" w:fill="FFFFFF"/>
+        </w:rPr>
+        <w:noBreakHyphen/>
+      </w:r>
+      <w:r>
+        <w:rPr>
+          <w:rFonts w:hint="default" w:ascii="Times New Roman" w:hAnsi="Times New Roman" w:eastAsia="Segoe UI" w:cs="Times New Roman"/>
+          <w:i w:val="0"/>
+          <w:iCs w:val="0"/>
+          <w:caps w:val="0"/>
+          <w:color w:val="0F1115"/>
+          <w:spacing w:val="0"/>
+          <w:sz w:val="24"/>
+          <w:szCs w:val="24"/>
+          <w:shd w:val="clear" w:fill="FFFFFF"/>
+        </w:rPr>
+        <w:t>cœur), indiquant une surcharge et un risque de perte de données.</w:t>
+      </w:r>
+    </w:p>
+    <w:p>
+      <w:pPr>
+        <w:pStyle w:val="5"/>
         <w:keepNext w:val="0"/>
         <w:keepLines w:val="0"/>
         <w:widowControl/>
-        <w:numPr>
-          <w:ilvl w:val="0"/>
-          <w:numId w:val="5"/>
-        </w:numPr>
         <w:suppressLineNumbers w:val="0"/>
-        <w:spacing w:before="0" w:beforeAutospacing="0" w:after="0" w:afterAutospacing="0" w:line="360" w:lineRule="auto"/>
-        <w:ind w:left="420" w:leftChars="0" w:right="0" w:hanging="420" w:firstLineChars="0"/>
-        <w:rPr>
-          <w:rFonts w:hint="default" w:ascii="Times New Roman" w:hAnsi="Times New Roman" w:cs="Times New Roman"/>
-          <w:sz w:val="24"/>
-          <w:szCs w:val="24"/>
-        </w:rPr>
-      </w:pPr>
-      <w:r>
-        <w:rPr>
-          <w:rStyle w:val="7"/>
+        <w:shd w:val="clear" w:fill="FFFFFF"/>
+        <w:spacing w:before="160" w:beforeAutospacing="0" w:after="160" w:afterAutospacing="0" w:line="280" w:lineRule="atLeast"/>
+        <w:ind w:left="0" w:right="0" w:firstLine="0"/>
+        <w:rPr>
           <w:rFonts w:hint="default" w:ascii="Times New Roman" w:hAnsi="Times New Roman" w:eastAsia="Segoe UI" w:cs="Times New Roman"/>
           <w:b/>
           <w:bCs/>
-          <w:i w:val="0"/>
-          <w:iCs w:val="0"/>
-          <w:caps w:val="0"/>
-          <w:color w:val="0F1115"/>
-          <w:spacing w:val="0"/>
-          <w:sz w:val="24"/>
-          <w:szCs w:val="24"/>
-          <w:shd w:val="clear" w:fill="FFFFFF"/>
-        </w:rPr>
-        <w:t>InfluxDB :</w:t>
-      </w:r>
-      <w:r>
-        <w:rPr>
-          <w:rFonts w:hint="default" w:ascii="Times New Roman" w:hAnsi="Times New Roman" w:eastAsia="Segoe UI" w:cs="Times New Roman"/>
-          <w:i w:val="0"/>
-          <w:iCs w:val="0"/>
-          <w:caps w:val="0"/>
-          <w:color w:val="0F1115"/>
-          <w:spacing w:val="0"/>
-          <w:sz w:val="24"/>
-          <w:szCs w:val="24"/>
-          <w:shd w:val="clear" w:fill="FFFFFF"/>
-        </w:rPr>
-        <w:t> Base de données temps réel optimisée pour ce type de données (tags: zone, badge_id; fields: état).</w:t>
-      </w:r>
-    </w:p>
-    <w:p>
-      <w:pPr>
-        <w:pStyle w:val="9"/>
+          <w:caps w:val="0"/>
+          <w:color w:val="0F1115"/>
+          <w:spacing w:val="0"/>
+          <w:sz w:val="24"/>
+          <w:szCs w:val="24"/>
+        </w:rPr>
+      </w:pPr>
+      <w:r>
+        <w:rPr>
+          <w:rFonts w:hint="default" w:ascii="Times New Roman" w:hAnsi="Times New Roman" w:eastAsia="Segoe UI" w:cs="Times New Roman"/>
+          <w:b/>
+          <w:bCs/>
+          <w:caps w:val="0"/>
+          <w:color w:val="0F1115"/>
+          <w:spacing w:val="0"/>
+          <w:sz w:val="24"/>
+          <w:szCs w:val="24"/>
+          <w:shd w:val="clear" w:fill="FFFFFF"/>
+        </w:rPr>
+        <w:t>1.5.2 Mémoire utilisée</w:t>
+      </w:r>
+    </w:p>
+    <w:p>
+      <w:pPr>
+        <w:pStyle w:val="11"/>
         <w:keepNext w:val="0"/>
         <w:keepLines w:val="0"/>
         <w:widowControl/>
-        <w:numPr>
-          <w:ilvl w:val="0"/>
-          <w:numId w:val="5"/>
-        </w:numPr>
         <w:suppressLineNumbers w:val="0"/>
-        <w:spacing w:before="0" w:beforeAutospacing="0" w:after="0" w:afterAutospacing="0" w:line="360" w:lineRule="auto"/>
-        <w:ind w:left="420" w:leftChars="0" w:right="0" w:hanging="420" w:firstLineChars="0"/>
-        <w:rPr>
-          <w:rFonts w:hint="default" w:ascii="Times New Roman" w:hAnsi="Times New Roman" w:cs="Times New Roman"/>
-          <w:sz w:val="24"/>
-          <w:szCs w:val="24"/>
-        </w:rPr>
-      </w:pPr>
-      <w:r>
-        <w:rPr>
-          <w:rStyle w:val="7"/>
-          <w:rFonts w:hint="default" w:ascii="Times New Roman" w:hAnsi="Times New Roman" w:eastAsia="Segoe UI" w:cs="Times New Roman"/>
-          <w:b/>
-          <w:bCs/>
-          <w:i w:val="0"/>
-          <w:iCs w:val="0"/>
-          <w:caps w:val="0"/>
-          <w:color w:val="0F1115"/>
-          <w:spacing w:val="0"/>
-          <w:sz w:val="24"/>
-          <w:szCs w:val="24"/>
-          <w:shd w:val="clear" w:fill="FFFFFF"/>
-        </w:rPr>
-        <w:t>Node-RED :</w:t>
-      </w:r>
-      <w:r>
-        <w:rPr>
-          <w:rFonts w:hint="default" w:ascii="Times New Roman" w:hAnsi="Times New Roman" w:eastAsia="Segoe UI" w:cs="Times New Roman"/>
-          <w:i w:val="0"/>
-          <w:iCs w:val="0"/>
-          <w:caps w:val="0"/>
-          <w:color w:val="0F1115"/>
-          <w:spacing w:val="0"/>
-          <w:sz w:val="24"/>
-          <w:szCs w:val="24"/>
-          <w:shd w:val="clear" w:fill="FFFFFF"/>
-        </w:rPr>
-        <w:t> Outil de glisser-déposer idéal pour le prototypage de flux logiques, permettant à l'équipe de modifier les règles de corrélation sans recompiler.</w:t>
-      </w:r>
-    </w:p>
-    <w:p>
-      <w:pPr>
-        <w:pStyle w:val="9"/>
+        <w:shd w:val="clear" w:fill="FFFFFF"/>
+        <w:spacing w:before="160" w:beforeAutospacing="0" w:after="160" w:afterAutospacing="0"/>
+        <w:ind w:left="0" w:right="0" w:firstLine="0"/>
+        <w:rPr>
+          <w:rFonts w:hint="default" w:ascii="Times New Roman" w:hAnsi="Times New Roman" w:eastAsia="Segoe UI" w:cs="Times New Roman"/>
+          <w:i w:val="0"/>
+          <w:iCs w:val="0"/>
+          <w:caps w:val="0"/>
+          <w:color w:val="0F1115"/>
+          <w:spacing w:val="0"/>
+          <w:sz w:val="24"/>
+          <w:szCs w:val="24"/>
+        </w:rPr>
+      </w:pPr>
+      <w:r>
+        <w:rPr>
+          <w:rFonts w:hint="default" w:ascii="Times New Roman" w:hAnsi="Times New Roman" w:eastAsia="Segoe UI" w:cs="Times New Roman"/>
+          <w:i w:val="0"/>
+          <w:iCs w:val="0"/>
+          <w:caps w:val="0"/>
+          <w:color w:val="0F1115"/>
+          <w:spacing w:val="0"/>
+          <w:sz w:val="24"/>
+          <w:szCs w:val="24"/>
+          <w:shd w:val="clear" w:fill="FFFFFF"/>
+        </w:rPr>
+        <w:t>La mémoire reste stable autour de 42 Mo pour toutes les configurations, avec un pic de 55 Mo lors du chargement initial. L’absence d’accumulation de données explique cette stabilité.</w:t>
+      </w:r>
+    </w:p>
+    <w:p>
+      <w:pPr>
+        <w:pStyle w:val="5"/>
         <w:keepNext w:val="0"/>
         <w:keepLines w:val="0"/>
         <w:widowControl/>
-        <w:numPr>
-          <w:ilvl w:val="0"/>
-          <w:numId w:val="5"/>
-        </w:numPr>
         <w:suppressLineNumbers w:val="0"/>
-        <w:spacing w:before="0" w:beforeAutospacing="0" w:after="0" w:afterAutospacing="0" w:line="360" w:lineRule="auto"/>
-        <w:ind w:left="420" w:leftChars="0" w:right="0" w:hanging="420" w:firstLineChars="0"/>
-        <w:rPr>
-          <w:rFonts w:hint="default" w:ascii="Times New Roman" w:hAnsi="Times New Roman" w:cs="Times New Roman"/>
-          <w:sz w:val="24"/>
-          <w:szCs w:val="24"/>
-          <w:lang w:val="fr-FR"/>
-        </w:rPr>
-      </w:pPr>
-      <w:r>
-        <w:rPr>
-          <w:rStyle w:val="7"/>
+        <w:shd w:val="clear" w:fill="FFFFFF"/>
+        <w:spacing w:before="160" w:beforeAutospacing="0" w:after="160" w:afterAutospacing="0" w:line="280" w:lineRule="atLeast"/>
+        <w:ind w:left="0" w:right="0" w:firstLine="0"/>
+        <w:rPr>
           <w:rFonts w:hint="default" w:ascii="Times New Roman" w:hAnsi="Times New Roman" w:eastAsia="Segoe UI" w:cs="Times New Roman"/>
           <w:b/>
           <w:bCs/>
-          <w:i w:val="0"/>
-          <w:iCs w:val="0"/>
-          <w:caps w:val="0"/>
-          <w:color w:val="0F1115"/>
-          <w:spacing w:val="0"/>
-          <w:sz w:val="24"/>
-          <w:szCs w:val="24"/>
-          <w:shd w:val="clear" w:fill="FFFFFF"/>
-        </w:rPr>
-        <w:t>Simulateur Python :</w:t>
-      </w:r>
-      <w:r>
-        <w:rPr>
-          <w:rFonts w:hint="default" w:ascii="Times New Roman" w:hAnsi="Times New Roman" w:eastAsia="Segoe UI" w:cs="Times New Roman"/>
-          <w:i w:val="0"/>
-          <w:iCs w:val="0"/>
-          <w:caps w:val="0"/>
-          <w:color w:val="0F1115"/>
-          <w:spacing w:val="0"/>
-          <w:sz w:val="24"/>
-          <w:szCs w:val="24"/>
-          <w:shd w:val="clear" w:fill="FFFFFF"/>
-        </w:rPr>
-        <w:t> Flexibilité maximale pour parser des datasets hétérogènes et contrôler finement le flux.</w:t>
-      </w:r>
-    </w:p>
-    <w:p>
-      <w:pPr>
-        <w:bidi w:val="0"/>
-        <w:spacing w:line="360" w:lineRule="auto"/>
-        <w:jc w:val="left"/>
-        <w:rPr>
-          <w:rFonts w:hint="default"/>
-          <w:lang w:val="fr-FR"/>
-        </w:rPr>
-      </w:pPr>
-    </w:p>
-    <w:p>
-      <w:pPr>
-        <w:pStyle w:val="2"/>
-        <w:bidi w:val="0"/>
-        <w:rPr>
-          <w:rFonts w:hint="default" w:ascii="Times New Roman" w:hAnsi="Times New Roman" w:cs="Times New Roman"/>
-          <w:sz w:val="36"/>
-          <w:szCs w:val="36"/>
-        </w:rPr>
-      </w:pPr>
-      <w:r>
-        <w:rPr>
-          <w:rFonts w:hint="default" w:ascii="Times New Roman" w:hAnsi="Times New Roman" w:cs="Times New Roman"/>
-          <w:sz w:val="36"/>
-          <w:szCs w:val="36"/>
-        </w:rPr>
-        <w:t>3. PLAN DE CHARGE DÉTAILLÉ</w:t>
+          <w:caps w:val="0"/>
+          <w:color w:val="0F1115"/>
+          <w:spacing w:val="0"/>
+          <w:sz w:val="24"/>
+          <w:szCs w:val="24"/>
+        </w:rPr>
+      </w:pPr>
+      <w:r>
+        <w:rPr>
+          <w:rFonts w:hint="default" w:ascii="Times New Roman" w:hAnsi="Times New Roman" w:eastAsia="Segoe UI" w:cs="Times New Roman"/>
+          <w:b/>
+          <w:bCs/>
+          <w:caps w:val="0"/>
+          <w:color w:val="0F1115"/>
+          <w:spacing w:val="0"/>
+          <w:sz w:val="24"/>
+          <w:szCs w:val="24"/>
+          <w:shd w:val="clear" w:fill="FFFFFF"/>
+        </w:rPr>
+        <w:t>1.5.3 Consommation énergétique</w:t>
+      </w:r>
+    </w:p>
+    <w:p>
+      <w:pPr>
+        <w:pStyle w:val="11"/>
+        <w:keepNext w:val="0"/>
+        <w:keepLines w:val="0"/>
+        <w:widowControl/>
+        <w:suppressLineNumbers w:val="0"/>
+        <w:shd w:val="clear" w:fill="FFFFFF"/>
+        <w:spacing w:before="160" w:beforeAutospacing="0" w:after="160" w:afterAutospacing="0"/>
+        <w:ind w:left="0" w:right="0" w:firstLine="0"/>
+        <w:rPr>
+          <w:rFonts w:hint="default" w:ascii="Times New Roman" w:hAnsi="Times New Roman" w:eastAsia="Segoe UI" w:cs="Times New Roman"/>
+          <w:i w:val="0"/>
+          <w:iCs w:val="0"/>
+          <w:caps w:val="0"/>
+          <w:color w:val="0F1115"/>
+          <w:spacing w:val="0"/>
+          <w:sz w:val="24"/>
+          <w:szCs w:val="24"/>
+        </w:rPr>
+      </w:pPr>
+      <w:r>
+        <w:rPr>
+          <w:rFonts w:hint="default" w:ascii="Times New Roman" w:hAnsi="Times New Roman" w:eastAsia="Segoe UI" w:cs="Times New Roman"/>
+          <w:i w:val="0"/>
+          <w:iCs w:val="0"/>
+          <w:caps w:val="0"/>
+          <w:color w:val="0F1115"/>
+          <w:spacing w:val="0"/>
+          <w:sz w:val="24"/>
+          <w:szCs w:val="24"/>
+          <w:shd w:val="clear" w:fill="FFFFFF"/>
+        </w:rPr>
+        <w:t>En utilisant le TDP de 15 W et une tension de 5 V, la consommation en mAh pour 5 minutes de collecte est estimée :</w:t>
+      </w:r>
+    </w:p>
+    <w:tbl>
+      <w:tblPr>
+        <w:tblW w:w="0" w:type="auto"/>
+        <w:tblInd w:w="0" w:type="dxa"/>
+        <w:tblBorders>
+          <w:top w:val="none" w:color="auto" w:sz="0" w:space="0"/>
+          <w:left w:val="none" w:color="auto" w:sz="0" w:space="0"/>
+          <w:bottom w:val="none" w:color="auto" w:sz="0" w:space="0"/>
+          <w:right w:val="none" w:color="auto" w:sz="0" w:space="0"/>
+          <w:insideH w:val="none" w:color="auto" w:sz="0" w:space="0"/>
+          <w:insideV w:val="none" w:color="auto" w:sz="0" w:space="0"/>
+        </w:tblBorders>
+        <w:shd w:val="clear"/>
+        <w:tblLayout w:type="autofit"/>
+        <w:tblCellMar>
+          <w:top w:w="15" w:type="dxa"/>
+          <w:left w:w="15" w:type="dxa"/>
+          <w:bottom w:w="15" w:type="dxa"/>
+          <w:right w:w="15" w:type="dxa"/>
+        </w:tblCellMar>
+      </w:tblPr>
+      <w:tblGrid>
+        <w:gridCol w:w="1747"/>
+        <w:gridCol w:w="1920"/>
+        <w:gridCol w:w="1380"/>
+        <w:gridCol w:w="1860"/>
+      </w:tblGrid>
+      <w:tr>
+        <w:tblPrEx>
+          <w:tblBorders>
+            <w:top w:val="none" w:color="auto" w:sz="0" w:space="0"/>
+            <w:left w:val="none" w:color="auto" w:sz="0" w:space="0"/>
+            <w:bottom w:val="none" w:color="auto" w:sz="0" w:space="0"/>
+            <w:right w:val="none" w:color="auto" w:sz="0" w:space="0"/>
+            <w:insideH w:val="none" w:color="auto" w:sz="0" w:space="0"/>
+            <w:insideV w:val="none" w:color="auto" w:sz="0" w:space="0"/>
+          </w:tblBorders>
+          <w:shd w:val="clear"/>
+          <w:tblCellMar>
+            <w:top w:w="15" w:type="dxa"/>
+            <w:left w:w="15" w:type="dxa"/>
+            <w:bottom w:w="15" w:type="dxa"/>
+            <w:right w:w="15" w:type="dxa"/>
+          </w:tblCellMar>
+        </w:tblPrEx>
+        <w:trPr>
+          <w:tblHeader/>
+        </w:trPr>
+        <w:tc>
+          <w:tcPr>
+            <w:tcW w:w="0" w:type="auto"/>
+            <w:tcBorders>
+              <w:top w:val="nil"/>
+            </w:tcBorders>
+            <w:shd w:val="clear"/>
+            <w:tcMar>
+              <w:top w:w="100" w:type="dxa"/>
+              <w:left w:w="0" w:type="dxa"/>
+              <w:bottom w:w="100" w:type="dxa"/>
+              <w:right w:w="160" w:type="dxa"/>
+            </w:tcMar>
+            <w:vAlign w:val="center"/>
+          </w:tcPr>
+          <w:p>
+            <w:pPr>
+              <w:keepNext w:val="0"/>
+              <w:keepLines w:val="0"/>
+              <w:widowControl/>
+              <w:suppressLineNumbers w:val="0"/>
+              <w:spacing w:line="250" w:lineRule="atLeast"/>
+              <w:jc w:val="left"/>
+              <w:rPr>
+                <w:rFonts w:hint="default" w:ascii="Times New Roman" w:hAnsi="Times New Roman" w:eastAsia="Segoe UI" w:cs="Times New Roman"/>
+                <w:sz w:val="24"/>
+                <w:szCs w:val="24"/>
+              </w:rPr>
+            </w:pPr>
+            <w:r>
+              <w:rPr>
+                <w:rFonts w:hint="default" w:ascii="Times New Roman" w:hAnsi="Times New Roman" w:eastAsia="Segoe UI" w:cs="Times New Roman"/>
+                <w:kern w:val="0"/>
+                <w:sz w:val="24"/>
+                <w:szCs w:val="24"/>
+                <w:bdr w:val="none" w:color="auto" w:sz="0" w:space="0"/>
+                <w:lang w:val="en-US" w:eastAsia="zh-CN" w:bidi="ar"/>
+              </w:rPr>
+              <w:t>Configuration</w:t>
+            </w:r>
+          </w:p>
+        </w:tc>
+        <w:tc>
+          <w:tcPr>
+            <w:tcW w:w="0" w:type="auto"/>
+            <w:tcBorders>
+              <w:top w:val="nil"/>
+            </w:tcBorders>
+            <w:shd w:val="clear"/>
+            <w:tcMar>
+              <w:top w:w="100" w:type="dxa"/>
+              <w:left w:w="160" w:type="dxa"/>
+              <w:bottom w:w="100" w:type="dxa"/>
+              <w:right w:w="160" w:type="dxa"/>
+            </w:tcMar>
+            <w:vAlign w:val="center"/>
+          </w:tcPr>
+          <w:p>
+            <w:pPr>
+              <w:keepNext w:val="0"/>
+              <w:keepLines w:val="0"/>
+              <w:widowControl/>
+              <w:suppressLineNumbers w:val="0"/>
+              <w:spacing w:line="250" w:lineRule="atLeast"/>
+              <w:jc w:val="left"/>
+              <w:rPr>
+                <w:rFonts w:hint="default" w:ascii="Times New Roman" w:hAnsi="Times New Roman" w:eastAsia="Segoe UI" w:cs="Times New Roman"/>
+                <w:sz w:val="24"/>
+                <w:szCs w:val="24"/>
+              </w:rPr>
+            </w:pPr>
+            <w:r>
+              <w:rPr>
+                <w:rFonts w:hint="default" w:ascii="Times New Roman" w:hAnsi="Times New Roman" w:eastAsia="Segoe UI" w:cs="Times New Roman"/>
+                <w:kern w:val="0"/>
+                <w:sz w:val="24"/>
+                <w:szCs w:val="24"/>
+                <w:bdr w:val="none" w:color="auto" w:sz="0" w:space="0"/>
+                <w:lang w:val="en-US" w:eastAsia="zh-CN" w:bidi="ar"/>
+              </w:rPr>
+              <w:t>CPU moyen (%)</w:t>
+            </w:r>
+          </w:p>
+        </w:tc>
+        <w:tc>
+          <w:tcPr>
+            <w:tcW w:w="0" w:type="auto"/>
+            <w:tcBorders>
+              <w:top w:val="nil"/>
+            </w:tcBorders>
+            <w:shd w:val="clear"/>
+            <w:tcMar>
+              <w:top w:w="100" w:type="dxa"/>
+              <w:left w:w="160" w:type="dxa"/>
+              <w:bottom w:w="100" w:type="dxa"/>
+              <w:right w:w="160" w:type="dxa"/>
+            </w:tcMar>
+            <w:vAlign w:val="center"/>
+          </w:tcPr>
+          <w:p>
+            <w:pPr>
+              <w:keepNext w:val="0"/>
+              <w:keepLines w:val="0"/>
+              <w:widowControl/>
+              <w:suppressLineNumbers w:val="0"/>
+              <w:spacing w:line="250" w:lineRule="atLeast"/>
+              <w:jc w:val="left"/>
+              <w:rPr>
+                <w:rFonts w:hint="default" w:ascii="Times New Roman" w:hAnsi="Times New Roman" w:eastAsia="Segoe UI" w:cs="Times New Roman"/>
+                <w:sz w:val="24"/>
+                <w:szCs w:val="24"/>
+              </w:rPr>
+            </w:pPr>
+            <w:r>
+              <w:rPr>
+                <w:rFonts w:hint="default" w:ascii="Times New Roman" w:hAnsi="Times New Roman" w:eastAsia="Segoe UI" w:cs="Times New Roman"/>
+                <w:kern w:val="0"/>
+                <w:sz w:val="24"/>
+                <w:szCs w:val="24"/>
+                <w:bdr w:val="none" w:color="auto" w:sz="0" w:space="0"/>
+                <w:lang w:val="en-US" w:eastAsia="zh-CN" w:bidi="ar"/>
+              </w:rPr>
+              <w:t>Énergie (J)</w:t>
+            </w:r>
+          </w:p>
+        </w:tc>
+        <w:tc>
+          <w:tcPr>
+            <w:tcW w:w="0" w:type="auto"/>
+            <w:tcBorders>
+              <w:top w:val="nil"/>
+            </w:tcBorders>
+            <w:shd w:val="clear"/>
+            <w:tcMar>
+              <w:top w:w="100" w:type="dxa"/>
+              <w:left w:w="160" w:type="dxa"/>
+              <w:bottom w:w="100" w:type="dxa"/>
+              <w:right w:w="160" w:type="dxa"/>
+            </w:tcMar>
+            <w:vAlign w:val="center"/>
+          </w:tcPr>
+          <w:p>
+            <w:pPr>
+              <w:keepNext w:val="0"/>
+              <w:keepLines w:val="0"/>
+              <w:widowControl/>
+              <w:suppressLineNumbers w:val="0"/>
+              <w:spacing w:line="250" w:lineRule="atLeast"/>
+              <w:jc w:val="left"/>
+              <w:rPr>
+                <w:rFonts w:hint="default" w:ascii="Times New Roman" w:hAnsi="Times New Roman" w:eastAsia="Segoe UI" w:cs="Times New Roman"/>
+                <w:sz w:val="24"/>
+                <w:szCs w:val="24"/>
+              </w:rPr>
+            </w:pPr>
+            <w:r>
+              <w:rPr>
+                <w:rFonts w:hint="default" w:ascii="Times New Roman" w:hAnsi="Times New Roman" w:eastAsia="Segoe UI" w:cs="Times New Roman"/>
+                <w:kern w:val="0"/>
+                <w:sz w:val="24"/>
+                <w:szCs w:val="24"/>
+                <w:bdr w:val="none" w:color="auto" w:sz="0" w:space="0"/>
+                <w:lang w:val="en-US" w:eastAsia="zh-CN" w:bidi="ar"/>
+              </w:rPr>
+              <w:t>Capacité (mAh)</w:t>
+            </w:r>
+          </w:p>
+        </w:tc>
+      </w:tr>
+      <w:tr>
+        <w:tblPrEx>
+          <w:tblBorders>
+            <w:top w:val="none" w:color="auto" w:sz="0" w:space="0"/>
+            <w:left w:val="none" w:color="auto" w:sz="0" w:space="0"/>
+            <w:bottom w:val="none" w:color="auto" w:sz="0" w:space="0"/>
+            <w:right w:val="none" w:color="auto" w:sz="0" w:space="0"/>
+            <w:insideH w:val="none" w:color="auto" w:sz="0" w:space="0"/>
+            <w:insideV w:val="none" w:color="auto" w:sz="0" w:space="0"/>
+          </w:tblBorders>
+          <w:tblCellMar>
+            <w:top w:w="15" w:type="dxa"/>
+            <w:left w:w="15" w:type="dxa"/>
+            <w:bottom w:w="15" w:type="dxa"/>
+            <w:right w:w="15" w:type="dxa"/>
+          </w:tblCellMar>
+        </w:tblPrEx>
+        <w:tc>
+          <w:tcPr>
+            <w:tcW w:w="0" w:type="auto"/>
+            <w:shd w:val="clear"/>
+            <w:tcMar>
+              <w:top w:w="100" w:type="dxa"/>
+              <w:left w:w="0" w:type="dxa"/>
+              <w:bottom w:w="100" w:type="dxa"/>
+              <w:right w:w="160" w:type="dxa"/>
+            </w:tcMar>
+            <w:vAlign w:val="center"/>
+          </w:tcPr>
+          <w:p>
+            <w:pPr>
+              <w:keepNext w:val="0"/>
+              <w:keepLines w:val="0"/>
+              <w:widowControl/>
+              <w:suppressLineNumbers w:val="0"/>
+              <w:spacing w:line="250" w:lineRule="atLeast"/>
+              <w:jc w:val="left"/>
+              <w:rPr>
+                <w:rFonts w:hint="default" w:ascii="Times New Roman" w:hAnsi="Times New Roman" w:eastAsia="Segoe UI" w:cs="Times New Roman"/>
+                <w:sz w:val="24"/>
+                <w:szCs w:val="24"/>
+              </w:rPr>
+            </w:pPr>
+            <w:r>
+              <w:rPr>
+                <w:rFonts w:hint="default" w:ascii="Times New Roman" w:hAnsi="Times New Roman" w:eastAsia="Segoe UI" w:cs="Times New Roman"/>
+                <w:kern w:val="0"/>
+                <w:sz w:val="24"/>
+                <w:szCs w:val="24"/>
+                <w:bdr w:val="none" w:color="auto" w:sz="0" w:space="0"/>
+                <w:lang w:val="en-US" w:eastAsia="zh-CN" w:bidi="ar"/>
+              </w:rPr>
+              <w:t>1 capteur, 1 Hz</w:t>
+            </w:r>
+          </w:p>
+        </w:tc>
+        <w:tc>
+          <w:tcPr>
+            <w:tcW w:w="0" w:type="auto"/>
+            <w:shd w:val="clear"/>
+            <w:tcMar>
+              <w:top w:w="100" w:type="dxa"/>
+              <w:left w:w="160" w:type="dxa"/>
+              <w:bottom w:w="100" w:type="dxa"/>
+              <w:right w:w="160" w:type="dxa"/>
+            </w:tcMar>
+            <w:vAlign w:val="center"/>
+          </w:tcPr>
+          <w:p>
+            <w:pPr>
+              <w:keepNext w:val="0"/>
+              <w:keepLines w:val="0"/>
+              <w:widowControl/>
+              <w:suppressLineNumbers w:val="0"/>
+              <w:spacing w:line="250" w:lineRule="atLeast"/>
+              <w:jc w:val="left"/>
+              <w:rPr>
+                <w:rFonts w:hint="default" w:ascii="Times New Roman" w:hAnsi="Times New Roman" w:eastAsia="Segoe UI" w:cs="Times New Roman"/>
+                <w:sz w:val="24"/>
+                <w:szCs w:val="24"/>
+              </w:rPr>
+            </w:pPr>
+            <w:r>
+              <w:rPr>
+                <w:rFonts w:hint="default" w:ascii="Times New Roman" w:hAnsi="Times New Roman" w:eastAsia="Segoe UI" w:cs="Times New Roman"/>
+                <w:kern w:val="0"/>
+                <w:sz w:val="24"/>
+                <w:szCs w:val="24"/>
+                <w:bdr w:val="none" w:color="auto" w:sz="0" w:space="0"/>
+                <w:lang w:val="en-US" w:eastAsia="zh-CN" w:bidi="ar"/>
+              </w:rPr>
+              <w:t>4,2</w:t>
+            </w:r>
+          </w:p>
+        </w:tc>
+        <w:tc>
+          <w:tcPr>
+            <w:tcW w:w="0" w:type="auto"/>
+            <w:shd w:val="clear"/>
+            <w:tcMar>
+              <w:top w:w="100" w:type="dxa"/>
+              <w:left w:w="160" w:type="dxa"/>
+              <w:bottom w:w="100" w:type="dxa"/>
+              <w:right w:w="160" w:type="dxa"/>
+            </w:tcMar>
+            <w:vAlign w:val="center"/>
+          </w:tcPr>
+          <w:p>
+            <w:pPr>
+              <w:keepNext w:val="0"/>
+              <w:keepLines w:val="0"/>
+              <w:widowControl/>
+              <w:suppressLineNumbers w:val="0"/>
+              <w:spacing w:line="250" w:lineRule="atLeast"/>
+              <w:jc w:val="left"/>
+              <w:rPr>
+                <w:rFonts w:hint="default" w:ascii="Times New Roman" w:hAnsi="Times New Roman" w:eastAsia="Segoe UI" w:cs="Times New Roman"/>
+                <w:sz w:val="24"/>
+                <w:szCs w:val="24"/>
+              </w:rPr>
+            </w:pPr>
+            <w:r>
+              <w:rPr>
+                <w:rFonts w:hint="default" w:ascii="Times New Roman" w:hAnsi="Times New Roman" w:eastAsia="Segoe UI" w:cs="Times New Roman"/>
+                <w:kern w:val="0"/>
+                <w:sz w:val="24"/>
+                <w:szCs w:val="24"/>
+                <w:bdr w:val="none" w:color="auto" w:sz="0" w:space="0"/>
+                <w:lang w:val="en-US" w:eastAsia="zh-CN" w:bidi="ar"/>
+              </w:rPr>
+              <w:t>189</w:t>
+            </w:r>
+          </w:p>
+        </w:tc>
+        <w:tc>
+          <w:tcPr>
+            <w:tcW w:w="0" w:type="auto"/>
+            <w:shd w:val="clear"/>
+            <w:tcMar>
+              <w:top w:w="100" w:type="dxa"/>
+              <w:left w:w="160" w:type="dxa"/>
+              <w:bottom w:w="100" w:type="dxa"/>
+              <w:right w:w="0" w:type="dxa"/>
+            </w:tcMar>
+            <w:vAlign w:val="center"/>
+          </w:tcPr>
+          <w:p>
+            <w:pPr>
+              <w:keepNext w:val="0"/>
+              <w:keepLines w:val="0"/>
+              <w:widowControl/>
+              <w:suppressLineNumbers w:val="0"/>
+              <w:spacing w:line="250" w:lineRule="atLeast"/>
+              <w:jc w:val="left"/>
+              <w:rPr>
+                <w:rFonts w:hint="default" w:ascii="Times New Roman" w:hAnsi="Times New Roman" w:eastAsia="Segoe UI" w:cs="Times New Roman"/>
+                <w:sz w:val="24"/>
+                <w:szCs w:val="24"/>
+              </w:rPr>
+            </w:pPr>
+            <w:r>
+              <w:rPr>
+                <w:rFonts w:hint="default" w:ascii="Times New Roman" w:hAnsi="Times New Roman" w:eastAsia="Segoe UI" w:cs="Times New Roman"/>
+                <w:kern w:val="0"/>
+                <w:sz w:val="24"/>
+                <w:szCs w:val="24"/>
+                <w:bdr w:val="none" w:color="auto" w:sz="0" w:space="0"/>
+                <w:lang w:val="en-US" w:eastAsia="zh-CN" w:bidi="ar"/>
+              </w:rPr>
+              <w:t>10,5</w:t>
+            </w:r>
+          </w:p>
+        </w:tc>
+      </w:tr>
+      <w:tr>
+        <w:tblPrEx>
+          <w:tblBorders>
+            <w:top w:val="none" w:color="auto" w:sz="0" w:space="0"/>
+            <w:left w:val="none" w:color="auto" w:sz="0" w:space="0"/>
+            <w:bottom w:val="none" w:color="auto" w:sz="0" w:space="0"/>
+            <w:right w:val="none" w:color="auto" w:sz="0" w:space="0"/>
+            <w:insideH w:val="none" w:color="auto" w:sz="0" w:space="0"/>
+            <w:insideV w:val="none" w:color="auto" w:sz="0" w:space="0"/>
+          </w:tblBorders>
+          <w:tblCellMar>
+            <w:top w:w="15" w:type="dxa"/>
+            <w:left w:w="15" w:type="dxa"/>
+            <w:bottom w:w="15" w:type="dxa"/>
+            <w:right w:w="15" w:type="dxa"/>
+          </w:tblCellMar>
+        </w:tblPrEx>
+        <w:tc>
+          <w:tcPr>
+            <w:tcW w:w="0" w:type="auto"/>
+            <w:shd w:val="clear"/>
+            <w:tcMar>
+              <w:top w:w="100" w:type="dxa"/>
+              <w:left w:w="0" w:type="dxa"/>
+              <w:bottom w:w="100" w:type="dxa"/>
+              <w:right w:w="160" w:type="dxa"/>
+            </w:tcMar>
+            <w:vAlign w:val="center"/>
+          </w:tcPr>
+          <w:p>
+            <w:pPr>
+              <w:keepNext w:val="0"/>
+              <w:keepLines w:val="0"/>
+              <w:widowControl/>
+              <w:suppressLineNumbers w:val="0"/>
+              <w:spacing w:line="250" w:lineRule="atLeast"/>
+              <w:jc w:val="left"/>
+              <w:rPr>
+                <w:rFonts w:hint="default" w:ascii="Times New Roman" w:hAnsi="Times New Roman" w:eastAsia="Segoe UI" w:cs="Times New Roman"/>
+                <w:sz w:val="24"/>
+                <w:szCs w:val="24"/>
+              </w:rPr>
+            </w:pPr>
+            <w:r>
+              <w:rPr>
+                <w:rFonts w:hint="default" w:ascii="Times New Roman" w:hAnsi="Times New Roman" w:eastAsia="Segoe UI" w:cs="Times New Roman"/>
+                <w:kern w:val="0"/>
+                <w:sz w:val="24"/>
+                <w:szCs w:val="24"/>
+                <w:bdr w:val="none" w:color="auto" w:sz="0" w:space="0"/>
+                <w:lang w:val="en-US" w:eastAsia="zh-CN" w:bidi="ar"/>
+              </w:rPr>
+              <w:t>3 capteurs, 1 Hz</w:t>
+            </w:r>
+          </w:p>
+        </w:tc>
+        <w:tc>
+          <w:tcPr>
+            <w:tcW w:w="0" w:type="auto"/>
+            <w:shd w:val="clear"/>
+            <w:tcMar>
+              <w:top w:w="100" w:type="dxa"/>
+              <w:left w:w="160" w:type="dxa"/>
+              <w:bottom w:w="100" w:type="dxa"/>
+              <w:right w:w="160" w:type="dxa"/>
+            </w:tcMar>
+            <w:vAlign w:val="center"/>
+          </w:tcPr>
+          <w:p>
+            <w:pPr>
+              <w:keepNext w:val="0"/>
+              <w:keepLines w:val="0"/>
+              <w:widowControl/>
+              <w:suppressLineNumbers w:val="0"/>
+              <w:spacing w:line="250" w:lineRule="atLeast"/>
+              <w:jc w:val="left"/>
+              <w:rPr>
+                <w:rFonts w:hint="default" w:ascii="Times New Roman" w:hAnsi="Times New Roman" w:eastAsia="Segoe UI" w:cs="Times New Roman"/>
+                <w:sz w:val="24"/>
+                <w:szCs w:val="24"/>
+              </w:rPr>
+            </w:pPr>
+            <w:r>
+              <w:rPr>
+                <w:rFonts w:hint="default" w:ascii="Times New Roman" w:hAnsi="Times New Roman" w:eastAsia="Segoe UI" w:cs="Times New Roman"/>
+                <w:kern w:val="0"/>
+                <w:sz w:val="24"/>
+                <w:szCs w:val="24"/>
+                <w:bdr w:val="none" w:color="auto" w:sz="0" w:space="0"/>
+                <w:lang w:val="en-US" w:eastAsia="zh-CN" w:bidi="ar"/>
+              </w:rPr>
+              <w:t>11,8</w:t>
+            </w:r>
+          </w:p>
+        </w:tc>
+        <w:tc>
+          <w:tcPr>
+            <w:tcW w:w="0" w:type="auto"/>
+            <w:shd w:val="clear"/>
+            <w:tcMar>
+              <w:top w:w="100" w:type="dxa"/>
+              <w:left w:w="160" w:type="dxa"/>
+              <w:bottom w:w="100" w:type="dxa"/>
+              <w:right w:w="160" w:type="dxa"/>
+            </w:tcMar>
+            <w:vAlign w:val="center"/>
+          </w:tcPr>
+          <w:p>
+            <w:pPr>
+              <w:keepNext w:val="0"/>
+              <w:keepLines w:val="0"/>
+              <w:widowControl/>
+              <w:suppressLineNumbers w:val="0"/>
+              <w:spacing w:line="250" w:lineRule="atLeast"/>
+              <w:jc w:val="left"/>
+              <w:rPr>
+                <w:rFonts w:hint="default" w:ascii="Times New Roman" w:hAnsi="Times New Roman" w:eastAsia="Segoe UI" w:cs="Times New Roman"/>
+                <w:sz w:val="24"/>
+                <w:szCs w:val="24"/>
+              </w:rPr>
+            </w:pPr>
+            <w:r>
+              <w:rPr>
+                <w:rFonts w:hint="default" w:ascii="Times New Roman" w:hAnsi="Times New Roman" w:eastAsia="Segoe UI" w:cs="Times New Roman"/>
+                <w:kern w:val="0"/>
+                <w:sz w:val="24"/>
+                <w:szCs w:val="24"/>
+                <w:bdr w:val="none" w:color="auto" w:sz="0" w:space="0"/>
+                <w:lang w:val="en-US" w:eastAsia="zh-CN" w:bidi="ar"/>
+              </w:rPr>
+              <w:t>531</w:t>
+            </w:r>
+          </w:p>
+        </w:tc>
+        <w:tc>
+          <w:tcPr>
+            <w:tcW w:w="0" w:type="auto"/>
+            <w:shd w:val="clear"/>
+            <w:tcMar>
+              <w:top w:w="100" w:type="dxa"/>
+              <w:left w:w="160" w:type="dxa"/>
+              <w:bottom w:w="100" w:type="dxa"/>
+              <w:right w:w="0" w:type="dxa"/>
+            </w:tcMar>
+            <w:vAlign w:val="center"/>
+          </w:tcPr>
+          <w:p>
+            <w:pPr>
+              <w:keepNext w:val="0"/>
+              <w:keepLines w:val="0"/>
+              <w:widowControl/>
+              <w:suppressLineNumbers w:val="0"/>
+              <w:spacing w:line="250" w:lineRule="atLeast"/>
+              <w:jc w:val="left"/>
+              <w:rPr>
+                <w:rFonts w:hint="default" w:ascii="Times New Roman" w:hAnsi="Times New Roman" w:eastAsia="Segoe UI" w:cs="Times New Roman"/>
+                <w:sz w:val="24"/>
+                <w:szCs w:val="24"/>
+              </w:rPr>
+            </w:pPr>
+            <w:r>
+              <w:rPr>
+                <w:rFonts w:hint="default" w:ascii="Times New Roman" w:hAnsi="Times New Roman" w:eastAsia="Segoe UI" w:cs="Times New Roman"/>
+                <w:kern w:val="0"/>
+                <w:sz w:val="24"/>
+                <w:szCs w:val="24"/>
+                <w:bdr w:val="none" w:color="auto" w:sz="0" w:space="0"/>
+                <w:lang w:val="en-US" w:eastAsia="zh-CN" w:bidi="ar"/>
+              </w:rPr>
+              <w:t>29,5</w:t>
+            </w:r>
+          </w:p>
+        </w:tc>
+      </w:tr>
+      <w:tr>
+        <w:tblPrEx>
+          <w:tblBorders>
+            <w:top w:val="none" w:color="auto" w:sz="0" w:space="0"/>
+            <w:left w:val="none" w:color="auto" w:sz="0" w:space="0"/>
+            <w:bottom w:val="none" w:color="auto" w:sz="0" w:space="0"/>
+            <w:right w:val="none" w:color="auto" w:sz="0" w:space="0"/>
+            <w:insideH w:val="none" w:color="auto" w:sz="0" w:space="0"/>
+            <w:insideV w:val="none" w:color="auto" w:sz="0" w:space="0"/>
+          </w:tblBorders>
+          <w:tblCellMar>
+            <w:top w:w="15" w:type="dxa"/>
+            <w:left w:w="15" w:type="dxa"/>
+            <w:bottom w:w="15" w:type="dxa"/>
+            <w:right w:w="15" w:type="dxa"/>
+          </w:tblCellMar>
+        </w:tblPrEx>
+        <w:tc>
+          <w:tcPr>
+            <w:tcW w:w="0" w:type="auto"/>
+            <w:shd w:val="clear"/>
+            <w:tcMar>
+              <w:top w:w="100" w:type="dxa"/>
+              <w:left w:w="0" w:type="dxa"/>
+              <w:bottom w:w="100" w:type="dxa"/>
+              <w:right w:w="160" w:type="dxa"/>
+            </w:tcMar>
+            <w:vAlign w:val="center"/>
+          </w:tcPr>
+          <w:p>
+            <w:pPr>
+              <w:keepNext w:val="0"/>
+              <w:keepLines w:val="0"/>
+              <w:widowControl/>
+              <w:suppressLineNumbers w:val="0"/>
+              <w:spacing w:line="250" w:lineRule="atLeast"/>
+              <w:jc w:val="left"/>
+              <w:rPr>
+                <w:rFonts w:hint="default" w:ascii="Times New Roman" w:hAnsi="Times New Roman" w:eastAsia="Segoe UI" w:cs="Times New Roman"/>
+                <w:sz w:val="24"/>
+                <w:szCs w:val="24"/>
+              </w:rPr>
+            </w:pPr>
+            <w:r>
+              <w:rPr>
+                <w:rFonts w:hint="default" w:ascii="Times New Roman" w:hAnsi="Times New Roman" w:eastAsia="Segoe UI" w:cs="Times New Roman"/>
+                <w:kern w:val="0"/>
+                <w:sz w:val="24"/>
+                <w:szCs w:val="24"/>
+                <w:bdr w:val="none" w:color="auto" w:sz="0" w:space="0"/>
+                <w:lang w:val="en-US" w:eastAsia="zh-CN" w:bidi="ar"/>
+              </w:rPr>
+              <w:t>1 capteur, 10 Hz</w:t>
+            </w:r>
+          </w:p>
+        </w:tc>
+        <w:tc>
+          <w:tcPr>
+            <w:tcW w:w="0" w:type="auto"/>
+            <w:shd w:val="clear"/>
+            <w:tcMar>
+              <w:top w:w="100" w:type="dxa"/>
+              <w:left w:w="160" w:type="dxa"/>
+              <w:bottom w:w="100" w:type="dxa"/>
+              <w:right w:w="160" w:type="dxa"/>
+            </w:tcMar>
+            <w:vAlign w:val="center"/>
+          </w:tcPr>
+          <w:p>
+            <w:pPr>
+              <w:keepNext w:val="0"/>
+              <w:keepLines w:val="0"/>
+              <w:widowControl/>
+              <w:suppressLineNumbers w:val="0"/>
+              <w:spacing w:line="250" w:lineRule="atLeast"/>
+              <w:jc w:val="left"/>
+              <w:rPr>
+                <w:rFonts w:hint="default" w:ascii="Times New Roman" w:hAnsi="Times New Roman" w:eastAsia="Segoe UI" w:cs="Times New Roman"/>
+                <w:sz w:val="24"/>
+                <w:szCs w:val="24"/>
+              </w:rPr>
+            </w:pPr>
+            <w:r>
+              <w:rPr>
+                <w:rFonts w:hint="default" w:ascii="Times New Roman" w:hAnsi="Times New Roman" w:eastAsia="Segoe UI" w:cs="Times New Roman"/>
+                <w:kern w:val="0"/>
+                <w:sz w:val="24"/>
+                <w:szCs w:val="24"/>
+                <w:bdr w:val="none" w:color="auto" w:sz="0" w:space="0"/>
+                <w:lang w:val="en-US" w:eastAsia="zh-CN" w:bidi="ar"/>
+              </w:rPr>
+              <w:t>35,1</w:t>
+            </w:r>
+          </w:p>
+        </w:tc>
+        <w:tc>
+          <w:tcPr>
+            <w:tcW w:w="0" w:type="auto"/>
+            <w:shd w:val="clear"/>
+            <w:tcMar>
+              <w:top w:w="100" w:type="dxa"/>
+              <w:left w:w="160" w:type="dxa"/>
+              <w:bottom w:w="100" w:type="dxa"/>
+              <w:right w:w="160" w:type="dxa"/>
+            </w:tcMar>
+            <w:vAlign w:val="center"/>
+          </w:tcPr>
+          <w:p>
+            <w:pPr>
+              <w:keepNext w:val="0"/>
+              <w:keepLines w:val="0"/>
+              <w:widowControl/>
+              <w:suppressLineNumbers w:val="0"/>
+              <w:spacing w:line="250" w:lineRule="atLeast"/>
+              <w:jc w:val="left"/>
+              <w:rPr>
+                <w:rFonts w:hint="default" w:ascii="Times New Roman" w:hAnsi="Times New Roman" w:eastAsia="Segoe UI" w:cs="Times New Roman"/>
+                <w:sz w:val="24"/>
+                <w:szCs w:val="24"/>
+              </w:rPr>
+            </w:pPr>
+            <w:r>
+              <w:rPr>
+                <w:rFonts w:hint="default" w:ascii="Times New Roman" w:hAnsi="Times New Roman" w:eastAsia="Segoe UI" w:cs="Times New Roman"/>
+                <w:kern w:val="0"/>
+                <w:sz w:val="24"/>
+                <w:szCs w:val="24"/>
+                <w:bdr w:val="none" w:color="auto" w:sz="0" w:space="0"/>
+                <w:lang w:val="en-US" w:eastAsia="zh-CN" w:bidi="ar"/>
+              </w:rPr>
+              <w:t>1580</w:t>
+            </w:r>
+          </w:p>
+        </w:tc>
+        <w:tc>
+          <w:tcPr>
+            <w:tcW w:w="0" w:type="auto"/>
+            <w:shd w:val="clear"/>
+            <w:tcMar>
+              <w:top w:w="100" w:type="dxa"/>
+              <w:left w:w="160" w:type="dxa"/>
+              <w:bottom w:w="100" w:type="dxa"/>
+              <w:right w:w="0" w:type="dxa"/>
+            </w:tcMar>
+            <w:vAlign w:val="center"/>
+          </w:tcPr>
+          <w:p>
+            <w:pPr>
+              <w:keepNext w:val="0"/>
+              <w:keepLines w:val="0"/>
+              <w:widowControl/>
+              <w:suppressLineNumbers w:val="0"/>
+              <w:spacing w:line="250" w:lineRule="atLeast"/>
+              <w:jc w:val="left"/>
+              <w:rPr>
+                <w:rFonts w:hint="default" w:ascii="Times New Roman" w:hAnsi="Times New Roman" w:eastAsia="Segoe UI" w:cs="Times New Roman"/>
+                <w:sz w:val="24"/>
+                <w:szCs w:val="24"/>
+              </w:rPr>
+            </w:pPr>
+            <w:r>
+              <w:rPr>
+                <w:rFonts w:hint="default" w:ascii="Times New Roman" w:hAnsi="Times New Roman" w:eastAsia="Segoe UI" w:cs="Times New Roman"/>
+                <w:kern w:val="0"/>
+                <w:sz w:val="24"/>
+                <w:szCs w:val="24"/>
+                <w:bdr w:val="none" w:color="auto" w:sz="0" w:space="0"/>
+                <w:lang w:val="en-US" w:eastAsia="zh-CN" w:bidi="ar"/>
+              </w:rPr>
+              <w:t>87,8</w:t>
+            </w:r>
+          </w:p>
+        </w:tc>
+      </w:tr>
+    </w:tbl>
+    <w:p>
+      <w:pPr>
+        <w:pStyle w:val="11"/>
+        <w:keepNext w:val="0"/>
+        <w:keepLines w:val="0"/>
+        <w:widowControl/>
+        <w:suppressLineNumbers w:val="0"/>
+        <w:shd w:val="clear" w:fill="FFFFFF"/>
+        <w:spacing w:before="160" w:beforeAutospacing="0" w:after="160" w:afterAutospacing="0"/>
+        <w:ind w:left="0" w:right="0" w:firstLine="0"/>
+        <w:rPr>
+          <w:rFonts w:hint="default" w:ascii="Times New Roman" w:hAnsi="Times New Roman" w:eastAsia="Segoe UI" w:cs="Times New Roman"/>
+          <w:i w:val="0"/>
+          <w:iCs w:val="0"/>
+          <w:caps w:val="0"/>
+          <w:color w:val="0F1115"/>
+          <w:spacing w:val="0"/>
+          <w:sz w:val="24"/>
+          <w:szCs w:val="24"/>
+        </w:rPr>
+      </w:pPr>
+      <w:r>
+        <w:rPr>
+          <w:rFonts w:hint="default" w:ascii="Times New Roman" w:hAnsi="Times New Roman" w:eastAsia="Segoe UI" w:cs="Times New Roman"/>
+          <w:i w:val="0"/>
+          <w:iCs w:val="0"/>
+          <w:caps w:val="0"/>
+          <w:color w:val="0F1115"/>
+          <w:spacing w:val="0"/>
+          <w:sz w:val="24"/>
+          <w:szCs w:val="24"/>
+          <w:shd w:val="clear" w:fill="FFFFFF"/>
+        </w:rPr>
+        <w:t>L’augmentation de la fréquence ou du nombre de capteurs multiplie la consommation par un facteur pouvant atteindre 8. Pour un système embarqué sur batterie, il est donc crucial de choisir un compromis entre réactivité et autonomie.</w:t>
+      </w:r>
+    </w:p>
+    <w:p>
+      <w:pPr>
+        <w:pStyle w:val="5"/>
+        <w:keepNext w:val="0"/>
+        <w:keepLines w:val="0"/>
+        <w:widowControl/>
+        <w:suppressLineNumbers w:val="0"/>
+        <w:shd w:val="clear" w:fill="FFFFFF"/>
+        <w:spacing w:before="160" w:beforeAutospacing="0" w:after="160" w:afterAutospacing="0" w:line="280" w:lineRule="atLeast"/>
+        <w:ind w:left="0" w:right="0" w:firstLine="0"/>
+        <w:rPr>
+          <w:rFonts w:hint="default" w:ascii="Times New Roman" w:hAnsi="Times New Roman" w:eastAsia="Segoe UI" w:cs="Times New Roman"/>
+          <w:b/>
+          <w:bCs/>
+          <w:caps w:val="0"/>
+          <w:color w:val="0F1115"/>
+          <w:spacing w:val="0"/>
+          <w:sz w:val="24"/>
+          <w:szCs w:val="24"/>
+        </w:rPr>
+      </w:pPr>
+      <w:r>
+        <w:rPr>
+          <w:rFonts w:hint="default" w:ascii="Times New Roman" w:hAnsi="Times New Roman" w:eastAsia="Segoe UI" w:cs="Times New Roman"/>
+          <w:b/>
+          <w:bCs/>
+          <w:caps w:val="0"/>
+          <w:color w:val="0F1115"/>
+          <w:spacing w:val="0"/>
+          <w:sz w:val="24"/>
+          <w:szCs w:val="24"/>
+          <w:shd w:val="clear" w:fill="FFFFFF"/>
+        </w:rPr>
+        <w:t>1.5.4 Analyse des goulots d’étranglement</w:t>
+      </w:r>
+    </w:p>
+    <w:p>
+      <w:pPr>
+        <w:pStyle w:val="11"/>
+        <w:keepNext w:val="0"/>
+        <w:keepLines w:val="0"/>
+        <w:widowControl/>
+        <w:suppressLineNumbers w:val="0"/>
+        <w:shd w:val="clear" w:fill="FFFFFF"/>
+        <w:spacing w:before="160" w:beforeAutospacing="0" w:after="160" w:afterAutospacing="0"/>
+        <w:ind w:left="0" w:right="0" w:firstLine="0"/>
+        <w:rPr>
+          <w:rFonts w:hint="default" w:ascii="Times New Roman" w:hAnsi="Times New Roman" w:eastAsia="Segoe UI" w:cs="Times New Roman"/>
+          <w:i w:val="0"/>
+          <w:iCs w:val="0"/>
+          <w:caps w:val="0"/>
+          <w:color w:val="0F1115"/>
+          <w:spacing w:val="0"/>
+          <w:sz w:val="24"/>
+          <w:szCs w:val="24"/>
+        </w:rPr>
+      </w:pPr>
+      <w:r>
+        <w:rPr>
+          <w:rFonts w:hint="default" w:ascii="Times New Roman" w:hAnsi="Times New Roman" w:eastAsia="Segoe UI" w:cs="Times New Roman"/>
+          <w:i w:val="0"/>
+          <w:iCs w:val="0"/>
+          <w:caps w:val="0"/>
+          <w:color w:val="0F1115"/>
+          <w:spacing w:val="0"/>
+          <w:sz w:val="24"/>
+          <w:szCs w:val="24"/>
+          <w:shd w:val="clear" w:fill="FFFFFF"/>
+        </w:rPr>
+        <w:t>Le principal facteur limitant est la charge CPU, due à la boucle active de collecte et aux appels système (</w:t>
+      </w:r>
+      <w:r>
+        <w:rPr>
+          <w:rStyle w:val="7"/>
+          <w:rFonts w:hint="default" w:ascii="Times New Roman" w:hAnsi="Times New Roman" w:eastAsia="Consolas" w:cs="Times New Roman"/>
+          <w:i w:val="0"/>
+          <w:iCs w:val="0"/>
+          <w:caps w:val="0"/>
+          <w:color w:val="0F1115"/>
+          <w:spacing w:val="0"/>
+          <w:sz w:val="24"/>
+          <w:szCs w:val="24"/>
+          <w:bdr w:val="none" w:color="auto" w:sz="0" w:space="0"/>
+          <w:shd w:val="clear" w:fill="EBEEF2"/>
+        </w:rPr>
+        <w:t>psutil</w:t>
+      </w:r>
+      <w:r>
+        <w:rPr>
+          <w:rFonts w:hint="default" w:ascii="Times New Roman" w:hAnsi="Times New Roman" w:eastAsia="Segoe UI" w:cs="Times New Roman"/>
+          <w:i w:val="0"/>
+          <w:iCs w:val="0"/>
+          <w:caps w:val="0"/>
+          <w:color w:val="0F1115"/>
+          <w:spacing w:val="0"/>
+          <w:sz w:val="24"/>
+          <w:szCs w:val="24"/>
+          <w:shd w:val="clear" w:fill="FFFFFF"/>
+        </w:rPr>
+        <w:t>). L’utilisation de </w:t>
+      </w:r>
+      <w:r>
+        <w:rPr>
+          <w:rStyle w:val="7"/>
+          <w:rFonts w:hint="default" w:ascii="Times New Roman" w:hAnsi="Times New Roman" w:eastAsia="Consolas" w:cs="Times New Roman"/>
+          <w:i w:val="0"/>
+          <w:iCs w:val="0"/>
+          <w:caps w:val="0"/>
+          <w:color w:val="0F1115"/>
+          <w:spacing w:val="0"/>
+          <w:sz w:val="24"/>
+          <w:szCs w:val="24"/>
+          <w:bdr w:val="none" w:color="auto" w:sz="0" w:space="0"/>
+          <w:shd w:val="clear" w:fill="EBEEF2"/>
+        </w:rPr>
+        <w:t>time.sleep()</w:t>
+      </w:r>
+      <w:r>
+        <w:rPr>
+          <w:rFonts w:hint="default" w:ascii="Times New Roman" w:hAnsi="Times New Roman" w:eastAsia="Segoe UI" w:cs="Times New Roman"/>
+          <w:i w:val="0"/>
+          <w:iCs w:val="0"/>
+          <w:caps w:val="0"/>
+          <w:color w:val="0F1115"/>
+          <w:spacing w:val="0"/>
+          <w:sz w:val="24"/>
+          <w:szCs w:val="24"/>
+          <w:shd w:val="clear" w:fill="FFFFFF"/>
+        </w:rPr>
+        <w:t> pour simuler le temps de traitement n’est pas parfaitement précise à hautes fréquences. Des solutions comme l’utilisation de </w:t>
+      </w:r>
+      <w:r>
+        <w:rPr>
+          <w:rStyle w:val="7"/>
+          <w:rFonts w:hint="default" w:ascii="Times New Roman" w:hAnsi="Times New Roman" w:eastAsia="Consolas" w:cs="Times New Roman"/>
+          <w:i w:val="0"/>
+          <w:iCs w:val="0"/>
+          <w:caps w:val="0"/>
+          <w:color w:val="0F1115"/>
+          <w:spacing w:val="0"/>
+          <w:sz w:val="24"/>
+          <w:szCs w:val="24"/>
+          <w:bdr w:val="none" w:color="auto" w:sz="0" w:space="0"/>
+          <w:shd w:val="clear" w:fill="EBEEF2"/>
+        </w:rPr>
+        <w:t>asyncio</w:t>
+      </w:r>
+      <w:r>
+        <w:rPr>
+          <w:rFonts w:hint="default" w:ascii="Times New Roman" w:hAnsi="Times New Roman" w:eastAsia="Segoe UI" w:cs="Times New Roman"/>
+          <w:i w:val="0"/>
+          <w:iCs w:val="0"/>
+          <w:caps w:val="0"/>
+          <w:color w:val="0F1115"/>
+          <w:spacing w:val="0"/>
+          <w:sz w:val="24"/>
+          <w:szCs w:val="24"/>
+          <w:shd w:val="clear" w:fill="FFFFFF"/>
+        </w:rPr>
+        <w:t> ou un matériel dédié (capteur réel) permettraient de réduire la surcharge.</w:t>
       </w:r>
     </w:p>
     <w:p>
@@ -2684,7 +5760,7 @@
         <w:widowControl/>
         <w:suppressLineNumbers w:val="0"/>
         <w:shd w:val="clear" w:fill="FFFFFF"/>
-        <w:spacing w:before="320" w:beforeAutospacing="0" w:after="160" w:afterAutospacing="0" w:line="360" w:lineRule="auto"/>
+        <w:spacing w:before="320" w:beforeAutospacing="0" w:after="160" w:afterAutospacing="0" w:line="300" w:lineRule="atLeast"/>
         <w:ind w:left="0" w:right="0" w:firstLine="0"/>
         <w:rPr>
           <w:rFonts w:hint="default" w:ascii="Times New Roman" w:hAnsi="Times New Roman" w:eastAsia="Segoe UI" w:cs="Times New Roman"/>
@@ -2699,7 +5775,6 @@
       </w:pPr>
       <w:r>
         <w:rPr>
-          <w:rStyle w:val="7"/>
           <w:rFonts w:hint="default" w:ascii="Times New Roman" w:hAnsi="Times New Roman" w:eastAsia="Segoe UI" w:cs="Times New Roman"/>
           <w:b/>
           <w:bCs/>
@@ -2710,579 +5785,381 @@
           <w:szCs w:val="24"/>
           <w:shd w:val="clear" w:fill="FFFFFF"/>
         </w:rPr>
-        <w:t>Lot A : Fondations Logicielles &amp; Simulation</w:t>
-      </w:r>
-    </w:p>
-    <w:p>
-      <w:pPr>
-        <w:pStyle w:val="9"/>
-        <w:keepNext w:val="0"/>
-        <w:keepLines w:val="0"/>
-        <w:widowControl/>
-        <w:numPr>
-          <w:ilvl w:val="0"/>
-          <w:numId w:val="6"/>
-        </w:numPr>
-        <w:suppressLineNumbers w:val="0"/>
-        <w:spacing w:before="0" w:beforeAutospacing="0" w:after="80" w:afterAutospacing="0" w:line="360" w:lineRule="auto"/>
-        <w:ind w:left="420" w:leftChars="0" w:right="0" w:hanging="420" w:firstLineChars="0"/>
-        <w:rPr>
-          <w:rFonts w:hint="default" w:ascii="Times New Roman" w:hAnsi="Times New Roman" w:cs="Times New Roman"/>
-          <w:sz w:val="24"/>
-          <w:szCs w:val="24"/>
-        </w:rPr>
-      </w:pPr>
-      <w:r>
-        <w:rPr>
-          <w:rStyle w:val="7"/>
-          <w:rFonts w:hint="default" w:ascii="Times New Roman" w:hAnsi="Times New Roman" w:eastAsia="Segoe UI" w:cs="Times New Roman"/>
-          <w:b w:val="0"/>
-          <w:bCs w:val="0"/>
-          <w:i w:val="0"/>
-          <w:iCs w:val="0"/>
-          <w:caps w:val="0"/>
-          <w:color w:val="0F1115"/>
-          <w:spacing w:val="0"/>
-          <w:sz w:val="24"/>
-          <w:szCs w:val="24"/>
-          <w:shd w:val="clear" w:fill="FFFFFF"/>
-        </w:rPr>
-        <w:t xml:space="preserve">A1. Spécification des trames de données (J1-J2) </w:t>
-      </w:r>
-      <w:r>
-        <w:rPr>
-          <w:rStyle w:val="7"/>
-          <w:rFonts w:hint="default" w:ascii="Times New Roman" w:hAnsi="Times New Roman" w:eastAsia="Segoe UI" w:cs="Times New Roman"/>
-          <w:b/>
-          <w:bCs/>
-          <w:i w:val="0"/>
-          <w:iCs w:val="0"/>
-          <w:caps w:val="0"/>
-          <w:color w:val="0F1115"/>
-          <w:spacing w:val="0"/>
-          <w:sz w:val="24"/>
-          <w:szCs w:val="24"/>
-          <w:shd w:val="clear" w:fill="FFFFFF"/>
-        </w:rPr>
-        <w:t>:</w:t>
-      </w:r>
-      <w:r>
-        <w:rPr>
-          <w:rFonts w:hint="default" w:ascii="Times New Roman" w:hAnsi="Times New Roman" w:eastAsia="Segoe UI" w:cs="Times New Roman"/>
-          <w:i w:val="0"/>
-          <w:iCs w:val="0"/>
-          <w:caps w:val="0"/>
-          <w:color w:val="0F1115"/>
-          <w:spacing w:val="0"/>
-          <w:sz w:val="24"/>
-          <w:szCs w:val="24"/>
-          <w:shd w:val="clear" w:fill="FFFFFF"/>
-        </w:rPr>
-        <w:t> Définir le format JSON exact qui circulera sur MQTT. Exemple :</w:t>
-      </w:r>
-    </w:p>
-    <w:p>
-      <w:pPr>
-        <w:pStyle w:val="9"/>
-        <w:keepNext w:val="0"/>
-        <w:keepLines w:val="0"/>
-        <w:widowControl/>
-        <w:numPr>
-          <w:ilvl w:val="0"/>
-          <w:numId w:val="7"/>
-        </w:numPr>
-        <w:suppressLineNumbers w:val="0"/>
-        <w:spacing w:before="0" w:beforeAutospacing="0" w:after="0" w:afterAutospacing="0" w:line="360" w:lineRule="auto"/>
-        <w:ind w:left="840" w:leftChars="0" w:right="0" w:hanging="420" w:firstLineChars="0"/>
-        <w:rPr>
-          <w:rFonts w:hint="default" w:ascii="Times New Roman" w:hAnsi="Times New Roman" w:cs="Times New Roman"/>
-          <w:sz w:val="24"/>
-          <w:szCs w:val="24"/>
-        </w:rPr>
-      </w:pPr>
-      <w:r>
-        <w:rPr>
-          <w:rStyle w:val="6"/>
-          <w:rFonts w:hint="default" w:ascii="Times New Roman" w:hAnsi="Times New Roman" w:eastAsia="Consolas" w:cs="Times New Roman"/>
-          <w:i w:val="0"/>
-          <w:iCs w:val="0"/>
-          <w:caps w:val="0"/>
-          <w:color w:val="0F1115"/>
-          <w:spacing w:val="0"/>
-          <w:sz w:val="24"/>
-          <w:szCs w:val="24"/>
-          <w:shd w:val="clear" w:fill="EBEEF2"/>
-        </w:rPr>
-        <w:t>{ "type": "rfid", "zone": "ENTREE_A", "badge_id": "ABC123", "timestamp": 1678901234 }</w:t>
-      </w:r>
-    </w:p>
-    <w:p>
-      <w:pPr>
-        <w:pStyle w:val="9"/>
-        <w:keepNext w:val="0"/>
-        <w:keepLines w:val="0"/>
-        <w:widowControl/>
-        <w:numPr>
-          <w:ilvl w:val="0"/>
-          <w:numId w:val="7"/>
-        </w:numPr>
-        <w:suppressLineNumbers w:val="0"/>
-        <w:spacing w:before="0" w:beforeAutospacing="0" w:after="0" w:afterAutospacing="0" w:line="360" w:lineRule="auto"/>
-        <w:ind w:left="840" w:leftChars="0" w:right="0" w:hanging="420" w:firstLineChars="0"/>
-        <w:rPr>
-          <w:rFonts w:hint="default" w:ascii="Times New Roman" w:hAnsi="Times New Roman" w:cs="Times New Roman"/>
-          <w:sz w:val="24"/>
-          <w:szCs w:val="24"/>
-        </w:rPr>
-      </w:pPr>
-      <w:r>
-        <w:rPr>
-          <w:rStyle w:val="6"/>
-          <w:rFonts w:hint="default" w:ascii="Times New Roman" w:hAnsi="Times New Roman" w:eastAsia="Consolas" w:cs="Times New Roman"/>
-          <w:i w:val="0"/>
-          <w:iCs w:val="0"/>
-          <w:caps w:val="0"/>
-          <w:color w:val="0F1115"/>
-          <w:spacing w:val="0"/>
-          <w:sz w:val="24"/>
-          <w:szCs w:val="24"/>
-          <w:shd w:val="clear" w:fill="EBEEF2"/>
-        </w:rPr>
-        <w:t>{ "type": "pir", "zone": "COULOIR_B", "state": 1, "timestamp": 1678901235 }</w:t>
-      </w:r>
-    </w:p>
-    <w:p>
-      <w:pPr>
-        <w:pStyle w:val="9"/>
-        <w:keepNext w:val="0"/>
-        <w:keepLines w:val="0"/>
-        <w:widowControl/>
-        <w:numPr>
-          <w:ilvl w:val="0"/>
-          <w:numId w:val="8"/>
-        </w:numPr>
-        <w:suppressLineNumbers w:val="0"/>
-        <w:spacing w:before="0" w:beforeAutospacing="0" w:after="0" w:afterAutospacing="0" w:line="360" w:lineRule="auto"/>
-        <w:ind w:left="420" w:leftChars="0" w:right="0" w:hanging="420" w:firstLineChars="0"/>
-        <w:rPr>
-          <w:rFonts w:hint="default" w:ascii="Times New Roman" w:hAnsi="Times New Roman" w:cs="Times New Roman"/>
-          <w:sz w:val="24"/>
-          <w:szCs w:val="24"/>
-        </w:rPr>
-      </w:pPr>
-      <w:r>
-        <w:rPr>
-          <w:rStyle w:val="7"/>
-          <w:rFonts w:hint="default" w:ascii="Times New Roman" w:hAnsi="Times New Roman" w:eastAsia="Segoe UI" w:cs="Times New Roman"/>
-          <w:b w:val="0"/>
-          <w:bCs w:val="0"/>
-          <w:i w:val="0"/>
-          <w:iCs w:val="0"/>
-          <w:caps w:val="0"/>
-          <w:color w:val="0F1115"/>
-          <w:spacing w:val="0"/>
-          <w:sz w:val="24"/>
-          <w:szCs w:val="24"/>
-          <w:shd w:val="clear" w:fill="FFFFFF"/>
-        </w:rPr>
-        <w:t xml:space="preserve">A2. Recherche &amp; sourcing du dataset (J3-J5) </w:t>
-      </w:r>
-      <w:r>
-        <w:rPr>
-          <w:rStyle w:val="7"/>
-          <w:rFonts w:hint="default" w:ascii="Times New Roman" w:hAnsi="Times New Roman" w:eastAsia="Segoe UI" w:cs="Times New Roman"/>
-          <w:b/>
-          <w:bCs/>
-          <w:i w:val="0"/>
-          <w:iCs w:val="0"/>
-          <w:caps w:val="0"/>
-          <w:color w:val="0F1115"/>
-          <w:spacing w:val="0"/>
-          <w:sz w:val="24"/>
-          <w:szCs w:val="24"/>
-          <w:shd w:val="clear" w:fill="FFFFFF"/>
-        </w:rPr>
-        <w:t>:</w:t>
-      </w:r>
-      <w:r>
-        <w:rPr>
-          <w:rFonts w:hint="default" w:ascii="Times New Roman" w:hAnsi="Times New Roman" w:eastAsia="Segoe UI" w:cs="Times New Roman"/>
-          <w:i w:val="0"/>
-          <w:iCs w:val="0"/>
-          <w:caps w:val="0"/>
-          <w:color w:val="0F1115"/>
-          <w:spacing w:val="0"/>
-          <w:sz w:val="24"/>
-          <w:szCs w:val="24"/>
-          <w:shd w:val="clear" w:fill="FFFFFF"/>
-        </w:rPr>
-        <w:t> (Voir section 4 ci-dessous)</w:t>
-      </w:r>
-    </w:p>
-    <w:p>
-      <w:pPr>
-        <w:pStyle w:val="9"/>
-        <w:keepNext w:val="0"/>
-        <w:keepLines w:val="0"/>
-        <w:widowControl/>
-        <w:numPr>
-          <w:ilvl w:val="0"/>
-          <w:numId w:val="8"/>
-        </w:numPr>
-        <w:suppressLineNumbers w:val="0"/>
-        <w:spacing w:before="0" w:beforeAutospacing="0" w:after="0" w:afterAutospacing="0" w:line="360" w:lineRule="auto"/>
-        <w:ind w:left="420" w:leftChars="0" w:right="0" w:hanging="420" w:firstLineChars="0"/>
-        <w:rPr>
-          <w:rFonts w:hint="default" w:ascii="Times New Roman" w:hAnsi="Times New Roman" w:cs="Times New Roman"/>
-          <w:sz w:val="24"/>
-          <w:szCs w:val="24"/>
-        </w:rPr>
-      </w:pPr>
-      <w:r>
-        <w:rPr>
-          <w:rStyle w:val="7"/>
-          <w:rFonts w:hint="default" w:ascii="Times New Roman" w:hAnsi="Times New Roman" w:eastAsia="Segoe UI" w:cs="Times New Roman"/>
-          <w:b w:val="0"/>
-          <w:bCs w:val="0"/>
-          <w:i w:val="0"/>
-          <w:iCs w:val="0"/>
-          <w:caps w:val="0"/>
-          <w:color w:val="0F1115"/>
-          <w:spacing w:val="0"/>
-          <w:sz w:val="24"/>
-          <w:szCs w:val="24"/>
-          <w:shd w:val="clear" w:fill="FFFFFF"/>
-        </w:rPr>
-        <w:t xml:space="preserve">A3. Développement du simulateur (J6-J12) </w:t>
-      </w:r>
-      <w:r>
-        <w:rPr>
-          <w:rStyle w:val="7"/>
-          <w:rFonts w:hint="default" w:ascii="Times New Roman" w:hAnsi="Times New Roman" w:eastAsia="Segoe UI" w:cs="Times New Roman"/>
-          <w:b/>
-          <w:bCs/>
-          <w:i w:val="0"/>
-          <w:iCs w:val="0"/>
-          <w:caps w:val="0"/>
-          <w:color w:val="0F1115"/>
-          <w:spacing w:val="0"/>
-          <w:sz w:val="24"/>
-          <w:szCs w:val="24"/>
-          <w:shd w:val="clear" w:fill="FFFFFF"/>
-        </w:rPr>
-        <w:t>:</w:t>
-      </w:r>
-      <w:r>
-        <w:rPr>
-          <w:rFonts w:hint="default" w:ascii="Times New Roman" w:hAnsi="Times New Roman" w:eastAsia="Segoe UI" w:cs="Times New Roman"/>
-          <w:i w:val="0"/>
-          <w:iCs w:val="0"/>
-          <w:caps w:val="0"/>
-          <w:color w:val="0F1115"/>
-          <w:spacing w:val="0"/>
-          <w:sz w:val="24"/>
-          <w:szCs w:val="24"/>
-          <w:shd w:val="clear" w:fill="FFFFFF"/>
-        </w:rPr>
-        <w:t> Script Python qui lit le dataset et publie les messages MQTT avec le bon timing. Doit pouvoir fonctionner en mode "accéléré" (speed factor) pour les tests.</w:t>
-      </w:r>
-    </w:p>
-    <w:p>
-      <w:pPr>
-        <w:pStyle w:val="9"/>
-        <w:keepNext w:val="0"/>
-        <w:keepLines w:val="0"/>
-        <w:widowControl/>
-        <w:numPr>
-          <w:ilvl w:val="0"/>
-          <w:numId w:val="8"/>
-        </w:numPr>
-        <w:suppressLineNumbers w:val="0"/>
-        <w:spacing w:before="0" w:beforeAutospacing="0" w:after="0" w:afterAutospacing="0" w:line="360" w:lineRule="auto"/>
-        <w:ind w:left="420" w:leftChars="0" w:right="0" w:hanging="420" w:firstLineChars="0"/>
-        <w:rPr>
-          <w:rFonts w:hint="default" w:ascii="Times New Roman" w:hAnsi="Times New Roman" w:cs="Times New Roman"/>
-          <w:sz w:val="24"/>
-          <w:szCs w:val="24"/>
-        </w:rPr>
-      </w:pPr>
-      <w:r>
-        <w:rPr>
-          <w:rStyle w:val="7"/>
-          <w:rFonts w:hint="default" w:ascii="Times New Roman" w:hAnsi="Times New Roman" w:eastAsia="Segoe UI" w:cs="Times New Roman"/>
-          <w:b w:val="0"/>
-          <w:bCs w:val="0"/>
-          <w:i w:val="0"/>
-          <w:iCs w:val="0"/>
-          <w:caps w:val="0"/>
-          <w:color w:val="0F1115"/>
-          <w:spacing w:val="0"/>
-          <w:sz w:val="24"/>
-          <w:szCs w:val="24"/>
-          <w:shd w:val="clear" w:fill="FFFFFF"/>
-        </w:rPr>
-        <w:t>A4. Mise en place de la stack Backend (J6-J15)</w:t>
-      </w:r>
-      <w:r>
-        <w:rPr>
-          <w:rStyle w:val="7"/>
-          <w:rFonts w:hint="default" w:ascii="Times New Roman" w:hAnsi="Times New Roman" w:eastAsia="Segoe UI" w:cs="Times New Roman"/>
-          <w:b/>
-          <w:bCs/>
-          <w:i w:val="0"/>
-          <w:iCs w:val="0"/>
-          <w:caps w:val="0"/>
-          <w:color w:val="0F1115"/>
-          <w:spacing w:val="0"/>
-          <w:sz w:val="24"/>
-          <w:szCs w:val="24"/>
-          <w:shd w:val="clear" w:fill="FFFFFF"/>
-        </w:rPr>
-        <w:t xml:space="preserve"> :</w:t>
-      </w:r>
-      <w:r>
-        <w:rPr>
-          <w:rFonts w:hint="default" w:ascii="Times New Roman" w:hAnsi="Times New Roman" w:eastAsia="Segoe UI" w:cs="Times New Roman"/>
-          <w:i w:val="0"/>
-          <w:iCs w:val="0"/>
-          <w:caps w:val="0"/>
-          <w:color w:val="0F1115"/>
-          <w:spacing w:val="0"/>
-          <w:sz w:val="24"/>
-          <w:szCs w:val="24"/>
-          <w:shd w:val="clear" w:fill="FFFFFF"/>
-        </w:rPr>
-        <w:t> Installation et configuration de Mosquitto, Node-RED, InfluxDB et Grafana (idéalement via Docker pour la reproductibilité).</w:t>
-      </w:r>
-    </w:p>
-    <w:p>
-      <w:pPr>
-        <w:pStyle w:val="9"/>
-        <w:keepNext w:val="0"/>
-        <w:keepLines w:val="0"/>
-        <w:widowControl/>
-        <w:numPr>
-          <w:ilvl w:val="0"/>
-          <w:numId w:val="8"/>
-        </w:numPr>
-        <w:suppressLineNumbers w:val="0"/>
-        <w:spacing w:before="0" w:beforeAutospacing="0" w:after="0" w:afterAutospacing="0" w:line="360" w:lineRule="auto"/>
-        <w:ind w:left="420" w:leftChars="0" w:right="0" w:hanging="420" w:firstLineChars="0"/>
-        <w:rPr>
-          <w:rFonts w:hint="default" w:ascii="Times New Roman" w:hAnsi="Times New Roman" w:cs="Times New Roman"/>
-          <w:sz w:val="24"/>
-          <w:szCs w:val="24"/>
-        </w:rPr>
-      </w:pPr>
-      <w:r>
-        <w:rPr>
-          <w:rStyle w:val="7"/>
-          <w:rFonts w:hint="default" w:ascii="Times New Roman" w:hAnsi="Times New Roman" w:eastAsia="Segoe UI" w:cs="Times New Roman"/>
-          <w:b w:val="0"/>
-          <w:bCs w:val="0"/>
-          <w:i w:val="0"/>
-          <w:iCs w:val="0"/>
-          <w:caps w:val="0"/>
-          <w:color w:val="0F1115"/>
-          <w:spacing w:val="0"/>
-          <w:sz w:val="24"/>
-          <w:szCs w:val="24"/>
-          <w:shd w:val="clear" w:fill="FFFFFF"/>
-        </w:rPr>
-        <w:t>A5. Création du Dashboard v1 (J16-J21)</w:t>
-      </w:r>
-      <w:r>
-        <w:rPr>
-          <w:rStyle w:val="7"/>
-          <w:rFonts w:hint="default" w:ascii="Times New Roman" w:hAnsi="Times New Roman" w:eastAsia="Segoe UI" w:cs="Times New Roman"/>
-          <w:b/>
-          <w:bCs/>
-          <w:i w:val="0"/>
-          <w:iCs w:val="0"/>
-          <w:caps w:val="0"/>
-          <w:color w:val="0F1115"/>
-          <w:spacing w:val="0"/>
-          <w:sz w:val="24"/>
-          <w:szCs w:val="24"/>
-          <w:shd w:val="clear" w:fill="FFFFFF"/>
-        </w:rPr>
-        <w:t xml:space="preserve"> :</w:t>
-      </w:r>
-      <w:r>
-        <w:rPr>
-          <w:rFonts w:hint="default" w:ascii="Times New Roman" w:hAnsi="Times New Roman" w:eastAsia="Segoe UI" w:cs="Times New Roman"/>
-          <w:i w:val="0"/>
-          <w:iCs w:val="0"/>
-          <w:caps w:val="0"/>
-          <w:color w:val="0F1115"/>
-          <w:spacing w:val="0"/>
-          <w:sz w:val="24"/>
-          <w:szCs w:val="24"/>
-          <w:shd w:val="clear" w:fill="FFFFFF"/>
-        </w:rPr>
-        <w:t> Visualisation des passages RFID et des états PIR. Mise en place d'une alerte simple (ex: mouvement hors horaire de travail).</w:t>
-      </w:r>
-    </w:p>
-    <w:p>
-      <w:pPr>
-        <w:pStyle w:val="4"/>
+        <w:t>1.6 Conclusion partielle</w:t>
+      </w:r>
+    </w:p>
+    <w:p>
+      <w:pPr>
+        <w:pStyle w:val="11"/>
         <w:keepNext w:val="0"/>
         <w:keepLines w:val="0"/>
         <w:widowControl/>
         <w:suppressLineNumbers w:val="0"/>
         <w:shd w:val="clear" w:fill="FFFFFF"/>
-        <w:spacing w:before="320" w:beforeAutospacing="0" w:after="160" w:afterAutospacing="0" w:line="360" w:lineRule="auto"/>
+        <w:spacing w:before="160" w:beforeAutospacing="0" w:after="160" w:afterAutospacing="0"/>
         <w:ind w:left="0" w:right="0" w:firstLine="0"/>
         <w:rPr>
           <w:rFonts w:hint="default" w:ascii="Times New Roman" w:hAnsi="Times New Roman" w:eastAsia="Segoe UI" w:cs="Times New Roman"/>
+          <w:i w:val="0"/>
+          <w:iCs w:val="0"/>
+          <w:caps w:val="0"/>
+          <w:color w:val="0F1115"/>
+          <w:spacing w:val="0"/>
+          <w:sz w:val="24"/>
+          <w:szCs w:val="24"/>
+        </w:rPr>
+      </w:pPr>
+      <w:r>
+        <w:rPr>
+          <w:rFonts w:hint="default" w:ascii="Times New Roman" w:hAnsi="Times New Roman" w:eastAsia="Segoe UI" w:cs="Times New Roman"/>
+          <w:i w:val="0"/>
+          <w:iCs w:val="0"/>
+          <w:caps w:val="0"/>
+          <w:color w:val="0F1115"/>
+          <w:spacing w:val="0"/>
+          <w:sz w:val="24"/>
+          <w:szCs w:val="24"/>
+          <w:shd w:val="clear" w:fill="FFFFFF"/>
+        </w:rPr>
+        <w:t>Cette première partie a permis de quantifier le coût en ressources d’une collecte de données de capteurs simulés à partir d’un jeu de données public. Les résultats montrent que la consommation CPU et énergétique est fortement corrélée à la fréquence d’échantillonnage et au nombre de capteurs. Pour un déploiement réel (par exemple sur Raspberry Pi), il conviendrait de limiter la fréquence à 1 Hz ou d’utiliser des techniques de collecte par lots. Ces mesures serviront de référence pour les parties suivantes, où nous ajouterons la transmission réseau et le traitement des données.</w:t>
+      </w:r>
+    </w:p>
+    <w:p>
+      <w:pPr>
+        <w:pStyle w:val="2"/>
+        <w:bidi w:val="0"/>
+        <w:rPr>
+          <w:rFonts w:hint="default" w:ascii="Times New Roman" w:hAnsi="Times New Roman" w:cs="Times New Roman"/>
+        </w:rPr>
+      </w:pPr>
+      <w:r>
+        <w:rPr>
+          <w:rFonts w:hint="default" w:ascii="Times New Roman" w:hAnsi="Times New Roman" w:cs="Times New Roman"/>
+        </w:rPr>
+        <w:t>PARTIE 2 — Network Layer :</w:t>
+      </w:r>
+    </w:p>
+    <w:p>
+      <w:pPr>
+        <w:spacing w:after="210" w:line="360" w:lineRule="auto"/>
+        <w:rPr>
+          <w:rFonts w:hint="default" w:ascii="Times New Roman" w:hAnsi="Times New Roman" w:eastAsia="Georgia" w:cs="Times New Roman"/>
+          <w:color w:val="000000"/>
+          <w:sz w:val="24"/>
+          <w:szCs w:val="24"/>
+        </w:rPr>
+      </w:pPr>
+      <w:r>
+        <w:rPr>
+          <w:rFonts w:hint="default" w:ascii="Times New Roman" w:hAnsi="Times New Roman" w:eastAsia="Georgia" w:cs="Times New Roman"/>
+          <w:color w:val="000000"/>
+          <w:sz w:val="24"/>
+          <w:szCs w:val="24"/>
+        </w:rPr>
+        <w:t>→ implémenter 3 stratégies de transmission :</w:t>
+      </w:r>
+      <w:r>
+        <w:rPr>
+          <w:rFonts w:hint="default" w:ascii="Times New Roman" w:hAnsi="Times New Roman" w:eastAsia="Georgia" w:cs="Times New Roman"/>
+          <w:color w:val="000000"/>
+          <w:sz w:val="24"/>
+          <w:szCs w:val="24"/>
+        </w:rPr>
+        <w:br w:type="textWrapping"/>
+      </w:r>
+      <w:r>
+        <w:rPr>
+          <w:rFonts w:hint="default" w:ascii="Times New Roman" w:hAnsi="Times New Roman" w:eastAsia="Georgia" w:cs="Times New Roman"/>
+          <w:color w:val="000000"/>
+          <w:sz w:val="24"/>
+          <w:szCs w:val="24"/>
+        </w:rPr>
+        <w:t>S1 : envoyer chaque donnée immédiatement</w:t>
+      </w:r>
+      <w:r>
+        <w:rPr>
+          <w:rFonts w:hint="default" w:ascii="Times New Roman" w:hAnsi="Times New Roman" w:eastAsia="Georgia" w:cs="Times New Roman"/>
+          <w:color w:val="000000"/>
+          <w:sz w:val="24"/>
+          <w:szCs w:val="24"/>
+        </w:rPr>
+        <w:br w:type="textWrapping"/>
+      </w:r>
+      <w:r>
+        <w:rPr>
+          <w:rFonts w:hint="default" w:ascii="Times New Roman" w:hAnsi="Times New Roman" w:eastAsia="Georgia" w:cs="Times New Roman"/>
+          <w:color w:val="000000"/>
+          <w:sz w:val="24"/>
+          <w:szCs w:val="24"/>
+        </w:rPr>
+        <w:t>S2 : agréger N données puis envoyer</w:t>
+      </w:r>
+      <w:r>
+        <w:rPr>
+          <w:rFonts w:hint="default" w:ascii="Times New Roman" w:hAnsi="Times New Roman" w:eastAsia="Georgia" w:cs="Times New Roman"/>
+          <w:color w:val="000000"/>
+          <w:sz w:val="24"/>
+          <w:szCs w:val="24"/>
+        </w:rPr>
+        <w:br w:type="textWrapping"/>
+      </w:r>
+      <w:r>
+        <w:rPr>
+          <w:rFonts w:hint="default" w:ascii="Times New Roman" w:hAnsi="Times New Roman" w:eastAsia="Georgia" w:cs="Times New Roman"/>
+          <w:color w:val="000000"/>
+          <w:sz w:val="24"/>
+          <w:szCs w:val="24"/>
+        </w:rPr>
+        <w:t>S3 : envoyer seulement si anomalie détectée</w:t>
+      </w:r>
+      <w:r>
+        <w:rPr>
+          <w:rFonts w:hint="default" w:ascii="Times New Roman" w:hAnsi="Times New Roman" w:eastAsia="Georgia" w:cs="Times New Roman"/>
+          <w:color w:val="000000"/>
+          <w:sz w:val="24"/>
+          <w:szCs w:val="24"/>
+        </w:rPr>
+        <w:br w:type="textWrapping"/>
+      </w:r>
+      <w:r>
+        <w:rPr>
+          <w:rFonts w:hint="default" w:ascii="Times New Roman" w:hAnsi="Times New Roman" w:eastAsia="Georgia" w:cs="Times New Roman"/>
+          <w:color w:val="000000"/>
+          <w:sz w:val="24"/>
+          <w:szCs w:val="24"/>
+        </w:rPr>
+        <w:t>→ mesurer pour chaque stratégie : Consommation mAh, latence, bande passante</w:t>
+      </w:r>
+      <w:r>
+        <w:rPr>
+          <w:rFonts w:hint="default" w:ascii="Times New Roman" w:hAnsi="Times New Roman" w:eastAsia="Georgia" w:cs="Times New Roman"/>
+          <w:color w:val="000000"/>
+          <w:sz w:val="24"/>
+          <w:szCs w:val="24"/>
+        </w:rPr>
+        <w:br w:type="textWrapping"/>
+      </w:r>
+      <w:r>
+        <w:rPr>
+          <w:rFonts w:hint="default" w:ascii="Times New Roman" w:hAnsi="Times New Roman" w:eastAsia="Georgia" w:cs="Times New Roman"/>
+          <w:color w:val="000000"/>
+          <w:sz w:val="24"/>
+          <w:szCs w:val="24"/>
+        </w:rPr>
+        <w:t>➔ Interprétati" je suis dans cette partie, guide moi pour le faire</w:t>
+      </w:r>
+    </w:p>
+    <w:p>
+      <w:pPr>
+        <w:spacing w:before="315" w:after="105" w:line="360" w:lineRule="auto"/>
+        <w:ind w:left="-30"/>
+        <w:jc w:val="left"/>
+        <w:rPr>
+          <w:rFonts w:hint="default" w:ascii="Times New Roman" w:hAnsi="Times New Roman" w:cs="Times New Roman"/>
+          <w:sz w:val="24"/>
+          <w:szCs w:val="24"/>
+        </w:rPr>
+      </w:pPr>
+      <w:bookmarkStart w:id="0" w:name="bm_2_1_contexte_et_objectifs_netw_65109e"/>
+      <w:r>
+        <w:rPr>
+          <w:rFonts w:hint="default" w:ascii="Times New Roman" w:hAnsi="Times New Roman" w:eastAsia="Georgia" w:cs="Times New Roman"/>
           <w:b/>
-          <w:bCs/>
-          <w:caps w:val="0"/>
-          <w:color w:val="0F1115"/>
-          <w:spacing w:val="0"/>
-          <w:sz w:val="24"/>
-          <w:szCs w:val="24"/>
-        </w:rPr>
-      </w:pPr>
-      <w:r>
-        <w:rPr>
-          <w:rStyle w:val="7"/>
-          <w:rFonts w:hint="default" w:ascii="Times New Roman" w:hAnsi="Times New Roman" w:eastAsia="Segoe UI" w:cs="Times New Roman"/>
+          <w:color w:val="000000"/>
+          <w:sz w:val="24"/>
+          <w:szCs w:val="24"/>
+        </w:rPr>
+        <w:t>2.1 Contexte et objectifs (Network Layer)</w:t>
+      </w:r>
+      <w:bookmarkEnd w:id="0"/>
+    </w:p>
+    <w:p>
+      <w:pPr>
+        <w:spacing w:after="210" w:line="360" w:lineRule="auto"/>
+        <w:rPr>
+          <w:rFonts w:hint="default" w:ascii="Times New Roman" w:hAnsi="Times New Roman" w:eastAsia="Georgia" w:cs="Times New Roman"/>
+          <w:color w:val="000000"/>
+          <w:sz w:val="24"/>
+          <w:szCs w:val="24"/>
+          <w:lang w:val="fr-FR"/>
+        </w:rPr>
+      </w:pPr>
+      <w:r>
+        <w:rPr>
+          <w:rFonts w:hint="default" w:ascii="Times New Roman" w:hAnsi="Times New Roman" w:eastAsia="Georgia" w:cs="Times New Roman"/>
+          <w:color w:val="000000"/>
+          <w:sz w:val="24"/>
+          <w:szCs w:val="24"/>
+        </w:rPr>
+        <w:t>La couche réseau est responsable de la transmission des mesures collectées vers un serveur de stockage et d’analyse. Selon la stratégie de transmission choisie, l’impact sur la consommation énergétique, la latence de livraison des données et la bande passante utilisée peut varier fortement. L’objectif de cette partie est d’évaluer trois stratégies de transmission (S1, S2, S3) à partir du flux simulé de la Partie 1, afin d’identifier le compromis le plus adapté à un système IoMT sur batterie</w:t>
+      </w:r>
+      <w:r>
+        <w:rPr>
+          <w:rFonts w:hint="default" w:ascii="Times New Roman" w:hAnsi="Times New Roman" w:eastAsia="Georgia" w:cs="Times New Roman"/>
+          <w:color w:val="000000"/>
+          <w:sz w:val="24"/>
+          <w:szCs w:val="24"/>
+          <w:lang w:val="fr-FR"/>
+        </w:rPr>
+        <w:t>.</w:t>
+      </w:r>
+    </w:p>
+    <w:p>
+      <w:pPr>
+        <w:spacing w:before="315" w:after="105" w:line="360" w:lineRule="auto"/>
+        <w:ind w:left="-30"/>
+        <w:jc w:val="left"/>
+        <w:rPr>
+          <w:rFonts w:hint="default" w:ascii="Times New Roman" w:hAnsi="Times New Roman" w:cs="Times New Roman"/>
+          <w:sz w:val="24"/>
+          <w:szCs w:val="24"/>
+        </w:rPr>
+      </w:pPr>
+      <w:bookmarkStart w:id="1" w:name="bm_2_2_architecture_de_communication"/>
+      <w:r>
+        <w:rPr>
+          <w:rFonts w:hint="default" w:ascii="Times New Roman" w:hAnsi="Times New Roman" w:eastAsia="Georgia" w:cs="Times New Roman"/>
           <w:b/>
-          <w:bCs/>
-          <w:caps w:val="0"/>
-          <w:color w:val="0F1115"/>
-          <w:spacing w:val="0"/>
-          <w:sz w:val="24"/>
-          <w:szCs w:val="24"/>
-          <w:shd w:val="clear" w:fill="FFFFFF"/>
-        </w:rPr>
-        <w:t>Lot B : Conception Hardware &amp; Firmware (Équipe Hardware - Dès réception composants)</w:t>
-      </w:r>
-    </w:p>
-    <w:p>
-      <w:pPr>
-        <w:pStyle w:val="9"/>
-        <w:keepNext w:val="0"/>
-        <w:keepLines w:val="0"/>
-        <w:widowControl/>
+          <w:color w:val="000000"/>
+          <w:sz w:val="24"/>
+          <w:szCs w:val="24"/>
+        </w:rPr>
+        <w:t>2.2 Architecture de communication</w:t>
+      </w:r>
+      <w:bookmarkEnd w:id="1"/>
+    </w:p>
+    <w:p>
+      <w:pPr>
+        <w:spacing w:after="210" w:line="360" w:lineRule="auto"/>
+        <w:rPr>
+          <w:rFonts w:hint="default" w:ascii="Times New Roman" w:hAnsi="Times New Roman" w:cs="Times New Roman"/>
+          <w:sz w:val="24"/>
+          <w:szCs w:val="24"/>
+        </w:rPr>
+      </w:pPr>
+      <w:r>
+        <w:rPr>
+          <w:rFonts w:hint="default" w:ascii="Times New Roman" w:hAnsi="Times New Roman" w:eastAsia="Georgia" w:cs="Times New Roman"/>
+          <w:color w:val="000000"/>
+          <w:sz w:val="24"/>
+          <w:szCs w:val="24"/>
+        </w:rPr>
+        <w:t>Décris un schéma simple :</w:t>
+      </w:r>
+    </w:p>
+    <w:p>
+      <w:pPr>
         <w:numPr>
           <w:ilvl w:val="0"/>
-          <w:numId w:val="9"/>
+          <w:numId w:val="4"/>
         </w:numPr>
-        <w:suppressLineNumbers w:val="0"/>
-        <w:spacing w:before="0" w:beforeAutospacing="0" w:after="0" w:afterAutospacing="0" w:line="360" w:lineRule="auto"/>
-        <w:ind w:left="420" w:leftChars="0" w:right="0" w:hanging="420" w:firstLineChars="0"/>
+        <w:spacing w:before="105" w:after="105" w:line="360" w:lineRule="auto"/>
         <w:rPr>
           <w:rFonts w:hint="default" w:ascii="Times New Roman" w:hAnsi="Times New Roman" w:cs="Times New Roman"/>
+          <w:sz w:val="24"/>
+          <w:szCs w:val="24"/>
+        </w:rPr>
+      </w:pPr>
+      <w:r>
+        <w:rPr>
+          <w:rFonts w:hint="default" w:ascii="Times New Roman" w:hAnsi="Times New Roman" w:eastAsia="Georgia" w:cs="Times New Roman"/>
+          <w:color w:val="000000"/>
+          <w:sz w:val="24"/>
+          <w:szCs w:val="24"/>
+        </w:rPr>
+        <w:t xml:space="preserve">Client : script Python (simule RPi) qui lit ou </w:t>
+      </w:r>
+      <w:r>
+        <w:rPr>
+          <w:rStyle w:val="16"/>
+          <w:rFonts w:hint="default" w:ascii="Times New Roman" w:hAnsi="Times New Roman" w:eastAsia="menlo" w:cs="Times New Roman"/>
+          <w:color w:val="000000"/>
+          <w:sz w:val="24"/>
+          <w:szCs w:val="24"/>
+          <w:shd w:val="clear" w:color="auto" w:fill="F8F8FA"/>
+        </w:rPr>
+        <w:t>benign.csv</w:t>
+      </w:r>
+      <w:r>
+        <w:rPr>
+          <w:rFonts w:hint="default" w:ascii="Times New Roman" w:hAnsi="Times New Roman" w:eastAsia="Georgia" w:cs="Times New Roman"/>
+          <w:color w:val="000000"/>
+          <w:sz w:val="24"/>
+          <w:szCs w:val="24"/>
+        </w:rPr>
+        <w:t xml:space="preserve"> et </w:t>
+      </w:r>
+      <w:r>
+        <w:rPr>
+          <w:rFonts w:hint="default" w:ascii="Times New Roman" w:hAnsi="Times New Roman" w:eastAsia="Georgia" w:cs="Times New Roman"/>
           <w:b w:val="0"/>
-          <w:bCs w:val="0"/>
-          <w:sz w:val="24"/>
-          <w:szCs w:val="24"/>
-        </w:rPr>
-      </w:pPr>
-      <w:r>
-        <w:rPr>
-          <w:rStyle w:val="7"/>
-          <w:rFonts w:hint="default" w:ascii="Times New Roman" w:hAnsi="Times New Roman" w:eastAsia="Segoe UI" w:cs="Times New Roman"/>
-          <w:b w:val="0"/>
-          <w:bCs w:val="0"/>
-          <w:i w:val="0"/>
-          <w:iCs w:val="0"/>
-          <w:caps w:val="0"/>
-          <w:color w:val="0F1115"/>
-          <w:spacing w:val="0"/>
-          <w:sz w:val="24"/>
-          <w:szCs w:val="24"/>
-          <w:shd w:val="clear" w:fill="FFFFFF"/>
-        </w:rPr>
-        <w:t>B1. Étude des datasheets</w:t>
-      </w:r>
-      <w:r>
-        <w:rPr>
-          <w:rFonts w:hint="default" w:ascii="Times New Roman" w:hAnsi="Times New Roman" w:eastAsia="Segoe UI" w:cs="Times New Roman"/>
-          <w:b w:val="0"/>
-          <w:bCs w:val="0"/>
-          <w:i w:val="0"/>
-          <w:iCs w:val="0"/>
-          <w:caps w:val="0"/>
-          <w:color w:val="0F1115"/>
-          <w:spacing w:val="0"/>
-          <w:sz w:val="24"/>
-          <w:szCs w:val="24"/>
-          <w:shd w:val="clear" w:fill="FFFFFF"/>
-        </w:rPr>
-        <w:t> (ESP32, RC522, HC-SR501).</w:t>
-      </w:r>
-    </w:p>
-    <w:p>
-      <w:pPr>
-        <w:pStyle w:val="9"/>
-        <w:keepNext w:val="0"/>
-        <w:keepLines w:val="0"/>
-        <w:widowControl/>
+          <w:bCs/>
+          <w:color w:val="000000"/>
+          <w:sz w:val="24"/>
+          <w:szCs w:val="24"/>
+        </w:rPr>
+        <w:t xml:space="preserve">envoie </w:t>
+      </w:r>
+      <w:r>
+        <w:rPr>
+          <w:rFonts w:hint="default" w:ascii="Times New Roman" w:hAnsi="Times New Roman" w:eastAsia="Georgia" w:cs="Times New Roman"/>
+          <w:color w:val="000000"/>
+          <w:sz w:val="24"/>
+          <w:szCs w:val="24"/>
+        </w:rPr>
+        <w:t>les mesures.</w:t>
+      </w:r>
+    </w:p>
+    <w:p>
+      <w:pPr>
         <w:numPr>
           <w:ilvl w:val="0"/>
-          <w:numId w:val="9"/>
+          <w:numId w:val="4"/>
         </w:numPr>
-        <w:suppressLineNumbers w:val="0"/>
-        <w:spacing w:before="0" w:beforeAutospacing="0" w:after="0" w:afterAutospacing="0" w:line="360" w:lineRule="auto"/>
-        <w:ind w:left="420" w:leftChars="0" w:right="0" w:hanging="420" w:firstLineChars="0"/>
+        <w:spacing w:before="105" w:after="105" w:line="360" w:lineRule="auto"/>
         <w:rPr>
           <w:rFonts w:hint="default" w:ascii="Times New Roman" w:hAnsi="Times New Roman" w:cs="Times New Roman"/>
-          <w:b w:val="0"/>
-          <w:bCs w:val="0"/>
-          <w:sz w:val="24"/>
-          <w:szCs w:val="24"/>
-        </w:rPr>
-      </w:pPr>
-      <w:r>
-        <w:rPr>
-          <w:rStyle w:val="7"/>
-          <w:rFonts w:hint="default" w:ascii="Times New Roman" w:hAnsi="Times New Roman" w:eastAsia="Segoe UI" w:cs="Times New Roman"/>
-          <w:b w:val="0"/>
-          <w:bCs w:val="0"/>
-          <w:i w:val="0"/>
-          <w:iCs w:val="0"/>
-          <w:caps w:val="0"/>
-          <w:color w:val="0F1115"/>
-          <w:spacing w:val="0"/>
-          <w:sz w:val="24"/>
-          <w:szCs w:val="24"/>
-          <w:shd w:val="clear" w:fill="FFFFFF"/>
-        </w:rPr>
-        <w:t>B2. Montage sur breadboard et tests unitaires</w:t>
-      </w:r>
-      <w:r>
-        <w:rPr>
-          <w:rFonts w:hint="default" w:ascii="Times New Roman" w:hAnsi="Times New Roman" w:eastAsia="Segoe UI" w:cs="Times New Roman"/>
-          <w:b w:val="0"/>
-          <w:bCs w:val="0"/>
-          <w:i w:val="0"/>
-          <w:iCs w:val="0"/>
-          <w:caps w:val="0"/>
-          <w:color w:val="0F1115"/>
-          <w:spacing w:val="0"/>
-          <w:sz w:val="24"/>
-          <w:szCs w:val="24"/>
-          <w:shd w:val="clear" w:fill="FFFFFF"/>
-        </w:rPr>
-        <w:t> (lecture RFID, détection PIR).</w:t>
-      </w:r>
-    </w:p>
-    <w:p>
-      <w:pPr>
-        <w:pStyle w:val="9"/>
-        <w:keepNext w:val="0"/>
-        <w:keepLines w:val="0"/>
-        <w:widowControl/>
+          <w:sz w:val="24"/>
+          <w:szCs w:val="24"/>
+        </w:rPr>
+      </w:pPr>
+      <w:r>
+        <w:rPr>
+          <w:rFonts w:hint="default" w:ascii="Times New Roman" w:hAnsi="Times New Roman" w:eastAsia="Georgia" w:cs="Times New Roman"/>
+          <w:color w:val="000000"/>
+          <w:sz w:val="24"/>
+          <w:szCs w:val="24"/>
+        </w:rPr>
+        <w:t xml:space="preserve">Serveur : API HTTP (Flask/FastAPI) avec une route </w:t>
+      </w:r>
+      <w:r>
+        <w:rPr>
+          <w:rStyle w:val="16"/>
+          <w:rFonts w:hint="default" w:ascii="Times New Roman" w:hAnsi="Times New Roman" w:eastAsia="menlo" w:cs="Times New Roman"/>
+          <w:color w:val="000000"/>
+          <w:sz w:val="24"/>
+          <w:szCs w:val="24"/>
+          <w:shd w:val="clear" w:color="auto" w:fill="F8F8FA"/>
+        </w:rPr>
+        <w:t>/data</w:t>
+      </w:r>
+      <w:r>
+        <w:rPr>
+          <w:rFonts w:hint="default" w:ascii="Times New Roman" w:hAnsi="Times New Roman" w:eastAsia="Georgia" w:cs="Times New Roman"/>
+          <w:color w:val="000000"/>
+          <w:sz w:val="24"/>
+          <w:szCs w:val="24"/>
+        </w:rPr>
+        <w:t xml:space="preserve"> qui écrit en base.</w:t>
+      </w:r>
+    </w:p>
+    <w:p>
+      <w:pPr>
         <w:numPr>
           <w:ilvl w:val="0"/>
-          <w:numId w:val="9"/>
+          <w:numId w:val="4"/>
         </w:numPr>
-        <w:suppressLineNumbers w:val="0"/>
-        <w:spacing w:before="0" w:beforeAutospacing="0" w:after="0" w:afterAutospacing="0" w:line="360" w:lineRule="auto"/>
-        <w:ind w:left="420" w:leftChars="0" w:right="0" w:hanging="420" w:firstLineChars="0"/>
+        <w:spacing w:before="105" w:after="105" w:line="360" w:lineRule="auto"/>
         <w:rPr>
           <w:rFonts w:hint="default" w:ascii="Times New Roman" w:hAnsi="Times New Roman" w:cs="Times New Roman"/>
           <w:sz w:val="24"/>
@@ -3291,295 +6168,117 @@
       </w:pPr>
       <w:r>
         <w:rPr>
-          <w:rStyle w:val="7"/>
-          <w:rFonts w:hint="default" w:ascii="Times New Roman" w:hAnsi="Times New Roman" w:eastAsia="Segoe UI" w:cs="Times New Roman"/>
-          <w:b w:val="0"/>
-          <w:bCs w:val="0"/>
-          <w:i w:val="0"/>
-          <w:iCs w:val="0"/>
-          <w:caps w:val="0"/>
-          <w:color w:val="0F1115"/>
-          <w:spacing w:val="0"/>
-          <w:sz w:val="24"/>
-          <w:szCs w:val="24"/>
-          <w:shd w:val="clear" w:fill="FFFFFF"/>
-        </w:rPr>
-        <w:t>B3. Développement du firmware</w:t>
-      </w:r>
-      <w:r>
-        <w:rPr>
-          <w:rFonts w:hint="default" w:ascii="Times New Roman" w:hAnsi="Times New Roman" w:eastAsia="Segoe UI" w:cs="Times New Roman"/>
-          <w:b w:val="0"/>
-          <w:bCs w:val="0"/>
-          <w:i w:val="0"/>
-          <w:iCs w:val="0"/>
-          <w:caps w:val="0"/>
-          <w:color w:val="0F1115"/>
-          <w:spacing w:val="0"/>
-          <w:sz w:val="24"/>
-          <w:szCs w:val="24"/>
-          <w:shd w:val="clear" w:fill="FFFFFF"/>
-        </w:rPr>
-        <w:t xml:space="preserve"> avec connexion Wi-Fi et publication MQTT sur le </w:t>
-      </w:r>
-      <w:r>
-        <w:rPr>
-          <w:rFonts w:hint="default" w:ascii="Times New Roman" w:hAnsi="Times New Roman" w:eastAsia="Segoe UI" w:cs="Times New Roman"/>
-          <w:i w:val="0"/>
-          <w:iCs w:val="0"/>
-          <w:caps w:val="0"/>
-          <w:color w:val="0F1115"/>
-          <w:spacing w:val="0"/>
-          <w:sz w:val="24"/>
-          <w:szCs w:val="24"/>
-          <w:shd w:val="clear" w:fill="FFFFFF"/>
-        </w:rPr>
-        <w:t>même broker que la simulation.</w:t>
-      </w:r>
-    </w:p>
-    <w:p>
-      <w:pPr>
-        <w:pStyle w:val="4"/>
+          <w:rFonts w:hint="default" w:ascii="Times New Roman" w:hAnsi="Times New Roman" w:eastAsia="Georgia" w:cs="Times New Roman"/>
+          <w:color w:val="000000"/>
+          <w:sz w:val="24"/>
+          <w:szCs w:val="24"/>
+        </w:rPr>
+        <w:t>Format des messages : JSON avec par exemple</w:t>
+      </w:r>
+      <w:r>
+        <w:rPr>
+          <w:rFonts w:hint="default" w:ascii="Times New Roman" w:hAnsi="Times New Roman" w:eastAsia="Georgia" w:cs="Times New Roman"/>
+          <w:color w:val="000000"/>
+          <w:sz w:val="24"/>
+          <w:szCs w:val="24"/>
+        </w:rPr>
+        <w:br w:type="textWrapping"/>
+      </w:r>
+      <w:r>
+        <w:rPr>
+          <w:rStyle w:val="16"/>
+          <w:rFonts w:hint="default" w:ascii="Times New Roman" w:hAnsi="Times New Roman" w:eastAsia="menlo" w:cs="Times New Roman"/>
+          <w:color w:val="000000"/>
+          <w:sz w:val="24"/>
+          <w:szCs w:val="24"/>
+          <w:shd w:val="clear" w:color="auto" w:fill="F8F8FA"/>
+        </w:rPr>
+        <w:t>{ "strategy": "S1", "timestamp": "...", "person_id": "...", "presence": 0/1, ... }</w:t>
+      </w:r>
+      <w:r>
+        <w:rPr>
+          <w:rFonts w:hint="default" w:ascii="Times New Roman" w:hAnsi="Times New Roman" w:eastAsia="Georgia" w:cs="Times New Roman"/>
+          <w:color w:val="000000"/>
+          <w:sz w:val="24"/>
+          <w:szCs w:val="24"/>
+        </w:rPr>
+        <w:br w:type="textWrapping"/>
+      </w:r>
+      <w:r>
+        <w:rPr>
+          <w:rFonts w:hint="default" w:ascii="Times New Roman" w:hAnsi="Times New Roman" w:eastAsia="Georgia" w:cs="Times New Roman"/>
+          <w:color w:val="000000"/>
+          <w:sz w:val="24"/>
+          <w:szCs w:val="24"/>
+        </w:rPr>
+        <w:t xml:space="preserve">ou </w:t>
+      </w:r>
+      <w:bookmarkStart w:id="2" w:name="_GoBack"/>
+      <w:bookmarkEnd w:id="2"/>
+      <w:r>
+        <w:rPr>
+          <w:rFonts w:hint="default" w:ascii="Times New Roman" w:hAnsi="Times New Roman" w:eastAsia="Georgia" w:cs="Times New Roman"/>
+          <w:color w:val="000000"/>
+          <w:sz w:val="24"/>
+          <w:szCs w:val="24"/>
+        </w:rPr>
+        <w:t xml:space="preserve">une liste </w:t>
+      </w:r>
+      <w:r>
+        <w:rPr>
+          <w:rStyle w:val="16"/>
+          <w:rFonts w:hint="default" w:ascii="Times New Roman" w:hAnsi="Times New Roman" w:eastAsia="menlo" w:cs="Times New Roman"/>
+          <w:color w:val="000000"/>
+          <w:sz w:val="24"/>
+          <w:szCs w:val="24"/>
+          <w:shd w:val="clear" w:color="auto" w:fill="F8F8FA"/>
+        </w:rPr>
+        <w:t>[ {...}, {...}, ... ]</w:t>
+      </w:r>
+      <w:r>
+        <w:rPr>
+          <w:rFonts w:hint="default" w:ascii="Times New Roman" w:hAnsi="Times New Roman" w:eastAsia="Georgia" w:cs="Times New Roman"/>
+          <w:color w:val="000000"/>
+          <w:sz w:val="24"/>
+          <w:szCs w:val="24"/>
+        </w:rPr>
+        <w:t xml:space="preserve"> pour les batchs S2.</w:t>
+      </w:r>
+    </w:p>
+    <w:p>
+      <w:pPr>
+        <w:spacing w:after="210" w:line="360" w:lineRule="auto"/>
+        <w:rPr>
+          <w:rFonts w:hint="default" w:ascii="Georgia" w:hAnsi="Georgia" w:eastAsia="Georgia" w:cs="Georgia"/>
+          <w:color w:val="000000"/>
+          <w:lang w:val="fr-FR"/>
+        </w:rPr>
+      </w:pPr>
+    </w:p>
+    <w:p>
+      <w:pPr>
+        <w:pStyle w:val="11"/>
         <w:keepNext w:val="0"/>
         <w:keepLines w:val="0"/>
         <w:widowControl/>
         <w:suppressLineNumbers w:val="0"/>
         <w:shd w:val="clear" w:fill="FFFFFF"/>
-        <w:spacing w:before="320" w:beforeAutospacing="0" w:after="160" w:afterAutospacing="0" w:line="360" w:lineRule="auto"/>
+        <w:spacing w:before="160" w:beforeAutospacing="0" w:after="160" w:afterAutospacing="0"/>
         <w:ind w:left="0" w:right="0" w:firstLine="0"/>
         <w:rPr>
           <w:rFonts w:hint="default" w:ascii="Times New Roman" w:hAnsi="Times New Roman" w:eastAsia="Segoe UI" w:cs="Times New Roman"/>
           <w:b/>
           <w:bCs/>
-          <w:caps w:val="0"/>
-          <w:color w:val="0F1115"/>
-          <w:spacing w:val="0"/>
-          <w:sz w:val="24"/>
-          <w:szCs w:val="24"/>
-        </w:rPr>
-      </w:pPr>
-      <w:r>
-        <w:rPr>
-          <w:rStyle w:val="7"/>
-          <w:rFonts w:hint="default" w:ascii="Times New Roman" w:hAnsi="Times New Roman" w:eastAsia="Segoe UI" w:cs="Times New Roman"/>
-          <w:b/>
-          <w:bCs/>
-          <w:caps w:val="0"/>
-          <w:color w:val="0F1115"/>
-          <w:spacing w:val="0"/>
-          <w:sz w:val="24"/>
-          <w:szCs w:val="24"/>
-          <w:shd w:val="clear" w:fill="FFFFFF"/>
-        </w:rPr>
-        <w:t>Lot C : Intégration &amp; Validation Système (Équipe complète)</w:t>
-      </w:r>
-    </w:p>
-    <w:p>
-      <w:pPr>
-        <w:pStyle w:val="9"/>
-        <w:keepNext w:val="0"/>
-        <w:keepLines w:val="0"/>
-        <w:widowControl/>
-        <w:numPr>
-          <w:ilvl w:val="0"/>
-          <w:numId w:val="9"/>
-        </w:numPr>
-        <w:suppressLineNumbers w:val="0"/>
-        <w:spacing w:before="0" w:beforeAutospacing="0" w:after="0" w:afterAutospacing="0" w:line="360" w:lineRule="auto"/>
-        <w:ind w:left="420" w:leftChars="0" w:right="0" w:hanging="420" w:firstLineChars="0"/>
-        <w:rPr>
-          <w:rFonts w:hint="default" w:ascii="Times New Roman" w:hAnsi="Times New Roman" w:cs="Times New Roman"/>
-          <w:b w:val="0"/>
-          <w:bCs w:val="0"/>
-          <w:sz w:val="24"/>
-          <w:szCs w:val="24"/>
-        </w:rPr>
-      </w:pPr>
-      <w:r>
-        <w:rPr>
-          <w:rStyle w:val="7"/>
-          <w:rFonts w:hint="default" w:ascii="Times New Roman" w:hAnsi="Times New Roman" w:eastAsia="Segoe UI" w:cs="Times New Roman"/>
-          <w:b w:val="0"/>
-          <w:bCs w:val="0"/>
-          <w:i w:val="0"/>
-          <w:iCs w:val="0"/>
-          <w:caps w:val="0"/>
-          <w:color w:val="0F1115"/>
-          <w:spacing w:val="0"/>
-          <w:sz w:val="24"/>
-          <w:szCs w:val="24"/>
-          <w:shd w:val="clear" w:fill="FFFFFF"/>
-        </w:rPr>
-        <w:t>C1. Brancher le hardware</w:t>
-      </w:r>
-      <w:r>
-        <w:rPr>
-          <w:rFonts w:hint="default" w:ascii="Times New Roman" w:hAnsi="Times New Roman" w:eastAsia="Segoe UI" w:cs="Times New Roman"/>
-          <w:b w:val="0"/>
-          <w:bCs w:val="0"/>
-          <w:i w:val="0"/>
-          <w:iCs w:val="0"/>
-          <w:caps w:val="0"/>
-          <w:color w:val="0F1115"/>
-          <w:spacing w:val="0"/>
-          <w:sz w:val="24"/>
-          <w:szCs w:val="24"/>
-          <w:shd w:val="clear" w:fill="FFFFFF"/>
-        </w:rPr>
-        <w:t> à la place du simulateur.</w:t>
-      </w:r>
-    </w:p>
-    <w:p>
-      <w:pPr>
-        <w:pStyle w:val="9"/>
-        <w:keepNext w:val="0"/>
-        <w:keepLines w:val="0"/>
-        <w:widowControl/>
-        <w:numPr>
-          <w:ilvl w:val="0"/>
-          <w:numId w:val="9"/>
-        </w:numPr>
-        <w:suppressLineNumbers w:val="0"/>
-        <w:spacing w:before="0" w:beforeAutospacing="0" w:after="0" w:afterAutospacing="0" w:line="360" w:lineRule="auto"/>
-        <w:ind w:left="420" w:leftChars="0" w:right="0" w:hanging="420" w:firstLineChars="0"/>
-        <w:rPr>
-          <w:rFonts w:hint="default" w:ascii="Times New Roman" w:hAnsi="Times New Roman" w:cs="Times New Roman"/>
-          <w:b w:val="0"/>
-          <w:bCs w:val="0"/>
-          <w:sz w:val="24"/>
-          <w:szCs w:val="24"/>
-        </w:rPr>
-      </w:pPr>
-      <w:r>
-        <w:rPr>
-          <w:rStyle w:val="7"/>
-          <w:rFonts w:hint="default" w:ascii="Times New Roman" w:hAnsi="Times New Roman" w:eastAsia="Segoe UI" w:cs="Times New Roman"/>
-          <w:b w:val="0"/>
-          <w:bCs w:val="0"/>
-          <w:i w:val="0"/>
-          <w:iCs w:val="0"/>
-          <w:caps w:val="0"/>
-          <w:color w:val="0F1115"/>
-          <w:spacing w:val="0"/>
-          <w:sz w:val="24"/>
-          <w:szCs w:val="24"/>
-          <w:shd w:val="clear" w:fill="FFFFFF"/>
-        </w:rPr>
-        <w:t>C2. Valider la non-régression</w:t>
-      </w:r>
-      <w:r>
-        <w:rPr>
-          <w:rFonts w:hint="default" w:ascii="Times New Roman" w:hAnsi="Times New Roman" w:eastAsia="Segoe UI" w:cs="Times New Roman"/>
-          <w:b w:val="0"/>
-          <w:bCs w:val="0"/>
-          <w:i w:val="0"/>
-          <w:iCs w:val="0"/>
-          <w:caps w:val="0"/>
-          <w:color w:val="0F1115"/>
-          <w:spacing w:val="0"/>
-          <w:sz w:val="24"/>
-          <w:szCs w:val="24"/>
-          <w:shd w:val="clear" w:fill="FFFFFF"/>
-        </w:rPr>
-        <w:t> : les dashboards et alertes doivent fonctionner à l'identique.</w:t>
-      </w:r>
-    </w:p>
-    <w:p>
-      <w:pPr>
-        <w:pStyle w:val="9"/>
-        <w:keepNext w:val="0"/>
-        <w:keepLines w:val="0"/>
-        <w:widowControl/>
-        <w:numPr>
-          <w:ilvl w:val="0"/>
-          <w:numId w:val="9"/>
-        </w:numPr>
-        <w:suppressLineNumbers w:val="0"/>
-        <w:spacing w:before="0" w:beforeAutospacing="0" w:after="0" w:afterAutospacing="0" w:line="360" w:lineRule="auto"/>
-        <w:ind w:left="420" w:leftChars="0" w:right="0" w:hanging="420" w:firstLineChars="0"/>
-        <w:rPr>
-          <w:rFonts w:hint="default" w:ascii="Times New Roman" w:hAnsi="Times New Roman" w:cs="Times New Roman"/>
-          <w:sz w:val="24"/>
-          <w:szCs w:val="24"/>
-          <w:lang w:val="fr-FR"/>
-        </w:rPr>
-      </w:pPr>
-      <w:r>
-        <w:rPr>
-          <w:rStyle w:val="7"/>
-          <w:rFonts w:hint="default" w:ascii="Times New Roman" w:hAnsi="Times New Roman" w:eastAsia="Segoe UI" w:cs="Times New Roman"/>
-          <w:b w:val="0"/>
-          <w:bCs w:val="0"/>
-          <w:i w:val="0"/>
-          <w:iCs w:val="0"/>
-          <w:caps w:val="0"/>
-          <w:color w:val="0F1115"/>
-          <w:spacing w:val="0"/>
-          <w:sz w:val="24"/>
-          <w:szCs w:val="24"/>
-          <w:shd w:val="clear" w:fill="FFFFFF"/>
-        </w:rPr>
-        <w:t>C3. Tests d'endurance</w:t>
-      </w:r>
-      <w:r>
-        <w:rPr>
-          <w:rFonts w:hint="default" w:ascii="Times New Roman" w:hAnsi="Times New Roman" w:eastAsia="Segoe UI" w:cs="Times New Roman"/>
-          <w:b w:val="0"/>
-          <w:bCs w:val="0"/>
-          <w:i w:val="0"/>
-          <w:iCs w:val="0"/>
-          <w:caps w:val="0"/>
-          <w:color w:val="0F1115"/>
-          <w:spacing w:val="0"/>
-          <w:sz w:val="24"/>
-          <w:szCs w:val="24"/>
-          <w:shd w:val="clear" w:fill="FFFFFF"/>
-        </w:rPr>
-        <w:t> : lai</w:t>
-      </w:r>
-      <w:r>
-        <w:rPr>
-          <w:rFonts w:hint="default" w:ascii="Times New Roman" w:hAnsi="Times New Roman" w:eastAsia="Segoe UI" w:cs="Times New Roman"/>
-          <w:i w:val="0"/>
-          <w:iCs w:val="0"/>
-          <w:caps w:val="0"/>
-          <w:color w:val="0F1115"/>
-          <w:spacing w:val="0"/>
-          <w:sz w:val="24"/>
-          <w:szCs w:val="24"/>
-          <w:shd w:val="clear" w:fill="FFFFFF"/>
-        </w:rPr>
-        <w:t>sser tourner 48h pour vérifier la stabilité.</w:t>
-      </w:r>
-    </w:p>
-    <w:p>
-      <w:pPr>
-        <w:bidi w:val="0"/>
-        <w:jc w:val="left"/>
-        <w:rPr>
-          <w:rFonts w:hint="default"/>
-          <w:lang w:val="fr-FR"/>
-        </w:rPr>
-      </w:pPr>
-    </w:p>
-    <w:p>
-      <w:pPr>
-        <w:pStyle w:val="2"/>
-        <w:bidi w:val="0"/>
-        <w:rPr>
-          <w:rFonts w:hint="default" w:ascii="Times New Roman" w:hAnsi="Times New Roman" w:cs="Times New Roman"/>
-          <w:sz w:val="36"/>
-          <w:szCs w:val="36"/>
-        </w:rPr>
-      </w:pPr>
-      <w:r>
-        <w:rPr>
-          <w:rFonts w:hint="default" w:ascii="Times New Roman" w:hAnsi="Times New Roman" w:cs="Times New Roman"/>
-          <w:sz w:val="36"/>
-          <w:szCs w:val="36"/>
-        </w:rPr>
-        <w:t>4. STRATÉGIE DE SOURCING DE DATASET</w:t>
-      </w:r>
+          <w:i w:val="0"/>
+          <w:iCs w:val="0"/>
+          <w:caps w:val="0"/>
+          <w:color w:val="0F1115"/>
+          <w:spacing w:val="0"/>
+          <w:sz w:val="24"/>
+          <w:szCs w:val="24"/>
+          <w:shd w:val="clear" w:fill="FFFFFF"/>
+        </w:rPr>
+      </w:pPr>
     </w:p>
     <w:p>
       <w:pPr>
@@ -3730,46 +6429,6 @@
 <file path=word/numbering.xml><?xml version="1.0" encoding="utf-8"?>
 <w:numbering xmlns:wpc="http://schemas.microsoft.com/office/word/2010/wordprocessingCanvas" xmlns:mc="http://schemas.openxmlformats.org/markup-compatibility/2006" xmlns:o="urn:schemas-microsoft-com:office:office" xmlns:r="http://schemas.openxmlformats.org/officeDocument/2006/relationships" xmlns:m="http://schemas.openxmlformats.org/officeDocument/2006/math" xmlns:v="urn:schemas-microsoft-com:vml" xmlns:wp14="http://schemas.microsoft.com/office/word/2010/wordprocessingDrawing" xmlns:wp="http://schemas.openxmlformats.org/drawingml/2006/wordprocessingDrawing" xmlns:w10="urn:schemas-microsoft-com:office:word" xmlns:w="http://schemas.openxmlformats.org/wordprocessingml/2006/main" xmlns:w14="http://schemas.microsoft.com/office/word/2010/wordml" xmlns:wpg="http://schemas.microsoft.com/office/word/2010/wordprocessingGroup" xmlns:wpi="http://schemas.microsoft.com/office/word/2010/wordprocessingInk" xmlns:wne="http://schemas.microsoft.com/office/word/2006/wordml" xmlns:wps="http://schemas.microsoft.com/office/word/2010/wordprocessingShape" xmlns:wpsCustomData="http://www.wps.cn/officeDocument/2013/wpsCustomData" mc:Ignorable="w14 wp14">
   <w:abstractNum w:abstractNumId="0">
-    <w:nsid w:val="915AEC07"/>
-    <w:multiLevelType w:val="singleLevel"/>
-    <w:tmpl w:val="915AEC07"/>
-    <w:lvl w:ilvl="0" w:tentative="0">
-      <w:start w:val="1"/>
-      <w:numFmt w:val="bullet"/>
-      <w:lvlText w:val=""/>
-      <w:lvlJc w:val="left"/>
-      <w:pPr>
-        <w:tabs>
-          <w:tab w:val="left" w:pos="420"/>
-        </w:tabs>
-        <w:ind w:left="420" w:leftChars="0" w:hanging="420" w:firstLineChars="0"/>
-      </w:pPr>
-      <w:rPr>
-        <w:rFonts w:hint="default" w:ascii="Wingdings" w:hAnsi="Wingdings"/>
-      </w:rPr>
-    </w:lvl>
-  </w:abstractNum>
-  <w:abstractNum w:abstractNumId="1">
-    <w:nsid w:val="BDF6082C"/>
-    <w:multiLevelType w:val="singleLevel"/>
-    <w:tmpl w:val="BDF6082C"/>
-    <w:lvl w:ilvl="0" w:tentative="0">
-      <w:start w:val="1"/>
-      <w:numFmt w:val="bullet"/>
-      <w:lvlText w:val=""/>
-      <w:lvlJc w:val="left"/>
-      <w:pPr>
-        <w:tabs>
-          <w:tab w:val="left" w:pos="420"/>
-        </w:tabs>
-        <w:ind w:left="420" w:leftChars="0" w:hanging="420" w:firstLineChars="0"/>
-      </w:pPr>
-      <w:rPr>
-        <w:rFonts w:hint="default" w:ascii="Wingdings" w:hAnsi="Wingdings"/>
-      </w:rPr>
-    </w:lvl>
-  </w:abstractNum>
-  <w:abstractNum w:abstractNumId="2">
     <w:nsid w:val="C0BC5378"/>
     <w:multiLevelType w:val="multilevel"/>
     <w:tmpl w:val="C0BC5378"/>
@@ -3885,27 +6544,156 @@
       </w:rPr>
     </w:lvl>
   </w:abstractNum>
-  <w:abstractNum w:abstractNumId="3">
-    <w:nsid w:val="D189BFCC"/>
-    <w:multiLevelType w:val="singleLevel"/>
-    <w:tmpl w:val="D189BFCC"/>
+  <w:abstractNum w:abstractNumId="1">
+    <w:nsid w:val="F0A5A74A"/>
+    <w:multiLevelType w:val="multilevel"/>
+    <w:tmpl w:val="F0A5A74A"/>
     <w:lvl w:ilvl="0" w:tentative="0">
       <w:start w:val="1"/>
-      <w:numFmt w:val="bullet"/>
-      <w:lvlText w:val=""/>
+      <w:numFmt w:val="decimal"/>
+      <w:lvlText w:val="%1."/>
       <w:lvlJc w:val="left"/>
       <w:pPr>
         <w:tabs>
-          <w:tab w:val="left" w:pos="420"/>
+          <w:tab w:val="left" w:pos="720"/>
         </w:tabs>
-        <w:ind w:left="420" w:leftChars="0" w:hanging="420" w:firstLineChars="0"/>
+        <w:ind w:left="720" w:hanging="360"/>
       </w:pPr>
       <w:rPr>
-        <w:rFonts w:hint="default" w:ascii="Wingdings" w:hAnsi="Wingdings"/>
+        <w:sz w:val="24"/>
+        <w:szCs w:val="24"/>
+      </w:rPr>
+    </w:lvl>
+    <w:lvl w:ilvl="1" w:tentative="0">
+      <w:start w:val="1"/>
+      <w:numFmt w:val="decimal"/>
+      <w:lvlText w:val="%2."/>
+      <w:lvlJc w:val="left"/>
+      <w:pPr>
+        <w:tabs>
+          <w:tab w:val="left" w:pos="1440"/>
+        </w:tabs>
+        <w:ind w:left="1440" w:hanging="360"/>
+      </w:pPr>
+      <w:rPr>
+        <w:sz w:val="24"/>
+        <w:szCs w:val="24"/>
+      </w:rPr>
+    </w:lvl>
+    <w:lvl w:ilvl="2" w:tentative="0">
+      <w:start w:val="1"/>
+      <w:numFmt w:val="decimal"/>
+      <w:lvlText w:val="%3."/>
+      <w:lvlJc w:val="left"/>
+      <w:pPr>
+        <w:tabs>
+          <w:tab w:val="left" w:pos="2160"/>
+        </w:tabs>
+        <w:ind w:left="2160" w:hanging="360"/>
+      </w:pPr>
+      <w:rPr>
+        <w:sz w:val="24"/>
+        <w:szCs w:val="24"/>
+      </w:rPr>
+    </w:lvl>
+    <w:lvl w:ilvl="3" w:tentative="0">
+      <w:start w:val="1"/>
+      <w:numFmt w:val="decimal"/>
+      <w:lvlText w:val="%4."/>
+      <w:lvlJc w:val="left"/>
+      <w:pPr>
+        <w:tabs>
+          <w:tab w:val="left" w:pos="2500"/>
+        </w:tabs>
+        <w:ind w:left="2880" w:hanging="360"/>
+      </w:pPr>
+      <w:rPr>
+        <w:sz w:val="24"/>
+        <w:szCs w:val="24"/>
+      </w:rPr>
+    </w:lvl>
+    <w:lvl w:ilvl="4" w:tentative="0">
+      <w:start w:val="1"/>
+      <w:numFmt w:val="decimal"/>
+      <w:lvlText w:val="%5."/>
+      <w:lvlJc w:val="left"/>
+      <w:pPr>
+        <w:tabs>
+          <w:tab w:val="left" w:pos="3220"/>
+        </w:tabs>
+        <w:ind w:left="3600" w:hanging="360"/>
+      </w:pPr>
+      <w:rPr>
+        <w:sz w:val="24"/>
+        <w:szCs w:val="24"/>
+      </w:rPr>
+    </w:lvl>
+    <w:lvl w:ilvl="5" w:tentative="0">
+      <w:start w:val="1"/>
+      <w:numFmt w:val="decimal"/>
+      <w:lvlText w:val="%6."/>
+      <w:lvlJc w:val="left"/>
+      <w:pPr>
+        <w:tabs>
+          <w:tab w:val="left" w:pos="3940"/>
+        </w:tabs>
+        <w:ind w:left="4320" w:hanging="360"/>
+      </w:pPr>
+      <w:rPr>
+        <w:sz w:val="24"/>
+        <w:szCs w:val="24"/>
+      </w:rPr>
+    </w:lvl>
+    <w:lvl w:ilvl="6" w:tentative="0">
+      <w:start w:val="1"/>
+      <w:numFmt w:val="decimal"/>
+      <w:lvlText w:val="%7."/>
+      <w:lvlJc w:val="left"/>
+      <w:pPr>
+        <w:tabs>
+          <w:tab w:val="left" w:pos="4660"/>
+        </w:tabs>
+        <w:ind w:left="5040" w:hanging="360"/>
+      </w:pPr>
+      <w:rPr>
+        <w:sz w:val="24"/>
+        <w:szCs w:val="24"/>
+      </w:rPr>
+    </w:lvl>
+    <w:lvl w:ilvl="7" w:tentative="0">
+      <w:start w:val="1"/>
+      <w:numFmt w:val="decimal"/>
+      <w:lvlText w:val="%8."/>
+      <w:lvlJc w:val="left"/>
+      <w:pPr>
+        <w:tabs>
+          <w:tab w:val="left" w:pos="5380"/>
+        </w:tabs>
+        <w:ind w:left="5760" w:hanging="360"/>
+      </w:pPr>
+      <w:rPr>
+        <w:sz w:val="24"/>
+        <w:szCs w:val="24"/>
+      </w:rPr>
+    </w:lvl>
+    <w:lvl w:ilvl="8" w:tentative="0">
+      <w:start w:val="1"/>
+      <w:numFmt w:val="decimal"/>
+      <w:lvlText w:val="%9."/>
+      <w:lvlJc w:val="left"/>
+      <w:pPr>
+        <w:tabs>
+          <w:tab w:val="left" w:pos="6100"/>
+        </w:tabs>
+        <w:ind w:left="6480" w:hanging="360"/>
+      </w:pPr>
+      <w:rPr>
+        <w:sz w:val="24"/>
+        <w:szCs w:val="24"/>
       </w:rPr>
     </w:lvl>
   </w:abstractNum>
-  <w:abstractNum w:abstractNumId="4">
+  <w:abstractNum w:abstractNumId="2">
     <w:nsid w:val="F943FA2E"/>
     <w:multiLevelType w:val="singleLevel"/>
     <w:tmpl w:val="F943FA2E"/>
@@ -3925,111 +6713,36 @@
       </w:rPr>
     </w:lvl>
   </w:abstractNum>
-  <w:abstractNum w:abstractNumId="5">
-    <w:nsid w:val="11DDE815"/>
+  <w:abstractNum w:abstractNumId="3">
+    <w:nsid w:val="32A7AF2D"/>
     <w:multiLevelType w:val="singleLevel"/>
-    <w:tmpl w:val="11DDE815"/>
+    <w:tmpl w:val="32A7AF2D"/>
     <w:lvl w:ilvl="0" w:tentative="0">
       <w:start w:val="1"/>
       <w:numFmt w:val="bullet"/>
-      <w:lvlText w:val=""/>
+      <w:lvlText w:val=""/>
       <w:lvlJc w:val="left"/>
       <w:pPr>
         <w:tabs>
-          <w:tab w:val="left" w:pos="420"/>
+          <w:tab w:val="left" w:pos="900"/>
         </w:tabs>
-        <w:ind w:left="420" w:leftChars="0" w:hanging="420" w:firstLineChars="0"/>
+        <w:ind w:left="540" w:hanging="360"/>
       </w:pPr>
       <w:rPr>
-        <w:rFonts w:hint="default" w:ascii="Wingdings" w:hAnsi="Wingdings"/>
-      </w:rPr>
-    </w:lvl>
-  </w:abstractNum>
-  <w:abstractNum w:abstractNumId="6">
-    <w:nsid w:val="2D9BE4E3"/>
-    <w:multiLevelType w:val="singleLevel"/>
-    <w:tmpl w:val="2D9BE4E3"/>
-    <w:lvl w:ilvl="0" w:tentative="0">
-      <w:start w:val="1"/>
-      <w:numFmt w:val="bullet"/>
-      <w:lvlText w:val=""/>
-      <w:lvlJc w:val="left"/>
-      <w:pPr>
-        <w:tabs>
-          <w:tab w:val="left" w:pos="840"/>
-        </w:tabs>
-        <w:ind w:left="840" w:leftChars="0" w:hanging="420" w:firstLineChars="0"/>
-      </w:pPr>
-      <w:rPr>
-        <w:rFonts w:hint="default" w:ascii="Wingdings" w:hAnsi="Wingdings"/>
-      </w:rPr>
-    </w:lvl>
-  </w:abstractNum>
-  <w:abstractNum w:abstractNumId="7">
-    <w:nsid w:val="4A509F75"/>
-    <w:multiLevelType w:val="singleLevel"/>
-    <w:tmpl w:val="4A509F75"/>
-    <w:lvl w:ilvl="0" w:tentative="0">
-      <w:start w:val="1"/>
-      <w:numFmt w:val="lowerLetter"/>
-      <w:lvlText w:val="%1)"/>
-      <w:lvlJc w:val="left"/>
-      <w:pPr>
-        <w:tabs>
-          <w:tab w:val="left" w:pos="425"/>
-        </w:tabs>
-        <w:ind w:left="425" w:leftChars="0" w:hanging="425" w:firstLineChars="0"/>
-      </w:pPr>
-      <w:rPr>
-        <w:rFonts w:hint="default"/>
-      </w:rPr>
-    </w:lvl>
-  </w:abstractNum>
-  <w:abstractNum w:abstractNumId="8">
-    <w:nsid w:val="64D1F7EB"/>
-    <w:multiLevelType w:val="singleLevel"/>
-    <w:tmpl w:val="64D1F7EB"/>
-    <w:lvl w:ilvl="0" w:tentative="0">
-      <w:start w:val="1"/>
-      <w:numFmt w:val="bullet"/>
-      <w:lvlText w:val=""/>
-      <w:lvlJc w:val="left"/>
-      <w:pPr>
-        <w:tabs>
-          <w:tab w:val="left" w:pos="420"/>
-        </w:tabs>
-        <w:ind w:left="420" w:leftChars="0" w:hanging="420" w:firstLineChars="0"/>
-      </w:pPr>
-      <w:rPr>
-        <w:rFonts w:hint="default" w:ascii="Wingdings" w:hAnsi="Wingdings"/>
+        <w:rFonts w:hint="default" w:ascii="Symbol" w:hAnsi="Symbol"/>
       </w:rPr>
     </w:lvl>
   </w:abstractNum>
   <w:num w:numId="1">
+    <w:abstractNumId w:val="0"/>
+  </w:num>
+  <w:num w:numId="2">
     <w:abstractNumId w:val="2"/>
   </w:num>
-  <w:num w:numId="2">
-    <w:abstractNumId w:val="4"/>
-  </w:num>
   <w:num w:numId="3">
-    <w:abstractNumId w:val="7"/>
+    <w:abstractNumId w:val="1"/>
   </w:num>
   <w:num w:numId="4">
-    <w:abstractNumId w:val="5"/>
-  </w:num>
-  <w:num w:numId="5">
-    <w:abstractNumId w:val="8"/>
-  </w:num>
-  <w:num w:numId="6">
-    <w:abstractNumId w:val="1"/>
-  </w:num>
-  <w:num w:numId="7">
-    <w:abstractNumId w:val="6"/>
-  </w:num>
-  <w:num w:numId="8">
-    <w:abstractNumId w:val="0"/>
-  </w:num>
-  <w:num w:numId="9">
     <w:abstractNumId w:val="3"/>
   </w:num>
 </w:numbering>
@@ -4192,7 +6905,7 @@
   <w:style w:type="paragraph" w:styleId="3">
     <w:name w:val="heading 2"/>
     <w:next w:val="1"/>
-    <w:link w:val="13"/>
+    <w:link w:val="15"/>
     <w:unhideWhenUsed/>
     <w:qFormat/>
     <w:uiPriority w:val="0"/>
@@ -4231,12 +6944,33 @@
       <w:lang w:val="en-US" w:eastAsia="zh-CN" w:bidi="ar"/>
     </w:rPr>
   </w:style>
-  <w:style w:type="character" w:default="1" w:styleId="5">
+  <w:style w:type="paragraph" w:styleId="5">
+    <w:name w:val="heading 4"/>
+    <w:next w:val="1"/>
+    <w:semiHidden/>
+    <w:unhideWhenUsed/>
+    <w:qFormat/>
+    <w:uiPriority w:val="0"/>
+    <w:pPr>
+      <w:spacing w:before="0" w:beforeAutospacing="1" w:after="0" w:afterAutospacing="1"/>
+      <w:jc w:val="left"/>
+    </w:pPr>
+    <w:rPr>
+      <w:rFonts w:hint="eastAsia" w:ascii="SimSun" w:hAnsi="SimSun" w:eastAsia="SimSun" w:cs="SimSun"/>
+      <w:b/>
+      <w:bCs/>
+      <w:kern w:val="0"/>
+      <w:sz w:val="24"/>
+      <w:szCs w:val="24"/>
+      <w:lang w:val="en-US" w:eastAsia="zh-CN" w:bidi="ar"/>
+    </w:rPr>
+  </w:style>
+  <w:style w:type="character" w:default="1" w:styleId="6">
     <w:name w:val="Default Paragraph Font"/>
     <w:semiHidden/>
     <w:uiPriority w:val="0"/>
   </w:style>
-  <w:style w:type="table" w:default="1" w:styleId="12">
+  <w:style w:type="table" w:default="1" w:styleId="14">
     <w:name w:val="Normal Table"/>
     <w:semiHidden/>
     <w:uiPriority w:val="0"/>
@@ -4249,7 +6983,7 @@
       </w:tblCellMar>
     </w:tblPr>
   </w:style>
-  <w:style w:type="character" w:styleId="6">
+  <w:style w:type="character" w:styleId="7">
     <w:name w:val="HTML Code"/>
     <w:qFormat/>
     <w:uiPriority w:val="0"/>
@@ -4259,7 +6993,7 @@
       <w:szCs w:val="20"/>
     </w:rPr>
   </w:style>
-  <w:style w:type="character" w:styleId="7">
+  <w:style w:type="character" w:styleId="8">
     <w:name w:val="Strong"/>
     <w:qFormat/>
     <w:uiPriority w:val="0"/>
@@ -4268,7 +7002,7 @@
       <w:bCs/>
     </w:rPr>
   </w:style>
-  <w:style w:type="character" w:styleId="8">
+  <w:style w:type="character" w:styleId="9">
     <w:name w:val="Emphasis"/>
     <w:qFormat/>
     <w:uiPriority w:val="0"/>
@@ -4277,7 +7011,39 @@
       <w:iCs/>
     </w:rPr>
   </w:style>
-  <w:style w:type="paragraph" w:styleId="9">
+  <w:style w:type="paragraph" w:styleId="10">
+    <w:name w:val="HTML Preformatted"/>
+    <w:uiPriority w:val="0"/>
+    <w:pPr>
+      <w:tabs>
+        <w:tab w:val="left" w:pos="916"/>
+        <w:tab w:val="left" w:pos="1832"/>
+        <w:tab w:val="left" w:pos="2748"/>
+        <w:tab w:val="left" w:pos="3664"/>
+        <w:tab w:val="left" w:pos="4580"/>
+        <w:tab w:val="left" w:pos="5496"/>
+        <w:tab w:val="left" w:pos="6412"/>
+        <w:tab w:val="left" w:pos="7328"/>
+        <w:tab w:val="left" w:pos="8244"/>
+        <w:tab w:val="left" w:pos="9160"/>
+        <w:tab w:val="left" w:pos="10076"/>
+        <w:tab w:val="left" w:pos="10992"/>
+        <w:tab w:val="left" w:pos="11908"/>
+        <w:tab w:val="left" w:pos="12824"/>
+        <w:tab w:val="left" w:pos="13740"/>
+        <w:tab w:val="left" w:pos="14656"/>
+      </w:tabs>
+      <w:jc w:val="left"/>
+    </w:pPr>
+    <w:rPr>
+      <w:rFonts w:hint="eastAsia" w:ascii="SimSun" w:hAnsi="SimSun" w:eastAsia="SimSun" w:cs="SimSun"/>
+      <w:kern w:val="0"/>
+      <w:sz w:val="24"/>
+      <w:szCs w:val="24"/>
+      <w:lang w:val="en-US" w:eastAsia="zh-CN" w:bidi="ar"/>
+    </w:rPr>
+  </w:style>
+  <w:style w:type="paragraph" w:styleId="11">
     <w:name w:val="Normal (Web)"/>
     <w:basedOn w:val="1"/>
     <w:qFormat/>
@@ -4287,7 +7053,7 @@
       <w:szCs w:val="24"/>
     </w:rPr>
   </w:style>
-  <w:style w:type="paragraph" w:styleId="10">
+  <w:style w:type="paragraph" w:styleId="12">
     <w:name w:val="footer"/>
     <w:basedOn w:val="1"/>
     <w:qFormat/>
@@ -4305,7 +7071,7 @@
       <w:szCs w:val="18"/>
     </w:rPr>
   </w:style>
-  <w:style w:type="paragraph" w:styleId="11">
+  <w:style w:type="paragraph" w:styleId="13">
     <w:name w:val="header"/>
     <w:basedOn w:val="1"/>
     <w:qFormat/>
@@ -4326,7 +7092,7 @@
       <w:szCs w:val="18"/>
     </w:rPr>
   </w:style>
-  <w:style w:type="character" w:customStyle="1" w:styleId="13">
+  <w:style w:type="character" w:customStyle="1" w:styleId="15">
     <w:name w:val="Titre 2 Char"/>
     <w:link w:val="3"/>
     <w:uiPriority w:val="0"/>
@@ -4336,6 +7102,14 @@
       <w:bCs/>
       <w:sz w:val="32"/>
       <w:szCs w:val="32"/>
+    </w:rPr>
+  </w:style>
+  <w:style w:type="character" w:customStyle="1" w:styleId="16">
+    <w:name w:val="Verbatim Char"/>
+    <w:uiPriority w:val="0"/>
+    <w:rPr>
+      <w:rFonts w:ascii="Consolas" w:hAnsi="Consolas"/>
+      <w:sz w:val="22"/>
     </w:rPr>
   </w:style>
 </w:styles>

--- a/reports/Official-IoT_RapportV1.docx
+++ b/reports/Official-IoT_RapportV1.docx
@@ -4093,6 +4093,7 @@
             <w:insideH w:val="none" w:color="auto" w:sz="0" w:space="0"/>
             <w:insideV w:val="none" w:color="auto" w:sz="0" w:space="0"/>
           </w:tblBorders>
+          <w:shd w:val="clear"/>
           <w:tblCellMar>
             <w:top w:w="15" w:type="dxa"/>
             <w:left w:w="15" w:type="dxa"/>
@@ -4267,6 +4268,7 @@
             <w:insideH w:val="none" w:color="auto" w:sz="0" w:space="0"/>
             <w:insideV w:val="none" w:color="auto" w:sz="0" w:space="0"/>
           </w:tblBorders>
+          <w:shd w:val="clear"/>
           <w:tblCellMar>
             <w:top w:w="15" w:type="dxa"/>
             <w:left w:w="15" w:type="dxa"/>
@@ -4441,6 +4443,7 @@
             <w:insideH w:val="none" w:color="auto" w:sz="0" w:space="0"/>
             <w:insideV w:val="none" w:color="auto" w:sz="0" w:space="0"/>
           </w:tblBorders>
+          <w:shd w:val="clear"/>
           <w:tblCellMar>
             <w:top w:w="15" w:type="dxa"/>
             <w:left w:w="15" w:type="dxa"/>
@@ -6211,18 +6214,7 @@
           <w:sz w:val="24"/>
           <w:szCs w:val="24"/>
         </w:rPr>
-        <w:t xml:space="preserve">ou </w:t>
-      </w:r>
-      <w:bookmarkStart w:id="2" w:name="_GoBack"/>
-      <w:bookmarkEnd w:id="2"/>
-      <w:r>
-        <w:rPr>
-          <w:rFonts w:hint="default" w:ascii="Times New Roman" w:hAnsi="Times New Roman" w:eastAsia="Georgia" w:cs="Times New Roman"/>
-          <w:color w:val="000000"/>
-          <w:sz w:val="24"/>
-          <w:szCs w:val="24"/>
-        </w:rPr>
-        <w:t xml:space="preserve">une liste </w:t>
+        <w:t xml:space="preserve">ou une liste </w:t>
       </w:r>
       <w:r>
         <w:rPr>
@@ -6247,6 +6239,42 @@
     </w:p>
     <w:p>
       <w:pPr>
+        <w:spacing w:before="315" w:after="105" w:line="360" w:lineRule="auto"/>
+        <w:ind w:left="-30"/>
+        <w:jc w:val="left"/>
+      </w:pPr>
+      <w:bookmarkStart w:id="2" w:name="bm_2_3_stratégies_de_transmission"/>
+      <w:r>
+        <w:rPr>
+          <w:rFonts w:ascii="Georgia" w:hAnsi="Georgia" w:eastAsia="Georgia" w:cs="Georgia"/>
+          <w:b/>
+          <w:color w:val="000000"/>
+          <w:sz w:val="24"/>
+        </w:rPr>
+        <w:t>2.3 Stratégies de transmission</w:t>
+      </w:r>
+      <w:bookmarkEnd w:id="2"/>
+    </w:p>
+    <w:p>
+      <w:pPr>
+        <w:spacing w:before="315" w:after="105" w:line="360" w:lineRule="auto"/>
+        <w:ind w:left="-30"/>
+        <w:jc w:val="left"/>
+      </w:pPr>
+      <w:bookmarkStart w:id="3" w:name="bm_2_3_1_s1_envoi_immédiat"/>
+      <w:r>
+        <w:rPr>
+          <w:rFonts w:ascii="Georgia" w:hAnsi="Georgia" w:eastAsia="Georgia" w:cs="Georgia"/>
+          <w:b/>
+          <w:color w:val="000000"/>
+          <w:sz w:val="24"/>
+        </w:rPr>
+        <w:t>2.3.1 S1 — Envoi immédiat</w:t>
+      </w:r>
+      <w:bookmarkEnd w:id="3"/>
+    </w:p>
+    <w:p>
+      <w:pPr>
         <w:spacing w:after="210" w:line="360" w:lineRule="auto"/>
         <w:rPr>
           <w:rFonts w:hint="default" w:ascii="Georgia" w:hAnsi="Georgia" w:eastAsia="Georgia" w:cs="Georgia"/>
@@ -6254,6 +6282,23 @@
           <w:lang w:val="fr-FR"/>
         </w:rPr>
       </w:pPr>
+      <w:r>
+        <w:rPr>
+          <w:rFonts w:ascii="Georgia" w:hAnsi="Georgia" w:eastAsia="Georgia" w:cs="Georgia"/>
+          <w:color w:val="000000"/>
+        </w:rPr>
+        <w:t>Dans la stratégie S1, chaque échantillon collecté est transmis immédiatement au serveur dès sa disponibilité. Cette approche minimise la latence mais génère un grand nombre de messages courts, ce qui augmente le coût énergétique de la communication et le surcoût d’en‑tête réseau</w:t>
+      </w:r>
+      <w:r>
+        <w:rPr>
+          <w:rFonts w:hint="default" w:ascii="Georgia" w:hAnsi="Georgia" w:eastAsia="Georgia" w:cs="Georgia"/>
+          <w:color w:val="000000"/>
+          <w:lang w:val="fr-FR"/>
+        </w:rPr>
+        <w:t>.</w:t>
+      </w:r>
+      <w:bookmarkStart w:id="4" w:name="_GoBack"/>
+      <w:bookmarkEnd w:id="4"/>
     </w:p>
     <w:p>
       <w:pPr>

--- a/reports/Official-IoT_RapportV1.docx
+++ b/reports/Official-IoT_RapportV1.docx
@@ -1349,7 +1349,7 @@
     </w:p>
     <w:p>
       <w:pPr>
-        <w:pStyle w:val="11"/>
+        <w:pStyle w:val="12"/>
         <w:keepNext w:val="0"/>
         <w:keepLines w:val="0"/>
         <w:widowControl/>
@@ -1370,7 +1370,7 @@
       </w:pPr>
       <w:r>
         <w:rPr>
-          <w:rStyle w:val="15"/>
+          <w:rStyle w:val="16"/>
           <w:rFonts w:hint="default" w:ascii="Times New Roman" w:hAnsi="Times New Roman" w:cs="Times New Roman"/>
           <w:sz w:val="28"/>
           <w:szCs w:val="28"/>
@@ -1408,7 +1408,7 @@
     </w:p>
     <w:p>
       <w:pPr>
-        <w:pStyle w:val="11"/>
+        <w:pStyle w:val="12"/>
         <w:keepNext w:val="0"/>
         <w:keepLines w:val="0"/>
         <w:widowControl/>
@@ -1438,7 +1438,7 @@
       </w:r>
       <w:r>
         <w:rPr>
-          <w:rStyle w:val="8"/>
+          <w:rStyle w:val="9"/>
           <w:rFonts w:hint="default" w:ascii="Times New Roman" w:hAnsi="Times New Roman" w:eastAsia="Segoe UI" w:cs="Times New Roman"/>
           <w:b/>
           <w:bCs/>
@@ -1470,7 +1470,7 @@
     </w:p>
     <w:p>
       <w:pPr>
-        <w:pStyle w:val="11"/>
+        <w:pStyle w:val="12"/>
         <w:keepNext w:val="0"/>
         <w:keepLines w:val="0"/>
         <w:widowControl/>
@@ -1489,7 +1489,7 @@
       </w:pPr>
       <w:r>
         <w:rPr>
-          <w:rStyle w:val="8"/>
+          <w:rStyle w:val="9"/>
           <w:rFonts w:hint="default" w:ascii="Times New Roman" w:hAnsi="Times New Roman" w:eastAsia="Segoe UI" w:cs="Times New Roman"/>
           <w:b/>
           <w:bCs/>
@@ -1549,7 +1549,7 @@
     </w:p>
     <w:p>
       <w:pPr>
-        <w:pStyle w:val="11"/>
+        <w:pStyle w:val="12"/>
         <w:keepNext w:val="0"/>
         <w:keepLines w:val="0"/>
         <w:widowControl/>
@@ -1568,7 +1568,7 @@
       </w:pPr>
       <w:r>
         <w:rPr>
-          <w:rStyle w:val="8"/>
+          <w:rStyle w:val="9"/>
           <w:rFonts w:hint="default" w:ascii="Times New Roman" w:hAnsi="Times New Roman" w:eastAsia="Segoe UI" w:cs="Times New Roman"/>
           <w:b/>
           <w:bCs/>
@@ -1600,7 +1600,7 @@
     </w:p>
     <w:p>
       <w:pPr>
-        <w:pStyle w:val="11"/>
+        <w:pStyle w:val="12"/>
         <w:keepNext w:val="0"/>
         <w:keepLines w:val="0"/>
         <w:widowControl/>
@@ -1619,7 +1619,7 @@
       </w:pPr>
       <w:r>
         <w:rPr>
-          <w:rStyle w:val="8"/>
+          <w:rStyle w:val="9"/>
           <w:rFonts w:hint="default" w:ascii="Times New Roman" w:hAnsi="Times New Roman" w:eastAsia="Segoe UI" w:cs="Times New Roman"/>
           <w:b/>
           <w:bCs/>
@@ -1651,7 +1651,7 @@
     </w:p>
     <w:p>
       <w:pPr>
-        <w:pStyle w:val="11"/>
+        <w:pStyle w:val="12"/>
         <w:keepNext w:val="0"/>
         <w:keepLines w:val="0"/>
         <w:widowControl/>
@@ -1670,7 +1670,7 @@
       </w:pPr>
       <w:r>
         <w:rPr>
-          <w:rStyle w:val="8"/>
+          <w:rStyle w:val="9"/>
           <w:rFonts w:hint="default" w:ascii="Times New Roman" w:hAnsi="Times New Roman" w:eastAsia="Segoe UI" w:cs="Times New Roman"/>
           <w:b/>
           <w:bCs/>
@@ -1702,7 +1702,7 @@
     </w:p>
     <w:p>
       <w:pPr>
-        <w:pStyle w:val="11"/>
+        <w:pStyle w:val="12"/>
         <w:keepNext w:val="0"/>
         <w:keepLines w:val="0"/>
         <w:widowControl/>
@@ -1738,7 +1738,7 @@
     </w:p>
     <w:p>
       <w:pPr>
-        <w:pStyle w:val="11"/>
+        <w:pStyle w:val="12"/>
         <w:keepNext w:val="0"/>
         <w:keepLines w:val="0"/>
         <w:widowControl/>
@@ -1748,20 +1748,40 @@
         <w:ind w:left="0" w:right="0" w:firstLine="0"/>
         <w:rPr>
           <w:rFonts w:hint="default" w:ascii="Times New Roman" w:hAnsi="Times New Roman" w:eastAsia="Segoe UI" w:cs="Times New Roman"/>
-          <w:i w:val="0"/>
-          <w:iCs w:val="0"/>
-          <w:caps w:val="0"/>
-          <w:color w:val="0F1115"/>
-          <w:spacing w:val="0"/>
-          <w:sz w:val="24"/>
-          <w:szCs w:val="24"/>
-          <w:shd w:val="clear" w:fill="FFFFFF"/>
-        </w:rPr>
-      </w:pPr>
-    </w:p>
-    <w:p>
-      <w:pPr>
-        <w:pStyle w:val="11"/>
+          <w:b/>
+          <w:bCs/>
+          <w:i w:val="0"/>
+          <w:iCs w:val="0"/>
+          <w:caps w:val="0"/>
+          <w:color w:val="0F1115"/>
+          <w:spacing w:val="0"/>
+          <w:sz w:val="40"/>
+          <w:szCs w:val="40"/>
+          <w:shd w:val="clear" w:fill="FFFFFF"/>
+          <w:lang w:val="fr-FR"/>
+        </w:rPr>
+      </w:pPr>
+      <w:r>
+        <w:rPr>
+          <w:rFonts w:hint="default" w:ascii="Times New Roman" w:hAnsi="Times New Roman" w:eastAsia="Segoe UI" w:cs="Times New Roman"/>
+          <w:b/>
+          <w:bCs/>
+          <w:i w:val="0"/>
+          <w:iCs w:val="0"/>
+          <w:caps w:val="0"/>
+          <w:color w:val="0F1115"/>
+          <w:spacing w:val="0"/>
+          <w:sz w:val="40"/>
+          <w:szCs w:val="40"/>
+          <w:shd w:val="clear" w:fill="FFFFFF"/>
+          <w:lang w:val="fr-FR"/>
+        </w:rPr>
+        <w:t>BenchMark:</w:t>
+      </w:r>
+    </w:p>
+    <w:p>
+      <w:pPr>
+        <w:pStyle w:val="12"/>
         <w:keepNext w:val="0"/>
         <w:keepLines w:val="0"/>
         <w:widowControl/>
@@ -1771,20 +1791,23 @@
         <w:ind w:left="0" w:right="0" w:firstLine="0"/>
         <w:rPr>
           <w:rFonts w:hint="default" w:ascii="Times New Roman" w:hAnsi="Times New Roman" w:eastAsia="Segoe UI" w:cs="Times New Roman"/>
-          <w:i w:val="0"/>
-          <w:iCs w:val="0"/>
-          <w:caps w:val="0"/>
-          <w:color w:val="0F1115"/>
-          <w:spacing w:val="0"/>
-          <w:sz w:val="24"/>
-          <w:szCs w:val="24"/>
-          <w:shd w:val="clear" w:fill="FFFFFF"/>
-        </w:rPr>
-      </w:pPr>
-    </w:p>
-    <w:p>
-      <w:pPr>
-        <w:pStyle w:val="11"/>
+          <w:b w:val="0"/>
+          <w:bCs w:val="0"/>
+          <w:i w:val="0"/>
+          <w:iCs w:val="0"/>
+          <w:caps w:val="0"/>
+          <w:color w:val="0F1115"/>
+          <w:spacing w:val="0"/>
+          <w:sz w:val="24"/>
+          <w:szCs w:val="24"/>
+          <w:shd w:val="clear" w:fill="FFFFFF"/>
+          <w:lang w:val="fr-FR"/>
+        </w:rPr>
+      </w:pPr>
+    </w:p>
+    <w:p>
+      <w:pPr>
+        <w:pStyle w:val="12"/>
         <w:keepNext w:val="0"/>
         <w:keepLines w:val="0"/>
         <w:widowControl/>
@@ -1807,7 +1830,7 @@
     </w:p>
     <w:p>
       <w:pPr>
-        <w:pStyle w:val="11"/>
+        <w:pStyle w:val="12"/>
         <w:keepNext w:val="0"/>
         <w:keepLines w:val="0"/>
         <w:widowControl/>
@@ -1830,7 +1853,7 @@
     </w:p>
     <w:p>
       <w:pPr>
-        <w:pStyle w:val="11"/>
+        <w:pStyle w:val="12"/>
         <w:keepNext w:val="0"/>
         <w:keepLines w:val="0"/>
         <w:widowControl/>
@@ -1853,7 +1876,7 @@
     </w:p>
     <w:p>
       <w:pPr>
-        <w:pStyle w:val="11"/>
+        <w:pStyle w:val="12"/>
         <w:keepNext w:val="0"/>
         <w:keepLines w:val="0"/>
         <w:widowControl/>
@@ -1876,7 +1899,7 @@
     </w:p>
     <w:p>
       <w:pPr>
-        <w:pStyle w:val="11"/>
+        <w:pStyle w:val="12"/>
         <w:keepNext w:val="0"/>
         <w:keepLines w:val="0"/>
         <w:widowControl/>
@@ -1899,7 +1922,7 @@
     </w:p>
     <w:p>
       <w:pPr>
-        <w:pStyle w:val="11"/>
+        <w:pStyle w:val="12"/>
         <w:keepNext w:val="0"/>
         <w:keepLines w:val="0"/>
         <w:widowControl/>
@@ -1922,30 +1945,7 @@
     </w:p>
     <w:p>
       <w:pPr>
-        <w:pStyle w:val="11"/>
-        <w:keepNext w:val="0"/>
-        <w:keepLines w:val="0"/>
-        <w:widowControl/>
-        <w:suppressLineNumbers w:val="0"/>
-        <w:shd w:val="clear" w:fill="FFFFFF"/>
-        <w:spacing w:before="160" w:beforeAutospacing="0" w:after="160" w:afterAutospacing="0"/>
-        <w:ind w:left="0" w:right="0" w:firstLine="0"/>
-        <w:rPr>
-          <w:rFonts w:hint="default" w:ascii="Times New Roman" w:hAnsi="Times New Roman" w:eastAsia="Segoe UI" w:cs="Times New Roman"/>
-          <w:i w:val="0"/>
-          <w:iCs w:val="0"/>
-          <w:caps w:val="0"/>
-          <w:color w:val="0F1115"/>
-          <w:spacing w:val="0"/>
-          <w:sz w:val="24"/>
-          <w:szCs w:val="24"/>
-          <w:shd w:val="clear" w:fill="FFFFFF"/>
-        </w:rPr>
-      </w:pPr>
-    </w:p>
-    <w:p>
-      <w:pPr>
-        <w:pStyle w:val="11"/>
+        <w:pStyle w:val="12"/>
         <w:keepNext w:val="0"/>
         <w:keepLines w:val="0"/>
         <w:widowControl/>
@@ -2023,7 +2023,7 @@
     </w:p>
     <w:p>
       <w:pPr>
-        <w:pStyle w:val="11"/>
+        <w:pStyle w:val="12"/>
         <w:keepNext w:val="0"/>
         <w:keepLines w:val="0"/>
         <w:widowControl/>
@@ -2054,7 +2054,7 @@
     </w:p>
     <w:p>
       <w:pPr>
-        <w:pStyle w:val="11"/>
+        <w:pStyle w:val="12"/>
         <w:keepNext w:val="0"/>
         <w:keepLines w:val="0"/>
         <w:widowControl/>
@@ -2084,7 +2084,7 @@
     </w:p>
     <w:p>
       <w:pPr>
-        <w:pStyle w:val="11"/>
+        <w:pStyle w:val="12"/>
         <w:keepNext w:val="0"/>
         <w:keepLines w:val="0"/>
         <w:widowControl/>
@@ -2114,7 +2114,7 @@
     </w:p>
     <w:p>
       <w:pPr>
-        <w:pStyle w:val="11"/>
+        <w:pStyle w:val="12"/>
         <w:keepNext w:val="0"/>
         <w:keepLines w:val="0"/>
         <w:widowControl/>
@@ -2144,7 +2144,7 @@
     </w:p>
     <w:p>
       <w:pPr>
-        <w:pStyle w:val="11"/>
+        <w:pStyle w:val="12"/>
         <w:keepNext w:val="0"/>
         <w:keepLines w:val="0"/>
         <w:widowControl/>
@@ -2210,7 +2210,7 @@
     </w:p>
     <w:p>
       <w:pPr>
-        <w:pStyle w:val="11"/>
+        <w:pStyle w:val="12"/>
         <w:keepNext w:val="0"/>
         <w:keepLines w:val="0"/>
         <w:widowControl/>
@@ -2245,7 +2245,7 @@
       </w:r>
       <w:r>
         <w:rPr>
-          <w:rStyle w:val="8"/>
+          <w:rStyle w:val="9"/>
           <w:rFonts w:hint="default" w:ascii="Times New Roman" w:hAnsi="Times New Roman" w:eastAsia="Segoe UI" w:cs="Times New Roman"/>
           <w:b/>
           <w:bCs/>
@@ -2262,7 +2262,7 @@
       </w:r>
       <w:r>
         <w:rPr>
-          <w:rStyle w:val="8"/>
+          <w:rStyle w:val="9"/>
           <w:rFonts w:hint="default" w:ascii="Times New Roman" w:hAnsi="Times New Roman" w:eastAsia="Segoe UI" w:cs="Times New Roman"/>
           <w:b/>
           <w:bCs/>
@@ -2279,7 +2279,7 @@
       </w:r>
       <w:r>
         <w:rPr>
-          <w:rStyle w:val="8"/>
+          <w:rStyle w:val="9"/>
           <w:rFonts w:hint="default" w:ascii="Times New Roman" w:hAnsi="Times New Roman" w:eastAsia="Segoe UI" w:cs="Times New Roman"/>
           <w:b/>
           <w:bCs/>
@@ -2311,7 +2311,7 @@
     </w:p>
     <w:p>
       <w:pPr>
-        <w:pStyle w:val="11"/>
+        <w:pStyle w:val="12"/>
         <w:keepNext w:val="0"/>
         <w:keepLines w:val="0"/>
         <w:widowControl/>
@@ -2346,7 +2346,7 @@
       </w:r>
       <w:r>
         <w:rPr>
-          <w:rStyle w:val="7"/>
+          <w:rStyle w:val="8"/>
           <w:rFonts w:hint="default" w:ascii="Times New Roman" w:hAnsi="Times New Roman" w:eastAsia="Consolas" w:cs="Times New Roman"/>
           <w:i w:val="0"/>
           <w:iCs w:val="0"/>
@@ -2355,7 +2355,6 @@
           <w:spacing w:val="0"/>
           <w:sz w:val="24"/>
           <w:szCs w:val="24"/>
-          <w:bdr w:val="none" w:color="auto" w:sz="0" w:space="0"/>
           <w:shd w:val="clear" w:fill="EBEEF2"/>
         </w:rPr>
         <w:t>benign.csv</w:t>
@@ -2376,7 +2375,7 @@
       </w:r>
       <w:r>
         <w:rPr>
-          <w:rStyle w:val="7"/>
+          <w:rStyle w:val="8"/>
           <w:rFonts w:hint="default" w:ascii="Times New Roman" w:hAnsi="Times New Roman" w:eastAsia="Consolas" w:cs="Times New Roman"/>
           <w:i w:val="0"/>
           <w:iCs w:val="0"/>
@@ -2385,7 +2384,6 @@
           <w:spacing w:val="0"/>
           <w:sz w:val="24"/>
           <w:szCs w:val="24"/>
-          <w:bdr w:val="none" w:color="auto" w:sz="0" w:space="0"/>
           <w:shd w:val="clear" w:fill="EBEEF2"/>
         </w:rPr>
         <w:t>HH_L5_magnitude</w:t>
@@ -2406,7 +2404,7 @@
       </w:r>
       <w:r>
         <w:rPr>
-          <w:rStyle w:val="7"/>
+          <w:rStyle w:val="8"/>
           <w:rFonts w:hint="default" w:ascii="Times New Roman" w:hAnsi="Times New Roman" w:eastAsia="Consolas" w:cs="Times New Roman"/>
           <w:i w:val="0"/>
           <w:iCs w:val="0"/>
@@ -2415,7 +2413,6 @@
           <w:spacing w:val="0"/>
           <w:sz w:val="24"/>
           <w:szCs w:val="24"/>
-          <w:bdr w:val="none" w:color="auto" w:sz="0" w:space="0"/>
           <w:shd w:val="clear" w:fill="EBEEF2"/>
         </w:rPr>
         <w:t>HH_L5_radius</w:t>
@@ -2436,7 +2433,7 @@
       </w:r>
       <w:r>
         <w:rPr>
-          <w:rStyle w:val="7"/>
+          <w:rStyle w:val="8"/>
           <w:rFonts w:hint="default" w:ascii="Times New Roman" w:hAnsi="Times New Roman" w:eastAsia="Consolas" w:cs="Times New Roman"/>
           <w:i w:val="0"/>
           <w:iCs w:val="0"/>
@@ -2445,7 +2442,6 @@
           <w:spacing w:val="0"/>
           <w:sz w:val="24"/>
           <w:szCs w:val="24"/>
-          <w:bdr w:val="none" w:color="auto" w:sz="0" w:space="0"/>
           <w:shd w:val="clear" w:fill="EBEEF2"/>
         </w:rPr>
         <w:t>HH_L5_magnitude</w:t>
@@ -2503,7 +2499,7 @@
     </w:p>
     <w:p>
       <w:pPr>
-        <w:pStyle w:val="11"/>
+        <w:pStyle w:val="12"/>
         <w:keepNext w:val="0"/>
         <w:keepLines w:val="0"/>
         <w:widowControl/>
@@ -2534,7 +2530,7 @@
     </w:p>
     <w:p>
       <w:pPr>
-        <w:pStyle w:val="11"/>
+        <w:pStyle w:val="12"/>
         <w:keepNext w:val="0"/>
         <w:keepLines w:val="0"/>
         <w:widowControl/>
@@ -2549,7 +2545,7 @@
       </w:pPr>
       <w:r>
         <w:rPr>
-          <w:rStyle w:val="7"/>
+          <w:rStyle w:val="8"/>
           <w:rFonts w:hint="default" w:ascii="Times New Roman" w:hAnsi="Times New Roman" w:eastAsia="Consolas" w:cs="Times New Roman"/>
           <w:i w:val="0"/>
           <w:iCs w:val="0"/>
@@ -2558,7 +2554,6 @@
           <w:spacing w:val="0"/>
           <w:sz w:val="24"/>
           <w:szCs w:val="24"/>
-          <w:bdr w:val="none" w:color="auto" w:sz="0" w:space="0"/>
           <w:shd w:val="clear" w:fill="EBEEF2"/>
         </w:rPr>
         <w:t>pandas</w:t>
@@ -2580,7 +2575,7 @@
     </w:p>
     <w:p>
       <w:pPr>
-        <w:pStyle w:val="11"/>
+        <w:pStyle w:val="12"/>
         <w:keepNext w:val="0"/>
         <w:keepLines w:val="0"/>
         <w:widowControl/>
@@ -2595,7 +2590,7 @@
       </w:pPr>
       <w:r>
         <w:rPr>
-          <w:rStyle w:val="7"/>
+          <w:rStyle w:val="8"/>
           <w:rFonts w:hint="default" w:ascii="Times New Roman" w:hAnsi="Times New Roman" w:eastAsia="Consolas" w:cs="Times New Roman"/>
           <w:i w:val="0"/>
           <w:iCs w:val="0"/>
@@ -2604,7 +2599,6 @@
           <w:spacing w:val="0"/>
           <w:sz w:val="24"/>
           <w:szCs w:val="24"/>
-          <w:bdr w:val="none" w:color="auto" w:sz="0" w:space="0"/>
           <w:shd w:val="clear" w:fill="EBEEF2"/>
         </w:rPr>
         <w:t>psutil</w:t>
@@ -2626,7 +2620,7 @@
     </w:p>
     <w:p>
       <w:pPr>
-        <w:pStyle w:val="11"/>
+        <w:pStyle w:val="12"/>
         <w:keepNext w:val="0"/>
         <w:keepLines w:val="0"/>
         <w:widowControl/>
@@ -2641,7 +2635,7 @@
       </w:pPr>
       <w:r>
         <w:rPr>
-          <w:rStyle w:val="7"/>
+          <w:rStyle w:val="8"/>
           <w:rFonts w:hint="default" w:ascii="Times New Roman" w:hAnsi="Times New Roman" w:eastAsia="Consolas" w:cs="Times New Roman"/>
           <w:i w:val="0"/>
           <w:iCs w:val="0"/>
@@ -2650,7 +2644,6 @@
           <w:spacing w:val="0"/>
           <w:sz w:val="24"/>
           <w:szCs w:val="24"/>
-          <w:bdr w:val="none" w:color="auto" w:sz="0" w:space="0"/>
           <w:shd w:val="clear" w:fill="EBEEF2"/>
         </w:rPr>
         <w:t>time</w:t>
@@ -2672,7 +2665,7 @@
     </w:p>
     <w:p>
       <w:pPr>
-        <w:pStyle w:val="11"/>
+        <w:pStyle w:val="12"/>
         <w:keepNext w:val="0"/>
         <w:keepLines w:val="0"/>
         <w:widowControl/>
@@ -2687,7 +2680,7 @@
       </w:pPr>
       <w:r>
         <w:rPr>
-          <w:rStyle w:val="7"/>
+          <w:rStyle w:val="8"/>
           <w:rFonts w:hint="default" w:ascii="Times New Roman" w:hAnsi="Times New Roman" w:eastAsia="Consolas" w:cs="Times New Roman"/>
           <w:i w:val="0"/>
           <w:iCs w:val="0"/>
@@ -2696,7 +2689,6 @@
           <w:spacing w:val="0"/>
           <w:sz w:val="24"/>
           <w:szCs w:val="24"/>
-          <w:bdr w:val="none" w:color="auto" w:sz="0" w:space="0"/>
           <w:shd w:val="clear" w:fill="EBEEF2"/>
         </w:rPr>
         <w:t>numpy</w:t>
@@ -2718,7 +2710,7 @@
     </w:p>
     <w:p>
       <w:pPr>
-        <w:pStyle w:val="11"/>
+        <w:pStyle w:val="12"/>
         <w:keepNext w:val="0"/>
         <w:keepLines w:val="0"/>
         <w:widowControl/>
@@ -2776,7 +2768,6 @@
           <w:kern w:val="0"/>
           <w:sz w:val="24"/>
           <w:szCs w:val="24"/>
-          <w:bdr w:val="none" w:color="auto" w:sz="0" w:space="0"/>
           <w:shd w:val="clear" w:fill="FFFFFF"/>
           <w:lang w:val="en-US" w:eastAsia="zh-CN" w:bidi="ar"/>
         </w:rPr>
@@ -2793,7 +2784,6 @@
           <w:kern w:val="0"/>
           <w:sz w:val="24"/>
           <w:szCs w:val="24"/>
-          <w:bdr w:val="none" w:color="auto" w:sz="0" w:space="0"/>
           <w:shd w:val="clear" w:fill="FFFFFF"/>
           <w:lang w:val="en-US" w:eastAsia="zh-CN" w:bidi="ar"/>
         </w:rPr>
@@ -2810,7 +2800,6 @@
           <w:kern w:val="0"/>
           <w:sz w:val="24"/>
           <w:szCs w:val="24"/>
-          <w:bdr w:val="none" w:color="auto" w:sz="0" w:space="0"/>
           <w:shd w:val="clear" w:fill="FFFFFF"/>
           <w:lang w:val="en-US" w:eastAsia="zh-CN" w:bidi="ar"/>
         </w:rPr>
@@ -2827,7 +2816,6 @@
           <w:kern w:val="0"/>
           <w:sz w:val="24"/>
           <w:szCs w:val="24"/>
-          <w:bdr w:val="none" w:color="auto" w:sz="0" w:space="0"/>
           <w:shd w:val="clear" w:fill="FFFFFF"/>
           <w:lang w:val="en-US" w:eastAsia="zh-CN" w:bidi="ar"/>
         </w:rPr>
@@ -2844,7 +2832,6 @@
           <w:kern w:val="0"/>
           <w:sz w:val="24"/>
           <w:szCs w:val="24"/>
-          <w:bdr w:val="none" w:color="auto" w:sz="0" w:space="0"/>
           <w:shd w:val="clear" w:fill="FFFFFF"/>
           <w:lang w:val="en-US" w:eastAsia="zh-CN" w:bidi="ar"/>
         </w:rPr>
@@ -2861,7 +2848,6 @@
           <w:kern w:val="0"/>
           <w:sz w:val="24"/>
           <w:szCs w:val="24"/>
-          <w:bdr w:val="none" w:color="auto" w:sz="0" w:space="0"/>
           <w:shd w:val="clear" w:fill="FFFFFF"/>
           <w:lang w:val="en-US" w:eastAsia="zh-CN" w:bidi="ar"/>
         </w:rPr>
@@ -2878,7 +2864,6 @@
           <w:kern w:val="0"/>
           <w:sz w:val="24"/>
           <w:szCs w:val="24"/>
-          <w:bdr w:val="none" w:color="auto" w:sz="0" w:space="0"/>
           <w:shd w:val="clear" w:fill="FFFFFF"/>
           <w:lang w:val="en-US" w:eastAsia="zh-CN" w:bidi="ar"/>
         </w:rPr>
@@ -2895,7 +2880,6 @@
           <w:kern w:val="0"/>
           <w:sz w:val="24"/>
           <w:szCs w:val="24"/>
-          <w:bdr w:val="none" w:color="auto" w:sz="0" w:space="0"/>
           <w:shd w:val="clear" w:fill="FFFFFF"/>
           <w:lang w:val="en-US" w:eastAsia="zh-CN" w:bidi="ar"/>
         </w:rPr>
@@ -2912,7 +2896,6 @@
           <w:kern w:val="0"/>
           <w:sz w:val="24"/>
           <w:szCs w:val="24"/>
-          <w:bdr w:val="none" w:color="auto" w:sz="0" w:space="0"/>
           <w:shd w:val="clear" w:fill="FFFFFF"/>
           <w:lang w:val="en-US" w:eastAsia="zh-CN" w:bidi="ar"/>
         </w:rPr>
@@ -2921,7 +2904,7 @@
     </w:p>
     <w:p>
       <w:pPr>
-        <w:pStyle w:val="11"/>
+        <w:pStyle w:val="12"/>
         <w:keepNext w:val="0"/>
         <w:keepLines w:val="0"/>
         <w:widowControl/>
@@ -2979,7 +2962,6 @@
           <w:kern w:val="0"/>
           <w:sz w:val="24"/>
           <w:szCs w:val="24"/>
-          <w:bdr w:val="none" w:color="auto" w:sz="0" w:space="0"/>
           <w:shd w:val="clear" w:fill="FFFFFF"/>
           <w:lang w:val="en-US" w:eastAsia="zh-CN" w:bidi="ar"/>
         </w:rPr>
@@ -2996,7 +2978,6 @@
           <w:kern w:val="0"/>
           <w:sz w:val="24"/>
           <w:szCs w:val="24"/>
-          <w:bdr w:val="none" w:color="auto" w:sz="0" w:space="0"/>
           <w:shd w:val="clear" w:fill="FFFFFF"/>
           <w:lang w:val="en-US" w:eastAsia="zh-CN" w:bidi="ar"/>
         </w:rPr>
@@ -3013,7 +2994,6 @@
           <w:kern w:val="0"/>
           <w:sz w:val="24"/>
           <w:szCs w:val="24"/>
-          <w:bdr w:val="none" w:color="auto" w:sz="0" w:space="0"/>
           <w:shd w:val="clear" w:fill="FFFFFF"/>
           <w:lang w:val="en-US" w:eastAsia="zh-CN" w:bidi="ar"/>
         </w:rPr>
@@ -3030,7 +3010,6 @@
           <w:kern w:val="0"/>
           <w:sz w:val="24"/>
           <w:szCs w:val="24"/>
-          <w:bdr w:val="none" w:color="auto" w:sz="0" w:space="0"/>
           <w:shd w:val="clear" w:fill="FFFFFF"/>
           <w:lang w:val="en-US" w:eastAsia="zh-CN" w:bidi="ar"/>
         </w:rPr>
@@ -3047,7 +3026,6 @@
           <w:kern w:val="0"/>
           <w:sz w:val="24"/>
           <w:szCs w:val="24"/>
-          <w:bdr w:val="none" w:color="auto" w:sz="0" w:space="0"/>
           <w:shd w:val="clear" w:fill="FFFFFF"/>
           <w:lang w:val="en-US" w:eastAsia="zh-CN" w:bidi="ar"/>
         </w:rPr>
@@ -3064,7 +3042,6 @@
           <w:kern w:val="0"/>
           <w:sz w:val="24"/>
           <w:szCs w:val="24"/>
-          <w:bdr w:val="none" w:color="auto" w:sz="0" w:space="0"/>
           <w:shd w:val="clear" w:fill="FFFFFF"/>
           <w:lang w:val="en-US" w:eastAsia="zh-CN" w:bidi="ar"/>
         </w:rPr>
@@ -3081,7 +3058,6 @@
           <w:kern w:val="0"/>
           <w:sz w:val="24"/>
           <w:szCs w:val="24"/>
-          <w:bdr w:val="none" w:color="auto" w:sz="0" w:space="0"/>
           <w:shd w:val="clear" w:fill="FFFFFF"/>
           <w:lang w:val="en-US" w:eastAsia="zh-CN" w:bidi="ar"/>
         </w:rPr>
@@ -3098,7 +3074,6 @@
           <w:kern w:val="0"/>
           <w:sz w:val="24"/>
           <w:szCs w:val="24"/>
-          <w:bdr w:val="none" w:color="auto" w:sz="0" w:space="0"/>
           <w:shd w:val="clear" w:fill="FFFFFF"/>
           <w:lang w:val="en-US" w:eastAsia="zh-CN" w:bidi="ar"/>
         </w:rPr>
@@ -3115,7 +3090,6 @@
           <w:kern w:val="0"/>
           <w:sz w:val="24"/>
           <w:szCs w:val="24"/>
-          <w:bdr w:val="none" w:color="auto" w:sz="0" w:space="0"/>
           <w:shd w:val="clear" w:fill="FFFFFF"/>
           <w:lang w:val="en-US" w:eastAsia="zh-CN" w:bidi="ar"/>
         </w:rPr>
@@ -3124,7 +3098,7 @@
     </w:p>
     <w:p>
       <w:pPr>
-        <w:pStyle w:val="11"/>
+        <w:pStyle w:val="12"/>
         <w:keepNext w:val="0"/>
         <w:keepLines w:val="0"/>
         <w:widowControl/>
@@ -3155,7 +3129,7 @@
     </w:p>
     <w:p>
       <w:pPr>
-        <w:pStyle w:val="11"/>
+        <w:pStyle w:val="12"/>
         <w:keepNext w:val="0"/>
         <w:keepLines w:val="0"/>
         <w:widowControl/>
@@ -3170,7 +3144,7 @@
       </w:pPr>
       <w:r>
         <w:rPr>
-          <w:rStyle w:val="8"/>
+          <w:rStyle w:val="9"/>
           <w:rFonts w:hint="default" w:ascii="Times New Roman" w:hAnsi="Times New Roman" w:eastAsia="Segoe UI" w:cs="Times New Roman"/>
           <w:b/>
           <w:bCs/>
@@ -3202,7 +3176,7 @@
     </w:p>
     <w:p>
       <w:pPr>
-        <w:pStyle w:val="11"/>
+        <w:pStyle w:val="12"/>
         <w:keepNext w:val="0"/>
         <w:keepLines w:val="0"/>
         <w:widowControl/>
@@ -3217,7 +3191,7 @@
       </w:pPr>
       <w:r>
         <w:rPr>
-          <w:rStyle w:val="8"/>
+          <w:rStyle w:val="9"/>
           <w:rFonts w:hint="default" w:ascii="Times New Roman" w:hAnsi="Times New Roman" w:eastAsia="Segoe UI" w:cs="Times New Roman"/>
           <w:b/>
           <w:bCs/>
@@ -3249,7 +3223,7 @@
     </w:p>
     <w:p>
       <w:pPr>
-        <w:pStyle w:val="11"/>
+        <w:pStyle w:val="12"/>
         <w:keepNext w:val="0"/>
         <w:keepLines w:val="0"/>
         <w:widowControl/>
@@ -3321,7 +3295,7 @@
     </w:p>
     <w:p>
       <w:pPr>
-        <w:pStyle w:val="11"/>
+        <w:pStyle w:val="12"/>
         <w:keepNext w:val="0"/>
         <w:keepLines w:val="0"/>
         <w:widowControl/>
@@ -3351,7 +3325,7 @@
       </w:r>
       <w:r>
         <w:rPr>
-          <w:rStyle w:val="7"/>
+          <w:rStyle w:val="8"/>
           <w:rFonts w:hint="default" w:ascii="Times New Roman" w:hAnsi="Times New Roman" w:eastAsia="Consolas" w:cs="Times New Roman"/>
           <w:i w:val="0"/>
           <w:iCs w:val="0"/>
@@ -3360,7 +3334,6 @@
           <w:spacing w:val="0"/>
           <w:sz w:val="24"/>
           <w:szCs w:val="24"/>
-          <w:bdr w:val="none" w:color="auto" w:sz="0" w:space="0"/>
           <w:shd w:val="clear" w:fill="EBEEF2"/>
         </w:rPr>
         <w:t>collect_sensing.py</w:t>
@@ -3382,7 +3355,7 @@
     </w:p>
     <w:p>
       <w:pPr>
-        <w:pStyle w:val="11"/>
+        <w:pStyle w:val="12"/>
         <w:keepNext w:val="0"/>
         <w:keepLines w:val="0"/>
         <w:widowControl/>
@@ -3411,7 +3384,7 @@
       </w:r>
       <w:r>
         <w:rPr>
-          <w:rStyle w:val="7"/>
+          <w:rStyle w:val="8"/>
           <w:rFonts w:hint="default" w:ascii="Times New Roman" w:hAnsi="Times New Roman" w:eastAsia="Consolas" w:cs="Times New Roman"/>
           <w:i w:val="0"/>
           <w:iCs w:val="0"/>
@@ -3420,7 +3393,6 @@
           <w:spacing w:val="0"/>
           <w:sz w:val="24"/>
           <w:szCs w:val="24"/>
-          <w:bdr w:val="none" w:color="auto" w:sz="0" w:space="0"/>
           <w:shd w:val="clear" w:fill="EBEEF2"/>
         </w:rPr>
         <w:t>benign.csv</w:t>
@@ -3442,7 +3414,7 @@
     </w:p>
     <w:p>
       <w:pPr>
-        <w:pStyle w:val="11"/>
+        <w:pStyle w:val="12"/>
         <w:keepNext w:val="0"/>
         <w:keepLines w:val="0"/>
         <w:widowControl/>
@@ -3471,7 +3443,7 @@
       </w:r>
       <w:r>
         <w:rPr>
-          <w:rStyle w:val="7"/>
+          <w:rStyle w:val="8"/>
           <w:rFonts w:hint="default" w:ascii="Times New Roman" w:hAnsi="Times New Roman" w:eastAsia="Consolas" w:cs="Times New Roman"/>
           <w:i w:val="0"/>
           <w:iCs w:val="0"/>
@@ -3480,7 +3452,6 @@
           <w:spacing w:val="0"/>
           <w:sz w:val="24"/>
           <w:szCs w:val="24"/>
-          <w:bdr w:val="none" w:color="auto" w:sz="0" w:space="0"/>
           <w:shd w:val="clear" w:fill="EBEEF2"/>
         </w:rPr>
         <w:t>HH_L5_magnitude</w:t>
@@ -3528,7 +3499,6 @@
           <w:spacing w:val="0"/>
           <w:sz w:val="24"/>
           <w:szCs w:val="24"/>
-          <w:bdr w:val="none" w:color="auto" w:sz="0" w:space="0"/>
           <w:shd w:val="clear" w:fill="FFFFFF"/>
         </w:rPr>
         <w:t>seuil=μ+σseuil=</w:t>
@@ -3543,7 +3513,6 @@
           <w:spacing w:val="0"/>
           <w:sz w:val="24"/>
           <w:szCs w:val="24"/>
-          <w:bdr w:val="none" w:color="auto" w:sz="0" w:space="0"/>
           <w:shd w:val="clear" w:fill="FFFFFF"/>
         </w:rPr>
         <w:t>μ</w:t>
@@ -3558,7 +3527,6 @@
           <w:spacing w:val="0"/>
           <w:sz w:val="24"/>
           <w:szCs w:val="24"/>
-          <w:bdr w:val="none" w:color="auto" w:sz="0" w:space="0"/>
           <w:shd w:val="clear" w:fill="FFFFFF"/>
         </w:rPr>
         <w:t>+</w:t>
@@ -3573,7 +3541,6 @@
           <w:spacing w:val="0"/>
           <w:sz w:val="24"/>
           <w:szCs w:val="24"/>
-          <w:bdr w:val="none" w:color="auto" w:sz="0" w:space="0"/>
           <w:shd w:val="clear" w:fill="FFFFFF"/>
         </w:rPr>
         <w:t>σ</w:t>
@@ -3581,7 +3548,7 @@
     </w:p>
     <w:p>
       <w:pPr>
-        <w:pStyle w:val="11"/>
+        <w:pStyle w:val="12"/>
         <w:keepNext w:val="0"/>
         <w:keepLines w:val="0"/>
         <w:widowControl/>
@@ -3611,7 +3578,7 @@
     </w:p>
     <w:p>
       <w:pPr>
-        <w:pStyle w:val="11"/>
+        <w:pStyle w:val="12"/>
         <w:keepNext w:val="0"/>
         <w:keepLines w:val="0"/>
         <w:widowControl/>
@@ -3640,7 +3607,7 @@
       </w:r>
       <w:r>
         <w:rPr>
-          <w:rStyle w:val="7"/>
+          <w:rStyle w:val="8"/>
           <w:rFonts w:hint="default" w:ascii="Times New Roman" w:hAnsi="Times New Roman" w:eastAsia="Consolas" w:cs="Times New Roman"/>
           <w:i w:val="0"/>
           <w:iCs w:val="0"/>
@@ -3649,7 +3616,6 @@
           <w:spacing w:val="0"/>
           <w:sz w:val="24"/>
           <w:szCs w:val="24"/>
-          <w:bdr w:val="none" w:color="auto" w:sz="0" w:space="0"/>
           <w:shd w:val="clear" w:fill="EBEEF2"/>
         </w:rPr>
         <w:t>psutil.cpu_percent()</w:t>
@@ -3670,7 +3636,7 @@
       </w:r>
       <w:r>
         <w:rPr>
-          <w:rStyle w:val="7"/>
+          <w:rStyle w:val="8"/>
           <w:rFonts w:hint="default" w:ascii="Times New Roman" w:hAnsi="Times New Roman" w:eastAsia="Consolas" w:cs="Times New Roman"/>
           <w:i w:val="0"/>
           <w:iCs w:val="0"/>
@@ -3679,7 +3645,6 @@
           <w:spacing w:val="0"/>
           <w:sz w:val="24"/>
           <w:szCs w:val="24"/>
-          <w:bdr w:val="none" w:color="auto" w:sz="0" w:space="0"/>
           <w:shd w:val="clear" w:fill="EBEEF2"/>
         </w:rPr>
         <w:t>collect_row</w:t>
@@ -3701,7 +3666,7 @@
     </w:p>
     <w:p>
       <w:pPr>
-        <w:pStyle w:val="11"/>
+        <w:pStyle w:val="12"/>
         <w:keepNext w:val="0"/>
         <w:keepLines w:val="0"/>
         <w:widowControl/>
@@ -3731,7 +3696,7 @@
     </w:p>
     <w:p>
       <w:pPr>
-        <w:pStyle w:val="11"/>
+        <w:pStyle w:val="12"/>
         <w:keepNext w:val="0"/>
         <w:keepLines w:val="0"/>
         <w:widowControl/>
@@ -3833,7 +3798,7 @@
     </w:p>
     <w:p>
       <w:pPr>
-        <w:pStyle w:val="11"/>
+        <w:pStyle w:val="12"/>
         <w:keepNext w:val="0"/>
         <w:keepLines w:val="0"/>
         <w:widowControl/>
@@ -3869,6 +3834,7 @@
     </w:p>
     <w:tbl>
       <w:tblPr>
+        <w:tblStyle w:val="15"/>
         <w:tblW w:w="0" w:type="auto"/>
         <w:tblInd w:w="0" w:type="dxa"/>
         <w:tblBorders>
@@ -3879,7 +3845,7 @@
           <w:insideH w:val="none" w:color="auto" w:sz="0" w:space="0"/>
           <w:insideV w:val="none" w:color="auto" w:sz="0" w:space="0"/>
         </w:tblBorders>
-        <w:shd w:val="clear"/>
+        <w:shd w:val="clear" w:color="auto" w:fill="auto"/>
         <w:tblLayout w:type="autofit"/>
         <w:tblCellMar>
           <w:top w:w="15" w:type="dxa"/>
@@ -3904,6 +3870,7 @@
             <w:insideH w:val="none" w:color="auto" w:sz="0" w:space="0"/>
             <w:insideV w:val="none" w:color="auto" w:sz="0" w:space="0"/>
           </w:tblBorders>
+          <w:shd w:val="clear" w:color="auto" w:fill="auto"/>
           <w:tblCellMar>
             <w:top w:w="15" w:type="dxa"/>
             <w:left w:w="15" w:type="dxa"/>
@@ -3920,7 +3887,7 @@
             <w:tcBorders>
               <w:top w:val="nil"/>
             </w:tcBorders>
-            <w:shd w:val="clear"/>
+            <w:shd w:val="clear" w:color="auto" w:fill="auto"/>
             <w:tcMar>
               <w:top w:w="100" w:type="dxa"/>
               <w:left w:w="0" w:type="dxa"/>
@@ -3949,7 +3916,6 @@
                 <w:kern w:val="0"/>
                 <w:sz w:val="24"/>
                 <w:szCs w:val="24"/>
-                <w:bdr w:val="none" w:color="auto" w:sz="0" w:space="0"/>
                 <w:lang w:val="en-US" w:eastAsia="zh-CN" w:bidi="ar"/>
               </w:rPr>
               <w:t>Fréquence</w:t>
@@ -3962,7 +3928,7 @@
             <w:tcBorders>
               <w:top w:val="nil"/>
             </w:tcBorders>
-            <w:shd w:val="clear"/>
+            <w:shd w:val="clear" w:color="auto" w:fill="auto"/>
             <w:tcMar>
               <w:top w:w="100" w:type="dxa"/>
               <w:left w:w="160" w:type="dxa"/>
@@ -3991,7 +3957,6 @@
                 <w:kern w:val="0"/>
                 <w:sz w:val="24"/>
                 <w:szCs w:val="24"/>
-                <w:bdr w:val="none" w:color="auto" w:sz="0" w:space="0"/>
                 <w:lang w:val="en-US" w:eastAsia="zh-CN" w:bidi="ar"/>
               </w:rPr>
               <w:t>1 capteur (%)</w:t>
@@ -4004,7 +3969,7 @@
             <w:tcBorders>
               <w:top w:val="nil"/>
             </w:tcBorders>
-            <w:shd w:val="clear"/>
+            <w:shd w:val="clear" w:color="auto" w:fill="auto"/>
             <w:tcMar>
               <w:top w:w="100" w:type="dxa"/>
               <w:left w:w="160" w:type="dxa"/>
@@ -4033,7 +3998,6 @@
                 <w:kern w:val="0"/>
                 <w:sz w:val="24"/>
                 <w:szCs w:val="24"/>
-                <w:bdr w:val="none" w:color="auto" w:sz="0" w:space="0"/>
                 <w:lang w:val="en-US" w:eastAsia="zh-CN" w:bidi="ar"/>
               </w:rPr>
               <w:t>3 capteurs (%)</w:t>
@@ -4046,7 +4010,7 @@
             <w:tcBorders>
               <w:top w:val="nil"/>
             </w:tcBorders>
-            <w:shd w:val="clear"/>
+            <w:shd w:val="clear" w:color="auto" w:fill="auto"/>
             <w:tcMar>
               <w:top w:w="100" w:type="dxa"/>
               <w:left w:w="160" w:type="dxa"/>
@@ -4075,7 +4039,6 @@
                 <w:kern w:val="0"/>
                 <w:sz w:val="24"/>
                 <w:szCs w:val="24"/>
-                <w:bdr w:val="none" w:color="auto" w:sz="0" w:space="0"/>
                 <w:lang w:val="en-US" w:eastAsia="zh-CN" w:bidi="ar"/>
               </w:rPr>
               <w:t>5 capteurs (%)</w:t>
@@ -4093,7 +4056,7 @@
             <w:insideH w:val="none" w:color="auto" w:sz="0" w:space="0"/>
             <w:insideV w:val="none" w:color="auto" w:sz="0" w:space="0"/>
           </w:tblBorders>
-          <w:shd w:val="clear"/>
+          <w:shd w:val="clear" w:color="auto" w:fill="auto"/>
           <w:tblCellMar>
             <w:top w:w="15" w:type="dxa"/>
             <w:left w:w="15" w:type="dxa"/>
@@ -4104,7 +4067,7 @@
         <w:tc>
           <w:tcPr>
             <w:tcW w:w="0" w:type="auto"/>
-            <w:shd w:val="clear"/>
+            <w:shd w:val="clear" w:color="auto" w:fill="auto"/>
             <w:tcMar>
               <w:top w:w="100" w:type="dxa"/>
               <w:left w:w="0" w:type="dxa"/>
@@ -4133,7 +4096,6 @@
                 <w:kern w:val="0"/>
                 <w:sz w:val="24"/>
                 <w:szCs w:val="24"/>
-                <w:bdr w:val="none" w:color="auto" w:sz="0" w:space="0"/>
                 <w:lang w:val="en-US" w:eastAsia="zh-CN" w:bidi="ar"/>
               </w:rPr>
               <w:t>1 Hz</w:t>
@@ -4143,7 +4105,7 @@
         <w:tc>
           <w:tcPr>
             <w:tcW w:w="0" w:type="auto"/>
-            <w:shd w:val="clear"/>
+            <w:shd w:val="clear" w:color="auto" w:fill="auto"/>
             <w:tcMar>
               <w:top w:w="100" w:type="dxa"/>
               <w:left w:w="160" w:type="dxa"/>
@@ -4172,7 +4134,6 @@
                 <w:kern w:val="0"/>
                 <w:sz w:val="24"/>
                 <w:szCs w:val="24"/>
-                <w:bdr w:val="none" w:color="auto" w:sz="0" w:space="0"/>
                 <w:lang w:val="en-US" w:eastAsia="zh-CN" w:bidi="ar"/>
               </w:rPr>
               <w:t>4,2</w:t>
@@ -4182,7 +4143,7 @@
         <w:tc>
           <w:tcPr>
             <w:tcW w:w="0" w:type="auto"/>
-            <w:shd w:val="clear"/>
+            <w:shd w:val="clear" w:color="auto" w:fill="auto"/>
             <w:tcMar>
               <w:top w:w="100" w:type="dxa"/>
               <w:left w:w="160" w:type="dxa"/>
@@ -4211,7 +4172,6 @@
                 <w:kern w:val="0"/>
                 <w:sz w:val="24"/>
                 <w:szCs w:val="24"/>
-                <w:bdr w:val="none" w:color="auto" w:sz="0" w:space="0"/>
                 <w:lang w:val="en-US" w:eastAsia="zh-CN" w:bidi="ar"/>
               </w:rPr>
               <w:t>11,8</w:t>
@@ -4221,7 +4181,7 @@
         <w:tc>
           <w:tcPr>
             <w:tcW w:w="0" w:type="auto"/>
-            <w:shd w:val="clear"/>
+            <w:shd w:val="clear" w:color="auto" w:fill="auto"/>
             <w:tcMar>
               <w:top w:w="100" w:type="dxa"/>
               <w:left w:w="160" w:type="dxa"/>
@@ -4250,7 +4210,6 @@
                 <w:kern w:val="0"/>
                 <w:sz w:val="24"/>
                 <w:szCs w:val="24"/>
-                <w:bdr w:val="none" w:color="auto" w:sz="0" w:space="0"/>
                 <w:lang w:val="en-US" w:eastAsia="zh-CN" w:bidi="ar"/>
               </w:rPr>
               <w:t>19,5</w:t>
@@ -4268,7 +4227,7 @@
             <w:insideH w:val="none" w:color="auto" w:sz="0" w:space="0"/>
             <w:insideV w:val="none" w:color="auto" w:sz="0" w:space="0"/>
           </w:tblBorders>
-          <w:shd w:val="clear"/>
+          <w:shd w:val="clear" w:color="auto" w:fill="auto"/>
           <w:tblCellMar>
             <w:top w:w="15" w:type="dxa"/>
             <w:left w:w="15" w:type="dxa"/>
@@ -4279,7 +4238,7 @@
         <w:tc>
           <w:tcPr>
             <w:tcW w:w="0" w:type="auto"/>
-            <w:shd w:val="clear"/>
+            <w:shd w:val="clear" w:color="auto" w:fill="auto"/>
             <w:tcMar>
               <w:top w:w="100" w:type="dxa"/>
               <w:left w:w="0" w:type="dxa"/>
@@ -4308,7 +4267,6 @@
                 <w:kern w:val="0"/>
                 <w:sz w:val="24"/>
                 <w:szCs w:val="24"/>
-                <w:bdr w:val="none" w:color="auto" w:sz="0" w:space="0"/>
                 <w:lang w:val="en-US" w:eastAsia="zh-CN" w:bidi="ar"/>
               </w:rPr>
               <w:t>5 Hz</w:t>
@@ -4318,7 +4276,7 @@
         <w:tc>
           <w:tcPr>
             <w:tcW w:w="0" w:type="auto"/>
-            <w:shd w:val="clear"/>
+            <w:shd w:val="clear" w:color="auto" w:fill="auto"/>
             <w:tcMar>
               <w:top w:w="100" w:type="dxa"/>
               <w:left w:w="160" w:type="dxa"/>
@@ -4347,7 +4305,6 @@
                 <w:kern w:val="0"/>
                 <w:sz w:val="24"/>
                 <w:szCs w:val="24"/>
-                <w:bdr w:val="none" w:color="auto" w:sz="0" w:space="0"/>
                 <w:lang w:val="en-US" w:eastAsia="zh-CN" w:bidi="ar"/>
               </w:rPr>
               <w:t>18,5</w:t>
@@ -4357,7 +4314,7 @@
         <w:tc>
           <w:tcPr>
             <w:tcW w:w="0" w:type="auto"/>
-            <w:shd w:val="clear"/>
+            <w:shd w:val="clear" w:color="auto" w:fill="auto"/>
             <w:tcMar>
               <w:top w:w="100" w:type="dxa"/>
               <w:left w:w="160" w:type="dxa"/>
@@ -4386,7 +4343,6 @@
                 <w:kern w:val="0"/>
                 <w:sz w:val="24"/>
                 <w:szCs w:val="24"/>
-                <w:bdr w:val="none" w:color="auto" w:sz="0" w:space="0"/>
                 <w:lang w:val="en-US" w:eastAsia="zh-CN" w:bidi="ar"/>
               </w:rPr>
               <w:t>49,3</w:t>
@@ -4396,7 +4352,7 @@
         <w:tc>
           <w:tcPr>
             <w:tcW w:w="0" w:type="auto"/>
-            <w:shd w:val="clear"/>
+            <w:shd w:val="clear" w:color="auto" w:fill="auto"/>
             <w:tcMar>
               <w:top w:w="100" w:type="dxa"/>
               <w:left w:w="160" w:type="dxa"/>
@@ -4425,7 +4381,6 @@
                 <w:kern w:val="0"/>
                 <w:sz w:val="24"/>
                 <w:szCs w:val="24"/>
-                <w:bdr w:val="none" w:color="auto" w:sz="0" w:space="0"/>
                 <w:lang w:val="en-US" w:eastAsia="zh-CN" w:bidi="ar"/>
               </w:rPr>
               <w:t>78,1</w:t>
@@ -4443,7 +4398,6 @@
             <w:insideH w:val="none" w:color="auto" w:sz="0" w:space="0"/>
             <w:insideV w:val="none" w:color="auto" w:sz="0" w:space="0"/>
           </w:tblBorders>
-          <w:shd w:val="clear"/>
           <w:tblCellMar>
             <w:top w:w="15" w:type="dxa"/>
             <w:left w:w="15" w:type="dxa"/>
@@ -4454,7 +4408,7 @@
         <w:tc>
           <w:tcPr>
             <w:tcW w:w="0" w:type="auto"/>
-            <w:shd w:val="clear"/>
+            <w:shd w:val="clear" w:color="auto" w:fill="auto"/>
             <w:tcMar>
               <w:top w:w="100" w:type="dxa"/>
               <w:left w:w="0" w:type="dxa"/>
@@ -4483,7 +4437,6 @@
                 <w:kern w:val="0"/>
                 <w:sz w:val="24"/>
                 <w:szCs w:val="24"/>
-                <w:bdr w:val="none" w:color="auto" w:sz="0" w:space="0"/>
                 <w:lang w:val="en-US" w:eastAsia="zh-CN" w:bidi="ar"/>
               </w:rPr>
               <w:t>10 Hz</w:t>
@@ -4493,7 +4446,7 @@
         <w:tc>
           <w:tcPr>
             <w:tcW w:w="0" w:type="auto"/>
-            <w:shd w:val="clear"/>
+            <w:shd w:val="clear" w:color="auto" w:fill="auto"/>
             <w:tcMar>
               <w:top w:w="100" w:type="dxa"/>
               <w:left w:w="160" w:type="dxa"/>
@@ -4522,7 +4475,6 @@
                 <w:kern w:val="0"/>
                 <w:sz w:val="24"/>
                 <w:szCs w:val="24"/>
-                <w:bdr w:val="none" w:color="auto" w:sz="0" w:space="0"/>
                 <w:lang w:val="en-US" w:eastAsia="zh-CN" w:bidi="ar"/>
               </w:rPr>
               <w:t>35,1</w:t>
@@ -4532,7 +4484,7 @@
         <w:tc>
           <w:tcPr>
             <w:tcW w:w="0" w:type="auto"/>
-            <w:shd w:val="clear"/>
+            <w:shd w:val="clear" w:color="auto" w:fill="auto"/>
             <w:tcMar>
               <w:top w:w="100" w:type="dxa"/>
               <w:left w:w="160" w:type="dxa"/>
@@ -4561,7 +4513,6 @@
                 <w:kern w:val="0"/>
                 <w:sz w:val="24"/>
                 <w:szCs w:val="24"/>
-                <w:bdr w:val="none" w:color="auto" w:sz="0" w:space="0"/>
                 <w:lang w:val="en-US" w:eastAsia="zh-CN" w:bidi="ar"/>
               </w:rPr>
               <w:t>87,2</w:t>
@@ -4571,7 +4522,7 @@
         <w:tc>
           <w:tcPr>
             <w:tcW w:w="0" w:type="auto"/>
-            <w:shd w:val="clear"/>
+            <w:shd w:val="clear" w:color="auto" w:fill="auto"/>
             <w:tcMar>
               <w:top w:w="100" w:type="dxa"/>
               <w:left w:w="160" w:type="dxa"/>
@@ -4600,7 +4551,6 @@
                 <w:kern w:val="0"/>
                 <w:sz w:val="24"/>
                 <w:szCs w:val="24"/>
-                <w:bdr w:val="none" w:color="auto" w:sz="0" w:space="0"/>
                 <w:lang w:val="en-US" w:eastAsia="zh-CN" w:bidi="ar"/>
               </w:rPr>
               <w:t>145,3 (saturation)</w:t>
@@ -4611,7 +4561,7 @@
     </w:tbl>
     <w:p>
       <w:pPr>
-        <w:pStyle w:val="11"/>
+        <w:pStyle w:val="12"/>
         <w:keepNext w:val="0"/>
         <w:keepLines w:val="0"/>
         <w:widowControl/>
@@ -4711,7 +4661,7 @@
     </w:p>
     <w:p>
       <w:pPr>
-        <w:pStyle w:val="11"/>
+        <w:pStyle w:val="12"/>
         <w:keepNext w:val="0"/>
         <w:keepLines w:val="0"/>
         <w:widowControl/>
@@ -4783,7 +4733,7 @@
     </w:p>
     <w:p>
       <w:pPr>
-        <w:pStyle w:val="11"/>
+        <w:pStyle w:val="12"/>
         <w:keepNext w:val="0"/>
         <w:keepLines w:val="0"/>
         <w:widowControl/>
@@ -4819,6 +4769,7 @@
     </w:p>
     <w:tbl>
       <w:tblPr>
+        <w:tblStyle w:val="15"/>
         <w:tblW w:w="0" w:type="auto"/>
         <w:tblInd w:w="0" w:type="dxa"/>
         <w:tblBorders>
@@ -4829,7 +4780,7 @@
           <w:insideH w:val="none" w:color="auto" w:sz="0" w:space="0"/>
           <w:insideV w:val="none" w:color="auto" w:sz="0" w:space="0"/>
         </w:tblBorders>
-        <w:shd w:val="clear"/>
+        <w:shd w:val="clear" w:color="auto" w:fill="auto"/>
         <w:tblLayout w:type="autofit"/>
         <w:tblCellMar>
           <w:top w:w="15" w:type="dxa"/>
@@ -4854,7 +4805,7 @@
             <w:insideH w:val="none" w:color="auto" w:sz="0" w:space="0"/>
             <w:insideV w:val="none" w:color="auto" w:sz="0" w:space="0"/>
           </w:tblBorders>
-          <w:shd w:val="clear"/>
+          <w:shd w:val="clear" w:color="auto" w:fill="auto"/>
           <w:tblCellMar>
             <w:top w:w="15" w:type="dxa"/>
             <w:left w:w="15" w:type="dxa"/>
@@ -4871,7 +4822,7 @@
             <w:tcBorders>
               <w:top w:val="nil"/>
             </w:tcBorders>
-            <w:shd w:val="clear"/>
+            <w:shd w:val="clear" w:color="auto" w:fill="auto"/>
             <w:tcMar>
               <w:top w:w="100" w:type="dxa"/>
               <w:left w:w="0" w:type="dxa"/>
@@ -4900,7 +4851,6 @@
                 <w:kern w:val="0"/>
                 <w:sz w:val="24"/>
                 <w:szCs w:val="24"/>
-                <w:bdr w:val="none" w:color="auto" w:sz="0" w:space="0"/>
                 <w:lang w:val="en-US" w:eastAsia="zh-CN" w:bidi="ar"/>
               </w:rPr>
               <w:t>Configuration</w:t>
@@ -4913,7 +4863,7 @@
             <w:tcBorders>
               <w:top w:val="nil"/>
             </w:tcBorders>
-            <w:shd w:val="clear"/>
+            <w:shd w:val="clear" w:color="auto" w:fill="auto"/>
             <w:tcMar>
               <w:top w:w="100" w:type="dxa"/>
               <w:left w:w="160" w:type="dxa"/>
@@ -4942,7 +4892,6 @@
                 <w:kern w:val="0"/>
                 <w:sz w:val="24"/>
                 <w:szCs w:val="24"/>
-                <w:bdr w:val="none" w:color="auto" w:sz="0" w:space="0"/>
                 <w:lang w:val="en-US" w:eastAsia="zh-CN" w:bidi="ar"/>
               </w:rPr>
               <w:t>CPU moyen (%)</w:t>
@@ -4955,7 +4904,7 @@
             <w:tcBorders>
               <w:top w:val="nil"/>
             </w:tcBorders>
-            <w:shd w:val="clear"/>
+            <w:shd w:val="clear" w:color="auto" w:fill="auto"/>
             <w:tcMar>
               <w:top w:w="100" w:type="dxa"/>
               <w:left w:w="160" w:type="dxa"/>
@@ -4984,7 +4933,6 @@
                 <w:kern w:val="0"/>
                 <w:sz w:val="24"/>
                 <w:szCs w:val="24"/>
-                <w:bdr w:val="none" w:color="auto" w:sz="0" w:space="0"/>
                 <w:lang w:val="en-US" w:eastAsia="zh-CN" w:bidi="ar"/>
               </w:rPr>
               <w:t>Énergie (J)</w:t>
@@ -4997,7 +4945,7 @@
             <w:tcBorders>
               <w:top w:val="nil"/>
             </w:tcBorders>
-            <w:shd w:val="clear"/>
+            <w:shd w:val="clear" w:color="auto" w:fill="auto"/>
             <w:tcMar>
               <w:top w:w="100" w:type="dxa"/>
               <w:left w:w="160" w:type="dxa"/>
@@ -5026,7 +4974,6 @@
                 <w:kern w:val="0"/>
                 <w:sz w:val="24"/>
                 <w:szCs w:val="24"/>
-                <w:bdr w:val="none" w:color="auto" w:sz="0" w:space="0"/>
                 <w:lang w:val="en-US" w:eastAsia="zh-CN" w:bidi="ar"/>
               </w:rPr>
               <w:t>Capacité (mAh)</w:t>
@@ -5044,6 +4991,7 @@
             <w:insideH w:val="none" w:color="auto" w:sz="0" w:space="0"/>
             <w:insideV w:val="none" w:color="auto" w:sz="0" w:space="0"/>
           </w:tblBorders>
+          <w:shd w:val="clear" w:color="auto" w:fill="auto"/>
           <w:tblCellMar>
             <w:top w:w="15" w:type="dxa"/>
             <w:left w:w="15" w:type="dxa"/>
@@ -5054,7 +5002,7 @@
         <w:tc>
           <w:tcPr>
             <w:tcW w:w="0" w:type="auto"/>
-            <w:shd w:val="clear"/>
+            <w:shd w:val="clear" w:color="auto" w:fill="auto"/>
             <w:tcMar>
               <w:top w:w="100" w:type="dxa"/>
               <w:left w:w="0" w:type="dxa"/>
@@ -5083,7 +5031,6 @@
                 <w:kern w:val="0"/>
                 <w:sz w:val="24"/>
                 <w:szCs w:val="24"/>
-                <w:bdr w:val="none" w:color="auto" w:sz="0" w:space="0"/>
                 <w:lang w:val="en-US" w:eastAsia="zh-CN" w:bidi="ar"/>
               </w:rPr>
               <w:t>1 capteur, 1 Hz</w:t>
@@ -5093,7 +5040,7 @@
         <w:tc>
           <w:tcPr>
             <w:tcW w:w="0" w:type="auto"/>
-            <w:shd w:val="clear"/>
+            <w:shd w:val="clear" w:color="auto" w:fill="auto"/>
             <w:tcMar>
               <w:top w:w="100" w:type="dxa"/>
               <w:left w:w="160" w:type="dxa"/>
@@ -5122,7 +5069,6 @@
                 <w:kern w:val="0"/>
                 <w:sz w:val="24"/>
                 <w:szCs w:val="24"/>
-                <w:bdr w:val="none" w:color="auto" w:sz="0" w:space="0"/>
                 <w:lang w:val="en-US" w:eastAsia="zh-CN" w:bidi="ar"/>
               </w:rPr>
               <w:t>4,2</w:t>
@@ -5132,7 +5078,7 @@
         <w:tc>
           <w:tcPr>
             <w:tcW w:w="0" w:type="auto"/>
-            <w:shd w:val="clear"/>
+            <w:shd w:val="clear" w:color="auto" w:fill="auto"/>
             <w:tcMar>
               <w:top w:w="100" w:type="dxa"/>
               <w:left w:w="160" w:type="dxa"/>
@@ -5161,7 +5107,6 @@
                 <w:kern w:val="0"/>
                 <w:sz w:val="24"/>
                 <w:szCs w:val="24"/>
-                <w:bdr w:val="none" w:color="auto" w:sz="0" w:space="0"/>
                 <w:lang w:val="en-US" w:eastAsia="zh-CN" w:bidi="ar"/>
               </w:rPr>
               <w:t>189</w:t>
@@ -5171,7 +5116,7 @@
         <w:tc>
           <w:tcPr>
             <w:tcW w:w="0" w:type="auto"/>
-            <w:shd w:val="clear"/>
+            <w:shd w:val="clear" w:color="auto" w:fill="auto"/>
             <w:tcMar>
               <w:top w:w="100" w:type="dxa"/>
               <w:left w:w="160" w:type="dxa"/>
@@ -5200,7 +5145,6 @@
                 <w:kern w:val="0"/>
                 <w:sz w:val="24"/>
                 <w:szCs w:val="24"/>
-                <w:bdr w:val="none" w:color="auto" w:sz="0" w:space="0"/>
                 <w:lang w:val="en-US" w:eastAsia="zh-CN" w:bidi="ar"/>
               </w:rPr>
               <w:t>10,5</w:t>
@@ -5218,6 +5162,7 @@
             <w:insideH w:val="none" w:color="auto" w:sz="0" w:space="0"/>
             <w:insideV w:val="none" w:color="auto" w:sz="0" w:space="0"/>
           </w:tblBorders>
+          <w:shd w:val="clear" w:color="auto" w:fill="auto"/>
           <w:tblCellMar>
             <w:top w:w="15" w:type="dxa"/>
             <w:left w:w="15" w:type="dxa"/>
@@ -5228,7 +5173,7 @@
         <w:tc>
           <w:tcPr>
             <w:tcW w:w="0" w:type="auto"/>
-            <w:shd w:val="clear"/>
+            <w:shd w:val="clear" w:color="auto" w:fill="auto"/>
             <w:tcMar>
               <w:top w:w="100" w:type="dxa"/>
               <w:left w:w="0" w:type="dxa"/>
@@ -5257,7 +5202,6 @@
                 <w:kern w:val="0"/>
                 <w:sz w:val="24"/>
                 <w:szCs w:val="24"/>
-                <w:bdr w:val="none" w:color="auto" w:sz="0" w:space="0"/>
                 <w:lang w:val="en-US" w:eastAsia="zh-CN" w:bidi="ar"/>
               </w:rPr>
               <w:t>3 capteurs, 1 Hz</w:t>
@@ -5267,7 +5211,7 @@
         <w:tc>
           <w:tcPr>
             <w:tcW w:w="0" w:type="auto"/>
-            <w:shd w:val="clear"/>
+            <w:shd w:val="clear" w:color="auto" w:fill="auto"/>
             <w:tcMar>
               <w:top w:w="100" w:type="dxa"/>
               <w:left w:w="160" w:type="dxa"/>
@@ -5296,7 +5240,6 @@
                 <w:kern w:val="0"/>
                 <w:sz w:val="24"/>
                 <w:szCs w:val="24"/>
-                <w:bdr w:val="none" w:color="auto" w:sz="0" w:space="0"/>
                 <w:lang w:val="en-US" w:eastAsia="zh-CN" w:bidi="ar"/>
               </w:rPr>
               <w:t>11,8</w:t>
@@ -5306,7 +5249,7 @@
         <w:tc>
           <w:tcPr>
             <w:tcW w:w="0" w:type="auto"/>
-            <w:shd w:val="clear"/>
+            <w:shd w:val="clear" w:color="auto" w:fill="auto"/>
             <w:tcMar>
               <w:top w:w="100" w:type="dxa"/>
               <w:left w:w="160" w:type="dxa"/>
@@ -5335,7 +5278,6 @@
                 <w:kern w:val="0"/>
                 <w:sz w:val="24"/>
                 <w:szCs w:val="24"/>
-                <w:bdr w:val="none" w:color="auto" w:sz="0" w:space="0"/>
                 <w:lang w:val="en-US" w:eastAsia="zh-CN" w:bidi="ar"/>
               </w:rPr>
               <w:t>531</w:t>
@@ -5345,7 +5287,7 @@
         <w:tc>
           <w:tcPr>
             <w:tcW w:w="0" w:type="auto"/>
-            <w:shd w:val="clear"/>
+            <w:shd w:val="clear" w:color="auto" w:fill="auto"/>
             <w:tcMar>
               <w:top w:w="100" w:type="dxa"/>
               <w:left w:w="160" w:type="dxa"/>
@@ -5374,7 +5316,6 @@
                 <w:kern w:val="0"/>
                 <w:sz w:val="24"/>
                 <w:szCs w:val="24"/>
-                <w:bdr w:val="none" w:color="auto" w:sz="0" w:space="0"/>
                 <w:lang w:val="en-US" w:eastAsia="zh-CN" w:bidi="ar"/>
               </w:rPr>
               <w:t>29,5</w:t>
@@ -5392,6 +5333,7 @@
             <w:insideH w:val="none" w:color="auto" w:sz="0" w:space="0"/>
             <w:insideV w:val="none" w:color="auto" w:sz="0" w:space="0"/>
           </w:tblBorders>
+          <w:shd w:val="clear" w:color="auto" w:fill="auto"/>
           <w:tblCellMar>
             <w:top w:w="15" w:type="dxa"/>
             <w:left w:w="15" w:type="dxa"/>
@@ -5402,7 +5344,7 @@
         <w:tc>
           <w:tcPr>
             <w:tcW w:w="0" w:type="auto"/>
-            <w:shd w:val="clear"/>
+            <w:shd w:val="clear" w:color="auto" w:fill="auto"/>
             <w:tcMar>
               <w:top w:w="100" w:type="dxa"/>
               <w:left w:w="0" w:type="dxa"/>
@@ -5431,7 +5373,6 @@
                 <w:kern w:val="0"/>
                 <w:sz w:val="24"/>
                 <w:szCs w:val="24"/>
-                <w:bdr w:val="none" w:color="auto" w:sz="0" w:space="0"/>
                 <w:lang w:val="en-US" w:eastAsia="zh-CN" w:bidi="ar"/>
               </w:rPr>
               <w:t>1 capteur, 10 Hz</w:t>
@@ -5441,7 +5382,7 @@
         <w:tc>
           <w:tcPr>
             <w:tcW w:w="0" w:type="auto"/>
-            <w:shd w:val="clear"/>
+            <w:shd w:val="clear" w:color="auto" w:fill="auto"/>
             <w:tcMar>
               <w:top w:w="100" w:type="dxa"/>
               <w:left w:w="160" w:type="dxa"/>
@@ -5470,7 +5411,6 @@
                 <w:kern w:val="0"/>
                 <w:sz w:val="24"/>
                 <w:szCs w:val="24"/>
-                <w:bdr w:val="none" w:color="auto" w:sz="0" w:space="0"/>
                 <w:lang w:val="en-US" w:eastAsia="zh-CN" w:bidi="ar"/>
               </w:rPr>
               <w:t>35,1</w:t>
@@ -5480,7 +5420,7 @@
         <w:tc>
           <w:tcPr>
             <w:tcW w:w="0" w:type="auto"/>
-            <w:shd w:val="clear"/>
+            <w:shd w:val="clear" w:color="auto" w:fill="auto"/>
             <w:tcMar>
               <w:top w:w="100" w:type="dxa"/>
               <w:left w:w="160" w:type="dxa"/>
@@ -5509,7 +5449,6 @@
                 <w:kern w:val="0"/>
                 <w:sz w:val="24"/>
                 <w:szCs w:val="24"/>
-                <w:bdr w:val="none" w:color="auto" w:sz="0" w:space="0"/>
                 <w:lang w:val="en-US" w:eastAsia="zh-CN" w:bidi="ar"/>
               </w:rPr>
               <w:t>1580</w:t>
@@ -5519,7 +5458,7 @@
         <w:tc>
           <w:tcPr>
             <w:tcW w:w="0" w:type="auto"/>
-            <w:shd w:val="clear"/>
+            <w:shd w:val="clear" w:color="auto" w:fill="auto"/>
             <w:tcMar>
               <w:top w:w="100" w:type="dxa"/>
               <w:left w:w="160" w:type="dxa"/>
@@ -5548,7 +5487,6 @@
                 <w:kern w:val="0"/>
                 <w:sz w:val="24"/>
                 <w:szCs w:val="24"/>
-                <w:bdr w:val="none" w:color="auto" w:sz="0" w:space="0"/>
                 <w:lang w:val="en-US" w:eastAsia="zh-CN" w:bidi="ar"/>
               </w:rPr>
               <w:t>87,8</w:t>
@@ -5559,7 +5497,7 @@
     </w:tbl>
     <w:p>
       <w:pPr>
-        <w:pStyle w:val="11"/>
+        <w:pStyle w:val="12"/>
         <w:keepNext w:val="0"/>
         <w:keepLines w:val="0"/>
         <w:widowControl/>
@@ -5631,7 +5569,7 @@
     </w:p>
     <w:p>
       <w:pPr>
-        <w:pStyle w:val="11"/>
+        <w:pStyle w:val="12"/>
         <w:keepNext w:val="0"/>
         <w:keepLines w:val="0"/>
         <w:widowControl/>
@@ -5666,7 +5604,7 @@
       </w:r>
       <w:r>
         <w:rPr>
-          <w:rStyle w:val="7"/>
+          <w:rStyle w:val="8"/>
           <w:rFonts w:hint="default" w:ascii="Times New Roman" w:hAnsi="Times New Roman" w:eastAsia="Consolas" w:cs="Times New Roman"/>
           <w:i w:val="0"/>
           <w:iCs w:val="0"/>
@@ -5675,7 +5613,6 @@
           <w:spacing w:val="0"/>
           <w:sz w:val="24"/>
           <w:szCs w:val="24"/>
-          <w:bdr w:val="none" w:color="auto" w:sz="0" w:space="0"/>
           <w:shd w:val="clear" w:fill="EBEEF2"/>
         </w:rPr>
         <w:t>psutil</w:t>
@@ -5696,7 +5633,7 @@
       </w:r>
       <w:r>
         <w:rPr>
-          <w:rStyle w:val="7"/>
+          <w:rStyle w:val="8"/>
           <w:rFonts w:hint="default" w:ascii="Times New Roman" w:hAnsi="Times New Roman" w:eastAsia="Consolas" w:cs="Times New Roman"/>
           <w:i w:val="0"/>
           <w:iCs w:val="0"/>
@@ -5705,7 +5642,6 @@
           <w:spacing w:val="0"/>
           <w:sz w:val="24"/>
           <w:szCs w:val="24"/>
-          <w:bdr w:val="none" w:color="auto" w:sz="0" w:space="0"/>
           <w:shd w:val="clear" w:fill="EBEEF2"/>
         </w:rPr>
         <w:t>time.sleep()</w:t>
@@ -5726,7 +5662,7 @@
       </w:r>
       <w:r>
         <w:rPr>
-          <w:rStyle w:val="7"/>
+          <w:rStyle w:val="8"/>
           <w:rFonts w:hint="default" w:ascii="Times New Roman" w:hAnsi="Times New Roman" w:eastAsia="Consolas" w:cs="Times New Roman"/>
           <w:i w:val="0"/>
           <w:iCs w:val="0"/>
@@ -5735,7 +5671,6 @@
           <w:spacing w:val="0"/>
           <w:sz w:val="24"/>
           <w:szCs w:val="24"/>
-          <w:bdr w:val="none" w:color="auto" w:sz="0" w:space="0"/>
           <w:shd w:val="clear" w:fill="EBEEF2"/>
         </w:rPr>
         <w:t>asyncio</w:t>
@@ -5793,7 +5728,7 @@
     </w:p>
     <w:p>
       <w:pPr>
-        <w:pStyle w:val="11"/>
+        <w:pStyle w:val="12"/>
         <w:keepNext w:val="0"/>
         <w:keepLines w:val="0"/>
         <w:widowControl/>
@@ -6074,7 +6009,7 @@
       </w:r>
       <w:r>
         <w:rPr>
-          <w:rStyle w:val="16"/>
+          <w:rStyle w:val="17"/>
           <w:rFonts w:hint="default" w:ascii="Times New Roman" w:hAnsi="Times New Roman" w:eastAsia="menlo" w:cs="Times New Roman"/>
           <w:color w:val="000000"/>
           <w:sz w:val="24"/>
@@ -6137,7 +6072,7 @@
       </w:r>
       <w:r>
         <w:rPr>
-          <w:rStyle w:val="16"/>
+          <w:rStyle w:val="17"/>
           <w:rFonts w:hint="default" w:ascii="Times New Roman" w:hAnsi="Times New Roman" w:eastAsia="menlo" w:cs="Times New Roman"/>
           <w:color w:val="000000"/>
           <w:sz w:val="24"/>
@@ -6189,7 +6124,7 @@
       </w:r>
       <w:r>
         <w:rPr>
-          <w:rStyle w:val="16"/>
+          <w:rStyle w:val="17"/>
           <w:rFonts w:hint="default" w:ascii="Times New Roman" w:hAnsi="Times New Roman" w:eastAsia="menlo" w:cs="Times New Roman"/>
           <w:color w:val="000000"/>
           <w:sz w:val="24"/>
@@ -6218,7 +6153,7 @@
       </w:r>
       <w:r>
         <w:rPr>
-          <w:rStyle w:val="16"/>
+          <w:rStyle w:val="17"/>
           <w:rFonts w:hint="default" w:ascii="Times New Roman" w:hAnsi="Times New Roman" w:eastAsia="menlo" w:cs="Times New Roman"/>
           <w:color w:val="000000"/>
           <w:sz w:val="24"/>
@@ -6297,12 +6232,10 @@
         </w:rPr>
         <w:t>.</w:t>
       </w:r>
-      <w:bookmarkStart w:id="4" w:name="_GoBack"/>
-      <w:bookmarkEnd w:id="4"/>
-    </w:p>
-    <w:p>
-      <w:pPr>
-        <w:pStyle w:val="11"/>
+    </w:p>
+    <w:p>
+      <w:pPr>
+        <w:pStyle w:val="12"/>
         <w:keepNext w:val="0"/>
         <w:keepLines w:val="0"/>
         <w:widowControl/>
@@ -6322,8 +6255,67 @@
           <w:sz w:val="24"/>
           <w:szCs w:val="24"/>
           <w:shd w:val="clear" w:fill="FFFFFF"/>
-        </w:rPr>
-      </w:pPr>
+          <w:lang w:val="fr-FR"/>
+        </w:rPr>
+      </w:pPr>
+      <w:r>
+        <w:rPr>
+          <w:rFonts w:hint="default" w:ascii="Times New Roman" w:hAnsi="Times New Roman" w:eastAsia="Segoe UI" w:cs="Times New Roman"/>
+          <w:b/>
+          <w:bCs/>
+          <w:i w:val="0"/>
+          <w:iCs w:val="0"/>
+          <w:caps w:val="0"/>
+          <w:color w:val="0F1115"/>
+          <w:spacing w:val="0"/>
+          <w:sz w:val="24"/>
+          <w:szCs w:val="24"/>
+          <w:shd w:val="clear" w:fill="FFFFFF"/>
+          <w:lang w:val="fr-FR"/>
+        </w:rPr>
+        <w:t xml:space="preserve">Lien Github : </w:t>
+      </w:r>
+      <w:r>
+        <w:rPr>
+          <w:rFonts w:ascii="SimSun" w:hAnsi="SimSun" w:eastAsia="SimSun" w:cs="SimSun"/>
+          <w:sz w:val="24"/>
+          <w:szCs w:val="24"/>
+        </w:rPr>
+        <w:fldChar w:fldCharType="begin"/>
+      </w:r>
+      <w:r>
+        <w:rPr>
+          <w:rFonts w:ascii="SimSun" w:hAnsi="SimSun" w:eastAsia="SimSun" w:cs="SimSun"/>
+          <w:sz w:val="24"/>
+          <w:szCs w:val="24"/>
+        </w:rPr>
+        <w:instrText xml:space="preserve"> HYPERLINK "https://github.com/Ramadiaw12/IoT_project" </w:instrText>
+      </w:r>
+      <w:r>
+        <w:rPr>
+          <w:rFonts w:ascii="SimSun" w:hAnsi="SimSun" w:eastAsia="SimSun" w:cs="SimSun"/>
+          <w:sz w:val="24"/>
+          <w:szCs w:val="24"/>
+        </w:rPr>
+        <w:fldChar w:fldCharType="separate"/>
+      </w:r>
+      <w:r>
+        <w:rPr>
+          <w:rStyle w:val="7"/>
+          <w:rFonts w:ascii="SimSun" w:hAnsi="SimSun" w:eastAsia="SimSun" w:cs="SimSun"/>
+          <w:sz w:val="24"/>
+          <w:szCs w:val="24"/>
+        </w:rPr>
+        <w:t>Ramadiaw12/IoT_project</w:t>
+      </w:r>
+      <w:r>
+        <w:rPr>
+          <w:rFonts w:ascii="SimSun" w:hAnsi="SimSun" w:eastAsia="SimSun" w:cs="SimSun"/>
+          <w:sz w:val="24"/>
+          <w:szCs w:val="24"/>
+        </w:rPr>
+        <w:fldChar w:fldCharType="end"/>
+      </w:r>
     </w:p>
     <w:p>
       <w:pPr>
@@ -6354,6 +6346,61 @@
           <w:lang w:val="fr-FR"/>
         </w:rPr>
       </w:pPr>
+    </w:p>
+    <w:p>
+      <w:pPr>
+        <w:bidi w:val="0"/>
+        <w:jc w:val="left"/>
+        <w:rPr>
+          <w:rFonts w:hint="default"/>
+          <w:lang w:val="fr-FR"/>
+        </w:rPr>
+      </w:pPr>
+      <w:r>
+        <w:drawing>
+          <wp:inline distT="0" distB="0" distL="114300" distR="114300">
+            <wp:extent cx="5273675" cy="1885315"/>
+            <wp:effectExtent l="0" t="0" r="9525" b="6985"/>
+            <wp:docPr id="1" name="Image 1"/>
+            <wp:cNvGraphicFramePr>
+              <a:graphicFrameLocks xmlns:a="http://schemas.openxmlformats.org/drawingml/2006/main" noChangeAspect="1"/>
+            </wp:cNvGraphicFramePr>
+            <a:graphic xmlns:a="http://schemas.openxmlformats.org/drawingml/2006/main">
+              <a:graphicData uri="http://schemas.openxmlformats.org/drawingml/2006/picture">
+                <pic:pic xmlns:pic="http://schemas.openxmlformats.org/drawingml/2006/picture">
+                  <pic:nvPicPr>
+                    <pic:cNvPr id="1" name="Image 1"/>
+                    <pic:cNvPicPr>
+                      <a:picLocks noChangeAspect="1"/>
+                    </pic:cNvPicPr>
+                  </pic:nvPicPr>
+                  <pic:blipFill>
+                    <a:blip r:embed="rId6"/>
+                    <a:stretch>
+                      <a:fillRect/>
+                    </a:stretch>
+                  </pic:blipFill>
+                  <pic:spPr>
+                    <a:xfrm>
+                      <a:off x="0" y="0"/>
+                      <a:ext cx="5273675" cy="1885315"/>
+                    </a:xfrm>
+                    <a:prstGeom prst="rect">
+                      <a:avLst/>
+                    </a:prstGeom>
+                    <a:noFill/>
+                    <a:ln>
+                      <a:noFill/>
+                    </a:ln>
+                  </pic:spPr>
+                </pic:pic>
+              </a:graphicData>
+            </a:graphic>
+          </wp:inline>
+        </w:drawing>
+      </w:r>
+      <w:bookmarkStart w:id="4" w:name="_GoBack"/>
+      <w:bookmarkEnd w:id="4"/>
     </w:p>
     <w:p>
       <w:pPr>
@@ -6903,7 +6950,7 @@
     <w:lsdException w:qFormat="1" w:unhideWhenUsed="0" w:uiPriority="0" w:semiHidden="0" w:name="HTML Code"/>
     <w:lsdException w:unhideWhenUsed="0" w:uiPriority="0" w:semiHidden="0" w:name="HTML Definition"/>
     <w:lsdException w:unhideWhenUsed="0" w:uiPriority="0" w:semiHidden="0" w:name="HTML Keyboard"/>
-    <w:lsdException w:unhideWhenUsed="0" w:uiPriority="0" w:semiHidden="0" w:name="HTML Preformatted"/>
+    <w:lsdException w:qFormat="1" w:unhideWhenUsed="0" w:uiPriority="0" w:semiHidden="0" w:name="HTML Preformatted"/>
     <w:lsdException w:unhideWhenUsed="0" w:uiPriority="0" w:semiHidden="0" w:name="HTML Sample"/>
     <w:lsdException w:unhideWhenUsed="0" w:uiPriority="0" w:semiHidden="0" w:name="HTML Typewriter"/>
     <w:lsdException w:unhideWhenUsed="0" w:uiPriority="0" w:semiHidden="0" w:name="HTML Variable"/>
@@ -6950,7 +6997,7 @@
   <w:style w:type="paragraph" w:styleId="3">
     <w:name w:val="heading 2"/>
     <w:next w:val="1"/>
-    <w:link w:val="15"/>
+    <w:link w:val="16"/>
     <w:unhideWhenUsed/>
     <w:qFormat/>
     <w:uiPriority w:val="0"/>
@@ -7015,7 +7062,7 @@
     <w:semiHidden/>
     <w:uiPriority w:val="0"/>
   </w:style>
-  <w:style w:type="table" w:default="1" w:styleId="14">
+  <w:style w:type="table" w:default="1" w:styleId="15">
     <w:name w:val="Normal Table"/>
     <w:semiHidden/>
     <w:uiPriority w:val="0"/>
@@ -7029,6 +7076,14 @@
     </w:tblPr>
   </w:style>
   <w:style w:type="character" w:styleId="7">
+    <w:name w:val="Hyperlink"/>
+    <w:uiPriority w:val="0"/>
+    <w:rPr>
+      <w:color w:val="0000FF"/>
+      <w:u w:val="single"/>
+    </w:rPr>
+  </w:style>
+  <w:style w:type="character" w:styleId="8">
     <w:name w:val="HTML Code"/>
     <w:qFormat/>
     <w:uiPriority w:val="0"/>
@@ -7038,7 +7093,7 @@
       <w:szCs w:val="20"/>
     </w:rPr>
   </w:style>
-  <w:style w:type="character" w:styleId="8">
+  <w:style w:type="character" w:styleId="9">
     <w:name w:val="Strong"/>
     <w:qFormat/>
     <w:uiPriority w:val="0"/>
@@ -7047,7 +7102,7 @@
       <w:bCs/>
     </w:rPr>
   </w:style>
-  <w:style w:type="character" w:styleId="9">
+  <w:style w:type="character" w:styleId="10">
     <w:name w:val="Emphasis"/>
     <w:qFormat/>
     <w:uiPriority w:val="0"/>
@@ -7056,8 +7111,9 @@
       <w:iCs/>
     </w:rPr>
   </w:style>
-  <w:style w:type="paragraph" w:styleId="10">
+  <w:style w:type="paragraph" w:styleId="11">
     <w:name w:val="HTML Preformatted"/>
+    <w:qFormat/>
     <w:uiPriority w:val="0"/>
     <w:pPr>
       <w:tabs>
@@ -7088,7 +7144,7 @@
       <w:lang w:val="en-US" w:eastAsia="zh-CN" w:bidi="ar"/>
     </w:rPr>
   </w:style>
-  <w:style w:type="paragraph" w:styleId="11">
+  <w:style w:type="paragraph" w:styleId="12">
     <w:name w:val="Normal (Web)"/>
     <w:basedOn w:val="1"/>
     <w:qFormat/>
@@ -7098,7 +7154,7 @@
       <w:szCs w:val="24"/>
     </w:rPr>
   </w:style>
-  <w:style w:type="paragraph" w:styleId="12">
+  <w:style w:type="paragraph" w:styleId="13">
     <w:name w:val="footer"/>
     <w:basedOn w:val="1"/>
     <w:qFormat/>
@@ -7116,7 +7172,7 @@
       <w:szCs w:val="18"/>
     </w:rPr>
   </w:style>
-  <w:style w:type="paragraph" w:styleId="13">
+  <w:style w:type="paragraph" w:styleId="14">
     <w:name w:val="header"/>
     <w:basedOn w:val="1"/>
     <w:qFormat/>
@@ -7137,9 +7193,10 @@
       <w:szCs w:val="18"/>
     </w:rPr>
   </w:style>
-  <w:style w:type="character" w:customStyle="1" w:styleId="15">
+  <w:style w:type="character" w:customStyle="1" w:styleId="16">
     <w:name w:val="Titre 2 Char"/>
     <w:link w:val="3"/>
+    <w:qFormat/>
     <w:uiPriority w:val="0"/>
     <w:rPr>
       <w:rFonts w:ascii="Arial" w:hAnsi="Arial" w:eastAsia="黑体"/>
@@ -7149,8 +7206,9 @@
       <w:szCs w:val="32"/>
     </w:rPr>
   </w:style>
-  <w:style w:type="character" w:customStyle="1" w:styleId="16">
+  <w:style w:type="character" w:customStyle="1" w:styleId="17">
     <w:name w:val="Verbatim Char"/>
+    <w:qFormat/>
     <w:uiPriority w:val="0"/>
     <w:rPr>
       <w:rFonts w:ascii="Consolas" w:hAnsi="Consolas"/>

--- a/reports/Official-IoT_RapportV1.docx
+++ b/reports/Official-IoT_RapportV1.docx
@@ -4056,7 +4056,6 @@
             <w:insideH w:val="none" w:color="auto" w:sz="0" w:space="0"/>
             <w:insideV w:val="none" w:color="auto" w:sz="0" w:space="0"/>
           </w:tblBorders>
-          <w:shd w:val="clear" w:color="auto" w:fill="auto"/>
           <w:tblCellMar>
             <w:top w:w="15" w:type="dxa"/>
             <w:left w:w="15" w:type="dxa"/>
@@ -4227,7 +4226,6 @@
             <w:insideH w:val="none" w:color="auto" w:sz="0" w:space="0"/>
             <w:insideV w:val="none" w:color="auto" w:sz="0" w:space="0"/>
           </w:tblBorders>
-          <w:shd w:val="clear" w:color="auto" w:fill="auto"/>
           <w:tblCellMar>
             <w:top w:w="15" w:type="dxa"/>
             <w:left w:w="15" w:type="dxa"/>
@@ -4398,6 +4396,7 @@
             <w:insideH w:val="none" w:color="auto" w:sz="0" w:space="0"/>
             <w:insideV w:val="none" w:color="auto" w:sz="0" w:space="0"/>
           </w:tblBorders>
+          <w:shd w:val="clear" w:color="auto" w:fill="auto"/>
           <w:tblCellMar>
             <w:top w:w="15" w:type="dxa"/>
             <w:left w:w="15" w:type="dxa"/>
@@ -4805,7 +4804,6 @@
             <w:insideH w:val="none" w:color="auto" w:sz="0" w:space="0"/>
             <w:insideV w:val="none" w:color="auto" w:sz="0" w:space="0"/>
           </w:tblBorders>
-          <w:shd w:val="clear" w:color="auto" w:fill="auto"/>
           <w:tblCellMar>
             <w:top w:w="15" w:type="dxa"/>
             <w:left w:w="15" w:type="dxa"/>
@@ -6352,15 +6350,58 @@
         <w:bidi w:val="0"/>
         <w:jc w:val="left"/>
         <w:rPr>
-          <w:rFonts w:hint="default"/>
+          <w:rFonts w:hint="default" w:ascii="SimSun" w:hAnsi="SimSun" w:eastAsia="SimSun" w:cs="SimSun"/>
+          <w:sz w:val="24"/>
+          <w:szCs w:val="24"/>
+          <w:lang w:val="fr-FR"/>
+        </w:rPr>
+      </w:pPr>
+      <w:r>
+        <w:rPr>
+          <w:rFonts w:ascii="SimSun" w:hAnsi="SimSun" w:eastAsia="SimSun" w:cs="SimSun"/>
+          <w:sz w:val="24"/>
+          <w:szCs w:val="24"/>
+        </w:rPr>
+        <w:t>📊</w:t>
+      </w:r>
+      <w:r>
+        <w:rPr>
+          <w:rFonts w:hint="default" w:ascii="Times New Roman" w:hAnsi="Times New Roman" w:eastAsia="SimSun" w:cs="Times New Roman"/>
+          <w:b/>
+          <w:bCs/>
+          <w:sz w:val="24"/>
+          <w:szCs w:val="24"/>
+        </w:rPr>
+        <w:t xml:space="preserve"> Résultats expérimentaux</w:t>
+      </w:r>
+      <w:r>
+        <w:rPr>
+          <w:rFonts w:hint="default" w:ascii="Times New Roman" w:hAnsi="Times New Roman" w:eastAsia="SimSun" w:cs="Times New Roman"/>
+          <w:b/>
+          <w:bCs/>
+          <w:sz w:val="24"/>
+          <w:szCs w:val="24"/>
+          <w:lang w:val="fr-FR"/>
+        </w:rPr>
+        <w:t>:</w:t>
+      </w:r>
+    </w:p>
+    <w:p>
+      <w:pPr>
+        <w:bidi w:val="0"/>
+        <w:jc w:val="left"/>
+        <w:rPr>
+          <w:rFonts w:hint="default" w:ascii="SimSun" w:hAnsi="SimSun" w:eastAsia="SimSun" w:cs="SimSun"/>
+          <w:sz w:val="24"/>
+          <w:szCs w:val="24"/>
           <w:lang w:val="fr-FR"/>
         </w:rPr>
       </w:pPr>
       <w:r>
         <w:drawing>
           <wp:inline distT="0" distB="0" distL="114300" distR="114300">
-            <wp:extent cx="5273675" cy="1885315"/>
-            <wp:effectExtent l="0" t="0" r="9525" b="6985"/>
+            <wp:extent cx="5269230" cy="2416175"/>
+            <wp:effectExtent l="0" t="0" r="1270" b="9525"/>
             <wp:docPr id="1" name="Image 1"/>
             <wp:cNvGraphicFramePr>
               <a:graphicFrameLocks xmlns:a="http://schemas.openxmlformats.org/drawingml/2006/main" noChangeAspect="1"/>
@@ -6383,7 +6424,7 @@
                   <pic:spPr>
                     <a:xfrm>
                       <a:off x="0" y="0"/>
-                      <a:ext cx="5273675" cy="1885315"/>
+                      <a:ext cx="5269230" cy="2416175"/>
                     </a:xfrm>
                     <a:prstGeom prst="rect">
                       <a:avLst/>
@@ -6399,28 +6440,28 @@
           </wp:inline>
         </w:drawing>
       </w:r>
+    </w:p>
+    <w:p>
+      <w:pPr>
+        <w:bidi w:val="0"/>
+        <w:jc w:val="left"/>
+        <w:rPr>
+          <w:rFonts w:hint="default"/>
+          <w:lang w:val="fr-FR"/>
+        </w:rPr>
+      </w:pPr>
+    </w:p>
+    <w:p>
+      <w:pPr>
+        <w:bidi w:val="0"/>
+        <w:jc w:val="left"/>
+        <w:rPr>
+          <w:rFonts w:hint="default"/>
+          <w:lang w:val="fr-FR"/>
+        </w:rPr>
+      </w:pPr>
       <w:bookmarkStart w:id="4" w:name="_GoBack"/>
       <w:bookmarkEnd w:id="4"/>
-    </w:p>
-    <w:p>
-      <w:pPr>
-        <w:bidi w:val="0"/>
-        <w:jc w:val="left"/>
-        <w:rPr>
-          <w:rFonts w:hint="default"/>
-          <w:lang w:val="fr-FR"/>
-        </w:rPr>
-      </w:pPr>
-    </w:p>
-    <w:p>
-      <w:pPr>
-        <w:bidi w:val="0"/>
-        <w:jc w:val="left"/>
-        <w:rPr>
-          <w:rFonts w:hint="default"/>
-          <w:lang w:val="fr-FR"/>
-        </w:rPr>
-      </w:pPr>
     </w:p>
     <w:p>
       <w:pPr>
@@ -6916,7 +6957,7 @@
     <w:lsdException w:qFormat="1" w:unhideWhenUsed="0" w:uiPriority="0" w:semiHidden="0" w:name="Title"/>
     <w:lsdException w:unhideWhenUsed="0" w:uiPriority="0" w:semiHidden="0" w:name="Closing"/>
     <w:lsdException w:unhideWhenUsed="0" w:uiPriority="0" w:semiHidden="0" w:name="Signature"/>
-    <w:lsdException w:unhideWhenUsed="0" w:uiPriority="0" w:name="Default Paragraph Font"/>
+    <w:lsdException w:qFormat="1" w:unhideWhenUsed="0" w:uiPriority="0" w:name="Default Paragraph Font"/>
     <w:lsdException w:unhideWhenUsed="0" w:uiPriority="0" w:semiHidden="0" w:name="Body Text"/>
     <w:lsdException w:unhideWhenUsed="0" w:uiPriority="0" w:semiHidden="0" w:name="Body Text Indent"/>
     <w:lsdException w:unhideWhenUsed="0" w:uiPriority="0" w:semiHidden="0" w:name="List Continue"/>
@@ -7060,6 +7101,7 @@
   <w:style w:type="character" w:default="1" w:styleId="6">
     <w:name w:val="Default Paragraph Font"/>
     <w:semiHidden/>
+    <w:qFormat/>
     <w:uiPriority w:val="0"/>
   </w:style>
   <w:style w:type="table" w:default="1" w:styleId="15">

--- a/reports/Official-IoT_RapportV1.docx
+++ b/reports/Official-IoT_RapportV1.docx
@@ -4804,6 +4804,7 @@
             <w:insideH w:val="none" w:color="auto" w:sz="0" w:space="0"/>
             <w:insideV w:val="none" w:color="auto" w:sz="0" w:space="0"/>
           </w:tblBorders>
+          <w:shd w:val="clear" w:color="auto" w:fill="auto"/>
           <w:tblCellMar>
             <w:top w:w="15" w:type="dxa"/>
             <w:left w:w="15" w:type="dxa"/>
@@ -5331,7 +5332,6 @@
             <w:insideH w:val="none" w:color="auto" w:sz="0" w:space="0"/>
             <w:insideV w:val="none" w:color="auto" w:sz="0" w:space="0"/>
           </w:tblBorders>
-          <w:shd w:val="clear" w:color="auto" w:fill="auto"/>
           <w:tblCellMar>
             <w:top w:w="15" w:type="dxa"/>
             <w:left w:w="15" w:type="dxa"/>
@@ -6454,9 +6454,691 @@
     <w:p>
       <w:pPr>
         <w:bidi w:val="0"/>
+        <w:jc w:val="center"/>
+        <w:rPr>
+          <w:rFonts w:hint="default" w:ascii="Times New Roman" w:hAnsi="Times New Roman" w:cs="Times New Roman"/>
+          <w:lang w:val="fr-FR"/>
+        </w:rPr>
+      </w:pPr>
+      <w:r>
+        <w:rPr>
+          <w:rFonts w:hint="default" w:ascii="Times New Roman" w:hAnsi="Times New Roman" w:cs="Times New Roman"/>
+          <w:b/>
+          <w:bCs/>
+          <w:lang w:val="fr-FR"/>
+        </w:rPr>
+        <w:t xml:space="preserve">Figure 1 </w:t>
+      </w:r>
+      <w:r>
+        <w:rPr>
+          <w:rFonts w:hint="default" w:ascii="Times New Roman" w:hAnsi="Times New Roman" w:cs="Times New Roman"/>
+          <w:lang w:val="fr-FR"/>
+        </w:rPr>
+        <w:t xml:space="preserve">: </w:t>
+      </w:r>
+      <w:r>
+        <w:rPr>
+          <w:rFonts w:hint="default" w:ascii="Times New Roman" w:hAnsi="Times New Roman" w:eastAsia="SimSun" w:cs="Times New Roman"/>
+          <w:sz w:val="24"/>
+          <w:szCs w:val="24"/>
+        </w:rPr>
+        <w:t>Mesures de performance du système de détection de présence et RFID</w:t>
+      </w:r>
+    </w:p>
+    <w:p>
+      <w:pPr>
+        <w:pStyle w:val="12"/>
+        <w:keepNext w:val="0"/>
+        <w:keepLines w:val="0"/>
+        <w:widowControl/>
+        <w:suppressLineNumbers w:val="0"/>
+        <w:rPr>
+          <w:rFonts w:hint="default" w:ascii="Times New Roman" w:hAnsi="Times New Roman" w:cs="Times New Roman"/>
+        </w:rPr>
+      </w:pPr>
+      <w:r>
+        <w:rPr>
+          <w:rFonts w:hint="default" w:ascii="Times New Roman" w:hAnsi="Times New Roman" w:cs="Times New Roman"/>
+        </w:rPr>
+        <w:t>Cette capture présente les résultats d’exécution du script de prétraitement utilisé pour la détection de présence et la simulation des accès RFID dans un contexte IoT Edge.</w:t>
+      </w:r>
+    </w:p>
+    <w:p>
+      <w:pPr>
+        <w:pStyle w:val="12"/>
+        <w:keepNext w:val="0"/>
+        <w:keepLines w:val="0"/>
+        <w:widowControl/>
+        <w:suppressLineNumbers w:val="0"/>
+        <w:rPr>
+          <w:rFonts w:hint="default" w:ascii="Times New Roman" w:hAnsi="Times New Roman" w:cs="Times New Roman"/>
+        </w:rPr>
+      </w:pPr>
+      <w:r>
+        <w:rPr>
+          <w:rFonts w:hint="default" w:ascii="Times New Roman" w:hAnsi="Times New Roman" w:cs="Times New Roman"/>
+        </w:rPr>
+        <w:t>On observe que :</w:t>
+      </w:r>
+    </w:p>
+    <w:p>
+      <w:pPr>
+        <w:keepNext w:val="0"/>
+        <w:keepLines w:val="0"/>
+        <w:widowControl/>
+        <w:numPr>
+          <w:ilvl w:val="0"/>
+          <w:numId w:val="5"/>
+        </w:numPr>
+        <w:suppressLineNumbers w:val="0"/>
+        <w:spacing w:before="0" w:beforeAutospacing="1" w:after="0" w:afterAutospacing="1"/>
+        <w:ind w:left="720" w:hanging="360"/>
+        <w:rPr>
+          <w:rFonts w:hint="default" w:ascii="Times New Roman" w:hAnsi="Times New Roman" w:cs="Times New Roman"/>
+          <w:b w:val="0"/>
+          <w:bCs w:val="0"/>
+          <w:sz w:val="24"/>
+          <w:szCs w:val="24"/>
+        </w:rPr>
+      </w:pPr>
+      <w:r>
+        <w:rPr>
+          <w:rFonts w:hint="default" w:ascii="Times New Roman" w:hAnsi="Times New Roman" w:cs="Times New Roman"/>
+          <w:b w:val="0"/>
+          <w:bCs w:val="0"/>
+          <w:sz w:val="24"/>
+          <w:szCs w:val="24"/>
+        </w:rPr>
+        <w:t xml:space="preserve">Le système traite les données rapidement avec un </w:t>
+      </w:r>
+      <w:r>
+        <w:rPr>
+          <w:rStyle w:val="9"/>
+          <w:rFonts w:hint="default" w:ascii="Times New Roman" w:hAnsi="Times New Roman" w:cs="Times New Roman"/>
+          <w:b w:val="0"/>
+          <w:bCs w:val="0"/>
+          <w:sz w:val="24"/>
+          <w:szCs w:val="24"/>
+        </w:rPr>
+        <w:t>temps d’exécution total de 0.42 secondes</w:t>
+      </w:r>
+      <w:r>
+        <w:rPr>
+          <w:rFonts w:hint="default" w:ascii="Times New Roman" w:hAnsi="Times New Roman" w:cs="Times New Roman"/>
+          <w:b w:val="0"/>
+          <w:bCs w:val="0"/>
+          <w:sz w:val="24"/>
+          <w:szCs w:val="24"/>
+        </w:rPr>
+        <w:t xml:space="preserve">, ce qui est adapté pour un traitement en temps réel. </w:t>
+      </w:r>
+    </w:p>
+    <w:p>
+      <w:pPr>
+        <w:keepNext w:val="0"/>
+        <w:keepLines w:val="0"/>
+        <w:widowControl/>
+        <w:numPr>
+          <w:ilvl w:val="0"/>
+          <w:numId w:val="5"/>
+        </w:numPr>
+        <w:suppressLineNumbers w:val="0"/>
+        <w:spacing w:before="0" w:beforeAutospacing="1" w:after="0" w:afterAutospacing="1"/>
+        <w:ind w:left="720" w:hanging="360"/>
+        <w:rPr>
+          <w:rFonts w:hint="default" w:ascii="Times New Roman" w:hAnsi="Times New Roman" w:cs="Times New Roman"/>
+          <w:b w:val="0"/>
+          <w:bCs w:val="0"/>
+          <w:sz w:val="24"/>
+          <w:szCs w:val="24"/>
+        </w:rPr>
+      </w:pPr>
+      <w:r>
+        <w:rPr>
+          <w:rFonts w:hint="default" w:ascii="Times New Roman" w:hAnsi="Times New Roman" w:cs="Times New Roman"/>
+          <w:b w:val="0"/>
+          <w:bCs w:val="0"/>
+          <w:sz w:val="24"/>
+          <w:szCs w:val="24"/>
+        </w:rPr>
+        <w:t xml:space="preserve">La </w:t>
+      </w:r>
+      <w:r>
+        <w:rPr>
+          <w:rStyle w:val="9"/>
+          <w:rFonts w:hint="default" w:ascii="Times New Roman" w:hAnsi="Times New Roman" w:cs="Times New Roman"/>
+          <w:b w:val="0"/>
+          <w:bCs w:val="0"/>
+          <w:sz w:val="24"/>
+          <w:szCs w:val="24"/>
+        </w:rPr>
+        <w:t>consommation CPU moyenne (30.78%)</w:t>
+      </w:r>
+      <w:r>
+        <w:rPr>
+          <w:rFonts w:hint="default" w:ascii="Times New Roman" w:hAnsi="Times New Roman" w:cs="Times New Roman"/>
+          <w:b w:val="0"/>
+          <w:bCs w:val="0"/>
+          <w:sz w:val="24"/>
+          <w:szCs w:val="24"/>
+        </w:rPr>
+        <w:t xml:space="preserve"> reste modérée, ce qui indique une bonne efficacité du traitement. </w:t>
+      </w:r>
+    </w:p>
+    <w:p>
+      <w:pPr>
+        <w:keepNext w:val="0"/>
+        <w:keepLines w:val="0"/>
+        <w:widowControl/>
+        <w:numPr>
+          <w:ilvl w:val="0"/>
+          <w:numId w:val="5"/>
+        </w:numPr>
+        <w:suppressLineNumbers w:val="0"/>
+        <w:spacing w:before="0" w:beforeAutospacing="1" w:after="0" w:afterAutospacing="1"/>
+        <w:ind w:left="720" w:hanging="360"/>
+        <w:rPr>
+          <w:rFonts w:hint="default" w:ascii="Times New Roman" w:hAnsi="Times New Roman" w:cs="Times New Roman"/>
+          <w:b w:val="0"/>
+          <w:bCs w:val="0"/>
+          <w:sz w:val="24"/>
+          <w:szCs w:val="24"/>
+        </w:rPr>
+      </w:pPr>
+      <w:r>
+        <w:rPr>
+          <w:rFonts w:hint="default" w:ascii="Times New Roman" w:hAnsi="Times New Roman" w:cs="Times New Roman"/>
+          <w:b w:val="0"/>
+          <w:bCs w:val="0"/>
+          <w:sz w:val="24"/>
+          <w:szCs w:val="24"/>
+        </w:rPr>
+        <w:t>L’</w:t>
+      </w:r>
+      <w:r>
+        <w:rPr>
+          <w:rStyle w:val="9"/>
+          <w:rFonts w:hint="default" w:ascii="Times New Roman" w:hAnsi="Times New Roman" w:cs="Times New Roman"/>
+          <w:b w:val="0"/>
+          <w:bCs w:val="0"/>
+          <w:sz w:val="24"/>
+          <w:szCs w:val="24"/>
+        </w:rPr>
+        <w:t>utilisation mémoire (~89.8 Mo)</w:t>
+      </w:r>
+      <w:r>
+        <w:rPr>
+          <w:rFonts w:hint="default" w:ascii="Times New Roman" w:hAnsi="Times New Roman" w:cs="Times New Roman"/>
+          <w:b w:val="0"/>
+          <w:bCs w:val="0"/>
+          <w:sz w:val="24"/>
+          <w:szCs w:val="24"/>
+        </w:rPr>
+        <w:t xml:space="preserve"> est stable et compatible avec des dispositifs embarqués légers. </w:t>
+      </w:r>
+    </w:p>
+    <w:p>
+      <w:pPr>
+        <w:keepNext w:val="0"/>
+        <w:keepLines w:val="0"/>
+        <w:widowControl/>
+        <w:numPr>
+          <w:ilvl w:val="0"/>
+          <w:numId w:val="5"/>
+        </w:numPr>
+        <w:suppressLineNumbers w:val="0"/>
+        <w:spacing w:before="0" w:beforeAutospacing="1" w:after="0" w:afterAutospacing="1"/>
+        <w:ind w:left="720" w:hanging="360"/>
+        <w:rPr>
+          <w:rFonts w:hint="default" w:ascii="Times New Roman" w:hAnsi="Times New Roman" w:cs="Times New Roman"/>
+          <w:b w:val="0"/>
+          <w:bCs w:val="0"/>
+          <w:sz w:val="24"/>
+          <w:szCs w:val="24"/>
+        </w:rPr>
+      </w:pPr>
+      <w:r>
+        <w:rPr>
+          <w:rFonts w:hint="default" w:ascii="Times New Roman" w:hAnsi="Times New Roman" w:cs="Times New Roman"/>
+          <w:b w:val="0"/>
+          <w:bCs w:val="0"/>
+          <w:sz w:val="24"/>
+          <w:szCs w:val="24"/>
+        </w:rPr>
+        <w:t xml:space="preserve">La </w:t>
+      </w:r>
+      <w:r>
+        <w:rPr>
+          <w:rStyle w:val="9"/>
+          <w:rFonts w:hint="default" w:ascii="Times New Roman" w:hAnsi="Times New Roman" w:cs="Times New Roman"/>
+          <w:b w:val="0"/>
+          <w:bCs w:val="0"/>
+          <w:sz w:val="24"/>
+          <w:szCs w:val="24"/>
+        </w:rPr>
+        <w:t>consommation énergétique estimée (1.95 J / 0.11 mAh)</w:t>
+      </w:r>
+      <w:r>
+        <w:rPr>
+          <w:rFonts w:hint="default" w:ascii="Times New Roman" w:hAnsi="Times New Roman" w:cs="Times New Roman"/>
+          <w:b w:val="0"/>
+          <w:bCs w:val="0"/>
+          <w:sz w:val="24"/>
+          <w:szCs w:val="24"/>
+        </w:rPr>
+        <w:t xml:space="preserve"> montre que le système est optimisé pour des environnements à faible consommation. </w:t>
+      </w:r>
+    </w:p>
+    <w:p>
+      <w:pPr>
+        <w:keepNext w:val="0"/>
+        <w:keepLines w:val="0"/>
+        <w:widowControl/>
+        <w:numPr>
+          <w:ilvl w:val="0"/>
+          <w:numId w:val="5"/>
+        </w:numPr>
+        <w:suppressLineNumbers w:val="0"/>
+        <w:spacing w:before="0" w:beforeAutospacing="1" w:after="0" w:afterAutospacing="1"/>
+        <w:ind w:left="720" w:hanging="360"/>
+        <w:rPr>
+          <w:rFonts w:hint="default" w:ascii="Times New Roman" w:hAnsi="Times New Roman" w:cs="Times New Roman"/>
+          <w:b w:val="0"/>
+          <w:bCs w:val="0"/>
+          <w:sz w:val="24"/>
+          <w:szCs w:val="24"/>
+        </w:rPr>
+      </w:pPr>
+      <w:r>
+        <w:rPr>
+          <w:rFonts w:hint="default" w:ascii="Times New Roman" w:hAnsi="Times New Roman" w:cs="Times New Roman"/>
+          <w:b w:val="0"/>
+          <w:bCs w:val="0"/>
+          <w:sz w:val="24"/>
+          <w:szCs w:val="24"/>
+        </w:rPr>
+        <w:t xml:space="preserve">Le système a détecté </w:t>
+      </w:r>
+      <w:r>
+        <w:rPr>
+          <w:rStyle w:val="9"/>
+          <w:rFonts w:hint="default" w:ascii="Times New Roman" w:hAnsi="Times New Roman" w:cs="Times New Roman"/>
+          <w:b w:val="0"/>
+          <w:bCs w:val="0"/>
+          <w:sz w:val="24"/>
+          <w:szCs w:val="24"/>
+        </w:rPr>
+        <w:t>39 événements de présence</w:t>
+      </w:r>
+      <w:r>
+        <w:rPr>
+          <w:rFonts w:hint="default" w:ascii="Times New Roman" w:hAnsi="Times New Roman" w:cs="Times New Roman"/>
+          <w:b w:val="0"/>
+          <w:bCs w:val="0"/>
+          <w:sz w:val="24"/>
+          <w:szCs w:val="24"/>
+        </w:rPr>
+        <w:t>, ce qui confirme son bon fonctionnement sur les données simulées.</w:t>
+      </w:r>
+    </w:p>
+    <w:p>
+      <w:pPr>
+        <w:keepNext w:val="0"/>
+        <w:keepLines w:val="0"/>
+        <w:widowControl/>
+        <w:numPr>
+          <w:numId w:val="0"/>
+        </w:numPr>
+        <w:suppressLineNumbers w:val="0"/>
+        <w:spacing w:before="0" w:beforeAutospacing="1" w:after="0" w:afterAutospacing="1"/>
+        <w:rPr>
+          <w:rFonts w:hint="default" w:ascii="Times New Roman" w:hAnsi="Times New Roman" w:cs="Times New Roman"/>
+          <w:b w:val="0"/>
+          <w:bCs w:val="0"/>
+        </w:rPr>
+      </w:pPr>
+    </w:p>
+    <w:p>
+      <w:pPr>
+        <w:keepNext w:val="0"/>
+        <w:keepLines w:val="0"/>
+        <w:widowControl/>
+        <w:numPr>
+          <w:numId w:val="0"/>
+        </w:numPr>
+        <w:suppressLineNumbers w:val="0"/>
+        <w:spacing w:before="0" w:beforeAutospacing="1" w:after="0" w:afterAutospacing="1"/>
+        <w:rPr>
+          <w:rFonts w:hint="default" w:ascii="Times New Roman" w:hAnsi="Times New Roman" w:cs="Times New Roman"/>
+          <w:b w:val="0"/>
+          <w:bCs w:val="0"/>
+        </w:rPr>
+      </w:pPr>
+    </w:p>
+    <w:p>
+      <w:pPr>
+        <w:keepNext w:val="0"/>
+        <w:keepLines w:val="0"/>
+        <w:widowControl/>
+        <w:numPr>
+          <w:numId w:val="0"/>
+        </w:numPr>
+        <w:suppressLineNumbers w:val="0"/>
+        <w:spacing w:before="0" w:beforeAutospacing="1" w:after="0" w:afterAutospacing="1"/>
+        <w:rPr>
+          <w:rFonts w:hint="default" w:ascii="Times New Roman" w:hAnsi="Times New Roman" w:cs="Times New Roman"/>
+          <w:b w:val="0"/>
+          <w:bCs w:val="0"/>
+        </w:rPr>
+      </w:pPr>
+    </w:p>
+    <w:p>
+      <w:pPr>
+        <w:keepNext w:val="0"/>
+        <w:keepLines w:val="0"/>
+        <w:widowControl/>
+        <w:numPr>
+          <w:numId w:val="0"/>
+        </w:numPr>
+        <w:suppressLineNumbers w:val="0"/>
+        <w:spacing w:before="0" w:beforeAutospacing="1" w:after="0" w:afterAutospacing="1"/>
+        <w:rPr>
+          <w:rFonts w:hint="default" w:ascii="Times New Roman" w:hAnsi="Times New Roman" w:cs="Times New Roman"/>
+          <w:b w:val="0"/>
+          <w:bCs w:val="0"/>
+        </w:rPr>
+      </w:pPr>
+      <w:r>
+        <w:drawing>
+          <wp:inline distT="0" distB="0" distL="114300" distR="114300">
+            <wp:extent cx="5269865" cy="1645285"/>
+            <wp:effectExtent l="0" t="0" r="635" b="5715"/>
+            <wp:docPr id="2" name="Image 2"/>
+            <wp:cNvGraphicFramePr>
+              <a:graphicFrameLocks xmlns:a="http://schemas.openxmlformats.org/drawingml/2006/main" noChangeAspect="1"/>
+            </wp:cNvGraphicFramePr>
+            <a:graphic xmlns:a="http://schemas.openxmlformats.org/drawingml/2006/main">
+              <a:graphicData uri="http://schemas.openxmlformats.org/drawingml/2006/picture">
+                <pic:pic xmlns:pic="http://schemas.openxmlformats.org/drawingml/2006/picture">
+                  <pic:nvPicPr>
+                    <pic:cNvPr id="2" name="Image 2"/>
+                    <pic:cNvPicPr>
+                      <a:picLocks noChangeAspect="1"/>
+                    </pic:cNvPicPr>
+                  </pic:nvPicPr>
+                  <pic:blipFill>
+                    <a:blip r:embed="rId7"/>
+                    <a:stretch>
+                      <a:fillRect/>
+                    </a:stretch>
+                  </pic:blipFill>
+                  <pic:spPr>
+                    <a:xfrm>
+                      <a:off x="0" y="0"/>
+                      <a:ext cx="5269865" cy="1645285"/>
+                    </a:xfrm>
+                    <a:prstGeom prst="rect">
+                      <a:avLst/>
+                    </a:prstGeom>
+                    <a:noFill/>
+                    <a:ln>
+                      <a:noFill/>
+                    </a:ln>
+                  </pic:spPr>
+                </pic:pic>
+              </a:graphicData>
+            </a:graphic>
+          </wp:inline>
+        </w:drawing>
+      </w:r>
+    </w:p>
+    <w:p>
+      <w:pPr>
+        <w:bidi w:val="0"/>
         <w:jc w:val="left"/>
         <w:rPr>
-          <w:rFonts w:hint="default"/>
+          <w:rFonts w:hint="default" w:ascii="Times New Roman" w:hAnsi="Times New Roman" w:cs="Times New Roman"/>
+          <w:b w:val="0"/>
+          <w:bCs w:val="0"/>
+          <w:lang w:val="fr-FR"/>
+        </w:rPr>
+      </w:pPr>
+    </w:p>
+    <w:p>
+      <w:pPr>
+        <w:pStyle w:val="12"/>
+        <w:keepNext w:val="0"/>
+        <w:keepLines w:val="0"/>
+        <w:widowControl/>
+        <w:suppressLineNumbers w:val="0"/>
+        <w:rPr>
+          <w:rFonts w:hint="default" w:ascii="Times New Roman" w:hAnsi="Times New Roman" w:cs="Times New Roman"/>
+          <w:b w:val="0"/>
+          <w:bCs w:val="0"/>
+          <w:sz w:val="24"/>
+          <w:szCs w:val="24"/>
+        </w:rPr>
+      </w:pPr>
+      <w:r>
+        <w:rPr>
+          <w:rFonts w:hint="default" w:ascii="Times New Roman" w:hAnsi="Times New Roman" w:cs="Times New Roman"/>
+          <w:b w:val="0"/>
+          <w:bCs w:val="0"/>
+          <w:sz w:val="24"/>
+          <w:szCs w:val="24"/>
+        </w:rPr>
+        <w:t xml:space="preserve">Les résultats montrent que la stratégie event-driven génère </w:t>
+      </w:r>
+      <w:r>
+        <w:rPr>
+          <w:rStyle w:val="9"/>
+          <w:rFonts w:hint="default" w:ascii="Times New Roman" w:hAnsi="Times New Roman" w:cs="Times New Roman"/>
+          <w:b w:val="0"/>
+          <w:bCs w:val="0"/>
+          <w:sz w:val="24"/>
+          <w:szCs w:val="24"/>
+        </w:rPr>
+        <w:t>502 transmissions</w:t>
+      </w:r>
+      <w:r>
+        <w:rPr>
+          <w:rFonts w:hint="default" w:ascii="Times New Roman" w:hAnsi="Times New Roman" w:cs="Times New Roman"/>
+          <w:b w:val="0"/>
+          <w:bCs w:val="0"/>
+          <w:sz w:val="24"/>
+          <w:szCs w:val="24"/>
+        </w:rPr>
+        <w:t>, soit un volume proche de la transmission continue.</w:t>
+      </w:r>
+    </w:p>
+    <w:p>
+      <w:pPr>
+        <w:pStyle w:val="12"/>
+        <w:keepNext w:val="0"/>
+        <w:keepLines w:val="0"/>
+        <w:widowControl/>
+        <w:suppressLineNumbers w:val="0"/>
+        <w:rPr>
+          <w:rFonts w:hint="default" w:ascii="Times New Roman" w:hAnsi="Times New Roman" w:cs="Times New Roman"/>
+          <w:b w:val="0"/>
+          <w:bCs w:val="0"/>
+          <w:sz w:val="24"/>
+          <w:szCs w:val="24"/>
+        </w:rPr>
+      </w:pPr>
+      <w:r>
+        <w:rPr>
+          <w:rFonts w:hint="default" w:ascii="Times New Roman" w:hAnsi="Times New Roman" w:cs="Times New Roman"/>
+          <w:b w:val="0"/>
+          <w:bCs w:val="0"/>
+          <w:sz w:val="24"/>
+          <w:szCs w:val="24"/>
+        </w:rPr>
+        <w:t>Cela s’explique par :</w:t>
+      </w:r>
+    </w:p>
+    <w:p>
+      <w:pPr>
+        <w:keepNext w:val="0"/>
+        <w:keepLines w:val="0"/>
+        <w:widowControl/>
+        <w:numPr>
+          <w:ilvl w:val="0"/>
+          <w:numId w:val="6"/>
+        </w:numPr>
+        <w:suppressLineNumbers w:val="0"/>
+        <w:spacing w:before="0" w:beforeAutospacing="1" w:after="0" w:afterAutospacing="1"/>
+        <w:ind w:left="720" w:hanging="360"/>
+        <w:rPr>
+          <w:rFonts w:hint="default" w:ascii="Times New Roman" w:hAnsi="Times New Roman" w:cs="Times New Roman"/>
+          <w:b w:val="0"/>
+          <w:bCs w:val="0"/>
+          <w:sz w:val="24"/>
+          <w:szCs w:val="24"/>
+        </w:rPr>
+      </w:pPr>
+      <w:r>
+        <w:rPr>
+          <w:rFonts w:hint="default" w:ascii="Times New Roman" w:hAnsi="Times New Roman" w:cs="Times New Roman"/>
+          <w:b w:val="0"/>
+          <w:bCs w:val="0"/>
+          <w:sz w:val="24"/>
+          <w:szCs w:val="24"/>
+        </w:rPr>
+        <w:t xml:space="preserve">un </w:t>
+      </w:r>
+      <w:r>
+        <w:rPr>
+          <w:rStyle w:val="9"/>
+          <w:rFonts w:hint="default" w:ascii="Times New Roman" w:hAnsi="Times New Roman" w:cs="Times New Roman"/>
+          <w:b w:val="0"/>
+          <w:bCs w:val="0"/>
+          <w:sz w:val="24"/>
+          <w:szCs w:val="24"/>
+        </w:rPr>
+        <w:t>nombre élevé d’événements détectés (501)</w:t>
+      </w:r>
+      <w:r>
+        <w:rPr>
+          <w:rFonts w:hint="default" w:ascii="Times New Roman" w:hAnsi="Times New Roman" w:cs="Times New Roman"/>
+          <w:b w:val="0"/>
+          <w:bCs w:val="0"/>
+          <w:sz w:val="24"/>
+          <w:szCs w:val="24"/>
+        </w:rPr>
+        <w:t xml:space="preserve"> </w:t>
+      </w:r>
+    </w:p>
+    <w:p>
+      <w:pPr>
+        <w:keepNext w:val="0"/>
+        <w:keepLines w:val="0"/>
+        <w:widowControl/>
+        <w:numPr>
+          <w:ilvl w:val="0"/>
+          <w:numId w:val="6"/>
+        </w:numPr>
+        <w:suppressLineNumbers w:val="0"/>
+        <w:spacing w:before="0" w:beforeAutospacing="1" w:after="0" w:afterAutospacing="1"/>
+        <w:ind w:left="720" w:hanging="360"/>
+        <w:rPr>
+          <w:rFonts w:hint="default" w:ascii="Times New Roman" w:hAnsi="Times New Roman" w:cs="Times New Roman"/>
+          <w:b w:val="0"/>
+          <w:bCs w:val="0"/>
+          <w:sz w:val="24"/>
+          <w:szCs w:val="24"/>
+        </w:rPr>
+      </w:pPr>
+      <w:r>
+        <w:rPr>
+          <w:rFonts w:hint="default" w:ascii="Times New Roman" w:hAnsi="Times New Roman" w:cs="Times New Roman"/>
+          <w:b w:val="0"/>
+          <w:bCs w:val="0"/>
+          <w:sz w:val="24"/>
+          <w:szCs w:val="24"/>
+        </w:rPr>
+        <w:t xml:space="preserve">un modèle qui classe fréquemment les situations comme significatives </w:t>
+      </w:r>
+    </w:p>
+    <w:p>
+      <w:pPr>
+        <w:pStyle w:val="12"/>
+        <w:keepNext w:val="0"/>
+        <w:keepLines w:val="0"/>
+        <w:widowControl/>
+        <w:suppressLineNumbers w:val="0"/>
+        <w:rPr>
+          <w:rFonts w:hint="default" w:ascii="Times New Roman" w:hAnsi="Times New Roman" w:cs="Times New Roman"/>
+          <w:b w:val="0"/>
+          <w:bCs w:val="0"/>
+          <w:sz w:val="24"/>
+          <w:szCs w:val="24"/>
+        </w:rPr>
+      </w:pPr>
+      <w:r>
+        <w:rPr>
+          <w:rFonts w:hint="default" w:ascii="Times New Roman" w:hAnsi="Times New Roman" w:cs="Times New Roman"/>
+          <w:b w:val="0"/>
+          <w:bCs w:val="0"/>
+          <w:sz w:val="24"/>
+          <w:szCs w:val="24"/>
+        </w:rPr>
+        <w:t>Par conséquent :</w:t>
+      </w:r>
+    </w:p>
+    <w:p>
+      <w:pPr>
+        <w:keepNext w:val="0"/>
+        <w:keepLines w:val="0"/>
+        <w:widowControl/>
+        <w:numPr>
+          <w:ilvl w:val="0"/>
+          <w:numId w:val="7"/>
+        </w:numPr>
+        <w:suppressLineNumbers w:val="0"/>
+        <w:spacing w:before="0" w:beforeAutospacing="1" w:after="0" w:afterAutospacing="1"/>
+        <w:ind w:left="720" w:hanging="360"/>
+        <w:rPr>
+          <w:rFonts w:hint="default" w:ascii="Times New Roman" w:hAnsi="Times New Roman" w:cs="Times New Roman"/>
+          <w:b w:val="0"/>
+          <w:bCs w:val="0"/>
+          <w:sz w:val="24"/>
+          <w:szCs w:val="24"/>
+        </w:rPr>
+      </w:pPr>
+      <w:r>
+        <w:rPr>
+          <w:rFonts w:hint="default" w:ascii="Times New Roman" w:hAnsi="Times New Roman" w:cs="Times New Roman"/>
+          <w:b w:val="0"/>
+          <w:bCs w:val="0"/>
+          <w:sz w:val="24"/>
+          <w:szCs w:val="24"/>
+        </w:rPr>
+        <w:t xml:space="preserve">le gain en optimisation réseau est </w:t>
+      </w:r>
+      <w:r>
+        <w:rPr>
+          <w:rStyle w:val="9"/>
+          <w:rFonts w:hint="default" w:ascii="Times New Roman" w:hAnsi="Times New Roman" w:cs="Times New Roman"/>
+          <w:b w:val="0"/>
+          <w:bCs w:val="0"/>
+          <w:sz w:val="24"/>
+          <w:szCs w:val="24"/>
+        </w:rPr>
+        <w:t>limité dans ce cas</w:t>
+      </w:r>
+    </w:p>
+    <w:p>
+      <w:pPr>
+        <w:bidi w:val="0"/>
+        <w:spacing w:line="360" w:lineRule="auto"/>
+        <w:jc w:val="left"/>
+        <w:rPr>
+          <w:rFonts w:hint="default" w:ascii="Times New Roman" w:hAnsi="Times New Roman" w:cs="Times New Roman"/>
+          <w:b w:val="0"/>
+          <w:bCs w:val="0"/>
+          <w:sz w:val="24"/>
+          <w:szCs w:val="24"/>
           <w:lang w:val="fr-FR"/>
         </w:rPr>
       </w:pPr>
@@ -6466,9 +7148,59 @@
     <w:p>
       <w:pPr>
         <w:bidi w:val="0"/>
+        <w:spacing w:line="360" w:lineRule="auto"/>
         <w:jc w:val="left"/>
         <w:rPr>
-          <w:rFonts w:hint="default"/>
+          <w:rFonts w:hint="default" w:ascii="Times New Roman" w:hAnsi="Times New Roman" w:eastAsia="SimSun" w:cs="Times New Roman"/>
+          <w:b/>
+          <w:bCs/>
+          <w:sz w:val="24"/>
+          <w:szCs w:val="24"/>
+        </w:rPr>
+      </w:pPr>
+      <w:r>
+        <w:rPr>
+          <w:rFonts w:hint="default" w:ascii="Times New Roman" w:hAnsi="Times New Roman" w:eastAsia="SimSun" w:cs="Times New Roman"/>
+          <w:b/>
+          <w:bCs/>
+          <w:sz w:val="24"/>
+          <w:szCs w:val="24"/>
+        </w:rPr>
+        <w:t>CONCLUSION</w:t>
+      </w:r>
+    </w:p>
+    <w:p>
+      <w:pPr>
+        <w:bidi w:val="0"/>
+        <w:spacing w:line="360" w:lineRule="auto"/>
+        <w:jc w:val="left"/>
+        <w:rPr>
+          <w:rFonts w:hint="default" w:ascii="Times New Roman" w:hAnsi="Times New Roman" w:eastAsia="SimSun" w:cs="Times New Roman"/>
+          <w:sz w:val="24"/>
+          <w:szCs w:val="24"/>
+          <w:lang w:val="fr-FR"/>
+        </w:rPr>
+      </w:pPr>
+      <w:r>
+        <w:rPr>
+          <w:rFonts w:hint="default" w:ascii="Times New Roman" w:hAnsi="Times New Roman" w:eastAsia="SimSun" w:cs="Times New Roman"/>
+          <w:sz w:val="24"/>
+          <w:szCs w:val="24"/>
+        </w:rPr>
+        <w:t>Bien que la stratégie event-driven soit théoriquement la plus efficace, son efficacité dépend fortement de la qualité du modèle de détection. Dans ce cas, une fréquence élevée d’événements limite les gains en transmission, ce qui souligne l’importance d’un modèle TinyML bien calibré.</w:t>
+      </w:r>
+    </w:p>
+    <w:p>
+      <w:pPr>
+        <w:bidi w:val="0"/>
+        <w:spacing w:line="360" w:lineRule="auto"/>
+        <w:jc w:val="left"/>
+        <w:rPr>
+          <w:rFonts w:hint="default" w:ascii="Times New Roman" w:hAnsi="Times New Roman" w:cs="Times New Roman"/>
+          <w:b w:val="0"/>
+          <w:bCs w:val="0"/>
+          <w:sz w:val="24"/>
+          <w:szCs w:val="24"/>
           <w:lang w:val="fr-FR"/>
         </w:rPr>
       </w:pPr>
@@ -6478,7 +7210,11 @@
         <w:bidi w:val="0"/>
         <w:jc w:val="left"/>
         <w:rPr>
-          <w:rFonts w:hint="default"/>
+          <w:rFonts w:hint="default" w:ascii="Times New Roman" w:hAnsi="Times New Roman" w:cs="Times New Roman"/>
+          <w:b w:val="0"/>
+          <w:bCs w:val="0"/>
+          <w:sz w:val="24"/>
+          <w:szCs w:val="24"/>
           <w:lang w:val="fr-FR"/>
         </w:rPr>
       </w:pPr>
@@ -6488,7 +7224,11 @@
         <w:bidi w:val="0"/>
         <w:jc w:val="left"/>
         <w:rPr>
-          <w:rFonts w:hint="default"/>
+          <w:rFonts w:hint="default" w:ascii="Times New Roman" w:hAnsi="Times New Roman" w:cs="Times New Roman"/>
+          <w:b w:val="0"/>
+          <w:bCs w:val="0"/>
+          <w:sz w:val="24"/>
+          <w:szCs w:val="24"/>
           <w:lang w:val="fr-FR"/>
         </w:rPr>
       </w:pPr>
@@ -6498,7 +7238,11 @@
         <w:bidi w:val="0"/>
         <w:jc w:val="left"/>
         <w:rPr>
-          <w:rFonts w:hint="default"/>
+          <w:rFonts w:hint="default" w:ascii="Times New Roman" w:hAnsi="Times New Roman" w:cs="Times New Roman"/>
+          <w:b w:val="0"/>
+          <w:bCs w:val="0"/>
+          <w:sz w:val="24"/>
+          <w:szCs w:val="24"/>
           <w:lang w:val="fr-FR"/>
         </w:rPr>
       </w:pPr>
@@ -6508,37 +7252,9 @@
         <w:bidi w:val="0"/>
         <w:jc w:val="left"/>
         <w:rPr>
-          <w:rFonts w:hint="default"/>
-          <w:lang w:val="fr-FR"/>
-        </w:rPr>
-      </w:pPr>
-    </w:p>
-    <w:p>
-      <w:pPr>
-        <w:bidi w:val="0"/>
-        <w:jc w:val="left"/>
-        <w:rPr>
-          <w:rFonts w:hint="default"/>
-          <w:lang w:val="fr-FR"/>
-        </w:rPr>
-      </w:pPr>
-    </w:p>
-    <w:p>
-      <w:pPr>
-        <w:bidi w:val="0"/>
-        <w:jc w:val="left"/>
-        <w:rPr>
-          <w:rFonts w:hint="default"/>
-          <w:lang w:val="fr-FR"/>
-        </w:rPr>
-      </w:pPr>
-    </w:p>
-    <w:p>
-      <w:pPr>
-        <w:bidi w:val="0"/>
-        <w:jc w:val="left"/>
-        <w:rPr>
-          <w:rFonts w:hint="default"/>
+          <w:rFonts w:hint="default" w:ascii="Times New Roman" w:hAnsi="Times New Roman" w:cs="Times New Roman"/>
+          <w:sz w:val="24"/>
+          <w:szCs w:val="24"/>
           <w:lang w:val="fr-FR"/>
         </w:rPr>
       </w:pPr>
@@ -6847,6 +7563,155 @@
     </w:lvl>
   </w:abstractNum>
   <w:abstractNum w:abstractNumId="3">
+    <w:nsid w:val="1B68C979"/>
+    <w:multiLevelType w:val="multilevel"/>
+    <w:tmpl w:val="1B68C979"/>
+    <w:lvl w:ilvl="0" w:tentative="0">
+      <w:start w:val="1"/>
+      <w:numFmt w:val="bullet"/>
+      <w:lvlText w:val=""/>
+      <w:lvlJc w:val="left"/>
+      <w:pPr>
+        <w:tabs>
+          <w:tab w:val="left" w:pos="720"/>
+        </w:tabs>
+        <w:ind w:left="720" w:hanging="360"/>
+      </w:pPr>
+      <w:rPr>
+        <w:rFonts w:ascii="Symbol" w:hAnsi="Symbol" w:cs="Symbol"/>
+        <w:sz w:val="20"/>
+      </w:rPr>
+    </w:lvl>
+    <w:lvl w:ilvl="1" w:tentative="0">
+      <w:start w:val="1"/>
+      <w:numFmt w:val="bullet"/>
+      <w:lvlText w:val="o"/>
+      <w:lvlJc w:val="left"/>
+      <w:pPr>
+        <w:tabs>
+          <w:tab w:val="left" w:pos="1440"/>
+        </w:tabs>
+        <w:ind w:left="1440" w:hanging="360"/>
+      </w:pPr>
+      <w:rPr>
+        <w:rFonts w:ascii="Courier New" w:hAnsi="Courier New" w:cs="Courier New"/>
+        <w:sz w:val="20"/>
+      </w:rPr>
+    </w:lvl>
+    <w:lvl w:ilvl="2" w:tentative="0">
+      <w:start w:val="1"/>
+      <w:numFmt w:val="bullet"/>
+      <w:lvlText w:val=""/>
+      <w:lvlJc w:val="left"/>
+      <w:pPr>
+        <w:tabs>
+          <w:tab w:val="left" w:pos="2160"/>
+        </w:tabs>
+        <w:ind w:left="2160" w:hanging="360"/>
+      </w:pPr>
+      <w:rPr>
+        <w:rFonts w:ascii="Wingdings" w:hAnsi="Wingdings" w:cs="Wingdings"/>
+        <w:sz w:val="20"/>
+      </w:rPr>
+    </w:lvl>
+    <w:lvl w:ilvl="3" w:tentative="0">
+      <w:start w:val="1"/>
+      <w:numFmt w:val="bullet"/>
+      <w:lvlText w:val=""/>
+      <w:lvlJc w:val="left"/>
+      <w:pPr>
+        <w:tabs>
+          <w:tab w:val="left" w:pos="2880"/>
+        </w:tabs>
+        <w:ind w:left="2880" w:hanging="360"/>
+      </w:pPr>
+      <w:rPr>
+        <w:rFonts w:hint="default" w:ascii="Wingdings" w:hAnsi="Wingdings" w:cs="Wingdings"/>
+        <w:sz w:val="20"/>
+      </w:rPr>
+    </w:lvl>
+    <w:lvl w:ilvl="4" w:tentative="0">
+      <w:start w:val="1"/>
+      <w:numFmt w:val="bullet"/>
+      <w:lvlText w:val=""/>
+      <w:lvlJc w:val="left"/>
+      <w:pPr>
+        <w:tabs>
+          <w:tab w:val="left" w:pos="3600"/>
+        </w:tabs>
+        <w:ind w:left="3600" w:hanging="360"/>
+      </w:pPr>
+      <w:rPr>
+        <w:rFonts w:hint="default" w:ascii="Wingdings" w:hAnsi="Wingdings" w:cs="Wingdings"/>
+        <w:sz w:val="20"/>
+      </w:rPr>
+    </w:lvl>
+    <w:lvl w:ilvl="5" w:tentative="0">
+      <w:start w:val="1"/>
+      <w:numFmt w:val="bullet"/>
+      <w:lvlText w:val=""/>
+      <w:lvlJc w:val="left"/>
+      <w:pPr>
+        <w:tabs>
+          <w:tab w:val="left" w:pos="4320"/>
+        </w:tabs>
+        <w:ind w:left="4320" w:hanging="360"/>
+      </w:pPr>
+      <w:rPr>
+        <w:rFonts w:hint="default" w:ascii="Wingdings" w:hAnsi="Wingdings" w:cs="Wingdings"/>
+        <w:sz w:val="20"/>
+      </w:rPr>
+    </w:lvl>
+    <w:lvl w:ilvl="6" w:tentative="0">
+      <w:start w:val="1"/>
+      <w:numFmt w:val="bullet"/>
+      <w:lvlText w:val=""/>
+      <w:lvlJc w:val="left"/>
+      <w:pPr>
+        <w:tabs>
+          <w:tab w:val="left" w:pos="5040"/>
+        </w:tabs>
+        <w:ind w:left="5040" w:hanging="360"/>
+      </w:pPr>
+      <w:rPr>
+        <w:rFonts w:hint="default" w:ascii="Wingdings" w:hAnsi="Wingdings" w:cs="Wingdings"/>
+        <w:sz w:val="20"/>
+      </w:rPr>
+    </w:lvl>
+    <w:lvl w:ilvl="7" w:tentative="0">
+      <w:start w:val="1"/>
+      <w:numFmt w:val="bullet"/>
+      <w:lvlText w:val=""/>
+      <w:lvlJc w:val="left"/>
+      <w:pPr>
+        <w:tabs>
+          <w:tab w:val="left" w:pos="5760"/>
+        </w:tabs>
+        <w:ind w:left="5760" w:hanging="360"/>
+      </w:pPr>
+      <w:rPr>
+        <w:rFonts w:hint="default" w:ascii="Wingdings" w:hAnsi="Wingdings" w:cs="Wingdings"/>
+        <w:sz w:val="20"/>
+      </w:rPr>
+    </w:lvl>
+    <w:lvl w:ilvl="8" w:tentative="0">
+      <w:start w:val="1"/>
+      <w:numFmt w:val="bullet"/>
+      <w:lvlText w:val=""/>
+      <w:lvlJc w:val="left"/>
+      <w:pPr>
+        <w:tabs>
+          <w:tab w:val="left" w:pos="6480"/>
+        </w:tabs>
+        <w:ind w:left="6480" w:hanging="360"/>
+      </w:pPr>
+      <w:rPr>
+        <w:rFonts w:hint="default" w:ascii="Wingdings" w:hAnsi="Wingdings" w:cs="Wingdings"/>
+        <w:sz w:val="20"/>
+      </w:rPr>
+    </w:lvl>
+  </w:abstractNum>
+  <w:abstractNum w:abstractNumId="4">
     <w:nsid w:val="32A7AF2D"/>
     <w:multiLevelType w:val="singleLevel"/>
     <w:tmpl w:val="32A7AF2D"/>
@@ -6863,6 +7728,304 @@
       </w:pPr>
       <w:rPr>
         <w:rFonts w:hint="default" w:ascii="Symbol" w:hAnsi="Symbol"/>
+      </w:rPr>
+    </w:lvl>
+  </w:abstractNum>
+  <w:abstractNum w:abstractNumId="5">
+    <w:nsid w:val="4842F766"/>
+    <w:multiLevelType w:val="multilevel"/>
+    <w:tmpl w:val="4842F766"/>
+    <w:lvl w:ilvl="0" w:tentative="0">
+      <w:start w:val="1"/>
+      <w:numFmt w:val="bullet"/>
+      <w:lvlText w:val=""/>
+      <w:lvlJc w:val="left"/>
+      <w:pPr>
+        <w:tabs>
+          <w:tab w:val="left" w:pos="720"/>
+        </w:tabs>
+        <w:ind w:left="720" w:hanging="360"/>
+      </w:pPr>
+      <w:rPr>
+        <w:rFonts w:hint="default" w:ascii="Symbol" w:hAnsi="Symbol" w:cs="Symbol"/>
+        <w:sz w:val="20"/>
+      </w:rPr>
+    </w:lvl>
+    <w:lvl w:ilvl="1" w:tentative="0">
+      <w:start w:val="1"/>
+      <w:numFmt w:val="bullet"/>
+      <w:lvlText w:val="o"/>
+      <w:lvlJc w:val="left"/>
+      <w:pPr>
+        <w:tabs>
+          <w:tab w:val="left" w:pos="1440"/>
+        </w:tabs>
+        <w:ind w:left="1440" w:hanging="360"/>
+      </w:pPr>
+      <w:rPr>
+        <w:rFonts w:hint="default" w:ascii="Courier New" w:hAnsi="Courier New" w:cs="Courier New"/>
+        <w:sz w:val="20"/>
+      </w:rPr>
+    </w:lvl>
+    <w:lvl w:ilvl="2" w:tentative="0">
+      <w:start w:val="1"/>
+      <w:numFmt w:val="bullet"/>
+      <w:lvlText w:val=""/>
+      <w:lvlJc w:val="left"/>
+      <w:pPr>
+        <w:tabs>
+          <w:tab w:val="left" w:pos="2160"/>
+        </w:tabs>
+        <w:ind w:left="2160" w:hanging="360"/>
+      </w:pPr>
+      <w:rPr>
+        <w:rFonts w:hint="default" w:ascii="Wingdings" w:hAnsi="Wingdings" w:cs="Wingdings"/>
+        <w:sz w:val="20"/>
+      </w:rPr>
+    </w:lvl>
+    <w:lvl w:ilvl="3" w:tentative="0">
+      <w:start w:val="1"/>
+      <w:numFmt w:val="bullet"/>
+      <w:lvlText w:val=""/>
+      <w:lvlJc w:val="left"/>
+      <w:pPr>
+        <w:tabs>
+          <w:tab w:val="left" w:pos="2880"/>
+        </w:tabs>
+        <w:ind w:left="2880" w:hanging="360"/>
+      </w:pPr>
+      <w:rPr>
+        <w:rFonts w:hint="default" w:ascii="Wingdings" w:hAnsi="Wingdings" w:cs="Wingdings"/>
+        <w:sz w:val="20"/>
+      </w:rPr>
+    </w:lvl>
+    <w:lvl w:ilvl="4" w:tentative="0">
+      <w:start w:val="1"/>
+      <w:numFmt w:val="bullet"/>
+      <w:lvlText w:val=""/>
+      <w:lvlJc w:val="left"/>
+      <w:pPr>
+        <w:tabs>
+          <w:tab w:val="left" w:pos="3600"/>
+        </w:tabs>
+        <w:ind w:left="3600" w:hanging="360"/>
+      </w:pPr>
+      <w:rPr>
+        <w:rFonts w:hint="default" w:ascii="Wingdings" w:hAnsi="Wingdings" w:cs="Wingdings"/>
+        <w:sz w:val="20"/>
+      </w:rPr>
+    </w:lvl>
+    <w:lvl w:ilvl="5" w:tentative="0">
+      <w:start w:val="1"/>
+      <w:numFmt w:val="bullet"/>
+      <w:lvlText w:val=""/>
+      <w:lvlJc w:val="left"/>
+      <w:pPr>
+        <w:tabs>
+          <w:tab w:val="left" w:pos="4320"/>
+        </w:tabs>
+        <w:ind w:left="4320" w:hanging="360"/>
+      </w:pPr>
+      <w:rPr>
+        <w:rFonts w:hint="default" w:ascii="Wingdings" w:hAnsi="Wingdings" w:cs="Wingdings"/>
+        <w:sz w:val="20"/>
+      </w:rPr>
+    </w:lvl>
+    <w:lvl w:ilvl="6" w:tentative="0">
+      <w:start w:val="1"/>
+      <w:numFmt w:val="bullet"/>
+      <w:lvlText w:val=""/>
+      <w:lvlJc w:val="left"/>
+      <w:pPr>
+        <w:tabs>
+          <w:tab w:val="left" w:pos="5040"/>
+        </w:tabs>
+        <w:ind w:left="5040" w:hanging="360"/>
+      </w:pPr>
+      <w:rPr>
+        <w:rFonts w:hint="default" w:ascii="Wingdings" w:hAnsi="Wingdings" w:cs="Wingdings"/>
+        <w:sz w:val="20"/>
+      </w:rPr>
+    </w:lvl>
+    <w:lvl w:ilvl="7" w:tentative="0">
+      <w:start w:val="1"/>
+      <w:numFmt w:val="bullet"/>
+      <w:lvlText w:val=""/>
+      <w:lvlJc w:val="left"/>
+      <w:pPr>
+        <w:tabs>
+          <w:tab w:val="left" w:pos="5760"/>
+        </w:tabs>
+        <w:ind w:left="5760" w:hanging="360"/>
+      </w:pPr>
+      <w:rPr>
+        <w:rFonts w:hint="default" w:ascii="Wingdings" w:hAnsi="Wingdings" w:cs="Wingdings"/>
+        <w:sz w:val="20"/>
+      </w:rPr>
+    </w:lvl>
+    <w:lvl w:ilvl="8" w:tentative="0">
+      <w:start w:val="1"/>
+      <w:numFmt w:val="bullet"/>
+      <w:lvlText w:val=""/>
+      <w:lvlJc w:val="left"/>
+      <w:pPr>
+        <w:tabs>
+          <w:tab w:val="left" w:pos="6480"/>
+        </w:tabs>
+        <w:ind w:left="6480" w:hanging="360"/>
+      </w:pPr>
+      <w:rPr>
+        <w:rFonts w:hint="default" w:ascii="Wingdings" w:hAnsi="Wingdings" w:cs="Wingdings"/>
+        <w:sz w:val="20"/>
+      </w:rPr>
+    </w:lvl>
+  </w:abstractNum>
+  <w:abstractNum w:abstractNumId="6">
+    <w:nsid w:val="639149B7"/>
+    <w:multiLevelType w:val="multilevel"/>
+    <w:tmpl w:val="639149B7"/>
+    <w:lvl w:ilvl="0" w:tentative="0">
+      <w:start w:val="1"/>
+      <w:numFmt w:val="bullet"/>
+      <w:lvlText w:val=""/>
+      <w:lvlJc w:val="left"/>
+      <w:pPr>
+        <w:tabs>
+          <w:tab w:val="left" w:pos="720"/>
+        </w:tabs>
+        <w:ind w:left="720" w:hanging="360"/>
+      </w:pPr>
+      <w:rPr>
+        <w:rFonts w:ascii="Symbol" w:hAnsi="Symbol" w:cs="Symbol"/>
+        <w:sz w:val="20"/>
+      </w:rPr>
+    </w:lvl>
+    <w:lvl w:ilvl="1" w:tentative="0">
+      <w:start w:val="1"/>
+      <w:numFmt w:val="bullet"/>
+      <w:lvlText w:val="o"/>
+      <w:lvlJc w:val="left"/>
+      <w:pPr>
+        <w:tabs>
+          <w:tab w:val="left" w:pos="1440"/>
+        </w:tabs>
+        <w:ind w:left="1440" w:hanging="360"/>
+      </w:pPr>
+      <w:rPr>
+        <w:rFonts w:ascii="Courier New" w:hAnsi="Courier New" w:cs="Courier New"/>
+        <w:sz w:val="20"/>
+      </w:rPr>
+    </w:lvl>
+    <w:lvl w:ilvl="2" w:tentative="0">
+      <w:start w:val="1"/>
+      <w:numFmt w:val="bullet"/>
+      <w:lvlText w:val=""/>
+      <w:lvlJc w:val="left"/>
+      <w:pPr>
+        <w:tabs>
+          <w:tab w:val="left" w:pos="2160"/>
+        </w:tabs>
+        <w:ind w:left="2160" w:hanging="360"/>
+      </w:pPr>
+      <w:rPr>
+        <w:rFonts w:ascii="Wingdings" w:hAnsi="Wingdings" w:cs="Wingdings"/>
+        <w:sz w:val="20"/>
+      </w:rPr>
+    </w:lvl>
+    <w:lvl w:ilvl="3" w:tentative="0">
+      <w:start w:val="1"/>
+      <w:numFmt w:val="bullet"/>
+      <w:lvlText w:val=""/>
+      <w:lvlJc w:val="left"/>
+      <w:pPr>
+        <w:tabs>
+          <w:tab w:val="left" w:pos="2880"/>
+        </w:tabs>
+        <w:ind w:left="2880" w:hanging="360"/>
+      </w:pPr>
+      <w:rPr>
+        <w:rFonts w:hint="default" w:ascii="Wingdings" w:hAnsi="Wingdings" w:cs="Wingdings"/>
+        <w:sz w:val="20"/>
+      </w:rPr>
+    </w:lvl>
+    <w:lvl w:ilvl="4" w:tentative="0">
+      <w:start w:val="1"/>
+      <w:numFmt w:val="bullet"/>
+      <w:lvlText w:val=""/>
+      <w:lvlJc w:val="left"/>
+      <w:pPr>
+        <w:tabs>
+          <w:tab w:val="left" w:pos="3600"/>
+        </w:tabs>
+        <w:ind w:left="3600" w:hanging="360"/>
+      </w:pPr>
+      <w:rPr>
+        <w:rFonts w:hint="default" w:ascii="Wingdings" w:hAnsi="Wingdings" w:cs="Wingdings"/>
+        <w:sz w:val="20"/>
+      </w:rPr>
+    </w:lvl>
+    <w:lvl w:ilvl="5" w:tentative="0">
+      <w:start w:val="1"/>
+      <w:numFmt w:val="bullet"/>
+      <w:lvlText w:val=""/>
+      <w:lvlJc w:val="left"/>
+      <w:pPr>
+        <w:tabs>
+          <w:tab w:val="left" w:pos="4320"/>
+        </w:tabs>
+        <w:ind w:left="4320" w:hanging="360"/>
+      </w:pPr>
+      <w:rPr>
+        <w:rFonts w:hint="default" w:ascii="Wingdings" w:hAnsi="Wingdings" w:cs="Wingdings"/>
+        <w:sz w:val="20"/>
+      </w:rPr>
+    </w:lvl>
+    <w:lvl w:ilvl="6" w:tentative="0">
+      <w:start w:val="1"/>
+      <w:numFmt w:val="bullet"/>
+      <w:lvlText w:val=""/>
+      <w:lvlJc w:val="left"/>
+      <w:pPr>
+        <w:tabs>
+          <w:tab w:val="left" w:pos="5040"/>
+        </w:tabs>
+        <w:ind w:left="5040" w:hanging="360"/>
+      </w:pPr>
+      <w:rPr>
+        <w:rFonts w:hint="default" w:ascii="Wingdings" w:hAnsi="Wingdings" w:cs="Wingdings"/>
+        <w:sz w:val="20"/>
+      </w:rPr>
+    </w:lvl>
+    <w:lvl w:ilvl="7" w:tentative="0">
+      <w:start w:val="1"/>
+      <w:numFmt w:val="bullet"/>
+      <w:lvlText w:val=""/>
+      <w:lvlJc w:val="left"/>
+      <w:pPr>
+        <w:tabs>
+          <w:tab w:val="left" w:pos="5760"/>
+        </w:tabs>
+        <w:ind w:left="5760" w:hanging="360"/>
+      </w:pPr>
+      <w:rPr>
+        <w:rFonts w:hint="default" w:ascii="Wingdings" w:hAnsi="Wingdings" w:cs="Wingdings"/>
+        <w:sz w:val="20"/>
+      </w:rPr>
+    </w:lvl>
+    <w:lvl w:ilvl="8" w:tentative="0">
+      <w:start w:val="1"/>
+      <w:numFmt w:val="bullet"/>
+      <w:lvlText w:val=""/>
+      <w:lvlJc w:val="left"/>
+      <w:pPr>
+        <w:tabs>
+          <w:tab w:val="left" w:pos="6480"/>
+        </w:tabs>
+        <w:ind w:left="6480" w:hanging="360"/>
+      </w:pPr>
+      <w:rPr>
+        <w:rFonts w:hint="default" w:ascii="Wingdings" w:hAnsi="Wingdings" w:cs="Wingdings"/>
+        <w:sz w:val="20"/>
       </w:rPr>
     </w:lvl>
   </w:abstractNum>
@@ -6876,7 +8039,16 @@
     <w:abstractNumId w:val="1"/>
   </w:num>
   <w:num w:numId="4">
+    <w:abstractNumId w:val="4"/>
+  </w:num>
+  <w:num w:numId="5">
     <w:abstractNumId w:val="3"/>
+  </w:num>
+  <w:num w:numId="6">
+    <w:abstractNumId w:val="6"/>
+  </w:num>
+  <w:num w:numId="7">
+    <w:abstractNumId w:val="5"/>
   </w:num>
 </w:numbering>
 </file>
@@ -7188,12 +8360,18 @@
   </w:style>
   <w:style w:type="paragraph" w:styleId="12">
     <w:name w:val="Normal (Web)"/>
-    <w:basedOn w:val="1"/>
     <w:qFormat/>
     <w:uiPriority w:val="0"/>
+    <w:pPr>
+      <w:spacing w:before="0" w:beforeAutospacing="1" w:after="0" w:afterAutospacing="1"/>
+      <w:ind w:left="0" w:right="0"/>
+      <w:jc w:val="left"/>
+    </w:pPr>
     <w:rPr>
+      <w:kern w:val="0"/>
       <w:sz w:val="24"/>
       <w:szCs w:val="24"/>
+      <w:lang w:val="en-US" w:eastAsia="zh-CN" w:bidi="ar"/>
     </w:rPr>
   </w:style>
   <w:style w:type="paragraph" w:styleId="13">

--- a/reports/Official-IoT_RapportV1.docx
+++ b/reports/Official-IoT_RapportV1.docx
@@ -4447,7 +4447,6 @@
             <w:insideH w:val="none" w:color="auto" w:sz="0" w:space="0"/>
             <w:insideV w:val="none" w:color="auto" w:sz="0" w:space="0"/>
           </w:tblBorders>
-          <w:shd w:val="clear"/>
           <w:tblCellMar>
             <w:top w:w="15" w:type="dxa"/>
             <w:left w:w="15" w:type="dxa"/>
@@ -5535,6 +5534,7 @@
             <w:insideH w:val="none" w:color="auto" w:sz="0" w:space="0"/>
             <w:insideV w:val="none" w:color="auto" w:sz="0" w:space="0"/>
           </w:tblBorders>
+          <w:shd w:val="clear"/>
           <w:tblCellMar>
             <w:top w:w="15" w:type="dxa"/>
             <w:left w:w="15" w:type="dxa"/>
@@ -8195,8 +8195,6 @@
           <w:lang w:val="fr-FR"/>
         </w:rPr>
       </w:pPr>
-      <w:bookmarkStart w:id="4" w:name="_GoBack"/>
-      <w:bookmarkEnd w:id="4"/>
       <w:r>
         <w:rPr>
           <w:rFonts w:hint="default" w:ascii="Times New Roman" w:hAnsi="Times New Roman" w:eastAsia="SimSun" w:cs="Times New Roman"/>
@@ -9092,6 +9090,5631 @@
         </w:rPr>
       </w:pPr>
     </w:p>
+    <w:p>
+      <w:pPr>
+        <w:pStyle w:val="2"/>
+        <w:bidi w:val="0"/>
+        <w:rPr>
+          <w:rFonts w:hint="default" w:ascii="Times New Roman" w:hAnsi="Times New Roman" w:cs="Times New Roman"/>
+          <w:sz w:val="40"/>
+          <w:szCs w:val="40"/>
+        </w:rPr>
+      </w:pPr>
+      <w:r>
+        <w:rPr>
+          <w:rFonts w:hint="default" w:ascii="Times New Roman" w:hAnsi="Times New Roman" w:cs="Times New Roman"/>
+          <w:sz w:val="40"/>
+          <w:szCs w:val="40"/>
+        </w:rPr>
+        <w:t xml:space="preserve">Partie 3 </w:t>
+      </w:r>
+      <w:r>
+        <w:rPr>
+          <w:rFonts w:hint="default" w:ascii="Times New Roman" w:hAnsi="Times New Roman" w:cs="Times New Roman"/>
+          <w:sz w:val="40"/>
+          <w:szCs w:val="40"/>
+          <w:lang w:val="fr-FR"/>
+        </w:rPr>
+        <w:t>-</w:t>
+      </w:r>
+      <w:r>
+        <w:rPr>
+          <w:rFonts w:hint="default" w:ascii="Times New Roman" w:hAnsi="Times New Roman" w:cs="Times New Roman"/>
+          <w:sz w:val="40"/>
+          <w:szCs w:val="40"/>
+        </w:rPr>
+        <w:t xml:space="preserve"> Data Processing Layer : Modèles légers embarqués</w:t>
+      </w:r>
+    </w:p>
+    <w:p>
+      <w:pPr>
+        <w:bidi w:val="0"/>
+        <w:spacing w:line="360" w:lineRule="auto"/>
+        <w:jc w:val="left"/>
+        <w:rPr>
+          <w:rFonts w:hint="default" w:ascii="Times New Roman" w:hAnsi="Times New Roman" w:eastAsia="SimSun" w:cs="Times New Roman"/>
+          <w:sz w:val="24"/>
+          <w:szCs w:val="24"/>
+          <w:lang w:val="fr-FR"/>
+        </w:rPr>
+      </w:pPr>
+    </w:p>
+    <w:p>
+      <w:pPr>
+        <w:pStyle w:val="3"/>
+        <w:keepNext w:val="0"/>
+        <w:keepLines w:val="0"/>
+        <w:widowControl/>
+        <w:suppressLineNumbers w:val="0"/>
+        <w:shd w:val="clear" w:fill="FFFFFF"/>
+        <w:spacing w:before="320" w:beforeAutospacing="0" w:after="160" w:afterAutospacing="0" w:line="360" w:lineRule="auto"/>
+        <w:ind w:left="0" w:right="0" w:firstLine="0"/>
+        <w:jc w:val="both"/>
+        <w:rPr>
+          <w:rFonts w:hint="default" w:ascii="Times New Roman" w:hAnsi="Times New Roman" w:eastAsia="Segoe UI" w:cs="Times New Roman"/>
+          <w:b/>
+          <w:bCs/>
+          <w:caps w:val="0"/>
+          <w:color w:val="0F1115"/>
+          <w:spacing w:val="0"/>
+          <w:sz w:val="24"/>
+          <w:szCs w:val="24"/>
+        </w:rPr>
+      </w:pPr>
+      <w:r>
+        <w:rPr>
+          <w:rFonts w:hint="default" w:ascii="Times New Roman" w:hAnsi="Times New Roman" w:eastAsia="Segoe UI" w:cs="Times New Roman"/>
+          <w:b/>
+          <w:bCs/>
+          <w:caps w:val="0"/>
+          <w:color w:val="0F1115"/>
+          <w:spacing w:val="0"/>
+          <w:sz w:val="24"/>
+          <w:szCs w:val="24"/>
+          <w:shd w:val="clear" w:fill="FFFFFF"/>
+        </w:rPr>
+        <w:t>3.1 Contexte et objectifs</w:t>
+      </w:r>
+    </w:p>
+    <w:p>
+      <w:pPr>
+        <w:pStyle w:val="12"/>
+        <w:keepNext w:val="0"/>
+        <w:keepLines w:val="0"/>
+        <w:widowControl/>
+        <w:suppressLineNumbers w:val="0"/>
+        <w:shd w:val="clear" w:fill="FFFFFF"/>
+        <w:spacing w:before="160" w:beforeAutospacing="0" w:after="160" w:afterAutospacing="0" w:line="360" w:lineRule="auto"/>
+        <w:ind w:left="0" w:right="0" w:firstLine="0"/>
+        <w:jc w:val="both"/>
+        <w:rPr>
+          <w:rFonts w:hint="default" w:ascii="Times New Roman" w:hAnsi="Times New Roman" w:eastAsia="Segoe UI" w:cs="Times New Roman"/>
+          <w:i w:val="0"/>
+          <w:iCs w:val="0"/>
+          <w:caps w:val="0"/>
+          <w:color w:val="0F1115"/>
+          <w:spacing w:val="0"/>
+          <w:sz w:val="24"/>
+          <w:szCs w:val="24"/>
+        </w:rPr>
+      </w:pPr>
+      <w:r>
+        <w:rPr>
+          <w:rFonts w:hint="default" w:ascii="Times New Roman" w:hAnsi="Times New Roman" w:eastAsia="Segoe UI" w:cs="Times New Roman"/>
+          <w:i w:val="0"/>
+          <w:iCs w:val="0"/>
+          <w:caps w:val="0"/>
+          <w:color w:val="0F1115"/>
+          <w:spacing w:val="0"/>
+          <w:sz w:val="24"/>
+          <w:szCs w:val="24"/>
+          <w:shd w:val="clear" w:fill="FFFFFF"/>
+        </w:rPr>
+        <w:t>La couche de traitement des données (Data Processing Layer) est responsable de l’analyse des flux d’événements (accès, mouvements, détections de présence) afin de détecter des comportements anormaux ou suspects. Dans un système IoT contraint (ex. Raspberry Pi alimenté sur batterie), les modèles doivent être </w:t>
+      </w:r>
+      <w:r>
+        <w:rPr>
+          <w:rStyle w:val="9"/>
+          <w:rFonts w:hint="default" w:ascii="Times New Roman" w:hAnsi="Times New Roman" w:eastAsia="Segoe UI" w:cs="Times New Roman"/>
+          <w:b/>
+          <w:bCs/>
+          <w:i w:val="0"/>
+          <w:iCs w:val="0"/>
+          <w:caps w:val="0"/>
+          <w:color w:val="0F1115"/>
+          <w:spacing w:val="0"/>
+          <w:sz w:val="24"/>
+          <w:szCs w:val="24"/>
+          <w:shd w:val="clear" w:fill="FFFFFF"/>
+        </w:rPr>
+        <w:t>légers</w:t>
+      </w:r>
+      <w:r>
+        <w:rPr>
+          <w:rFonts w:hint="default" w:ascii="Times New Roman" w:hAnsi="Times New Roman" w:eastAsia="Segoe UI" w:cs="Times New Roman"/>
+          <w:i w:val="0"/>
+          <w:iCs w:val="0"/>
+          <w:caps w:val="0"/>
+          <w:color w:val="0F1115"/>
+          <w:spacing w:val="0"/>
+          <w:sz w:val="24"/>
+          <w:szCs w:val="24"/>
+          <w:shd w:val="clear" w:fill="FFFFFF"/>
+        </w:rPr>
+        <w:t> en termes de calcul, de mémoire et de consommation énergétique. L’objectif de cette partie est d’implémenter et de comparer trois modèles de classification supervisée capables de distinguer un événement normal d’un événement anormal à partir des données simulées de la Partie 1. Pour chaque modèle, nous mesurons :</w:t>
+      </w:r>
+    </w:p>
+    <w:p>
+      <w:pPr>
+        <w:pStyle w:val="3"/>
+        <w:keepNext w:val="0"/>
+        <w:keepLines w:val="0"/>
+        <w:widowControl/>
+        <w:suppressLineNumbers w:val="0"/>
+        <w:rPr>
+          <w:rFonts w:hint="default" w:ascii="Times New Roman" w:hAnsi="Times New Roman" w:cs="Times New Roman"/>
+          <w:sz w:val="24"/>
+          <w:szCs w:val="24"/>
+        </w:rPr>
+      </w:pPr>
+      <w:r>
+        <w:rPr>
+          <w:rFonts w:hint="default" w:ascii="Times New Roman" w:hAnsi="Times New Roman" w:cs="Times New Roman"/>
+          <w:sz w:val="24"/>
+          <w:szCs w:val="24"/>
+        </w:rPr>
+        <w:t>2. TABLEAU À METTRE DANS TON RAPPORT</w:t>
+      </w:r>
+    </w:p>
+    <w:p>
+      <w:pPr>
+        <w:pStyle w:val="12"/>
+        <w:keepNext w:val="0"/>
+        <w:keepLines w:val="0"/>
+        <w:widowControl/>
+        <w:suppressLineNumbers w:val="0"/>
+        <w:rPr>
+          <w:rFonts w:hint="default" w:ascii="Times New Roman" w:hAnsi="Times New Roman" w:cs="Times New Roman"/>
+          <w:sz w:val="24"/>
+          <w:szCs w:val="24"/>
+        </w:rPr>
+      </w:pPr>
+      <w:r>
+        <w:rPr>
+          <w:rFonts w:hint="default" w:ascii="Times New Roman" w:hAnsi="Times New Roman" w:cs="Times New Roman"/>
+          <w:sz w:val="24"/>
+          <w:szCs w:val="24"/>
+        </w:rPr>
+        <w:t>Après exécution, remplis :</w:t>
+      </w:r>
+    </w:p>
+    <w:tbl>
+      <w:tblPr>
+        <w:tblW w:w="0" w:type="auto"/>
+        <w:tblCellSpacing w:w="15" w:type="dxa"/>
+        <w:tblInd w:w="0" w:type="dxa"/>
+        <w:tblBorders>
+          <w:top w:val="none" w:color="auto" w:sz="0" w:space="0"/>
+          <w:left w:val="none" w:color="auto" w:sz="0" w:space="0"/>
+          <w:bottom w:val="none" w:color="auto" w:sz="0" w:space="0"/>
+          <w:right w:val="none" w:color="auto" w:sz="0" w:space="0"/>
+          <w:insideH w:val="none" w:color="auto" w:sz="0" w:space="0"/>
+          <w:insideV w:val="none" w:color="auto" w:sz="0" w:space="0"/>
+        </w:tblBorders>
+        <w:shd w:val="clear"/>
+        <w:tblLayout w:type="autofit"/>
+        <w:tblCellMar>
+          <w:top w:w="15" w:type="dxa"/>
+          <w:left w:w="15" w:type="dxa"/>
+          <w:bottom w:w="15" w:type="dxa"/>
+          <w:right w:w="15" w:type="dxa"/>
+        </w:tblCellMar>
+      </w:tblPr>
+      <w:tblGrid>
+        <w:gridCol w:w="1989"/>
+        <w:gridCol w:w="1033"/>
+        <w:gridCol w:w="1147"/>
+        <w:gridCol w:w="1093"/>
+        <w:gridCol w:w="1093"/>
+        <w:gridCol w:w="1108"/>
+      </w:tblGrid>
+      <w:tr>
+        <w:tblPrEx>
+          <w:tblBorders>
+            <w:top w:val="none" w:color="auto" w:sz="0" w:space="0"/>
+            <w:left w:val="none" w:color="auto" w:sz="0" w:space="0"/>
+            <w:bottom w:val="none" w:color="auto" w:sz="0" w:space="0"/>
+            <w:right w:val="none" w:color="auto" w:sz="0" w:space="0"/>
+            <w:insideH w:val="none" w:color="auto" w:sz="0" w:space="0"/>
+            <w:insideV w:val="none" w:color="auto" w:sz="0" w:space="0"/>
+          </w:tblBorders>
+          <w:shd w:val="clear"/>
+          <w:tblCellMar>
+            <w:top w:w="15" w:type="dxa"/>
+            <w:left w:w="15" w:type="dxa"/>
+            <w:bottom w:w="15" w:type="dxa"/>
+            <w:right w:w="15" w:type="dxa"/>
+          </w:tblCellMar>
+        </w:tblPrEx>
+        <w:trPr>
+          <w:tblHeader/>
+          <w:tblCellSpacing w:w="15" w:type="dxa"/>
+        </w:trPr>
+        <w:tc>
+          <w:tcPr>
+            <w:tcW w:w="0" w:type="auto"/>
+            <w:shd w:val="clear"/>
+            <w:vAlign w:val="center"/>
+          </w:tcPr>
+          <w:p>
+            <w:pPr>
+              <w:keepNext w:val="0"/>
+              <w:keepLines w:val="0"/>
+              <w:widowControl/>
+              <w:suppressLineNumbers w:val="0"/>
+              <w:jc w:val="center"/>
+              <w:rPr>
+                <w:rFonts w:hint="default" w:ascii="Times New Roman" w:hAnsi="Times New Roman" w:cs="Times New Roman"/>
+                <w:b/>
+                <w:bCs/>
+                <w:sz w:val="24"/>
+                <w:szCs w:val="24"/>
+              </w:rPr>
+            </w:pPr>
+            <w:r>
+              <w:rPr>
+                <w:rFonts w:hint="default" w:ascii="Times New Roman" w:hAnsi="Times New Roman" w:eastAsia="SimSun" w:cs="Times New Roman"/>
+                <w:b/>
+                <w:bCs/>
+                <w:kern w:val="0"/>
+                <w:sz w:val="24"/>
+                <w:szCs w:val="24"/>
+                <w:lang w:val="en-US" w:eastAsia="zh-CN" w:bidi="ar"/>
+              </w:rPr>
+              <w:t>Modèle</w:t>
+            </w:r>
+          </w:p>
+        </w:tc>
+        <w:tc>
+          <w:tcPr>
+            <w:tcW w:w="0" w:type="auto"/>
+            <w:shd w:val="clear"/>
+            <w:vAlign w:val="center"/>
+          </w:tcPr>
+          <w:p>
+            <w:pPr>
+              <w:keepNext w:val="0"/>
+              <w:keepLines w:val="0"/>
+              <w:widowControl/>
+              <w:suppressLineNumbers w:val="0"/>
+              <w:jc w:val="center"/>
+              <w:rPr>
+                <w:rFonts w:hint="default" w:ascii="Times New Roman" w:hAnsi="Times New Roman" w:cs="Times New Roman"/>
+                <w:b/>
+                <w:bCs/>
+                <w:sz w:val="24"/>
+                <w:szCs w:val="24"/>
+              </w:rPr>
+            </w:pPr>
+            <w:r>
+              <w:rPr>
+                <w:rFonts w:hint="default" w:ascii="Times New Roman" w:hAnsi="Times New Roman" w:eastAsia="SimSun" w:cs="Times New Roman"/>
+                <w:b/>
+                <w:bCs/>
+                <w:kern w:val="0"/>
+                <w:sz w:val="24"/>
+                <w:szCs w:val="24"/>
+                <w:lang w:val="en-US" w:eastAsia="zh-CN" w:bidi="ar"/>
+              </w:rPr>
+              <w:t>Accuracy</w:t>
+            </w:r>
+          </w:p>
+        </w:tc>
+        <w:tc>
+          <w:tcPr>
+            <w:tcW w:w="0" w:type="auto"/>
+            <w:shd w:val="clear"/>
+            <w:vAlign w:val="center"/>
+          </w:tcPr>
+          <w:p>
+            <w:pPr>
+              <w:keepNext w:val="0"/>
+              <w:keepLines w:val="0"/>
+              <w:widowControl/>
+              <w:suppressLineNumbers w:val="0"/>
+              <w:jc w:val="center"/>
+              <w:rPr>
+                <w:rFonts w:hint="default" w:ascii="Times New Roman" w:hAnsi="Times New Roman" w:cs="Times New Roman"/>
+                <w:b/>
+                <w:bCs/>
+                <w:sz w:val="24"/>
+                <w:szCs w:val="24"/>
+              </w:rPr>
+            </w:pPr>
+            <w:r>
+              <w:rPr>
+                <w:rFonts w:hint="default" w:ascii="Times New Roman" w:hAnsi="Times New Roman" w:eastAsia="SimSun" w:cs="Times New Roman"/>
+                <w:b/>
+                <w:bCs/>
+                <w:kern w:val="0"/>
+                <w:sz w:val="24"/>
+                <w:szCs w:val="24"/>
+                <w:lang w:val="en-US" w:eastAsia="zh-CN" w:bidi="ar"/>
+              </w:rPr>
+              <w:t>Temps</w:t>
+            </w:r>
+          </w:p>
+        </w:tc>
+        <w:tc>
+          <w:tcPr>
+            <w:tcW w:w="0" w:type="auto"/>
+            <w:shd w:val="clear"/>
+            <w:vAlign w:val="center"/>
+          </w:tcPr>
+          <w:p>
+            <w:pPr>
+              <w:keepNext w:val="0"/>
+              <w:keepLines w:val="0"/>
+              <w:widowControl/>
+              <w:suppressLineNumbers w:val="0"/>
+              <w:jc w:val="center"/>
+              <w:rPr>
+                <w:rFonts w:hint="default" w:ascii="Times New Roman" w:hAnsi="Times New Roman" w:cs="Times New Roman"/>
+                <w:b/>
+                <w:bCs/>
+                <w:sz w:val="24"/>
+                <w:szCs w:val="24"/>
+              </w:rPr>
+            </w:pPr>
+            <w:r>
+              <w:rPr>
+                <w:rFonts w:hint="default" w:ascii="Times New Roman" w:hAnsi="Times New Roman" w:eastAsia="SimSun" w:cs="Times New Roman"/>
+                <w:b/>
+                <w:bCs/>
+                <w:kern w:val="0"/>
+                <w:sz w:val="24"/>
+                <w:szCs w:val="24"/>
+                <w:lang w:val="en-US" w:eastAsia="zh-CN" w:bidi="ar"/>
+              </w:rPr>
+              <w:t>RAM</w:t>
+            </w:r>
+          </w:p>
+        </w:tc>
+        <w:tc>
+          <w:tcPr>
+            <w:tcW w:w="0" w:type="auto"/>
+            <w:shd w:val="clear"/>
+            <w:vAlign w:val="center"/>
+          </w:tcPr>
+          <w:p>
+            <w:pPr>
+              <w:keepNext w:val="0"/>
+              <w:keepLines w:val="0"/>
+              <w:widowControl/>
+              <w:suppressLineNumbers w:val="0"/>
+              <w:jc w:val="center"/>
+              <w:rPr>
+                <w:rFonts w:hint="default" w:ascii="Times New Roman" w:hAnsi="Times New Roman" w:cs="Times New Roman"/>
+                <w:b/>
+                <w:bCs/>
+                <w:sz w:val="24"/>
+                <w:szCs w:val="24"/>
+              </w:rPr>
+            </w:pPr>
+            <w:r>
+              <w:rPr>
+                <w:rFonts w:hint="default" w:ascii="Times New Roman" w:hAnsi="Times New Roman" w:eastAsia="SimSun" w:cs="Times New Roman"/>
+                <w:b/>
+                <w:bCs/>
+                <w:kern w:val="0"/>
+                <w:sz w:val="24"/>
+                <w:szCs w:val="24"/>
+                <w:lang w:val="en-US" w:eastAsia="zh-CN" w:bidi="ar"/>
+              </w:rPr>
+              <w:t>Énergie</w:t>
+            </w:r>
+          </w:p>
+        </w:tc>
+        <w:tc>
+          <w:tcPr>
+            <w:tcW w:w="0" w:type="auto"/>
+            <w:shd w:val="clear"/>
+            <w:vAlign w:val="center"/>
+          </w:tcPr>
+          <w:p>
+            <w:pPr>
+              <w:keepNext w:val="0"/>
+              <w:keepLines w:val="0"/>
+              <w:widowControl/>
+              <w:suppressLineNumbers w:val="0"/>
+              <w:jc w:val="center"/>
+              <w:rPr>
+                <w:rFonts w:hint="default" w:ascii="Times New Roman" w:hAnsi="Times New Roman" w:cs="Times New Roman"/>
+                <w:b/>
+                <w:bCs/>
+                <w:sz w:val="24"/>
+                <w:szCs w:val="24"/>
+              </w:rPr>
+            </w:pPr>
+            <w:r>
+              <w:rPr>
+                <w:rFonts w:hint="default" w:ascii="Times New Roman" w:hAnsi="Times New Roman" w:eastAsia="SimSun" w:cs="Times New Roman"/>
+                <w:b/>
+                <w:bCs/>
+                <w:kern w:val="0"/>
+                <w:sz w:val="24"/>
+                <w:szCs w:val="24"/>
+                <w:lang w:val="en-US" w:eastAsia="zh-CN" w:bidi="ar"/>
+              </w:rPr>
+              <w:t>mAh</w:t>
+            </w:r>
+          </w:p>
+        </w:tc>
+      </w:tr>
+      <w:tr>
+        <w:tblPrEx>
+          <w:tblBorders>
+            <w:top w:val="none" w:color="auto" w:sz="0" w:space="0"/>
+            <w:left w:val="none" w:color="auto" w:sz="0" w:space="0"/>
+            <w:bottom w:val="none" w:color="auto" w:sz="0" w:space="0"/>
+            <w:right w:val="none" w:color="auto" w:sz="0" w:space="0"/>
+            <w:insideH w:val="none" w:color="auto" w:sz="0" w:space="0"/>
+            <w:insideV w:val="none" w:color="auto" w:sz="0" w:space="0"/>
+          </w:tblBorders>
+          <w:shd w:val="clear"/>
+          <w:tblCellMar>
+            <w:top w:w="15" w:type="dxa"/>
+            <w:left w:w="15" w:type="dxa"/>
+            <w:bottom w:w="15" w:type="dxa"/>
+            <w:right w:w="15" w:type="dxa"/>
+          </w:tblCellMar>
+        </w:tblPrEx>
+        <w:trPr>
+          <w:tblCellSpacing w:w="15" w:type="dxa"/>
+        </w:trPr>
+        <w:tc>
+          <w:tcPr>
+            <w:tcW w:w="0" w:type="auto"/>
+            <w:shd w:val="clear"/>
+            <w:vAlign w:val="center"/>
+          </w:tcPr>
+          <w:p>
+            <w:pPr>
+              <w:keepNext w:val="0"/>
+              <w:keepLines w:val="0"/>
+              <w:widowControl/>
+              <w:suppressLineNumbers w:val="0"/>
+              <w:jc w:val="left"/>
+              <w:rPr>
+                <w:rFonts w:hint="default" w:ascii="Times New Roman" w:hAnsi="Times New Roman" w:cs="Times New Roman"/>
+                <w:sz w:val="24"/>
+                <w:szCs w:val="24"/>
+              </w:rPr>
+            </w:pPr>
+            <w:r>
+              <w:rPr>
+                <w:rFonts w:hint="default" w:ascii="Times New Roman" w:hAnsi="Times New Roman" w:eastAsia="SimSun" w:cs="Times New Roman"/>
+                <w:kern w:val="0"/>
+                <w:sz w:val="24"/>
+                <w:szCs w:val="24"/>
+                <w:lang w:val="en-US" w:eastAsia="zh-CN" w:bidi="ar"/>
+              </w:rPr>
+              <w:t>Threshold</w:t>
+            </w:r>
+          </w:p>
+        </w:tc>
+        <w:tc>
+          <w:tcPr>
+            <w:tcW w:w="0" w:type="auto"/>
+            <w:shd w:val="clear"/>
+            <w:vAlign w:val="center"/>
+          </w:tcPr>
+          <w:p>
+            <w:pPr>
+              <w:keepNext w:val="0"/>
+              <w:keepLines w:val="0"/>
+              <w:widowControl/>
+              <w:suppressLineNumbers w:val="0"/>
+              <w:jc w:val="left"/>
+              <w:rPr>
+                <w:rFonts w:hint="default" w:ascii="Times New Roman" w:hAnsi="Times New Roman" w:cs="Times New Roman"/>
+                <w:sz w:val="24"/>
+                <w:szCs w:val="24"/>
+              </w:rPr>
+            </w:pPr>
+            <w:r>
+              <w:rPr>
+                <w:rFonts w:hint="default" w:ascii="Times New Roman" w:hAnsi="Times New Roman" w:eastAsia="SimSun" w:cs="Times New Roman"/>
+                <w:kern w:val="0"/>
+                <w:sz w:val="24"/>
+                <w:szCs w:val="24"/>
+                <w:lang w:val="en-US" w:eastAsia="zh-CN" w:bidi="ar"/>
+              </w:rPr>
+              <w:t>~0.95</w:t>
+            </w:r>
+          </w:p>
+        </w:tc>
+        <w:tc>
+          <w:tcPr>
+            <w:tcW w:w="0" w:type="auto"/>
+            <w:shd w:val="clear"/>
+            <w:vAlign w:val="center"/>
+          </w:tcPr>
+          <w:p>
+            <w:pPr>
+              <w:keepNext w:val="0"/>
+              <w:keepLines w:val="0"/>
+              <w:widowControl/>
+              <w:suppressLineNumbers w:val="0"/>
+              <w:jc w:val="left"/>
+              <w:rPr>
+                <w:rFonts w:hint="default" w:ascii="Times New Roman" w:hAnsi="Times New Roman" w:cs="Times New Roman"/>
+                <w:sz w:val="24"/>
+                <w:szCs w:val="24"/>
+              </w:rPr>
+            </w:pPr>
+            <w:r>
+              <w:rPr>
+                <w:rFonts w:hint="default" w:ascii="Times New Roman" w:hAnsi="Times New Roman" w:eastAsia="SimSun" w:cs="Times New Roman"/>
+                <w:kern w:val="0"/>
+                <w:sz w:val="24"/>
+                <w:szCs w:val="24"/>
+                <w:lang w:val="en-US" w:eastAsia="zh-CN" w:bidi="ar"/>
+              </w:rPr>
+              <w:t>Très rapide</w:t>
+            </w:r>
+          </w:p>
+        </w:tc>
+        <w:tc>
+          <w:tcPr>
+            <w:tcW w:w="0" w:type="auto"/>
+            <w:shd w:val="clear"/>
+            <w:vAlign w:val="center"/>
+          </w:tcPr>
+          <w:p>
+            <w:pPr>
+              <w:keepNext w:val="0"/>
+              <w:keepLines w:val="0"/>
+              <w:widowControl/>
+              <w:suppressLineNumbers w:val="0"/>
+              <w:jc w:val="left"/>
+              <w:rPr>
+                <w:rFonts w:hint="default" w:ascii="Times New Roman" w:hAnsi="Times New Roman" w:cs="Times New Roman"/>
+                <w:sz w:val="24"/>
+                <w:szCs w:val="24"/>
+              </w:rPr>
+            </w:pPr>
+            <w:r>
+              <w:rPr>
+                <w:rFonts w:hint="default" w:ascii="Times New Roman" w:hAnsi="Times New Roman" w:eastAsia="SimSun" w:cs="Times New Roman"/>
+                <w:kern w:val="0"/>
+                <w:sz w:val="24"/>
+                <w:szCs w:val="24"/>
+                <w:lang w:val="en-US" w:eastAsia="zh-CN" w:bidi="ar"/>
+              </w:rPr>
+              <w:t>Très faible</w:t>
+            </w:r>
+          </w:p>
+        </w:tc>
+        <w:tc>
+          <w:tcPr>
+            <w:tcW w:w="0" w:type="auto"/>
+            <w:shd w:val="clear"/>
+            <w:vAlign w:val="center"/>
+          </w:tcPr>
+          <w:p>
+            <w:pPr>
+              <w:keepNext w:val="0"/>
+              <w:keepLines w:val="0"/>
+              <w:widowControl/>
+              <w:suppressLineNumbers w:val="0"/>
+              <w:jc w:val="left"/>
+              <w:rPr>
+                <w:rFonts w:hint="default" w:ascii="Times New Roman" w:hAnsi="Times New Roman" w:cs="Times New Roman"/>
+                <w:sz w:val="24"/>
+                <w:szCs w:val="24"/>
+              </w:rPr>
+            </w:pPr>
+            <w:r>
+              <w:rPr>
+                <w:rFonts w:hint="default" w:ascii="Times New Roman" w:hAnsi="Times New Roman" w:eastAsia="SimSun" w:cs="Times New Roman"/>
+                <w:kern w:val="0"/>
+                <w:sz w:val="24"/>
+                <w:szCs w:val="24"/>
+                <w:lang w:val="en-US" w:eastAsia="zh-CN" w:bidi="ar"/>
+              </w:rPr>
+              <w:t>Très faible</w:t>
+            </w:r>
+          </w:p>
+        </w:tc>
+        <w:tc>
+          <w:tcPr>
+            <w:tcW w:w="0" w:type="auto"/>
+            <w:shd w:val="clear"/>
+            <w:vAlign w:val="center"/>
+          </w:tcPr>
+          <w:p>
+            <w:pPr>
+              <w:keepNext w:val="0"/>
+              <w:keepLines w:val="0"/>
+              <w:widowControl/>
+              <w:suppressLineNumbers w:val="0"/>
+              <w:jc w:val="left"/>
+              <w:rPr>
+                <w:rFonts w:hint="default" w:ascii="Times New Roman" w:hAnsi="Times New Roman" w:cs="Times New Roman"/>
+                <w:sz w:val="24"/>
+                <w:szCs w:val="24"/>
+              </w:rPr>
+            </w:pPr>
+            <w:r>
+              <w:rPr>
+                <w:rFonts w:hint="default" w:ascii="Times New Roman" w:hAnsi="Times New Roman" w:eastAsia="SimSun" w:cs="Times New Roman"/>
+                <w:kern w:val="0"/>
+                <w:sz w:val="24"/>
+                <w:szCs w:val="24"/>
+                <w:lang w:val="en-US" w:eastAsia="zh-CN" w:bidi="ar"/>
+              </w:rPr>
+              <w:t>Très faible</w:t>
+            </w:r>
+          </w:p>
+        </w:tc>
+      </w:tr>
+      <w:tr>
+        <w:tblPrEx>
+          <w:tblBorders>
+            <w:top w:val="none" w:color="auto" w:sz="0" w:space="0"/>
+            <w:left w:val="none" w:color="auto" w:sz="0" w:space="0"/>
+            <w:bottom w:val="none" w:color="auto" w:sz="0" w:space="0"/>
+            <w:right w:val="none" w:color="auto" w:sz="0" w:space="0"/>
+            <w:insideH w:val="none" w:color="auto" w:sz="0" w:space="0"/>
+            <w:insideV w:val="none" w:color="auto" w:sz="0" w:space="0"/>
+          </w:tblBorders>
+          <w:shd w:val="clear"/>
+          <w:tblCellMar>
+            <w:top w:w="15" w:type="dxa"/>
+            <w:left w:w="15" w:type="dxa"/>
+            <w:bottom w:w="15" w:type="dxa"/>
+            <w:right w:w="15" w:type="dxa"/>
+          </w:tblCellMar>
+        </w:tblPrEx>
+        <w:trPr>
+          <w:tblCellSpacing w:w="15" w:type="dxa"/>
+        </w:trPr>
+        <w:tc>
+          <w:tcPr>
+            <w:tcW w:w="0" w:type="auto"/>
+            <w:shd w:val="clear"/>
+            <w:vAlign w:val="center"/>
+          </w:tcPr>
+          <w:p>
+            <w:pPr>
+              <w:keepNext w:val="0"/>
+              <w:keepLines w:val="0"/>
+              <w:widowControl/>
+              <w:suppressLineNumbers w:val="0"/>
+              <w:jc w:val="left"/>
+              <w:rPr>
+                <w:rFonts w:hint="default" w:ascii="Times New Roman" w:hAnsi="Times New Roman" w:cs="Times New Roman"/>
+                <w:sz w:val="24"/>
+                <w:szCs w:val="24"/>
+              </w:rPr>
+            </w:pPr>
+            <w:r>
+              <w:rPr>
+                <w:rFonts w:hint="default" w:ascii="Times New Roman" w:hAnsi="Times New Roman" w:eastAsia="SimSun" w:cs="Times New Roman"/>
+                <w:kern w:val="0"/>
+                <w:sz w:val="24"/>
+                <w:szCs w:val="24"/>
+                <w:lang w:val="en-US" w:eastAsia="zh-CN" w:bidi="ar"/>
+              </w:rPr>
+              <w:t>Logistic Regression</w:t>
+            </w:r>
+          </w:p>
+        </w:tc>
+        <w:tc>
+          <w:tcPr>
+            <w:tcW w:w="0" w:type="auto"/>
+            <w:shd w:val="clear"/>
+            <w:vAlign w:val="center"/>
+          </w:tcPr>
+          <w:p>
+            <w:pPr>
+              <w:keepNext w:val="0"/>
+              <w:keepLines w:val="0"/>
+              <w:widowControl/>
+              <w:suppressLineNumbers w:val="0"/>
+              <w:jc w:val="left"/>
+              <w:rPr>
+                <w:rFonts w:hint="default" w:ascii="Times New Roman" w:hAnsi="Times New Roman" w:cs="Times New Roman"/>
+                <w:sz w:val="24"/>
+                <w:szCs w:val="24"/>
+              </w:rPr>
+            </w:pPr>
+            <w:r>
+              <w:rPr>
+                <w:rFonts w:hint="default" w:ascii="Times New Roman" w:hAnsi="Times New Roman" w:eastAsia="SimSun" w:cs="Times New Roman"/>
+                <w:kern w:val="0"/>
+                <w:sz w:val="24"/>
+                <w:szCs w:val="24"/>
+                <w:lang w:val="en-US" w:eastAsia="zh-CN" w:bidi="ar"/>
+              </w:rPr>
+              <w:t>~1.00</w:t>
+            </w:r>
+          </w:p>
+        </w:tc>
+        <w:tc>
+          <w:tcPr>
+            <w:tcW w:w="0" w:type="auto"/>
+            <w:shd w:val="clear"/>
+            <w:vAlign w:val="center"/>
+          </w:tcPr>
+          <w:p>
+            <w:pPr>
+              <w:keepNext w:val="0"/>
+              <w:keepLines w:val="0"/>
+              <w:widowControl/>
+              <w:suppressLineNumbers w:val="0"/>
+              <w:jc w:val="left"/>
+              <w:rPr>
+                <w:rFonts w:hint="default" w:ascii="Times New Roman" w:hAnsi="Times New Roman" w:cs="Times New Roman"/>
+                <w:sz w:val="24"/>
+                <w:szCs w:val="24"/>
+              </w:rPr>
+            </w:pPr>
+            <w:r>
+              <w:rPr>
+                <w:rFonts w:hint="default" w:ascii="Times New Roman" w:hAnsi="Times New Roman" w:eastAsia="SimSun" w:cs="Times New Roman"/>
+                <w:kern w:val="0"/>
+                <w:sz w:val="24"/>
+                <w:szCs w:val="24"/>
+                <w:lang w:val="en-US" w:eastAsia="zh-CN" w:bidi="ar"/>
+              </w:rPr>
+              <w:t>Rapide</w:t>
+            </w:r>
+          </w:p>
+        </w:tc>
+        <w:tc>
+          <w:tcPr>
+            <w:tcW w:w="0" w:type="auto"/>
+            <w:shd w:val="clear"/>
+            <w:vAlign w:val="center"/>
+          </w:tcPr>
+          <w:p>
+            <w:pPr>
+              <w:keepNext w:val="0"/>
+              <w:keepLines w:val="0"/>
+              <w:widowControl/>
+              <w:suppressLineNumbers w:val="0"/>
+              <w:jc w:val="left"/>
+              <w:rPr>
+                <w:rFonts w:hint="default" w:ascii="Times New Roman" w:hAnsi="Times New Roman" w:cs="Times New Roman"/>
+                <w:sz w:val="24"/>
+                <w:szCs w:val="24"/>
+              </w:rPr>
+            </w:pPr>
+            <w:r>
+              <w:rPr>
+                <w:rFonts w:hint="default" w:ascii="Times New Roman" w:hAnsi="Times New Roman" w:eastAsia="SimSun" w:cs="Times New Roman"/>
+                <w:kern w:val="0"/>
+                <w:sz w:val="24"/>
+                <w:szCs w:val="24"/>
+                <w:lang w:val="en-US" w:eastAsia="zh-CN" w:bidi="ar"/>
+              </w:rPr>
+              <w:t>Faible</w:t>
+            </w:r>
+          </w:p>
+        </w:tc>
+        <w:tc>
+          <w:tcPr>
+            <w:tcW w:w="0" w:type="auto"/>
+            <w:shd w:val="clear"/>
+            <w:vAlign w:val="center"/>
+          </w:tcPr>
+          <w:p>
+            <w:pPr>
+              <w:keepNext w:val="0"/>
+              <w:keepLines w:val="0"/>
+              <w:widowControl/>
+              <w:suppressLineNumbers w:val="0"/>
+              <w:jc w:val="left"/>
+              <w:rPr>
+                <w:rFonts w:hint="default" w:ascii="Times New Roman" w:hAnsi="Times New Roman" w:cs="Times New Roman"/>
+                <w:sz w:val="24"/>
+                <w:szCs w:val="24"/>
+              </w:rPr>
+            </w:pPr>
+            <w:r>
+              <w:rPr>
+                <w:rFonts w:hint="default" w:ascii="Times New Roman" w:hAnsi="Times New Roman" w:eastAsia="SimSun" w:cs="Times New Roman"/>
+                <w:kern w:val="0"/>
+                <w:sz w:val="24"/>
+                <w:szCs w:val="24"/>
+                <w:lang w:val="en-US" w:eastAsia="zh-CN" w:bidi="ar"/>
+              </w:rPr>
+              <w:t>Faible</w:t>
+            </w:r>
+          </w:p>
+        </w:tc>
+        <w:tc>
+          <w:tcPr>
+            <w:tcW w:w="0" w:type="auto"/>
+            <w:shd w:val="clear"/>
+            <w:vAlign w:val="center"/>
+          </w:tcPr>
+          <w:p>
+            <w:pPr>
+              <w:keepNext w:val="0"/>
+              <w:keepLines w:val="0"/>
+              <w:widowControl/>
+              <w:suppressLineNumbers w:val="0"/>
+              <w:jc w:val="left"/>
+              <w:rPr>
+                <w:rFonts w:hint="default" w:ascii="Times New Roman" w:hAnsi="Times New Roman" w:cs="Times New Roman"/>
+                <w:sz w:val="24"/>
+                <w:szCs w:val="24"/>
+              </w:rPr>
+            </w:pPr>
+            <w:r>
+              <w:rPr>
+                <w:rFonts w:hint="default" w:ascii="Times New Roman" w:hAnsi="Times New Roman" w:eastAsia="SimSun" w:cs="Times New Roman"/>
+                <w:kern w:val="0"/>
+                <w:sz w:val="24"/>
+                <w:szCs w:val="24"/>
+                <w:lang w:val="en-US" w:eastAsia="zh-CN" w:bidi="ar"/>
+              </w:rPr>
+              <w:t>Faible</w:t>
+            </w:r>
+          </w:p>
+        </w:tc>
+      </w:tr>
+      <w:tr>
+        <w:tblPrEx>
+          <w:tblBorders>
+            <w:top w:val="none" w:color="auto" w:sz="0" w:space="0"/>
+            <w:left w:val="none" w:color="auto" w:sz="0" w:space="0"/>
+            <w:bottom w:val="none" w:color="auto" w:sz="0" w:space="0"/>
+            <w:right w:val="none" w:color="auto" w:sz="0" w:space="0"/>
+            <w:insideH w:val="none" w:color="auto" w:sz="0" w:space="0"/>
+            <w:insideV w:val="none" w:color="auto" w:sz="0" w:space="0"/>
+          </w:tblBorders>
+          <w:shd w:val="clear"/>
+          <w:tblCellMar>
+            <w:top w:w="15" w:type="dxa"/>
+            <w:left w:w="15" w:type="dxa"/>
+            <w:bottom w:w="15" w:type="dxa"/>
+            <w:right w:w="15" w:type="dxa"/>
+          </w:tblCellMar>
+        </w:tblPrEx>
+        <w:trPr>
+          <w:tblCellSpacing w:w="15" w:type="dxa"/>
+        </w:trPr>
+        <w:tc>
+          <w:tcPr>
+            <w:tcW w:w="0" w:type="auto"/>
+            <w:shd w:val="clear"/>
+            <w:vAlign w:val="center"/>
+          </w:tcPr>
+          <w:p>
+            <w:pPr>
+              <w:keepNext w:val="0"/>
+              <w:keepLines w:val="0"/>
+              <w:widowControl/>
+              <w:suppressLineNumbers w:val="0"/>
+              <w:jc w:val="left"/>
+              <w:rPr>
+                <w:rFonts w:hint="default" w:ascii="Times New Roman" w:hAnsi="Times New Roman" w:cs="Times New Roman"/>
+                <w:sz w:val="24"/>
+                <w:szCs w:val="24"/>
+              </w:rPr>
+            </w:pPr>
+            <w:r>
+              <w:rPr>
+                <w:rFonts w:hint="default" w:ascii="Times New Roman" w:hAnsi="Times New Roman" w:eastAsia="SimSun" w:cs="Times New Roman"/>
+                <w:kern w:val="0"/>
+                <w:sz w:val="24"/>
+                <w:szCs w:val="24"/>
+                <w:lang w:val="en-US" w:eastAsia="zh-CN" w:bidi="ar"/>
+              </w:rPr>
+              <w:t>Decision Tree</w:t>
+            </w:r>
+          </w:p>
+        </w:tc>
+        <w:tc>
+          <w:tcPr>
+            <w:tcW w:w="0" w:type="auto"/>
+            <w:shd w:val="clear"/>
+            <w:vAlign w:val="center"/>
+          </w:tcPr>
+          <w:p>
+            <w:pPr>
+              <w:keepNext w:val="0"/>
+              <w:keepLines w:val="0"/>
+              <w:widowControl/>
+              <w:suppressLineNumbers w:val="0"/>
+              <w:jc w:val="left"/>
+              <w:rPr>
+                <w:rFonts w:hint="default" w:ascii="Times New Roman" w:hAnsi="Times New Roman" w:cs="Times New Roman"/>
+                <w:sz w:val="24"/>
+                <w:szCs w:val="24"/>
+              </w:rPr>
+            </w:pPr>
+            <w:r>
+              <w:rPr>
+                <w:rFonts w:hint="default" w:ascii="Times New Roman" w:hAnsi="Times New Roman" w:eastAsia="SimSun" w:cs="Times New Roman"/>
+                <w:kern w:val="0"/>
+                <w:sz w:val="24"/>
+                <w:szCs w:val="24"/>
+                <w:lang w:val="en-US" w:eastAsia="zh-CN" w:bidi="ar"/>
+              </w:rPr>
+              <w:t>~1.00</w:t>
+            </w:r>
+          </w:p>
+        </w:tc>
+        <w:tc>
+          <w:tcPr>
+            <w:tcW w:w="0" w:type="auto"/>
+            <w:shd w:val="clear"/>
+            <w:vAlign w:val="center"/>
+          </w:tcPr>
+          <w:p>
+            <w:pPr>
+              <w:keepNext w:val="0"/>
+              <w:keepLines w:val="0"/>
+              <w:widowControl/>
+              <w:suppressLineNumbers w:val="0"/>
+              <w:jc w:val="left"/>
+              <w:rPr>
+                <w:rFonts w:hint="default" w:ascii="Times New Roman" w:hAnsi="Times New Roman" w:cs="Times New Roman"/>
+                <w:sz w:val="24"/>
+                <w:szCs w:val="24"/>
+              </w:rPr>
+            </w:pPr>
+            <w:r>
+              <w:rPr>
+                <w:rFonts w:hint="default" w:ascii="Times New Roman" w:hAnsi="Times New Roman" w:eastAsia="SimSun" w:cs="Times New Roman"/>
+                <w:kern w:val="0"/>
+                <w:sz w:val="24"/>
+                <w:szCs w:val="24"/>
+                <w:lang w:val="en-US" w:eastAsia="zh-CN" w:bidi="ar"/>
+              </w:rPr>
+              <w:t>Rapide</w:t>
+            </w:r>
+          </w:p>
+        </w:tc>
+        <w:tc>
+          <w:tcPr>
+            <w:tcW w:w="0" w:type="auto"/>
+            <w:shd w:val="clear"/>
+            <w:vAlign w:val="center"/>
+          </w:tcPr>
+          <w:p>
+            <w:pPr>
+              <w:keepNext w:val="0"/>
+              <w:keepLines w:val="0"/>
+              <w:widowControl/>
+              <w:suppressLineNumbers w:val="0"/>
+              <w:jc w:val="left"/>
+              <w:rPr>
+                <w:rFonts w:hint="default" w:ascii="Times New Roman" w:hAnsi="Times New Roman" w:cs="Times New Roman"/>
+                <w:sz w:val="24"/>
+                <w:szCs w:val="24"/>
+              </w:rPr>
+            </w:pPr>
+            <w:r>
+              <w:rPr>
+                <w:rFonts w:hint="default" w:ascii="Times New Roman" w:hAnsi="Times New Roman" w:eastAsia="SimSun" w:cs="Times New Roman"/>
+                <w:kern w:val="0"/>
+                <w:sz w:val="24"/>
+                <w:szCs w:val="24"/>
+                <w:lang w:val="en-US" w:eastAsia="zh-CN" w:bidi="ar"/>
+              </w:rPr>
+              <w:t>Moyen</w:t>
+            </w:r>
+          </w:p>
+        </w:tc>
+        <w:tc>
+          <w:tcPr>
+            <w:tcW w:w="0" w:type="auto"/>
+            <w:shd w:val="clear"/>
+            <w:vAlign w:val="center"/>
+          </w:tcPr>
+          <w:p>
+            <w:pPr>
+              <w:keepNext w:val="0"/>
+              <w:keepLines w:val="0"/>
+              <w:widowControl/>
+              <w:suppressLineNumbers w:val="0"/>
+              <w:jc w:val="left"/>
+              <w:rPr>
+                <w:rFonts w:hint="default" w:ascii="Times New Roman" w:hAnsi="Times New Roman" w:cs="Times New Roman"/>
+                <w:sz w:val="24"/>
+                <w:szCs w:val="24"/>
+              </w:rPr>
+            </w:pPr>
+            <w:r>
+              <w:rPr>
+                <w:rFonts w:hint="default" w:ascii="Times New Roman" w:hAnsi="Times New Roman" w:eastAsia="SimSun" w:cs="Times New Roman"/>
+                <w:kern w:val="0"/>
+                <w:sz w:val="24"/>
+                <w:szCs w:val="24"/>
+                <w:lang w:val="en-US" w:eastAsia="zh-CN" w:bidi="ar"/>
+              </w:rPr>
+              <w:t>Moyen</w:t>
+            </w:r>
+          </w:p>
+        </w:tc>
+        <w:tc>
+          <w:tcPr>
+            <w:tcW w:w="0" w:type="auto"/>
+            <w:shd w:val="clear"/>
+            <w:vAlign w:val="center"/>
+          </w:tcPr>
+          <w:p>
+            <w:pPr>
+              <w:keepNext w:val="0"/>
+              <w:keepLines w:val="0"/>
+              <w:widowControl/>
+              <w:suppressLineNumbers w:val="0"/>
+              <w:jc w:val="left"/>
+              <w:rPr>
+                <w:rFonts w:hint="default" w:ascii="Times New Roman" w:hAnsi="Times New Roman" w:cs="Times New Roman"/>
+                <w:sz w:val="24"/>
+                <w:szCs w:val="24"/>
+              </w:rPr>
+            </w:pPr>
+            <w:r>
+              <w:rPr>
+                <w:rFonts w:hint="default" w:ascii="Times New Roman" w:hAnsi="Times New Roman" w:eastAsia="SimSun" w:cs="Times New Roman"/>
+                <w:kern w:val="0"/>
+                <w:sz w:val="24"/>
+                <w:szCs w:val="24"/>
+                <w:lang w:val="en-US" w:eastAsia="zh-CN" w:bidi="ar"/>
+              </w:rPr>
+              <w:t>Moyen</w:t>
+            </w:r>
+          </w:p>
+        </w:tc>
+      </w:tr>
+    </w:tbl>
+    <w:p>
+      <w:pPr>
+        <w:bidi w:val="0"/>
+        <w:spacing w:line="360" w:lineRule="auto"/>
+        <w:jc w:val="left"/>
+        <w:rPr>
+          <w:rFonts w:hint="default" w:ascii="Times New Roman" w:hAnsi="Times New Roman" w:eastAsia="SimSun" w:cs="Times New Roman"/>
+          <w:sz w:val="24"/>
+          <w:szCs w:val="24"/>
+          <w:lang w:val="fr-FR"/>
+        </w:rPr>
+      </w:pPr>
+    </w:p>
+    <w:p>
+      <w:pPr>
+        <w:bidi w:val="0"/>
+        <w:spacing w:line="360" w:lineRule="auto"/>
+        <w:jc w:val="left"/>
+      </w:pPr>
+      <w:r>
+        <w:drawing>
+          <wp:inline distT="0" distB="0" distL="114300" distR="114300">
+            <wp:extent cx="5270500" cy="3316605"/>
+            <wp:effectExtent l="0" t="0" r="0" b="10795"/>
+            <wp:docPr id="5" name="Image 3"/>
+            <wp:cNvGraphicFramePr>
+              <a:graphicFrameLocks xmlns:a="http://schemas.openxmlformats.org/drawingml/2006/main" noChangeAspect="1"/>
+            </wp:cNvGraphicFramePr>
+            <a:graphic xmlns:a="http://schemas.openxmlformats.org/drawingml/2006/main">
+              <a:graphicData uri="http://schemas.openxmlformats.org/drawingml/2006/picture">
+                <pic:pic xmlns:pic="http://schemas.openxmlformats.org/drawingml/2006/picture">
+                  <pic:nvPicPr>
+                    <pic:cNvPr id="5" name="Image 3"/>
+                    <pic:cNvPicPr>
+                      <a:picLocks noChangeAspect="1"/>
+                    </pic:cNvPicPr>
+                  </pic:nvPicPr>
+                  <pic:blipFill>
+                    <a:blip r:embed="rId9"/>
+                    <a:stretch>
+                      <a:fillRect/>
+                    </a:stretch>
+                  </pic:blipFill>
+                  <pic:spPr>
+                    <a:xfrm>
+                      <a:off x="0" y="0"/>
+                      <a:ext cx="5270500" cy="3316605"/>
+                    </a:xfrm>
+                    <a:prstGeom prst="rect">
+                      <a:avLst/>
+                    </a:prstGeom>
+                    <a:noFill/>
+                    <a:ln>
+                      <a:noFill/>
+                    </a:ln>
+                  </pic:spPr>
+                </pic:pic>
+              </a:graphicData>
+            </a:graphic>
+          </wp:inline>
+        </w:drawing>
+      </w:r>
+    </w:p>
+    <w:p>
+      <w:pPr>
+        <w:bidi w:val="0"/>
+        <w:spacing w:line="360" w:lineRule="auto"/>
+        <w:jc w:val="left"/>
+      </w:pPr>
+    </w:p>
+    <w:p>
+      <w:pPr>
+        <w:bidi w:val="0"/>
+        <w:spacing w:line="360" w:lineRule="auto"/>
+        <w:jc w:val="left"/>
+      </w:pPr>
+    </w:p>
+    <w:p>
+      <w:pPr>
+        <w:pStyle w:val="3"/>
+        <w:keepNext w:val="0"/>
+        <w:keepLines w:val="0"/>
+        <w:widowControl/>
+        <w:suppressLineNumbers w:val="0"/>
+        <w:shd w:val="clear" w:fill="FFFFFF"/>
+        <w:spacing w:before="320" w:beforeAutospacing="0" w:after="160" w:afterAutospacing="0" w:line="360" w:lineRule="auto"/>
+        <w:ind w:left="0" w:right="0" w:firstLine="0"/>
+        <w:rPr>
+          <w:rFonts w:hint="default" w:ascii="Times New Roman" w:hAnsi="Times New Roman" w:eastAsia="Segoe UI" w:cs="Times New Roman"/>
+          <w:b/>
+          <w:bCs/>
+          <w:caps w:val="0"/>
+          <w:color w:val="0F1115"/>
+          <w:spacing w:val="0"/>
+          <w:sz w:val="24"/>
+          <w:szCs w:val="24"/>
+        </w:rPr>
+      </w:pPr>
+      <w:r>
+        <w:rPr>
+          <w:rFonts w:hint="default" w:ascii="Times New Roman" w:hAnsi="Times New Roman" w:eastAsia="Segoe UI" w:cs="Times New Roman"/>
+          <w:b/>
+          <w:bCs/>
+          <w:caps w:val="0"/>
+          <w:color w:val="0F1115"/>
+          <w:spacing w:val="0"/>
+          <w:sz w:val="24"/>
+          <w:szCs w:val="24"/>
+          <w:shd w:val="clear" w:fill="FFFFFF"/>
+        </w:rPr>
+        <w:t>3.2 Préparation des données pour l’apprentissage</w:t>
+      </w:r>
+    </w:p>
+    <w:p>
+      <w:pPr>
+        <w:pStyle w:val="12"/>
+        <w:keepNext w:val="0"/>
+        <w:keepLines w:val="0"/>
+        <w:widowControl/>
+        <w:suppressLineNumbers w:val="0"/>
+        <w:shd w:val="clear" w:fill="FFFFFF"/>
+        <w:spacing w:before="160" w:beforeAutospacing="0" w:after="160" w:afterAutospacing="0" w:line="360" w:lineRule="auto"/>
+        <w:ind w:left="0" w:right="0" w:firstLine="0"/>
+        <w:rPr>
+          <w:rFonts w:hint="default" w:ascii="Times New Roman" w:hAnsi="Times New Roman" w:cs="Times New Roman"/>
+          <w:sz w:val="24"/>
+          <w:szCs w:val="24"/>
+        </w:rPr>
+      </w:pPr>
+      <w:r>
+        <w:rPr>
+          <w:rFonts w:hint="default" w:ascii="Times New Roman" w:hAnsi="Times New Roman" w:eastAsia="Segoe UI" w:cs="Times New Roman"/>
+          <w:i w:val="0"/>
+          <w:iCs w:val="0"/>
+          <w:caps w:val="0"/>
+          <w:color w:val="0F1115"/>
+          <w:spacing w:val="0"/>
+          <w:sz w:val="24"/>
+          <w:szCs w:val="24"/>
+          <w:shd w:val="clear" w:fill="FFFFFF"/>
+        </w:rPr>
+        <w:t>À partir du dataset </w:t>
+      </w:r>
+      <w:r>
+        <w:rPr>
+          <w:rStyle w:val="8"/>
+          <w:rFonts w:hint="default" w:ascii="Times New Roman" w:hAnsi="Times New Roman" w:eastAsia="Consolas" w:cs="Times New Roman"/>
+          <w:i w:val="0"/>
+          <w:iCs w:val="0"/>
+          <w:caps w:val="0"/>
+          <w:color w:val="0F1115"/>
+          <w:spacing w:val="0"/>
+          <w:sz w:val="24"/>
+          <w:szCs w:val="24"/>
+          <w:bdr w:val="none" w:color="auto" w:sz="0" w:space="0"/>
+          <w:shd w:val="clear" w:fill="EBEEF2"/>
+        </w:rPr>
+        <w:t>access_movements.csv</w:t>
+      </w:r>
+      <w:r>
+        <w:rPr>
+          <w:rFonts w:hint="default" w:ascii="Times New Roman" w:hAnsi="Times New Roman" w:eastAsia="Segoe UI" w:cs="Times New Roman"/>
+          <w:i w:val="0"/>
+          <w:iCs w:val="0"/>
+          <w:caps w:val="0"/>
+          <w:color w:val="0F1115"/>
+          <w:spacing w:val="0"/>
+          <w:sz w:val="24"/>
+          <w:szCs w:val="24"/>
+          <w:shd w:val="clear" w:fill="FFFFFF"/>
+        </w:rPr>
+        <w:t> (10 000 événements), nous avons créé une variable cible binaire </w:t>
+      </w:r>
+      <w:r>
+        <w:rPr>
+          <w:rStyle w:val="8"/>
+          <w:rFonts w:hint="default" w:ascii="Times New Roman" w:hAnsi="Times New Roman" w:eastAsia="Consolas" w:cs="Times New Roman"/>
+          <w:i w:val="0"/>
+          <w:iCs w:val="0"/>
+          <w:caps w:val="0"/>
+          <w:color w:val="0F1115"/>
+          <w:spacing w:val="0"/>
+          <w:sz w:val="24"/>
+          <w:szCs w:val="24"/>
+          <w:bdr w:val="none" w:color="auto" w:sz="0" w:space="0"/>
+          <w:shd w:val="clear" w:fill="EBEEF2"/>
+        </w:rPr>
+        <w:t>is_anomaly</w:t>
+      </w:r>
+      <w:r>
+        <w:rPr>
+          <w:rFonts w:hint="default" w:ascii="Times New Roman" w:hAnsi="Times New Roman" w:eastAsia="Segoe UI" w:cs="Times New Roman"/>
+          <w:i w:val="0"/>
+          <w:iCs w:val="0"/>
+          <w:caps w:val="0"/>
+          <w:color w:val="0F1115"/>
+          <w:spacing w:val="0"/>
+          <w:sz w:val="24"/>
+          <w:szCs w:val="24"/>
+          <w:shd w:val="clear" w:fill="FFFFFF"/>
+        </w:rPr>
+        <w:t> définie selon les règles suivantes (héritées de la stratégie S3 de la Partie 2) :</w:t>
+      </w:r>
+    </w:p>
+    <w:p>
+      <w:pPr>
+        <w:pStyle w:val="12"/>
+        <w:keepNext w:val="0"/>
+        <w:keepLines w:val="0"/>
+        <w:widowControl/>
+        <w:suppressLineNumbers w:val="0"/>
+        <w:spacing w:before="0" w:beforeAutospacing="0" w:after="80" w:afterAutospacing="0" w:line="360" w:lineRule="auto"/>
+        <w:ind w:left="0" w:right="0"/>
+        <w:rPr>
+          <w:rFonts w:hint="default" w:ascii="Times New Roman" w:hAnsi="Times New Roman" w:cs="Times New Roman"/>
+          <w:sz w:val="24"/>
+          <w:szCs w:val="24"/>
+        </w:rPr>
+      </w:pPr>
+      <w:r>
+        <w:rPr>
+          <w:rFonts w:hint="default" w:ascii="Times New Roman" w:hAnsi="Times New Roman" w:eastAsia="Segoe UI" w:cs="Times New Roman"/>
+          <w:i w:val="0"/>
+          <w:iCs w:val="0"/>
+          <w:caps w:val="0"/>
+          <w:color w:val="0F1115"/>
+          <w:spacing w:val="0"/>
+          <w:sz w:val="24"/>
+          <w:szCs w:val="24"/>
+          <w:shd w:val="clear" w:fill="FFFFFF"/>
+        </w:rPr>
+        <w:t>Anomalie = 1 si :</w:t>
+      </w:r>
+    </w:p>
+    <w:p>
+      <w:pPr>
+        <w:pStyle w:val="12"/>
+        <w:keepNext w:val="0"/>
+        <w:keepLines w:val="0"/>
+        <w:widowControl/>
+        <w:suppressLineNumbers w:val="0"/>
+        <w:spacing w:before="0" w:beforeAutospacing="0" w:after="0" w:afterAutospacing="0" w:line="360" w:lineRule="auto"/>
+        <w:ind w:left="0" w:right="0"/>
+        <w:rPr>
+          <w:rFonts w:hint="default" w:ascii="Times New Roman" w:hAnsi="Times New Roman" w:cs="Times New Roman"/>
+          <w:sz w:val="24"/>
+          <w:szCs w:val="24"/>
+        </w:rPr>
+      </w:pPr>
+      <w:r>
+        <w:rPr>
+          <w:rStyle w:val="8"/>
+          <w:rFonts w:hint="default" w:ascii="Times New Roman" w:hAnsi="Times New Roman" w:eastAsia="Consolas" w:cs="Times New Roman"/>
+          <w:i w:val="0"/>
+          <w:iCs w:val="0"/>
+          <w:caps w:val="0"/>
+          <w:color w:val="0F1115"/>
+          <w:spacing w:val="0"/>
+          <w:sz w:val="24"/>
+          <w:szCs w:val="24"/>
+          <w:bdr w:val="none" w:color="auto" w:sz="0" w:space="0"/>
+          <w:shd w:val="clear" w:fill="EBEEF2"/>
+        </w:rPr>
+        <w:t>presence_detected = FALSE</w:t>
+      </w:r>
+      <w:r>
+        <w:rPr>
+          <w:rFonts w:hint="default" w:ascii="Times New Roman" w:hAnsi="Times New Roman" w:eastAsia="Segoe UI" w:cs="Times New Roman"/>
+          <w:i w:val="0"/>
+          <w:iCs w:val="0"/>
+          <w:caps w:val="0"/>
+          <w:color w:val="0F1115"/>
+          <w:spacing w:val="0"/>
+          <w:sz w:val="24"/>
+          <w:szCs w:val="24"/>
+          <w:shd w:val="clear" w:fill="FFFFFF"/>
+        </w:rPr>
+        <w:t> alors que </w:t>
+      </w:r>
+      <w:r>
+        <w:rPr>
+          <w:rStyle w:val="8"/>
+          <w:rFonts w:hint="default" w:ascii="Times New Roman" w:hAnsi="Times New Roman" w:eastAsia="Consolas" w:cs="Times New Roman"/>
+          <w:i w:val="0"/>
+          <w:iCs w:val="0"/>
+          <w:caps w:val="0"/>
+          <w:color w:val="0F1115"/>
+          <w:spacing w:val="0"/>
+          <w:sz w:val="24"/>
+          <w:szCs w:val="24"/>
+          <w:bdr w:val="none" w:color="auto" w:sz="0" w:space="0"/>
+          <w:shd w:val="clear" w:fill="EBEEF2"/>
+        </w:rPr>
+        <w:t>event_type</w:t>
+      </w:r>
+      <w:r>
+        <w:rPr>
+          <w:rFonts w:hint="default" w:ascii="Times New Roman" w:hAnsi="Times New Roman" w:eastAsia="Segoe UI" w:cs="Times New Roman"/>
+          <w:i w:val="0"/>
+          <w:iCs w:val="0"/>
+          <w:caps w:val="0"/>
+          <w:color w:val="0F1115"/>
+          <w:spacing w:val="0"/>
+          <w:sz w:val="24"/>
+          <w:szCs w:val="24"/>
+          <w:shd w:val="clear" w:fill="FFFFFF"/>
+        </w:rPr>
+        <w:t> est </w:t>
+      </w:r>
+      <w:r>
+        <w:rPr>
+          <w:rStyle w:val="8"/>
+          <w:rFonts w:hint="default" w:ascii="Times New Roman" w:hAnsi="Times New Roman" w:eastAsia="Consolas" w:cs="Times New Roman"/>
+          <w:i w:val="0"/>
+          <w:iCs w:val="0"/>
+          <w:caps w:val="0"/>
+          <w:color w:val="0F1115"/>
+          <w:spacing w:val="0"/>
+          <w:sz w:val="24"/>
+          <w:szCs w:val="24"/>
+          <w:bdr w:val="none" w:color="auto" w:sz="0" w:space="0"/>
+          <w:shd w:val="clear" w:fill="EBEEF2"/>
+        </w:rPr>
+        <w:t>ENTRY</w:t>
+      </w:r>
+      <w:r>
+        <w:rPr>
+          <w:rFonts w:hint="default" w:ascii="Times New Roman" w:hAnsi="Times New Roman" w:eastAsia="Segoe UI" w:cs="Times New Roman"/>
+          <w:i w:val="0"/>
+          <w:iCs w:val="0"/>
+          <w:caps w:val="0"/>
+          <w:color w:val="0F1115"/>
+          <w:spacing w:val="0"/>
+          <w:sz w:val="24"/>
+          <w:szCs w:val="24"/>
+          <w:shd w:val="clear" w:fill="FFFFFF"/>
+        </w:rPr>
+        <w:t> ou </w:t>
+      </w:r>
+      <w:r>
+        <w:rPr>
+          <w:rStyle w:val="8"/>
+          <w:rFonts w:hint="default" w:ascii="Times New Roman" w:hAnsi="Times New Roman" w:eastAsia="Consolas" w:cs="Times New Roman"/>
+          <w:i w:val="0"/>
+          <w:iCs w:val="0"/>
+          <w:caps w:val="0"/>
+          <w:color w:val="0F1115"/>
+          <w:spacing w:val="0"/>
+          <w:sz w:val="24"/>
+          <w:szCs w:val="24"/>
+          <w:bdr w:val="none" w:color="auto" w:sz="0" w:space="0"/>
+          <w:shd w:val="clear" w:fill="EBEEF2"/>
+        </w:rPr>
+        <w:t>MOVE</w:t>
+      </w:r>
+      <w:r>
+        <w:rPr>
+          <w:rFonts w:hint="default" w:ascii="Times New Roman" w:hAnsi="Times New Roman" w:eastAsia="Segoe UI" w:cs="Times New Roman"/>
+          <w:i w:val="0"/>
+          <w:iCs w:val="0"/>
+          <w:caps w:val="0"/>
+          <w:color w:val="0F1115"/>
+          <w:spacing w:val="0"/>
+          <w:sz w:val="24"/>
+          <w:szCs w:val="24"/>
+          <w:shd w:val="clear" w:fill="FFFFFF"/>
+        </w:rPr>
+        <w:t> (badge sans présence détectée → badge factice ou capteur défaillant).</w:t>
+      </w:r>
+    </w:p>
+    <w:p>
+      <w:pPr>
+        <w:pStyle w:val="12"/>
+        <w:keepNext w:val="0"/>
+        <w:keepLines w:val="0"/>
+        <w:widowControl/>
+        <w:suppressLineNumbers w:val="0"/>
+        <w:spacing w:before="0" w:beforeAutospacing="0" w:after="0" w:afterAutospacing="0" w:line="360" w:lineRule="auto"/>
+        <w:ind w:left="0" w:right="0"/>
+        <w:rPr>
+          <w:rFonts w:hint="default" w:ascii="Times New Roman" w:hAnsi="Times New Roman" w:cs="Times New Roman"/>
+          <w:sz w:val="24"/>
+          <w:szCs w:val="24"/>
+        </w:rPr>
+      </w:pPr>
+      <w:r>
+        <w:rPr>
+          <w:rStyle w:val="8"/>
+          <w:rFonts w:hint="default" w:ascii="Times New Roman" w:hAnsi="Times New Roman" w:eastAsia="Consolas" w:cs="Times New Roman"/>
+          <w:i w:val="0"/>
+          <w:iCs w:val="0"/>
+          <w:caps w:val="0"/>
+          <w:color w:val="0F1115"/>
+          <w:spacing w:val="0"/>
+          <w:sz w:val="24"/>
+          <w:szCs w:val="24"/>
+          <w:bdr w:val="none" w:color="auto" w:sz="0" w:space="0"/>
+          <w:shd w:val="clear" w:fill="EBEEF2"/>
+        </w:rPr>
+        <w:t>presence_detected = TRUE</w:t>
+      </w:r>
+      <w:r>
+        <w:rPr>
+          <w:rFonts w:hint="default" w:ascii="Times New Roman" w:hAnsi="Times New Roman" w:eastAsia="Segoe UI" w:cs="Times New Roman"/>
+          <w:i w:val="0"/>
+          <w:iCs w:val="0"/>
+          <w:caps w:val="0"/>
+          <w:color w:val="0F1115"/>
+          <w:spacing w:val="0"/>
+          <w:sz w:val="24"/>
+          <w:szCs w:val="24"/>
+          <w:shd w:val="clear" w:fill="FFFFFF"/>
+        </w:rPr>
+        <w:t> sans badge associé (événement fantôme simulé avec badge_id = </w:t>
+      </w:r>
+      <w:r>
+        <w:rPr>
+          <w:rStyle w:val="8"/>
+          <w:rFonts w:hint="default" w:ascii="Times New Roman" w:hAnsi="Times New Roman" w:eastAsia="Consolas" w:cs="Times New Roman"/>
+          <w:i w:val="0"/>
+          <w:iCs w:val="0"/>
+          <w:caps w:val="0"/>
+          <w:color w:val="0F1115"/>
+          <w:spacing w:val="0"/>
+          <w:sz w:val="24"/>
+          <w:szCs w:val="24"/>
+          <w:bdr w:val="none" w:color="auto" w:sz="0" w:space="0"/>
+          <w:shd w:val="clear" w:fill="EBEEF2"/>
+        </w:rPr>
+        <w:t>UNKNOWN</w:t>
+      </w:r>
+      <w:r>
+        <w:rPr>
+          <w:rFonts w:hint="default" w:ascii="Times New Roman" w:hAnsi="Times New Roman" w:eastAsia="Segoe UI" w:cs="Times New Roman"/>
+          <w:i w:val="0"/>
+          <w:iCs w:val="0"/>
+          <w:caps w:val="0"/>
+          <w:color w:val="0F1115"/>
+          <w:spacing w:val="0"/>
+          <w:sz w:val="24"/>
+          <w:szCs w:val="24"/>
+          <w:shd w:val="clear" w:fill="FFFFFF"/>
+        </w:rPr>
+        <w:t>).</w:t>
+      </w:r>
+    </w:p>
+    <w:p>
+      <w:pPr>
+        <w:pStyle w:val="12"/>
+        <w:keepNext w:val="0"/>
+        <w:keepLines w:val="0"/>
+        <w:widowControl/>
+        <w:suppressLineNumbers w:val="0"/>
+        <w:spacing w:before="0" w:beforeAutospacing="0" w:after="0" w:afterAutospacing="0" w:line="360" w:lineRule="auto"/>
+        <w:ind w:left="0" w:right="0"/>
+        <w:rPr>
+          <w:rFonts w:hint="default" w:ascii="Times New Roman" w:hAnsi="Times New Roman" w:eastAsia="Segoe UI" w:cs="Times New Roman"/>
+          <w:i w:val="0"/>
+          <w:iCs w:val="0"/>
+          <w:caps w:val="0"/>
+          <w:color w:val="0F1115"/>
+          <w:spacing w:val="0"/>
+          <w:sz w:val="24"/>
+          <w:szCs w:val="24"/>
+          <w:shd w:val="clear" w:fill="FFFFFF"/>
+        </w:rPr>
+      </w:pPr>
+      <w:r>
+        <w:rPr>
+          <w:rFonts w:hint="default" w:ascii="Times New Roman" w:hAnsi="Times New Roman" w:eastAsia="Segoe UI" w:cs="Times New Roman"/>
+          <w:i w:val="0"/>
+          <w:iCs w:val="0"/>
+          <w:caps w:val="0"/>
+          <w:color w:val="0F1115"/>
+          <w:spacing w:val="0"/>
+          <w:sz w:val="24"/>
+          <w:szCs w:val="24"/>
+          <w:shd w:val="clear" w:fill="FFFFFF"/>
+        </w:rPr>
+        <w:t>Temps écoulé depuis le dernier événement du même badge &lt; 2 secondes (mouvement trop rapide entre deux zones).</w:t>
+      </w:r>
+    </w:p>
+    <w:p>
+      <w:pPr>
+        <w:pStyle w:val="12"/>
+        <w:keepNext w:val="0"/>
+        <w:keepLines w:val="0"/>
+        <w:widowControl/>
+        <w:suppressLineNumbers w:val="0"/>
+        <w:spacing w:before="0" w:beforeAutospacing="0" w:after="0" w:afterAutospacing="0" w:line="360" w:lineRule="auto"/>
+        <w:ind w:left="0" w:right="0"/>
+        <w:rPr>
+          <w:rFonts w:hint="default" w:ascii="Times New Roman" w:hAnsi="Times New Roman" w:cs="Times New Roman"/>
+          <w:sz w:val="24"/>
+          <w:szCs w:val="24"/>
+        </w:rPr>
+      </w:pPr>
+      <w:r>
+        <w:rPr>
+          <w:rFonts w:hint="default" w:ascii="Times New Roman" w:hAnsi="Times New Roman" w:eastAsia="Segoe UI" w:cs="Times New Roman"/>
+          <w:i w:val="0"/>
+          <w:iCs w:val="0"/>
+          <w:caps w:val="0"/>
+          <w:color w:val="0F1115"/>
+          <w:spacing w:val="0"/>
+          <w:sz w:val="24"/>
+          <w:szCs w:val="24"/>
+          <w:shd w:val="clear" w:fill="FFFFFF"/>
+        </w:rPr>
+        <w:t>Badge inconnu (non répertorié dans la liste des 100 badges autorisés).</w:t>
+      </w:r>
+    </w:p>
+    <w:p>
+      <w:pPr>
+        <w:pStyle w:val="12"/>
+        <w:keepNext w:val="0"/>
+        <w:keepLines w:val="0"/>
+        <w:widowControl/>
+        <w:suppressLineNumbers w:val="0"/>
+        <w:spacing w:before="0" w:beforeAutospacing="0" w:after="0" w:afterAutospacing="0" w:line="360" w:lineRule="auto"/>
+        <w:ind w:left="0" w:right="0"/>
+        <w:rPr>
+          <w:rFonts w:hint="default" w:ascii="Times New Roman" w:hAnsi="Times New Roman" w:cs="Times New Roman"/>
+          <w:sz w:val="24"/>
+          <w:szCs w:val="24"/>
+        </w:rPr>
+      </w:pPr>
+      <w:r>
+        <w:rPr>
+          <w:rFonts w:hint="default" w:ascii="Times New Roman" w:hAnsi="Times New Roman" w:eastAsia="Segoe UI" w:cs="Times New Roman"/>
+          <w:i w:val="0"/>
+          <w:iCs w:val="0"/>
+          <w:caps w:val="0"/>
+          <w:color w:val="0F1115"/>
+          <w:spacing w:val="0"/>
+          <w:sz w:val="24"/>
+          <w:szCs w:val="24"/>
+          <w:shd w:val="clear" w:fill="FFFFFF"/>
+        </w:rPr>
+        <w:t>Normal = 0 sinon.</w:t>
+      </w:r>
+    </w:p>
+    <w:p>
+      <w:pPr>
+        <w:pStyle w:val="12"/>
+        <w:keepNext w:val="0"/>
+        <w:keepLines w:val="0"/>
+        <w:widowControl/>
+        <w:suppressLineNumbers w:val="0"/>
+        <w:shd w:val="clear" w:fill="FFFFFF"/>
+        <w:spacing w:before="160" w:beforeAutospacing="0" w:after="160" w:afterAutospacing="0" w:line="360" w:lineRule="auto"/>
+        <w:ind w:left="0" w:right="0" w:firstLine="0"/>
+        <w:rPr>
+          <w:rFonts w:hint="default" w:ascii="Segoe UI" w:hAnsi="Segoe UI" w:eastAsia="Segoe UI" w:cs="Segoe UI"/>
+          <w:i w:val="0"/>
+          <w:iCs w:val="0"/>
+          <w:caps w:val="0"/>
+          <w:color w:val="0F1115"/>
+          <w:spacing w:val="0"/>
+          <w:sz w:val="16"/>
+          <w:szCs w:val="16"/>
+          <w:shd w:val="clear" w:fill="FFFFFF"/>
+        </w:rPr>
+      </w:pPr>
+      <w:r>
+        <w:rPr>
+          <w:rFonts w:hint="default" w:ascii="Times New Roman" w:hAnsi="Times New Roman" w:eastAsia="Segoe UI" w:cs="Times New Roman"/>
+          <w:i w:val="0"/>
+          <w:iCs w:val="0"/>
+          <w:caps w:val="0"/>
+          <w:color w:val="0F1115"/>
+          <w:spacing w:val="0"/>
+          <w:sz w:val="24"/>
+          <w:szCs w:val="24"/>
+          <w:shd w:val="clear" w:fill="FFFFFF"/>
+        </w:rPr>
+        <w:t>Le jeu de données contient environ 2,1 % d’anomalies (volontairement faible pour simuler un environnement normal)</w:t>
+      </w:r>
+      <w:r>
+        <w:rPr>
+          <w:rFonts w:hint="default" w:ascii="Segoe UI" w:hAnsi="Segoe UI" w:eastAsia="Segoe UI" w:cs="Segoe UI"/>
+          <w:i w:val="0"/>
+          <w:iCs w:val="0"/>
+          <w:caps w:val="0"/>
+          <w:color w:val="0F1115"/>
+          <w:spacing w:val="0"/>
+          <w:sz w:val="16"/>
+          <w:szCs w:val="16"/>
+          <w:shd w:val="clear" w:fill="FFFFFF"/>
+        </w:rPr>
+        <w:t>.</w:t>
+      </w:r>
+    </w:p>
+    <w:p>
+      <w:pPr>
+        <w:pStyle w:val="3"/>
+        <w:keepNext w:val="0"/>
+        <w:keepLines w:val="0"/>
+        <w:widowControl/>
+        <w:suppressLineNumbers w:val="0"/>
+        <w:shd w:val="clear" w:fill="FFFFFF"/>
+        <w:spacing w:before="320" w:beforeAutospacing="0" w:after="160" w:afterAutospacing="0" w:line="360" w:lineRule="auto"/>
+        <w:ind w:left="0" w:right="0" w:firstLine="0"/>
+        <w:rPr>
+          <w:rFonts w:hint="default" w:ascii="Times New Roman" w:hAnsi="Times New Roman" w:eastAsia="Segoe UI" w:cs="Times New Roman"/>
+          <w:b/>
+          <w:bCs/>
+          <w:caps w:val="0"/>
+          <w:color w:val="0F1115"/>
+          <w:spacing w:val="0"/>
+          <w:sz w:val="24"/>
+          <w:szCs w:val="24"/>
+        </w:rPr>
+      </w:pPr>
+      <w:r>
+        <w:rPr>
+          <w:rFonts w:hint="default" w:ascii="Times New Roman" w:hAnsi="Times New Roman" w:eastAsia="Segoe UI" w:cs="Times New Roman"/>
+          <w:b/>
+          <w:bCs/>
+          <w:caps w:val="0"/>
+          <w:color w:val="0F1115"/>
+          <w:spacing w:val="0"/>
+          <w:sz w:val="24"/>
+          <w:szCs w:val="24"/>
+          <w:shd w:val="clear" w:fill="FFFFFF"/>
+        </w:rPr>
+        <w:t>3.3 Implémentation des modèles</w:t>
+      </w:r>
+    </w:p>
+    <w:p>
+      <w:pPr>
+        <w:pStyle w:val="4"/>
+        <w:keepNext w:val="0"/>
+        <w:keepLines w:val="0"/>
+        <w:widowControl/>
+        <w:suppressLineNumbers w:val="0"/>
+        <w:shd w:val="clear" w:fill="FFFFFF"/>
+        <w:spacing w:before="320" w:beforeAutospacing="0" w:after="160" w:afterAutospacing="0" w:line="360" w:lineRule="auto"/>
+        <w:ind w:left="0" w:right="0" w:firstLine="0"/>
+        <w:rPr>
+          <w:rFonts w:hint="default" w:ascii="Times New Roman" w:hAnsi="Times New Roman" w:eastAsia="Segoe UI" w:cs="Times New Roman"/>
+          <w:b/>
+          <w:bCs/>
+          <w:caps w:val="0"/>
+          <w:color w:val="0F1115"/>
+          <w:spacing w:val="0"/>
+          <w:sz w:val="24"/>
+          <w:szCs w:val="24"/>
+        </w:rPr>
+      </w:pPr>
+      <w:r>
+        <w:rPr>
+          <w:rFonts w:hint="default" w:ascii="Times New Roman" w:hAnsi="Times New Roman" w:eastAsia="Segoe UI" w:cs="Times New Roman"/>
+          <w:b/>
+          <w:bCs/>
+          <w:caps w:val="0"/>
+          <w:color w:val="0F1115"/>
+          <w:spacing w:val="0"/>
+          <w:sz w:val="24"/>
+          <w:szCs w:val="24"/>
+          <w:shd w:val="clear" w:fill="FFFFFF"/>
+        </w:rPr>
+        <w:t>3.3.1 Modèle 1 – Seuil simple (thresholding)</w:t>
+      </w:r>
+    </w:p>
+    <w:p>
+      <w:pPr>
+        <w:pStyle w:val="12"/>
+        <w:keepNext w:val="0"/>
+        <w:keepLines w:val="0"/>
+        <w:widowControl/>
+        <w:suppressLineNumbers w:val="0"/>
+        <w:shd w:val="clear" w:fill="FFFFFF"/>
+        <w:spacing w:before="160" w:beforeAutospacing="0" w:after="160" w:afterAutospacing="0" w:line="360" w:lineRule="auto"/>
+        <w:ind w:left="0" w:right="0" w:firstLine="0"/>
+        <w:rPr>
+          <w:rFonts w:hint="default" w:ascii="Times New Roman" w:hAnsi="Times New Roman" w:eastAsia="Segoe UI" w:cs="Times New Roman"/>
+          <w:i w:val="0"/>
+          <w:iCs w:val="0"/>
+          <w:caps w:val="0"/>
+          <w:color w:val="0F1115"/>
+          <w:spacing w:val="0"/>
+          <w:sz w:val="24"/>
+          <w:szCs w:val="24"/>
+        </w:rPr>
+      </w:pPr>
+      <w:r>
+        <w:rPr>
+          <w:rFonts w:hint="default" w:ascii="Times New Roman" w:hAnsi="Times New Roman" w:eastAsia="Segoe UI" w:cs="Times New Roman"/>
+          <w:i w:val="0"/>
+          <w:iCs w:val="0"/>
+          <w:caps w:val="0"/>
+          <w:color w:val="0F1115"/>
+          <w:spacing w:val="0"/>
+          <w:sz w:val="24"/>
+          <w:szCs w:val="24"/>
+          <w:shd w:val="clear" w:fill="FFFFFF"/>
+        </w:rPr>
+        <w:t>Ce modèle utilise une règle manuelle basée sur la littérature des systèmes d’accès : un événement est considéré comme anormal si </w:t>
+      </w:r>
+      <w:r>
+        <w:rPr>
+          <w:rStyle w:val="8"/>
+          <w:rFonts w:hint="default" w:ascii="Times New Roman" w:hAnsi="Times New Roman" w:eastAsia="Consolas" w:cs="Times New Roman"/>
+          <w:i w:val="0"/>
+          <w:iCs w:val="0"/>
+          <w:caps w:val="0"/>
+          <w:color w:val="0F1115"/>
+          <w:spacing w:val="0"/>
+          <w:sz w:val="24"/>
+          <w:szCs w:val="24"/>
+          <w:bdr w:val="none" w:color="auto" w:sz="0" w:space="0"/>
+          <w:shd w:val="clear" w:fill="EBEEF2"/>
+        </w:rPr>
+        <w:t>time_since_last_same_badge &lt; 3</w:t>
+      </w:r>
+      <w:r>
+        <w:rPr>
+          <w:rFonts w:hint="default" w:ascii="Times New Roman" w:hAnsi="Times New Roman" w:eastAsia="Segoe UI" w:cs="Times New Roman"/>
+          <w:i w:val="0"/>
+          <w:iCs w:val="0"/>
+          <w:caps w:val="0"/>
+          <w:color w:val="0F1115"/>
+          <w:spacing w:val="0"/>
+          <w:sz w:val="24"/>
+          <w:szCs w:val="24"/>
+          <w:shd w:val="clear" w:fill="FFFFFF"/>
+        </w:rPr>
+        <w:t> secondes OU </w:t>
+      </w:r>
+      <w:r>
+        <w:rPr>
+          <w:rStyle w:val="8"/>
+          <w:rFonts w:hint="default" w:ascii="Times New Roman" w:hAnsi="Times New Roman" w:eastAsia="Consolas" w:cs="Times New Roman"/>
+          <w:i w:val="0"/>
+          <w:iCs w:val="0"/>
+          <w:caps w:val="0"/>
+          <w:color w:val="0F1115"/>
+          <w:spacing w:val="0"/>
+          <w:sz w:val="24"/>
+          <w:szCs w:val="24"/>
+          <w:bdr w:val="none" w:color="auto" w:sz="0" w:space="0"/>
+          <w:shd w:val="clear" w:fill="EBEEF2"/>
+        </w:rPr>
+        <w:t>is_unknown_badge == 1</w:t>
+      </w:r>
+      <w:r>
+        <w:rPr>
+          <w:rFonts w:hint="default" w:ascii="Times New Roman" w:hAnsi="Times New Roman" w:eastAsia="Segoe UI" w:cs="Times New Roman"/>
+          <w:i w:val="0"/>
+          <w:iCs w:val="0"/>
+          <w:caps w:val="0"/>
+          <w:color w:val="0F1115"/>
+          <w:spacing w:val="0"/>
+          <w:sz w:val="24"/>
+          <w:szCs w:val="24"/>
+          <w:shd w:val="clear" w:fill="FFFFFF"/>
+        </w:rPr>
+        <w:t> OU (</w:t>
+      </w:r>
+      <w:r>
+        <w:rPr>
+          <w:rStyle w:val="8"/>
+          <w:rFonts w:hint="default" w:ascii="Times New Roman" w:hAnsi="Times New Roman" w:eastAsia="Consolas" w:cs="Times New Roman"/>
+          <w:i w:val="0"/>
+          <w:iCs w:val="0"/>
+          <w:caps w:val="0"/>
+          <w:color w:val="0F1115"/>
+          <w:spacing w:val="0"/>
+          <w:sz w:val="24"/>
+          <w:szCs w:val="24"/>
+          <w:bdr w:val="none" w:color="auto" w:sz="0" w:space="0"/>
+          <w:shd w:val="clear" w:fill="EBEEF2"/>
+        </w:rPr>
+        <w:t>presence_detected == 0</w:t>
+      </w:r>
+      <w:r>
+        <w:rPr>
+          <w:rFonts w:hint="default" w:ascii="Times New Roman" w:hAnsi="Times New Roman" w:eastAsia="Segoe UI" w:cs="Times New Roman"/>
+          <w:i w:val="0"/>
+          <w:iCs w:val="0"/>
+          <w:caps w:val="0"/>
+          <w:color w:val="0F1115"/>
+          <w:spacing w:val="0"/>
+          <w:sz w:val="24"/>
+          <w:szCs w:val="24"/>
+          <w:shd w:val="clear" w:fill="FFFFFF"/>
+        </w:rPr>
+        <w:t> et </w:t>
+      </w:r>
+      <w:r>
+        <w:rPr>
+          <w:rStyle w:val="8"/>
+          <w:rFonts w:hint="default" w:ascii="Times New Roman" w:hAnsi="Times New Roman" w:eastAsia="Consolas" w:cs="Times New Roman"/>
+          <w:i w:val="0"/>
+          <w:iCs w:val="0"/>
+          <w:caps w:val="0"/>
+          <w:color w:val="0F1115"/>
+          <w:spacing w:val="0"/>
+          <w:sz w:val="24"/>
+          <w:szCs w:val="24"/>
+          <w:bdr w:val="none" w:color="auto" w:sz="0" w:space="0"/>
+          <w:shd w:val="clear" w:fill="EBEEF2"/>
+        </w:rPr>
+        <w:t>event_type_encoded</w:t>
+      </w:r>
+      <w:r>
+        <w:rPr>
+          <w:rFonts w:hint="default" w:ascii="Times New Roman" w:hAnsi="Times New Roman" w:eastAsia="Segoe UI" w:cs="Times New Roman"/>
+          <w:i w:val="0"/>
+          <w:iCs w:val="0"/>
+          <w:caps w:val="0"/>
+          <w:color w:val="0F1115"/>
+          <w:spacing w:val="0"/>
+          <w:sz w:val="24"/>
+          <w:szCs w:val="24"/>
+          <w:shd w:val="clear" w:fill="FFFFFF"/>
+        </w:rPr>
+        <w:t> ≠ 2). Aucun apprentissage n’est nécessaire. L’inférence se résume à quelques comparaisons entières.</w:t>
+      </w:r>
+    </w:p>
+    <w:p>
+      <w:pPr>
+        <w:pStyle w:val="12"/>
+        <w:keepNext w:val="0"/>
+        <w:keepLines w:val="0"/>
+        <w:widowControl/>
+        <w:suppressLineNumbers w:val="0"/>
+        <w:shd w:val="clear" w:fill="FFFFFF"/>
+        <w:spacing w:before="160" w:beforeAutospacing="0" w:after="160" w:afterAutospacing="0" w:line="360" w:lineRule="auto"/>
+        <w:ind w:left="0" w:right="0" w:firstLine="0"/>
+        <w:rPr>
+          <w:rFonts w:hint="default" w:ascii="Times New Roman" w:hAnsi="Times New Roman" w:eastAsia="Segoe UI" w:cs="Times New Roman"/>
+          <w:i w:val="0"/>
+          <w:iCs w:val="0"/>
+          <w:caps w:val="0"/>
+          <w:color w:val="0F1115"/>
+          <w:spacing w:val="0"/>
+          <w:sz w:val="24"/>
+          <w:szCs w:val="24"/>
+        </w:rPr>
+      </w:pPr>
+      <w:r>
+        <w:rPr>
+          <w:rStyle w:val="9"/>
+          <w:rFonts w:hint="default" w:ascii="Times New Roman" w:hAnsi="Times New Roman" w:eastAsia="Segoe UI" w:cs="Times New Roman"/>
+          <w:b/>
+          <w:bCs/>
+          <w:i w:val="0"/>
+          <w:iCs w:val="0"/>
+          <w:caps w:val="0"/>
+          <w:color w:val="0F1115"/>
+          <w:spacing w:val="0"/>
+          <w:sz w:val="24"/>
+          <w:szCs w:val="24"/>
+          <w:shd w:val="clear" w:fill="FFFFFF"/>
+        </w:rPr>
+        <w:t>Avantages</w:t>
+      </w:r>
+      <w:r>
+        <w:rPr>
+          <w:rFonts w:hint="default" w:ascii="Times New Roman" w:hAnsi="Times New Roman" w:eastAsia="Segoe UI" w:cs="Times New Roman"/>
+          <w:i w:val="0"/>
+          <w:iCs w:val="0"/>
+          <w:caps w:val="0"/>
+          <w:color w:val="0F1115"/>
+          <w:spacing w:val="0"/>
+          <w:sz w:val="24"/>
+          <w:szCs w:val="24"/>
+          <w:shd w:val="clear" w:fill="FFFFFF"/>
+        </w:rPr>
+        <w:t> : ultra-léger, pas de phase d’entraînement, explicable.</w:t>
+      </w:r>
+      <w:r>
+        <w:rPr>
+          <w:rFonts w:hint="default" w:ascii="Times New Roman" w:hAnsi="Times New Roman" w:eastAsia="Segoe UI" w:cs="Times New Roman"/>
+          <w:i w:val="0"/>
+          <w:iCs w:val="0"/>
+          <w:caps w:val="0"/>
+          <w:color w:val="0F1115"/>
+          <w:spacing w:val="0"/>
+          <w:sz w:val="24"/>
+          <w:szCs w:val="24"/>
+          <w:shd w:val="clear" w:fill="FFFFFF"/>
+        </w:rPr>
+        <w:br w:type="textWrapping"/>
+      </w:r>
+      <w:r>
+        <w:rPr>
+          <w:rStyle w:val="9"/>
+          <w:rFonts w:hint="default" w:ascii="Times New Roman" w:hAnsi="Times New Roman" w:eastAsia="Segoe UI" w:cs="Times New Roman"/>
+          <w:b/>
+          <w:bCs/>
+          <w:i w:val="0"/>
+          <w:iCs w:val="0"/>
+          <w:caps w:val="0"/>
+          <w:color w:val="0F1115"/>
+          <w:spacing w:val="0"/>
+          <w:sz w:val="24"/>
+          <w:szCs w:val="24"/>
+          <w:shd w:val="clear" w:fill="FFFFFF"/>
+        </w:rPr>
+        <w:t>Inconvénients</w:t>
+      </w:r>
+      <w:r>
+        <w:rPr>
+          <w:rFonts w:hint="default" w:ascii="Times New Roman" w:hAnsi="Times New Roman" w:eastAsia="Segoe UI" w:cs="Times New Roman"/>
+          <w:i w:val="0"/>
+          <w:iCs w:val="0"/>
+          <w:caps w:val="0"/>
+          <w:color w:val="0F1115"/>
+          <w:spacing w:val="0"/>
+          <w:sz w:val="24"/>
+          <w:szCs w:val="24"/>
+          <w:shd w:val="clear" w:fill="FFFFFF"/>
+        </w:rPr>
+        <w:t> : ne s’adapte pas aux données, seuils fixés arbitrairement.</w:t>
+      </w:r>
+    </w:p>
+    <w:p>
+      <w:pPr>
+        <w:pStyle w:val="4"/>
+        <w:keepNext w:val="0"/>
+        <w:keepLines w:val="0"/>
+        <w:widowControl/>
+        <w:suppressLineNumbers w:val="0"/>
+        <w:shd w:val="clear" w:fill="FFFFFF"/>
+        <w:spacing w:before="320" w:beforeAutospacing="0" w:after="160" w:afterAutospacing="0" w:line="360" w:lineRule="auto"/>
+        <w:ind w:left="0" w:right="0" w:firstLine="0"/>
+        <w:rPr>
+          <w:rFonts w:hint="default" w:ascii="Times New Roman" w:hAnsi="Times New Roman" w:eastAsia="Segoe UI" w:cs="Times New Roman"/>
+          <w:b/>
+          <w:bCs/>
+          <w:caps w:val="0"/>
+          <w:color w:val="0F1115"/>
+          <w:spacing w:val="0"/>
+          <w:sz w:val="24"/>
+          <w:szCs w:val="24"/>
+        </w:rPr>
+      </w:pPr>
+      <w:r>
+        <w:rPr>
+          <w:rFonts w:hint="default" w:ascii="Times New Roman" w:hAnsi="Times New Roman" w:eastAsia="Segoe UI" w:cs="Times New Roman"/>
+          <w:b/>
+          <w:bCs/>
+          <w:caps w:val="0"/>
+          <w:color w:val="0F1115"/>
+          <w:spacing w:val="0"/>
+          <w:sz w:val="24"/>
+          <w:szCs w:val="24"/>
+          <w:shd w:val="clear" w:fill="FFFFFF"/>
+        </w:rPr>
+        <w:t>3.3.2 Modèle 2 – Régression logistique</w:t>
+      </w:r>
+    </w:p>
+    <w:p>
+      <w:pPr>
+        <w:pStyle w:val="12"/>
+        <w:keepNext w:val="0"/>
+        <w:keepLines w:val="0"/>
+        <w:widowControl/>
+        <w:suppressLineNumbers w:val="0"/>
+        <w:shd w:val="clear" w:fill="FFFFFF"/>
+        <w:spacing w:before="160" w:beforeAutospacing="0" w:after="160" w:afterAutospacing="0" w:line="360" w:lineRule="auto"/>
+        <w:ind w:left="0" w:right="0" w:firstLine="0"/>
+        <w:rPr>
+          <w:rFonts w:hint="default" w:ascii="Times New Roman" w:hAnsi="Times New Roman" w:eastAsia="Segoe UI" w:cs="Times New Roman"/>
+          <w:i w:val="0"/>
+          <w:iCs w:val="0"/>
+          <w:caps w:val="0"/>
+          <w:color w:val="0F1115"/>
+          <w:spacing w:val="0"/>
+          <w:sz w:val="24"/>
+          <w:szCs w:val="24"/>
+        </w:rPr>
+      </w:pPr>
+      <w:r>
+        <w:rPr>
+          <w:rFonts w:hint="default" w:ascii="Times New Roman" w:hAnsi="Times New Roman" w:eastAsia="Segoe UI" w:cs="Times New Roman"/>
+          <w:i w:val="0"/>
+          <w:iCs w:val="0"/>
+          <w:caps w:val="0"/>
+          <w:color w:val="0F1115"/>
+          <w:spacing w:val="0"/>
+          <w:sz w:val="24"/>
+          <w:szCs w:val="24"/>
+          <w:shd w:val="clear" w:fill="FFFFFF"/>
+        </w:rPr>
+        <w:t>Modèle linéaire de classification binaire. Nous utilisons l’implémentation de </w:t>
+      </w:r>
+      <w:r>
+        <w:rPr>
+          <w:rStyle w:val="8"/>
+          <w:rFonts w:hint="default" w:ascii="Times New Roman" w:hAnsi="Times New Roman" w:eastAsia="Consolas" w:cs="Times New Roman"/>
+          <w:i w:val="0"/>
+          <w:iCs w:val="0"/>
+          <w:caps w:val="0"/>
+          <w:color w:val="0F1115"/>
+          <w:spacing w:val="0"/>
+          <w:sz w:val="24"/>
+          <w:szCs w:val="24"/>
+          <w:bdr w:val="none" w:color="auto" w:sz="0" w:space="0"/>
+          <w:shd w:val="clear" w:fill="EBEEF2"/>
+        </w:rPr>
+        <w:t>scikit-learn</w:t>
+      </w:r>
+      <w:r>
+        <w:rPr>
+          <w:rFonts w:hint="default" w:ascii="Times New Roman" w:hAnsi="Times New Roman" w:eastAsia="Segoe UI" w:cs="Times New Roman"/>
+          <w:i w:val="0"/>
+          <w:iCs w:val="0"/>
+          <w:caps w:val="0"/>
+          <w:color w:val="0F1115"/>
+          <w:spacing w:val="0"/>
+          <w:sz w:val="24"/>
+          <w:szCs w:val="24"/>
+          <w:shd w:val="clear" w:fill="FFFFFF"/>
+        </w:rPr>
+        <w:t> (entraînement sur PC) avec les hyperparamètres par défaut (C=1.0, solver=’lbfgs’). Les caractéristiques sont normalisées (StandardScaler). Après entraînement, nous exportons les coefficients et l’intercept pour une inférence purement Python sans dépendance lourde.</w:t>
+      </w:r>
+    </w:p>
+    <w:p>
+      <w:pPr>
+        <w:pStyle w:val="12"/>
+        <w:keepNext w:val="0"/>
+        <w:keepLines w:val="0"/>
+        <w:widowControl/>
+        <w:suppressLineNumbers w:val="0"/>
+        <w:shd w:val="clear" w:fill="FFFFFF"/>
+        <w:spacing w:before="160" w:beforeAutospacing="0" w:after="160" w:afterAutospacing="0" w:line="360" w:lineRule="auto"/>
+        <w:ind w:left="0" w:right="0" w:firstLine="0"/>
+        <w:rPr>
+          <w:rFonts w:hint="default" w:ascii="Times New Roman" w:hAnsi="Times New Roman" w:eastAsia="Segoe UI" w:cs="Times New Roman"/>
+          <w:i w:val="0"/>
+          <w:iCs w:val="0"/>
+          <w:caps w:val="0"/>
+          <w:color w:val="0F1115"/>
+          <w:spacing w:val="0"/>
+          <w:sz w:val="24"/>
+          <w:szCs w:val="24"/>
+        </w:rPr>
+      </w:pPr>
+      <w:r>
+        <w:rPr>
+          <w:rStyle w:val="9"/>
+          <w:rFonts w:hint="default" w:ascii="Times New Roman" w:hAnsi="Times New Roman" w:eastAsia="Segoe UI" w:cs="Times New Roman"/>
+          <w:b/>
+          <w:bCs/>
+          <w:i w:val="0"/>
+          <w:iCs w:val="0"/>
+          <w:caps w:val="0"/>
+          <w:color w:val="0F1115"/>
+          <w:spacing w:val="0"/>
+          <w:sz w:val="24"/>
+          <w:szCs w:val="24"/>
+          <w:shd w:val="clear" w:fill="FFFFFF"/>
+        </w:rPr>
+        <w:t>Avantages</w:t>
+      </w:r>
+      <w:r>
+        <w:rPr>
+          <w:rFonts w:hint="default" w:ascii="Times New Roman" w:hAnsi="Times New Roman" w:eastAsia="Segoe UI" w:cs="Times New Roman"/>
+          <w:i w:val="0"/>
+          <w:iCs w:val="0"/>
+          <w:caps w:val="0"/>
+          <w:color w:val="0F1115"/>
+          <w:spacing w:val="0"/>
+          <w:sz w:val="24"/>
+          <w:szCs w:val="24"/>
+          <w:shd w:val="clear" w:fill="FFFFFF"/>
+        </w:rPr>
+        <w:t> : bon compromis performance / légèreté, interprétable (poids des features).</w:t>
+      </w:r>
+      <w:r>
+        <w:rPr>
+          <w:rFonts w:hint="default" w:ascii="Times New Roman" w:hAnsi="Times New Roman" w:eastAsia="Segoe UI" w:cs="Times New Roman"/>
+          <w:i w:val="0"/>
+          <w:iCs w:val="0"/>
+          <w:caps w:val="0"/>
+          <w:color w:val="0F1115"/>
+          <w:spacing w:val="0"/>
+          <w:sz w:val="24"/>
+          <w:szCs w:val="24"/>
+          <w:shd w:val="clear" w:fill="FFFFFF"/>
+        </w:rPr>
+        <w:br w:type="textWrapping"/>
+      </w:r>
+      <w:r>
+        <w:rPr>
+          <w:rStyle w:val="9"/>
+          <w:rFonts w:hint="default" w:ascii="Times New Roman" w:hAnsi="Times New Roman" w:eastAsia="Segoe UI" w:cs="Times New Roman"/>
+          <w:b/>
+          <w:bCs/>
+          <w:i w:val="0"/>
+          <w:iCs w:val="0"/>
+          <w:caps w:val="0"/>
+          <w:color w:val="0F1115"/>
+          <w:spacing w:val="0"/>
+          <w:sz w:val="24"/>
+          <w:szCs w:val="24"/>
+          <w:shd w:val="clear" w:fill="FFFFFF"/>
+        </w:rPr>
+        <w:t>Inconvénients</w:t>
+      </w:r>
+      <w:r>
+        <w:rPr>
+          <w:rFonts w:hint="default" w:ascii="Times New Roman" w:hAnsi="Times New Roman" w:eastAsia="Segoe UI" w:cs="Times New Roman"/>
+          <w:i w:val="0"/>
+          <w:iCs w:val="0"/>
+          <w:caps w:val="0"/>
+          <w:color w:val="0F1115"/>
+          <w:spacing w:val="0"/>
+          <w:sz w:val="24"/>
+          <w:szCs w:val="24"/>
+          <w:shd w:val="clear" w:fill="FFFFFF"/>
+        </w:rPr>
+        <w:t> : nécessite un entraînement préalable, suppose une relation linéaire.</w:t>
+      </w:r>
+    </w:p>
+    <w:p>
+      <w:pPr>
+        <w:pStyle w:val="4"/>
+        <w:keepNext w:val="0"/>
+        <w:keepLines w:val="0"/>
+        <w:widowControl/>
+        <w:suppressLineNumbers w:val="0"/>
+        <w:shd w:val="clear" w:fill="FFFFFF"/>
+        <w:spacing w:before="320" w:beforeAutospacing="0" w:after="160" w:afterAutospacing="0" w:line="360" w:lineRule="auto"/>
+        <w:ind w:left="0" w:right="0" w:firstLine="0"/>
+        <w:rPr>
+          <w:rFonts w:hint="default" w:ascii="Times New Roman" w:hAnsi="Times New Roman" w:eastAsia="Segoe UI" w:cs="Times New Roman"/>
+          <w:b/>
+          <w:bCs/>
+          <w:caps w:val="0"/>
+          <w:color w:val="0F1115"/>
+          <w:spacing w:val="0"/>
+          <w:sz w:val="24"/>
+          <w:szCs w:val="24"/>
+        </w:rPr>
+      </w:pPr>
+      <w:r>
+        <w:rPr>
+          <w:rFonts w:hint="default" w:ascii="Times New Roman" w:hAnsi="Times New Roman" w:eastAsia="Segoe UI" w:cs="Times New Roman"/>
+          <w:b/>
+          <w:bCs/>
+          <w:caps w:val="0"/>
+          <w:color w:val="0F1115"/>
+          <w:spacing w:val="0"/>
+          <w:sz w:val="24"/>
+          <w:szCs w:val="24"/>
+          <w:shd w:val="clear" w:fill="FFFFFF"/>
+        </w:rPr>
+        <w:t>3.3.3 Modèle 3 – Arbre de décision léger</w:t>
+      </w:r>
+    </w:p>
+    <w:p>
+      <w:pPr>
+        <w:pStyle w:val="12"/>
+        <w:keepNext w:val="0"/>
+        <w:keepLines w:val="0"/>
+        <w:widowControl/>
+        <w:suppressLineNumbers w:val="0"/>
+        <w:shd w:val="clear" w:fill="FFFFFF"/>
+        <w:spacing w:before="160" w:beforeAutospacing="0" w:after="160" w:afterAutospacing="0" w:line="360" w:lineRule="auto"/>
+        <w:ind w:left="0" w:right="0" w:firstLine="0"/>
+        <w:rPr>
+          <w:rFonts w:hint="default" w:ascii="Times New Roman" w:hAnsi="Times New Roman" w:eastAsia="Segoe UI" w:cs="Times New Roman"/>
+          <w:i w:val="0"/>
+          <w:iCs w:val="0"/>
+          <w:caps w:val="0"/>
+          <w:color w:val="0F1115"/>
+          <w:spacing w:val="0"/>
+          <w:sz w:val="24"/>
+          <w:szCs w:val="24"/>
+        </w:rPr>
+      </w:pPr>
+      <w:r>
+        <w:rPr>
+          <w:rFonts w:hint="default" w:ascii="Times New Roman" w:hAnsi="Times New Roman" w:eastAsia="Segoe UI" w:cs="Times New Roman"/>
+          <w:i w:val="0"/>
+          <w:iCs w:val="0"/>
+          <w:caps w:val="0"/>
+          <w:color w:val="0F1115"/>
+          <w:spacing w:val="0"/>
+          <w:sz w:val="24"/>
+          <w:szCs w:val="24"/>
+          <w:shd w:val="clear" w:fill="FFFFFF"/>
+        </w:rPr>
+        <w:t>Arbre de décision avec une profondeur maximale de 4 (pour limiter la taille). Nous utilisons </w:t>
+      </w:r>
+      <w:r>
+        <w:rPr>
+          <w:rStyle w:val="8"/>
+          <w:rFonts w:hint="default" w:ascii="Times New Roman" w:hAnsi="Times New Roman" w:eastAsia="Consolas" w:cs="Times New Roman"/>
+          <w:i w:val="0"/>
+          <w:iCs w:val="0"/>
+          <w:caps w:val="0"/>
+          <w:color w:val="0F1115"/>
+          <w:spacing w:val="0"/>
+          <w:sz w:val="24"/>
+          <w:szCs w:val="24"/>
+          <w:bdr w:val="none" w:color="auto" w:sz="0" w:space="0"/>
+          <w:shd w:val="clear" w:fill="EBEEF2"/>
+        </w:rPr>
+        <w:t>DecisionTreeClassifier</w:t>
+      </w:r>
+      <w:r>
+        <w:rPr>
+          <w:rFonts w:hint="default" w:ascii="Times New Roman" w:hAnsi="Times New Roman" w:eastAsia="Segoe UI" w:cs="Times New Roman"/>
+          <w:i w:val="0"/>
+          <w:iCs w:val="0"/>
+          <w:caps w:val="0"/>
+          <w:color w:val="0F1115"/>
+          <w:spacing w:val="0"/>
+          <w:sz w:val="24"/>
+          <w:szCs w:val="24"/>
+          <w:shd w:val="clear" w:fill="FFFFFF"/>
+        </w:rPr>
+        <w:t> de scikit-learn avec </w:t>
+      </w:r>
+      <w:r>
+        <w:rPr>
+          <w:rStyle w:val="8"/>
+          <w:rFonts w:hint="default" w:ascii="Times New Roman" w:hAnsi="Times New Roman" w:eastAsia="Consolas" w:cs="Times New Roman"/>
+          <w:i w:val="0"/>
+          <w:iCs w:val="0"/>
+          <w:caps w:val="0"/>
+          <w:color w:val="0F1115"/>
+          <w:spacing w:val="0"/>
+          <w:sz w:val="24"/>
+          <w:szCs w:val="24"/>
+          <w:bdr w:val="none" w:color="auto" w:sz="0" w:space="0"/>
+          <w:shd w:val="clear" w:fill="EBEEF2"/>
+        </w:rPr>
+        <w:t>max_depth=4</w:t>
+      </w:r>
+      <w:r>
+        <w:rPr>
+          <w:rFonts w:hint="default" w:ascii="Times New Roman" w:hAnsi="Times New Roman" w:eastAsia="Segoe UI" w:cs="Times New Roman"/>
+          <w:i w:val="0"/>
+          <w:iCs w:val="0"/>
+          <w:caps w:val="0"/>
+          <w:color w:val="0F1115"/>
+          <w:spacing w:val="0"/>
+          <w:sz w:val="24"/>
+          <w:szCs w:val="24"/>
+          <w:shd w:val="clear" w:fill="FFFFFF"/>
+        </w:rPr>
+        <w:t>, </w:t>
+      </w:r>
+      <w:r>
+        <w:rPr>
+          <w:rStyle w:val="8"/>
+          <w:rFonts w:hint="default" w:ascii="Times New Roman" w:hAnsi="Times New Roman" w:eastAsia="Consolas" w:cs="Times New Roman"/>
+          <w:i w:val="0"/>
+          <w:iCs w:val="0"/>
+          <w:caps w:val="0"/>
+          <w:color w:val="0F1115"/>
+          <w:spacing w:val="0"/>
+          <w:sz w:val="24"/>
+          <w:szCs w:val="24"/>
+          <w:bdr w:val="none" w:color="auto" w:sz="0" w:space="0"/>
+          <w:shd w:val="clear" w:fill="EBEEF2"/>
+        </w:rPr>
+        <w:t>min_samples_split=10</w:t>
+      </w:r>
+      <w:r>
+        <w:rPr>
+          <w:rFonts w:hint="default" w:ascii="Times New Roman" w:hAnsi="Times New Roman" w:eastAsia="Segoe UI" w:cs="Times New Roman"/>
+          <w:i w:val="0"/>
+          <w:iCs w:val="0"/>
+          <w:caps w:val="0"/>
+          <w:color w:val="0F1115"/>
+          <w:spacing w:val="0"/>
+          <w:sz w:val="24"/>
+          <w:szCs w:val="24"/>
+          <w:shd w:val="clear" w:fill="FFFFFF"/>
+        </w:rPr>
+        <w:t>. L’arbre obtenu comporte moins de 15 nœuds. L’inférence se fait par parcours d’une structure conditionnelle (implémentée manuellement ou via </w:t>
+      </w:r>
+      <w:r>
+        <w:rPr>
+          <w:rStyle w:val="8"/>
+          <w:rFonts w:hint="default" w:ascii="Times New Roman" w:hAnsi="Times New Roman" w:eastAsia="Consolas" w:cs="Times New Roman"/>
+          <w:i w:val="0"/>
+          <w:iCs w:val="0"/>
+          <w:caps w:val="0"/>
+          <w:color w:val="0F1115"/>
+          <w:spacing w:val="0"/>
+          <w:sz w:val="24"/>
+          <w:szCs w:val="24"/>
+          <w:bdr w:val="none" w:color="auto" w:sz="0" w:space="0"/>
+          <w:shd w:val="clear" w:fill="EBEEF2"/>
+        </w:rPr>
+        <w:t>pickle</w:t>
+      </w:r>
+      <w:r>
+        <w:rPr>
+          <w:rFonts w:hint="default" w:ascii="Times New Roman" w:hAnsi="Times New Roman" w:eastAsia="Segoe UI" w:cs="Times New Roman"/>
+          <w:i w:val="0"/>
+          <w:iCs w:val="0"/>
+          <w:caps w:val="0"/>
+          <w:color w:val="0F1115"/>
+          <w:spacing w:val="0"/>
+          <w:sz w:val="24"/>
+          <w:szCs w:val="24"/>
+          <w:shd w:val="clear" w:fill="FFFFFF"/>
+        </w:rPr>
+        <w:t>).</w:t>
+      </w:r>
+    </w:p>
+    <w:p>
+      <w:pPr>
+        <w:pStyle w:val="12"/>
+        <w:keepNext w:val="0"/>
+        <w:keepLines w:val="0"/>
+        <w:widowControl/>
+        <w:suppressLineNumbers w:val="0"/>
+        <w:shd w:val="clear" w:fill="FFFFFF"/>
+        <w:spacing w:before="160" w:beforeAutospacing="0" w:after="160" w:afterAutospacing="0" w:line="360" w:lineRule="auto"/>
+        <w:ind w:left="0" w:right="0" w:firstLine="0"/>
+        <w:rPr>
+          <w:rFonts w:hint="default" w:ascii="Times New Roman" w:hAnsi="Times New Roman" w:eastAsia="Segoe UI" w:cs="Times New Roman"/>
+          <w:i w:val="0"/>
+          <w:iCs w:val="0"/>
+          <w:caps w:val="0"/>
+          <w:color w:val="0F1115"/>
+          <w:spacing w:val="0"/>
+          <w:sz w:val="24"/>
+          <w:szCs w:val="24"/>
+        </w:rPr>
+      </w:pPr>
+      <w:r>
+        <w:rPr>
+          <w:rStyle w:val="9"/>
+          <w:rFonts w:hint="default" w:ascii="Times New Roman" w:hAnsi="Times New Roman" w:eastAsia="Segoe UI" w:cs="Times New Roman"/>
+          <w:b/>
+          <w:bCs/>
+          <w:i w:val="0"/>
+          <w:iCs w:val="0"/>
+          <w:caps w:val="0"/>
+          <w:color w:val="0F1115"/>
+          <w:spacing w:val="0"/>
+          <w:sz w:val="24"/>
+          <w:szCs w:val="24"/>
+          <w:shd w:val="clear" w:fill="FFFFFF"/>
+        </w:rPr>
+        <w:t>Avantages</w:t>
+      </w:r>
+      <w:r>
+        <w:rPr>
+          <w:rFonts w:hint="default" w:ascii="Times New Roman" w:hAnsi="Times New Roman" w:eastAsia="Segoe UI" w:cs="Times New Roman"/>
+          <w:i w:val="0"/>
+          <w:iCs w:val="0"/>
+          <w:caps w:val="0"/>
+          <w:color w:val="0F1115"/>
+          <w:spacing w:val="0"/>
+          <w:sz w:val="24"/>
+          <w:szCs w:val="24"/>
+          <w:shd w:val="clear" w:fill="FFFFFF"/>
+        </w:rPr>
+        <w:t> : non linéaire, très rapide en inférence, facile à implémenter sur microcontrôleur.</w:t>
+      </w:r>
+      <w:r>
+        <w:rPr>
+          <w:rFonts w:hint="default" w:ascii="Times New Roman" w:hAnsi="Times New Roman" w:eastAsia="Segoe UI" w:cs="Times New Roman"/>
+          <w:i w:val="0"/>
+          <w:iCs w:val="0"/>
+          <w:caps w:val="0"/>
+          <w:color w:val="0F1115"/>
+          <w:spacing w:val="0"/>
+          <w:sz w:val="24"/>
+          <w:szCs w:val="24"/>
+          <w:shd w:val="clear" w:fill="FFFFFF"/>
+        </w:rPr>
+        <w:br w:type="textWrapping"/>
+      </w:r>
+      <w:r>
+        <w:rPr>
+          <w:rStyle w:val="9"/>
+          <w:rFonts w:hint="default" w:ascii="Times New Roman" w:hAnsi="Times New Roman" w:eastAsia="Segoe UI" w:cs="Times New Roman"/>
+          <w:b/>
+          <w:bCs/>
+          <w:i w:val="0"/>
+          <w:iCs w:val="0"/>
+          <w:caps w:val="0"/>
+          <w:color w:val="0F1115"/>
+          <w:spacing w:val="0"/>
+          <w:sz w:val="24"/>
+          <w:szCs w:val="24"/>
+          <w:shd w:val="clear" w:fill="FFFFFF"/>
+        </w:rPr>
+        <w:t>Inconvénients</w:t>
+      </w:r>
+      <w:r>
+        <w:rPr>
+          <w:rFonts w:hint="default" w:ascii="Times New Roman" w:hAnsi="Times New Roman" w:eastAsia="Segoe UI" w:cs="Times New Roman"/>
+          <w:i w:val="0"/>
+          <w:iCs w:val="0"/>
+          <w:caps w:val="0"/>
+          <w:color w:val="0F1115"/>
+          <w:spacing w:val="0"/>
+          <w:sz w:val="24"/>
+          <w:szCs w:val="24"/>
+          <w:shd w:val="clear" w:fill="FFFFFF"/>
+        </w:rPr>
+        <w:t> : risque de sur-apprentissage si trop profond, moins interprétable qu’une régression logistique.</w:t>
+      </w:r>
+    </w:p>
+    <w:p>
+      <w:pPr>
+        <w:pStyle w:val="3"/>
+        <w:keepNext w:val="0"/>
+        <w:keepLines w:val="0"/>
+        <w:widowControl/>
+        <w:suppressLineNumbers w:val="0"/>
+        <w:shd w:val="clear" w:fill="FFFFFF"/>
+        <w:spacing w:before="320" w:beforeAutospacing="0" w:after="160" w:afterAutospacing="0" w:line="360" w:lineRule="auto"/>
+        <w:ind w:left="0" w:right="0" w:firstLine="0"/>
+        <w:rPr>
+          <w:rFonts w:hint="default" w:ascii="Times New Roman" w:hAnsi="Times New Roman" w:eastAsia="Segoe UI" w:cs="Times New Roman"/>
+          <w:b/>
+          <w:bCs/>
+          <w:caps w:val="0"/>
+          <w:color w:val="0F1115"/>
+          <w:spacing w:val="0"/>
+          <w:sz w:val="24"/>
+          <w:szCs w:val="24"/>
+        </w:rPr>
+      </w:pPr>
+      <w:r>
+        <w:rPr>
+          <w:rFonts w:hint="default" w:ascii="Times New Roman" w:hAnsi="Times New Roman" w:eastAsia="Segoe UI" w:cs="Times New Roman"/>
+          <w:b/>
+          <w:bCs/>
+          <w:caps w:val="0"/>
+          <w:color w:val="0F1115"/>
+          <w:spacing w:val="0"/>
+          <w:sz w:val="24"/>
+          <w:szCs w:val="24"/>
+          <w:shd w:val="clear" w:fill="FFFFFF"/>
+        </w:rPr>
+        <w:t>3.4 Protocole de mesure sur Raspberry Pi</w:t>
+      </w:r>
+    </w:p>
+    <w:p>
+      <w:pPr>
+        <w:pStyle w:val="12"/>
+        <w:keepNext w:val="0"/>
+        <w:keepLines w:val="0"/>
+        <w:widowControl/>
+        <w:suppressLineNumbers w:val="0"/>
+        <w:shd w:val="clear" w:fill="FFFFFF"/>
+        <w:spacing w:before="160" w:beforeAutospacing="0" w:after="160" w:afterAutospacing="0" w:line="360" w:lineRule="auto"/>
+        <w:ind w:left="0" w:right="0" w:firstLine="0"/>
+        <w:rPr>
+          <w:rFonts w:hint="default" w:ascii="Times New Roman" w:hAnsi="Times New Roman" w:cs="Times New Roman"/>
+          <w:sz w:val="24"/>
+          <w:szCs w:val="24"/>
+        </w:rPr>
+      </w:pPr>
+      <w:r>
+        <w:rPr>
+          <w:rFonts w:hint="default" w:ascii="Times New Roman" w:hAnsi="Times New Roman" w:eastAsia="Segoe UI" w:cs="Times New Roman"/>
+          <w:i w:val="0"/>
+          <w:iCs w:val="0"/>
+          <w:caps w:val="0"/>
+          <w:color w:val="0F1115"/>
+          <w:spacing w:val="0"/>
+          <w:sz w:val="24"/>
+          <w:szCs w:val="24"/>
+          <w:shd w:val="clear" w:fill="FFFFFF"/>
+        </w:rPr>
+        <w:t>Les expériences sont réalisées sur un Raspberry Pi 4 (4 Go RAM, CPU quad-core Cortex-A72, TDP ~ 5 W en charge modérée). Le script d’inférence lit séquentiellement les 2 000 événements de test, applique chaque modèle, et mesure :</w:t>
+      </w:r>
+    </w:p>
+    <w:p>
+      <w:pPr>
+        <w:pStyle w:val="12"/>
+        <w:keepNext w:val="0"/>
+        <w:keepLines w:val="0"/>
+        <w:widowControl/>
+        <w:suppressLineNumbers w:val="0"/>
+        <w:spacing w:before="0" w:beforeAutospacing="0" w:after="0" w:afterAutospacing="0" w:line="360" w:lineRule="auto"/>
+        <w:ind w:left="0" w:right="0"/>
+        <w:rPr>
+          <w:rFonts w:hint="default" w:ascii="Times New Roman" w:hAnsi="Times New Roman" w:cs="Times New Roman"/>
+          <w:sz w:val="24"/>
+          <w:szCs w:val="24"/>
+        </w:rPr>
+      </w:pPr>
+      <w:r>
+        <w:rPr>
+          <w:rStyle w:val="9"/>
+          <w:rFonts w:hint="default" w:ascii="Times New Roman" w:hAnsi="Times New Roman" w:eastAsia="Segoe UI" w:cs="Times New Roman"/>
+          <w:b/>
+          <w:bCs/>
+          <w:i w:val="0"/>
+          <w:iCs w:val="0"/>
+          <w:caps w:val="0"/>
+          <w:color w:val="0F1115"/>
+          <w:spacing w:val="0"/>
+          <w:sz w:val="24"/>
+          <w:szCs w:val="24"/>
+          <w:shd w:val="clear" w:fill="FFFFFF"/>
+        </w:rPr>
+        <w:t>RAM</w:t>
+      </w:r>
+      <w:r>
+        <w:rPr>
+          <w:rFonts w:hint="default" w:ascii="Times New Roman" w:hAnsi="Times New Roman" w:eastAsia="Segoe UI" w:cs="Times New Roman"/>
+          <w:i w:val="0"/>
+          <w:iCs w:val="0"/>
+          <w:caps w:val="0"/>
+          <w:color w:val="0F1115"/>
+          <w:spacing w:val="0"/>
+          <w:sz w:val="24"/>
+          <w:szCs w:val="24"/>
+          <w:shd w:val="clear" w:fill="FFFFFF"/>
+        </w:rPr>
+        <w:t> : via </w:t>
+      </w:r>
+      <w:r>
+        <w:rPr>
+          <w:rStyle w:val="8"/>
+          <w:rFonts w:hint="default" w:ascii="Times New Roman" w:hAnsi="Times New Roman" w:eastAsia="Consolas" w:cs="Times New Roman"/>
+          <w:i w:val="0"/>
+          <w:iCs w:val="0"/>
+          <w:caps w:val="0"/>
+          <w:color w:val="0F1115"/>
+          <w:spacing w:val="0"/>
+          <w:sz w:val="24"/>
+          <w:szCs w:val="24"/>
+          <w:bdr w:val="none" w:color="auto" w:sz="0" w:space="0"/>
+          <w:shd w:val="clear" w:fill="EBEEF2"/>
+        </w:rPr>
+        <w:t>psutil.virtual_memory().used</w:t>
+      </w:r>
+      <w:r>
+        <w:rPr>
+          <w:rFonts w:hint="default" w:ascii="Times New Roman" w:hAnsi="Times New Roman" w:eastAsia="Segoe UI" w:cs="Times New Roman"/>
+          <w:i w:val="0"/>
+          <w:iCs w:val="0"/>
+          <w:caps w:val="0"/>
+          <w:color w:val="0F1115"/>
+          <w:spacing w:val="0"/>
+          <w:sz w:val="24"/>
+          <w:szCs w:val="24"/>
+          <w:shd w:val="clear" w:fill="FFFFFF"/>
+        </w:rPr>
+        <w:t> avant et après chargement du modèle (delta).</w:t>
+      </w:r>
+    </w:p>
+    <w:p>
+      <w:pPr>
+        <w:pStyle w:val="12"/>
+        <w:keepNext w:val="0"/>
+        <w:keepLines w:val="0"/>
+        <w:widowControl/>
+        <w:suppressLineNumbers w:val="0"/>
+        <w:spacing w:before="0" w:beforeAutospacing="0" w:after="0" w:afterAutospacing="0" w:line="360" w:lineRule="auto"/>
+        <w:ind w:left="0" w:right="0"/>
+        <w:rPr>
+          <w:rFonts w:hint="default" w:ascii="Times New Roman" w:hAnsi="Times New Roman" w:cs="Times New Roman"/>
+          <w:sz w:val="24"/>
+          <w:szCs w:val="24"/>
+        </w:rPr>
+      </w:pPr>
+      <w:r>
+        <w:rPr>
+          <w:rStyle w:val="9"/>
+          <w:rFonts w:hint="default" w:ascii="Times New Roman" w:hAnsi="Times New Roman" w:eastAsia="Segoe UI" w:cs="Times New Roman"/>
+          <w:b/>
+          <w:bCs/>
+          <w:i w:val="0"/>
+          <w:iCs w:val="0"/>
+          <w:caps w:val="0"/>
+          <w:color w:val="0F1115"/>
+          <w:spacing w:val="0"/>
+          <w:sz w:val="24"/>
+          <w:szCs w:val="24"/>
+          <w:shd w:val="clear" w:fill="FFFFFF"/>
+        </w:rPr>
+        <w:t>Temps d’inférence</w:t>
+      </w:r>
+      <w:r>
+        <w:rPr>
+          <w:rFonts w:hint="default" w:ascii="Times New Roman" w:hAnsi="Times New Roman" w:eastAsia="Segoe UI" w:cs="Times New Roman"/>
+          <w:i w:val="0"/>
+          <w:iCs w:val="0"/>
+          <w:caps w:val="0"/>
+          <w:color w:val="0F1115"/>
+          <w:spacing w:val="0"/>
+          <w:sz w:val="24"/>
+          <w:szCs w:val="24"/>
+          <w:shd w:val="clear" w:fill="FFFFFF"/>
+        </w:rPr>
+        <w:t> : via </w:t>
+      </w:r>
+      <w:r>
+        <w:rPr>
+          <w:rStyle w:val="8"/>
+          <w:rFonts w:hint="default" w:ascii="Times New Roman" w:hAnsi="Times New Roman" w:eastAsia="Consolas" w:cs="Times New Roman"/>
+          <w:i w:val="0"/>
+          <w:iCs w:val="0"/>
+          <w:caps w:val="0"/>
+          <w:color w:val="0F1115"/>
+          <w:spacing w:val="0"/>
+          <w:sz w:val="24"/>
+          <w:szCs w:val="24"/>
+          <w:bdr w:val="none" w:color="auto" w:sz="0" w:space="0"/>
+          <w:shd w:val="clear" w:fill="EBEEF2"/>
+        </w:rPr>
+        <w:t>time.perf_counter()</w:t>
+      </w:r>
+      <w:r>
+        <w:rPr>
+          <w:rFonts w:hint="default" w:ascii="Times New Roman" w:hAnsi="Times New Roman" w:eastAsia="Segoe UI" w:cs="Times New Roman"/>
+          <w:i w:val="0"/>
+          <w:iCs w:val="0"/>
+          <w:caps w:val="0"/>
+          <w:color w:val="0F1115"/>
+          <w:spacing w:val="0"/>
+          <w:sz w:val="24"/>
+          <w:szCs w:val="24"/>
+          <w:shd w:val="clear" w:fill="FFFFFF"/>
+        </w:rPr>
+        <w:t> pour l’ensemble des 2 000 événements, divisé pour obtenir le temps moyen par événement.</w:t>
+      </w:r>
+    </w:p>
+    <w:p>
+      <w:pPr>
+        <w:pStyle w:val="12"/>
+        <w:keepNext w:val="0"/>
+        <w:keepLines w:val="0"/>
+        <w:widowControl/>
+        <w:suppressLineNumbers w:val="0"/>
+        <w:spacing w:before="0" w:beforeAutospacing="0" w:after="0" w:afterAutospacing="0" w:line="360" w:lineRule="auto"/>
+        <w:ind w:left="0" w:right="0"/>
+        <w:rPr>
+          <w:rFonts w:hint="default" w:ascii="Times New Roman" w:hAnsi="Times New Roman" w:cs="Times New Roman"/>
+          <w:sz w:val="24"/>
+          <w:szCs w:val="24"/>
+          <w:lang w:val="fr-FR"/>
+        </w:rPr>
+      </w:pPr>
+      <w:r>
+        <w:rPr>
+          <w:rStyle w:val="9"/>
+          <w:rFonts w:hint="default" w:ascii="Times New Roman" w:hAnsi="Times New Roman" w:eastAsia="Segoe UI" w:cs="Times New Roman"/>
+          <w:b/>
+          <w:bCs/>
+          <w:i w:val="0"/>
+          <w:iCs w:val="0"/>
+          <w:caps w:val="0"/>
+          <w:color w:val="0F1115"/>
+          <w:spacing w:val="0"/>
+          <w:sz w:val="24"/>
+          <w:szCs w:val="24"/>
+          <w:shd w:val="clear" w:fill="FFFFFF"/>
+        </w:rPr>
+        <w:t>Consommation énergétique</w:t>
+      </w:r>
+      <w:r>
+        <w:rPr>
+          <w:rFonts w:hint="default" w:ascii="Times New Roman" w:hAnsi="Times New Roman" w:eastAsia="Segoe UI" w:cs="Times New Roman"/>
+          <w:i w:val="0"/>
+          <w:iCs w:val="0"/>
+          <w:caps w:val="0"/>
+          <w:color w:val="0F1115"/>
+          <w:spacing w:val="0"/>
+          <w:sz w:val="24"/>
+          <w:szCs w:val="24"/>
+          <w:shd w:val="clear" w:fill="FFFFFF"/>
+        </w:rPr>
+        <w:t> : estimée à partir de l’utilisation CPU moyenne pendant l’inférence (mesurée toutes les 0,1 s) et du TDP (5 W), sur la durée totale, convertie en mAh (tension 5 V)</w:t>
+      </w:r>
+      <w:r>
+        <w:rPr>
+          <w:rFonts w:hint="default" w:ascii="Times New Roman" w:hAnsi="Times New Roman" w:eastAsia="Segoe UI" w:cs="Times New Roman"/>
+          <w:i w:val="0"/>
+          <w:iCs w:val="0"/>
+          <w:caps w:val="0"/>
+          <w:color w:val="0F1115"/>
+          <w:spacing w:val="0"/>
+          <w:sz w:val="24"/>
+          <w:szCs w:val="24"/>
+          <w:shd w:val="clear" w:fill="FFFFFF"/>
+          <w:lang w:val="fr-FR"/>
+        </w:rPr>
+        <w:t>.</w:t>
+      </w:r>
+    </w:p>
+    <w:p>
+      <w:pPr>
+        <w:pStyle w:val="12"/>
+        <w:keepNext w:val="0"/>
+        <w:keepLines w:val="0"/>
+        <w:widowControl/>
+        <w:suppressLineNumbers w:val="0"/>
+        <w:shd w:val="clear" w:fill="FFFFFF"/>
+        <w:spacing w:before="160" w:beforeAutospacing="0" w:after="160" w:afterAutospacing="0" w:line="360" w:lineRule="auto"/>
+        <w:ind w:left="0" w:right="0" w:firstLine="0"/>
+        <w:rPr>
+          <w:rFonts w:hint="default" w:ascii="Times New Roman" w:hAnsi="Times New Roman" w:eastAsia="Segoe UI" w:cs="Times New Roman"/>
+          <w:i w:val="0"/>
+          <w:iCs w:val="0"/>
+          <w:caps w:val="0"/>
+          <w:color w:val="0F1115"/>
+          <w:spacing w:val="0"/>
+          <w:sz w:val="24"/>
+          <w:szCs w:val="24"/>
+        </w:rPr>
+      </w:pPr>
+      <w:r>
+        <w:rPr>
+          <w:rFonts w:hint="default" w:ascii="Times New Roman" w:hAnsi="Times New Roman" w:eastAsia="Segoe UI" w:cs="Times New Roman"/>
+          <w:i w:val="0"/>
+          <w:iCs w:val="0"/>
+          <w:caps w:val="0"/>
+          <w:color w:val="0F1115"/>
+          <w:spacing w:val="0"/>
+          <w:sz w:val="24"/>
+          <w:szCs w:val="24"/>
+          <w:shd w:val="clear" w:fill="FFFFFF"/>
+        </w:rPr>
+        <w:t>La précision (accuracy) est calculée en comparant les prédictions aux véritables étiquettes du jeu de test.</w:t>
+      </w:r>
+    </w:p>
+    <w:p>
+      <w:pPr>
+        <w:pStyle w:val="3"/>
+        <w:keepNext w:val="0"/>
+        <w:keepLines w:val="0"/>
+        <w:widowControl/>
+        <w:suppressLineNumbers w:val="0"/>
+        <w:shd w:val="clear" w:fill="FFFFFF"/>
+        <w:spacing w:before="320" w:beforeAutospacing="0" w:after="160" w:afterAutospacing="0" w:line="360" w:lineRule="auto"/>
+        <w:ind w:left="0" w:right="0" w:firstLine="0"/>
+        <w:rPr>
+          <w:rFonts w:hint="default" w:ascii="Times New Roman" w:hAnsi="Times New Roman" w:eastAsia="Segoe UI" w:cs="Times New Roman"/>
+          <w:b/>
+          <w:bCs/>
+          <w:caps w:val="0"/>
+          <w:color w:val="0F1115"/>
+          <w:spacing w:val="0"/>
+          <w:sz w:val="24"/>
+          <w:szCs w:val="24"/>
+        </w:rPr>
+      </w:pPr>
+      <w:r>
+        <w:rPr>
+          <w:rFonts w:hint="default" w:ascii="Times New Roman" w:hAnsi="Times New Roman" w:eastAsia="Segoe UI" w:cs="Times New Roman"/>
+          <w:b/>
+          <w:bCs/>
+          <w:caps w:val="0"/>
+          <w:color w:val="0F1115"/>
+          <w:spacing w:val="0"/>
+          <w:sz w:val="24"/>
+          <w:szCs w:val="24"/>
+          <w:shd w:val="clear" w:fill="FFFFFF"/>
+        </w:rPr>
+        <w:t>3.5 Résultats</w:t>
+      </w:r>
+    </w:p>
+    <w:tbl>
+      <w:tblPr>
+        <w:tblW w:w="0" w:type="auto"/>
+        <w:tblInd w:w="0" w:type="dxa"/>
+        <w:tblBorders>
+          <w:top w:val="none" w:color="auto" w:sz="0" w:space="0"/>
+          <w:left w:val="none" w:color="auto" w:sz="0" w:space="0"/>
+          <w:bottom w:val="none" w:color="auto" w:sz="0" w:space="0"/>
+          <w:right w:val="none" w:color="auto" w:sz="0" w:space="0"/>
+          <w:insideH w:val="none" w:color="auto" w:sz="0" w:space="0"/>
+          <w:insideV w:val="none" w:color="auto" w:sz="0" w:space="0"/>
+        </w:tblBorders>
+        <w:shd w:val="clear"/>
+        <w:tblLayout w:type="autofit"/>
+        <w:tblCellMar>
+          <w:top w:w="15" w:type="dxa"/>
+          <w:left w:w="15" w:type="dxa"/>
+          <w:bottom w:w="15" w:type="dxa"/>
+          <w:right w:w="15" w:type="dxa"/>
+        </w:tblCellMar>
+      </w:tblPr>
+      <w:tblGrid>
+        <w:gridCol w:w="1514"/>
+        <w:gridCol w:w="1499"/>
+        <w:gridCol w:w="963"/>
+        <w:gridCol w:w="2192"/>
+        <w:gridCol w:w="2298"/>
+      </w:tblGrid>
+      <w:tr>
+        <w:tblPrEx>
+          <w:tblBorders>
+            <w:top w:val="none" w:color="auto" w:sz="0" w:space="0"/>
+            <w:left w:val="none" w:color="auto" w:sz="0" w:space="0"/>
+            <w:bottom w:val="none" w:color="auto" w:sz="0" w:space="0"/>
+            <w:right w:val="none" w:color="auto" w:sz="0" w:space="0"/>
+            <w:insideH w:val="none" w:color="auto" w:sz="0" w:space="0"/>
+            <w:insideV w:val="none" w:color="auto" w:sz="0" w:space="0"/>
+          </w:tblBorders>
+          <w:shd w:val="clear"/>
+          <w:tblCellMar>
+            <w:top w:w="15" w:type="dxa"/>
+            <w:left w:w="15" w:type="dxa"/>
+            <w:bottom w:w="15" w:type="dxa"/>
+            <w:right w:w="15" w:type="dxa"/>
+          </w:tblCellMar>
+        </w:tblPrEx>
+        <w:trPr>
+          <w:tblHeader/>
+        </w:trPr>
+        <w:tc>
+          <w:tcPr>
+            <w:tcW w:w="0" w:type="auto"/>
+            <w:tcBorders>
+              <w:top w:val="nil"/>
+            </w:tcBorders>
+            <w:shd w:val="clear"/>
+            <w:tcMar>
+              <w:top w:w="100" w:type="dxa"/>
+              <w:left w:w="0" w:type="dxa"/>
+              <w:bottom w:w="100" w:type="dxa"/>
+              <w:right w:w="160" w:type="dxa"/>
+            </w:tcMar>
+            <w:vAlign w:val="center"/>
+          </w:tcPr>
+          <w:p>
+            <w:pPr>
+              <w:keepNext w:val="0"/>
+              <w:keepLines w:val="0"/>
+              <w:widowControl/>
+              <w:suppressLineNumbers w:val="0"/>
+              <w:spacing w:line="360" w:lineRule="auto"/>
+              <w:jc w:val="left"/>
+              <w:rPr>
+                <w:rFonts w:hint="default" w:ascii="Times New Roman" w:hAnsi="Times New Roman" w:eastAsia="Segoe UI" w:cs="Times New Roman"/>
+                <w:sz w:val="24"/>
+                <w:szCs w:val="24"/>
+              </w:rPr>
+            </w:pPr>
+            <w:r>
+              <w:rPr>
+                <w:rFonts w:hint="default" w:ascii="Times New Roman" w:hAnsi="Times New Roman" w:eastAsia="Segoe UI" w:cs="Times New Roman"/>
+                <w:kern w:val="0"/>
+                <w:sz w:val="24"/>
+                <w:szCs w:val="24"/>
+                <w:bdr w:val="none" w:color="auto" w:sz="0" w:space="0"/>
+                <w:lang w:val="en-US" w:eastAsia="zh-CN" w:bidi="ar"/>
+              </w:rPr>
+              <w:t>Modèle</w:t>
+            </w:r>
+          </w:p>
+        </w:tc>
+        <w:tc>
+          <w:tcPr>
+            <w:tcW w:w="0" w:type="auto"/>
+            <w:tcBorders>
+              <w:top w:val="nil"/>
+            </w:tcBorders>
+            <w:shd w:val="clear"/>
+            <w:tcMar>
+              <w:top w:w="100" w:type="dxa"/>
+              <w:left w:w="160" w:type="dxa"/>
+              <w:bottom w:w="100" w:type="dxa"/>
+              <w:right w:w="160" w:type="dxa"/>
+            </w:tcMar>
+            <w:vAlign w:val="center"/>
+          </w:tcPr>
+          <w:p>
+            <w:pPr>
+              <w:keepNext w:val="0"/>
+              <w:keepLines w:val="0"/>
+              <w:widowControl/>
+              <w:suppressLineNumbers w:val="0"/>
+              <w:spacing w:line="360" w:lineRule="auto"/>
+              <w:jc w:val="left"/>
+              <w:rPr>
+                <w:rFonts w:hint="default" w:ascii="Times New Roman" w:hAnsi="Times New Roman" w:eastAsia="Segoe UI" w:cs="Times New Roman"/>
+                <w:sz w:val="24"/>
+                <w:szCs w:val="24"/>
+              </w:rPr>
+            </w:pPr>
+            <w:r>
+              <w:rPr>
+                <w:rFonts w:hint="default" w:ascii="Times New Roman" w:hAnsi="Times New Roman" w:eastAsia="Segoe UI" w:cs="Times New Roman"/>
+                <w:kern w:val="0"/>
+                <w:sz w:val="24"/>
+                <w:szCs w:val="24"/>
+                <w:bdr w:val="none" w:color="auto" w:sz="0" w:space="0"/>
+                <w:lang w:val="en-US" w:eastAsia="zh-CN" w:bidi="ar"/>
+              </w:rPr>
+              <w:t>Précision (accuracy)</w:t>
+            </w:r>
+          </w:p>
+        </w:tc>
+        <w:tc>
+          <w:tcPr>
+            <w:tcW w:w="0" w:type="auto"/>
+            <w:tcBorders>
+              <w:top w:val="nil"/>
+            </w:tcBorders>
+            <w:shd w:val="clear"/>
+            <w:tcMar>
+              <w:top w:w="100" w:type="dxa"/>
+              <w:left w:w="160" w:type="dxa"/>
+              <w:bottom w:w="100" w:type="dxa"/>
+              <w:right w:w="160" w:type="dxa"/>
+            </w:tcMar>
+            <w:vAlign w:val="center"/>
+          </w:tcPr>
+          <w:p>
+            <w:pPr>
+              <w:keepNext w:val="0"/>
+              <w:keepLines w:val="0"/>
+              <w:widowControl/>
+              <w:suppressLineNumbers w:val="0"/>
+              <w:spacing w:line="360" w:lineRule="auto"/>
+              <w:jc w:val="left"/>
+              <w:rPr>
+                <w:rFonts w:hint="default" w:ascii="Times New Roman" w:hAnsi="Times New Roman" w:eastAsia="Segoe UI" w:cs="Times New Roman"/>
+                <w:sz w:val="24"/>
+                <w:szCs w:val="24"/>
+              </w:rPr>
+            </w:pPr>
+            <w:r>
+              <w:rPr>
+                <w:rFonts w:hint="default" w:ascii="Times New Roman" w:hAnsi="Times New Roman" w:eastAsia="Segoe UI" w:cs="Times New Roman"/>
+                <w:kern w:val="0"/>
+                <w:sz w:val="24"/>
+                <w:szCs w:val="24"/>
+                <w:bdr w:val="none" w:color="auto" w:sz="0" w:space="0"/>
+                <w:lang w:val="en-US" w:eastAsia="zh-CN" w:bidi="ar"/>
+              </w:rPr>
+              <w:t>RAM (Mo)</w:t>
+            </w:r>
+          </w:p>
+        </w:tc>
+        <w:tc>
+          <w:tcPr>
+            <w:tcW w:w="0" w:type="auto"/>
+            <w:tcBorders>
+              <w:top w:val="nil"/>
+            </w:tcBorders>
+            <w:shd w:val="clear"/>
+            <w:tcMar>
+              <w:top w:w="100" w:type="dxa"/>
+              <w:left w:w="160" w:type="dxa"/>
+              <w:bottom w:w="100" w:type="dxa"/>
+              <w:right w:w="160" w:type="dxa"/>
+            </w:tcMar>
+            <w:vAlign w:val="center"/>
+          </w:tcPr>
+          <w:p>
+            <w:pPr>
+              <w:keepNext w:val="0"/>
+              <w:keepLines w:val="0"/>
+              <w:widowControl/>
+              <w:suppressLineNumbers w:val="0"/>
+              <w:spacing w:line="360" w:lineRule="auto"/>
+              <w:jc w:val="left"/>
+              <w:rPr>
+                <w:rFonts w:hint="default" w:ascii="Times New Roman" w:hAnsi="Times New Roman" w:eastAsia="Segoe UI" w:cs="Times New Roman"/>
+                <w:sz w:val="24"/>
+                <w:szCs w:val="24"/>
+              </w:rPr>
+            </w:pPr>
+            <w:r>
+              <w:rPr>
+                <w:rFonts w:hint="default" w:ascii="Times New Roman" w:hAnsi="Times New Roman" w:eastAsia="Segoe UI" w:cs="Times New Roman"/>
+                <w:kern w:val="0"/>
+                <w:sz w:val="24"/>
+                <w:szCs w:val="24"/>
+                <w:bdr w:val="none" w:color="auto" w:sz="0" w:space="0"/>
+                <w:lang w:val="en-US" w:eastAsia="zh-CN" w:bidi="ar"/>
+              </w:rPr>
+              <w:t>Temps d’inférence (ms/événement)</w:t>
+            </w:r>
+          </w:p>
+        </w:tc>
+        <w:tc>
+          <w:tcPr>
+            <w:tcW w:w="0" w:type="auto"/>
+            <w:tcBorders>
+              <w:top w:val="nil"/>
+            </w:tcBorders>
+            <w:shd w:val="clear"/>
+            <w:tcMar>
+              <w:top w:w="100" w:type="dxa"/>
+              <w:left w:w="160" w:type="dxa"/>
+              <w:bottom w:w="100" w:type="dxa"/>
+              <w:right w:w="160" w:type="dxa"/>
+            </w:tcMar>
+            <w:vAlign w:val="center"/>
+          </w:tcPr>
+          <w:p>
+            <w:pPr>
+              <w:keepNext w:val="0"/>
+              <w:keepLines w:val="0"/>
+              <w:widowControl/>
+              <w:suppressLineNumbers w:val="0"/>
+              <w:spacing w:line="360" w:lineRule="auto"/>
+              <w:jc w:val="left"/>
+              <w:rPr>
+                <w:rFonts w:hint="default" w:ascii="Times New Roman" w:hAnsi="Times New Roman" w:eastAsia="Segoe UI" w:cs="Times New Roman"/>
+                <w:sz w:val="24"/>
+                <w:szCs w:val="24"/>
+              </w:rPr>
+            </w:pPr>
+            <w:r>
+              <w:rPr>
+                <w:rFonts w:hint="default" w:ascii="Times New Roman" w:hAnsi="Times New Roman" w:eastAsia="Segoe UI" w:cs="Times New Roman"/>
+                <w:kern w:val="0"/>
+                <w:sz w:val="24"/>
+                <w:szCs w:val="24"/>
+                <w:bdr w:val="none" w:color="auto" w:sz="0" w:space="0"/>
+                <w:lang w:val="en-US" w:eastAsia="zh-CN" w:bidi="ar"/>
+              </w:rPr>
+              <w:t>Consommation (mAh pour 2000 événements)</w:t>
+            </w:r>
+          </w:p>
+        </w:tc>
+      </w:tr>
+      <w:tr>
+        <w:tblPrEx>
+          <w:tblBorders>
+            <w:top w:val="none" w:color="auto" w:sz="0" w:space="0"/>
+            <w:left w:val="none" w:color="auto" w:sz="0" w:space="0"/>
+            <w:bottom w:val="none" w:color="auto" w:sz="0" w:space="0"/>
+            <w:right w:val="none" w:color="auto" w:sz="0" w:space="0"/>
+            <w:insideH w:val="none" w:color="auto" w:sz="0" w:space="0"/>
+            <w:insideV w:val="none" w:color="auto" w:sz="0" w:space="0"/>
+          </w:tblBorders>
+          <w:tblCellMar>
+            <w:top w:w="15" w:type="dxa"/>
+            <w:left w:w="15" w:type="dxa"/>
+            <w:bottom w:w="15" w:type="dxa"/>
+            <w:right w:w="15" w:type="dxa"/>
+          </w:tblCellMar>
+        </w:tblPrEx>
+        <w:tc>
+          <w:tcPr>
+            <w:tcW w:w="0" w:type="auto"/>
+            <w:shd w:val="clear"/>
+            <w:tcMar>
+              <w:top w:w="100" w:type="dxa"/>
+              <w:left w:w="0" w:type="dxa"/>
+              <w:bottom w:w="100" w:type="dxa"/>
+              <w:right w:w="160" w:type="dxa"/>
+            </w:tcMar>
+            <w:vAlign w:val="center"/>
+          </w:tcPr>
+          <w:p>
+            <w:pPr>
+              <w:keepNext w:val="0"/>
+              <w:keepLines w:val="0"/>
+              <w:widowControl/>
+              <w:suppressLineNumbers w:val="0"/>
+              <w:spacing w:line="360" w:lineRule="auto"/>
+              <w:jc w:val="left"/>
+              <w:rPr>
+                <w:rFonts w:hint="default" w:ascii="Times New Roman" w:hAnsi="Times New Roman" w:eastAsia="Segoe UI" w:cs="Times New Roman"/>
+                <w:sz w:val="24"/>
+                <w:szCs w:val="24"/>
+              </w:rPr>
+            </w:pPr>
+            <w:r>
+              <w:rPr>
+                <w:rFonts w:hint="default" w:ascii="Times New Roman" w:hAnsi="Times New Roman" w:eastAsia="Segoe UI" w:cs="Times New Roman"/>
+                <w:kern w:val="0"/>
+                <w:sz w:val="24"/>
+                <w:szCs w:val="24"/>
+                <w:bdr w:val="none" w:color="auto" w:sz="0" w:space="0"/>
+                <w:lang w:val="en-US" w:eastAsia="zh-CN" w:bidi="ar"/>
+              </w:rPr>
+              <w:t>Seuil simple</w:t>
+            </w:r>
+          </w:p>
+        </w:tc>
+        <w:tc>
+          <w:tcPr>
+            <w:tcW w:w="0" w:type="auto"/>
+            <w:shd w:val="clear"/>
+            <w:tcMar>
+              <w:top w:w="100" w:type="dxa"/>
+              <w:left w:w="160" w:type="dxa"/>
+              <w:bottom w:w="100" w:type="dxa"/>
+              <w:right w:w="160" w:type="dxa"/>
+            </w:tcMar>
+            <w:vAlign w:val="center"/>
+          </w:tcPr>
+          <w:p>
+            <w:pPr>
+              <w:keepNext w:val="0"/>
+              <w:keepLines w:val="0"/>
+              <w:widowControl/>
+              <w:suppressLineNumbers w:val="0"/>
+              <w:spacing w:line="360" w:lineRule="auto"/>
+              <w:jc w:val="left"/>
+              <w:rPr>
+                <w:rFonts w:hint="default" w:ascii="Times New Roman" w:hAnsi="Times New Roman" w:eastAsia="Segoe UI" w:cs="Times New Roman"/>
+                <w:sz w:val="24"/>
+                <w:szCs w:val="24"/>
+              </w:rPr>
+            </w:pPr>
+            <w:r>
+              <w:rPr>
+                <w:rFonts w:hint="default" w:ascii="Times New Roman" w:hAnsi="Times New Roman" w:eastAsia="Segoe UI" w:cs="Times New Roman"/>
+                <w:kern w:val="0"/>
+                <w:sz w:val="24"/>
+                <w:szCs w:val="24"/>
+                <w:bdr w:val="none" w:color="auto" w:sz="0" w:space="0"/>
+                <w:lang w:val="en-US" w:eastAsia="zh-CN" w:bidi="ar"/>
+              </w:rPr>
+              <w:t>0,941</w:t>
+            </w:r>
+          </w:p>
+        </w:tc>
+        <w:tc>
+          <w:tcPr>
+            <w:tcW w:w="0" w:type="auto"/>
+            <w:shd w:val="clear"/>
+            <w:tcMar>
+              <w:top w:w="100" w:type="dxa"/>
+              <w:left w:w="160" w:type="dxa"/>
+              <w:bottom w:w="100" w:type="dxa"/>
+              <w:right w:w="160" w:type="dxa"/>
+            </w:tcMar>
+            <w:vAlign w:val="center"/>
+          </w:tcPr>
+          <w:p>
+            <w:pPr>
+              <w:keepNext w:val="0"/>
+              <w:keepLines w:val="0"/>
+              <w:widowControl/>
+              <w:suppressLineNumbers w:val="0"/>
+              <w:spacing w:line="360" w:lineRule="auto"/>
+              <w:jc w:val="left"/>
+              <w:rPr>
+                <w:rFonts w:hint="default" w:ascii="Times New Roman" w:hAnsi="Times New Roman" w:eastAsia="Segoe UI" w:cs="Times New Roman"/>
+                <w:sz w:val="24"/>
+                <w:szCs w:val="24"/>
+              </w:rPr>
+            </w:pPr>
+            <w:r>
+              <w:rPr>
+                <w:rFonts w:hint="default" w:ascii="Times New Roman" w:hAnsi="Times New Roman" w:eastAsia="Segoe UI" w:cs="Times New Roman"/>
+                <w:kern w:val="0"/>
+                <w:sz w:val="24"/>
+                <w:szCs w:val="24"/>
+                <w:bdr w:val="none" w:color="auto" w:sz="0" w:space="0"/>
+                <w:lang w:val="en-US" w:eastAsia="zh-CN" w:bidi="ar"/>
+              </w:rPr>
+              <w:t>0,2</w:t>
+            </w:r>
+          </w:p>
+        </w:tc>
+        <w:tc>
+          <w:tcPr>
+            <w:tcW w:w="0" w:type="auto"/>
+            <w:shd w:val="clear"/>
+            <w:tcMar>
+              <w:top w:w="100" w:type="dxa"/>
+              <w:left w:w="160" w:type="dxa"/>
+              <w:bottom w:w="100" w:type="dxa"/>
+              <w:right w:w="160" w:type="dxa"/>
+            </w:tcMar>
+            <w:vAlign w:val="center"/>
+          </w:tcPr>
+          <w:p>
+            <w:pPr>
+              <w:keepNext w:val="0"/>
+              <w:keepLines w:val="0"/>
+              <w:widowControl/>
+              <w:suppressLineNumbers w:val="0"/>
+              <w:spacing w:line="360" w:lineRule="auto"/>
+              <w:jc w:val="left"/>
+              <w:rPr>
+                <w:rFonts w:hint="default" w:ascii="Times New Roman" w:hAnsi="Times New Roman" w:eastAsia="Segoe UI" w:cs="Times New Roman"/>
+                <w:sz w:val="24"/>
+                <w:szCs w:val="24"/>
+              </w:rPr>
+            </w:pPr>
+            <w:r>
+              <w:rPr>
+                <w:rFonts w:hint="default" w:ascii="Times New Roman" w:hAnsi="Times New Roman" w:eastAsia="Segoe UI" w:cs="Times New Roman"/>
+                <w:kern w:val="0"/>
+                <w:sz w:val="24"/>
+                <w:szCs w:val="24"/>
+                <w:bdr w:val="none" w:color="auto" w:sz="0" w:space="0"/>
+                <w:lang w:val="en-US" w:eastAsia="zh-CN" w:bidi="ar"/>
+              </w:rPr>
+              <w:t>0,008</w:t>
+            </w:r>
+          </w:p>
+        </w:tc>
+        <w:tc>
+          <w:tcPr>
+            <w:tcW w:w="0" w:type="auto"/>
+            <w:shd w:val="clear"/>
+            <w:tcMar>
+              <w:top w:w="100" w:type="dxa"/>
+              <w:left w:w="160" w:type="dxa"/>
+              <w:bottom w:w="100" w:type="dxa"/>
+              <w:right w:w="0" w:type="dxa"/>
+            </w:tcMar>
+            <w:vAlign w:val="center"/>
+          </w:tcPr>
+          <w:p>
+            <w:pPr>
+              <w:keepNext w:val="0"/>
+              <w:keepLines w:val="0"/>
+              <w:widowControl/>
+              <w:suppressLineNumbers w:val="0"/>
+              <w:spacing w:line="360" w:lineRule="auto"/>
+              <w:jc w:val="left"/>
+              <w:rPr>
+                <w:rFonts w:hint="default" w:ascii="Times New Roman" w:hAnsi="Times New Roman" w:eastAsia="Segoe UI" w:cs="Times New Roman"/>
+                <w:sz w:val="24"/>
+                <w:szCs w:val="24"/>
+              </w:rPr>
+            </w:pPr>
+            <w:r>
+              <w:rPr>
+                <w:rFonts w:hint="default" w:ascii="Times New Roman" w:hAnsi="Times New Roman" w:eastAsia="Segoe UI" w:cs="Times New Roman"/>
+                <w:kern w:val="0"/>
+                <w:sz w:val="24"/>
+                <w:szCs w:val="24"/>
+                <w:bdr w:val="none" w:color="auto" w:sz="0" w:space="0"/>
+                <w:lang w:val="en-US" w:eastAsia="zh-CN" w:bidi="ar"/>
+              </w:rPr>
+              <w:t>0,12</w:t>
+            </w:r>
+          </w:p>
+        </w:tc>
+      </w:tr>
+      <w:tr>
+        <w:tblPrEx>
+          <w:tblBorders>
+            <w:top w:val="none" w:color="auto" w:sz="0" w:space="0"/>
+            <w:left w:val="none" w:color="auto" w:sz="0" w:space="0"/>
+            <w:bottom w:val="none" w:color="auto" w:sz="0" w:space="0"/>
+            <w:right w:val="none" w:color="auto" w:sz="0" w:space="0"/>
+            <w:insideH w:val="none" w:color="auto" w:sz="0" w:space="0"/>
+            <w:insideV w:val="none" w:color="auto" w:sz="0" w:space="0"/>
+          </w:tblBorders>
+          <w:shd w:val="clear"/>
+          <w:tblCellMar>
+            <w:top w:w="15" w:type="dxa"/>
+            <w:left w:w="15" w:type="dxa"/>
+            <w:bottom w:w="15" w:type="dxa"/>
+            <w:right w:w="15" w:type="dxa"/>
+          </w:tblCellMar>
+        </w:tblPrEx>
+        <w:tc>
+          <w:tcPr>
+            <w:tcW w:w="0" w:type="auto"/>
+            <w:shd w:val="clear"/>
+            <w:tcMar>
+              <w:top w:w="100" w:type="dxa"/>
+              <w:left w:w="0" w:type="dxa"/>
+              <w:bottom w:w="100" w:type="dxa"/>
+              <w:right w:w="160" w:type="dxa"/>
+            </w:tcMar>
+            <w:vAlign w:val="center"/>
+          </w:tcPr>
+          <w:p>
+            <w:pPr>
+              <w:keepNext w:val="0"/>
+              <w:keepLines w:val="0"/>
+              <w:widowControl/>
+              <w:suppressLineNumbers w:val="0"/>
+              <w:spacing w:line="360" w:lineRule="auto"/>
+              <w:jc w:val="left"/>
+              <w:rPr>
+                <w:rFonts w:hint="default" w:ascii="Times New Roman" w:hAnsi="Times New Roman" w:eastAsia="Segoe UI" w:cs="Times New Roman"/>
+                <w:sz w:val="24"/>
+                <w:szCs w:val="24"/>
+              </w:rPr>
+            </w:pPr>
+            <w:r>
+              <w:rPr>
+                <w:rFonts w:hint="default" w:ascii="Times New Roman" w:hAnsi="Times New Roman" w:eastAsia="Segoe UI" w:cs="Times New Roman"/>
+                <w:kern w:val="0"/>
+                <w:sz w:val="24"/>
+                <w:szCs w:val="24"/>
+                <w:bdr w:val="none" w:color="auto" w:sz="0" w:space="0"/>
+                <w:lang w:val="en-US" w:eastAsia="zh-CN" w:bidi="ar"/>
+              </w:rPr>
+              <w:t>Régression logistique</w:t>
+            </w:r>
+          </w:p>
+        </w:tc>
+        <w:tc>
+          <w:tcPr>
+            <w:tcW w:w="0" w:type="auto"/>
+            <w:shd w:val="clear"/>
+            <w:tcMar>
+              <w:top w:w="100" w:type="dxa"/>
+              <w:left w:w="160" w:type="dxa"/>
+              <w:bottom w:w="100" w:type="dxa"/>
+              <w:right w:w="160" w:type="dxa"/>
+            </w:tcMar>
+            <w:vAlign w:val="center"/>
+          </w:tcPr>
+          <w:p>
+            <w:pPr>
+              <w:keepNext w:val="0"/>
+              <w:keepLines w:val="0"/>
+              <w:widowControl/>
+              <w:suppressLineNumbers w:val="0"/>
+              <w:spacing w:line="360" w:lineRule="auto"/>
+              <w:jc w:val="left"/>
+              <w:rPr>
+                <w:rFonts w:hint="default" w:ascii="Times New Roman" w:hAnsi="Times New Roman" w:eastAsia="Segoe UI" w:cs="Times New Roman"/>
+                <w:sz w:val="24"/>
+                <w:szCs w:val="24"/>
+              </w:rPr>
+            </w:pPr>
+            <w:r>
+              <w:rPr>
+                <w:rFonts w:hint="default" w:ascii="Times New Roman" w:hAnsi="Times New Roman" w:eastAsia="Segoe UI" w:cs="Times New Roman"/>
+                <w:kern w:val="0"/>
+                <w:sz w:val="24"/>
+                <w:szCs w:val="24"/>
+                <w:bdr w:val="none" w:color="auto" w:sz="0" w:space="0"/>
+                <w:lang w:val="en-US" w:eastAsia="zh-CN" w:bidi="ar"/>
+              </w:rPr>
+              <w:t>0,967</w:t>
+            </w:r>
+          </w:p>
+        </w:tc>
+        <w:tc>
+          <w:tcPr>
+            <w:tcW w:w="0" w:type="auto"/>
+            <w:shd w:val="clear"/>
+            <w:tcMar>
+              <w:top w:w="100" w:type="dxa"/>
+              <w:left w:w="160" w:type="dxa"/>
+              <w:bottom w:w="100" w:type="dxa"/>
+              <w:right w:w="160" w:type="dxa"/>
+            </w:tcMar>
+            <w:vAlign w:val="center"/>
+          </w:tcPr>
+          <w:p>
+            <w:pPr>
+              <w:keepNext w:val="0"/>
+              <w:keepLines w:val="0"/>
+              <w:widowControl/>
+              <w:suppressLineNumbers w:val="0"/>
+              <w:spacing w:line="360" w:lineRule="auto"/>
+              <w:jc w:val="left"/>
+              <w:rPr>
+                <w:rFonts w:hint="default" w:ascii="Times New Roman" w:hAnsi="Times New Roman" w:eastAsia="Segoe UI" w:cs="Times New Roman"/>
+                <w:sz w:val="24"/>
+                <w:szCs w:val="24"/>
+              </w:rPr>
+            </w:pPr>
+            <w:r>
+              <w:rPr>
+                <w:rFonts w:hint="default" w:ascii="Times New Roman" w:hAnsi="Times New Roman" w:eastAsia="Segoe UI" w:cs="Times New Roman"/>
+                <w:kern w:val="0"/>
+                <w:sz w:val="24"/>
+                <w:szCs w:val="24"/>
+                <w:bdr w:val="none" w:color="auto" w:sz="0" w:space="0"/>
+                <w:lang w:val="en-US" w:eastAsia="zh-CN" w:bidi="ar"/>
+              </w:rPr>
+              <w:t>1,8</w:t>
+            </w:r>
+          </w:p>
+        </w:tc>
+        <w:tc>
+          <w:tcPr>
+            <w:tcW w:w="0" w:type="auto"/>
+            <w:shd w:val="clear"/>
+            <w:tcMar>
+              <w:top w:w="100" w:type="dxa"/>
+              <w:left w:w="160" w:type="dxa"/>
+              <w:bottom w:w="100" w:type="dxa"/>
+              <w:right w:w="160" w:type="dxa"/>
+            </w:tcMar>
+            <w:vAlign w:val="center"/>
+          </w:tcPr>
+          <w:p>
+            <w:pPr>
+              <w:keepNext w:val="0"/>
+              <w:keepLines w:val="0"/>
+              <w:widowControl/>
+              <w:suppressLineNumbers w:val="0"/>
+              <w:spacing w:line="360" w:lineRule="auto"/>
+              <w:jc w:val="left"/>
+              <w:rPr>
+                <w:rFonts w:hint="default" w:ascii="Times New Roman" w:hAnsi="Times New Roman" w:eastAsia="Segoe UI" w:cs="Times New Roman"/>
+                <w:sz w:val="24"/>
+                <w:szCs w:val="24"/>
+              </w:rPr>
+            </w:pPr>
+            <w:r>
+              <w:rPr>
+                <w:rFonts w:hint="default" w:ascii="Times New Roman" w:hAnsi="Times New Roman" w:eastAsia="Segoe UI" w:cs="Times New Roman"/>
+                <w:kern w:val="0"/>
+                <w:sz w:val="24"/>
+                <w:szCs w:val="24"/>
+                <w:bdr w:val="none" w:color="auto" w:sz="0" w:space="0"/>
+                <w:lang w:val="en-US" w:eastAsia="zh-CN" w:bidi="ar"/>
+              </w:rPr>
+              <w:t>0,045</w:t>
+            </w:r>
+          </w:p>
+        </w:tc>
+        <w:tc>
+          <w:tcPr>
+            <w:tcW w:w="0" w:type="auto"/>
+            <w:shd w:val="clear"/>
+            <w:tcMar>
+              <w:top w:w="100" w:type="dxa"/>
+              <w:left w:w="160" w:type="dxa"/>
+              <w:bottom w:w="100" w:type="dxa"/>
+              <w:right w:w="0" w:type="dxa"/>
+            </w:tcMar>
+            <w:vAlign w:val="center"/>
+          </w:tcPr>
+          <w:p>
+            <w:pPr>
+              <w:keepNext w:val="0"/>
+              <w:keepLines w:val="0"/>
+              <w:widowControl/>
+              <w:suppressLineNumbers w:val="0"/>
+              <w:spacing w:line="360" w:lineRule="auto"/>
+              <w:jc w:val="left"/>
+              <w:rPr>
+                <w:rFonts w:hint="default" w:ascii="Times New Roman" w:hAnsi="Times New Roman" w:eastAsia="Segoe UI" w:cs="Times New Roman"/>
+                <w:sz w:val="24"/>
+                <w:szCs w:val="24"/>
+              </w:rPr>
+            </w:pPr>
+            <w:r>
+              <w:rPr>
+                <w:rFonts w:hint="default" w:ascii="Times New Roman" w:hAnsi="Times New Roman" w:eastAsia="Segoe UI" w:cs="Times New Roman"/>
+                <w:kern w:val="0"/>
+                <w:sz w:val="24"/>
+                <w:szCs w:val="24"/>
+                <w:bdr w:val="none" w:color="auto" w:sz="0" w:space="0"/>
+                <w:lang w:val="en-US" w:eastAsia="zh-CN" w:bidi="ar"/>
+              </w:rPr>
+              <w:t>0,68</w:t>
+            </w:r>
+          </w:p>
+        </w:tc>
+      </w:tr>
+      <w:tr>
+        <w:tblPrEx>
+          <w:tblBorders>
+            <w:top w:val="none" w:color="auto" w:sz="0" w:space="0"/>
+            <w:left w:val="none" w:color="auto" w:sz="0" w:space="0"/>
+            <w:bottom w:val="none" w:color="auto" w:sz="0" w:space="0"/>
+            <w:right w:val="none" w:color="auto" w:sz="0" w:space="0"/>
+            <w:insideH w:val="none" w:color="auto" w:sz="0" w:space="0"/>
+            <w:insideV w:val="none" w:color="auto" w:sz="0" w:space="0"/>
+          </w:tblBorders>
+          <w:shd w:val="clear"/>
+          <w:tblCellMar>
+            <w:top w:w="15" w:type="dxa"/>
+            <w:left w:w="15" w:type="dxa"/>
+            <w:bottom w:w="15" w:type="dxa"/>
+            <w:right w:w="15" w:type="dxa"/>
+          </w:tblCellMar>
+        </w:tblPrEx>
+        <w:tc>
+          <w:tcPr>
+            <w:tcW w:w="0" w:type="auto"/>
+            <w:shd w:val="clear"/>
+            <w:tcMar>
+              <w:top w:w="100" w:type="dxa"/>
+              <w:left w:w="0" w:type="dxa"/>
+              <w:bottom w:w="100" w:type="dxa"/>
+              <w:right w:w="160" w:type="dxa"/>
+            </w:tcMar>
+            <w:vAlign w:val="center"/>
+          </w:tcPr>
+          <w:p>
+            <w:pPr>
+              <w:keepNext w:val="0"/>
+              <w:keepLines w:val="0"/>
+              <w:widowControl/>
+              <w:suppressLineNumbers w:val="0"/>
+              <w:spacing w:line="360" w:lineRule="auto"/>
+              <w:jc w:val="left"/>
+              <w:rPr>
+                <w:rFonts w:hint="default" w:ascii="Times New Roman" w:hAnsi="Times New Roman" w:eastAsia="Segoe UI" w:cs="Times New Roman"/>
+                <w:sz w:val="24"/>
+                <w:szCs w:val="24"/>
+              </w:rPr>
+            </w:pPr>
+            <w:r>
+              <w:rPr>
+                <w:rFonts w:hint="default" w:ascii="Times New Roman" w:hAnsi="Times New Roman" w:eastAsia="Segoe UI" w:cs="Times New Roman"/>
+                <w:kern w:val="0"/>
+                <w:sz w:val="24"/>
+                <w:szCs w:val="24"/>
+                <w:bdr w:val="none" w:color="auto" w:sz="0" w:space="0"/>
+                <w:lang w:val="en-US" w:eastAsia="zh-CN" w:bidi="ar"/>
+              </w:rPr>
+              <w:t>Arbre de décision (depth=4)</w:t>
+            </w:r>
+          </w:p>
+        </w:tc>
+        <w:tc>
+          <w:tcPr>
+            <w:tcW w:w="0" w:type="auto"/>
+            <w:shd w:val="clear"/>
+            <w:tcMar>
+              <w:top w:w="100" w:type="dxa"/>
+              <w:left w:w="160" w:type="dxa"/>
+              <w:bottom w:w="100" w:type="dxa"/>
+              <w:right w:w="160" w:type="dxa"/>
+            </w:tcMar>
+            <w:vAlign w:val="center"/>
+          </w:tcPr>
+          <w:p>
+            <w:pPr>
+              <w:keepNext w:val="0"/>
+              <w:keepLines w:val="0"/>
+              <w:widowControl/>
+              <w:suppressLineNumbers w:val="0"/>
+              <w:spacing w:line="360" w:lineRule="auto"/>
+              <w:jc w:val="left"/>
+              <w:rPr>
+                <w:rFonts w:hint="default" w:ascii="Times New Roman" w:hAnsi="Times New Roman" w:eastAsia="Segoe UI" w:cs="Times New Roman"/>
+                <w:sz w:val="24"/>
+                <w:szCs w:val="24"/>
+              </w:rPr>
+            </w:pPr>
+            <w:r>
+              <w:rPr>
+                <w:rFonts w:hint="default" w:ascii="Times New Roman" w:hAnsi="Times New Roman" w:eastAsia="Segoe UI" w:cs="Times New Roman"/>
+                <w:kern w:val="0"/>
+                <w:sz w:val="24"/>
+                <w:szCs w:val="24"/>
+                <w:bdr w:val="none" w:color="auto" w:sz="0" w:space="0"/>
+                <w:lang w:val="en-US" w:eastAsia="zh-CN" w:bidi="ar"/>
+              </w:rPr>
+              <w:t>0,972</w:t>
+            </w:r>
+          </w:p>
+        </w:tc>
+        <w:tc>
+          <w:tcPr>
+            <w:tcW w:w="0" w:type="auto"/>
+            <w:shd w:val="clear"/>
+            <w:tcMar>
+              <w:top w:w="100" w:type="dxa"/>
+              <w:left w:w="160" w:type="dxa"/>
+              <w:bottom w:w="100" w:type="dxa"/>
+              <w:right w:w="160" w:type="dxa"/>
+            </w:tcMar>
+            <w:vAlign w:val="center"/>
+          </w:tcPr>
+          <w:p>
+            <w:pPr>
+              <w:keepNext w:val="0"/>
+              <w:keepLines w:val="0"/>
+              <w:widowControl/>
+              <w:suppressLineNumbers w:val="0"/>
+              <w:spacing w:line="360" w:lineRule="auto"/>
+              <w:jc w:val="left"/>
+              <w:rPr>
+                <w:rFonts w:hint="default" w:ascii="Times New Roman" w:hAnsi="Times New Roman" w:eastAsia="Segoe UI" w:cs="Times New Roman"/>
+                <w:sz w:val="24"/>
+                <w:szCs w:val="24"/>
+              </w:rPr>
+            </w:pPr>
+            <w:r>
+              <w:rPr>
+                <w:rFonts w:hint="default" w:ascii="Times New Roman" w:hAnsi="Times New Roman" w:eastAsia="Segoe UI" w:cs="Times New Roman"/>
+                <w:kern w:val="0"/>
+                <w:sz w:val="24"/>
+                <w:szCs w:val="24"/>
+                <w:bdr w:val="none" w:color="auto" w:sz="0" w:space="0"/>
+                <w:lang w:val="en-US" w:eastAsia="zh-CN" w:bidi="ar"/>
+              </w:rPr>
+              <w:t>1,2</w:t>
+            </w:r>
+          </w:p>
+        </w:tc>
+        <w:tc>
+          <w:tcPr>
+            <w:tcW w:w="0" w:type="auto"/>
+            <w:shd w:val="clear"/>
+            <w:tcMar>
+              <w:top w:w="100" w:type="dxa"/>
+              <w:left w:w="160" w:type="dxa"/>
+              <w:bottom w:w="100" w:type="dxa"/>
+              <w:right w:w="160" w:type="dxa"/>
+            </w:tcMar>
+            <w:vAlign w:val="center"/>
+          </w:tcPr>
+          <w:p>
+            <w:pPr>
+              <w:keepNext w:val="0"/>
+              <w:keepLines w:val="0"/>
+              <w:widowControl/>
+              <w:suppressLineNumbers w:val="0"/>
+              <w:spacing w:line="360" w:lineRule="auto"/>
+              <w:jc w:val="left"/>
+              <w:rPr>
+                <w:rFonts w:hint="default" w:ascii="Times New Roman" w:hAnsi="Times New Roman" w:eastAsia="Segoe UI" w:cs="Times New Roman"/>
+                <w:sz w:val="24"/>
+                <w:szCs w:val="24"/>
+              </w:rPr>
+            </w:pPr>
+            <w:r>
+              <w:rPr>
+                <w:rFonts w:hint="default" w:ascii="Times New Roman" w:hAnsi="Times New Roman" w:eastAsia="Segoe UI" w:cs="Times New Roman"/>
+                <w:kern w:val="0"/>
+                <w:sz w:val="24"/>
+                <w:szCs w:val="24"/>
+                <w:bdr w:val="none" w:color="auto" w:sz="0" w:space="0"/>
+                <w:lang w:val="en-US" w:eastAsia="zh-CN" w:bidi="ar"/>
+              </w:rPr>
+              <w:t>0,021</w:t>
+            </w:r>
+          </w:p>
+        </w:tc>
+        <w:tc>
+          <w:tcPr>
+            <w:tcW w:w="0" w:type="auto"/>
+            <w:shd w:val="clear"/>
+            <w:tcMar>
+              <w:top w:w="100" w:type="dxa"/>
+              <w:left w:w="160" w:type="dxa"/>
+              <w:bottom w:w="100" w:type="dxa"/>
+              <w:right w:w="0" w:type="dxa"/>
+            </w:tcMar>
+            <w:vAlign w:val="center"/>
+          </w:tcPr>
+          <w:p>
+            <w:pPr>
+              <w:keepNext w:val="0"/>
+              <w:keepLines w:val="0"/>
+              <w:widowControl/>
+              <w:suppressLineNumbers w:val="0"/>
+              <w:spacing w:line="360" w:lineRule="auto"/>
+              <w:jc w:val="left"/>
+              <w:rPr>
+                <w:rFonts w:hint="default" w:ascii="Times New Roman" w:hAnsi="Times New Roman" w:eastAsia="Segoe UI" w:cs="Times New Roman"/>
+                <w:sz w:val="24"/>
+                <w:szCs w:val="24"/>
+              </w:rPr>
+            </w:pPr>
+            <w:r>
+              <w:rPr>
+                <w:rFonts w:hint="default" w:ascii="Times New Roman" w:hAnsi="Times New Roman" w:eastAsia="Segoe UI" w:cs="Times New Roman"/>
+                <w:kern w:val="0"/>
+                <w:sz w:val="24"/>
+                <w:szCs w:val="24"/>
+                <w:bdr w:val="none" w:color="auto" w:sz="0" w:space="0"/>
+                <w:lang w:val="en-US" w:eastAsia="zh-CN" w:bidi="ar"/>
+              </w:rPr>
+              <w:t>0,31</w:t>
+            </w:r>
+          </w:p>
+        </w:tc>
+      </w:tr>
+    </w:tbl>
+    <w:p>
+      <w:pPr>
+        <w:pStyle w:val="4"/>
+        <w:keepNext w:val="0"/>
+        <w:keepLines w:val="0"/>
+        <w:widowControl/>
+        <w:suppressLineNumbers w:val="0"/>
+        <w:shd w:val="clear" w:fill="FFFFFF"/>
+        <w:spacing w:before="320" w:beforeAutospacing="0" w:after="160" w:afterAutospacing="0" w:line="360" w:lineRule="auto"/>
+        <w:ind w:left="0" w:right="0" w:firstLine="0"/>
+        <w:rPr>
+          <w:rFonts w:hint="default" w:ascii="Times New Roman" w:hAnsi="Times New Roman" w:cs="Times New Roman"/>
+          <w:sz w:val="24"/>
+          <w:szCs w:val="24"/>
+        </w:rPr>
+      </w:pPr>
+      <w:r>
+        <w:rPr>
+          <w:rFonts w:hint="default" w:ascii="Times New Roman" w:hAnsi="Times New Roman" w:eastAsia="Segoe UI" w:cs="Times New Roman"/>
+          <w:b/>
+          <w:bCs/>
+          <w:caps w:val="0"/>
+          <w:color w:val="0F1115"/>
+          <w:spacing w:val="0"/>
+          <w:sz w:val="24"/>
+          <w:szCs w:val="24"/>
+          <w:shd w:val="clear" w:fill="FFFFFF"/>
+        </w:rPr>
+        <w:t>Interprétation</w:t>
+      </w:r>
+    </w:p>
+    <w:p>
+      <w:pPr>
+        <w:pStyle w:val="12"/>
+        <w:keepNext w:val="0"/>
+        <w:keepLines w:val="0"/>
+        <w:widowControl/>
+        <w:suppressLineNumbers w:val="0"/>
+        <w:spacing w:before="0" w:beforeAutospacing="0" w:after="0" w:afterAutospacing="0" w:line="360" w:lineRule="auto"/>
+        <w:ind w:left="0" w:right="0"/>
+        <w:rPr>
+          <w:rFonts w:hint="default" w:ascii="Times New Roman" w:hAnsi="Times New Roman" w:cs="Times New Roman"/>
+          <w:sz w:val="24"/>
+          <w:szCs w:val="24"/>
+        </w:rPr>
+      </w:pPr>
+      <w:r>
+        <w:rPr>
+          <w:rStyle w:val="9"/>
+          <w:rFonts w:hint="default" w:ascii="Times New Roman" w:hAnsi="Times New Roman" w:eastAsia="Segoe UI" w:cs="Times New Roman"/>
+          <w:b/>
+          <w:bCs/>
+          <w:i w:val="0"/>
+          <w:iCs w:val="0"/>
+          <w:caps w:val="0"/>
+          <w:color w:val="0F1115"/>
+          <w:spacing w:val="0"/>
+          <w:sz w:val="24"/>
+          <w:szCs w:val="24"/>
+          <w:shd w:val="clear" w:fill="FFFFFF"/>
+        </w:rPr>
+        <w:t>Précision</w:t>
+      </w:r>
+      <w:r>
+        <w:rPr>
+          <w:rFonts w:hint="default" w:ascii="Times New Roman" w:hAnsi="Times New Roman" w:eastAsia="Segoe UI" w:cs="Times New Roman"/>
+          <w:i w:val="0"/>
+          <w:iCs w:val="0"/>
+          <w:caps w:val="0"/>
+          <w:color w:val="0F1115"/>
+          <w:spacing w:val="0"/>
+          <w:sz w:val="24"/>
+          <w:szCs w:val="24"/>
+          <w:shd w:val="clear" w:fill="FFFFFF"/>
+        </w:rPr>
+        <w:t> : Le seuil simple atteint déjà 94,1 % grâce à des règles bien choisies, mais il manque les anomalies subtiles (ex. présence détectée mais badge valide avec horaire inhabituel). La régression logistique améliore à 96,7 % en intégrant l’heure et la zone. L’arbre de décision est légèrement meilleur (97,2 %) car il capture des interactions non linéaires (ex. badge inconnu la nuit = anomalie plus grave).</w:t>
+      </w:r>
+    </w:p>
+    <w:p>
+      <w:pPr>
+        <w:pStyle w:val="12"/>
+        <w:keepNext w:val="0"/>
+        <w:keepLines w:val="0"/>
+        <w:widowControl/>
+        <w:suppressLineNumbers w:val="0"/>
+        <w:spacing w:before="0" w:beforeAutospacing="0" w:after="0" w:afterAutospacing="0" w:line="360" w:lineRule="auto"/>
+        <w:ind w:left="0" w:right="0"/>
+        <w:rPr>
+          <w:rFonts w:hint="default" w:ascii="Times New Roman" w:hAnsi="Times New Roman" w:cs="Times New Roman"/>
+          <w:sz w:val="24"/>
+          <w:szCs w:val="24"/>
+        </w:rPr>
+      </w:pPr>
+      <w:r>
+        <w:rPr>
+          <w:rStyle w:val="9"/>
+          <w:rFonts w:hint="default" w:ascii="Times New Roman" w:hAnsi="Times New Roman" w:eastAsia="Segoe UI" w:cs="Times New Roman"/>
+          <w:b/>
+          <w:bCs/>
+          <w:i w:val="0"/>
+          <w:iCs w:val="0"/>
+          <w:caps w:val="0"/>
+          <w:color w:val="0F1115"/>
+          <w:spacing w:val="0"/>
+          <w:sz w:val="24"/>
+          <w:szCs w:val="24"/>
+          <w:shd w:val="clear" w:fill="FFFFFF"/>
+        </w:rPr>
+        <w:t>RAM</w:t>
+      </w:r>
+      <w:r>
+        <w:rPr>
+          <w:rFonts w:hint="default" w:ascii="Times New Roman" w:hAnsi="Times New Roman" w:eastAsia="Segoe UI" w:cs="Times New Roman"/>
+          <w:i w:val="0"/>
+          <w:iCs w:val="0"/>
+          <w:caps w:val="0"/>
+          <w:color w:val="0F1115"/>
+          <w:spacing w:val="0"/>
+          <w:sz w:val="24"/>
+          <w:szCs w:val="24"/>
+          <w:shd w:val="clear" w:fill="FFFFFF"/>
+        </w:rPr>
+        <w:t> : Tous les modèles tiennent dans moins de 2 Mo, ce qui est négligeable pour un Raspberry Pi (4 Go disponibles). Le seuil simple n’utilise presque aucune mémoire (quelques variables).</w:t>
+      </w:r>
+    </w:p>
+    <w:p>
+      <w:pPr>
+        <w:pStyle w:val="12"/>
+        <w:keepNext w:val="0"/>
+        <w:keepLines w:val="0"/>
+        <w:widowControl/>
+        <w:suppressLineNumbers w:val="0"/>
+        <w:spacing w:before="0" w:beforeAutospacing="0" w:after="0" w:afterAutospacing="0" w:line="360" w:lineRule="auto"/>
+        <w:ind w:left="0" w:right="0"/>
+        <w:rPr>
+          <w:rFonts w:hint="default" w:ascii="Times New Roman" w:hAnsi="Times New Roman" w:cs="Times New Roman"/>
+          <w:sz w:val="24"/>
+          <w:szCs w:val="24"/>
+        </w:rPr>
+      </w:pPr>
+      <w:r>
+        <w:rPr>
+          <w:rStyle w:val="9"/>
+          <w:rFonts w:hint="default" w:ascii="Times New Roman" w:hAnsi="Times New Roman" w:eastAsia="Segoe UI" w:cs="Times New Roman"/>
+          <w:b/>
+          <w:bCs/>
+          <w:i w:val="0"/>
+          <w:iCs w:val="0"/>
+          <w:caps w:val="0"/>
+          <w:color w:val="0F1115"/>
+          <w:spacing w:val="0"/>
+          <w:sz w:val="24"/>
+          <w:szCs w:val="24"/>
+          <w:shd w:val="clear" w:fill="FFFFFF"/>
+        </w:rPr>
+        <w:t>Temps d’inférence</w:t>
+      </w:r>
+      <w:r>
+        <w:rPr>
+          <w:rFonts w:hint="default" w:ascii="Times New Roman" w:hAnsi="Times New Roman" w:eastAsia="Segoe UI" w:cs="Times New Roman"/>
+          <w:i w:val="0"/>
+          <w:iCs w:val="0"/>
+          <w:caps w:val="0"/>
+          <w:color w:val="0F1115"/>
+          <w:spacing w:val="0"/>
+          <w:sz w:val="24"/>
+          <w:szCs w:val="24"/>
+          <w:shd w:val="clear" w:fill="FFFFFF"/>
+        </w:rPr>
+        <w:t> : Même le plus lent (régression logistique) ne prend que 45 microsecondes par événement, soit 0,09 seconde pour 2000 événements. À 1 événement par seconde, le CPU est inactif plus de 99,9 % du temps.</w:t>
+      </w:r>
+    </w:p>
+    <w:p>
+      <w:pPr>
+        <w:pStyle w:val="12"/>
+        <w:keepNext w:val="0"/>
+        <w:keepLines w:val="0"/>
+        <w:widowControl/>
+        <w:suppressLineNumbers w:val="0"/>
+        <w:spacing w:before="0" w:beforeAutospacing="0" w:after="0" w:afterAutospacing="0" w:line="360" w:lineRule="auto"/>
+        <w:ind w:left="0" w:right="0"/>
+        <w:rPr>
+          <w:rFonts w:hint="default" w:ascii="Times New Roman" w:hAnsi="Times New Roman" w:cs="Times New Roman"/>
+          <w:sz w:val="24"/>
+          <w:szCs w:val="24"/>
+        </w:rPr>
+      </w:pPr>
+      <w:r>
+        <w:rPr>
+          <w:rStyle w:val="9"/>
+          <w:rFonts w:hint="default" w:ascii="Times New Roman" w:hAnsi="Times New Roman" w:eastAsia="Segoe UI" w:cs="Times New Roman"/>
+          <w:b/>
+          <w:bCs/>
+          <w:i w:val="0"/>
+          <w:iCs w:val="0"/>
+          <w:caps w:val="0"/>
+          <w:color w:val="0F1115"/>
+          <w:spacing w:val="0"/>
+          <w:sz w:val="24"/>
+          <w:szCs w:val="24"/>
+          <w:shd w:val="clear" w:fill="FFFFFF"/>
+        </w:rPr>
+        <w:t>Consommation énergétique</w:t>
+      </w:r>
+      <w:r>
+        <w:rPr>
+          <w:rFonts w:hint="default" w:ascii="Times New Roman" w:hAnsi="Times New Roman" w:eastAsia="Segoe UI" w:cs="Times New Roman"/>
+          <w:i w:val="0"/>
+          <w:iCs w:val="0"/>
+          <w:caps w:val="0"/>
+          <w:color w:val="0F1115"/>
+          <w:spacing w:val="0"/>
+          <w:sz w:val="24"/>
+          <w:szCs w:val="24"/>
+          <w:shd w:val="clear" w:fill="FFFFFF"/>
+        </w:rPr>
+        <w:t> : Très faible (max 0,68 mAh pour traiter toute la séquence de test). Sur une batterie de 10 000 mAh, l’inférence ne représenterait qu’une goutte d’eau comparée à la collecte et transmission. Le seuil simple est le plus économe.</w:t>
+      </w:r>
+    </w:p>
+    <w:p>
+      <w:pPr>
+        <w:pStyle w:val="3"/>
+        <w:keepNext w:val="0"/>
+        <w:keepLines w:val="0"/>
+        <w:widowControl/>
+        <w:suppressLineNumbers w:val="0"/>
+        <w:shd w:val="clear" w:fill="FFFFFF"/>
+        <w:spacing w:before="320" w:beforeAutospacing="0" w:after="160" w:afterAutospacing="0" w:line="360" w:lineRule="auto"/>
+        <w:ind w:left="0" w:right="0" w:firstLine="0"/>
+        <w:rPr>
+          <w:rFonts w:hint="default" w:ascii="Times New Roman" w:hAnsi="Times New Roman" w:eastAsia="Segoe UI" w:cs="Times New Roman"/>
+          <w:b/>
+          <w:bCs/>
+          <w:caps w:val="0"/>
+          <w:color w:val="0F1115"/>
+          <w:spacing w:val="0"/>
+          <w:sz w:val="24"/>
+          <w:szCs w:val="24"/>
+        </w:rPr>
+      </w:pPr>
+      <w:r>
+        <w:rPr>
+          <w:rFonts w:hint="default" w:ascii="Times New Roman" w:hAnsi="Times New Roman" w:eastAsia="Segoe UI" w:cs="Times New Roman"/>
+          <w:b/>
+          <w:bCs/>
+          <w:caps w:val="0"/>
+          <w:color w:val="0F1115"/>
+          <w:spacing w:val="0"/>
+          <w:sz w:val="24"/>
+          <w:szCs w:val="24"/>
+          <w:shd w:val="clear" w:fill="FFFFFF"/>
+        </w:rPr>
+        <w:t>3.6 Discussion et recommandation</w:t>
+      </w:r>
+    </w:p>
+    <w:p>
+      <w:pPr>
+        <w:pStyle w:val="12"/>
+        <w:keepNext w:val="0"/>
+        <w:keepLines w:val="0"/>
+        <w:widowControl/>
+        <w:suppressLineNumbers w:val="0"/>
+        <w:shd w:val="clear" w:fill="FFFFFF"/>
+        <w:spacing w:before="160" w:beforeAutospacing="0" w:after="160" w:afterAutospacing="0" w:line="360" w:lineRule="auto"/>
+        <w:ind w:left="0" w:right="0" w:firstLine="0"/>
+        <w:rPr>
+          <w:rFonts w:hint="default" w:ascii="Times New Roman" w:hAnsi="Times New Roman" w:cs="Times New Roman"/>
+          <w:sz w:val="24"/>
+          <w:szCs w:val="24"/>
+        </w:rPr>
+      </w:pPr>
+      <w:r>
+        <w:rPr>
+          <w:rFonts w:hint="default" w:ascii="Times New Roman" w:hAnsi="Times New Roman" w:eastAsia="Segoe UI" w:cs="Times New Roman"/>
+          <w:i w:val="0"/>
+          <w:iCs w:val="0"/>
+          <w:caps w:val="0"/>
+          <w:color w:val="0F1115"/>
+          <w:spacing w:val="0"/>
+          <w:sz w:val="24"/>
+          <w:szCs w:val="24"/>
+          <w:shd w:val="clear" w:fill="FFFFFF"/>
+        </w:rPr>
+        <w:t>Pour un système de monitoring d’accès et mouvements sur Raspberry Pi (ou similaire) fonctionnant sur batterie, </w:t>
+      </w:r>
+      <w:r>
+        <w:rPr>
+          <w:rStyle w:val="9"/>
+          <w:rFonts w:hint="default" w:ascii="Times New Roman" w:hAnsi="Times New Roman" w:eastAsia="Segoe UI" w:cs="Times New Roman"/>
+          <w:b/>
+          <w:bCs/>
+          <w:i w:val="0"/>
+          <w:iCs w:val="0"/>
+          <w:caps w:val="0"/>
+          <w:color w:val="0F1115"/>
+          <w:spacing w:val="0"/>
+          <w:sz w:val="24"/>
+          <w:szCs w:val="24"/>
+          <w:shd w:val="clear" w:fill="FFFFFF"/>
+        </w:rPr>
+        <w:t>les trois modèles sont viables</w:t>
+      </w:r>
+      <w:r>
+        <w:rPr>
+          <w:rFonts w:hint="default" w:ascii="Times New Roman" w:hAnsi="Times New Roman" w:eastAsia="Segoe UI" w:cs="Times New Roman"/>
+          <w:i w:val="0"/>
+          <w:iCs w:val="0"/>
+          <w:caps w:val="0"/>
+          <w:color w:val="0F1115"/>
+          <w:spacing w:val="0"/>
+          <w:sz w:val="24"/>
+          <w:szCs w:val="24"/>
+          <w:shd w:val="clear" w:fill="FFFFFF"/>
+        </w:rPr>
+        <w:t>. Le choix dépend des exigences :</w:t>
+      </w:r>
+    </w:p>
+    <w:p>
+      <w:pPr>
+        <w:pStyle w:val="12"/>
+        <w:keepNext w:val="0"/>
+        <w:keepLines w:val="0"/>
+        <w:widowControl/>
+        <w:suppressLineNumbers w:val="0"/>
+        <w:spacing w:before="0" w:beforeAutospacing="0" w:after="0" w:afterAutospacing="0" w:line="360" w:lineRule="auto"/>
+        <w:ind w:left="0" w:right="0"/>
+        <w:rPr>
+          <w:rFonts w:hint="default" w:ascii="Times New Roman" w:hAnsi="Times New Roman" w:cs="Times New Roman"/>
+          <w:sz w:val="24"/>
+          <w:szCs w:val="24"/>
+        </w:rPr>
+      </w:pPr>
+      <w:r>
+        <w:rPr>
+          <w:rStyle w:val="9"/>
+          <w:rFonts w:hint="default" w:ascii="Times New Roman" w:hAnsi="Times New Roman" w:eastAsia="Segoe UI" w:cs="Times New Roman"/>
+          <w:b/>
+          <w:bCs/>
+          <w:i w:val="0"/>
+          <w:iCs w:val="0"/>
+          <w:caps w:val="0"/>
+          <w:color w:val="0F1115"/>
+          <w:spacing w:val="0"/>
+          <w:sz w:val="24"/>
+          <w:szCs w:val="24"/>
+          <w:shd w:val="clear" w:fill="FFFFFF"/>
+        </w:rPr>
+        <w:t>Si l’explicabilité est primordiale</w:t>
+      </w:r>
+      <w:r>
+        <w:rPr>
+          <w:rFonts w:hint="default" w:ascii="Times New Roman" w:hAnsi="Times New Roman" w:eastAsia="Segoe UI" w:cs="Times New Roman"/>
+          <w:i w:val="0"/>
+          <w:iCs w:val="0"/>
+          <w:caps w:val="0"/>
+          <w:color w:val="0F1115"/>
+          <w:spacing w:val="0"/>
+          <w:sz w:val="24"/>
+          <w:szCs w:val="24"/>
+          <w:shd w:val="clear" w:fill="FFFFFF"/>
+        </w:rPr>
+        <w:t> (ex. audit de sécurité) → seuil simple ou régression logistique (on peut donner les poids).</w:t>
+      </w:r>
+    </w:p>
+    <w:p>
+      <w:pPr>
+        <w:pStyle w:val="12"/>
+        <w:keepNext w:val="0"/>
+        <w:keepLines w:val="0"/>
+        <w:widowControl/>
+        <w:suppressLineNumbers w:val="0"/>
+        <w:spacing w:before="0" w:beforeAutospacing="0" w:after="0" w:afterAutospacing="0" w:line="360" w:lineRule="auto"/>
+        <w:ind w:left="0" w:right="0"/>
+        <w:rPr>
+          <w:rFonts w:hint="default" w:ascii="Times New Roman" w:hAnsi="Times New Roman" w:cs="Times New Roman"/>
+          <w:sz w:val="24"/>
+          <w:szCs w:val="24"/>
+        </w:rPr>
+      </w:pPr>
+      <w:r>
+        <w:rPr>
+          <w:rStyle w:val="9"/>
+          <w:rFonts w:hint="default" w:ascii="Times New Roman" w:hAnsi="Times New Roman" w:eastAsia="Segoe UI" w:cs="Times New Roman"/>
+          <w:b/>
+          <w:bCs/>
+          <w:i w:val="0"/>
+          <w:iCs w:val="0"/>
+          <w:caps w:val="0"/>
+          <w:color w:val="0F1115"/>
+          <w:spacing w:val="0"/>
+          <w:sz w:val="24"/>
+          <w:szCs w:val="24"/>
+          <w:shd w:val="clear" w:fill="FFFFFF"/>
+        </w:rPr>
+        <w:t>Si la meilleure précision est nécessaire</w:t>
+      </w:r>
+      <w:r>
+        <w:rPr>
+          <w:rFonts w:hint="default" w:ascii="Times New Roman" w:hAnsi="Times New Roman" w:eastAsia="Segoe UI" w:cs="Times New Roman"/>
+          <w:i w:val="0"/>
+          <w:iCs w:val="0"/>
+          <w:caps w:val="0"/>
+          <w:color w:val="0F1115"/>
+          <w:spacing w:val="0"/>
+          <w:sz w:val="24"/>
+          <w:szCs w:val="24"/>
+          <w:shd w:val="clear" w:fill="FFFFFF"/>
+        </w:rPr>
+        <w:t> → arbre de décision (gain de +3,1 points par rapport au seuil simple, pour une consommation encore négligeable).</w:t>
+      </w:r>
+    </w:p>
+    <w:p>
+      <w:pPr>
+        <w:pStyle w:val="12"/>
+        <w:keepNext w:val="0"/>
+        <w:keepLines w:val="0"/>
+        <w:widowControl/>
+        <w:suppressLineNumbers w:val="0"/>
+        <w:spacing w:before="0" w:beforeAutospacing="0" w:after="0" w:afterAutospacing="0" w:line="360" w:lineRule="auto"/>
+        <w:ind w:left="0" w:right="0"/>
+        <w:rPr>
+          <w:rFonts w:hint="default" w:ascii="Times New Roman" w:hAnsi="Times New Roman" w:cs="Times New Roman"/>
+          <w:sz w:val="24"/>
+          <w:szCs w:val="24"/>
+        </w:rPr>
+      </w:pPr>
+      <w:r>
+        <w:rPr>
+          <w:rStyle w:val="9"/>
+          <w:rFonts w:hint="default" w:ascii="Times New Roman" w:hAnsi="Times New Roman" w:eastAsia="Segoe UI" w:cs="Times New Roman"/>
+          <w:b/>
+          <w:bCs/>
+          <w:i w:val="0"/>
+          <w:iCs w:val="0"/>
+          <w:caps w:val="0"/>
+          <w:color w:val="0F1115"/>
+          <w:spacing w:val="0"/>
+          <w:sz w:val="24"/>
+          <w:szCs w:val="24"/>
+          <w:shd w:val="clear" w:fill="FFFFFF"/>
+        </w:rPr>
+        <w:t>Si la mémoire est extrêmement contrainte</w:t>
+      </w:r>
+      <w:r>
+        <w:rPr>
+          <w:rFonts w:hint="default" w:ascii="Times New Roman" w:hAnsi="Times New Roman" w:eastAsia="Segoe UI" w:cs="Times New Roman"/>
+          <w:i w:val="0"/>
+          <w:iCs w:val="0"/>
+          <w:caps w:val="0"/>
+          <w:color w:val="0F1115"/>
+          <w:spacing w:val="0"/>
+          <w:sz w:val="24"/>
+          <w:szCs w:val="24"/>
+          <w:shd w:val="clear" w:fill="FFFFFF"/>
+        </w:rPr>
+        <w:t> (ex. microcontrôleur 32 Ko) → seuil simple.</w:t>
+      </w:r>
+    </w:p>
+    <w:p>
+      <w:pPr>
+        <w:pStyle w:val="12"/>
+        <w:keepNext w:val="0"/>
+        <w:keepLines w:val="0"/>
+        <w:widowControl/>
+        <w:suppressLineNumbers w:val="0"/>
+        <w:shd w:val="clear" w:fill="FFFFFF"/>
+        <w:spacing w:before="160" w:beforeAutospacing="0" w:after="160" w:afterAutospacing="0" w:line="360" w:lineRule="auto"/>
+        <w:ind w:left="0" w:right="0" w:firstLine="0"/>
+        <w:rPr>
+          <w:rFonts w:hint="default" w:ascii="Times New Roman" w:hAnsi="Times New Roman" w:eastAsia="Segoe UI" w:cs="Times New Roman"/>
+          <w:i w:val="0"/>
+          <w:iCs w:val="0"/>
+          <w:caps w:val="0"/>
+          <w:color w:val="0F1115"/>
+          <w:spacing w:val="0"/>
+          <w:sz w:val="24"/>
+          <w:szCs w:val="24"/>
+        </w:rPr>
+      </w:pPr>
+      <w:r>
+        <w:rPr>
+          <w:rFonts w:hint="default" w:ascii="Times New Roman" w:hAnsi="Times New Roman" w:eastAsia="Segoe UI" w:cs="Times New Roman"/>
+          <w:i w:val="0"/>
+          <w:iCs w:val="0"/>
+          <w:caps w:val="0"/>
+          <w:color w:val="0F1115"/>
+          <w:spacing w:val="0"/>
+          <w:sz w:val="24"/>
+          <w:szCs w:val="24"/>
+          <w:shd w:val="clear" w:fill="FFFFFF"/>
+        </w:rPr>
+        <w:t>Dans notre cas, nous retenons </w:t>
+      </w:r>
+      <w:r>
+        <w:rPr>
+          <w:rStyle w:val="9"/>
+          <w:rFonts w:hint="default" w:ascii="Times New Roman" w:hAnsi="Times New Roman" w:eastAsia="Segoe UI" w:cs="Times New Roman"/>
+          <w:b/>
+          <w:bCs/>
+          <w:i w:val="0"/>
+          <w:iCs w:val="0"/>
+          <w:caps w:val="0"/>
+          <w:color w:val="0F1115"/>
+          <w:spacing w:val="0"/>
+          <w:sz w:val="24"/>
+          <w:szCs w:val="24"/>
+          <w:shd w:val="clear" w:fill="FFFFFF"/>
+        </w:rPr>
+        <w:t>l’arbre de décision léger (profondeur 4)</w:t>
+      </w:r>
+      <w:r>
+        <w:rPr>
+          <w:rFonts w:hint="default" w:ascii="Times New Roman" w:hAnsi="Times New Roman" w:eastAsia="Segoe UI" w:cs="Times New Roman"/>
+          <w:i w:val="0"/>
+          <w:iCs w:val="0"/>
+          <w:caps w:val="0"/>
+          <w:color w:val="0F1115"/>
+          <w:spacing w:val="0"/>
+          <w:sz w:val="24"/>
+          <w:szCs w:val="24"/>
+          <w:shd w:val="clear" w:fill="FFFFFF"/>
+        </w:rPr>
+        <w:t> car il offre le meilleur compromis précision/ressources et peut être facilement déployé sur le Raspberry Pi sans bibliothèque externe (en générant du code C ou une série de conditions if-else).</w:t>
+      </w:r>
+    </w:p>
+    <w:p>
+      <w:pPr>
+        <w:pStyle w:val="3"/>
+        <w:keepNext w:val="0"/>
+        <w:keepLines w:val="0"/>
+        <w:widowControl/>
+        <w:suppressLineNumbers w:val="0"/>
+        <w:shd w:val="clear" w:fill="FFFFFF"/>
+        <w:spacing w:before="320" w:beforeAutospacing="0" w:after="160" w:afterAutospacing="0" w:line="360" w:lineRule="auto"/>
+        <w:ind w:left="0" w:right="0" w:firstLine="0"/>
+        <w:rPr>
+          <w:rFonts w:hint="default" w:ascii="Times New Roman" w:hAnsi="Times New Roman" w:eastAsia="Segoe UI" w:cs="Times New Roman"/>
+          <w:b/>
+          <w:bCs/>
+          <w:caps w:val="0"/>
+          <w:color w:val="0F1115"/>
+          <w:spacing w:val="0"/>
+          <w:sz w:val="24"/>
+          <w:szCs w:val="24"/>
+        </w:rPr>
+      </w:pPr>
+      <w:r>
+        <w:rPr>
+          <w:rFonts w:hint="default" w:ascii="Times New Roman" w:hAnsi="Times New Roman" w:eastAsia="Segoe UI" w:cs="Times New Roman"/>
+          <w:b/>
+          <w:bCs/>
+          <w:caps w:val="0"/>
+          <w:color w:val="0F1115"/>
+          <w:spacing w:val="0"/>
+          <w:sz w:val="24"/>
+          <w:szCs w:val="24"/>
+          <w:shd w:val="clear" w:fill="FFFFFF"/>
+        </w:rPr>
+        <w:t>3.7 Conclusion partielle de la partie 3</w:t>
+      </w:r>
+    </w:p>
+    <w:p>
+      <w:pPr>
+        <w:pStyle w:val="12"/>
+        <w:keepNext w:val="0"/>
+        <w:keepLines w:val="0"/>
+        <w:widowControl/>
+        <w:suppressLineNumbers w:val="0"/>
+        <w:shd w:val="clear" w:fill="FFFFFF"/>
+        <w:spacing w:before="160" w:beforeAutospacing="0" w:after="160" w:afterAutospacing="0" w:line="360" w:lineRule="auto"/>
+        <w:ind w:left="0" w:right="0" w:firstLine="0"/>
+        <w:rPr>
+          <w:rFonts w:hint="default" w:ascii="Times New Roman" w:hAnsi="Times New Roman" w:eastAsia="Segoe UI" w:cs="Times New Roman"/>
+          <w:i w:val="0"/>
+          <w:iCs w:val="0"/>
+          <w:caps w:val="0"/>
+          <w:color w:val="0F1115"/>
+          <w:spacing w:val="0"/>
+          <w:sz w:val="24"/>
+          <w:szCs w:val="24"/>
+          <w:shd w:val="clear" w:fill="FFFFFF"/>
+        </w:rPr>
+      </w:pPr>
+      <w:r>
+        <w:rPr>
+          <w:rFonts w:hint="default" w:ascii="Times New Roman" w:hAnsi="Times New Roman" w:eastAsia="Segoe UI" w:cs="Times New Roman"/>
+          <w:i w:val="0"/>
+          <w:iCs w:val="0"/>
+          <w:caps w:val="0"/>
+          <w:color w:val="0F1115"/>
+          <w:spacing w:val="0"/>
+          <w:sz w:val="24"/>
+          <w:szCs w:val="24"/>
+          <w:shd w:val="clear" w:fill="FFFFFF"/>
+        </w:rPr>
+        <w:t>Nous avons implémenté trois modèles de détection d’anomalies adaptés à l’embarqué. L’arbre de décision (profondeur 4) atteint 97,2 % de précision pour une consommation de 0,31 mAh sur 2000 événements, soit un coût énergétique inférieur à 0,1 % de la collecte seule (Partie 1). Ces résultats confirment qu’un traitement intelligent local est possible sans dégrader significativement l’autonomie. Le modèle retenu sera intégré dans la couche application pour générer des alertes et alimenter le tableau de bord.</w:t>
+      </w:r>
+    </w:p>
+    <w:p>
+      <w:pPr>
+        <w:pStyle w:val="2"/>
+        <w:bidi w:val="0"/>
+        <w:jc w:val="center"/>
+        <w:rPr>
+          <w:rFonts w:hint="default" w:ascii="Times New Roman" w:hAnsi="Times New Roman" w:cs="Times New Roman"/>
+        </w:rPr>
+      </w:pPr>
+      <w:r>
+        <w:rPr>
+          <w:rFonts w:hint="default" w:ascii="Times New Roman" w:hAnsi="Times New Roman" w:cs="Times New Roman"/>
+        </w:rPr>
+        <w:t>Partie 4 – Application Layer : Dashboard local, alertes, rapport de consommation</w:t>
+      </w:r>
+    </w:p>
+    <w:p>
+      <w:pPr>
+        <w:pStyle w:val="3"/>
+        <w:keepNext w:val="0"/>
+        <w:keepLines w:val="0"/>
+        <w:widowControl/>
+        <w:suppressLineNumbers w:val="0"/>
+        <w:shd w:val="clear" w:fill="FFFFFF"/>
+        <w:spacing w:before="320" w:beforeAutospacing="0" w:after="160" w:afterAutospacing="0" w:line="360" w:lineRule="auto"/>
+        <w:ind w:left="0" w:right="0" w:firstLine="0"/>
+        <w:rPr>
+          <w:rFonts w:hint="default" w:ascii="Times New Roman" w:hAnsi="Times New Roman" w:eastAsia="Segoe UI" w:cs="Times New Roman"/>
+          <w:b/>
+          <w:bCs/>
+          <w:caps w:val="0"/>
+          <w:color w:val="0F1115"/>
+          <w:spacing w:val="0"/>
+          <w:sz w:val="24"/>
+          <w:szCs w:val="24"/>
+        </w:rPr>
+      </w:pPr>
+      <w:r>
+        <w:rPr>
+          <w:rFonts w:hint="default" w:ascii="Times New Roman" w:hAnsi="Times New Roman" w:eastAsia="Segoe UI" w:cs="Times New Roman"/>
+          <w:b/>
+          <w:bCs/>
+          <w:caps w:val="0"/>
+          <w:color w:val="0F1115"/>
+          <w:spacing w:val="0"/>
+          <w:sz w:val="24"/>
+          <w:szCs w:val="24"/>
+          <w:shd w:val="clear" w:fill="FFFFFF"/>
+        </w:rPr>
+        <w:t>4.1 Contexte et objectifs</w:t>
+      </w:r>
+    </w:p>
+    <w:p>
+      <w:pPr>
+        <w:pStyle w:val="12"/>
+        <w:keepNext w:val="0"/>
+        <w:keepLines w:val="0"/>
+        <w:widowControl/>
+        <w:suppressLineNumbers w:val="0"/>
+        <w:shd w:val="clear" w:fill="FFFFFF"/>
+        <w:spacing w:before="160" w:beforeAutospacing="0" w:after="160" w:afterAutospacing="0" w:line="360" w:lineRule="auto"/>
+        <w:ind w:left="0" w:right="0" w:firstLine="0"/>
+        <w:rPr>
+          <w:rFonts w:hint="default" w:ascii="Times New Roman" w:hAnsi="Times New Roman" w:cs="Times New Roman"/>
+          <w:sz w:val="24"/>
+          <w:szCs w:val="24"/>
+        </w:rPr>
+      </w:pPr>
+      <w:r>
+        <w:rPr>
+          <w:rFonts w:hint="default" w:ascii="Times New Roman" w:hAnsi="Times New Roman" w:eastAsia="Segoe UI" w:cs="Times New Roman"/>
+          <w:i w:val="0"/>
+          <w:iCs w:val="0"/>
+          <w:caps w:val="0"/>
+          <w:color w:val="0F1115"/>
+          <w:spacing w:val="0"/>
+          <w:sz w:val="24"/>
+          <w:szCs w:val="24"/>
+          <w:shd w:val="clear" w:fill="FFFFFF"/>
+        </w:rPr>
+        <w:t>La couche application (Application Layer) est l’interface visible du système. Elle doit permettre à un opérateur de :</w:t>
+      </w:r>
+    </w:p>
+    <w:p>
+      <w:pPr>
+        <w:pStyle w:val="12"/>
+        <w:keepNext w:val="0"/>
+        <w:keepLines w:val="0"/>
+        <w:widowControl/>
+        <w:suppressLineNumbers w:val="0"/>
+        <w:spacing w:before="0" w:beforeAutospacing="0" w:after="0" w:afterAutospacing="0" w:line="360" w:lineRule="auto"/>
+        <w:ind w:left="0" w:right="0"/>
+        <w:rPr>
+          <w:rFonts w:hint="default" w:ascii="Times New Roman" w:hAnsi="Times New Roman" w:eastAsia="Segoe UI" w:cs="Times New Roman"/>
+          <w:i w:val="0"/>
+          <w:iCs w:val="0"/>
+          <w:caps w:val="0"/>
+          <w:color w:val="0F1115"/>
+          <w:spacing w:val="0"/>
+          <w:sz w:val="24"/>
+          <w:szCs w:val="24"/>
+          <w:shd w:val="clear" w:fill="FFFFFF"/>
+        </w:rPr>
+      </w:pPr>
+      <w:r>
+        <w:rPr>
+          <w:rFonts w:hint="default" w:ascii="Times New Roman" w:hAnsi="Times New Roman" w:eastAsia="Segoe UI" w:cs="Times New Roman"/>
+          <w:i w:val="0"/>
+          <w:iCs w:val="0"/>
+          <w:caps w:val="0"/>
+          <w:color w:val="0F1115"/>
+          <w:spacing w:val="0"/>
+          <w:sz w:val="24"/>
+          <w:szCs w:val="24"/>
+          <w:shd w:val="clear" w:fill="FFFFFF"/>
+        </w:rPr>
+        <w:t>Visualiser en temps réel (ou quasi réel) les accès et mouvements dans les zones surveillées.</w:t>
+      </w:r>
+    </w:p>
+    <w:p>
+      <w:pPr>
+        <w:pStyle w:val="12"/>
+        <w:keepNext w:val="0"/>
+        <w:keepLines w:val="0"/>
+        <w:widowControl/>
+        <w:suppressLineNumbers w:val="0"/>
+        <w:spacing w:before="0" w:beforeAutospacing="0" w:after="0" w:afterAutospacing="0" w:line="360" w:lineRule="auto"/>
+        <w:ind w:left="0" w:right="0"/>
+        <w:rPr>
+          <w:rFonts w:hint="default" w:ascii="Times New Roman" w:hAnsi="Times New Roman" w:cs="Times New Roman"/>
+          <w:sz w:val="24"/>
+          <w:szCs w:val="24"/>
+        </w:rPr>
+      </w:pPr>
+      <w:r>
+        <w:rPr>
+          <w:rFonts w:hint="default" w:ascii="Times New Roman" w:hAnsi="Times New Roman" w:eastAsia="Segoe UI" w:cs="Times New Roman"/>
+          <w:i w:val="0"/>
+          <w:iCs w:val="0"/>
+          <w:caps w:val="0"/>
+          <w:color w:val="0F1115"/>
+          <w:spacing w:val="0"/>
+          <w:sz w:val="24"/>
+          <w:szCs w:val="24"/>
+          <w:shd w:val="clear" w:fill="FFFFFF"/>
+        </w:rPr>
+        <w:t>Recevoir des alertes automatiques lorsqu’une anomalie est détectée (par le modèle de la Partie 3).</w:t>
+      </w:r>
+    </w:p>
+    <w:p>
+      <w:pPr>
+        <w:pStyle w:val="12"/>
+        <w:keepNext w:val="0"/>
+        <w:keepLines w:val="0"/>
+        <w:widowControl/>
+        <w:suppressLineNumbers w:val="0"/>
+        <w:spacing w:before="0" w:beforeAutospacing="0" w:after="0" w:afterAutospacing="0" w:line="360" w:lineRule="auto"/>
+        <w:ind w:left="0" w:right="0"/>
+        <w:rPr>
+          <w:rFonts w:hint="default" w:ascii="Times New Roman" w:hAnsi="Times New Roman" w:cs="Times New Roman"/>
+          <w:sz w:val="24"/>
+          <w:szCs w:val="24"/>
+        </w:rPr>
+      </w:pPr>
+      <w:r>
+        <w:rPr>
+          <w:rFonts w:hint="default" w:ascii="Times New Roman" w:hAnsi="Times New Roman" w:eastAsia="Segoe UI" w:cs="Times New Roman"/>
+          <w:i w:val="0"/>
+          <w:iCs w:val="0"/>
+          <w:caps w:val="0"/>
+          <w:color w:val="0F1115"/>
+          <w:spacing w:val="0"/>
+          <w:sz w:val="24"/>
+          <w:szCs w:val="24"/>
+          <w:shd w:val="clear" w:fill="FFFFFF"/>
+        </w:rPr>
+        <w:t>Consulter un rapport de consommation énergétique globale du système (collecte, transmission, inférence).</w:t>
+      </w:r>
+    </w:p>
+    <w:p>
+      <w:pPr>
+        <w:pStyle w:val="12"/>
+        <w:keepNext w:val="0"/>
+        <w:keepLines w:val="0"/>
+        <w:widowControl/>
+        <w:suppressLineNumbers w:val="0"/>
+        <w:shd w:val="clear" w:fill="FFFFFF"/>
+        <w:spacing w:before="160" w:beforeAutospacing="0" w:after="160" w:afterAutospacing="0" w:line="360" w:lineRule="auto"/>
+        <w:ind w:left="0" w:right="0" w:firstLine="0"/>
+        <w:rPr>
+          <w:rFonts w:hint="default" w:ascii="Times New Roman" w:hAnsi="Times New Roman" w:eastAsia="Segoe UI" w:cs="Times New Roman"/>
+          <w:i w:val="0"/>
+          <w:iCs w:val="0"/>
+          <w:caps w:val="0"/>
+          <w:color w:val="0F1115"/>
+          <w:spacing w:val="0"/>
+          <w:sz w:val="24"/>
+          <w:szCs w:val="24"/>
+          <w:shd w:val="clear" w:fill="FFFFFF"/>
+        </w:rPr>
+      </w:pPr>
+      <w:r>
+        <w:rPr>
+          <w:rFonts w:hint="default" w:ascii="Times New Roman" w:hAnsi="Times New Roman" w:eastAsia="Segoe UI" w:cs="Times New Roman"/>
+          <w:i w:val="0"/>
+          <w:iCs w:val="0"/>
+          <w:caps w:val="0"/>
+          <w:color w:val="0F1115"/>
+          <w:spacing w:val="0"/>
+          <w:sz w:val="24"/>
+          <w:szCs w:val="24"/>
+          <w:shd w:val="clear" w:fill="FFFFFF"/>
+        </w:rPr>
+        <w:t>L’objectif de cette dernière partie est de concevoir un </w:t>
+      </w:r>
+      <w:r>
+        <w:rPr>
+          <w:rStyle w:val="9"/>
+          <w:rFonts w:hint="default" w:ascii="Times New Roman" w:hAnsi="Times New Roman" w:eastAsia="Segoe UI" w:cs="Times New Roman"/>
+          <w:b/>
+          <w:bCs/>
+          <w:i w:val="0"/>
+          <w:iCs w:val="0"/>
+          <w:caps w:val="0"/>
+          <w:color w:val="0F1115"/>
+          <w:spacing w:val="0"/>
+          <w:sz w:val="24"/>
+          <w:szCs w:val="24"/>
+          <w:shd w:val="clear" w:fill="FFFFFF"/>
+        </w:rPr>
+        <w:t>dashboard local</w:t>
+      </w:r>
+      <w:r>
+        <w:rPr>
+          <w:rFonts w:hint="default" w:ascii="Times New Roman" w:hAnsi="Times New Roman" w:eastAsia="Segoe UI" w:cs="Times New Roman"/>
+          <w:i w:val="0"/>
+          <w:iCs w:val="0"/>
+          <w:caps w:val="0"/>
+          <w:color w:val="0F1115"/>
+          <w:spacing w:val="0"/>
+          <w:sz w:val="24"/>
+          <w:szCs w:val="24"/>
+          <w:shd w:val="clear" w:fill="FFFFFF"/>
+        </w:rPr>
+        <w:t> léger, exécutable sur le Raspberry Pi (ou sur un poste connecté), qui agrège les données issues des couches précédentes.</w:t>
+      </w:r>
+    </w:p>
+    <w:p>
+      <w:pPr>
+        <w:pStyle w:val="3"/>
+        <w:keepNext w:val="0"/>
+        <w:keepLines w:val="0"/>
+        <w:widowControl/>
+        <w:suppressLineNumbers w:val="0"/>
+        <w:shd w:val="clear" w:fill="FFFFFF"/>
+        <w:spacing w:before="320" w:beforeAutospacing="0" w:after="160" w:afterAutospacing="0" w:line="360" w:lineRule="auto"/>
+        <w:ind w:left="0" w:right="0" w:firstLine="0"/>
+        <w:jc w:val="both"/>
+        <w:rPr>
+          <w:rFonts w:hint="default" w:ascii="Times New Roman" w:hAnsi="Times New Roman" w:eastAsia="Segoe UI" w:cs="Times New Roman"/>
+          <w:b/>
+          <w:bCs/>
+          <w:caps w:val="0"/>
+          <w:color w:val="0F1115"/>
+          <w:spacing w:val="0"/>
+          <w:sz w:val="24"/>
+          <w:szCs w:val="24"/>
+        </w:rPr>
+      </w:pPr>
+      <w:r>
+        <w:rPr>
+          <w:rFonts w:hint="default" w:ascii="Times New Roman" w:hAnsi="Times New Roman" w:eastAsia="Segoe UI" w:cs="Times New Roman"/>
+          <w:b/>
+          <w:bCs/>
+          <w:caps w:val="0"/>
+          <w:color w:val="0F1115"/>
+          <w:spacing w:val="0"/>
+          <w:sz w:val="24"/>
+          <w:szCs w:val="24"/>
+          <w:shd w:val="clear" w:fill="FFFFFF"/>
+        </w:rPr>
+        <w:t>4.2 Architecture de l’application</w:t>
+      </w:r>
+    </w:p>
+    <w:p>
+      <w:pPr>
+        <w:pStyle w:val="12"/>
+        <w:keepNext w:val="0"/>
+        <w:keepLines w:val="0"/>
+        <w:widowControl/>
+        <w:suppressLineNumbers w:val="0"/>
+        <w:shd w:val="clear" w:fill="FFFFFF"/>
+        <w:spacing w:before="160" w:beforeAutospacing="0" w:after="160" w:afterAutospacing="0" w:line="360" w:lineRule="auto"/>
+        <w:ind w:left="0" w:right="0" w:firstLine="0"/>
+        <w:jc w:val="both"/>
+        <w:rPr>
+          <w:rFonts w:hint="default" w:ascii="Times New Roman" w:hAnsi="Times New Roman" w:eastAsia="Segoe UI" w:cs="Times New Roman"/>
+          <w:i w:val="0"/>
+          <w:iCs w:val="0"/>
+          <w:caps w:val="0"/>
+          <w:color w:val="0F1115"/>
+          <w:spacing w:val="0"/>
+          <w:sz w:val="24"/>
+          <w:szCs w:val="24"/>
+          <w:shd w:val="clear" w:fill="FFFFFF"/>
+          <w:lang w:val="fr-FR"/>
+        </w:rPr>
+      </w:pPr>
+    </w:p>
+    <w:p>
+      <w:pPr>
+        <w:pStyle w:val="3"/>
+        <w:keepNext w:val="0"/>
+        <w:keepLines w:val="0"/>
+        <w:widowControl/>
+        <w:suppressLineNumbers w:val="0"/>
+        <w:shd w:val="clear" w:fill="FFFFFF"/>
+        <w:spacing w:before="320" w:beforeAutospacing="0" w:after="160" w:afterAutospacing="0" w:line="360" w:lineRule="auto"/>
+        <w:ind w:left="0" w:right="0" w:firstLine="0"/>
+        <w:jc w:val="both"/>
+        <w:rPr>
+          <w:rFonts w:hint="default" w:ascii="Times New Roman" w:hAnsi="Times New Roman" w:eastAsia="Segoe UI" w:cs="Times New Roman"/>
+          <w:b/>
+          <w:bCs/>
+          <w:caps w:val="0"/>
+          <w:color w:val="0F1115"/>
+          <w:spacing w:val="0"/>
+          <w:sz w:val="24"/>
+          <w:szCs w:val="24"/>
+        </w:rPr>
+      </w:pPr>
+      <w:r>
+        <w:rPr>
+          <w:rFonts w:hint="default" w:ascii="Times New Roman" w:hAnsi="Times New Roman" w:eastAsia="Segoe UI" w:cs="Times New Roman"/>
+          <w:b/>
+          <w:bCs/>
+          <w:caps w:val="0"/>
+          <w:color w:val="0F1115"/>
+          <w:spacing w:val="0"/>
+          <w:sz w:val="24"/>
+          <w:szCs w:val="24"/>
+          <w:shd w:val="clear" w:fill="FFFFFF"/>
+        </w:rPr>
+        <w:t>4.3 Fonctionnalités du dashboard</w:t>
+      </w:r>
+    </w:p>
+    <w:p>
+      <w:pPr>
+        <w:pStyle w:val="4"/>
+        <w:keepNext w:val="0"/>
+        <w:keepLines w:val="0"/>
+        <w:widowControl/>
+        <w:suppressLineNumbers w:val="0"/>
+        <w:shd w:val="clear" w:fill="FFFFFF"/>
+        <w:spacing w:before="320" w:beforeAutospacing="0" w:after="160" w:afterAutospacing="0" w:line="360" w:lineRule="auto"/>
+        <w:ind w:left="0" w:right="0" w:firstLine="0"/>
+        <w:jc w:val="both"/>
+        <w:rPr>
+          <w:rFonts w:hint="default" w:ascii="Times New Roman" w:hAnsi="Times New Roman" w:cs="Times New Roman"/>
+          <w:sz w:val="24"/>
+          <w:szCs w:val="24"/>
+        </w:rPr>
+      </w:pPr>
+      <w:r>
+        <w:rPr>
+          <w:rFonts w:hint="default" w:ascii="Times New Roman" w:hAnsi="Times New Roman" w:eastAsia="Segoe UI" w:cs="Times New Roman"/>
+          <w:b/>
+          <w:bCs/>
+          <w:caps w:val="0"/>
+          <w:color w:val="0F1115"/>
+          <w:spacing w:val="0"/>
+          <w:sz w:val="24"/>
+          <w:szCs w:val="24"/>
+          <w:shd w:val="clear" w:fill="FFFFFF"/>
+        </w:rPr>
+        <w:t>4.3.1 Visualisation des accès et mouvements</w:t>
+      </w:r>
+    </w:p>
+    <w:p>
+      <w:pPr>
+        <w:pStyle w:val="12"/>
+        <w:keepNext w:val="0"/>
+        <w:keepLines w:val="0"/>
+        <w:widowControl/>
+        <w:suppressLineNumbers w:val="0"/>
+        <w:spacing w:before="0" w:beforeAutospacing="0" w:after="0" w:afterAutospacing="0" w:line="360" w:lineRule="auto"/>
+        <w:ind w:left="0" w:right="0"/>
+        <w:jc w:val="both"/>
+        <w:rPr>
+          <w:rFonts w:hint="default" w:ascii="Times New Roman" w:hAnsi="Times New Roman" w:cs="Times New Roman"/>
+          <w:sz w:val="24"/>
+          <w:szCs w:val="24"/>
+        </w:rPr>
+      </w:pPr>
+      <w:r>
+        <w:rPr>
+          <w:rStyle w:val="9"/>
+          <w:rFonts w:hint="default" w:ascii="Times New Roman" w:hAnsi="Times New Roman" w:eastAsia="Segoe UI" w:cs="Times New Roman"/>
+          <w:b/>
+          <w:bCs/>
+          <w:i w:val="0"/>
+          <w:iCs w:val="0"/>
+          <w:caps w:val="0"/>
+          <w:color w:val="0F1115"/>
+          <w:spacing w:val="0"/>
+          <w:sz w:val="24"/>
+          <w:szCs w:val="24"/>
+          <w:shd w:val="clear" w:fill="FFFFFF"/>
+        </w:rPr>
+        <w:t>Carte des zones</w:t>
+      </w:r>
+      <w:r>
+        <w:rPr>
+          <w:rFonts w:hint="default" w:ascii="Times New Roman" w:hAnsi="Times New Roman" w:eastAsia="Segoe UI" w:cs="Times New Roman"/>
+          <w:i w:val="0"/>
+          <w:iCs w:val="0"/>
+          <w:caps w:val="0"/>
+          <w:color w:val="0F1115"/>
+          <w:spacing w:val="0"/>
+          <w:sz w:val="24"/>
+          <w:szCs w:val="24"/>
+          <w:shd w:val="clear" w:fill="FFFFFF"/>
+        </w:rPr>
+        <w:t> : représentation graphique simple (entrée, couloir, salle serveur, salle réunion, sortie) avec des compteurs de présence en temps réel (mise à jour toutes les 5 secondes).</w:t>
+      </w:r>
+    </w:p>
+    <w:p>
+      <w:pPr>
+        <w:pStyle w:val="12"/>
+        <w:keepNext w:val="0"/>
+        <w:keepLines w:val="0"/>
+        <w:widowControl/>
+        <w:suppressLineNumbers w:val="0"/>
+        <w:spacing w:before="0" w:beforeAutospacing="0" w:after="0" w:afterAutospacing="0" w:line="360" w:lineRule="auto"/>
+        <w:ind w:left="0" w:right="0"/>
+        <w:jc w:val="both"/>
+        <w:rPr>
+          <w:rFonts w:hint="default" w:ascii="Times New Roman" w:hAnsi="Times New Roman" w:cs="Times New Roman"/>
+          <w:sz w:val="24"/>
+          <w:szCs w:val="24"/>
+        </w:rPr>
+      </w:pPr>
+      <w:r>
+        <w:rPr>
+          <w:rStyle w:val="9"/>
+          <w:rFonts w:hint="default" w:ascii="Times New Roman" w:hAnsi="Times New Roman" w:eastAsia="Segoe UI" w:cs="Times New Roman"/>
+          <w:b/>
+          <w:bCs/>
+          <w:i w:val="0"/>
+          <w:iCs w:val="0"/>
+          <w:caps w:val="0"/>
+          <w:color w:val="0F1115"/>
+          <w:spacing w:val="0"/>
+          <w:sz w:val="24"/>
+          <w:szCs w:val="24"/>
+          <w:shd w:val="clear" w:fill="FFFFFF"/>
+        </w:rPr>
+        <w:t>Flux des événements récents</w:t>
+      </w:r>
+      <w:r>
+        <w:rPr>
+          <w:rFonts w:hint="default" w:ascii="Times New Roman" w:hAnsi="Times New Roman" w:eastAsia="Segoe UI" w:cs="Times New Roman"/>
+          <w:i w:val="0"/>
+          <w:iCs w:val="0"/>
+          <w:caps w:val="0"/>
+          <w:color w:val="0F1115"/>
+          <w:spacing w:val="0"/>
+          <w:sz w:val="24"/>
+          <w:szCs w:val="24"/>
+          <w:shd w:val="clear" w:fill="FFFFFF"/>
+        </w:rPr>
+        <w:t> : tableau déroulant listant les 50 derniers événements (timestamp, badge, zone, type, présence).</w:t>
+      </w:r>
+    </w:p>
+    <w:p>
+      <w:pPr>
+        <w:pStyle w:val="12"/>
+        <w:keepNext w:val="0"/>
+        <w:keepLines w:val="0"/>
+        <w:widowControl/>
+        <w:suppressLineNumbers w:val="0"/>
+        <w:spacing w:before="0" w:beforeAutospacing="0" w:after="0" w:afterAutospacing="0" w:line="360" w:lineRule="auto"/>
+        <w:ind w:left="0" w:right="0"/>
+        <w:jc w:val="both"/>
+        <w:rPr>
+          <w:rFonts w:hint="default" w:ascii="Times New Roman" w:hAnsi="Times New Roman" w:eastAsia="Segoe UI" w:cs="Times New Roman"/>
+          <w:i w:val="0"/>
+          <w:iCs w:val="0"/>
+          <w:caps w:val="0"/>
+          <w:color w:val="0F1115"/>
+          <w:spacing w:val="0"/>
+          <w:sz w:val="24"/>
+          <w:szCs w:val="24"/>
+          <w:shd w:val="clear" w:fill="FFFFFF"/>
+        </w:rPr>
+      </w:pPr>
+      <w:r>
+        <w:rPr>
+          <w:rStyle w:val="9"/>
+          <w:rFonts w:hint="default" w:ascii="Times New Roman" w:hAnsi="Times New Roman" w:eastAsia="Segoe UI" w:cs="Times New Roman"/>
+          <w:b/>
+          <w:bCs/>
+          <w:i w:val="0"/>
+          <w:iCs w:val="0"/>
+          <w:caps w:val="0"/>
+          <w:color w:val="0F1115"/>
+          <w:spacing w:val="0"/>
+          <w:sz w:val="24"/>
+          <w:szCs w:val="24"/>
+          <w:shd w:val="clear" w:fill="FFFFFF"/>
+        </w:rPr>
+        <w:t>Heatmap temporelle</w:t>
+      </w:r>
+      <w:r>
+        <w:rPr>
+          <w:rFonts w:hint="default" w:ascii="Times New Roman" w:hAnsi="Times New Roman" w:eastAsia="Segoe UI" w:cs="Times New Roman"/>
+          <w:i w:val="0"/>
+          <w:iCs w:val="0"/>
+          <w:caps w:val="0"/>
+          <w:color w:val="0F1115"/>
+          <w:spacing w:val="0"/>
+          <w:sz w:val="24"/>
+          <w:szCs w:val="24"/>
+          <w:shd w:val="clear" w:fill="FFFFFF"/>
+        </w:rPr>
+        <w:t> : nombre d’accès par heure et par zone (pour détecter les heures de pointe).</w:t>
+      </w:r>
+    </w:p>
+    <w:p>
+      <w:pPr>
+        <w:pStyle w:val="4"/>
+        <w:keepNext w:val="0"/>
+        <w:keepLines w:val="0"/>
+        <w:widowControl/>
+        <w:suppressLineNumbers w:val="0"/>
+        <w:shd w:val="clear" w:fill="FFFFFF"/>
+        <w:spacing w:before="320" w:beforeAutospacing="0" w:after="160" w:afterAutospacing="0" w:line="360" w:lineRule="auto"/>
+        <w:ind w:left="0" w:right="0" w:firstLine="0"/>
+        <w:rPr>
+          <w:rFonts w:hint="default" w:ascii="Times New Roman" w:hAnsi="Times New Roman" w:cs="Times New Roman"/>
+          <w:sz w:val="24"/>
+          <w:szCs w:val="24"/>
+        </w:rPr>
+      </w:pPr>
+      <w:r>
+        <w:rPr>
+          <w:rFonts w:hint="default" w:ascii="Times New Roman" w:hAnsi="Times New Roman" w:eastAsia="Segoe UI" w:cs="Times New Roman"/>
+          <w:b/>
+          <w:bCs/>
+          <w:caps w:val="0"/>
+          <w:color w:val="0F1115"/>
+          <w:spacing w:val="0"/>
+          <w:sz w:val="24"/>
+          <w:szCs w:val="24"/>
+          <w:shd w:val="clear" w:fill="FFFFFF"/>
+        </w:rPr>
+        <w:t>4.3.2 Alertes automatiques</w:t>
+      </w:r>
+    </w:p>
+    <w:p>
+      <w:pPr>
+        <w:pStyle w:val="12"/>
+        <w:keepNext w:val="0"/>
+        <w:keepLines w:val="0"/>
+        <w:widowControl/>
+        <w:suppressLineNumbers w:val="0"/>
+        <w:spacing w:before="0" w:beforeAutospacing="0" w:after="0" w:afterAutospacing="0" w:line="360" w:lineRule="auto"/>
+        <w:ind w:left="0" w:right="0"/>
+        <w:rPr>
+          <w:rFonts w:hint="default" w:ascii="Times New Roman" w:hAnsi="Times New Roman" w:cs="Times New Roman"/>
+          <w:sz w:val="24"/>
+          <w:szCs w:val="24"/>
+        </w:rPr>
+      </w:pPr>
+      <w:r>
+        <w:rPr>
+          <w:rFonts w:hint="default" w:ascii="Times New Roman" w:hAnsi="Times New Roman" w:eastAsia="Segoe UI" w:cs="Times New Roman"/>
+          <w:i w:val="0"/>
+          <w:iCs w:val="0"/>
+          <w:caps w:val="0"/>
+          <w:color w:val="0F1115"/>
+          <w:spacing w:val="0"/>
+          <w:sz w:val="24"/>
+          <w:szCs w:val="24"/>
+          <w:shd w:val="clear" w:fill="FFFFFF"/>
+        </w:rPr>
+        <w:t>Dès qu’un événement est classé comme anomalie par l’arbre de décision, une alerte est générée.</w:t>
+      </w:r>
+    </w:p>
+    <w:p>
+      <w:pPr>
+        <w:pStyle w:val="12"/>
+        <w:keepNext w:val="0"/>
+        <w:keepLines w:val="0"/>
+        <w:widowControl/>
+        <w:suppressLineNumbers w:val="0"/>
+        <w:spacing w:before="0" w:beforeAutospacing="0" w:after="0" w:afterAutospacing="0" w:line="360" w:lineRule="auto"/>
+        <w:ind w:left="0" w:right="0"/>
+        <w:rPr>
+          <w:rFonts w:hint="default" w:ascii="Times New Roman" w:hAnsi="Times New Roman" w:cs="Times New Roman"/>
+          <w:sz w:val="24"/>
+          <w:szCs w:val="24"/>
+        </w:rPr>
+      </w:pPr>
+      <w:r>
+        <w:rPr>
+          <w:rFonts w:hint="default" w:ascii="Times New Roman" w:hAnsi="Times New Roman" w:eastAsia="Segoe UI" w:cs="Times New Roman"/>
+          <w:i w:val="0"/>
+          <w:iCs w:val="0"/>
+          <w:caps w:val="0"/>
+          <w:color w:val="0F1115"/>
+          <w:spacing w:val="0"/>
+          <w:sz w:val="24"/>
+          <w:szCs w:val="24"/>
+          <w:shd w:val="clear" w:fill="FFFFFF"/>
+        </w:rPr>
+        <w:t>Le dashboard affiche une notification visuelle (bandeau rouge clignotant) et un log des alertes avec détail (type d’anomalie, badge concerné, zone).</w:t>
+      </w:r>
+    </w:p>
+    <w:p>
+      <w:pPr>
+        <w:pStyle w:val="12"/>
+        <w:keepNext w:val="0"/>
+        <w:keepLines w:val="0"/>
+        <w:widowControl/>
+        <w:suppressLineNumbers w:val="0"/>
+        <w:spacing w:before="0" w:beforeAutospacing="0" w:after="0" w:afterAutospacing="0" w:line="360" w:lineRule="auto"/>
+        <w:ind w:left="0" w:right="0"/>
+        <w:rPr>
+          <w:rFonts w:hint="default" w:ascii="Times New Roman" w:hAnsi="Times New Roman" w:cs="Times New Roman"/>
+          <w:sz w:val="24"/>
+          <w:szCs w:val="24"/>
+        </w:rPr>
+      </w:pPr>
+      <w:r>
+        <w:rPr>
+          <w:rFonts w:hint="default" w:ascii="Times New Roman" w:hAnsi="Times New Roman" w:eastAsia="Segoe UI" w:cs="Times New Roman"/>
+          <w:i w:val="0"/>
+          <w:iCs w:val="0"/>
+          <w:caps w:val="0"/>
+          <w:color w:val="0F1115"/>
+          <w:spacing w:val="0"/>
+          <w:sz w:val="24"/>
+          <w:szCs w:val="24"/>
+          <w:shd w:val="clear" w:fill="FFFFFF"/>
+        </w:rPr>
+        <w:t>Option d’alerte sonore (via buzzer) ou par envoi d’un email SMTP (configurable).</w:t>
+      </w:r>
+    </w:p>
+    <w:p>
+      <w:pPr>
+        <w:pStyle w:val="12"/>
+        <w:keepNext w:val="0"/>
+        <w:keepLines w:val="0"/>
+        <w:widowControl/>
+        <w:suppressLineNumbers w:val="0"/>
+        <w:spacing w:before="0" w:beforeAutospacing="0" w:after="0" w:afterAutospacing="0" w:line="360" w:lineRule="auto"/>
+        <w:ind w:left="0" w:right="0"/>
+        <w:rPr>
+          <w:rFonts w:hint="default" w:ascii="Times New Roman" w:hAnsi="Times New Roman" w:eastAsia="Segoe UI" w:cs="Times New Roman"/>
+          <w:i w:val="0"/>
+          <w:iCs w:val="0"/>
+          <w:caps w:val="0"/>
+          <w:color w:val="0F1115"/>
+          <w:spacing w:val="0"/>
+          <w:sz w:val="24"/>
+          <w:szCs w:val="24"/>
+          <w:shd w:val="clear" w:fill="FFFFFF"/>
+        </w:rPr>
+      </w:pPr>
+      <w:r>
+        <w:rPr>
+          <w:rFonts w:hint="default" w:ascii="Times New Roman" w:hAnsi="Times New Roman" w:eastAsia="Segoe UI" w:cs="Times New Roman"/>
+          <w:i w:val="0"/>
+          <w:iCs w:val="0"/>
+          <w:caps w:val="0"/>
+          <w:color w:val="0F1115"/>
+          <w:spacing w:val="0"/>
+          <w:sz w:val="24"/>
+          <w:szCs w:val="24"/>
+          <w:shd w:val="clear" w:fill="FFFFFF"/>
+        </w:rPr>
+        <w:t>Toutes les alertes sont stockées dans la table </w:t>
+      </w:r>
+      <w:r>
+        <w:rPr>
+          <w:rStyle w:val="8"/>
+          <w:rFonts w:hint="default" w:ascii="Times New Roman" w:hAnsi="Times New Roman" w:eastAsia="Consolas" w:cs="Times New Roman"/>
+          <w:i w:val="0"/>
+          <w:iCs w:val="0"/>
+          <w:caps w:val="0"/>
+          <w:color w:val="0F1115"/>
+          <w:spacing w:val="0"/>
+          <w:sz w:val="24"/>
+          <w:szCs w:val="24"/>
+          <w:bdr w:val="none" w:color="auto" w:sz="0" w:space="0"/>
+          <w:shd w:val="clear" w:fill="EBEEF2"/>
+        </w:rPr>
+        <w:t>anomalies</w:t>
+      </w:r>
+      <w:r>
+        <w:rPr>
+          <w:rFonts w:hint="default" w:ascii="Times New Roman" w:hAnsi="Times New Roman" w:eastAsia="Segoe UI" w:cs="Times New Roman"/>
+          <w:i w:val="0"/>
+          <w:iCs w:val="0"/>
+          <w:caps w:val="0"/>
+          <w:color w:val="0F1115"/>
+          <w:spacing w:val="0"/>
+          <w:sz w:val="24"/>
+          <w:szCs w:val="24"/>
+          <w:shd w:val="clear" w:fill="FFFFFF"/>
+        </w:rPr>
+        <w:t> pour historique.</w:t>
+      </w:r>
+    </w:p>
+    <w:p>
+      <w:pPr>
+        <w:pStyle w:val="4"/>
+        <w:keepNext w:val="0"/>
+        <w:keepLines w:val="0"/>
+        <w:widowControl/>
+        <w:suppressLineNumbers w:val="0"/>
+        <w:shd w:val="clear" w:fill="FFFFFF"/>
+        <w:spacing w:before="320" w:beforeAutospacing="0" w:after="160" w:afterAutospacing="0" w:line="360" w:lineRule="auto"/>
+        <w:ind w:left="0" w:right="0" w:firstLine="0"/>
+        <w:rPr>
+          <w:rFonts w:hint="default" w:ascii="Times New Roman" w:hAnsi="Times New Roman" w:eastAsia="Segoe UI" w:cs="Times New Roman"/>
+          <w:b/>
+          <w:bCs/>
+          <w:caps w:val="0"/>
+          <w:color w:val="0F1115"/>
+          <w:spacing w:val="0"/>
+          <w:sz w:val="24"/>
+          <w:szCs w:val="24"/>
+        </w:rPr>
+      </w:pPr>
+      <w:r>
+        <w:rPr>
+          <w:rFonts w:hint="default" w:ascii="Times New Roman" w:hAnsi="Times New Roman" w:eastAsia="Segoe UI" w:cs="Times New Roman"/>
+          <w:b/>
+          <w:bCs/>
+          <w:caps w:val="0"/>
+          <w:color w:val="0F1115"/>
+          <w:spacing w:val="0"/>
+          <w:sz w:val="24"/>
+          <w:szCs w:val="24"/>
+          <w:shd w:val="clear" w:fill="FFFFFF"/>
+        </w:rPr>
+        <w:t>4.3.3 Rapport de consommation globale</w:t>
+      </w:r>
+    </w:p>
+    <w:p>
+      <w:pPr>
+        <w:pStyle w:val="12"/>
+        <w:keepNext w:val="0"/>
+        <w:keepLines w:val="0"/>
+        <w:widowControl/>
+        <w:suppressLineNumbers w:val="0"/>
+        <w:shd w:val="clear" w:fill="FFFFFF"/>
+        <w:spacing w:before="160" w:beforeAutospacing="0" w:after="160" w:afterAutospacing="0" w:line="360" w:lineRule="auto"/>
+        <w:ind w:left="0" w:right="0" w:firstLine="0"/>
+        <w:rPr>
+          <w:rFonts w:hint="default" w:ascii="Times New Roman" w:hAnsi="Times New Roman" w:cs="Times New Roman"/>
+          <w:sz w:val="24"/>
+          <w:szCs w:val="24"/>
+        </w:rPr>
+      </w:pPr>
+      <w:r>
+        <w:rPr>
+          <w:rFonts w:hint="default" w:ascii="Times New Roman" w:hAnsi="Times New Roman" w:eastAsia="Segoe UI" w:cs="Times New Roman"/>
+          <w:i w:val="0"/>
+          <w:iCs w:val="0"/>
+          <w:caps w:val="0"/>
+          <w:color w:val="0F1115"/>
+          <w:spacing w:val="0"/>
+          <w:sz w:val="24"/>
+          <w:szCs w:val="24"/>
+          <w:shd w:val="clear" w:fill="FFFFFF"/>
+        </w:rPr>
+        <w:t>Un onglet dédié présente un récapitulatif des mesures de consommation effectuées dans les Parties 1, 2 et 3, sous forme de graphiques et de tableau :</w:t>
+      </w:r>
+    </w:p>
+    <w:p>
+      <w:pPr>
+        <w:pStyle w:val="12"/>
+        <w:keepNext w:val="0"/>
+        <w:keepLines w:val="0"/>
+        <w:widowControl/>
+        <w:suppressLineNumbers w:val="0"/>
+        <w:spacing w:before="0" w:beforeAutospacing="0" w:after="0" w:afterAutospacing="0" w:line="360" w:lineRule="auto"/>
+        <w:ind w:left="0" w:right="0"/>
+        <w:rPr>
+          <w:rFonts w:hint="default" w:ascii="Times New Roman" w:hAnsi="Times New Roman" w:cs="Times New Roman"/>
+          <w:sz w:val="24"/>
+          <w:szCs w:val="24"/>
+        </w:rPr>
+      </w:pPr>
+      <w:r>
+        <w:rPr>
+          <w:rStyle w:val="9"/>
+          <w:rFonts w:hint="default" w:ascii="Times New Roman" w:hAnsi="Times New Roman" w:eastAsia="Segoe UI" w:cs="Times New Roman"/>
+          <w:b/>
+          <w:bCs/>
+          <w:i w:val="0"/>
+          <w:iCs w:val="0"/>
+          <w:caps w:val="0"/>
+          <w:color w:val="0F1115"/>
+          <w:spacing w:val="0"/>
+          <w:sz w:val="24"/>
+          <w:szCs w:val="24"/>
+          <w:shd w:val="clear" w:fill="FFFFFF"/>
+        </w:rPr>
+        <w:t>Collecte (Partie 1)</w:t>
+      </w:r>
+      <w:r>
+        <w:rPr>
+          <w:rFonts w:hint="default" w:ascii="Times New Roman" w:hAnsi="Times New Roman" w:eastAsia="Segoe UI" w:cs="Times New Roman"/>
+          <w:i w:val="0"/>
+          <w:iCs w:val="0"/>
+          <w:caps w:val="0"/>
+          <w:color w:val="0F1115"/>
+          <w:spacing w:val="0"/>
+          <w:sz w:val="24"/>
+          <w:szCs w:val="24"/>
+          <w:shd w:val="clear" w:fill="FFFFFF"/>
+        </w:rPr>
+        <w:t> : consommation en mAh selon la fréquence (1, 5, 10 Hz) pour 1 capteur.</w:t>
+      </w:r>
+    </w:p>
+    <w:p>
+      <w:pPr>
+        <w:pStyle w:val="12"/>
+        <w:keepNext w:val="0"/>
+        <w:keepLines w:val="0"/>
+        <w:widowControl/>
+        <w:suppressLineNumbers w:val="0"/>
+        <w:spacing w:before="0" w:beforeAutospacing="0" w:after="0" w:afterAutospacing="0" w:line="360" w:lineRule="auto"/>
+        <w:ind w:left="0" w:right="0"/>
+        <w:rPr>
+          <w:rFonts w:hint="default" w:ascii="Times New Roman" w:hAnsi="Times New Roman" w:cs="Times New Roman"/>
+          <w:sz w:val="24"/>
+          <w:szCs w:val="24"/>
+        </w:rPr>
+      </w:pPr>
+      <w:r>
+        <w:rPr>
+          <w:rStyle w:val="9"/>
+          <w:rFonts w:hint="default" w:ascii="Times New Roman" w:hAnsi="Times New Roman" w:eastAsia="Segoe UI" w:cs="Times New Roman"/>
+          <w:b/>
+          <w:bCs/>
+          <w:i w:val="0"/>
+          <w:iCs w:val="0"/>
+          <w:caps w:val="0"/>
+          <w:color w:val="0F1115"/>
+          <w:spacing w:val="0"/>
+          <w:sz w:val="24"/>
+          <w:szCs w:val="24"/>
+          <w:shd w:val="clear" w:fill="FFFFFF"/>
+        </w:rPr>
+        <w:t>Transmission (Partie 2)</w:t>
+      </w:r>
+      <w:r>
+        <w:rPr>
+          <w:rFonts w:hint="default" w:ascii="Times New Roman" w:hAnsi="Times New Roman" w:eastAsia="Segoe UI" w:cs="Times New Roman"/>
+          <w:i w:val="0"/>
+          <w:iCs w:val="0"/>
+          <w:caps w:val="0"/>
+          <w:color w:val="0F1115"/>
+          <w:spacing w:val="0"/>
+          <w:sz w:val="24"/>
+          <w:szCs w:val="24"/>
+          <w:shd w:val="clear" w:fill="FFFFFF"/>
+        </w:rPr>
+        <w:t> : consommation par stratégie (S1, S2, S3) pour un même jeu de 10 000 événements.</w:t>
+      </w:r>
+    </w:p>
+    <w:p>
+      <w:pPr>
+        <w:pStyle w:val="12"/>
+        <w:keepNext w:val="0"/>
+        <w:keepLines w:val="0"/>
+        <w:widowControl/>
+        <w:suppressLineNumbers w:val="0"/>
+        <w:spacing w:before="0" w:beforeAutospacing="0" w:after="0" w:afterAutospacing="0" w:line="360" w:lineRule="auto"/>
+        <w:ind w:left="0" w:right="0"/>
+        <w:rPr>
+          <w:rFonts w:hint="default" w:ascii="Times New Roman" w:hAnsi="Times New Roman" w:cs="Times New Roman"/>
+          <w:sz w:val="24"/>
+          <w:szCs w:val="24"/>
+        </w:rPr>
+      </w:pPr>
+      <w:r>
+        <w:rPr>
+          <w:rStyle w:val="9"/>
+          <w:rFonts w:hint="default" w:ascii="Times New Roman" w:hAnsi="Times New Roman" w:eastAsia="Segoe UI" w:cs="Times New Roman"/>
+          <w:b/>
+          <w:bCs/>
+          <w:i w:val="0"/>
+          <w:iCs w:val="0"/>
+          <w:caps w:val="0"/>
+          <w:color w:val="0F1115"/>
+          <w:spacing w:val="0"/>
+          <w:sz w:val="24"/>
+          <w:szCs w:val="24"/>
+          <w:shd w:val="clear" w:fill="FFFFFF"/>
+        </w:rPr>
+        <w:t>Inférence (Partie 3)</w:t>
+      </w:r>
+      <w:r>
+        <w:rPr>
+          <w:rFonts w:hint="default" w:ascii="Times New Roman" w:hAnsi="Times New Roman" w:eastAsia="Segoe UI" w:cs="Times New Roman"/>
+          <w:i w:val="0"/>
+          <w:iCs w:val="0"/>
+          <w:caps w:val="0"/>
+          <w:color w:val="0F1115"/>
+          <w:spacing w:val="0"/>
+          <w:sz w:val="24"/>
+          <w:szCs w:val="24"/>
+          <w:shd w:val="clear" w:fill="FFFFFF"/>
+        </w:rPr>
+        <w:t> : consommation de l’arbre de décision sur le jeu de test.</w:t>
+      </w:r>
+    </w:p>
+    <w:p>
+      <w:pPr>
+        <w:pStyle w:val="12"/>
+        <w:keepNext w:val="0"/>
+        <w:keepLines w:val="0"/>
+        <w:widowControl/>
+        <w:suppressLineNumbers w:val="0"/>
+        <w:spacing w:before="0" w:beforeAutospacing="0" w:after="0" w:afterAutospacing="0" w:line="360" w:lineRule="auto"/>
+        <w:ind w:left="0" w:right="0"/>
+        <w:rPr>
+          <w:rFonts w:hint="default" w:ascii="Times New Roman" w:hAnsi="Times New Roman" w:eastAsia="Segoe UI" w:cs="Times New Roman"/>
+          <w:i w:val="0"/>
+          <w:iCs w:val="0"/>
+          <w:caps w:val="0"/>
+          <w:color w:val="0F1115"/>
+          <w:spacing w:val="0"/>
+          <w:sz w:val="24"/>
+          <w:szCs w:val="24"/>
+          <w:shd w:val="clear" w:fill="FFFFFF"/>
+        </w:rPr>
+      </w:pPr>
+      <w:r>
+        <w:rPr>
+          <w:rStyle w:val="9"/>
+          <w:rFonts w:hint="default" w:ascii="Times New Roman" w:hAnsi="Times New Roman" w:eastAsia="Segoe UI" w:cs="Times New Roman"/>
+          <w:b/>
+          <w:bCs/>
+          <w:i w:val="0"/>
+          <w:iCs w:val="0"/>
+          <w:caps w:val="0"/>
+          <w:color w:val="0F1115"/>
+          <w:spacing w:val="0"/>
+          <w:sz w:val="24"/>
+          <w:szCs w:val="24"/>
+          <w:shd w:val="clear" w:fill="FFFFFF"/>
+        </w:rPr>
+        <w:t>Bilan total estimé</w:t>
+      </w:r>
+      <w:r>
+        <w:rPr>
+          <w:rFonts w:hint="default" w:ascii="Times New Roman" w:hAnsi="Times New Roman" w:eastAsia="Segoe UI" w:cs="Times New Roman"/>
+          <w:i w:val="0"/>
+          <w:iCs w:val="0"/>
+          <w:caps w:val="0"/>
+          <w:color w:val="0F1115"/>
+          <w:spacing w:val="0"/>
+          <w:sz w:val="24"/>
+          <w:szCs w:val="24"/>
+          <w:shd w:val="clear" w:fill="FFFFFF"/>
+        </w:rPr>
+        <w:t> pour une journée typique (8 heures de surveillance, 1 événement/seconde, stratégie S2, fréquence 1 Hz).</w:t>
+      </w:r>
+    </w:p>
+    <w:p>
+      <w:pPr>
+        <w:pStyle w:val="2"/>
+        <w:keepNext w:val="0"/>
+        <w:keepLines w:val="0"/>
+        <w:widowControl/>
+        <w:suppressLineNumbers w:val="0"/>
+        <w:spacing w:before="320" w:beforeAutospacing="0" w:after="160" w:afterAutospacing="0" w:line="360" w:lineRule="auto"/>
+        <w:ind w:left="440" w:right="440"/>
+        <w:jc w:val="both"/>
+        <w:rPr>
+          <w:rFonts w:hint="default" w:ascii="Times New Roman" w:hAnsi="Times New Roman" w:eastAsia="Segoe UI" w:cs="Times New Roman"/>
+          <w:b/>
+          <w:bCs/>
+          <w:sz w:val="24"/>
+          <w:szCs w:val="24"/>
+        </w:rPr>
+      </w:pPr>
+      <w:bookmarkStart w:id="4" w:name="_GoBack"/>
+      <w:r>
+        <w:rPr>
+          <w:rFonts w:hint="default" w:ascii="Times New Roman" w:hAnsi="Times New Roman" w:eastAsia="Segoe UI" w:cs="Times New Roman"/>
+          <w:b/>
+          <w:bCs/>
+          <w:i w:val="0"/>
+          <w:iCs w:val="0"/>
+          <w:caps w:val="0"/>
+          <w:color w:val="0F1115"/>
+          <w:spacing w:val="0"/>
+          <w:sz w:val="24"/>
+          <w:szCs w:val="24"/>
+          <w:shd w:val="clear" w:fill="FFFFFF"/>
+        </w:rPr>
+        <w:t>Conclusion générale du projet</w:t>
+      </w:r>
+    </w:p>
+    <w:p>
+      <w:pPr>
+        <w:pStyle w:val="12"/>
+        <w:keepNext w:val="0"/>
+        <w:keepLines w:val="0"/>
+        <w:widowControl/>
+        <w:suppressLineNumbers w:val="0"/>
+        <w:spacing w:before="160" w:beforeAutospacing="0" w:after="160" w:afterAutospacing="0" w:line="360" w:lineRule="auto"/>
+        <w:ind w:right="440"/>
+        <w:jc w:val="both"/>
+        <w:rPr>
+          <w:rFonts w:hint="default" w:ascii="Times New Roman" w:hAnsi="Times New Roman" w:cs="Times New Roman"/>
+          <w:sz w:val="24"/>
+          <w:szCs w:val="24"/>
+        </w:rPr>
+      </w:pPr>
+      <w:r>
+        <w:rPr>
+          <w:rFonts w:hint="default" w:ascii="Times New Roman" w:hAnsi="Times New Roman" w:eastAsia="Segoe UI" w:cs="Times New Roman"/>
+          <w:i w:val="0"/>
+          <w:iCs w:val="0"/>
+          <w:caps w:val="0"/>
+          <w:color w:val="0F1115"/>
+          <w:spacing w:val="0"/>
+          <w:sz w:val="24"/>
+          <w:szCs w:val="24"/>
+          <w:shd w:val="clear" w:fill="FFFFFF"/>
+        </w:rPr>
+        <w:t>Nous avons conçu et évalué un système complet de monitoring d’accès et mouvements basé sur une simulation RFID et une détection de présence. Les quatre couches (Sensing, Network, Data Processing, Application) ont été implémentées et caractérisées en termes de précision, de consommation CPU, mémoire et énergie. Les principaux résultats sont :</w:t>
+      </w:r>
+    </w:p>
+    <w:p>
+      <w:pPr>
+        <w:pStyle w:val="12"/>
+        <w:keepNext w:val="0"/>
+        <w:keepLines w:val="0"/>
+        <w:widowControl/>
+        <w:suppressLineNumbers w:val="0"/>
+        <w:spacing w:before="0" w:beforeAutospacing="0" w:after="0" w:afterAutospacing="0" w:line="360" w:lineRule="auto"/>
+        <w:ind w:right="440"/>
+        <w:jc w:val="both"/>
+        <w:rPr>
+          <w:rFonts w:hint="default" w:ascii="Times New Roman" w:hAnsi="Times New Roman" w:cs="Times New Roman"/>
+          <w:sz w:val="24"/>
+          <w:szCs w:val="24"/>
+        </w:rPr>
+      </w:pPr>
+      <w:r>
+        <w:rPr>
+          <w:rStyle w:val="9"/>
+          <w:rFonts w:hint="default" w:ascii="Times New Roman" w:hAnsi="Times New Roman" w:eastAsia="Segoe UI" w:cs="Times New Roman"/>
+          <w:b/>
+          <w:bCs/>
+          <w:i w:val="0"/>
+          <w:iCs w:val="0"/>
+          <w:caps w:val="0"/>
+          <w:color w:val="0F1115"/>
+          <w:spacing w:val="0"/>
+          <w:sz w:val="24"/>
+          <w:szCs w:val="24"/>
+          <w:shd w:val="clear" w:fill="FFFFFF"/>
+        </w:rPr>
+        <w:t>Collecte</w:t>
+      </w:r>
+      <w:r>
+        <w:rPr>
+          <w:rFonts w:hint="default" w:ascii="Times New Roman" w:hAnsi="Times New Roman" w:eastAsia="Segoe UI" w:cs="Times New Roman"/>
+          <w:i w:val="0"/>
+          <w:iCs w:val="0"/>
+          <w:caps w:val="0"/>
+          <w:color w:val="0F1115"/>
+          <w:spacing w:val="0"/>
+          <w:sz w:val="24"/>
+          <w:szCs w:val="24"/>
+          <w:shd w:val="clear" w:fill="FFFFFF"/>
+        </w:rPr>
+        <w:t> : une fréquence de 1 Hz avec un seul capteur consomme 9,5 mAh pour 5 minutes, soit environ 912 mAh pour 8 heures.</w:t>
+      </w:r>
+    </w:p>
+    <w:p>
+      <w:pPr>
+        <w:pStyle w:val="12"/>
+        <w:keepNext w:val="0"/>
+        <w:keepLines w:val="0"/>
+        <w:widowControl/>
+        <w:suppressLineNumbers w:val="0"/>
+        <w:spacing w:before="0" w:beforeAutospacing="0" w:after="0" w:afterAutospacing="0" w:line="360" w:lineRule="auto"/>
+        <w:ind w:right="440"/>
+        <w:jc w:val="both"/>
+        <w:rPr>
+          <w:rFonts w:hint="default" w:ascii="Times New Roman" w:hAnsi="Times New Roman" w:cs="Times New Roman"/>
+          <w:sz w:val="24"/>
+          <w:szCs w:val="24"/>
+        </w:rPr>
+      </w:pPr>
+      <w:r>
+        <w:rPr>
+          <w:rStyle w:val="9"/>
+          <w:rFonts w:hint="default" w:ascii="Times New Roman" w:hAnsi="Times New Roman" w:eastAsia="Segoe UI" w:cs="Times New Roman"/>
+          <w:b/>
+          <w:bCs/>
+          <w:i w:val="0"/>
+          <w:iCs w:val="0"/>
+          <w:caps w:val="0"/>
+          <w:color w:val="0F1115"/>
+          <w:spacing w:val="0"/>
+          <w:sz w:val="24"/>
+          <w:szCs w:val="24"/>
+          <w:shd w:val="clear" w:fill="FFFFFF"/>
+        </w:rPr>
+        <w:t>Transmission</w:t>
+      </w:r>
+      <w:r>
+        <w:rPr>
+          <w:rFonts w:hint="default" w:ascii="Times New Roman" w:hAnsi="Times New Roman" w:eastAsia="Segoe UI" w:cs="Times New Roman"/>
+          <w:i w:val="0"/>
+          <w:iCs w:val="0"/>
+          <w:caps w:val="0"/>
+          <w:color w:val="0F1115"/>
+          <w:spacing w:val="0"/>
+          <w:sz w:val="24"/>
+          <w:szCs w:val="24"/>
+          <w:shd w:val="clear" w:fill="FFFFFF"/>
+        </w:rPr>
+        <w:t> : la stratégie d’agrégation par lots (S2, N=10) économise 75% d’énergie par rapport à l’envoi immédiat, avec une latence acceptable (&lt; 0,5 s).</w:t>
+      </w:r>
+    </w:p>
+    <w:p>
+      <w:pPr>
+        <w:pStyle w:val="12"/>
+        <w:keepNext w:val="0"/>
+        <w:keepLines w:val="0"/>
+        <w:widowControl/>
+        <w:suppressLineNumbers w:val="0"/>
+        <w:spacing w:before="0" w:beforeAutospacing="0" w:after="0" w:afterAutospacing="0" w:line="360" w:lineRule="auto"/>
+        <w:ind w:right="440"/>
+        <w:jc w:val="both"/>
+        <w:rPr>
+          <w:rFonts w:hint="default" w:ascii="Times New Roman" w:hAnsi="Times New Roman" w:cs="Times New Roman"/>
+          <w:sz w:val="24"/>
+          <w:szCs w:val="24"/>
+        </w:rPr>
+      </w:pPr>
+      <w:r>
+        <w:rPr>
+          <w:rStyle w:val="9"/>
+          <w:rFonts w:hint="default" w:ascii="Times New Roman" w:hAnsi="Times New Roman" w:eastAsia="Segoe UI" w:cs="Times New Roman"/>
+          <w:b/>
+          <w:bCs/>
+          <w:i w:val="0"/>
+          <w:iCs w:val="0"/>
+          <w:caps w:val="0"/>
+          <w:color w:val="0F1115"/>
+          <w:spacing w:val="0"/>
+          <w:sz w:val="24"/>
+          <w:szCs w:val="24"/>
+          <w:shd w:val="clear" w:fill="FFFFFF"/>
+        </w:rPr>
+        <w:t>Inférence</w:t>
+      </w:r>
+      <w:r>
+        <w:rPr>
+          <w:rFonts w:hint="default" w:ascii="Times New Roman" w:hAnsi="Times New Roman" w:eastAsia="Segoe UI" w:cs="Times New Roman"/>
+          <w:i w:val="0"/>
+          <w:iCs w:val="0"/>
+          <w:caps w:val="0"/>
+          <w:color w:val="0F1115"/>
+          <w:spacing w:val="0"/>
+          <w:sz w:val="24"/>
+          <w:szCs w:val="24"/>
+          <w:shd w:val="clear" w:fill="FFFFFF"/>
+        </w:rPr>
+        <w:t> : un arbre de décision léger (profondeur 4) atteint 97,2% de précision pour une consommation marginale (&lt; 5 mAh par jour).</w:t>
+      </w:r>
+    </w:p>
+    <w:p>
+      <w:pPr>
+        <w:pStyle w:val="12"/>
+        <w:keepNext w:val="0"/>
+        <w:keepLines w:val="0"/>
+        <w:widowControl/>
+        <w:suppressLineNumbers w:val="0"/>
+        <w:spacing w:before="0" w:beforeAutospacing="0" w:after="0" w:afterAutospacing="0" w:line="360" w:lineRule="auto"/>
+        <w:ind w:right="440"/>
+        <w:jc w:val="both"/>
+        <w:rPr>
+          <w:rFonts w:hint="default" w:ascii="Times New Roman" w:hAnsi="Times New Roman" w:cs="Times New Roman"/>
+          <w:sz w:val="24"/>
+          <w:szCs w:val="24"/>
+        </w:rPr>
+      </w:pPr>
+      <w:r>
+        <w:rPr>
+          <w:rStyle w:val="9"/>
+          <w:rFonts w:hint="default" w:ascii="Times New Roman" w:hAnsi="Times New Roman" w:eastAsia="Segoe UI" w:cs="Times New Roman"/>
+          <w:b/>
+          <w:bCs/>
+          <w:i w:val="0"/>
+          <w:iCs w:val="0"/>
+          <w:caps w:val="0"/>
+          <w:color w:val="0F1115"/>
+          <w:spacing w:val="0"/>
+          <w:sz w:val="24"/>
+          <w:szCs w:val="24"/>
+          <w:shd w:val="clear" w:fill="FFFFFF"/>
+        </w:rPr>
+        <w:t>Dashboard</w:t>
+      </w:r>
+      <w:r>
+        <w:rPr>
+          <w:rFonts w:hint="default" w:ascii="Times New Roman" w:hAnsi="Times New Roman" w:eastAsia="Segoe UI" w:cs="Times New Roman"/>
+          <w:i w:val="0"/>
+          <w:iCs w:val="0"/>
+          <w:caps w:val="0"/>
+          <w:color w:val="0F1115"/>
+          <w:spacing w:val="0"/>
+          <w:sz w:val="24"/>
+          <w:szCs w:val="24"/>
+          <w:shd w:val="clear" w:fill="FFFFFF"/>
+        </w:rPr>
+        <w:t> : interface web locale fournissant visualisation, alertes et rapport de consommation.</w:t>
+      </w:r>
+    </w:p>
+    <w:p>
+      <w:pPr>
+        <w:pStyle w:val="12"/>
+        <w:keepNext w:val="0"/>
+        <w:keepLines w:val="0"/>
+        <w:widowControl/>
+        <w:suppressLineNumbers w:val="0"/>
+        <w:spacing w:before="160" w:beforeAutospacing="0" w:after="160" w:afterAutospacing="0" w:line="360" w:lineRule="auto"/>
+        <w:ind w:right="440"/>
+        <w:jc w:val="both"/>
+        <w:rPr>
+          <w:rFonts w:hint="default" w:ascii="Times New Roman" w:hAnsi="Times New Roman" w:eastAsia="Segoe UI" w:cs="Times New Roman"/>
+          <w:i w:val="0"/>
+          <w:iCs w:val="0"/>
+          <w:caps w:val="0"/>
+          <w:color w:val="0F1115"/>
+          <w:spacing w:val="0"/>
+          <w:sz w:val="24"/>
+          <w:szCs w:val="24"/>
+          <w:shd w:val="clear" w:fill="FFFFFF"/>
+          <w:lang w:val="fr-FR"/>
+        </w:rPr>
+      </w:pPr>
+      <w:r>
+        <w:rPr>
+          <w:rFonts w:hint="default" w:ascii="Times New Roman" w:hAnsi="Times New Roman" w:eastAsia="Segoe UI" w:cs="Times New Roman"/>
+          <w:i w:val="0"/>
+          <w:iCs w:val="0"/>
+          <w:caps w:val="0"/>
+          <w:color w:val="0F1115"/>
+          <w:spacing w:val="0"/>
+          <w:sz w:val="24"/>
+          <w:szCs w:val="24"/>
+          <w:shd w:val="clear" w:fill="FFFFFF"/>
+        </w:rPr>
+        <w:t>Ce projet démontre qu’un système de contrôle d’accès intelligent, sobre en énergie, peut être réalisé avec du matériel modeste (Raspberry Pi) et des modèles simples. Les perspectives incluent l’utilisation de vrais lecteurs RFID, l’ajout d’un apprentissage continu (adaptation des seuils), et le déploiement sur batterie en conditions réelles.</w:t>
+      </w:r>
+    </w:p>
+    <w:bookmarkEnd w:id="4"/>
     <w:sectPr>
       <w:pgSz w:w="11906" w:h="16838"/>
       <w:pgMar w:top="1440" w:right="1800" w:bottom="1440" w:left="1800" w:header="851" w:footer="992" w:gutter="0"/>

--- a/reports/Official-IoT_RapportV1.docx
+++ b/reports/Official-IoT_RapportV1.docx
@@ -2983,7 +2983,6 @@
           <w:spacing w:val="0"/>
           <w:sz w:val="24"/>
           <w:szCs w:val="24"/>
-          <w:bdr w:val="none" w:color="auto" w:sz="0" w:space="0"/>
           <w:shd w:val="clear" w:fill="EBEEF2"/>
         </w:rPr>
         <w:t>N</w:t>
@@ -3013,7 +3012,6 @@
           <w:spacing w:val="0"/>
           <w:sz w:val="24"/>
           <w:szCs w:val="24"/>
-          <w:bdr w:val="none" w:color="auto" w:sz="0" w:space="0"/>
           <w:shd w:val="clear" w:fill="EBEEF2"/>
         </w:rPr>
         <w:t>RFID_001</w:t>
@@ -3043,7 +3041,6 @@
           <w:spacing w:val="0"/>
           <w:sz w:val="24"/>
           <w:szCs w:val="24"/>
-          <w:bdr w:val="none" w:color="auto" w:sz="0" w:space="0"/>
           <w:shd w:val="clear" w:fill="EBEEF2"/>
         </w:rPr>
         <w:t>RFID_100</w:t>
@@ -3301,7 +3298,6 @@
           <w:spacing w:val="0"/>
           <w:sz w:val="24"/>
           <w:szCs w:val="24"/>
-          <w:bdr w:val="none" w:color="auto" w:sz="0" w:space="0"/>
           <w:shd w:val="clear" w:fill="EBEEF2"/>
         </w:rPr>
         <w:t>ENTRY</w:t>
@@ -3347,7 +3343,6 @@
           <w:spacing w:val="0"/>
           <w:sz w:val="24"/>
           <w:szCs w:val="24"/>
-          <w:bdr w:val="none" w:color="auto" w:sz="0" w:space="0"/>
           <w:shd w:val="clear" w:fill="EBEEF2"/>
         </w:rPr>
         <w:t>MOVE</w:t>
@@ -3393,7 +3388,6 @@
           <w:spacing w:val="0"/>
           <w:sz w:val="24"/>
           <w:szCs w:val="24"/>
-          <w:bdr w:val="none" w:color="auto" w:sz="0" w:space="0"/>
           <w:shd w:val="clear" w:fill="EBEEF2"/>
         </w:rPr>
         <w:t>EXIT</w:t>
@@ -3439,7 +3433,6 @@
           <w:spacing w:val="0"/>
           <w:sz w:val="24"/>
           <w:szCs w:val="24"/>
-          <w:bdr w:val="none" w:color="auto" w:sz="0" w:space="0"/>
           <w:shd w:val="clear" w:fill="EBEEF2"/>
         </w:rPr>
         <w:t>PRESENCE_DETECT</w:t>
@@ -3665,7 +3658,6 @@
           <w:spacing w:val="0"/>
           <w:sz w:val="24"/>
           <w:szCs w:val="24"/>
-          <w:bdr w:val="none" w:color="auto" w:sz="0" w:space="0"/>
           <w:shd w:val="clear" w:fill="EBEEF2"/>
         </w:rPr>
         <w:t>timestamp</w:t>
@@ -3695,7 +3687,6 @@
           <w:spacing w:val="0"/>
           <w:sz w:val="24"/>
           <w:szCs w:val="24"/>
-          <w:bdr w:val="none" w:color="auto" w:sz="0" w:space="0"/>
           <w:shd w:val="clear" w:fill="EBEEF2"/>
         </w:rPr>
         <w:t>badge_id</w:t>
@@ -3725,7 +3716,6 @@
           <w:spacing w:val="0"/>
           <w:sz w:val="24"/>
           <w:szCs w:val="24"/>
-          <w:bdr w:val="none" w:color="auto" w:sz="0" w:space="0"/>
           <w:shd w:val="clear" w:fill="EBEEF2"/>
         </w:rPr>
         <w:t>zone</w:t>
@@ -3755,7 +3745,6 @@
           <w:spacing w:val="0"/>
           <w:sz w:val="24"/>
           <w:szCs w:val="24"/>
-          <w:bdr w:val="none" w:color="auto" w:sz="0" w:space="0"/>
           <w:shd w:val="clear" w:fill="EBEEF2"/>
         </w:rPr>
         <w:t>event_type</w:t>
@@ -3785,7 +3774,6 @@
           <w:spacing w:val="0"/>
           <w:sz w:val="24"/>
           <w:szCs w:val="24"/>
-          <w:bdr w:val="none" w:color="auto" w:sz="0" w:space="0"/>
           <w:shd w:val="clear" w:fill="EBEEF2"/>
         </w:rPr>
         <w:t>presence_detected</w:t>
@@ -3860,7 +3848,6 @@
           <w:spacing w:val="0"/>
           <w:sz w:val="24"/>
           <w:szCs w:val="24"/>
-          <w:bdr w:val="none" w:color="auto" w:sz="0" w:space="0"/>
           <w:shd w:val="clear" w:fill="EBEEF2"/>
         </w:rPr>
         <w:t>2025-03-21 09:12:34, RFID_042, Entrance, ENTRY, TRU</w:t>
@@ -3876,7 +3863,6 @@
           <w:spacing w:val="0"/>
           <w:sz w:val="24"/>
           <w:szCs w:val="24"/>
-          <w:bdr w:val="none" w:color="auto" w:sz="0" w:space="0"/>
           <w:shd w:val="clear" w:fill="EBEEF2"/>
           <w:lang w:val="fr-FR"/>
         </w:rPr>
@@ -4373,7 +4359,6 @@
           <w:spacing w:val="0"/>
           <w:sz w:val="24"/>
           <w:szCs w:val="24"/>
-          <w:bdr w:val="none" w:color="auto" w:sz="0" w:space="0"/>
           <w:shd w:val="clear" w:fill="EBEEF2"/>
         </w:rPr>
         <w:t>rfid_presence_monitoring_dataset</w:t>
@@ -4389,7 +4374,6 @@
           <w:spacing w:val="0"/>
           <w:sz w:val="24"/>
           <w:szCs w:val="24"/>
-          <w:bdr w:val="none" w:color="auto" w:sz="0" w:space="0"/>
           <w:shd w:val="clear" w:fill="EBEEF2"/>
         </w:rPr>
         <w:t>.csv</w:t>
@@ -4411,6 +4395,7 @@
     </w:p>
     <w:tbl>
       <w:tblPr>
+        <w:tblStyle w:val="15"/>
         <w:tblW w:w="0" w:type="auto"/>
         <w:tblInd w:w="0" w:type="dxa"/>
         <w:tblBorders>
@@ -4421,7 +4406,7 @@
           <w:insideH w:val="none" w:color="auto" w:sz="0" w:space="0"/>
           <w:insideV w:val="none" w:color="auto" w:sz="0" w:space="0"/>
         </w:tblBorders>
-        <w:shd w:val="clear"/>
+        <w:shd w:val="clear" w:color="auto" w:fill="auto"/>
         <w:tblLayout w:type="autofit"/>
         <w:tblCellMar>
           <w:top w:w="15" w:type="dxa"/>
@@ -4447,6 +4432,7 @@
             <w:insideH w:val="none" w:color="auto" w:sz="0" w:space="0"/>
             <w:insideV w:val="none" w:color="auto" w:sz="0" w:space="0"/>
           </w:tblBorders>
+          <w:shd w:val="clear" w:color="auto" w:fill="auto"/>
           <w:tblCellMar>
             <w:top w:w="15" w:type="dxa"/>
             <w:left w:w="15" w:type="dxa"/>
@@ -4463,7 +4449,7 @@
             <w:tcBorders>
               <w:top w:val="nil"/>
             </w:tcBorders>
-            <w:shd w:val="clear"/>
+            <w:shd w:val="clear" w:color="auto" w:fill="auto"/>
             <w:tcMar>
               <w:top w:w="100" w:type="dxa"/>
               <w:left w:w="0" w:type="dxa"/>
@@ -4492,7 +4478,6 @@
                 <w:kern w:val="0"/>
                 <w:sz w:val="24"/>
                 <w:szCs w:val="24"/>
-                <w:bdr w:val="none" w:color="auto" w:sz="0" w:space="0"/>
                 <w:lang w:val="en-US" w:eastAsia="zh-CN" w:bidi="ar"/>
               </w:rPr>
               <w:t>timestamp</w:t>
@@ -4505,7 +4490,7 @@
             <w:tcBorders>
               <w:top w:val="nil"/>
             </w:tcBorders>
-            <w:shd w:val="clear"/>
+            <w:shd w:val="clear" w:color="auto" w:fill="auto"/>
             <w:tcMar>
               <w:top w:w="100" w:type="dxa"/>
               <w:left w:w="160" w:type="dxa"/>
@@ -4534,7 +4519,6 @@
                 <w:kern w:val="0"/>
                 <w:sz w:val="24"/>
                 <w:szCs w:val="24"/>
-                <w:bdr w:val="none" w:color="auto" w:sz="0" w:space="0"/>
                 <w:lang w:val="en-US" w:eastAsia="zh-CN" w:bidi="ar"/>
               </w:rPr>
               <w:t>badge_id</w:t>
@@ -4547,7 +4531,7 @@
             <w:tcBorders>
               <w:top w:val="nil"/>
             </w:tcBorders>
-            <w:shd w:val="clear"/>
+            <w:shd w:val="clear" w:color="auto" w:fill="auto"/>
             <w:tcMar>
               <w:top w:w="100" w:type="dxa"/>
               <w:left w:w="160" w:type="dxa"/>
@@ -4576,7 +4560,6 @@
                 <w:kern w:val="0"/>
                 <w:sz w:val="24"/>
                 <w:szCs w:val="24"/>
-                <w:bdr w:val="none" w:color="auto" w:sz="0" w:space="0"/>
                 <w:lang w:val="en-US" w:eastAsia="zh-CN" w:bidi="ar"/>
               </w:rPr>
               <w:t>zone</w:t>
@@ -4589,7 +4572,7 @@
             <w:tcBorders>
               <w:top w:val="nil"/>
             </w:tcBorders>
-            <w:shd w:val="clear"/>
+            <w:shd w:val="clear" w:color="auto" w:fill="auto"/>
             <w:tcMar>
               <w:top w:w="100" w:type="dxa"/>
               <w:left w:w="160" w:type="dxa"/>
@@ -4618,7 +4601,6 @@
                 <w:kern w:val="0"/>
                 <w:sz w:val="24"/>
                 <w:szCs w:val="24"/>
-                <w:bdr w:val="none" w:color="auto" w:sz="0" w:space="0"/>
                 <w:lang w:val="en-US" w:eastAsia="zh-CN" w:bidi="ar"/>
               </w:rPr>
               <w:t>event_type</w:t>
@@ -4631,7 +4613,7 @@
             <w:tcBorders>
               <w:top w:val="nil"/>
             </w:tcBorders>
-            <w:shd w:val="clear"/>
+            <w:shd w:val="clear" w:color="auto" w:fill="auto"/>
             <w:tcMar>
               <w:top w:w="100" w:type="dxa"/>
               <w:left w:w="160" w:type="dxa"/>
@@ -4660,7 +4642,6 @@
                 <w:kern w:val="0"/>
                 <w:sz w:val="24"/>
                 <w:szCs w:val="24"/>
-                <w:bdr w:val="none" w:color="auto" w:sz="0" w:space="0"/>
                 <w:lang w:val="en-US" w:eastAsia="zh-CN" w:bidi="ar"/>
               </w:rPr>
               <w:t>presence_detected</w:t>
@@ -4678,7 +4659,7 @@
             <w:insideH w:val="none" w:color="auto" w:sz="0" w:space="0"/>
             <w:insideV w:val="none" w:color="auto" w:sz="0" w:space="0"/>
           </w:tblBorders>
-          <w:shd w:val="clear"/>
+          <w:shd w:val="clear" w:color="auto" w:fill="auto"/>
           <w:tblCellMar>
             <w:top w:w="15" w:type="dxa"/>
             <w:left w:w="15" w:type="dxa"/>
@@ -4689,7 +4670,7 @@
         <w:tc>
           <w:tcPr>
             <w:tcW w:w="0" w:type="auto"/>
-            <w:shd w:val="clear"/>
+            <w:shd w:val="clear" w:color="auto" w:fill="auto"/>
             <w:tcMar>
               <w:top w:w="100" w:type="dxa"/>
               <w:left w:w="0" w:type="dxa"/>
@@ -4718,7 +4699,6 @@
                 <w:kern w:val="0"/>
                 <w:sz w:val="24"/>
                 <w:szCs w:val="24"/>
-                <w:bdr w:val="none" w:color="auto" w:sz="0" w:space="0"/>
                 <w:lang w:val="en-US" w:eastAsia="zh-CN" w:bidi="ar"/>
               </w:rPr>
               <w:t>2025-03-21 08:12:34</w:t>
@@ -4728,7 +4708,7 @@
         <w:tc>
           <w:tcPr>
             <w:tcW w:w="0" w:type="auto"/>
-            <w:shd w:val="clear"/>
+            <w:shd w:val="clear" w:color="auto" w:fill="auto"/>
             <w:tcMar>
               <w:top w:w="100" w:type="dxa"/>
               <w:left w:w="160" w:type="dxa"/>
@@ -4757,7 +4737,6 @@
                 <w:kern w:val="0"/>
                 <w:sz w:val="24"/>
                 <w:szCs w:val="24"/>
-                <w:bdr w:val="none" w:color="auto" w:sz="0" w:space="0"/>
                 <w:lang w:val="en-US" w:eastAsia="zh-CN" w:bidi="ar"/>
               </w:rPr>
               <w:t>RFID_001</w:t>
@@ -4767,7 +4746,7 @@
         <w:tc>
           <w:tcPr>
             <w:tcW w:w="0" w:type="auto"/>
-            <w:shd w:val="clear"/>
+            <w:shd w:val="clear" w:color="auto" w:fill="auto"/>
             <w:tcMar>
               <w:top w:w="100" w:type="dxa"/>
               <w:left w:w="160" w:type="dxa"/>
@@ -4796,7 +4775,6 @@
                 <w:kern w:val="0"/>
                 <w:sz w:val="24"/>
                 <w:szCs w:val="24"/>
-                <w:bdr w:val="none" w:color="auto" w:sz="0" w:space="0"/>
                 <w:lang w:val="en-US" w:eastAsia="zh-CN" w:bidi="ar"/>
               </w:rPr>
               <w:t>Entrance</w:t>
@@ -4806,7 +4784,7 @@
         <w:tc>
           <w:tcPr>
             <w:tcW w:w="0" w:type="auto"/>
-            <w:shd w:val="clear"/>
+            <w:shd w:val="clear" w:color="auto" w:fill="auto"/>
             <w:tcMar>
               <w:top w:w="100" w:type="dxa"/>
               <w:left w:w="160" w:type="dxa"/>
@@ -4835,7 +4813,6 @@
                 <w:kern w:val="0"/>
                 <w:sz w:val="24"/>
                 <w:szCs w:val="24"/>
-                <w:bdr w:val="none" w:color="auto" w:sz="0" w:space="0"/>
                 <w:lang w:val="en-US" w:eastAsia="zh-CN" w:bidi="ar"/>
               </w:rPr>
               <w:t>ENTRY</w:t>
@@ -4845,7 +4822,7 @@
         <w:tc>
           <w:tcPr>
             <w:tcW w:w="0" w:type="auto"/>
-            <w:shd w:val="clear"/>
+            <w:shd w:val="clear" w:color="auto" w:fill="auto"/>
             <w:tcMar>
               <w:top w:w="100" w:type="dxa"/>
               <w:left w:w="160" w:type="dxa"/>
@@ -4874,7 +4851,6 @@
                 <w:kern w:val="0"/>
                 <w:sz w:val="24"/>
                 <w:szCs w:val="24"/>
-                <w:bdr w:val="none" w:color="auto" w:sz="0" w:space="0"/>
                 <w:lang w:val="en-US" w:eastAsia="zh-CN" w:bidi="ar"/>
               </w:rPr>
               <w:t>TRUE</w:t>
@@ -4892,7 +4868,7 @@
             <w:insideH w:val="none" w:color="auto" w:sz="0" w:space="0"/>
             <w:insideV w:val="none" w:color="auto" w:sz="0" w:space="0"/>
           </w:tblBorders>
-          <w:shd w:val="clear"/>
+          <w:shd w:val="clear" w:color="auto" w:fill="auto"/>
           <w:tblCellMar>
             <w:top w:w="15" w:type="dxa"/>
             <w:left w:w="15" w:type="dxa"/>
@@ -4903,7 +4879,7 @@
         <w:tc>
           <w:tcPr>
             <w:tcW w:w="0" w:type="auto"/>
-            <w:shd w:val="clear"/>
+            <w:shd w:val="clear" w:color="auto" w:fill="auto"/>
             <w:tcMar>
               <w:top w:w="100" w:type="dxa"/>
               <w:left w:w="0" w:type="dxa"/>
@@ -4932,7 +4908,6 @@
                 <w:kern w:val="0"/>
                 <w:sz w:val="24"/>
                 <w:szCs w:val="24"/>
-                <w:bdr w:val="none" w:color="auto" w:sz="0" w:space="0"/>
                 <w:lang w:val="en-US" w:eastAsia="zh-CN" w:bidi="ar"/>
               </w:rPr>
               <w:t>2025-03-21 08:15:22</w:t>
@@ -4942,7 +4917,7 @@
         <w:tc>
           <w:tcPr>
             <w:tcW w:w="0" w:type="auto"/>
-            <w:shd w:val="clear"/>
+            <w:shd w:val="clear" w:color="auto" w:fill="auto"/>
             <w:tcMar>
               <w:top w:w="100" w:type="dxa"/>
               <w:left w:w="160" w:type="dxa"/>
@@ -4971,7 +4946,6 @@
                 <w:kern w:val="0"/>
                 <w:sz w:val="24"/>
                 <w:szCs w:val="24"/>
-                <w:bdr w:val="none" w:color="auto" w:sz="0" w:space="0"/>
                 <w:lang w:val="en-US" w:eastAsia="zh-CN" w:bidi="ar"/>
               </w:rPr>
               <w:t>RFID_001</w:t>
@@ -4981,7 +4955,7 @@
         <w:tc>
           <w:tcPr>
             <w:tcW w:w="0" w:type="auto"/>
-            <w:shd w:val="clear"/>
+            <w:shd w:val="clear" w:color="auto" w:fill="auto"/>
             <w:tcMar>
               <w:top w:w="100" w:type="dxa"/>
               <w:left w:w="160" w:type="dxa"/>
@@ -5010,7 +4984,6 @@
                 <w:kern w:val="0"/>
                 <w:sz w:val="24"/>
                 <w:szCs w:val="24"/>
-                <w:bdr w:val="none" w:color="auto" w:sz="0" w:space="0"/>
                 <w:lang w:val="en-US" w:eastAsia="zh-CN" w:bidi="ar"/>
               </w:rPr>
               <w:t>Corridor</w:t>
@@ -5020,7 +4993,7 @@
         <w:tc>
           <w:tcPr>
             <w:tcW w:w="0" w:type="auto"/>
-            <w:shd w:val="clear"/>
+            <w:shd w:val="clear" w:color="auto" w:fill="auto"/>
             <w:tcMar>
               <w:top w:w="100" w:type="dxa"/>
               <w:left w:w="160" w:type="dxa"/>
@@ -5049,7 +5022,6 @@
                 <w:kern w:val="0"/>
                 <w:sz w:val="24"/>
                 <w:szCs w:val="24"/>
-                <w:bdr w:val="none" w:color="auto" w:sz="0" w:space="0"/>
                 <w:lang w:val="en-US" w:eastAsia="zh-CN" w:bidi="ar"/>
               </w:rPr>
               <w:t>MOVE</w:t>
@@ -5059,7 +5031,7 @@
         <w:tc>
           <w:tcPr>
             <w:tcW w:w="0" w:type="auto"/>
-            <w:shd w:val="clear"/>
+            <w:shd w:val="clear" w:color="auto" w:fill="auto"/>
             <w:tcMar>
               <w:top w:w="100" w:type="dxa"/>
               <w:left w:w="160" w:type="dxa"/>
@@ -5088,7 +5060,6 @@
                 <w:kern w:val="0"/>
                 <w:sz w:val="24"/>
                 <w:szCs w:val="24"/>
-                <w:bdr w:val="none" w:color="auto" w:sz="0" w:space="0"/>
                 <w:lang w:val="en-US" w:eastAsia="zh-CN" w:bidi="ar"/>
               </w:rPr>
               <w:t>TRUE</w:t>
@@ -5106,7 +5077,7 @@
             <w:insideH w:val="none" w:color="auto" w:sz="0" w:space="0"/>
             <w:insideV w:val="none" w:color="auto" w:sz="0" w:space="0"/>
           </w:tblBorders>
-          <w:shd w:val="clear"/>
+          <w:shd w:val="clear" w:color="auto" w:fill="auto"/>
           <w:tblCellMar>
             <w:top w:w="15" w:type="dxa"/>
             <w:left w:w="15" w:type="dxa"/>
@@ -5117,7 +5088,7 @@
         <w:tc>
           <w:tcPr>
             <w:tcW w:w="0" w:type="auto"/>
-            <w:shd w:val="clear"/>
+            <w:shd w:val="clear" w:color="auto" w:fill="auto"/>
             <w:tcMar>
               <w:top w:w="100" w:type="dxa"/>
               <w:left w:w="0" w:type="dxa"/>
@@ -5146,7 +5117,6 @@
                 <w:kern w:val="0"/>
                 <w:sz w:val="24"/>
                 <w:szCs w:val="24"/>
-                <w:bdr w:val="none" w:color="auto" w:sz="0" w:space="0"/>
                 <w:lang w:val="en-US" w:eastAsia="zh-CN" w:bidi="ar"/>
               </w:rPr>
               <w:t>2025-03-21 08:17:05</w:t>
@@ -5156,7 +5126,7 @@
         <w:tc>
           <w:tcPr>
             <w:tcW w:w="0" w:type="auto"/>
-            <w:shd w:val="clear"/>
+            <w:shd w:val="clear" w:color="auto" w:fill="auto"/>
             <w:tcMar>
               <w:top w:w="100" w:type="dxa"/>
               <w:left w:w="160" w:type="dxa"/>
@@ -5185,7 +5155,6 @@
                 <w:kern w:val="0"/>
                 <w:sz w:val="24"/>
                 <w:szCs w:val="24"/>
-                <w:bdr w:val="none" w:color="auto" w:sz="0" w:space="0"/>
                 <w:lang w:val="en-US" w:eastAsia="zh-CN" w:bidi="ar"/>
               </w:rPr>
               <w:t>RFID_001</w:t>
@@ -5195,7 +5164,7 @@
         <w:tc>
           <w:tcPr>
             <w:tcW w:w="0" w:type="auto"/>
-            <w:shd w:val="clear"/>
+            <w:shd w:val="clear" w:color="auto" w:fill="auto"/>
             <w:tcMar>
               <w:top w:w="100" w:type="dxa"/>
               <w:left w:w="160" w:type="dxa"/>
@@ -5224,7 +5193,6 @@
                 <w:kern w:val="0"/>
                 <w:sz w:val="24"/>
                 <w:szCs w:val="24"/>
-                <w:bdr w:val="none" w:color="auto" w:sz="0" w:space="0"/>
                 <w:lang w:val="en-US" w:eastAsia="zh-CN" w:bidi="ar"/>
               </w:rPr>
               <w:t>ServerRoom</w:t>
@@ -5234,7 +5202,7 @@
         <w:tc>
           <w:tcPr>
             <w:tcW w:w="0" w:type="auto"/>
-            <w:shd w:val="clear"/>
+            <w:shd w:val="clear" w:color="auto" w:fill="auto"/>
             <w:tcMar>
               <w:top w:w="100" w:type="dxa"/>
               <w:left w:w="160" w:type="dxa"/>
@@ -5263,7 +5231,6 @@
                 <w:kern w:val="0"/>
                 <w:sz w:val="24"/>
                 <w:szCs w:val="24"/>
-                <w:bdr w:val="none" w:color="auto" w:sz="0" w:space="0"/>
                 <w:lang w:val="en-US" w:eastAsia="zh-CN" w:bidi="ar"/>
               </w:rPr>
               <w:t>MOVE</w:t>
@@ -5273,7 +5240,7 @@
         <w:tc>
           <w:tcPr>
             <w:tcW w:w="0" w:type="auto"/>
-            <w:shd w:val="clear"/>
+            <w:shd w:val="clear" w:color="auto" w:fill="auto"/>
             <w:tcMar>
               <w:top w:w="100" w:type="dxa"/>
               <w:left w:w="160" w:type="dxa"/>
@@ -5302,7 +5269,6 @@
                 <w:kern w:val="0"/>
                 <w:sz w:val="24"/>
                 <w:szCs w:val="24"/>
-                <w:bdr w:val="none" w:color="auto" w:sz="0" w:space="0"/>
                 <w:lang w:val="en-US" w:eastAsia="zh-CN" w:bidi="ar"/>
               </w:rPr>
               <w:t>TRUE</w:t>
@@ -5320,7 +5286,7 @@
             <w:insideH w:val="none" w:color="auto" w:sz="0" w:space="0"/>
             <w:insideV w:val="none" w:color="auto" w:sz="0" w:space="0"/>
           </w:tblBorders>
-          <w:shd w:val="clear"/>
+          <w:shd w:val="clear" w:color="auto" w:fill="auto"/>
           <w:tblCellMar>
             <w:top w:w="15" w:type="dxa"/>
             <w:left w:w="15" w:type="dxa"/>
@@ -5331,7 +5297,7 @@
         <w:tc>
           <w:tcPr>
             <w:tcW w:w="0" w:type="auto"/>
-            <w:shd w:val="clear"/>
+            <w:shd w:val="clear" w:color="auto" w:fill="auto"/>
             <w:tcMar>
               <w:top w:w="100" w:type="dxa"/>
               <w:left w:w="0" w:type="dxa"/>
@@ -5360,7 +5326,6 @@
                 <w:kern w:val="0"/>
                 <w:sz w:val="24"/>
                 <w:szCs w:val="24"/>
-                <w:bdr w:val="none" w:color="auto" w:sz="0" w:space="0"/>
                 <w:lang w:val="en-US" w:eastAsia="zh-CN" w:bidi="ar"/>
               </w:rPr>
               <w:t>2025-03-21 08:25:10</w:t>
@@ -5370,7 +5335,7 @@
         <w:tc>
           <w:tcPr>
             <w:tcW w:w="0" w:type="auto"/>
-            <w:shd w:val="clear"/>
+            <w:shd w:val="clear" w:color="auto" w:fill="auto"/>
             <w:tcMar>
               <w:top w:w="100" w:type="dxa"/>
               <w:left w:w="160" w:type="dxa"/>
@@ -5399,7 +5364,6 @@
                 <w:kern w:val="0"/>
                 <w:sz w:val="24"/>
                 <w:szCs w:val="24"/>
-                <w:bdr w:val="none" w:color="auto" w:sz="0" w:space="0"/>
                 <w:lang w:val="en-US" w:eastAsia="zh-CN" w:bidi="ar"/>
               </w:rPr>
               <w:t>RFID_001</w:t>
@@ -5409,7 +5373,7 @@
         <w:tc>
           <w:tcPr>
             <w:tcW w:w="0" w:type="auto"/>
-            <w:shd w:val="clear"/>
+            <w:shd w:val="clear" w:color="auto" w:fill="auto"/>
             <w:tcMar>
               <w:top w:w="100" w:type="dxa"/>
               <w:left w:w="160" w:type="dxa"/>
@@ -5438,7 +5402,6 @@
                 <w:kern w:val="0"/>
                 <w:sz w:val="24"/>
                 <w:szCs w:val="24"/>
-                <w:bdr w:val="none" w:color="auto" w:sz="0" w:space="0"/>
                 <w:lang w:val="en-US" w:eastAsia="zh-CN" w:bidi="ar"/>
               </w:rPr>
               <w:t>Exit</w:t>
@@ -5448,7 +5411,7 @@
         <w:tc>
           <w:tcPr>
             <w:tcW w:w="0" w:type="auto"/>
-            <w:shd w:val="clear"/>
+            <w:shd w:val="clear" w:color="auto" w:fill="auto"/>
             <w:tcMar>
               <w:top w:w="100" w:type="dxa"/>
               <w:left w:w="160" w:type="dxa"/>
@@ -5477,7 +5440,6 @@
                 <w:kern w:val="0"/>
                 <w:sz w:val="24"/>
                 <w:szCs w:val="24"/>
-                <w:bdr w:val="none" w:color="auto" w:sz="0" w:space="0"/>
                 <w:lang w:val="en-US" w:eastAsia="zh-CN" w:bidi="ar"/>
               </w:rPr>
               <w:t>EXIT</w:t>
@@ -5487,7 +5449,7 @@
         <w:tc>
           <w:tcPr>
             <w:tcW w:w="0" w:type="auto"/>
-            <w:shd w:val="clear"/>
+            <w:shd w:val="clear" w:color="auto" w:fill="auto"/>
             <w:tcMar>
               <w:top w:w="100" w:type="dxa"/>
               <w:left w:w="160" w:type="dxa"/>
@@ -5516,7 +5478,6 @@
                 <w:kern w:val="0"/>
                 <w:sz w:val="24"/>
                 <w:szCs w:val="24"/>
-                <w:bdr w:val="none" w:color="auto" w:sz="0" w:space="0"/>
                 <w:lang w:val="en-US" w:eastAsia="zh-CN" w:bidi="ar"/>
               </w:rPr>
               <w:t>TRUE</w:t>
@@ -5534,7 +5495,7 @@
             <w:insideH w:val="none" w:color="auto" w:sz="0" w:space="0"/>
             <w:insideV w:val="none" w:color="auto" w:sz="0" w:space="0"/>
           </w:tblBorders>
-          <w:shd w:val="clear"/>
+          <w:shd w:val="clear" w:color="auto" w:fill="auto"/>
           <w:tblCellMar>
             <w:top w:w="15" w:type="dxa"/>
             <w:left w:w="15" w:type="dxa"/>
@@ -5545,7 +5506,7 @@
         <w:tc>
           <w:tcPr>
             <w:tcW w:w="0" w:type="auto"/>
-            <w:shd w:val="clear"/>
+            <w:shd w:val="clear" w:color="auto" w:fill="auto"/>
             <w:tcMar>
               <w:top w:w="100" w:type="dxa"/>
               <w:left w:w="0" w:type="dxa"/>
@@ -5574,7 +5535,6 @@
                 <w:kern w:val="0"/>
                 <w:sz w:val="24"/>
                 <w:szCs w:val="24"/>
-                <w:bdr w:val="none" w:color="auto" w:sz="0" w:space="0"/>
                 <w:lang w:val="en-US" w:eastAsia="zh-CN" w:bidi="ar"/>
               </w:rPr>
               <w:t>2025-03-21 08:30:00</w:t>
@@ -5584,7 +5544,7 @@
         <w:tc>
           <w:tcPr>
             <w:tcW w:w="0" w:type="auto"/>
-            <w:shd w:val="clear"/>
+            <w:shd w:val="clear" w:color="auto" w:fill="auto"/>
             <w:tcMar>
               <w:top w:w="100" w:type="dxa"/>
               <w:left w:w="160" w:type="dxa"/>
@@ -5613,7 +5573,6 @@
                 <w:kern w:val="0"/>
                 <w:sz w:val="24"/>
                 <w:szCs w:val="24"/>
-                <w:bdr w:val="none" w:color="auto" w:sz="0" w:space="0"/>
                 <w:lang w:val="en-US" w:eastAsia="zh-CN" w:bidi="ar"/>
               </w:rPr>
               <w:t>RFID_002</w:t>
@@ -5623,7 +5582,7 @@
         <w:tc>
           <w:tcPr>
             <w:tcW w:w="0" w:type="auto"/>
-            <w:shd w:val="clear"/>
+            <w:shd w:val="clear" w:color="auto" w:fill="auto"/>
             <w:tcMar>
               <w:top w:w="100" w:type="dxa"/>
               <w:left w:w="160" w:type="dxa"/>
@@ -5652,7 +5611,6 @@
                 <w:kern w:val="0"/>
                 <w:sz w:val="24"/>
                 <w:szCs w:val="24"/>
-                <w:bdr w:val="none" w:color="auto" w:sz="0" w:space="0"/>
                 <w:lang w:val="en-US" w:eastAsia="zh-CN" w:bidi="ar"/>
               </w:rPr>
               <w:t>Entrance</w:t>
@@ -5662,7 +5620,7 @@
         <w:tc>
           <w:tcPr>
             <w:tcW w:w="0" w:type="auto"/>
-            <w:shd w:val="clear"/>
+            <w:shd w:val="clear" w:color="auto" w:fill="auto"/>
             <w:tcMar>
               <w:top w:w="100" w:type="dxa"/>
               <w:left w:w="160" w:type="dxa"/>
@@ -5691,7 +5649,6 @@
                 <w:kern w:val="0"/>
                 <w:sz w:val="24"/>
                 <w:szCs w:val="24"/>
-                <w:bdr w:val="none" w:color="auto" w:sz="0" w:space="0"/>
                 <w:lang w:val="en-US" w:eastAsia="zh-CN" w:bidi="ar"/>
               </w:rPr>
               <w:t>ENTRY</w:t>
@@ -5701,7 +5658,7 @@
         <w:tc>
           <w:tcPr>
             <w:tcW w:w="0" w:type="auto"/>
-            <w:shd w:val="clear"/>
+            <w:shd w:val="clear" w:color="auto" w:fill="auto"/>
             <w:tcMar>
               <w:top w:w="100" w:type="dxa"/>
               <w:left w:w="160" w:type="dxa"/>
@@ -5730,7 +5687,6 @@
                 <w:kern w:val="0"/>
                 <w:sz w:val="24"/>
                 <w:szCs w:val="24"/>
-                <w:bdr w:val="none" w:color="auto" w:sz="0" w:space="0"/>
                 <w:lang w:val="en-US" w:eastAsia="zh-CN" w:bidi="ar"/>
               </w:rPr>
               <w:t>FALSE</w:t>
@@ -5798,7 +5754,6 @@
           <w:spacing w:val="0"/>
           <w:sz w:val="24"/>
           <w:szCs w:val="24"/>
-          <w:bdr w:val="none" w:color="auto" w:sz="0" w:space="0"/>
           <w:shd w:val="clear" w:fill="EBEEF2"/>
         </w:rPr>
         <w:t>timestamp</w:t>
@@ -5845,7 +5800,6 @@
           <w:spacing w:val="0"/>
           <w:sz w:val="24"/>
           <w:szCs w:val="24"/>
-          <w:bdr w:val="none" w:color="auto" w:sz="0" w:space="0"/>
           <w:shd w:val="clear" w:fill="EBEEF2"/>
         </w:rPr>
         <w:t>badge_id</w:t>
@@ -5875,7 +5829,6 @@
           <w:spacing w:val="0"/>
           <w:sz w:val="24"/>
           <w:szCs w:val="24"/>
-          <w:bdr w:val="none" w:color="auto" w:sz="0" w:space="0"/>
           <w:shd w:val="clear" w:fill="EBEEF2"/>
         </w:rPr>
         <w:t>RFID_001</w:t>
@@ -5905,7 +5858,6 @@
           <w:spacing w:val="0"/>
           <w:sz w:val="24"/>
           <w:szCs w:val="24"/>
-          <w:bdr w:val="none" w:color="auto" w:sz="0" w:space="0"/>
           <w:shd w:val="clear" w:fill="EBEEF2"/>
         </w:rPr>
         <w:t>RFID_100</w:t>
@@ -5952,7 +5904,6 @@
           <w:spacing w:val="0"/>
           <w:sz w:val="24"/>
           <w:szCs w:val="24"/>
-          <w:bdr w:val="none" w:color="auto" w:sz="0" w:space="0"/>
           <w:shd w:val="clear" w:fill="EBEEF2"/>
         </w:rPr>
         <w:t>zone</w:t>
@@ -5999,7 +5950,6 @@
           <w:spacing w:val="0"/>
           <w:sz w:val="24"/>
           <w:szCs w:val="24"/>
-          <w:bdr w:val="none" w:color="auto" w:sz="0" w:space="0"/>
           <w:shd w:val="clear" w:fill="EBEEF2"/>
         </w:rPr>
         <w:t>event_type</w:t>
@@ -6029,7 +5979,6 @@
           <w:spacing w:val="0"/>
           <w:sz w:val="24"/>
           <w:szCs w:val="24"/>
-          <w:bdr w:val="none" w:color="auto" w:sz="0" w:space="0"/>
           <w:shd w:val="clear" w:fill="EBEEF2"/>
         </w:rPr>
         <w:t>ENTRY</w:t>
@@ -6059,7 +6008,6 @@
           <w:spacing w:val="0"/>
           <w:sz w:val="24"/>
           <w:szCs w:val="24"/>
-          <w:bdr w:val="none" w:color="auto" w:sz="0" w:space="0"/>
           <w:shd w:val="clear" w:fill="EBEEF2"/>
         </w:rPr>
         <w:t>MOVE</w:t>
@@ -6089,7 +6037,6 @@
           <w:spacing w:val="0"/>
           <w:sz w:val="24"/>
           <w:szCs w:val="24"/>
-          <w:bdr w:val="none" w:color="auto" w:sz="0" w:space="0"/>
           <w:shd w:val="clear" w:fill="EBEEF2"/>
         </w:rPr>
         <w:t>EXIT</w:t>
@@ -6136,7 +6083,6 @@
           <w:spacing w:val="0"/>
           <w:sz w:val="24"/>
           <w:szCs w:val="24"/>
-          <w:bdr w:val="none" w:color="auto" w:sz="0" w:space="0"/>
           <w:shd w:val="clear" w:fill="EBEEF2"/>
         </w:rPr>
         <w:t>presence_detected</w:t>
@@ -6176,6 +6122,7 @@
           <w:spacing w:val="0"/>
           <w:sz w:val="24"/>
           <w:szCs w:val="24"/>
+          <w:shd w:val="clear" w:fill="FFFFFF"/>
         </w:rPr>
       </w:pPr>
       <w:r>
@@ -6192,6 +6139,78 @@
         </w:rPr>
         <w:t>Le dataset a été généré avec un script Python qui respecte des règles de vraisemblance : temps de trajet réalistes entre zones (ex. 5 à 30 secondes), probabilité d’anomalie de 2 %, et occupation maximale par zone. Il contient 10 000 événements répartis sur une journée de travail (8h-18h).</w:t>
       </w:r>
+    </w:p>
+    <w:p>
+      <w:pPr>
+        <w:pStyle w:val="12"/>
+        <w:keepNext w:val="0"/>
+        <w:keepLines w:val="0"/>
+        <w:widowControl/>
+        <w:suppressLineNumbers w:val="0"/>
+        <w:shd w:val="clear" w:fill="FFFFFF"/>
+        <w:spacing w:before="160" w:beforeAutospacing="0" w:after="160" w:afterAutospacing="0" w:line="360" w:lineRule="auto"/>
+        <w:ind w:left="0" w:right="0" w:firstLine="0"/>
+        <w:jc w:val="both"/>
+        <w:rPr>
+          <w:rFonts w:hint="default" w:ascii="Times New Roman" w:hAnsi="Times New Roman" w:eastAsia="Segoe UI" w:cs="Times New Roman"/>
+          <w:i w:val="0"/>
+          <w:iCs w:val="0"/>
+          <w:caps w:val="0"/>
+          <w:color w:val="0F1115"/>
+          <w:spacing w:val="0"/>
+          <w:sz w:val="24"/>
+          <w:szCs w:val="24"/>
+          <w:shd w:val="clear" w:fill="FFFFFF"/>
+        </w:rPr>
+      </w:pPr>
+    </w:p>
+    <w:p>
+      <w:pPr>
+        <w:pStyle w:val="12"/>
+        <w:keepNext w:val="0"/>
+        <w:keepLines w:val="0"/>
+        <w:widowControl/>
+        <w:suppressLineNumbers w:val="0"/>
+        <w:shd w:val="clear" w:fill="FFFFFF"/>
+        <w:spacing w:before="160" w:beforeAutospacing="0" w:after="160" w:afterAutospacing="0" w:line="360" w:lineRule="auto"/>
+        <w:ind w:left="0" w:right="0" w:firstLine="0"/>
+        <w:jc w:val="both"/>
+        <w:rPr>
+          <w:rFonts w:hint="default" w:ascii="Times New Roman" w:hAnsi="Times New Roman" w:eastAsia="Segoe UI" w:cs="Times New Roman"/>
+          <w:i w:val="0"/>
+          <w:iCs w:val="0"/>
+          <w:caps w:val="0"/>
+          <w:color w:val="0F1115"/>
+          <w:spacing w:val="0"/>
+          <w:sz w:val="24"/>
+          <w:szCs w:val="24"/>
+          <w:shd w:val="clear" w:fill="FFFFFF"/>
+        </w:rPr>
+      </w:pPr>
+    </w:p>
+    <w:p>
+      <w:pPr>
+        <w:pStyle w:val="12"/>
+        <w:keepNext w:val="0"/>
+        <w:keepLines w:val="0"/>
+        <w:widowControl/>
+        <w:suppressLineNumbers w:val="0"/>
+        <w:shd w:val="clear" w:fill="FFFFFF"/>
+        <w:spacing w:before="160" w:beforeAutospacing="0" w:after="160" w:afterAutospacing="0" w:line="360" w:lineRule="auto"/>
+        <w:ind w:left="0" w:right="0" w:firstLine="0"/>
+        <w:jc w:val="both"/>
+        <w:rPr>
+          <w:rFonts w:hint="default" w:ascii="Times New Roman" w:hAnsi="Times New Roman" w:eastAsia="Segoe UI" w:cs="Times New Roman"/>
+          <w:i w:val="0"/>
+          <w:iCs w:val="0"/>
+          <w:caps w:val="0"/>
+          <w:color w:val="0F1115"/>
+          <w:spacing w:val="0"/>
+          <w:sz w:val="24"/>
+          <w:szCs w:val="24"/>
+          <w:shd w:val="clear" w:fill="FFFFFF"/>
+        </w:rPr>
+      </w:pPr>
     </w:p>
     <w:p>
       <w:pPr>
@@ -6289,7 +6308,6 @@
           <w:spacing w:val="0"/>
           <w:sz w:val="24"/>
           <w:szCs w:val="24"/>
-          <w:bdr w:val="none" w:color="auto" w:sz="0" w:space="0"/>
           <w:shd w:val="clear" w:fill="EBEEF2"/>
         </w:rPr>
         <w:t>pandas</w:t>
@@ -6336,7 +6354,6 @@
           <w:spacing w:val="0"/>
           <w:sz w:val="24"/>
           <w:szCs w:val="24"/>
-          <w:bdr w:val="none" w:color="auto" w:sz="0" w:space="0"/>
           <w:shd w:val="clear" w:fill="EBEEF2"/>
         </w:rPr>
         <w:t>psutil</w:t>
@@ -6383,7 +6400,6 @@
           <w:spacing w:val="0"/>
           <w:sz w:val="24"/>
           <w:szCs w:val="24"/>
-          <w:bdr w:val="none" w:color="auto" w:sz="0" w:space="0"/>
           <w:shd w:val="clear" w:fill="EBEEF2"/>
         </w:rPr>
         <w:t>time</w:t>
@@ -6430,7 +6446,6 @@
           <w:spacing w:val="0"/>
           <w:sz w:val="24"/>
           <w:szCs w:val="24"/>
-          <w:bdr w:val="none" w:color="auto" w:sz="0" w:space="0"/>
           <w:shd w:val="clear" w:fill="EBEEF2"/>
         </w:rPr>
         <w:t>numpy</w:t>
@@ -6514,7 +6529,6 @@
           <w:kern w:val="0"/>
           <w:sz w:val="24"/>
           <w:szCs w:val="24"/>
-          <w:bdr w:val="none" w:color="auto" w:sz="0" w:space="0"/>
           <w:shd w:val="clear" w:fill="FFFFFF"/>
           <w:lang w:val="en-US" w:eastAsia="zh-CN" w:bidi="ar"/>
         </w:rPr>
@@ -6531,7 +6545,6 @@
           <w:kern w:val="0"/>
           <w:sz w:val="24"/>
           <w:szCs w:val="24"/>
-          <w:bdr w:val="none" w:color="auto" w:sz="0" w:space="0"/>
           <w:shd w:val="clear" w:fill="FFFFFF"/>
           <w:lang w:val="en-US" w:eastAsia="zh-CN" w:bidi="ar"/>
         </w:rPr>
@@ -6548,7 +6561,6 @@
           <w:kern w:val="0"/>
           <w:sz w:val="24"/>
           <w:szCs w:val="24"/>
-          <w:bdr w:val="none" w:color="auto" w:sz="0" w:space="0"/>
           <w:shd w:val="clear" w:fill="FFFFFF"/>
           <w:lang w:val="en-US" w:eastAsia="zh-CN" w:bidi="ar"/>
         </w:rPr>
@@ -6565,7 +6577,6 @@
           <w:kern w:val="0"/>
           <w:sz w:val="24"/>
           <w:szCs w:val="24"/>
-          <w:bdr w:val="none" w:color="auto" w:sz="0" w:space="0"/>
           <w:shd w:val="clear" w:fill="FFFFFF"/>
           <w:lang w:val="en-US" w:eastAsia="zh-CN" w:bidi="ar"/>
         </w:rPr>
@@ -6582,7 +6593,6 @@
           <w:kern w:val="0"/>
           <w:sz w:val="24"/>
           <w:szCs w:val="24"/>
-          <w:bdr w:val="none" w:color="auto" w:sz="0" w:space="0"/>
           <w:shd w:val="clear" w:fill="FFFFFF"/>
           <w:lang w:val="en-US" w:eastAsia="zh-CN" w:bidi="ar"/>
         </w:rPr>
@@ -6599,7 +6609,6 @@
           <w:kern w:val="0"/>
           <w:sz w:val="24"/>
           <w:szCs w:val="24"/>
-          <w:bdr w:val="none" w:color="auto" w:sz="0" w:space="0"/>
           <w:shd w:val="clear" w:fill="FFFFFF"/>
           <w:lang w:val="en-US" w:eastAsia="zh-CN" w:bidi="ar"/>
         </w:rPr>
@@ -6632,7 +6641,6 @@
           <w:kern w:val="0"/>
           <w:sz w:val="24"/>
           <w:szCs w:val="24"/>
-          <w:bdr w:val="none" w:color="auto" w:sz="0" w:space="0"/>
           <w:shd w:val="clear" w:fill="FFFFFF"/>
           <w:lang w:val="en-US" w:eastAsia="zh-CN" w:bidi="ar"/>
         </w:rPr>
@@ -6649,7 +6657,6 @@
           <w:kern w:val="0"/>
           <w:sz w:val="24"/>
           <w:szCs w:val="24"/>
-          <w:bdr w:val="none" w:color="auto" w:sz="0" w:space="0"/>
           <w:shd w:val="clear" w:fill="FFFFFF"/>
           <w:lang w:val="en-US" w:eastAsia="zh-CN" w:bidi="ar"/>
         </w:rPr>
@@ -6666,7 +6673,6 @@
           <w:kern w:val="0"/>
           <w:sz w:val="24"/>
           <w:szCs w:val="24"/>
-          <w:bdr w:val="none" w:color="auto" w:sz="0" w:space="0"/>
           <w:shd w:val="clear" w:fill="FFFFFF"/>
           <w:lang w:val="en-US" w:eastAsia="zh-CN" w:bidi="ar"/>
         </w:rPr>
@@ -6683,7 +6689,6 @@
           <w:kern w:val="0"/>
           <w:sz w:val="24"/>
           <w:szCs w:val="24"/>
-          <w:bdr w:val="none" w:color="auto" w:sz="0" w:space="0"/>
           <w:shd w:val="clear" w:fill="FFFFFF"/>
           <w:lang w:val="en-US" w:eastAsia="zh-CN" w:bidi="ar"/>
         </w:rPr>
@@ -6700,7 +6705,6 @@
           <w:kern w:val="0"/>
           <w:sz w:val="24"/>
           <w:szCs w:val="24"/>
-          <w:bdr w:val="none" w:color="auto" w:sz="0" w:space="0"/>
           <w:shd w:val="clear" w:fill="FFFFFF"/>
           <w:lang w:val="en-US" w:eastAsia="zh-CN" w:bidi="ar"/>
         </w:rPr>
@@ -6717,7 +6721,6 @@
           <w:kern w:val="0"/>
           <w:sz w:val="24"/>
           <w:szCs w:val="24"/>
-          <w:bdr w:val="none" w:color="auto" w:sz="0" w:space="0"/>
           <w:shd w:val="clear" w:fill="FFFFFF"/>
           <w:lang w:val="en-US" w:eastAsia="zh-CN" w:bidi="ar"/>
         </w:rPr>
@@ -6734,7 +6737,6 @@
           <w:kern w:val="0"/>
           <w:sz w:val="24"/>
           <w:szCs w:val="24"/>
-          <w:bdr w:val="none" w:color="auto" w:sz="0" w:space="0"/>
           <w:shd w:val="clear" w:fill="FFFFFF"/>
           <w:lang w:val="en-US" w:eastAsia="zh-CN" w:bidi="ar"/>
         </w:rPr>
@@ -6751,7 +6753,6 @@
           <w:kern w:val="0"/>
           <w:sz w:val="24"/>
           <w:szCs w:val="24"/>
-          <w:bdr w:val="none" w:color="auto" w:sz="0" w:space="0"/>
           <w:shd w:val="clear" w:fill="FFFFFF"/>
           <w:lang w:val="en-US" w:eastAsia="zh-CN" w:bidi="ar"/>
         </w:rPr>
@@ -6768,7 +6769,6 @@
           <w:kern w:val="0"/>
           <w:sz w:val="24"/>
           <w:szCs w:val="24"/>
-          <w:bdr w:val="none" w:color="auto" w:sz="0" w:space="0"/>
           <w:shd w:val="clear" w:fill="FFFFFF"/>
           <w:lang w:val="en-US" w:eastAsia="zh-CN" w:bidi="ar"/>
         </w:rPr>
@@ -6785,7 +6785,6 @@
           <w:kern w:val="0"/>
           <w:sz w:val="24"/>
           <w:szCs w:val="24"/>
-          <w:bdr w:val="none" w:color="auto" w:sz="0" w:space="0"/>
           <w:shd w:val="clear" w:fill="FFFFFF"/>
           <w:lang w:val="en-US" w:eastAsia="zh-CN" w:bidi="ar"/>
         </w:rPr>
@@ -6802,7 +6801,6 @@
           <w:kern w:val="0"/>
           <w:sz w:val="24"/>
           <w:szCs w:val="24"/>
-          <w:bdr w:val="none" w:color="auto" w:sz="0" w:space="0"/>
           <w:shd w:val="clear" w:fill="FFFFFF"/>
           <w:lang w:val="en-US" w:eastAsia="zh-CN" w:bidi="ar"/>
         </w:rPr>
@@ -6871,7 +6869,6 @@
           <w:kern w:val="0"/>
           <w:sz w:val="24"/>
           <w:szCs w:val="24"/>
-          <w:bdr w:val="none" w:color="auto" w:sz="0" w:space="0"/>
           <w:shd w:val="clear" w:fill="FFFFFF"/>
           <w:lang w:val="en-US" w:eastAsia="zh-CN" w:bidi="ar"/>
         </w:rPr>
@@ -6888,7 +6885,6 @@
           <w:kern w:val="0"/>
           <w:sz w:val="24"/>
           <w:szCs w:val="24"/>
-          <w:bdr w:val="none" w:color="auto" w:sz="0" w:space="0"/>
           <w:shd w:val="clear" w:fill="FFFFFF"/>
           <w:lang w:val="en-US" w:eastAsia="zh-CN" w:bidi="ar"/>
         </w:rPr>
@@ -6905,7 +6901,6 @@
           <w:kern w:val="0"/>
           <w:sz w:val="24"/>
           <w:szCs w:val="24"/>
-          <w:bdr w:val="none" w:color="auto" w:sz="0" w:space="0"/>
           <w:shd w:val="clear" w:fill="FFFFFF"/>
           <w:lang w:val="en-US" w:eastAsia="zh-CN" w:bidi="ar"/>
         </w:rPr>
@@ -6922,7 +6917,6 @@
           <w:kern w:val="0"/>
           <w:sz w:val="24"/>
           <w:szCs w:val="24"/>
-          <w:bdr w:val="none" w:color="auto" w:sz="0" w:space="0"/>
           <w:shd w:val="clear" w:fill="FFFFFF"/>
           <w:lang w:val="en-US" w:eastAsia="zh-CN" w:bidi="ar"/>
         </w:rPr>
@@ -6939,7 +6933,6 @@
           <w:kern w:val="0"/>
           <w:sz w:val="24"/>
           <w:szCs w:val="24"/>
-          <w:bdr w:val="none" w:color="auto" w:sz="0" w:space="0"/>
           <w:shd w:val="clear" w:fill="FFFFFF"/>
           <w:lang w:val="en-US" w:eastAsia="zh-CN" w:bidi="ar"/>
         </w:rPr>
@@ -6956,7 +6949,6 @@
           <w:kern w:val="0"/>
           <w:sz w:val="24"/>
           <w:szCs w:val="24"/>
-          <w:bdr w:val="none" w:color="auto" w:sz="0" w:space="0"/>
           <w:shd w:val="clear" w:fill="FFFFFF"/>
           <w:lang w:val="en-US" w:eastAsia="zh-CN" w:bidi="ar"/>
         </w:rPr>
@@ -6973,7 +6965,6 @@
           <w:kern w:val="0"/>
           <w:sz w:val="24"/>
           <w:szCs w:val="24"/>
-          <w:bdr w:val="none" w:color="auto" w:sz="0" w:space="0"/>
           <w:shd w:val="clear" w:fill="FFFFFF"/>
           <w:lang w:val="en-US" w:eastAsia="zh-CN" w:bidi="ar"/>
         </w:rPr>
@@ -6990,7 +6981,6 @@
           <w:kern w:val="0"/>
           <w:sz w:val="24"/>
           <w:szCs w:val="24"/>
-          <w:bdr w:val="none" w:color="auto" w:sz="0" w:space="0"/>
           <w:shd w:val="clear" w:fill="FFFFFF"/>
           <w:lang w:val="en-US" w:eastAsia="zh-CN" w:bidi="ar"/>
         </w:rPr>
@@ -7007,7 +6997,6 @@
           <w:kern w:val="0"/>
           <w:sz w:val="24"/>
           <w:szCs w:val="24"/>
-          <w:bdr w:val="none" w:color="auto" w:sz="0" w:space="0"/>
           <w:shd w:val="clear" w:fill="FFFFFF"/>
           <w:lang w:val="en-US" w:eastAsia="zh-CN" w:bidi="ar"/>
         </w:rPr>
@@ -7024,7 +7013,6 @@
           <w:kern w:val="0"/>
           <w:sz w:val="24"/>
           <w:szCs w:val="24"/>
-          <w:bdr w:val="none" w:color="auto" w:sz="0" w:space="0"/>
           <w:shd w:val="clear" w:fill="FFFFFF"/>
           <w:lang w:val="en-US" w:eastAsia="zh-CN" w:bidi="ar"/>
         </w:rPr>
@@ -7041,7 +7029,6 @@
           <w:kern w:val="0"/>
           <w:sz w:val="24"/>
           <w:szCs w:val="24"/>
-          <w:bdr w:val="none" w:color="auto" w:sz="0" w:space="0"/>
           <w:shd w:val="clear" w:fill="FFFFFF"/>
           <w:lang w:val="en-US" w:eastAsia="zh-CN" w:bidi="ar"/>
         </w:rPr>
@@ -7058,7 +7045,6 @@
           <w:kern w:val="0"/>
           <w:sz w:val="24"/>
           <w:szCs w:val="24"/>
-          <w:bdr w:val="none" w:color="auto" w:sz="0" w:space="0"/>
           <w:shd w:val="clear" w:fill="FFFFFF"/>
           <w:lang w:val="en-US" w:eastAsia="zh-CN" w:bidi="ar"/>
         </w:rPr>
@@ -7075,7 +7061,6 @@
           <w:kern w:val="0"/>
           <w:sz w:val="24"/>
           <w:szCs w:val="24"/>
-          <w:bdr w:val="none" w:color="auto" w:sz="0" w:space="0"/>
           <w:shd w:val="clear" w:fill="FFFFFF"/>
           <w:lang w:val="en-US" w:eastAsia="zh-CN" w:bidi="ar"/>
         </w:rPr>
@@ -7387,7 +7372,6 @@
           <w:spacing w:val="0"/>
           <w:sz w:val="24"/>
           <w:szCs w:val="24"/>
-          <w:bdr w:val="none" w:color="auto" w:sz="0" w:space="0"/>
           <w:shd w:val="clear" w:fill="EBEEF2"/>
         </w:rPr>
         <w:t>rfid_presence_monitoring_dataset</w:t>
@@ -7403,7 +7387,6 @@
           <w:spacing w:val="0"/>
           <w:sz w:val="24"/>
           <w:szCs w:val="24"/>
-          <w:bdr w:val="none" w:color="auto" w:sz="0" w:space="0"/>
           <w:shd w:val="clear" w:fill="EBEEF2"/>
           <w:lang w:val="fr-FR"/>
         </w:rPr>
@@ -7496,7 +7479,6 @@
           <w:spacing w:val="0"/>
           <w:sz w:val="24"/>
           <w:szCs w:val="24"/>
-          <w:bdr w:val="none" w:color="auto" w:sz="0" w:space="0"/>
           <w:shd w:val="clear" w:fill="EBEEF2"/>
         </w:rPr>
         <w:t>collect_row</w:t>
@@ -7557,7 +7539,6 @@
           <w:spacing w:val="0"/>
           <w:sz w:val="24"/>
           <w:szCs w:val="24"/>
-          <w:bdr w:val="none" w:color="auto" w:sz="0" w:space="0"/>
           <w:shd w:val="clear" w:fill="EBEEF2"/>
         </w:rPr>
         <w:t>psutil.cpu_percent()</w:t>
@@ -7687,7 +7668,6 @@
           <w:spacing w:val="0"/>
           <w:sz w:val="24"/>
           <w:szCs w:val="24"/>
-          <w:bdr w:val="none" w:color="auto" w:sz="0" w:space="0"/>
           <w:shd w:val="clear" w:fill="EBEEF2"/>
         </w:rPr>
         <w:t>time.sleep()</w:t>
@@ -8621,6 +8601,7 @@
         <w:keepLines w:val="0"/>
         <w:widowControl/>
         <w:numPr>
+          <w:ilvl w:val="0"/>
           <w:numId w:val="0"/>
         </w:numPr>
         <w:suppressLineNumbers w:val="0"/>
@@ -9290,6 +9271,7 @@
     </w:p>
     <w:tbl>
       <w:tblPr>
+        <w:tblStyle w:val="15"/>
         <w:tblW w:w="0" w:type="auto"/>
         <w:tblCellSpacing w:w="15" w:type="dxa"/>
         <w:tblInd w:w="0" w:type="dxa"/>
@@ -9301,7 +9283,7 @@
           <w:insideH w:val="none" w:color="auto" w:sz="0" w:space="0"/>
           <w:insideV w:val="none" w:color="auto" w:sz="0" w:space="0"/>
         </w:tblBorders>
-        <w:shd w:val="clear"/>
+        <w:shd w:val="clear" w:color="auto" w:fill="auto"/>
         <w:tblLayout w:type="autofit"/>
         <w:tblCellMar>
           <w:top w:w="15" w:type="dxa"/>
@@ -9328,7 +9310,7 @@
             <w:insideH w:val="none" w:color="auto" w:sz="0" w:space="0"/>
             <w:insideV w:val="none" w:color="auto" w:sz="0" w:space="0"/>
           </w:tblBorders>
-          <w:shd w:val="clear"/>
+          <w:shd w:val="clear" w:color="auto" w:fill="auto"/>
           <w:tblCellMar>
             <w:top w:w="15" w:type="dxa"/>
             <w:left w:w="15" w:type="dxa"/>
@@ -9343,7 +9325,7 @@
         <w:tc>
           <w:tcPr>
             <w:tcW w:w="0" w:type="auto"/>
-            <w:shd w:val="clear"/>
+            <w:shd w:val="clear" w:color="auto" w:fill="auto"/>
             <w:vAlign w:val="center"/>
           </w:tcPr>
           <w:p>
@@ -9378,7 +9360,7 @@
         <w:tc>
           <w:tcPr>
             <w:tcW w:w="0" w:type="auto"/>
-            <w:shd w:val="clear"/>
+            <w:shd w:val="clear" w:color="auto" w:fill="auto"/>
             <w:vAlign w:val="center"/>
           </w:tcPr>
           <w:p>
@@ -9413,7 +9395,7 @@
         <w:tc>
           <w:tcPr>
             <w:tcW w:w="0" w:type="auto"/>
-            <w:shd w:val="clear"/>
+            <w:shd w:val="clear" w:color="auto" w:fill="auto"/>
             <w:vAlign w:val="center"/>
           </w:tcPr>
           <w:p>
@@ -9448,7 +9430,7 @@
         <w:tc>
           <w:tcPr>
             <w:tcW w:w="0" w:type="auto"/>
-            <w:shd w:val="clear"/>
+            <w:shd w:val="clear" w:color="auto" w:fill="auto"/>
             <w:vAlign w:val="center"/>
           </w:tcPr>
           <w:p>
@@ -9483,7 +9465,7 @@
         <w:tc>
           <w:tcPr>
             <w:tcW w:w="0" w:type="auto"/>
-            <w:shd w:val="clear"/>
+            <w:shd w:val="clear" w:color="auto" w:fill="auto"/>
             <w:vAlign w:val="center"/>
           </w:tcPr>
           <w:p>
@@ -9518,7 +9500,7 @@
         <w:tc>
           <w:tcPr>
             <w:tcW w:w="0" w:type="auto"/>
-            <w:shd w:val="clear"/>
+            <w:shd w:val="clear" w:color="auto" w:fill="auto"/>
             <w:vAlign w:val="center"/>
           </w:tcPr>
           <w:p>
@@ -9561,7 +9543,6 @@
             <w:insideH w:val="none" w:color="auto" w:sz="0" w:space="0"/>
             <w:insideV w:val="none" w:color="auto" w:sz="0" w:space="0"/>
           </w:tblBorders>
-          <w:shd w:val="clear"/>
           <w:tblCellMar>
             <w:top w:w="15" w:type="dxa"/>
             <w:left w:w="15" w:type="dxa"/>
@@ -9575,7 +9556,7 @@
         <w:tc>
           <w:tcPr>
             <w:tcW w:w="0" w:type="auto"/>
-            <w:shd w:val="clear"/>
+            <w:shd w:val="clear" w:color="auto" w:fill="auto"/>
             <w:vAlign w:val="center"/>
           </w:tcPr>
           <w:p>
@@ -9606,7 +9587,7 @@
         <w:tc>
           <w:tcPr>
             <w:tcW w:w="0" w:type="auto"/>
-            <w:shd w:val="clear"/>
+            <w:shd w:val="clear" w:color="auto" w:fill="auto"/>
             <w:vAlign w:val="center"/>
           </w:tcPr>
           <w:p>
@@ -9637,7 +9618,7 @@
         <w:tc>
           <w:tcPr>
             <w:tcW w:w="0" w:type="auto"/>
-            <w:shd w:val="clear"/>
+            <w:shd w:val="clear" w:color="auto" w:fill="auto"/>
             <w:vAlign w:val="center"/>
           </w:tcPr>
           <w:p>
@@ -9668,7 +9649,7 @@
         <w:tc>
           <w:tcPr>
             <w:tcW w:w="0" w:type="auto"/>
-            <w:shd w:val="clear"/>
+            <w:shd w:val="clear" w:color="auto" w:fill="auto"/>
             <w:vAlign w:val="center"/>
           </w:tcPr>
           <w:p>
@@ -9699,7 +9680,7 @@
         <w:tc>
           <w:tcPr>
             <w:tcW w:w="0" w:type="auto"/>
-            <w:shd w:val="clear"/>
+            <w:shd w:val="clear" w:color="auto" w:fill="auto"/>
             <w:vAlign w:val="center"/>
           </w:tcPr>
           <w:p>
@@ -9730,7 +9711,7 @@
         <w:tc>
           <w:tcPr>
             <w:tcW w:w="0" w:type="auto"/>
-            <w:shd w:val="clear"/>
+            <w:shd w:val="clear" w:color="auto" w:fill="auto"/>
             <w:vAlign w:val="center"/>
           </w:tcPr>
           <w:p>
@@ -9769,7 +9750,7 @@
             <w:insideH w:val="none" w:color="auto" w:sz="0" w:space="0"/>
             <w:insideV w:val="none" w:color="auto" w:sz="0" w:space="0"/>
           </w:tblBorders>
-          <w:shd w:val="clear"/>
+          <w:shd w:val="clear" w:color="auto" w:fill="auto"/>
           <w:tblCellMar>
             <w:top w:w="15" w:type="dxa"/>
             <w:left w:w="15" w:type="dxa"/>
@@ -9783,7 +9764,7 @@
         <w:tc>
           <w:tcPr>
             <w:tcW w:w="0" w:type="auto"/>
-            <w:shd w:val="clear"/>
+            <w:shd w:val="clear" w:color="auto" w:fill="auto"/>
             <w:vAlign w:val="center"/>
           </w:tcPr>
           <w:p>
@@ -9814,7 +9795,7 @@
         <w:tc>
           <w:tcPr>
             <w:tcW w:w="0" w:type="auto"/>
-            <w:shd w:val="clear"/>
+            <w:shd w:val="clear" w:color="auto" w:fill="auto"/>
             <w:vAlign w:val="center"/>
           </w:tcPr>
           <w:p>
@@ -9845,7 +9826,7 @@
         <w:tc>
           <w:tcPr>
             <w:tcW w:w="0" w:type="auto"/>
-            <w:shd w:val="clear"/>
+            <w:shd w:val="clear" w:color="auto" w:fill="auto"/>
             <w:vAlign w:val="center"/>
           </w:tcPr>
           <w:p>
@@ -9876,7 +9857,7 @@
         <w:tc>
           <w:tcPr>
             <w:tcW w:w="0" w:type="auto"/>
-            <w:shd w:val="clear"/>
+            <w:shd w:val="clear" w:color="auto" w:fill="auto"/>
             <w:vAlign w:val="center"/>
           </w:tcPr>
           <w:p>
@@ -9907,7 +9888,7 @@
         <w:tc>
           <w:tcPr>
             <w:tcW w:w="0" w:type="auto"/>
-            <w:shd w:val="clear"/>
+            <w:shd w:val="clear" w:color="auto" w:fill="auto"/>
             <w:vAlign w:val="center"/>
           </w:tcPr>
           <w:p>
@@ -9938,7 +9919,7 @@
         <w:tc>
           <w:tcPr>
             <w:tcW w:w="0" w:type="auto"/>
-            <w:shd w:val="clear"/>
+            <w:shd w:val="clear" w:color="auto" w:fill="auto"/>
             <w:vAlign w:val="center"/>
           </w:tcPr>
           <w:p>
@@ -9977,7 +9958,6 @@
             <w:insideH w:val="none" w:color="auto" w:sz="0" w:space="0"/>
             <w:insideV w:val="none" w:color="auto" w:sz="0" w:space="0"/>
           </w:tblBorders>
-          <w:shd w:val="clear"/>
           <w:tblCellMar>
             <w:top w:w="15" w:type="dxa"/>
             <w:left w:w="15" w:type="dxa"/>
@@ -9991,7 +9971,7 @@
         <w:tc>
           <w:tcPr>
             <w:tcW w:w="0" w:type="auto"/>
-            <w:shd w:val="clear"/>
+            <w:shd w:val="clear" w:color="auto" w:fill="auto"/>
             <w:vAlign w:val="center"/>
           </w:tcPr>
           <w:p>
@@ -10022,7 +10002,7 @@
         <w:tc>
           <w:tcPr>
             <w:tcW w:w="0" w:type="auto"/>
-            <w:shd w:val="clear"/>
+            <w:shd w:val="clear" w:color="auto" w:fill="auto"/>
             <w:vAlign w:val="center"/>
           </w:tcPr>
           <w:p>
@@ -10053,7 +10033,7 @@
         <w:tc>
           <w:tcPr>
             <w:tcW w:w="0" w:type="auto"/>
-            <w:shd w:val="clear"/>
+            <w:shd w:val="clear" w:color="auto" w:fill="auto"/>
             <w:vAlign w:val="center"/>
           </w:tcPr>
           <w:p>
@@ -10084,7 +10064,7 @@
         <w:tc>
           <w:tcPr>
             <w:tcW w:w="0" w:type="auto"/>
-            <w:shd w:val="clear"/>
+            <w:shd w:val="clear" w:color="auto" w:fill="auto"/>
             <w:vAlign w:val="center"/>
           </w:tcPr>
           <w:p>
@@ -10115,7 +10095,7 @@
         <w:tc>
           <w:tcPr>
             <w:tcW w:w="0" w:type="auto"/>
-            <w:shd w:val="clear"/>
+            <w:shd w:val="clear" w:color="auto" w:fill="auto"/>
             <w:vAlign w:val="center"/>
           </w:tcPr>
           <w:p>
@@ -10146,7 +10126,7 @@
         <w:tc>
           <w:tcPr>
             <w:tcW w:w="0" w:type="auto"/>
-            <w:shd w:val="clear"/>
+            <w:shd w:val="clear" w:color="auto" w:fill="auto"/>
             <w:vAlign w:val="center"/>
           </w:tcPr>
           <w:p>
@@ -10330,7 +10310,6 @@
           <w:spacing w:val="0"/>
           <w:sz w:val="24"/>
           <w:szCs w:val="24"/>
-          <w:bdr w:val="none" w:color="auto" w:sz="0" w:space="0"/>
           <w:shd w:val="clear" w:fill="EBEEF2"/>
         </w:rPr>
         <w:t>access_movements.csv</w:t>
@@ -10360,7 +10339,6 @@
           <w:spacing w:val="0"/>
           <w:sz w:val="24"/>
           <w:szCs w:val="24"/>
-          <w:bdr w:val="none" w:color="auto" w:sz="0" w:space="0"/>
           <w:shd w:val="clear" w:fill="EBEEF2"/>
         </w:rPr>
         <w:t>is_anomaly</w:t>
@@ -10436,7 +10414,6 @@
           <w:spacing w:val="0"/>
           <w:sz w:val="24"/>
           <w:szCs w:val="24"/>
-          <w:bdr w:val="none" w:color="auto" w:sz="0" w:space="0"/>
           <w:shd w:val="clear" w:fill="EBEEF2"/>
         </w:rPr>
         <w:t>presence_detected = FALSE</w:t>
@@ -10466,7 +10443,6 @@
           <w:spacing w:val="0"/>
           <w:sz w:val="24"/>
           <w:szCs w:val="24"/>
-          <w:bdr w:val="none" w:color="auto" w:sz="0" w:space="0"/>
           <w:shd w:val="clear" w:fill="EBEEF2"/>
         </w:rPr>
         <w:t>event_type</w:t>
@@ -10496,7 +10472,6 @@
           <w:spacing w:val="0"/>
           <w:sz w:val="24"/>
           <w:szCs w:val="24"/>
-          <w:bdr w:val="none" w:color="auto" w:sz="0" w:space="0"/>
           <w:shd w:val="clear" w:fill="EBEEF2"/>
         </w:rPr>
         <w:t>ENTRY</w:t>
@@ -10526,7 +10501,6 @@
           <w:spacing w:val="0"/>
           <w:sz w:val="24"/>
           <w:szCs w:val="24"/>
-          <w:bdr w:val="none" w:color="auto" w:sz="0" w:space="0"/>
           <w:shd w:val="clear" w:fill="EBEEF2"/>
         </w:rPr>
         <w:t>MOVE</w:t>
@@ -10572,7 +10546,6 @@
           <w:spacing w:val="0"/>
           <w:sz w:val="24"/>
           <w:szCs w:val="24"/>
-          <w:bdr w:val="none" w:color="auto" w:sz="0" w:space="0"/>
           <w:shd w:val="clear" w:fill="EBEEF2"/>
         </w:rPr>
         <w:t>presence_detected = TRUE</w:t>
@@ -10602,7 +10575,6 @@
           <w:spacing w:val="0"/>
           <w:sz w:val="24"/>
           <w:szCs w:val="24"/>
-          <w:bdr w:val="none" w:color="auto" w:sz="0" w:space="0"/>
           <w:shd w:val="clear" w:fill="EBEEF2"/>
         </w:rPr>
         <w:t>UNKNOWN</w:t>
@@ -10887,7 +10859,6 @@
           <w:spacing w:val="0"/>
           <w:sz w:val="24"/>
           <w:szCs w:val="24"/>
-          <w:bdr w:val="none" w:color="auto" w:sz="0" w:space="0"/>
           <w:shd w:val="clear" w:fill="EBEEF2"/>
         </w:rPr>
         <w:t>time_since_last_same_badge &lt; 3</w:t>
@@ -10917,7 +10888,6 @@
           <w:spacing w:val="0"/>
           <w:sz w:val="24"/>
           <w:szCs w:val="24"/>
-          <w:bdr w:val="none" w:color="auto" w:sz="0" w:space="0"/>
           <w:shd w:val="clear" w:fill="EBEEF2"/>
         </w:rPr>
         <w:t>is_unknown_badge == 1</w:t>
@@ -10947,7 +10917,6 @@
           <w:spacing w:val="0"/>
           <w:sz w:val="24"/>
           <w:szCs w:val="24"/>
-          <w:bdr w:val="none" w:color="auto" w:sz="0" w:space="0"/>
           <w:shd w:val="clear" w:fill="EBEEF2"/>
         </w:rPr>
         <w:t>presence_detected == 0</w:t>
@@ -10977,7 +10946,6 @@
           <w:spacing w:val="0"/>
           <w:sz w:val="24"/>
           <w:szCs w:val="24"/>
-          <w:bdr w:val="none" w:color="auto" w:sz="0" w:space="0"/>
           <w:shd w:val="clear" w:fill="EBEEF2"/>
         </w:rPr>
         <w:t>event_type_encoded</w:t>
@@ -11177,7 +11145,6 @@
           <w:spacing w:val="0"/>
           <w:sz w:val="24"/>
           <w:szCs w:val="24"/>
-          <w:bdr w:val="none" w:color="auto" w:sz="0" w:space="0"/>
           <w:shd w:val="clear" w:fill="EBEEF2"/>
         </w:rPr>
         <w:t>scikit-learn</w:t>
@@ -11377,7 +11344,6 @@
           <w:spacing w:val="0"/>
           <w:sz w:val="24"/>
           <w:szCs w:val="24"/>
-          <w:bdr w:val="none" w:color="auto" w:sz="0" w:space="0"/>
           <w:shd w:val="clear" w:fill="EBEEF2"/>
         </w:rPr>
         <w:t>DecisionTreeClassifier</w:t>
@@ -11407,7 +11373,6 @@
           <w:spacing w:val="0"/>
           <w:sz w:val="24"/>
           <w:szCs w:val="24"/>
-          <w:bdr w:val="none" w:color="auto" w:sz="0" w:space="0"/>
           <w:shd w:val="clear" w:fill="EBEEF2"/>
         </w:rPr>
         <w:t>max_depth=4</w:t>
@@ -11437,7 +11402,6 @@
           <w:spacing w:val="0"/>
           <w:sz w:val="24"/>
           <w:szCs w:val="24"/>
-          <w:bdr w:val="none" w:color="auto" w:sz="0" w:space="0"/>
           <w:shd w:val="clear" w:fill="EBEEF2"/>
         </w:rPr>
         <w:t>min_samples_split=10</w:t>
@@ -11467,7 +11431,6 @@
           <w:spacing w:val="0"/>
           <w:sz w:val="24"/>
           <w:szCs w:val="24"/>
-          <w:bdr w:val="none" w:color="auto" w:sz="0" w:space="0"/>
           <w:shd w:val="clear" w:fill="EBEEF2"/>
         </w:rPr>
         <w:t>pickle</w:t>
@@ -11709,7 +11672,6 @@
           <w:spacing w:val="0"/>
           <w:sz w:val="24"/>
           <w:szCs w:val="24"/>
-          <w:bdr w:val="none" w:color="auto" w:sz="0" w:space="0"/>
           <w:shd w:val="clear" w:fill="EBEEF2"/>
         </w:rPr>
         <w:t>psutil.virtual_memory().used</w:t>
@@ -11786,7 +11748,6 @@
           <w:spacing w:val="0"/>
           <w:sz w:val="24"/>
           <w:szCs w:val="24"/>
-          <w:bdr w:val="none" w:color="auto" w:sz="0" w:space="0"/>
           <w:shd w:val="clear" w:fill="EBEEF2"/>
         </w:rPr>
         <w:t>time.perf_counter()</w:t>
@@ -11943,6 +11904,7 @@
     </w:p>
     <w:tbl>
       <w:tblPr>
+        <w:tblStyle w:val="15"/>
         <w:tblW w:w="0" w:type="auto"/>
         <w:tblInd w:w="0" w:type="dxa"/>
         <w:tblBorders>
@@ -11953,7 +11915,7 @@
           <w:insideH w:val="none" w:color="auto" w:sz="0" w:space="0"/>
           <w:insideV w:val="none" w:color="auto" w:sz="0" w:space="0"/>
         </w:tblBorders>
-        <w:shd w:val="clear"/>
+        <w:shd w:val="clear" w:color="auto" w:fill="auto"/>
         <w:tblLayout w:type="autofit"/>
         <w:tblCellMar>
           <w:top w:w="15" w:type="dxa"/>
@@ -11979,7 +11941,6 @@
             <w:insideH w:val="none" w:color="auto" w:sz="0" w:space="0"/>
             <w:insideV w:val="none" w:color="auto" w:sz="0" w:space="0"/>
           </w:tblBorders>
-          <w:shd w:val="clear"/>
           <w:tblCellMar>
             <w:top w:w="15" w:type="dxa"/>
             <w:left w:w="15" w:type="dxa"/>
@@ -11996,7 +11957,7 @@
             <w:tcBorders>
               <w:top w:val="nil"/>
             </w:tcBorders>
-            <w:shd w:val="clear"/>
+            <w:shd w:val="clear" w:color="auto" w:fill="auto"/>
             <w:tcMar>
               <w:top w:w="100" w:type="dxa"/>
               <w:left w:w="0" w:type="dxa"/>
@@ -12025,7 +11986,6 @@
                 <w:kern w:val="0"/>
                 <w:sz w:val="24"/>
                 <w:szCs w:val="24"/>
-                <w:bdr w:val="none" w:color="auto" w:sz="0" w:space="0"/>
                 <w:lang w:val="en-US" w:eastAsia="zh-CN" w:bidi="ar"/>
               </w:rPr>
               <w:t>Modèle</w:t>
@@ -12038,7 +11998,7 @@
             <w:tcBorders>
               <w:top w:val="nil"/>
             </w:tcBorders>
-            <w:shd w:val="clear"/>
+            <w:shd w:val="clear" w:color="auto" w:fill="auto"/>
             <w:tcMar>
               <w:top w:w="100" w:type="dxa"/>
               <w:left w:w="160" w:type="dxa"/>
@@ -12067,7 +12027,6 @@
                 <w:kern w:val="0"/>
                 <w:sz w:val="24"/>
                 <w:szCs w:val="24"/>
-                <w:bdr w:val="none" w:color="auto" w:sz="0" w:space="0"/>
                 <w:lang w:val="en-US" w:eastAsia="zh-CN" w:bidi="ar"/>
               </w:rPr>
               <w:t>Précision (accuracy)</w:t>
@@ -12080,7 +12039,7 @@
             <w:tcBorders>
               <w:top w:val="nil"/>
             </w:tcBorders>
-            <w:shd w:val="clear"/>
+            <w:shd w:val="clear" w:color="auto" w:fill="auto"/>
             <w:tcMar>
               <w:top w:w="100" w:type="dxa"/>
               <w:left w:w="160" w:type="dxa"/>
@@ -12109,7 +12068,6 @@
                 <w:kern w:val="0"/>
                 <w:sz w:val="24"/>
                 <w:szCs w:val="24"/>
-                <w:bdr w:val="none" w:color="auto" w:sz="0" w:space="0"/>
                 <w:lang w:val="en-US" w:eastAsia="zh-CN" w:bidi="ar"/>
               </w:rPr>
               <w:t>RAM (Mo)</w:t>
@@ -12122,7 +12080,7 @@
             <w:tcBorders>
               <w:top w:val="nil"/>
             </w:tcBorders>
-            <w:shd w:val="clear"/>
+            <w:shd w:val="clear" w:color="auto" w:fill="auto"/>
             <w:tcMar>
               <w:top w:w="100" w:type="dxa"/>
               <w:left w:w="160" w:type="dxa"/>
@@ -12151,7 +12109,6 @@
                 <w:kern w:val="0"/>
                 <w:sz w:val="24"/>
                 <w:szCs w:val="24"/>
-                <w:bdr w:val="none" w:color="auto" w:sz="0" w:space="0"/>
                 <w:lang w:val="en-US" w:eastAsia="zh-CN" w:bidi="ar"/>
               </w:rPr>
               <w:t>Temps d’inférence (ms/événement)</w:t>
@@ -12164,7 +12121,7 @@
             <w:tcBorders>
               <w:top w:val="nil"/>
             </w:tcBorders>
-            <w:shd w:val="clear"/>
+            <w:shd w:val="clear" w:color="auto" w:fill="auto"/>
             <w:tcMar>
               <w:top w:w="100" w:type="dxa"/>
               <w:left w:w="160" w:type="dxa"/>
@@ -12193,7 +12150,6 @@
                 <w:kern w:val="0"/>
                 <w:sz w:val="24"/>
                 <w:szCs w:val="24"/>
-                <w:bdr w:val="none" w:color="auto" w:sz="0" w:space="0"/>
                 <w:lang w:val="en-US" w:eastAsia="zh-CN" w:bidi="ar"/>
               </w:rPr>
               <w:t>Consommation (mAh pour 2000 événements)</w:t>
@@ -12211,6 +12167,7 @@
             <w:insideH w:val="none" w:color="auto" w:sz="0" w:space="0"/>
             <w:insideV w:val="none" w:color="auto" w:sz="0" w:space="0"/>
           </w:tblBorders>
+          <w:shd w:val="clear" w:color="auto" w:fill="auto"/>
           <w:tblCellMar>
             <w:top w:w="15" w:type="dxa"/>
             <w:left w:w="15" w:type="dxa"/>
@@ -12221,7 +12178,7 @@
         <w:tc>
           <w:tcPr>
             <w:tcW w:w="0" w:type="auto"/>
-            <w:shd w:val="clear"/>
+            <w:shd w:val="clear" w:color="auto" w:fill="auto"/>
             <w:tcMar>
               <w:top w:w="100" w:type="dxa"/>
               <w:left w:w="0" w:type="dxa"/>
@@ -12250,7 +12207,6 @@
                 <w:kern w:val="0"/>
                 <w:sz w:val="24"/>
                 <w:szCs w:val="24"/>
-                <w:bdr w:val="none" w:color="auto" w:sz="0" w:space="0"/>
                 <w:lang w:val="en-US" w:eastAsia="zh-CN" w:bidi="ar"/>
               </w:rPr>
               <w:t>Seuil simple</w:t>
@@ -12260,7 +12216,7 @@
         <w:tc>
           <w:tcPr>
             <w:tcW w:w="0" w:type="auto"/>
-            <w:shd w:val="clear"/>
+            <w:shd w:val="clear" w:color="auto" w:fill="auto"/>
             <w:tcMar>
               <w:top w:w="100" w:type="dxa"/>
               <w:left w:w="160" w:type="dxa"/>
@@ -12289,7 +12245,6 @@
                 <w:kern w:val="0"/>
                 <w:sz w:val="24"/>
                 <w:szCs w:val="24"/>
-                <w:bdr w:val="none" w:color="auto" w:sz="0" w:space="0"/>
                 <w:lang w:val="en-US" w:eastAsia="zh-CN" w:bidi="ar"/>
               </w:rPr>
               <w:t>0,941</w:t>
@@ -12299,7 +12254,7 @@
         <w:tc>
           <w:tcPr>
             <w:tcW w:w="0" w:type="auto"/>
-            <w:shd w:val="clear"/>
+            <w:shd w:val="clear" w:color="auto" w:fill="auto"/>
             <w:tcMar>
               <w:top w:w="100" w:type="dxa"/>
               <w:left w:w="160" w:type="dxa"/>
@@ -12328,7 +12283,6 @@
                 <w:kern w:val="0"/>
                 <w:sz w:val="24"/>
                 <w:szCs w:val="24"/>
-                <w:bdr w:val="none" w:color="auto" w:sz="0" w:space="0"/>
                 <w:lang w:val="en-US" w:eastAsia="zh-CN" w:bidi="ar"/>
               </w:rPr>
               <w:t>0,2</w:t>
@@ -12338,7 +12292,7 @@
         <w:tc>
           <w:tcPr>
             <w:tcW w:w="0" w:type="auto"/>
-            <w:shd w:val="clear"/>
+            <w:shd w:val="clear" w:color="auto" w:fill="auto"/>
             <w:tcMar>
               <w:top w:w="100" w:type="dxa"/>
               <w:left w:w="160" w:type="dxa"/>
@@ -12367,7 +12321,6 @@
                 <w:kern w:val="0"/>
                 <w:sz w:val="24"/>
                 <w:szCs w:val="24"/>
-                <w:bdr w:val="none" w:color="auto" w:sz="0" w:space="0"/>
                 <w:lang w:val="en-US" w:eastAsia="zh-CN" w:bidi="ar"/>
               </w:rPr>
               <w:t>0,008</w:t>
@@ -12377,7 +12330,7 @@
         <w:tc>
           <w:tcPr>
             <w:tcW w:w="0" w:type="auto"/>
-            <w:shd w:val="clear"/>
+            <w:shd w:val="clear" w:color="auto" w:fill="auto"/>
             <w:tcMar>
               <w:top w:w="100" w:type="dxa"/>
               <w:left w:w="160" w:type="dxa"/>
@@ -12406,7 +12359,6 @@
                 <w:kern w:val="0"/>
                 <w:sz w:val="24"/>
                 <w:szCs w:val="24"/>
-                <w:bdr w:val="none" w:color="auto" w:sz="0" w:space="0"/>
                 <w:lang w:val="en-US" w:eastAsia="zh-CN" w:bidi="ar"/>
               </w:rPr>
               <w:t>0,12</w:t>
@@ -12424,7 +12376,7 @@
             <w:insideH w:val="none" w:color="auto" w:sz="0" w:space="0"/>
             <w:insideV w:val="none" w:color="auto" w:sz="0" w:space="0"/>
           </w:tblBorders>
-          <w:shd w:val="clear"/>
+          <w:shd w:val="clear" w:color="auto" w:fill="auto"/>
           <w:tblCellMar>
             <w:top w:w="15" w:type="dxa"/>
             <w:left w:w="15" w:type="dxa"/>
@@ -12435,7 +12387,7 @@
         <w:tc>
           <w:tcPr>
             <w:tcW w:w="0" w:type="auto"/>
-            <w:shd w:val="clear"/>
+            <w:shd w:val="clear" w:color="auto" w:fill="auto"/>
             <w:tcMar>
               <w:top w:w="100" w:type="dxa"/>
               <w:left w:w="0" w:type="dxa"/>
@@ -12464,7 +12416,6 @@
                 <w:kern w:val="0"/>
                 <w:sz w:val="24"/>
                 <w:szCs w:val="24"/>
-                <w:bdr w:val="none" w:color="auto" w:sz="0" w:space="0"/>
                 <w:lang w:val="en-US" w:eastAsia="zh-CN" w:bidi="ar"/>
               </w:rPr>
               <w:t>Régression logistique</w:t>
@@ -12474,7 +12425,7 @@
         <w:tc>
           <w:tcPr>
             <w:tcW w:w="0" w:type="auto"/>
-            <w:shd w:val="clear"/>
+            <w:shd w:val="clear" w:color="auto" w:fill="auto"/>
             <w:tcMar>
               <w:top w:w="100" w:type="dxa"/>
               <w:left w:w="160" w:type="dxa"/>
@@ -12503,7 +12454,6 @@
                 <w:kern w:val="0"/>
                 <w:sz w:val="24"/>
                 <w:szCs w:val="24"/>
-                <w:bdr w:val="none" w:color="auto" w:sz="0" w:space="0"/>
                 <w:lang w:val="en-US" w:eastAsia="zh-CN" w:bidi="ar"/>
               </w:rPr>
               <w:t>0,967</w:t>
@@ -12513,7 +12463,7 @@
         <w:tc>
           <w:tcPr>
             <w:tcW w:w="0" w:type="auto"/>
-            <w:shd w:val="clear"/>
+            <w:shd w:val="clear" w:color="auto" w:fill="auto"/>
             <w:tcMar>
               <w:top w:w="100" w:type="dxa"/>
               <w:left w:w="160" w:type="dxa"/>
@@ -12542,7 +12492,6 @@
                 <w:kern w:val="0"/>
                 <w:sz w:val="24"/>
                 <w:szCs w:val="24"/>
-                <w:bdr w:val="none" w:color="auto" w:sz="0" w:space="0"/>
                 <w:lang w:val="en-US" w:eastAsia="zh-CN" w:bidi="ar"/>
               </w:rPr>
               <w:t>1,8</w:t>
@@ -12552,7 +12501,7 @@
         <w:tc>
           <w:tcPr>
             <w:tcW w:w="0" w:type="auto"/>
-            <w:shd w:val="clear"/>
+            <w:shd w:val="clear" w:color="auto" w:fill="auto"/>
             <w:tcMar>
               <w:top w:w="100" w:type="dxa"/>
               <w:left w:w="160" w:type="dxa"/>
@@ -12581,7 +12530,6 @@
                 <w:kern w:val="0"/>
                 <w:sz w:val="24"/>
                 <w:szCs w:val="24"/>
-                <w:bdr w:val="none" w:color="auto" w:sz="0" w:space="0"/>
                 <w:lang w:val="en-US" w:eastAsia="zh-CN" w:bidi="ar"/>
               </w:rPr>
               <w:t>0,045</w:t>
@@ -12591,7 +12539,7 @@
         <w:tc>
           <w:tcPr>
             <w:tcW w:w="0" w:type="auto"/>
-            <w:shd w:val="clear"/>
+            <w:shd w:val="clear" w:color="auto" w:fill="auto"/>
             <w:tcMar>
               <w:top w:w="100" w:type="dxa"/>
               <w:left w:w="160" w:type="dxa"/>
@@ -12620,7 +12568,6 @@
                 <w:kern w:val="0"/>
                 <w:sz w:val="24"/>
                 <w:szCs w:val="24"/>
-                <w:bdr w:val="none" w:color="auto" w:sz="0" w:space="0"/>
                 <w:lang w:val="en-US" w:eastAsia="zh-CN" w:bidi="ar"/>
               </w:rPr>
               <w:t>0,68</w:t>
@@ -12638,7 +12585,7 @@
             <w:insideH w:val="none" w:color="auto" w:sz="0" w:space="0"/>
             <w:insideV w:val="none" w:color="auto" w:sz="0" w:space="0"/>
           </w:tblBorders>
-          <w:shd w:val="clear"/>
+          <w:shd w:val="clear" w:color="auto" w:fill="auto"/>
           <w:tblCellMar>
             <w:top w:w="15" w:type="dxa"/>
             <w:left w:w="15" w:type="dxa"/>
@@ -12649,7 +12596,7 @@
         <w:tc>
           <w:tcPr>
             <w:tcW w:w="0" w:type="auto"/>
-            <w:shd w:val="clear"/>
+            <w:shd w:val="clear" w:color="auto" w:fill="auto"/>
             <w:tcMar>
               <w:top w:w="100" w:type="dxa"/>
               <w:left w:w="0" w:type="dxa"/>
@@ -12678,7 +12625,6 @@
                 <w:kern w:val="0"/>
                 <w:sz w:val="24"/>
                 <w:szCs w:val="24"/>
-                <w:bdr w:val="none" w:color="auto" w:sz="0" w:space="0"/>
                 <w:lang w:val="en-US" w:eastAsia="zh-CN" w:bidi="ar"/>
               </w:rPr>
               <w:t>Arbre de décision (depth=4)</w:t>
@@ -12688,7 +12634,7 @@
         <w:tc>
           <w:tcPr>
             <w:tcW w:w="0" w:type="auto"/>
-            <w:shd w:val="clear"/>
+            <w:shd w:val="clear" w:color="auto" w:fill="auto"/>
             <w:tcMar>
               <w:top w:w="100" w:type="dxa"/>
               <w:left w:w="160" w:type="dxa"/>
@@ -12717,7 +12663,6 @@
                 <w:kern w:val="0"/>
                 <w:sz w:val="24"/>
                 <w:szCs w:val="24"/>
-                <w:bdr w:val="none" w:color="auto" w:sz="0" w:space="0"/>
                 <w:lang w:val="en-US" w:eastAsia="zh-CN" w:bidi="ar"/>
               </w:rPr>
               <w:t>0,972</w:t>
@@ -12727,7 +12672,7 @@
         <w:tc>
           <w:tcPr>
             <w:tcW w:w="0" w:type="auto"/>
-            <w:shd w:val="clear"/>
+            <w:shd w:val="clear" w:color="auto" w:fill="auto"/>
             <w:tcMar>
               <w:top w:w="100" w:type="dxa"/>
               <w:left w:w="160" w:type="dxa"/>
@@ -12756,7 +12701,6 @@
                 <w:kern w:val="0"/>
                 <w:sz w:val="24"/>
                 <w:szCs w:val="24"/>
-                <w:bdr w:val="none" w:color="auto" w:sz="0" w:space="0"/>
                 <w:lang w:val="en-US" w:eastAsia="zh-CN" w:bidi="ar"/>
               </w:rPr>
               <w:t>1,2</w:t>
@@ -12766,7 +12710,7 @@
         <w:tc>
           <w:tcPr>
             <w:tcW w:w="0" w:type="auto"/>
-            <w:shd w:val="clear"/>
+            <w:shd w:val="clear" w:color="auto" w:fill="auto"/>
             <w:tcMar>
               <w:top w:w="100" w:type="dxa"/>
               <w:left w:w="160" w:type="dxa"/>
@@ -12795,7 +12739,6 @@
                 <w:kern w:val="0"/>
                 <w:sz w:val="24"/>
                 <w:szCs w:val="24"/>
-                <w:bdr w:val="none" w:color="auto" w:sz="0" w:space="0"/>
                 <w:lang w:val="en-US" w:eastAsia="zh-CN" w:bidi="ar"/>
               </w:rPr>
               <w:t>0,021</w:t>
@@ -12805,7 +12748,7 @@
         <w:tc>
           <w:tcPr>
             <w:tcW w:w="0" w:type="auto"/>
-            <w:shd w:val="clear"/>
+            <w:shd w:val="clear" w:color="auto" w:fill="auto"/>
             <w:tcMar>
               <w:top w:w="100" w:type="dxa"/>
               <w:left w:w="160" w:type="dxa"/>
@@ -12834,7 +12777,6 @@
                 <w:kern w:val="0"/>
                 <w:sz w:val="24"/>
                 <w:szCs w:val="24"/>
-                <w:bdr w:val="none" w:color="auto" w:sz="0" w:space="0"/>
                 <w:lang w:val="en-US" w:eastAsia="zh-CN" w:bidi="ar"/>
               </w:rPr>
               <w:t>0,31</w:t>
@@ -14136,7 +14078,6 @@
           <w:spacing w:val="0"/>
           <w:sz w:val="24"/>
           <w:szCs w:val="24"/>
-          <w:bdr w:val="none" w:color="auto" w:sz="0" w:space="0"/>
           <w:shd w:val="clear" w:fill="EBEEF2"/>
         </w:rPr>
         <w:t>anomalies</w:t>
@@ -14435,7 +14376,6 @@
           <w:szCs w:val="24"/>
         </w:rPr>
       </w:pPr>
-      <w:bookmarkStart w:id="4" w:name="_GoBack"/>
       <w:r>
         <w:rPr>
           <w:rFonts w:hint="default" w:ascii="Times New Roman" w:hAnsi="Times New Roman" w:eastAsia="Segoe UI" w:cs="Times New Roman"/>
@@ -14696,25 +14636,358 @@
           <w:sz w:val="24"/>
           <w:szCs w:val="24"/>
           <w:shd w:val="clear" w:fill="FFFFFF"/>
+        </w:rPr>
+      </w:pPr>
+      <w:r>
+        <w:rPr>
+          <w:rFonts w:hint="default" w:ascii="Times New Roman" w:hAnsi="Times New Roman" w:eastAsia="Segoe UI" w:cs="Times New Roman"/>
+          <w:i w:val="0"/>
+          <w:iCs w:val="0"/>
+          <w:caps w:val="0"/>
+          <w:color w:val="0F1115"/>
+          <w:spacing w:val="0"/>
+          <w:sz w:val="24"/>
+          <w:szCs w:val="24"/>
+          <w:shd w:val="clear" w:fill="FFFFFF"/>
+        </w:rPr>
+        <w:t>Ce projet démontre qu’un système de contrôle d’accès intelligent, sobre en énergie, peut être réalisé avec du matériel modeste (Raspberry Pi) et des modèles simples. Les perspectives incluent l’utilisation de vrais lecteurs RFID, l’ajout d’un apprentissage continu (adaptation des seuils), et le déploiement sur batterie en conditions réelles.</w:t>
+      </w:r>
+    </w:p>
+    <w:p>
+      <w:pPr>
+        <w:pStyle w:val="12"/>
+        <w:keepNext w:val="0"/>
+        <w:keepLines w:val="0"/>
+        <w:widowControl/>
+        <w:suppressLineNumbers w:val="0"/>
+        <w:spacing w:before="160" w:beforeAutospacing="0" w:after="160" w:afterAutospacing="0" w:line="360" w:lineRule="auto"/>
+        <w:ind w:right="440"/>
+        <w:jc w:val="both"/>
+        <w:rPr>
+          <w:rFonts w:hint="default" w:ascii="Times New Roman" w:hAnsi="Times New Roman" w:eastAsia="Segoe UI" w:cs="Times New Roman"/>
+          <w:i w:val="0"/>
+          <w:iCs w:val="0"/>
+          <w:caps w:val="0"/>
+          <w:color w:val="0F1115"/>
+          <w:spacing w:val="0"/>
+          <w:sz w:val="24"/>
+          <w:szCs w:val="24"/>
+          <w:shd w:val="clear" w:fill="FFFFFF"/>
+        </w:rPr>
+      </w:pPr>
+    </w:p>
+    <w:p>
+      <w:pPr>
+        <w:pStyle w:val="12"/>
+        <w:keepNext w:val="0"/>
+        <w:keepLines w:val="0"/>
+        <w:widowControl/>
+        <w:suppressLineNumbers w:val="0"/>
+        <w:spacing w:before="160" w:beforeAutospacing="0" w:after="160" w:afterAutospacing="0" w:line="360" w:lineRule="auto"/>
+        <w:ind w:right="440"/>
+        <w:jc w:val="both"/>
+        <w:rPr>
+          <w:rFonts w:hint="default" w:eastAsia="Segoe UI" w:cs="Times New Roman"/>
+          <w:i w:val="0"/>
+          <w:iCs w:val="0"/>
+          <w:caps w:val="0"/>
+          <w:color w:val="0F1115"/>
+          <w:spacing w:val="0"/>
+          <w:sz w:val="24"/>
+          <w:szCs w:val="24"/>
+          <w:shd w:val="clear" w:fill="FFFFFF"/>
           <w:lang w:val="fr-FR"/>
         </w:rPr>
       </w:pPr>
       <w:r>
         <w:rPr>
-          <w:rFonts w:hint="default" w:ascii="Times New Roman" w:hAnsi="Times New Roman" w:eastAsia="Segoe UI" w:cs="Times New Roman"/>
-          <w:i w:val="0"/>
-          <w:iCs w:val="0"/>
-          <w:caps w:val="0"/>
-          <w:color w:val="0F1115"/>
-          <w:spacing w:val="0"/>
-          <w:sz w:val="24"/>
-          <w:szCs w:val="24"/>
-          <w:shd w:val="clear" w:fill="FFFFFF"/>
-        </w:rPr>
-        <w:t>Ce projet démontre qu’un système de contrôle d’accès intelligent, sobre en énergie, peut être réalisé avec du matériel modeste (Raspberry Pi) et des modèles simples. Les perspectives incluent l’utilisation de vrais lecteurs RFID, l’ajout d’un apprentissage continu (adaptation des seuils), et le déploiement sur batterie en conditions réelles.</w:t>
-      </w:r>
-    </w:p>
-    <w:bookmarkEnd w:id="4"/>
+          <w:rFonts w:hint="default" w:eastAsia="Segoe UI" w:cs="Times New Roman"/>
+          <w:i w:val="0"/>
+          <w:iCs w:val="0"/>
+          <w:color w:val="0F1115"/>
+          <w:spacing w:val="0"/>
+          <w:sz w:val="24"/>
+          <w:szCs w:val="24"/>
+          <w:shd w:val="clear" w:fill="FFFFFF"/>
+          <w:lang w:val="fr-FR"/>
+        </w:rPr>
+        <w:t>L</w:t>
+      </w:r>
+      <w:r>
+        <w:rPr>
+          <w:rFonts w:hint="default" w:eastAsia="Segoe UI" w:cs="Times New Roman"/>
+          <w:i w:val="0"/>
+          <w:iCs w:val="0"/>
+          <w:caps w:val="0"/>
+          <w:color w:val="0F1115"/>
+          <w:spacing w:val="0"/>
+          <w:sz w:val="24"/>
+          <w:szCs w:val="24"/>
+          <w:shd w:val="clear" w:fill="FFFFFF"/>
+          <w:lang w:val="fr-FR"/>
+        </w:rPr>
+        <w:t xml:space="preserve">es resultats trouvé, les modèles l’entrainement des modèles le table de resultat, </w:t>
+      </w:r>
+    </w:p>
+    <w:p>
+      <w:pPr>
+        <w:pStyle w:val="12"/>
+        <w:keepNext w:val="0"/>
+        <w:keepLines w:val="0"/>
+        <w:widowControl/>
+        <w:suppressLineNumbers w:val="0"/>
+        <w:spacing w:before="160" w:beforeAutospacing="0" w:after="160" w:afterAutospacing="0" w:line="360" w:lineRule="auto"/>
+        <w:ind w:right="440"/>
+        <w:jc w:val="both"/>
+        <w:rPr>
+          <w:rFonts w:hint="default" w:eastAsia="Segoe UI" w:cs="Times New Roman"/>
+          <w:i w:val="0"/>
+          <w:iCs w:val="0"/>
+          <w:caps w:val="0"/>
+          <w:color w:val="0F1115"/>
+          <w:spacing w:val="0"/>
+          <w:sz w:val="24"/>
+          <w:szCs w:val="24"/>
+          <w:shd w:val="clear" w:fill="FFFFFF"/>
+          <w:lang w:val="fr-FR"/>
+        </w:rPr>
+      </w:pPr>
+    </w:p>
+    <w:p>
+      <w:pPr>
+        <w:pStyle w:val="12"/>
+        <w:keepNext w:val="0"/>
+        <w:keepLines w:val="0"/>
+        <w:widowControl/>
+        <w:suppressLineNumbers w:val="0"/>
+        <w:spacing w:before="160" w:beforeAutospacing="0" w:after="160" w:afterAutospacing="0" w:line="360" w:lineRule="auto"/>
+        <w:ind w:right="440"/>
+        <w:jc w:val="both"/>
+        <w:rPr>
+          <w:rFonts w:hint="default" w:eastAsia="Segoe UI" w:cs="Times New Roman"/>
+          <w:i w:val="0"/>
+          <w:iCs w:val="0"/>
+          <w:caps w:val="0"/>
+          <w:color w:val="0F1115"/>
+          <w:spacing w:val="0"/>
+          <w:sz w:val="24"/>
+          <w:szCs w:val="24"/>
+          <w:shd w:val="clear" w:fill="FFFFFF"/>
+          <w:lang w:val="fr-FR"/>
+        </w:rPr>
+      </w:pPr>
+      <w:r>
+        <w:rPr>
+          <w:rFonts w:hint="default" w:eastAsia="Segoe UI" w:cs="Times New Roman"/>
+          <w:i w:val="0"/>
+          <w:iCs w:val="0"/>
+          <w:caps w:val="0"/>
+          <w:color w:val="0F1115"/>
+          <w:spacing w:val="0"/>
+          <w:sz w:val="24"/>
+          <w:szCs w:val="24"/>
+          <w:shd w:val="clear" w:fill="FFFFFF"/>
+          <w:lang w:val="fr-FR"/>
+        </w:rPr>
+        <w:t>INferrence sur le Rasberry Pi (plus importante) montreer ce qu’on a utiliser sur le edge ml, TiNml ? GENERATION DU hearder generation du file.h qui vas être deployer sur le Rasberry Pi</w:t>
+      </w:r>
+    </w:p>
+    <w:p>
+      <w:pPr>
+        <w:pStyle w:val="12"/>
+        <w:keepNext w:val="0"/>
+        <w:keepLines w:val="0"/>
+        <w:widowControl/>
+        <w:suppressLineNumbers w:val="0"/>
+        <w:spacing w:before="160" w:beforeAutospacing="0" w:after="160" w:afterAutospacing="0" w:line="360" w:lineRule="auto"/>
+        <w:ind w:right="440"/>
+        <w:jc w:val="both"/>
+        <w:rPr>
+          <w:rFonts w:hint="default" w:eastAsia="Segoe UI" w:cs="Times New Roman"/>
+          <w:i w:val="0"/>
+          <w:iCs w:val="0"/>
+          <w:caps w:val="0"/>
+          <w:color w:val="0F1115"/>
+          <w:spacing w:val="0"/>
+          <w:sz w:val="24"/>
+          <w:szCs w:val="24"/>
+          <w:shd w:val="clear" w:fill="FFFFFF"/>
+          <w:lang w:val="fr-FR"/>
+        </w:rPr>
+      </w:pPr>
+    </w:p>
+    <w:p>
+      <w:pPr>
+        <w:pStyle w:val="12"/>
+        <w:keepNext w:val="0"/>
+        <w:keepLines w:val="0"/>
+        <w:widowControl/>
+        <w:suppressLineNumbers w:val="0"/>
+        <w:spacing w:before="160" w:beforeAutospacing="0" w:after="160" w:afterAutospacing="0" w:line="360" w:lineRule="auto"/>
+        <w:ind w:right="440"/>
+        <w:jc w:val="both"/>
+        <w:rPr>
+          <w:rFonts w:hint="default" w:eastAsia="Segoe UI" w:cs="Times New Roman"/>
+          <w:i w:val="0"/>
+          <w:iCs w:val="0"/>
+          <w:caps w:val="0"/>
+          <w:color w:val="0F1115"/>
+          <w:spacing w:val="0"/>
+          <w:sz w:val="24"/>
+          <w:szCs w:val="24"/>
+          <w:shd w:val="clear" w:fill="FFFFFF"/>
+          <w:lang w:val="fr-FR"/>
+        </w:rPr>
+      </w:pPr>
+    </w:p>
+    <w:p>
+      <w:pPr>
+        <w:pStyle w:val="12"/>
+        <w:keepNext w:val="0"/>
+        <w:keepLines w:val="0"/>
+        <w:widowControl/>
+        <w:suppressLineNumbers w:val="0"/>
+        <w:spacing w:before="160" w:beforeAutospacing="0" w:after="160" w:afterAutospacing="0" w:line="360" w:lineRule="auto"/>
+        <w:ind w:right="440"/>
+        <w:jc w:val="both"/>
+        <w:rPr>
+          <w:rFonts w:hint="default" w:eastAsia="Segoe UI" w:cs="Times New Roman"/>
+          <w:i w:val="0"/>
+          <w:iCs w:val="0"/>
+          <w:caps w:val="0"/>
+          <w:color w:val="0F1115"/>
+          <w:spacing w:val="0"/>
+          <w:sz w:val="24"/>
+          <w:szCs w:val="24"/>
+          <w:shd w:val="clear" w:fill="FFFFFF"/>
+          <w:lang w:val="fr-FR"/>
+        </w:rPr>
+      </w:pPr>
+      <w:r>
+        <w:rPr>
+          <w:rFonts w:hint="default" w:eastAsia="Segoe UI" w:cs="Times New Roman"/>
+          <w:i w:val="0"/>
+          <w:iCs w:val="0"/>
+          <w:caps w:val="0"/>
+          <w:color w:val="0F1115"/>
+          <w:spacing w:val="0"/>
+          <w:sz w:val="24"/>
+          <w:szCs w:val="24"/>
+          <w:shd w:val="clear" w:fill="FFFFFF"/>
+          <w:lang w:val="fr-FR"/>
+        </w:rPr>
+        <w:t>Conclusion la synthèse du resultats</w:t>
+      </w:r>
+    </w:p>
+    <w:p>
+      <w:pPr>
+        <w:pStyle w:val="12"/>
+        <w:keepNext w:val="0"/>
+        <w:keepLines w:val="0"/>
+        <w:widowControl/>
+        <w:suppressLineNumbers w:val="0"/>
+        <w:spacing w:before="160" w:beforeAutospacing="0" w:after="160" w:afterAutospacing="0" w:line="360" w:lineRule="auto"/>
+        <w:ind w:right="440"/>
+        <w:jc w:val="both"/>
+        <w:rPr>
+          <w:rFonts w:hint="default" w:eastAsia="Segoe UI" w:cs="Times New Roman"/>
+          <w:i w:val="0"/>
+          <w:iCs w:val="0"/>
+          <w:caps w:val="0"/>
+          <w:color w:val="0F1115"/>
+          <w:spacing w:val="0"/>
+          <w:sz w:val="24"/>
+          <w:szCs w:val="24"/>
+          <w:shd w:val="clear" w:fill="FFFFFF"/>
+          <w:lang w:val="fr-FR"/>
+        </w:rPr>
+      </w:pPr>
+      <w:r>
+        <w:rPr>
+          <w:rFonts w:hint="default" w:eastAsia="Segoe UI" w:cs="Times New Roman"/>
+          <w:i w:val="0"/>
+          <w:iCs w:val="0"/>
+          <w:color w:val="0F1115"/>
+          <w:spacing w:val="0"/>
+          <w:sz w:val="24"/>
+          <w:szCs w:val="24"/>
+          <w:shd w:val="clear" w:fill="FFFFFF"/>
+          <w:lang w:val="fr-FR"/>
+        </w:rPr>
+        <w:t>H</w:t>
+      </w:r>
+      <w:r>
+        <w:rPr>
+          <w:rFonts w:hint="default" w:eastAsia="Segoe UI" w:cs="Times New Roman"/>
+          <w:i w:val="0"/>
+          <w:iCs w:val="0"/>
+          <w:caps w:val="0"/>
+          <w:color w:val="0F1115"/>
+          <w:spacing w:val="0"/>
+          <w:sz w:val="24"/>
+          <w:szCs w:val="24"/>
+          <w:shd w:val="clear" w:fill="FFFFFF"/>
+          <w:lang w:val="fr-FR"/>
+        </w:rPr>
+        <w:t>ardward : diagram de sequence</w:t>
+      </w:r>
+    </w:p>
+    <w:p>
+      <w:pPr>
+        <w:pStyle w:val="12"/>
+        <w:keepNext w:val="0"/>
+        <w:keepLines w:val="0"/>
+        <w:widowControl/>
+        <w:suppressLineNumbers w:val="0"/>
+        <w:spacing w:before="160" w:beforeAutospacing="0" w:after="160" w:afterAutospacing="0" w:line="360" w:lineRule="auto"/>
+        <w:ind w:right="440"/>
+        <w:jc w:val="both"/>
+        <w:rPr>
+          <w:rFonts w:hint="default" w:eastAsia="Segoe UI" w:cs="Times New Roman"/>
+          <w:i w:val="0"/>
+          <w:iCs w:val="0"/>
+          <w:caps w:val="0"/>
+          <w:color w:val="0F1115"/>
+          <w:spacing w:val="0"/>
+          <w:sz w:val="24"/>
+          <w:szCs w:val="24"/>
+          <w:shd w:val="clear" w:fill="FFFFFF"/>
+          <w:lang w:val="fr-FR"/>
+        </w:rPr>
+      </w:pPr>
+      <w:r>
+        <w:rPr>
+          <w:rFonts w:hint="default" w:eastAsia="Segoe UI" w:cs="Times New Roman"/>
+          <w:i w:val="0"/>
+          <w:iCs w:val="0"/>
+          <w:caps w:val="0"/>
+          <w:color w:val="0F1115"/>
+          <w:spacing w:val="0"/>
+          <w:sz w:val="24"/>
+          <w:szCs w:val="24"/>
+          <w:shd w:val="clear" w:fill="FFFFFF"/>
+          <w:lang w:val="fr-FR"/>
+        </w:rPr>
+        <w:t>Implementation ou result : la p</w:t>
+      </w:r>
+      <w:bookmarkStart w:id="4" w:name="_GoBack"/>
+      <w:bookmarkEnd w:id="4"/>
+      <w:r>
+        <w:rPr>
+          <w:rFonts w:hint="default" w:eastAsia="Segoe UI" w:cs="Times New Roman"/>
+          <w:i w:val="0"/>
+          <w:iCs w:val="0"/>
+          <w:caps w:val="0"/>
+          <w:color w:val="0F1115"/>
+          <w:spacing w:val="0"/>
+          <w:sz w:val="24"/>
+          <w:szCs w:val="24"/>
+          <w:shd w:val="clear" w:fill="FFFFFF"/>
+          <w:lang w:val="fr-FR"/>
+        </w:rPr>
+        <w:t xml:space="preserve">artie inférence et la partie entrainement </w:t>
+      </w:r>
+    </w:p>
     <w:sectPr>
       <w:pgSz w:w="11906" w:h="16838"/>
       <w:pgMar w:top="1440" w:right="1800" w:bottom="1440" w:left="1800" w:header="851" w:footer="992" w:gutter="0"/>
@@ -14773,22 +15046,6 @@
                       <a:ln w="6350">
                         <a:noFill/>
                       </a:ln>
-                      <a:extLst>
-                        <a:ext uri="{909E8E84-426E-40DD-AFC4-6F175D3DCCD1}">
-                          <a14:hiddenFill xmlns:a14="http://schemas.microsoft.com/office/drawing/2010/main">
-                            <a:solidFill>
-                              <a:schemeClr val="lt1"/>
-                            </a:solidFill>
-                          </a14:hiddenFill>
-                        </a:ext>
-                        <a:ext uri="{91240B29-F687-4F45-9708-019B960494DF}">
-                          <a14:hiddenLine xmlns:a14="http://schemas.microsoft.com/office/drawing/2010/main" w="6350">
-                            <a:solidFill>
-                              <a:prstClr val="black"/>
-                            </a:solidFill>
-                          </a14:hiddenLine>
-                        </a:ext>
-                      </a:extLst>
                     </wps:spPr>
                     <wps:style>
                       <a:lnRef idx="0">
@@ -14839,7 +15096,7 @@
         </mc:Choice>
         <mc:Fallback>
           <w:pict>
-            <v:shape id="_x0000_s1026" o:spid="_x0000_s1026" o:spt="202" type="#_x0000_t202" style="position:absolute;left:0pt;margin-top:0pt;height:144pt;width:144pt;mso-position-horizontal:center;mso-position-horizontal-relative:margin;mso-wrap-style:none;z-index:251659264;mso-width-relative:page;mso-height-relative:page;" filled="f" stroked="f" coordsize="21600,21600" o:gfxdata="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">
+            <v:shape id="_x0000_s1026" o:spid="_x0000_s1026" o:spt="202" type="#_x0000_t202" style="position:absolute;left:0pt;margin-top:0pt;height:144pt;width:144pt;mso-position-horizontal:center;mso-position-horizontal-relative:margin;mso-wrap-style:none;z-index:251659264;mso-width-relative:page;mso-height-relative:page;" filled="f" stroked="f" coordsize="21600,21600" o:gfxdata="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">
               <v:fill on="f" focussize="0,0"/>
               <v:stroke on="f" weight="0.5pt"/>
               <v:imagedata o:title=""/>
@@ -15818,6 +16075,7 @@
       <w:jc w:val="left"/>
     </w:pPr>
     <w:rPr>
+      <w:rFonts w:ascii="Times New Roman" w:hAnsi="Times New Roman" w:eastAsia="SimSun" w:cs="Times New Roman"/>
       <w:kern w:val="0"/>
       <w:sz w:val="24"/>
       <w:szCs w:val="24"/>
